--- a/szerkesztendo_dokumentumok/frontendTeszt_REKA.docx
+++ b/szerkesztendo_dokumentumok/frontendTeszt_REKA.docx
@@ -1,6 +1,6 @@
 
 <file path=word/document.xml><?xml version="1.0" encoding="utf-8"?>
-<w:document xmlns:wpc="http://schemas.microsoft.com/office/word/2010/wordprocessingCanvas" xmlns:cx="http://schemas.microsoft.com/office/drawing/2014/chartex" xmlns:cx1="http://schemas.microsoft.com/office/drawing/2015/9/8/chartex" xmlns:cx2="http://schemas.microsoft.com/office/drawing/2015/10/21/chartex" xmlns:cx3="http://schemas.microsoft.com/office/drawing/2016/5/9/chartex" xmlns:cx4="http://schemas.microsoft.com/office/drawing/2016/5/10/chartex" xmlns:cx5="http://schemas.microsoft.com/office/drawing/2016/5/11/chartex" xmlns:cx6="http://schemas.microsoft.com/office/drawing/2016/5/12/chartex" xmlns:cx7="http://schemas.microsoft.com/office/drawing/2016/5/13/chartex" xmlns:cx8="http://schemas.microsoft.com/office/drawing/2016/5/14/chartex" xmlns:mc="http://schemas.openxmlformats.org/markup-compatibility/2006" xmlns:aink="http://schemas.microsoft.com/office/drawing/2016/ink" xmlns:am3d="http://schemas.microsoft.com/office/drawing/2017/model3d" xmlns:o="urn:schemas-microsoft-com:office:office" xmlns:oel="http://schemas.microsoft.com/office/2019/extlst" xmlns:r="http://schemas.openxmlformats.org/officeDocument/2006/relationships" xmlns:m="http://schemas.openxmlformats.org/officeDocument/2006/math" xmlns:v="urn:schemas-microsoft-com:vml" xmlns:wp14="http://schemas.microsoft.com/office/word/2010/wordprocessingDrawing" xmlns:wp="http://schemas.openxmlformats.org/drawingml/2006/wordprocessingDrawing" xmlns:w10="urn:schemas-microsoft-com:office:word" xmlns:w="http://schemas.openxmlformats.org/wordprocessingml/2006/main" xmlns:w14="http://schemas.microsoft.com/office/word/2010/wordml" xmlns:w15="http://schemas.microsoft.com/office/word/2012/wordml" xmlns:w16cex="http://schemas.microsoft.com/office/word/2018/wordml/cex" xmlns:w16cid="http://schemas.microsoft.com/office/word/2016/wordml/cid" xmlns:w16="http://schemas.microsoft.com/office/word/2018/wordml" xmlns:w16du="http://schemas.microsoft.com/office/word/2023/wordml/word16du" xmlns:w16sdtdh="http://schemas.microsoft.com/office/word/2020/wordml/sdtdatahash" xmlns:w16sdtfl="http://schemas.microsoft.com/office/word/2024/wordml/sdtformatlock" xmlns:w16se="http://schemas.microsoft.com/office/word/2015/wordml/symex" xmlns:wpg="http://schemas.microsoft.com/office/word/2010/wordprocessingGroup" xmlns:wpi="http://schemas.microsoft.com/office/word/2010/wordprocessingInk" xmlns:wne="http://schemas.microsoft.com/office/word/2006/wordml" xmlns:wps="http://schemas.microsoft.com/office/word/2010/wordprocessingShape" mc:Ignorable="w14 w15 w16se w16cid w16 w16cex w16sdtdh w16sdtfl w16du wp14">
+<w:document xmlns:wpc="http://schemas.microsoft.com/office/word/2010/wordprocessingCanvas" xmlns:cx="http://schemas.microsoft.com/office/drawing/2014/chartex" xmlns:cx1="http://schemas.microsoft.com/office/drawing/2015/9/8/chartex" xmlns:cx2="http://schemas.microsoft.com/office/drawing/2015/10/21/chartex" xmlns:cx3="http://schemas.microsoft.com/office/drawing/2016/5/9/chartex" xmlns:cx4="http://schemas.microsoft.com/office/drawing/2016/5/10/chartex" xmlns:cx5="http://schemas.microsoft.com/office/drawing/2016/5/11/chartex" xmlns:cx6="http://schemas.microsoft.com/office/drawing/2016/5/12/chartex" xmlns:cx7="http://schemas.microsoft.com/office/drawing/2016/5/13/chartex" xmlns:cx8="http://schemas.microsoft.com/office/drawing/2016/5/14/chartex" xmlns:mc="http://schemas.openxmlformats.org/markup-compatibility/2006" xmlns:aink="http://schemas.microsoft.com/office/drawing/2016/ink" xmlns:am3d="http://schemas.microsoft.com/office/drawing/2017/model3d" xmlns:o="urn:schemas-microsoft-com:office:office" xmlns:r="http://schemas.openxmlformats.org/officeDocument/2006/relationships" xmlns:m="http://schemas.openxmlformats.org/officeDocument/2006/math" xmlns:v="urn:schemas-microsoft-com:vml" xmlns:wp14="http://schemas.microsoft.com/office/word/2010/wordprocessingDrawing" xmlns:wp="http://schemas.openxmlformats.org/drawingml/2006/wordprocessingDrawing" xmlns:w10="urn:schemas-microsoft-com:office:word" xmlns:w="http://schemas.openxmlformats.org/wordprocessingml/2006/main" xmlns:w14="http://schemas.microsoft.com/office/word/2010/wordml" xmlns:w15="http://schemas.microsoft.com/office/word/2012/wordml" xmlns:w16cex="http://schemas.microsoft.com/office/word/2018/wordml/cex" xmlns:w16cid="http://schemas.microsoft.com/office/word/2016/wordml/cid" xmlns:w16="http://schemas.microsoft.com/office/word/2018/wordml" xmlns:w16sdtdh="http://schemas.microsoft.com/office/word/2020/wordml/sdtdatahash" xmlns:w16se="http://schemas.microsoft.com/office/word/2015/wordml/symex" xmlns:wpg="http://schemas.microsoft.com/office/word/2010/wordprocessingGroup" xmlns:wpi="http://schemas.microsoft.com/office/word/2010/wordprocessingInk" xmlns:wne="http://schemas.microsoft.com/office/word/2006/wordml" xmlns:wps="http://schemas.microsoft.com/office/word/2010/wordprocessingShape" mc:Ignorable="w14 w15 w16se w16cid w16 w16cex w16sdtdh wp14">
   <w:body>
     <w:sdt>
       <w:sdtPr>
@@ -62,7 +62,7 @@
               </w:tcPr>
               <w:p>
                 <w:pPr>
-                  <w:pStyle w:val="NoSpacing"/>
+                  <w:pStyle w:val="Nincstrkz"/>
                   <w:rPr>
                     <w:color w:val="00948B" w:themeColor="accent1" w:themeShade="BF"/>
                     <w:sz w:val="24"/>
@@ -99,7 +99,7 @@
             <w:sdt>
               <w:sdtPr>
                 <w:rPr>
-                  <w:rStyle w:val="SubtitleChar"/>
+                  <w:rStyle w:val="AlcmChar"/>
                   <w:color w:val="auto"/>
                   <w:sz w:val="28"/>
                   <w:szCs w:val="28"/>
@@ -112,6 +112,11 @@
                 <w:dataBinding w:prefixMappings="xmlns:ns0='http://schemas.openxmlformats.org/package/2006/metadata/core-properties' xmlns:ns1='http://purl.org/dc/elements/1.1/'" w:xpath="/ns0:coreProperties[1]/ns1:subject[1]" w:storeItemID="{6C3C8BC8-F283-45AE-878A-BAB7291924A1}"/>
                 <w:text/>
               </w:sdtPr>
+              <w:sdtEndPr>
+                <w:rPr>
+                  <w:rStyle w:val="AlcmChar"/>
+                </w:rPr>
+              </w:sdtEndPr>
               <w:sdtContent>
                 <w:tc>
                   <w:tcPr>
@@ -125,7 +130,7 @@
                   </w:tcPr>
                   <w:p>
                     <w:pPr>
-                      <w:pStyle w:val="NoSpacing"/>
+                      <w:pStyle w:val="Nincstrkz"/>
                       <w:rPr>
                         <w:color w:val="00948B" w:themeColor="accent1" w:themeShade="BF"/>
                         <w:sz w:val="24"/>
@@ -133,7 +138,7 @@
                     </w:pPr>
                     <w:r>
                       <w:rPr>
-                        <w:rStyle w:val="SubtitleChar"/>
+                        <w:rStyle w:val="AlcmChar"/>
                         <w:color w:val="auto"/>
                         <w:sz w:val="28"/>
                         <w:szCs w:val="28"/>
@@ -158,10 +163,10 @@
               </w:tcPr>
               <w:p>
                 <w:pPr>
-                  <w:pStyle w:val="NoSpacing"/>
+                  <w:pStyle w:val="Nincstrkz"/>
                   <w:spacing w:before="1800"/>
                   <w:rPr>
-                    <w:rStyle w:val="SubtitleChar"/>
+                    <w:rStyle w:val="AlcmChar"/>
                     <w:i w:val="0"/>
                     <w:iCs/>
                     <w:color w:val="00C6BB" w:themeColor="accent1"/>
@@ -171,7 +176,7 @@
                 </w:pPr>
                 <w:r>
                   <w:rPr>
-                    <w:rStyle w:val="SubtitleChar"/>
+                    <w:rStyle w:val="AlcmChar"/>
                     <w:i w:val="0"/>
                     <w:iCs/>
                     <w:color w:val="00C6BB" w:themeColor="accent1"/>
@@ -182,7 +187,7 @@
                 </w:r>
                 <w:r>
                   <w:rPr>
-                    <w:rStyle w:val="SubtitleChar"/>
+                    <w:rStyle w:val="AlcmChar"/>
                     <w:i w:val="0"/>
                     <w:iCs/>
                     <w:color w:val="00C6BB" w:themeColor="accent1"/>
@@ -193,7 +198,7 @@
                 </w:r>
                 <w:r>
                   <w:rPr>
-                    <w:rStyle w:val="SubtitleChar"/>
+                    <w:rStyle w:val="AlcmChar"/>
                     <w:i w:val="0"/>
                     <w:iCs/>
                     <w:color w:val="00C6BB" w:themeColor="accent1"/>
@@ -228,7 +233,7 @@
               </w:tcPr>
               <w:p>
                 <w:pPr>
-                  <w:pStyle w:val="NoSpacing"/>
+                  <w:pStyle w:val="Nincstrkz"/>
                   <w:rPr>
                     <w:color w:val="00C6BB" w:themeColor="accent1"/>
                     <w:sz w:val="28"/>
@@ -314,7 +319,9 @@
                     <w:dataBinding w:prefixMappings="xmlns:ns0='http://schemas.openxmlformats.org/package/2006/metadata/core-properties' xmlns:ns1='http://purl.org/dc/elements/1.1/'" w:xpath="/ns0:coreProperties[1]/ns1:creator[1]" w:storeItemID="{6C3C8BC8-F283-45AE-878A-BAB7291924A1}"/>
                     <w:text/>
                   </w:sdtPr>
+                  <w:sdtEndPr/>
                   <w:sdtContent>
+                    <w:proofErr w:type="spellStart"/>
                     <w:r>
                       <w:rPr>
                         <w:color w:val="00C6BB" w:themeColor="accent1"/>
@@ -323,6 +330,7 @@
                       </w:rPr>
                       <w:t>Paller</w:t>
                     </w:r>
+                    <w:proofErr w:type="spellEnd"/>
                     <w:r>
                       <w:rPr>
                         <w:color w:val="00C6BB" w:themeColor="accent1"/>
@@ -379,10 +387,11 @@
                     <w:calendar w:val="gregorian"/>
                   </w:date>
                 </w:sdtPr>
+                <w:sdtEndPr/>
                 <w:sdtContent>
                   <w:p>
                     <w:pPr>
-                      <w:pStyle w:val="NoSpacing"/>
+                      <w:pStyle w:val="Nincstrkz"/>
                       <w:rPr>
                         <w:color w:val="00C6BB" w:themeColor="accent1"/>
                         <w:sz w:val="28"/>
@@ -395,14 +404,30 @@
                         <w:sz w:val="28"/>
                         <w:szCs w:val="28"/>
                       </w:rPr>
-                      <w:t>2026.02.27</w:t>
+                      <w:t>2026.02.2</w:t>
+                    </w:r>
+                    <w:r>
+                      <w:rPr>
+                        <w:color w:val="00C6BB" w:themeColor="accent1"/>
+                        <w:sz w:val="28"/>
+                        <w:szCs w:val="28"/>
+                      </w:rPr>
+                      <w:t>7</w:t>
+                    </w:r>
+                    <w:r>
+                      <w:rPr>
+                        <w:color w:val="00C6BB" w:themeColor="accent1"/>
+                        <w:sz w:val="28"/>
+                        <w:szCs w:val="28"/>
+                      </w:rPr>
+                      <w:t>.</w:t>
                     </w:r>
                   </w:p>
                 </w:sdtContent>
               </w:sdt>
               <w:p>
                 <w:pPr>
-                  <w:pStyle w:val="NoSpacing"/>
+                  <w:pStyle w:val="Nincstrkz"/>
                   <w:rPr>
                     <w:color w:val="00C6BB" w:themeColor="accent1"/>
                   </w:rPr>
@@ -457,13 +482,13 @@
           <w:pPr>
             <w:ind w:left="0"/>
             <w:rPr>
-              <w:rStyle w:val="Heading1Char"/>
+              <w:rStyle w:val="Cmsor1Char"/>
               <w:rFonts w:eastAsiaTheme="minorHAnsi"/>
             </w:rPr>
           </w:pPr>
           <w:r>
             <w:rPr>
-              <w:rStyle w:val="Heading1Char"/>
+              <w:rStyle w:val="Cmsor1Char"/>
               <w:rFonts w:eastAsiaTheme="minorHAnsi"/>
             </w:rPr>
             <w:t>Tartalomjegyzék</w:t>
@@ -471,14 +496,10 @@
         </w:p>
         <w:p>
           <w:pPr>
-            <w:pStyle w:val="TOC1"/>
+            <w:pStyle w:val="TJ1"/>
             <w:rPr>
               <w:rFonts w:cstheme="minorBidi"/>
               <w:noProof/>
-              <w:kern w:val="2"/>
-              <w:sz w:val="24"/>
-              <w:szCs w:val="24"/>
-              <w14:ligatures w14:val="standardContextual"/>
             </w:rPr>
           </w:pPr>
           <w:r>
@@ -490,10 +511,10 @@
           <w:r>
             <w:fldChar w:fldCharType="separate"/>
           </w:r>
-          <w:hyperlink w:anchor="_Toc223041531" w:history="1">
-            <w:r>
-              <w:rPr>
-                <w:rStyle w:val="Hyperlink"/>
+          <w:hyperlink w:anchor="_Toc223072398" w:history="1">
+            <w:r>
+              <w:rPr>
+                <w:rStyle w:val="Hiperhivatkozs"/>
                 <w:rFonts w:cstheme="majorHAnsi"/>
                 <w:noProof/>
               </w:rPr>
@@ -503,16 +524,12 @@
               <w:rPr>
                 <w:rFonts w:cstheme="minorBidi"/>
                 <w:noProof/>
-                <w:kern w:val="2"/>
-                <w:sz w:val="24"/>
-                <w:szCs w:val="24"/>
-                <w14:ligatures w14:val="standardContextual"/>
               </w:rPr>
               <w:tab/>
             </w:r>
             <w:r>
               <w:rPr>
-                <w:rStyle w:val="Hyperlink"/>
+                <w:rStyle w:val="Hiperhivatkozs"/>
                 <w:noProof/>
               </w:rPr>
               <w:t>Frontend tesztelés - információk</w:t>
@@ -536,7 +553,7 @@
                 <w:noProof/>
                 <w:webHidden/>
               </w:rPr>
-              <w:instrText xml:space="preserve"> PAGEREF _Toc223041531 \h </w:instrText>
+              <w:instrText xml:space="preserve"> PAGEREF _Toc223072398 \h </w:instrText>
             </w:r>
             <w:r>
               <w:rPr>
@@ -569,21 +586,17 @@
         </w:p>
         <w:p>
           <w:pPr>
-            <w:pStyle w:val="TOC2"/>
+            <w:pStyle w:val="TJ2"/>
             <w:rPr>
               <w:rFonts w:eastAsiaTheme="minorEastAsia"/>
               <w:noProof/>
-              <w:kern w:val="2"/>
-              <w:sz w:val="24"/>
-              <w:szCs w:val="24"/>
               <w:lang w:eastAsia="hu-HU"/>
-              <w14:ligatures w14:val="standardContextual"/>
             </w:rPr>
           </w:pPr>
-          <w:hyperlink w:anchor="_Toc223041532" w:history="1">
-            <w:r>
-              <w:rPr>
-                <w:rStyle w:val="Hyperlink"/>
+          <w:hyperlink w:anchor="_Toc223072399" w:history="1">
+            <w:r>
+              <w:rPr>
+                <w:rStyle w:val="Hiperhivatkozs"/>
                 <w:noProof/>
                 <w14:scene3d>
                   <w14:camera w14:prst="orthographicFront"/>
@@ -598,17 +611,13 @@
               <w:rPr>
                 <w:rFonts w:eastAsiaTheme="minorEastAsia"/>
                 <w:noProof/>
-                <w:kern w:val="2"/>
-                <w:sz w:val="24"/>
-                <w:szCs w:val="24"/>
-                <w:lang w:eastAsia="hu-HU"/>
-                <w14:ligatures w14:val="standardContextual"/>
+                <w:lang w:eastAsia="hu-HU"/>
               </w:rPr>
               <w:tab/>
             </w:r>
             <w:r>
               <w:rPr>
-                <w:rStyle w:val="Hyperlink"/>
+                <w:rStyle w:val="Hiperhivatkozs"/>
                 <w:noProof/>
               </w:rPr>
               <w:t>Tesztelés során használt eszközök</w:t>
@@ -632,7 +641,7 @@
                 <w:noProof/>
                 <w:webHidden/>
               </w:rPr>
-              <w:instrText xml:space="preserve"> PAGEREF _Toc223041532 \h </w:instrText>
+              <w:instrText xml:space="preserve"> PAGEREF _Toc223072399 \h </w:instrText>
             </w:r>
             <w:r>
               <w:rPr>
@@ -665,21 +674,17 @@
         </w:p>
         <w:p>
           <w:pPr>
-            <w:pStyle w:val="TOC2"/>
+            <w:pStyle w:val="TJ2"/>
             <w:rPr>
               <w:rFonts w:eastAsiaTheme="minorEastAsia"/>
               <w:noProof/>
-              <w:kern w:val="2"/>
-              <w:sz w:val="24"/>
-              <w:szCs w:val="24"/>
               <w:lang w:eastAsia="hu-HU"/>
-              <w14:ligatures w14:val="standardContextual"/>
             </w:rPr>
           </w:pPr>
-          <w:hyperlink w:anchor="_Toc223041533" w:history="1">
-            <w:r>
-              <w:rPr>
-                <w:rStyle w:val="Hyperlink"/>
+          <w:hyperlink w:anchor="_Toc223072400" w:history="1">
+            <w:r>
+              <w:rPr>
+                <w:rStyle w:val="Hiperhivatkozs"/>
                 <w:noProof/>
                 <w14:scene3d>
                   <w14:camera w14:prst="orthographicFront"/>
@@ -694,17 +699,13 @@
               <w:rPr>
                 <w:rFonts w:eastAsiaTheme="minorEastAsia"/>
                 <w:noProof/>
-                <w:kern w:val="2"/>
-                <w:sz w:val="24"/>
-                <w:szCs w:val="24"/>
-                <w:lang w:eastAsia="hu-HU"/>
-                <w14:ligatures w14:val="standardContextual"/>
+                <w:lang w:eastAsia="hu-HU"/>
               </w:rPr>
               <w:tab/>
             </w:r>
             <w:r>
               <w:rPr>
-                <w:rStyle w:val="Hyperlink"/>
+                <w:rStyle w:val="Hiperhivatkozs"/>
                 <w:noProof/>
               </w:rPr>
               <w:t>Tesztelés előfeltételei</w:t>
@@ -728,7 +729,7 @@
                 <w:noProof/>
                 <w:webHidden/>
               </w:rPr>
-              <w:instrText xml:space="preserve"> PAGEREF _Toc223041533 \h </w:instrText>
+              <w:instrText xml:space="preserve"> PAGEREF _Toc223072400 \h </w:instrText>
             </w:r>
             <w:r>
               <w:rPr>
@@ -761,21 +762,17 @@
         </w:p>
         <w:p>
           <w:pPr>
-            <w:pStyle w:val="TOC2"/>
+            <w:pStyle w:val="TJ2"/>
             <w:rPr>
               <w:rFonts w:eastAsiaTheme="minorEastAsia"/>
               <w:noProof/>
-              <w:kern w:val="2"/>
-              <w:sz w:val="24"/>
-              <w:szCs w:val="24"/>
               <w:lang w:eastAsia="hu-HU"/>
-              <w14:ligatures w14:val="standardContextual"/>
             </w:rPr>
           </w:pPr>
-          <w:hyperlink w:anchor="_Toc223041534" w:history="1">
-            <w:r>
-              <w:rPr>
-                <w:rStyle w:val="Hyperlink"/>
+          <w:hyperlink w:anchor="_Toc223072401" w:history="1">
+            <w:r>
+              <w:rPr>
+                <w:rStyle w:val="Hiperhivatkozs"/>
                 <w:noProof/>
                 <w14:scene3d>
                   <w14:camera w14:prst="orthographicFront"/>
@@ -790,17 +787,13 @@
               <w:rPr>
                 <w:rFonts w:eastAsiaTheme="minorEastAsia"/>
                 <w:noProof/>
-                <w:kern w:val="2"/>
-                <w:sz w:val="24"/>
-                <w:szCs w:val="24"/>
-                <w:lang w:eastAsia="hu-HU"/>
-                <w14:ligatures w14:val="standardContextual"/>
+                <w:lang w:eastAsia="hu-HU"/>
               </w:rPr>
               <w:tab/>
             </w:r>
             <w:r>
               <w:rPr>
-                <w:rStyle w:val="Hyperlink"/>
+                <w:rStyle w:val="Hiperhivatkozs"/>
                 <w:noProof/>
               </w:rPr>
               <w:t>Bejelentkezés a projektbe</w:t>
@@ -824,7 +817,7 @@
                 <w:noProof/>
                 <w:webHidden/>
               </w:rPr>
-              <w:instrText xml:space="preserve"> PAGEREF _Toc223041534 \h </w:instrText>
+              <w:instrText xml:space="preserve"> PAGEREF _Toc223072401 \h </w:instrText>
             </w:r>
             <w:r>
               <w:rPr>
@@ -857,21 +850,17 @@
         </w:p>
         <w:p>
           <w:pPr>
-            <w:pStyle w:val="TOC2"/>
+            <w:pStyle w:val="TJ2"/>
             <w:rPr>
               <w:rFonts w:eastAsiaTheme="minorEastAsia"/>
               <w:noProof/>
-              <w:kern w:val="2"/>
-              <w:sz w:val="24"/>
-              <w:szCs w:val="24"/>
               <w:lang w:eastAsia="hu-HU"/>
-              <w14:ligatures w14:val="standardContextual"/>
             </w:rPr>
           </w:pPr>
-          <w:hyperlink w:anchor="_Toc223041535" w:history="1">
-            <w:r>
-              <w:rPr>
-                <w:rStyle w:val="Hyperlink"/>
+          <w:hyperlink w:anchor="_Toc223072402" w:history="1">
+            <w:r>
+              <w:rPr>
+                <w:rStyle w:val="Hiperhivatkozs"/>
                 <w:noProof/>
                 <w14:scene3d>
                   <w14:camera w14:prst="orthographicFront"/>
@@ -886,17 +875,13 @@
               <w:rPr>
                 <w:rFonts w:eastAsiaTheme="minorEastAsia"/>
                 <w:noProof/>
-                <w:kern w:val="2"/>
-                <w:sz w:val="24"/>
-                <w:szCs w:val="24"/>
-                <w:lang w:eastAsia="hu-HU"/>
-                <w14:ligatures w14:val="standardContextual"/>
+                <w:lang w:eastAsia="hu-HU"/>
               </w:rPr>
               <w:tab/>
             </w:r>
             <w:r>
               <w:rPr>
-                <w:rStyle w:val="Hyperlink"/>
+                <w:rStyle w:val="Hiperhivatkozs"/>
                 <w:noProof/>
               </w:rPr>
               <w:t>Frontend URL-je</w:t>
@@ -920,7 +905,7 @@
                 <w:noProof/>
                 <w:webHidden/>
               </w:rPr>
-              <w:instrText xml:space="preserve"> PAGEREF _Toc223041535 \h </w:instrText>
+              <w:instrText xml:space="preserve"> PAGEREF _Toc223072402 \h </w:instrText>
             </w:r>
             <w:r>
               <w:rPr>
@@ -953,21 +938,17 @@
         </w:p>
         <w:p>
           <w:pPr>
-            <w:pStyle w:val="TOC2"/>
+            <w:pStyle w:val="TJ2"/>
             <w:rPr>
               <w:rFonts w:eastAsiaTheme="minorEastAsia"/>
               <w:noProof/>
-              <w:kern w:val="2"/>
-              <w:sz w:val="24"/>
-              <w:szCs w:val="24"/>
               <w:lang w:eastAsia="hu-HU"/>
-              <w14:ligatures w14:val="standardContextual"/>
             </w:rPr>
           </w:pPr>
-          <w:hyperlink w:anchor="_Toc223041536" w:history="1">
-            <w:r>
-              <w:rPr>
-                <w:rStyle w:val="Hyperlink"/>
+          <w:hyperlink w:anchor="_Toc223072403" w:history="1">
+            <w:r>
+              <w:rPr>
+                <w:rStyle w:val="Hiperhivatkozs"/>
                 <w:noProof/>
                 <w14:scene3d>
                   <w14:camera w14:prst="orthographicFront"/>
@@ -982,17 +963,13 @@
               <w:rPr>
                 <w:rFonts w:eastAsiaTheme="minorEastAsia"/>
                 <w:noProof/>
-                <w:kern w:val="2"/>
-                <w:sz w:val="24"/>
-                <w:szCs w:val="24"/>
-                <w:lang w:eastAsia="hu-HU"/>
-                <w14:ligatures w14:val="standardContextual"/>
+                <w:lang w:eastAsia="hu-HU"/>
               </w:rPr>
               <w:tab/>
             </w:r>
             <w:r>
               <w:rPr>
-                <w:rStyle w:val="Hyperlink"/>
+                <w:rStyle w:val="Hiperhivatkozs"/>
                 <w:noProof/>
               </w:rPr>
               <w:t>Böngésző</w:t>
@@ -1016,7 +993,7 @@
                 <w:noProof/>
                 <w:webHidden/>
               </w:rPr>
-              <w:instrText xml:space="preserve"> PAGEREF _Toc223041536 \h </w:instrText>
+              <w:instrText xml:space="preserve"> PAGEREF _Toc223072403 \h </w:instrText>
             </w:r>
             <w:r>
               <w:rPr>
@@ -1049,20 +1026,16 @@
         </w:p>
         <w:p>
           <w:pPr>
-            <w:pStyle w:val="TOC1"/>
+            <w:pStyle w:val="TJ1"/>
             <w:rPr>
               <w:rFonts w:cstheme="minorBidi"/>
               <w:noProof/>
-              <w:kern w:val="2"/>
-              <w:sz w:val="24"/>
-              <w:szCs w:val="24"/>
-              <w14:ligatures w14:val="standardContextual"/>
             </w:rPr>
           </w:pPr>
-          <w:hyperlink w:anchor="_Toc223041537" w:history="1">
-            <w:r>
-              <w:rPr>
-                <w:rStyle w:val="Hyperlink"/>
+          <w:hyperlink w:anchor="_Toc223072404" w:history="1">
+            <w:r>
+              <w:rPr>
+                <w:rStyle w:val="Hiperhivatkozs"/>
                 <w:rFonts w:cstheme="majorHAnsi"/>
                 <w:noProof/>
               </w:rPr>
@@ -1072,16 +1045,12 @@
               <w:rPr>
                 <w:rFonts w:cstheme="minorBidi"/>
                 <w:noProof/>
-                <w:kern w:val="2"/>
-                <w:sz w:val="24"/>
-                <w:szCs w:val="24"/>
-                <w14:ligatures w14:val="standardContextual"/>
               </w:rPr>
               <w:tab/>
             </w:r>
             <w:r>
               <w:rPr>
-                <w:rStyle w:val="Hyperlink"/>
+                <w:rStyle w:val="Hiperhivatkozs"/>
                 <w:noProof/>
               </w:rPr>
               <w:t>Bejelentkezés</w:t>
@@ -1105,7 +1074,7 @@
                 <w:noProof/>
                 <w:webHidden/>
               </w:rPr>
-              <w:instrText xml:space="preserve"> PAGEREF _Toc223041537 \h </w:instrText>
+              <w:instrText xml:space="preserve"> PAGEREF _Toc223072404 \h </w:instrText>
             </w:r>
             <w:r>
               <w:rPr>
@@ -1138,21 +1107,17 @@
         </w:p>
         <w:p>
           <w:pPr>
-            <w:pStyle w:val="TOC2"/>
+            <w:pStyle w:val="TJ2"/>
             <w:rPr>
               <w:rFonts w:eastAsiaTheme="minorEastAsia"/>
               <w:noProof/>
-              <w:kern w:val="2"/>
-              <w:sz w:val="24"/>
-              <w:szCs w:val="24"/>
               <w:lang w:eastAsia="hu-HU"/>
-              <w14:ligatures w14:val="standardContextual"/>
             </w:rPr>
           </w:pPr>
-          <w:hyperlink w:anchor="_Toc223041538" w:history="1">
-            <w:r>
-              <w:rPr>
-                <w:rStyle w:val="Hyperlink"/>
+          <w:hyperlink w:anchor="_Toc223072405" w:history="1">
+            <w:r>
+              <w:rPr>
+                <w:rStyle w:val="Hiperhivatkozs"/>
                 <w:noProof/>
                 <w14:scene3d>
                   <w14:camera w14:prst="orthographicFront"/>
@@ -1167,17 +1132,13 @@
               <w:rPr>
                 <w:rFonts w:eastAsiaTheme="minorEastAsia"/>
                 <w:noProof/>
-                <w:kern w:val="2"/>
-                <w:sz w:val="24"/>
-                <w:szCs w:val="24"/>
-                <w:lang w:eastAsia="hu-HU"/>
-                <w14:ligatures w14:val="standardContextual"/>
+                <w:lang w:eastAsia="hu-HU"/>
               </w:rPr>
               <w:tab/>
             </w:r>
             <w:r>
               <w:rPr>
-                <w:rStyle w:val="Hyperlink"/>
+                <w:rStyle w:val="Hiperhivatkozs"/>
                 <w:noProof/>
               </w:rPr>
               <w:t>Tesztesetek</w:t>
@@ -1201,7 +1162,7 @@
                 <w:noProof/>
                 <w:webHidden/>
               </w:rPr>
-              <w:instrText xml:space="preserve"> PAGEREF _Toc223041538 \h </w:instrText>
+              <w:instrText xml:space="preserve"> PAGEREF _Toc223072405 \h </w:instrText>
             </w:r>
             <w:r>
               <w:rPr>
@@ -1234,21 +1195,17 @@
         </w:p>
         <w:p>
           <w:pPr>
-            <w:pStyle w:val="TOC2"/>
+            <w:pStyle w:val="TJ2"/>
             <w:rPr>
               <w:rFonts w:eastAsiaTheme="minorEastAsia"/>
               <w:noProof/>
-              <w:kern w:val="2"/>
-              <w:sz w:val="24"/>
-              <w:szCs w:val="24"/>
               <w:lang w:eastAsia="hu-HU"/>
-              <w14:ligatures w14:val="standardContextual"/>
             </w:rPr>
           </w:pPr>
-          <w:hyperlink w:anchor="_Toc223041539" w:history="1">
-            <w:r>
-              <w:rPr>
-                <w:rStyle w:val="Hyperlink"/>
+          <w:hyperlink w:anchor="_Toc223072406" w:history="1">
+            <w:r>
+              <w:rPr>
+                <w:rStyle w:val="Hiperhivatkozs"/>
                 <w:noProof/>
                 <w14:scene3d>
                   <w14:camera w14:prst="orthographicFront"/>
@@ -1263,17 +1220,13 @@
               <w:rPr>
                 <w:rFonts w:eastAsiaTheme="minorEastAsia"/>
                 <w:noProof/>
-                <w:kern w:val="2"/>
-                <w:sz w:val="24"/>
-                <w:szCs w:val="24"/>
-                <w:lang w:eastAsia="hu-HU"/>
-                <w14:ligatures w14:val="standardContextual"/>
+                <w:lang w:eastAsia="hu-HU"/>
               </w:rPr>
               <w:tab/>
             </w:r>
             <w:r>
               <w:rPr>
-                <w:rStyle w:val="Hyperlink"/>
+                <w:rStyle w:val="Hiperhivatkozs"/>
                 <w:noProof/>
               </w:rPr>
               <w:t>Tesztek célja</w:t>
@@ -1297,7 +1250,7 @@
                 <w:noProof/>
                 <w:webHidden/>
               </w:rPr>
-              <w:instrText xml:space="preserve"> PAGEREF _Toc223041539 \h </w:instrText>
+              <w:instrText xml:space="preserve"> PAGEREF _Toc223072406 \h </w:instrText>
             </w:r>
             <w:r>
               <w:rPr>
@@ -1330,21 +1283,17 @@
         </w:p>
         <w:p>
           <w:pPr>
-            <w:pStyle w:val="TOC2"/>
+            <w:pStyle w:val="TJ2"/>
             <w:rPr>
               <w:rFonts w:eastAsiaTheme="minorEastAsia"/>
               <w:noProof/>
-              <w:kern w:val="2"/>
-              <w:sz w:val="24"/>
-              <w:szCs w:val="24"/>
               <w:lang w:eastAsia="hu-HU"/>
-              <w14:ligatures w14:val="standardContextual"/>
             </w:rPr>
           </w:pPr>
-          <w:hyperlink w:anchor="_Toc223041540" w:history="1">
-            <w:r>
-              <w:rPr>
-                <w:rStyle w:val="Hyperlink"/>
+          <w:hyperlink w:anchor="_Toc223072407" w:history="1">
+            <w:r>
+              <w:rPr>
+                <w:rStyle w:val="Hiperhivatkozs"/>
                 <w:noProof/>
                 <w14:scene3d>
                   <w14:camera w14:prst="orthographicFront"/>
@@ -1359,17 +1308,13 @@
               <w:rPr>
                 <w:rFonts w:eastAsiaTheme="minorEastAsia"/>
                 <w:noProof/>
-                <w:kern w:val="2"/>
-                <w:sz w:val="24"/>
-                <w:szCs w:val="24"/>
-                <w:lang w:eastAsia="hu-HU"/>
-                <w14:ligatures w14:val="standardContextual"/>
+                <w:lang w:eastAsia="hu-HU"/>
               </w:rPr>
               <w:tab/>
             </w:r>
             <w:r>
               <w:rPr>
-                <w:rStyle w:val="Hyperlink"/>
+                <w:rStyle w:val="Hiperhivatkozs"/>
                 <w:noProof/>
               </w:rPr>
               <w:t>Előfeltételek</w:t>
@@ -1393,7 +1338,7 @@
                 <w:noProof/>
                 <w:webHidden/>
               </w:rPr>
-              <w:instrText xml:space="preserve"> PAGEREF _Toc223041540 \h </w:instrText>
+              <w:instrText xml:space="preserve"> PAGEREF _Toc223072407 \h </w:instrText>
             </w:r>
             <w:r>
               <w:rPr>
@@ -1426,21 +1371,17 @@
         </w:p>
         <w:p>
           <w:pPr>
-            <w:pStyle w:val="TOC2"/>
+            <w:pStyle w:val="TJ2"/>
             <w:rPr>
               <w:rFonts w:eastAsiaTheme="minorEastAsia"/>
               <w:noProof/>
-              <w:kern w:val="2"/>
-              <w:sz w:val="24"/>
-              <w:szCs w:val="24"/>
               <w:lang w:eastAsia="hu-HU"/>
-              <w14:ligatures w14:val="standardContextual"/>
             </w:rPr>
           </w:pPr>
-          <w:hyperlink w:anchor="_Toc223041541" w:history="1">
-            <w:r>
-              <w:rPr>
-                <w:rStyle w:val="Hyperlink"/>
+          <w:hyperlink w:anchor="_Toc223072408" w:history="1">
+            <w:r>
+              <w:rPr>
+                <w:rStyle w:val="Hiperhivatkozs"/>
                 <w:noProof/>
                 <w14:scene3d>
                   <w14:camera w14:prst="orthographicFront"/>
@@ -1455,17 +1396,13 @@
               <w:rPr>
                 <w:rFonts w:eastAsiaTheme="minorEastAsia"/>
                 <w:noProof/>
-                <w:kern w:val="2"/>
-                <w:sz w:val="24"/>
-                <w:szCs w:val="24"/>
-                <w:lang w:eastAsia="hu-HU"/>
-                <w14:ligatures w14:val="standardContextual"/>
+                <w:lang w:eastAsia="hu-HU"/>
               </w:rPr>
               <w:tab/>
             </w:r>
             <w:r>
               <w:rPr>
-                <w:rStyle w:val="Hyperlink"/>
+                <w:rStyle w:val="Hiperhivatkozs"/>
                 <w:noProof/>
               </w:rPr>
               <w:t>Bevitt adatok</w:t>
@@ -1489,7 +1426,7 @@
                 <w:noProof/>
                 <w:webHidden/>
               </w:rPr>
-              <w:instrText xml:space="preserve"> PAGEREF _Toc223041541 \h </w:instrText>
+              <w:instrText xml:space="preserve"> PAGEREF _Toc223072408 \h </w:instrText>
             </w:r>
             <w:r>
               <w:rPr>
@@ -1522,21 +1459,17 @@
         </w:p>
         <w:p>
           <w:pPr>
-            <w:pStyle w:val="TOC2"/>
+            <w:pStyle w:val="TJ2"/>
             <w:rPr>
               <w:rFonts w:eastAsiaTheme="minorEastAsia"/>
               <w:noProof/>
-              <w:kern w:val="2"/>
-              <w:sz w:val="24"/>
-              <w:szCs w:val="24"/>
               <w:lang w:eastAsia="hu-HU"/>
-              <w14:ligatures w14:val="standardContextual"/>
             </w:rPr>
           </w:pPr>
-          <w:hyperlink w:anchor="_Toc223041542" w:history="1">
-            <w:r>
-              <w:rPr>
-                <w:rStyle w:val="Hyperlink"/>
+          <w:hyperlink w:anchor="_Toc223072409" w:history="1">
+            <w:r>
+              <w:rPr>
+                <w:rStyle w:val="Hiperhivatkozs"/>
                 <w:noProof/>
                 <w14:scene3d>
                   <w14:camera w14:prst="orthographicFront"/>
@@ -1551,17 +1484,13 @@
               <w:rPr>
                 <w:rFonts w:eastAsiaTheme="minorEastAsia"/>
                 <w:noProof/>
-                <w:kern w:val="2"/>
-                <w:sz w:val="24"/>
-                <w:szCs w:val="24"/>
-                <w:lang w:eastAsia="hu-HU"/>
-                <w14:ligatures w14:val="standardContextual"/>
+                <w:lang w:eastAsia="hu-HU"/>
               </w:rPr>
               <w:tab/>
             </w:r>
             <w:r>
               <w:rPr>
-                <w:rStyle w:val="Hyperlink"/>
+                <w:rStyle w:val="Hiperhivatkozs"/>
                 <w:noProof/>
               </w:rPr>
               <w:t>Várt eredmény</w:t>
@@ -1585,7 +1514,7 @@
                 <w:noProof/>
                 <w:webHidden/>
               </w:rPr>
-              <w:instrText xml:space="preserve"> PAGEREF _Toc223041542 \h </w:instrText>
+              <w:instrText xml:space="preserve"> PAGEREF _Toc223072409 \h </w:instrText>
             </w:r>
             <w:r>
               <w:rPr>
@@ -1618,21 +1547,17 @@
         </w:p>
         <w:p>
           <w:pPr>
-            <w:pStyle w:val="TOC2"/>
+            <w:pStyle w:val="TJ2"/>
             <w:rPr>
               <w:rFonts w:eastAsiaTheme="minorEastAsia"/>
               <w:noProof/>
-              <w:kern w:val="2"/>
-              <w:sz w:val="24"/>
-              <w:szCs w:val="24"/>
               <w:lang w:eastAsia="hu-HU"/>
-              <w14:ligatures w14:val="standardContextual"/>
             </w:rPr>
           </w:pPr>
-          <w:hyperlink w:anchor="_Toc223041543" w:history="1">
-            <w:r>
-              <w:rPr>
-                <w:rStyle w:val="Hyperlink"/>
+          <w:hyperlink w:anchor="_Toc223072410" w:history="1">
+            <w:r>
+              <w:rPr>
+                <w:rStyle w:val="Hiperhivatkozs"/>
                 <w:noProof/>
                 <w14:scene3d>
                   <w14:camera w14:prst="orthographicFront"/>
@@ -1647,17 +1572,13 @@
               <w:rPr>
                 <w:rFonts w:eastAsiaTheme="minorEastAsia"/>
                 <w:noProof/>
-                <w:kern w:val="2"/>
-                <w:sz w:val="24"/>
-                <w:szCs w:val="24"/>
-                <w:lang w:eastAsia="hu-HU"/>
-                <w14:ligatures w14:val="standardContextual"/>
+                <w:lang w:eastAsia="hu-HU"/>
               </w:rPr>
               <w:tab/>
             </w:r>
             <w:r>
               <w:rPr>
-                <w:rStyle w:val="Hyperlink"/>
+                <w:rStyle w:val="Hiperhivatkozs"/>
                 <w:noProof/>
               </w:rPr>
               <w:t>Tesztlépések</w:t>
@@ -1681,7 +1602,7 @@
                 <w:noProof/>
                 <w:webHidden/>
               </w:rPr>
-              <w:instrText xml:space="preserve"> PAGEREF _Toc223041543 \h </w:instrText>
+              <w:instrText xml:space="preserve"> PAGEREF _Toc223072410 \h </w:instrText>
             </w:r>
             <w:r>
               <w:rPr>
@@ -1714,21 +1635,17 @@
         </w:p>
         <w:p>
           <w:pPr>
-            <w:pStyle w:val="TOC2"/>
+            <w:pStyle w:val="TJ2"/>
             <w:rPr>
               <w:rFonts w:eastAsiaTheme="minorEastAsia"/>
               <w:noProof/>
-              <w:kern w:val="2"/>
-              <w:sz w:val="24"/>
-              <w:szCs w:val="24"/>
               <w:lang w:eastAsia="hu-HU"/>
-              <w14:ligatures w14:val="standardContextual"/>
             </w:rPr>
           </w:pPr>
-          <w:hyperlink w:anchor="_Toc223041544" w:history="1">
-            <w:r>
-              <w:rPr>
-                <w:rStyle w:val="Hyperlink"/>
+          <w:hyperlink w:anchor="_Toc223072411" w:history="1">
+            <w:r>
+              <w:rPr>
+                <w:rStyle w:val="Hiperhivatkozs"/>
                 <w:noProof/>
                 <w14:scene3d>
                   <w14:camera w14:prst="orthographicFront"/>
@@ -1743,17 +1660,13 @@
               <w:rPr>
                 <w:rFonts w:eastAsiaTheme="minorEastAsia"/>
                 <w:noProof/>
-                <w:kern w:val="2"/>
-                <w:sz w:val="24"/>
-                <w:szCs w:val="24"/>
-                <w:lang w:eastAsia="hu-HU"/>
-                <w14:ligatures w14:val="standardContextual"/>
+                <w:lang w:eastAsia="hu-HU"/>
               </w:rPr>
               <w:tab/>
             </w:r>
             <w:r>
               <w:rPr>
-                <w:rStyle w:val="Hyperlink"/>
+                <w:rStyle w:val="Hiperhivatkozs"/>
                 <w:noProof/>
               </w:rPr>
               <w:t>Teszteket tartalmazó fájl útvonala</w:t>
@@ -1777,7 +1690,7 @@
                 <w:noProof/>
                 <w:webHidden/>
               </w:rPr>
-              <w:instrText xml:space="preserve"> PAGEREF _Toc223041544 \h </w:instrText>
+              <w:instrText xml:space="preserve"> PAGEREF _Toc223072411 \h </w:instrText>
             </w:r>
             <w:r>
               <w:rPr>
@@ -1810,20 +1723,16 @@
         </w:p>
         <w:p>
           <w:pPr>
-            <w:pStyle w:val="TOC1"/>
+            <w:pStyle w:val="TJ1"/>
             <w:rPr>
               <w:rFonts w:cstheme="minorBidi"/>
               <w:noProof/>
-              <w:kern w:val="2"/>
-              <w:sz w:val="24"/>
-              <w:szCs w:val="24"/>
-              <w14:ligatures w14:val="standardContextual"/>
             </w:rPr>
           </w:pPr>
-          <w:hyperlink w:anchor="_Toc223041545" w:history="1">
-            <w:r>
-              <w:rPr>
-                <w:rStyle w:val="Hyperlink"/>
+          <w:hyperlink w:anchor="_Toc223072412" w:history="1">
+            <w:r>
+              <w:rPr>
+                <w:rStyle w:val="Hiperhivatkozs"/>
                 <w:rFonts w:cstheme="majorHAnsi"/>
                 <w:noProof/>
               </w:rPr>
@@ -1833,16 +1742,12 @@
               <w:rPr>
                 <w:rFonts w:cstheme="minorBidi"/>
                 <w:noProof/>
-                <w:kern w:val="2"/>
-                <w:sz w:val="24"/>
-                <w:szCs w:val="24"/>
-                <w14:ligatures w14:val="standardContextual"/>
               </w:rPr>
               <w:tab/>
             </w:r>
             <w:r>
               <w:rPr>
-                <w:rStyle w:val="Hyperlink"/>
+                <w:rStyle w:val="Hiperhivatkozs"/>
                 <w:noProof/>
               </w:rPr>
               <w:t>Regisztráció</w:t>
@@ -1866,7 +1771,7 @@
                 <w:noProof/>
                 <w:webHidden/>
               </w:rPr>
-              <w:instrText xml:space="preserve"> PAGEREF _Toc223041545 \h </w:instrText>
+              <w:instrText xml:space="preserve"> PAGEREF _Toc223072412 \h </w:instrText>
             </w:r>
             <w:r>
               <w:rPr>
@@ -1899,21 +1804,17 @@
         </w:p>
         <w:p>
           <w:pPr>
-            <w:pStyle w:val="TOC2"/>
+            <w:pStyle w:val="TJ2"/>
             <w:rPr>
               <w:rFonts w:eastAsiaTheme="minorEastAsia"/>
               <w:noProof/>
-              <w:kern w:val="2"/>
-              <w:sz w:val="24"/>
-              <w:szCs w:val="24"/>
               <w:lang w:eastAsia="hu-HU"/>
-              <w14:ligatures w14:val="standardContextual"/>
             </w:rPr>
           </w:pPr>
-          <w:hyperlink w:anchor="_Toc223041546" w:history="1">
-            <w:r>
-              <w:rPr>
-                <w:rStyle w:val="Hyperlink"/>
+          <w:hyperlink w:anchor="_Toc223072413" w:history="1">
+            <w:r>
+              <w:rPr>
+                <w:rStyle w:val="Hiperhivatkozs"/>
                 <w:noProof/>
                 <w14:scene3d>
                   <w14:camera w14:prst="orthographicFront"/>
@@ -1928,17 +1829,13 @@
               <w:rPr>
                 <w:rFonts w:eastAsiaTheme="minorEastAsia"/>
                 <w:noProof/>
-                <w:kern w:val="2"/>
-                <w:sz w:val="24"/>
-                <w:szCs w:val="24"/>
-                <w:lang w:eastAsia="hu-HU"/>
-                <w14:ligatures w14:val="standardContextual"/>
+                <w:lang w:eastAsia="hu-HU"/>
               </w:rPr>
               <w:tab/>
             </w:r>
             <w:r>
               <w:rPr>
-                <w:rStyle w:val="Hyperlink"/>
+                <w:rStyle w:val="Hiperhivatkozs"/>
                 <w:noProof/>
               </w:rPr>
               <w:t>Tesztesetek</w:t>
@@ -1962,7 +1859,7 @@
                 <w:noProof/>
                 <w:webHidden/>
               </w:rPr>
-              <w:instrText xml:space="preserve"> PAGEREF _Toc223041546 \h </w:instrText>
+              <w:instrText xml:space="preserve"> PAGEREF _Toc223072413 \h </w:instrText>
             </w:r>
             <w:r>
               <w:rPr>
@@ -1995,21 +1892,17 @@
         </w:p>
         <w:p>
           <w:pPr>
-            <w:pStyle w:val="TOC2"/>
+            <w:pStyle w:val="TJ2"/>
             <w:rPr>
               <w:rFonts w:eastAsiaTheme="minorEastAsia"/>
               <w:noProof/>
-              <w:kern w:val="2"/>
-              <w:sz w:val="24"/>
-              <w:szCs w:val="24"/>
               <w:lang w:eastAsia="hu-HU"/>
-              <w14:ligatures w14:val="standardContextual"/>
             </w:rPr>
           </w:pPr>
-          <w:hyperlink w:anchor="_Toc223041547" w:history="1">
-            <w:r>
-              <w:rPr>
-                <w:rStyle w:val="Hyperlink"/>
+          <w:hyperlink w:anchor="_Toc223072414" w:history="1">
+            <w:r>
+              <w:rPr>
+                <w:rStyle w:val="Hiperhivatkozs"/>
                 <w:noProof/>
                 <w14:scene3d>
                   <w14:camera w14:prst="orthographicFront"/>
@@ -2024,17 +1917,13 @@
               <w:rPr>
                 <w:rFonts w:eastAsiaTheme="minorEastAsia"/>
                 <w:noProof/>
-                <w:kern w:val="2"/>
-                <w:sz w:val="24"/>
-                <w:szCs w:val="24"/>
-                <w:lang w:eastAsia="hu-HU"/>
-                <w14:ligatures w14:val="standardContextual"/>
+                <w:lang w:eastAsia="hu-HU"/>
               </w:rPr>
               <w:tab/>
             </w:r>
             <w:r>
               <w:rPr>
-                <w:rStyle w:val="Hyperlink"/>
+                <w:rStyle w:val="Hiperhivatkozs"/>
                 <w:noProof/>
               </w:rPr>
               <w:t>Tesztek célja</w:t>
@@ -2058,7 +1947,7 @@
                 <w:noProof/>
                 <w:webHidden/>
               </w:rPr>
-              <w:instrText xml:space="preserve"> PAGEREF _Toc223041547 \h </w:instrText>
+              <w:instrText xml:space="preserve"> PAGEREF _Toc223072414 \h </w:instrText>
             </w:r>
             <w:r>
               <w:rPr>
@@ -2091,21 +1980,17 @@
         </w:p>
         <w:p>
           <w:pPr>
-            <w:pStyle w:val="TOC2"/>
+            <w:pStyle w:val="TJ2"/>
             <w:rPr>
               <w:rFonts w:eastAsiaTheme="minorEastAsia"/>
               <w:noProof/>
-              <w:kern w:val="2"/>
-              <w:sz w:val="24"/>
-              <w:szCs w:val="24"/>
               <w:lang w:eastAsia="hu-HU"/>
-              <w14:ligatures w14:val="standardContextual"/>
             </w:rPr>
           </w:pPr>
-          <w:hyperlink w:anchor="_Toc223041548" w:history="1">
-            <w:r>
-              <w:rPr>
-                <w:rStyle w:val="Hyperlink"/>
+          <w:hyperlink w:anchor="_Toc223072415" w:history="1">
+            <w:r>
+              <w:rPr>
+                <w:rStyle w:val="Hiperhivatkozs"/>
                 <w:noProof/>
                 <w14:scene3d>
                   <w14:camera w14:prst="orthographicFront"/>
@@ -2120,17 +2005,13 @@
               <w:rPr>
                 <w:rFonts w:eastAsiaTheme="minorEastAsia"/>
                 <w:noProof/>
-                <w:kern w:val="2"/>
-                <w:sz w:val="24"/>
-                <w:szCs w:val="24"/>
-                <w:lang w:eastAsia="hu-HU"/>
-                <w14:ligatures w14:val="standardContextual"/>
+                <w:lang w:eastAsia="hu-HU"/>
               </w:rPr>
               <w:tab/>
             </w:r>
             <w:r>
               <w:rPr>
-                <w:rStyle w:val="Hyperlink"/>
+                <w:rStyle w:val="Hiperhivatkozs"/>
                 <w:noProof/>
               </w:rPr>
               <w:t>Előfeltételek</w:t>
@@ -2154,7 +2035,7 @@
                 <w:noProof/>
                 <w:webHidden/>
               </w:rPr>
-              <w:instrText xml:space="preserve"> PAGEREF _Toc223041548 \h </w:instrText>
+              <w:instrText xml:space="preserve"> PAGEREF _Toc223072415 \h </w:instrText>
             </w:r>
             <w:r>
               <w:rPr>
@@ -2187,21 +2068,17 @@
         </w:p>
         <w:p>
           <w:pPr>
-            <w:pStyle w:val="TOC2"/>
+            <w:pStyle w:val="TJ2"/>
             <w:rPr>
               <w:rFonts w:eastAsiaTheme="minorEastAsia"/>
               <w:noProof/>
-              <w:kern w:val="2"/>
-              <w:sz w:val="24"/>
-              <w:szCs w:val="24"/>
               <w:lang w:eastAsia="hu-HU"/>
-              <w14:ligatures w14:val="standardContextual"/>
             </w:rPr>
           </w:pPr>
-          <w:hyperlink w:anchor="_Toc223041549" w:history="1">
-            <w:r>
-              <w:rPr>
-                <w:rStyle w:val="Hyperlink"/>
+          <w:hyperlink w:anchor="_Toc223072416" w:history="1">
+            <w:r>
+              <w:rPr>
+                <w:rStyle w:val="Hiperhivatkozs"/>
                 <w:noProof/>
                 <w14:scene3d>
                   <w14:camera w14:prst="orthographicFront"/>
@@ -2216,17 +2093,13 @@
               <w:rPr>
                 <w:rFonts w:eastAsiaTheme="minorEastAsia"/>
                 <w:noProof/>
-                <w:kern w:val="2"/>
-                <w:sz w:val="24"/>
-                <w:szCs w:val="24"/>
-                <w:lang w:eastAsia="hu-HU"/>
-                <w14:ligatures w14:val="standardContextual"/>
+                <w:lang w:eastAsia="hu-HU"/>
               </w:rPr>
               <w:tab/>
             </w:r>
             <w:r>
               <w:rPr>
-                <w:rStyle w:val="Hyperlink"/>
+                <w:rStyle w:val="Hiperhivatkozs"/>
                 <w:noProof/>
               </w:rPr>
               <w:t>Bevitt adatok</w:t>
@@ -2250,7 +2123,7 @@
                 <w:noProof/>
                 <w:webHidden/>
               </w:rPr>
-              <w:instrText xml:space="preserve"> PAGEREF _Toc223041549 \h </w:instrText>
+              <w:instrText xml:space="preserve"> PAGEREF _Toc223072416 \h </w:instrText>
             </w:r>
             <w:r>
               <w:rPr>
@@ -2283,21 +2156,17 @@
         </w:p>
         <w:p>
           <w:pPr>
-            <w:pStyle w:val="TOC2"/>
+            <w:pStyle w:val="TJ2"/>
             <w:rPr>
               <w:rFonts w:eastAsiaTheme="minorEastAsia"/>
               <w:noProof/>
-              <w:kern w:val="2"/>
-              <w:sz w:val="24"/>
-              <w:szCs w:val="24"/>
               <w:lang w:eastAsia="hu-HU"/>
-              <w14:ligatures w14:val="standardContextual"/>
             </w:rPr>
           </w:pPr>
-          <w:hyperlink w:anchor="_Toc223041550" w:history="1">
-            <w:r>
-              <w:rPr>
-                <w:rStyle w:val="Hyperlink"/>
+          <w:hyperlink w:anchor="_Toc223072417" w:history="1">
+            <w:r>
+              <w:rPr>
+                <w:rStyle w:val="Hiperhivatkozs"/>
                 <w:noProof/>
                 <w14:scene3d>
                   <w14:camera w14:prst="orthographicFront"/>
@@ -2312,17 +2181,13 @@
               <w:rPr>
                 <w:rFonts w:eastAsiaTheme="minorEastAsia"/>
                 <w:noProof/>
-                <w:kern w:val="2"/>
-                <w:sz w:val="24"/>
-                <w:szCs w:val="24"/>
-                <w:lang w:eastAsia="hu-HU"/>
-                <w14:ligatures w14:val="standardContextual"/>
+                <w:lang w:eastAsia="hu-HU"/>
               </w:rPr>
               <w:tab/>
             </w:r>
             <w:r>
               <w:rPr>
-                <w:rStyle w:val="Hyperlink"/>
+                <w:rStyle w:val="Hiperhivatkozs"/>
                 <w:noProof/>
               </w:rPr>
               <w:t>Várt eredmény</w:t>
@@ -2346,7 +2211,7 @@
                 <w:noProof/>
                 <w:webHidden/>
               </w:rPr>
-              <w:instrText xml:space="preserve"> PAGEREF _Toc223041550 \h </w:instrText>
+              <w:instrText xml:space="preserve"> PAGEREF _Toc223072417 \h </w:instrText>
             </w:r>
             <w:r>
               <w:rPr>
@@ -2379,21 +2244,17 @@
         </w:p>
         <w:p>
           <w:pPr>
-            <w:pStyle w:val="TOC2"/>
+            <w:pStyle w:val="TJ2"/>
             <w:rPr>
               <w:rFonts w:eastAsiaTheme="minorEastAsia"/>
               <w:noProof/>
-              <w:kern w:val="2"/>
-              <w:sz w:val="24"/>
-              <w:szCs w:val="24"/>
               <w:lang w:eastAsia="hu-HU"/>
-              <w14:ligatures w14:val="standardContextual"/>
             </w:rPr>
           </w:pPr>
-          <w:hyperlink w:anchor="_Toc223041551" w:history="1">
-            <w:r>
-              <w:rPr>
-                <w:rStyle w:val="Hyperlink"/>
+          <w:hyperlink w:anchor="_Toc223072418" w:history="1">
+            <w:r>
+              <w:rPr>
+                <w:rStyle w:val="Hiperhivatkozs"/>
                 <w:noProof/>
                 <w14:scene3d>
                   <w14:camera w14:prst="orthographicFront"/>
@@ -2408,17 +2269,13 @@
               <w:rPr>
                 <w:rFonts w:eastAsiaTheme="minorEastAsia"/>
                 <w:noProof/>
-                <w:kern w:val="2"/>
-                <w:sz w:val="24"/>
-                <w:szCs w:val="24"/>
-                <w:lang w:eastAsia="hu-HU"/>
-                <w14:ligatures w14:val="standardContextual"/>
+                <w:lang w:eastAsia="hu-HU"/>
               </w:rPr>
               <w:tab/>
             </w:r>
             <w:r>
               <w:rPr>
-                <w:rStyle w:val="Hyperlink"/>
+                <w:rStyle w:val="Hiperhivatkozs"/>
                 <w:noProof/>
               </w:rPr>
               <w:t>Tesztlépések</w:t>
@@ -2442,7 +2299,7 @@
                 <w:noProof/>
                 <w:webHidden/>
               </w:rPr>
-              <w:instrText xml:space="preserve"> PAGEREF _Toc223041551 \h </w:instrText>
+              <w:instrText xml:space="preserve"> PAGEREF _Toc223072418 \h </w:instrText>
             </w:r>
             <w:r>
               <w:rPr>
@@ -2475,21 +2332,17 @@
         </w:p>
         <w:p>
           <w:pPr>
-            <w:pStyle w:val="TOC2"/>
+            <w:pStyle w:val="TJ2"/>
             <w:rPr>
               <w:rFonts w:eastAsiaTheme="minorEastAsia"/>
               <w:noProof/>
-              <w:kern w:val="2"/>
-              <w:sz w:val="24"/>
-              <w:szCs w:val="24"/>
               <w:lang w:eastAsia="hu-HU"/>
-              <w14:ligatures w14:val="standardContextual"/>
             </w:rPr>
           </w:pPr>
-          <w:hyperlink w:anchor="_Toc223041552" w:history="1">
-            <w:r>
-              <w:rPr>
-                <w:rStyle w:val="Hyperlink"/>
+          <w:hyperlink w:anchor="_Toc223072419" w:history="1">
+            <w:r>
+              <w:rPr>
+                <w:rStyle w:val="Hiperhivatkozs"/>
                 <w:noProof/>
                 <w14:scene3d>
                   <w14:camera w14:prst="orthographicFront"/>
@@ -2504,17 +2357,13 @@
               <w:rPr>
                 <w:rFonts w:eastAsiaTheme="minorEastAsia"/>
                 <w:noProof/>
-                <w:kern w:val="2"/>
-                <w:sz w:val="24"/>
-                <w:szCs w:val="24"/>
-                <w:lang w:eastAsia="hu-HU"/>
-                <w14:ligatures w14:val="standardContextual"/>
+                <w:lang w:eastAsia="hu-HU"/>
               </w:rPr>
               <w:tab/>
             </w:r>
             <w:r>
               <w:rPr>
-                <w:rStyle w:val="Hyperlink"/>
+                <w:rStyle w:val="Hiperhivatkozs"/>
                 <w:noProof/>
               </w:rPr>
               <w:t>Teszteket tartalmazó fájl útvonala</w:t>
@@ -2538,7 +2387,7 @@
                 <w:noProof/>
                 <w:webHidden/>
               </w:rPr>
-              <w:instrText xml:space="preserve"> PAGEREF _Toc223041552 \h </w:instrText>
+              <w:instrText xml:space="preserve"> PAGEREF _Toc223072419 \h </w:instrText>
             </w:r>
             <w:r>
               <w:rPr>
@@ -2571,20 +2420,16 @@
         </w:p>
         <w:p>
           <w:pPr>
-            <w:pStyle w:val="TOC1"/>
+            <w:pStyle w:val="TJ1"/>
             <w:rPr>
               <w:rFonts w:cstheme="minorBidi"/>
               <w:noProof/>
-              <w:kern w:val="2"/>
-              <w:sz w:val="24"/>
-              <w:szCs w:val="24"/>
-              <w14:ligatures w14:val="standardContextual"/>
             </w:rPr>
           </w:pPr>
-          <w:hyperlink w:anchor="_Toc223041553" w:history="1">
-            <w:r>
-              <w:rPr>
-                <w:rStyle w:val="Hyperlink"/>
+          <w:hyperlink w:anchor="_Toc223072420" w:history="1">
+            <w:r>
+              <w:rPr>
+                <w:rStyle w:val="Hiperhivatkozs"/>
                 <w:rFonts w:cstheme="majorHAnsi"/>
                 <w:noProof/>
               </w:rPr>
@@ -2594,16 +2439,12 @@
               <w:rPr>
                 <w:rFonts w:cstheme="minorBidi"/>
                 <w:noProof/>
-                <w:kern w:val="2"/>
-                <w:sz w:val="24"/>
-                <w:szCs w:val="24"/>
-                <w14:ligatures w14:val="standardContextual"/>
               </w:rPr>
               <w:tab/>
             </w:r>
             <w:r>
               <w:rPr>
-                <w:rStyle w:val="Hyperlink"/>
+                <w:rStyle w:val="Hiperhivatkozs"/>
                 <w:noProof/>
               </w:rPr>
               <w:t>Oldalsáv és profilmenü</w:t>
@@ -2627,7 +2468,7 @@
                 <w:noProof/>
                 <w:webHidden/>
               </w:rPr>
-              <w:instrText xml:space="preserve"> PAGEREF _Toc223041553 \h </w:instrText>
+              <w:instrText xml:space="preserve"> PAGEREF _Toc223072420 \h </w:instrText>
             </w:r>
             <w:r>
               <w:rPr>
@@ -2660,21 +2501,17 @@
         </w:p>
         <w:p>
           <w:pPr>
-            <w:pStyle w:val="TOC2"/>
+            <w:pStyle w:val="TJ2"/>
             <w:rPr>
               <w:rFonts w:eastAsiaTheme="minorEastAsia"/>
               <w:noProof/>
-              <w:kern w:val="2"/>
-              <w:sz w:val="24"/>
-              <w:szCs w:val="24"/>
               <w:lang w:eastAsia="hu-HU"/>
-              <w14:ligatures w14:val="standardContextual"/>
             </w:rPr>
           </w:pPr>
-          <w:hyperlink w:anchor="_Toc223041554" w:history="1">
-            <w:r>
-              <w:rPr>
-                <w:rStyle w:val="Hyperlink"/>
+          <w:hyperlink w:anchor="_Toc223072421" w:history="1">
+            <w:r>
+              <w:rPr>
+                <w:rStyle w:val="Hiperhivatkozs"/>
                 <w:noProof/>
                 <w14:scene3d>
                   <w14:camera w14:prst="orthographicFront"/>
@@ -2689,17 +2526,13 @@
               <w:rPr>
                 <w:rFonts w:eastAsiaTheme="minorEastAsia"/>
                 <w:noProof/>
-                <w:kern w:val="2"/>
-                <w:sz w:val="24"/>
-                <w:szCs w:val="24"/>
-                <w:lang w:eastAsia="hu-HU"/>
-                <w14:ligatures w14:val="standardContextual"/>
+                <w:lang w:eastAsia="hu-HU"/>
               </w:rPr>
               <w:tab/>
             </w:r>
             <w:r>
               <w:rPr>
-                <w:rStyle w:val="Hyperlink"/>
+                <w:rStyle w:val="Hiperhivatkozs"/>
                 <w:noProof/>
               </w:rPr>
               <w:t>Tesztesetek</w:t>
@@ -2723,7 +2556,7 @@
                 <w:noProof/>
                 <w:webHidden/>
               </w:rPr>
-              <w:instrText xml:space="preserve"> PAGEREF _Toc223041554 \h </w:instrText>
+              <w:instrText xml:space="preserve"> PAGEREF _Toc223072421 \h </w:instrText>
             </w:r>
             <w:r>
               <w:rPr>
@@ -2756,21 +2589,17 @@
         </w:p>
         <w:p>
           <w:pPr>
-            <w:pStyle w:val="TOC2"/>
+            <w:pStyle w:val="TJ2"/>
             <w:rPr>
               <w:rFonts w:eastAsiaTheme="minorEastAsia"/>
               <w:noProof/>
-              <w:kern w:val="2"/>
-              <w:sz w:val="24"/>
-              <w:szCs w:val="24"/>
               <w:lang w:eastAsia="hu-HU"/>
-              <w14:ligatures w14:val="standardContextual"/>
             </w:rPr>
           </w:pPr>
-          <w:hyperlink w:anchor="_Toc223041555" w:history="1">
-            <w:r>
-              <w:rPr>
-                <w:rStyle w:val="Hyperlink"/>
+          <w:hyperlink w:anchor="_Toc223072422" w:history="1">
+            <w:r>
+              <w:rPr>
+                <w:rStyle w:val="Hiperhivatkozs"/>
                 <w:noProof/>
                 <w14:scene3d>
                   <w14:camera w14:prst="orthographicFront"/>
@@ -2785,17 +2614,13 @@
               <w:rPr>
                 <w:rFonts w:eastAsiaTheme="minorEastAsia"/>
                 <w:noProof/>
-                <w:kern w:val="2"/>
-                <w:sz w:val="24"/>
-                <w:szCs w:val="24"/>
-                <w:lang w:eastAsia="hu-HU"/>
-                <w14:ligatures w14:val="standardContextual"/>
+                <w:lang w:eastAsia="hu-HU"/>
               </w:rPr>
               <w:tab/>
             </w:r>
             <w:r>
               <w:rPr>
-                <w:rStyle w:val="Hyperlink"/>
+                <w:rStyle w:val="Hiperhivatkozs"/>
                 <w:noProof/>
               </w:rPr>
               <w:t>Tesztek célja</w:t>
@@ -2819,7 +2644,7 @@
                 <w:noProof/>
                 <w:webHidden/>
               </w:rPr>
-              <w:instrText xml:space="preserve"> PAGEREF _Toc223041555 \h </w:instrText>
+              <w:instrText xml:space="preserve"> PAGEREF _Toc223072422 \h </w:instrText>
             </w:r>
             <w:r>
               <w:rPr>
@@ -2852,21 +2677,17 @@
         </w:p>
         <w:p>
           <w:pPr>
-            <w:pStyle w:val="TOC2"/>
+            <w:pStyle w:val="TJ2"/>
             <w:rPr>
               <w:rFonts w:eastAsiaTheme="minorEastAsia"/>
               <w:noProof/>
-              <w:kern w:val="2"/>
-              <w:sz w:val="24"/>
-              <w:szCs w:val="24"/>
               <w:lang w:eastAsia="hu-HU"/>
-              <w14:ligatures w14:val="standardContextual"/>
             </w:rPr>
           </w:pPr>
-          <w:hyperlink w:anchor="_Toc223041556" w:history="1">
-            <w:r>
-              <w:rPr>
-                <w:rStyle w:val="Hyperlink"/>
+          <w:hyperlink w:anchor="_Toc223072423" w:history="1">
+            <w:r>
+              <w:rPr>
+                <w:rStyle w:val="Hiperhivatkozs"/>
                 <w:noProof/>
                 <w14:scene3d>
                   <w14:camera w14:prst="orthographicFront"/>
@@ -2881,17 +2702,13 @@
               <w:rPr>
                 <w:rFonts w:eastAsiaTheme="minorEastAsia"/>
                 <w:noProof/>
-                <w:kern w:val="2"/>
-                <w:sz w:val="24"/>
-                <w:szCs w:val="24"/>
-                <w:lang w:eastAsia="hu-HU"/>
-                <w14:ligatures w14:val="standardContextual"/>
+                <w:lang w:eastAsia="hu-HU"/>
               </w:rPr>
               <w:tab/>
             </w:r>
             <w:r>
               <w:rPr>
-                <w:rStyle w:val="Hyperlink"/>
+                <w:rStyle w:val="Hiperhivatkozs"/>
                 <w:noProof/>
               </w:rPr>
               <w:t>Előfeltételek</w:t>
@@ -2915,7 +2732,7 @@
                 <w:noProof/>
                 <w:webHidden/>
               </w:rPr>
-              <w:instrText xml:space="preserve"> PAGEREF _Toc223041556 \h </w:instrText>
+              <w:instrText xml:space="preserve"> PAGEREF _Toc223072423 \h </w:instrText>
             </w:r>
             <w:r>
               <w:rPr>
@@ -2948,21 +2765,17 @@
         </w:p>
         <w:p>
           <w:pPr>
-            <w:pStyle w:val="TOC2"/>
+            <w:pStyle w:val="TJ2"/>
             <w:rPr>
               <w:rFonts w:eastAsiaTheme="minorEastAsia"/>
               <w:noProof/>
-              <w:kern w:val="2"/>
-              <w:sz w:val="24"/>
-              <w:szCs w:val="24"/>
               <w:lang w:eastAsia="hu-HU"/>
-              <w14:ligatures w14:val="standardContextual"/>
             </w:rPr>
           </w:pPr>
-          <w:hyperlink w:anchor="_Toc223041557" w:history="1">
-            <w:r>
-              <w:rPr>
-                <w:rStyle w:val="Hyperlink"/>
+          <w:hyperlink w:anchor="_Toc223072424" w:history="1">
+            <w:r>
+              <w:rPr>
+                <w:rStyle w:val="Hiperhivatkozs"/>
                 <w:noProof/>
                 <w14:scene3d>
                   <w14:camera w14:prst="orthographicFront"/>
@@ -2977,17 +2790,13 @@
               <w:rPr>
                 <w:rFonts w:eastAsiaTheme="minorEastAsia"/>
                 <w:noProof/>
-                <w:kern w:val="2"/>
-                <w:sz w:val="24"/>
-                <w:szCs w:val="24"/>
-                <w:lang w:eastAsia="hu-HU"/>
-                <w14:ligatures w14:val="standardContextual"/>
+                <w:lang w:eastAsia="hu-HU"/>
               </w:rPr>
               <w:tab/>
             </w:r>
             <w:r>
               <w:rPr>
-                <w:rStyle w:val="Hyperlink"/>
+                <w:rStyle w:val="Hiperhivatkozs"/>
                 <w:noProof/>
               </w:rPr>
               <w:t>Bevitt adatok</w:t>
@@ -3011,7 +2820,7 @@
                 <w:noProof/>
                 <w:webHidden/>
               </w:rPr>
-              <w:instrText xml:space="preserve"> PAGEREF _Toc223041557 \h </w:instrText>
+              <w:instrText xml:space="preserve"> PAGEREF _Toc223072424 \h </w:instrText>
             </w:r>
             <w:r>
               <w:rPr>
@@ -3044,21 +2853,17 @@
         </w:p>
         <w:p>
           <w:pPr>
-            <w:pStyle w:val="TOC2"/>
+            <w:pStyle w:val="TJ2"/>
             <w:rPr>
               <w:rFonts w:eastAsiaTheme="minorEastAsia"/>
               <w:noProof/>
-              <w:kern w:val="2"/>
-              <w:sz w:val="24"/>
-              <w:szCs w:val="24"/>
               <w:lang w:eastAsia="hu-HU"/>
-              <w14:ligatures w14:val="standardContextual"/>
             </w:rPr>
           </w:pPr>
-          <w:hyperlink w:anchor="_Toc223041558" w:history="1">
-            <w:r>
-              <w:rPr>
-                <w:rStyle w:val="Hyperlink"/>
+          <w:hyperlink w:anchor="_Toc223072425" w:history="1">
+            <w:r>
+              <w:rPr>
+                <w:rStyle w:val="Hiperhivatkozs"/>
                 <w:noProof/>
                 <w14:scene3d>
                   <w14:camera w14:prst="orthographicFront"/>
@@ -3073,17 +2878,13 @@
               <w:rPr>
                 <w:rFonts w:eastAsiaTheme="minorEastAsia"/>
                 <w:noProof/>
-                <w:kern w:val="2"/>
-                <w:sz w:val="24"/>
-                <w:szCs w:val="24"/>
-                <w:lang w:eastAsia="hu-HU"/>
-                <w14:ligatures w14:val="standardContextual"/>
+                <w:lang w:eastAsia="hu-HU"/>
               </w:rPr>
               <w:tab/>
             </w:r>
             <w:r>
               <w:rPr>
-                <w:rStyle w:val="Hyperlink"/>
+                <w:rStyle w:val="Hiperhivatkozs"/>
                 <w:noProof/>
               </w:rPr>
               <w:t>Várt eredmény</w:t>
@@ -3107,7 +2908,7 @@
                 <w:noProof/>
                 <w:webHidden/>
               </w:rPr>
-              <w:instrText xml:space="preserve"> PAGEREF _Toc223041558 \h </w:instrText>
+              <w:instrText xml:space="preserve"> PAGEREF _Toc223072425 \h </w:instrText>
             </w:r>
             <w:r>
               <w:rPr>
@@ -3140,21 +2941,17 @@
         </w:p>
         <w:p>
           <w:pPr>
-            <w:pStyle w:val="TOC2"/>
+            <w:pStyle w:val="TJ2"/>
             <w:rPr>
               <w:rFonts w:eastAsiaTheme="minorEastAsia"/>
               <w:noProof/>
-              <w:kern w:val="2"/>
-              <w:sz w:val="24"/>
-              <w:szCs w:val="24"/>
               <w:lang w:eastAsia="hu-HU"/>
-              <w14:ligatures w14:val="standardContextual"/>
             </w:rPr>
           </w:pPr>
-          <w:hyperlink w:anchor="_Toc223041559" w:history="1">
-            <w:r>
-              <w:rPr>
-                <w:rStyle w:val="Hyperlink"/>
+          <w:hyperlink w:anchor="_Toc223072426" w:history="1">
+            <w:r>
+              <w:rPr>
+                <w:rStyle w:val="Hiperhivatkozs"/>
                 <w:noProof/>
                 <w14:scene3d>
                   <w14:camera w14:prst="orthographicFront"/>
@@ -3169,17 +2966,13 @@
               <w:rPr>
                 <w:rFonts w:eastAsiaTheme="minorEastAsia"/>
                 <w:noProof/>
-                <w:kern w:val="2"/>
-                <w:sz w:val="24"/>
-                <w:szCs w:val="24"/>
-                <w:lang w:eastAsia="hu-HU"/>
-                <w14:ligatures w14:val="standardContextual"/>
+                <w:lang w:eastAsia="hu-HU"/>
               </w:rPr>
               <w:tab/>
             </w:r>
             <w:r>
               <w:rPr>
-                <w:rStyle w:val="Hyperlink"/>
+                <w:rStyle w:val="Hiperhivatkozs"/>
                 <w:noProof/>
               </w:rPr>
               <w:t>Tesztlépések</w:t>
@@ -3203,7 +2996,7 @@
                 <w:noProof/>
                 <w:webHidden/>
               </w:rPr>
-              <w:instrText xml:space="preserve"> PAGEREF _Toc223041559 \h </w:instrText>
+              <w:instrText xml:space="preserve"> PAGEREF _Toc223072426 \h </w:instrText>
             </w:r>
             <w:r>
               <w:rPr>
@@ -3236,21 +3029,17 @@
         </w:p>
         <w:p>
           <w:pPr>
-            <w:pStyle w:val="TOC2"/>
+            <w:pStyle w:val="TJ2"/>
             <w:rPr>
               <w:rFonts w:eastAsiaTheme="minorEastAsia"/>
               <w:noProof/>
-              <w:kern w:val="2"/>
-              <w:sz w:val="24"/>
-              <w:szCs w:val="24"/>
               <w:lang w:eastAsia="hu-HU"/>
-              <w14:ligatures w14:val="standardContextual"/>
             </w:rPr>
           </w:pPr>
-          <w:hyperlink w:anchor="_Toc223041560" w:history="1">
-            <w:r>
-              <w:rPr>
-                <w:rStyle w:val="Hyperlink"/>
+          <w:hyperlink w:anchor="_Toc223072427" w:history="1">
+            <w:r>
+              <w:rPr>
+                <w:rStyle w:val="Hiperhivatkozs"/>
                 <w:noProof/>
                 <w14:scene3d>
                   <w14:camera w14:prst="orthographicFront"/>
@@ -3265,17 +3054,13 @@
               <w:rPr>
                 <w:rFonts w:eastAsiaTheme="minorEastAsia"/>
                 <w:noProof/>
-                <w:kern w:val="2"/>
-                <w:sz w:val="24"/>
-                <w:szCs w:val="24"/>
-                <w:lang w:eastAsia="hu-HU"/>
-                <w14:ligatures w14:val="standardContextual"/>
+                <w:lang w:eastAsia="hu-HU"/>
               </w:rPr>
               <w:tab/>
             </w:r>
             <w:r>
               <w:rPr>
-                <w:rStyle w:val="Hyperlink"/>
+                <w:rStyle w:val="Hiperhivatkozs"/>
                 <w:noProof/>
               </w:rPr>
               <w:t>Teszteket tartalmazó fájl útvonala</w:t>
@@ -3299,7 +3084,7 @@
                 <w:noProof/>
                 <w:webHidden/>
               </w:rPr>
-              <w:instrText xml:space="preserve"> PAGEREF _Toc223041560 \h </w:instrText>
+              <w:instrText xml:space="preserve"> PAGEREF _Toc223072427 \h </w:instrText>
             </w:r>
             <w:r>
               <w:rPr>
@@ -3332,20 +3117,16 @@
         </w:p>
         <w:p>
           <w:pPr>
-            <w:pStyle w:val="TOC1"/>
+            <w:pStyle w:val="TJ1"/>
             <w:rPr>
               <w:rFonts w:cstheme="minorBidi"/>
               <w:noProof/>
-              <w:kern w:val="2"/>
-              <w:sz w:val="24"/>
-              <w:szCs w:val="24"/>
-              <w14:ligatures w14:val="standardContextual"/>
             </w:rPr>
           </w:pPr>
-          <w:hyperlink w:anchor="_Toc223041561" w:history="1">
-            <w:r>
-              <w:rPr>
-                <w:rStyle w:val="Hyperlink"/>
+          <w:hyperlink w:anchor="_Toc223072428" w:history="1">
+            <w:r>
+              <w:rPr>
+                <w:rStyle w:val="Hiperhivatkozs"/>
                 <w:rFonts w:cstheme="majorHAnsi"/>
                 <w:noProof/>
               </w:rPr>
@@ -3355,16 +3136,12 @@
               <w:rPr>
                 <w:rFonts w:cstheme="minorBidi"/>
                 <w:noProof/>
-                <w:kern w:val="2"/>
-                <w:sz w:val="24"/>
-                <w:szCs w:val="24"/>
-                <w14:ligatures w14:val="standardContextual"/>
               </w:rPr>
               <w:tab/>
             </w:r>
             <w:r>
               <w:rPr>
-                <w:rStyle w:val="Hyperlink"/>
+                <w:rStyle w:val="Hiperhivatkozs"/>
                 <w:noProof/>
               </w:rPr>
               <w:t>Új termék felvétele</w:t>
@@ -3388,7 +3165,7 @@
                 <w:noProof/>
                 <w:webHidden/>
               </w:rPr>
-              <w:instrText xml:space="preserve"> PAGEREF _Toc223041561 \h </w:instrText>
+              <w:instrText xml:space="preserve"> PAGEREF _Toc223072428 \h </w:instrText>
             </w:r>
             <w:r>
               <w:rPr>
@@ -3421,21 +3198,17 @@
         </w:p>
         <w:p>
           <w:pPr>
-            <w:pStyle w:val="TOC2"/>
+            <w:pStyle w:val="TJ2"/>
             <w:rPr>
               <w:rFonts w:eastAsiaTheme="minorEastAsia"/>
               <w:noProof/>
-              <w:kern w:val="2"/>
-              <w:sz w:val="24"/>
-              <w:szCs w:val="24"/>
               <w:lang w:eastAsia="hu-HU"/>
-              <w14:ligatures w14:val="standardContextual"/>
             </w:rPr>
           </w:pPr>
-          <w:hyperlink w:anchor="_Toc223041562" w:history="1">
-            <w:r>
-              <w:rPr>
-                <w:rStyle w:val="Hyperlink"/>
+          <w:hyperlink w:anchor="_Toc223072429" w:history="1">
+            <w:r>
+              <w:rPr>
+                <w:rStyle w:val="Hiperhivatkozs"/>
                 <w:noProof/>
                 <w14:scene3d>
                   <w14:camera w14:prst="orthographicFront"/>
@@ -3450,17 +3223,13 @@
               <w:rPr>
                 <w:rFonts w:eastAsiaTheme="minorEastAsia"/>
                 <w:noProof/>
-                <w:kern w:val="2"/>
-                <w:sz w:val="24"/>
-                <w:szCs w:val="24"/>
-                <w:lang w:eastAsia="hu-HU"/>
-                <w14:ligatures w14:val="standardContextual"/>
+                <w:lang w:eastAsia="hu-HU"/>
               </w:rPr>
               <w:tab/>
             </w:r>
             <w:r>
               <w:rPr>
-                <w:rStyle w:val="Hyperlink"/>
+                <w:rStyle w:val="Hiperhivatkozs"/>
                 <w:noProof/>
               </w:rPr>
               <w:t>Tesztesetek</w:t>
@@ -3484,7 +3253,7 @@
                 <w:noProof/>
                 <w:webHidden/>
               </w:rPr>
-              <w:instrText xml:space="preserve"> PAGEREF _Toc223041562 \h </w:instrText>
+              <w:instrText xml:space="preserve"> PAGEREF _Toc223072429 \h </w:instrText>
             </w:r>
             <w:r>
               <w:rPr>
@@ -3517,21 +3286,17 @@
         </w:p>
         <w:p>
           <w:pPr>
-            <w:pStyle w:val="TOC2"/>
+            <w:pStyle w:val="TJ2"/>
             <w:rPr>
               <w:rFonts w:eastAsiaTheme="minorEastAsia"/>
               <w:noProof/>
-              <w:kern w:val="2"/>
-              <w:sz w:val="24"/>
-              <w:szCs w:val="24"/>
               <w:lang w:eastAsia="hu-HU"/>
-              <w14:ligatures w14:val="standardContextual"/>
             </w:rPr>
           </w:pPr>
-          <w:hyperlink w:anchor="_Toc223041563" w:history="1">
-            <w:r>
-              <w:rPr>
-                <w:rStyle w:val="Hyperlink"/>
+          <w:hyperlink w:anchor="_Toc223072430" w:history="1">
+            <w:r>
+              <w:rPr>
+                <w:rStyle w:val="Hiperhivatkozs"/>
                 <w:noProof/>
                 <w14:scene3d>
                   <w14:camera w14:prst="orthographicFront"/>
@@ -3546,20 +3311,16 @@
               <w:rPr>
                 <w:rFonts w:eastAsiaTheme="minorEastAsia"/>
                 <w:noProof/>
-                <w:kern w:val="2"/>
-                <w:sz w:val="24"/>
-                <w:szCs w:val="24"/>
-                <w:lang w:eastAsia="hu-HU"/>
-                <w14:ligatures w14:val="standardContextual"/>
+                <w:lang w:eastAsia="hu-HU"/>
               </w:rPr>
               <w:tab/>
             </w:r>
             <w:r>
               <w:rPr>
-                <w:rStyle w:val="Hyperlink"/>
-                <w:noProof/>
-              </w:rPr>
-              <w:t>Előfeltételek</w:t>
+                <w:rStyle w:val="Hiperhivatkozs"/>
+                <w:noProof/>
+              </w:rPr>
+              <w:t>Tesztek célja</w:t>
             </w:r>
             <w:r>
               <w:rPr>
@@ -3580,7 +3341,7 @@
                 <w:noProof/>
                 <w:webHidden/>
               </w:rPr>
-              <w:instrText xml:space="preserve"> PAGEREF _Toc223041563 \h </w:instrText>
+              <w:instrText xml:space="preserve"> PAGEREF _Toc223072430 \h </w:instrText>
             </w:r>
             <w:r>
               <w:rPr>
@@ -3613,21 +3374,17 @@
         </w:p>
         <w:p>
           <w:pPr>
-            <w:pStyle w:val="TOC2"/>
+            <w:pStyle w:val="TJ2"/>
             <w:rPr>
               <w:rFonts w:eastAsiaTheme="minorEastAsia"/>
               <w:noProof/>
-              <w:kern w:val="2"/>
-              <w:sz w:val="24"/>
-              <w:szCs w:val="24"/>
               <w:lang w:eastAsia="hu-HU"/>
-              <w14:ligatures w14:val="standardContextual"/>
             </w:rPr>
           </w:pPr>
-          <w:hyperlink w:anchor="_Toc223041564" w:history="1">
-            <w:r>
-              <w:rPr>
-                <w:rStyle w:val="Hyperlink"/>
+          <w:hyperlink w:anchor="_Toc223072431" w:history="1">
+            <w:r>
+              <w:rPr>
+                <w:rStyle w:val="Hiperhivatkozs"/>
                 <w:noProof/>
                 <w14:scene3d>
                   <w14:camera w14:prst="orthographicFront"/>
@@ -3642,20 +3399,16 @@
               <w:rPr>
                 <w:rFonts w:eastAsiaTheme="minorEastAsia"/>
                 <w:noProof/>
-                <w:kern w:val="2"/>
-                <w:sz w:val="24"/>
-                <w:szCs w:val="24"/>
-                <w:lang w:eastAsia="hu-HU"/>
-                <w14:ligatures w14:val="standardContextual"/>
+                <w:lang w:eastAsia="hu-HU"/>
               </w:rPr>
               <w:tab/>
             </w:r>
             <w:r>
               <w:rPr>
-                <w:rStyle w:val="Hyperlink"/>
-                <w:noProof/>
-              </w:rPr>
-              <w:t>Bevitt adatok</w:t>
+                <w:rStyle w:val="Hiperhivatkozs"/>
+                <w:noProof/>
+              </w:rPr>
+              <w:t>Előfeltételek</w:t>
             </w:r>
             <w:r>
               <w:rPr>
@@ -3676,7 +3429,7 @@
                 <w:noProof/>
                 <w:webHidden/>
               </w:rPr>
-              <w:instrText xml:space="preserve"> PAGEREF _Toc223041564 \h </w:instrText>
+              <w:instrText xml:space="preserve"> PAGEREF _Toc223072431 \h </w:instrText>
             </w:r>
             <w:r>
               <w:rPr>
@@ -3709,21 +3462,17 @@
         </w:p>
         <w:p>
           <w:pPr>
-            <w:pStyle w:val="TOC2"/>
+            <w:pStyle w:val="TJ2"/>
             <w:rPr>
               <w:rFonts w:eastAsiaTheme="minorEastAsia"/>
               <w:noProof/>
-              <w:kern w:val="2"/>
-              <w:sz w:val="24"/>
-              <w:szCs w:val="24"/>
               <w:lang w:eastAsia="hu-HU"/>
-              <w14:ligatures w14:val="standardContextual"/>
             </w:rPr>
           </w:pPr>
-          <w:hyperlink w:anchor="_Toc223041565" w:history="1">
-            <w:r>
-              <w:rPr>
-                <w:rStyle w:val="Hyperlink"/>
+          <w:hyperlink w:anchor="_Toc223072432" w:history="1">
+            <w:r>
+              <w:rPr>
+                <w:rStyle w:val="Hiperhivatkozs"/>
                 <w:noProof/>
                 <w14:scene3d>
                   <w14:camera w14:prst="orthographicFront"/>
@@ -3738,20 +3487,16 @@
               <w:rPr>
                 <w:rFonts w:eastAsiaTheme="minorEastAsia"/>
                 <w:noProof/>
-                <w:kern w:val="2"/>
-                <w:sz w:val="24"/>
-                <w:szCs w:val="24"/>
-                <w:lang w:eastAsia="hu-HU"/>
-                <w14:ligatures w14:val="standardContextual"/>
+                <w:lang w:eastAsia="hu-HU"/>
               </w:rPr>
               <w:tab/>
             </w:r>
             <w:r>
               <w:rPr>
-                <w:rStyle w:val="Hyperlink"/>
-                <w:noProof/>
-              </w:rPr>
-              <w:t>Várt eredmény</w:t>
+                <w:rStyle w:val="Hiperhivatkozs"/>
+                <w:noProof/>
+              </w:rPr>
+              <w:t>Bevitt adatok</w:t>
             </w:r>
             <w:r>
               <w:rPr>
@@ -3772,7 +3517,7 @@
                 <w:noProof/>
                 <w:webHidden/>
               </w:rPr>
-              <w:instrText xml:space="preserve"> PAGEREF _Toc223041565 \h </w:instrText>
+              <w:instrText xml:space="preserve"> PAGEREF _Toc223072432 \h </w:instrText>
             </w:r>
             <w:r>
               <w:rPr>
@@ -3792,7 +3537,7 @@
                 <w:noProof/>
                 <w:webHidden/>
               </w:rPr>
-              <w:t>11</w:t>
+              <w:t>10</w:t>
             </w:r>
             <w:r>
               <w:rPr>
@@ -3805,21 +3550,17 @@
         </w:p>
         <w:p>
           <w:pPr>
-            <w:pStyle w:val="TOC2"/>
+            <w:pStyle w:val="TJ2"/>
             <w:rPr>
               <w:rFonts w:eastAsiaTheme="minorEastAsia"/>
               <w:noProof/>
-              <w:kern w:val="2"/>
-              <w:sz w:val="24"/>
-              <w:szCs w:val="24"/>
               <w:lang w:eastAsia="hu-HU"/>
-              <w14:ligatures w14:val="standardContextual"/>
             </w:rPr>
           </w:pPr>
-          <w:hyperlink w:anchor="_Toc223041566" w:history="1">
-            <w:r>
-              <w:rPr>
-                <w:rStyle w:val="Hyperlink"/>
+          <w:hyperlink w:anchor="_Toc223072433" w:history="1">
+            <w:r>
+              <w:rPr>
+                <w:rStyle w:val="Hiperhivatkozs"/>
                 <w:noProof/>
                 <w14:scene3d>
                   <w14:camera w14:prst="orthographicFront"/>
@@ -3834,20 +3575,16 @@
               <w:rPr>
                 <w:rFonts w:eastAsiaTheme="minorEastAsia"/>
                 <w:noProof/>
-                <w:kern w:val="2"/>
-                <w:sz w:val="24"/>
-                <w:szCs w:val="24"/>
-                <w:lang w:eastAsia="hu-HU"/>
-                <w14:ligatures w14:val="standardContextual"/>
+                <w:lang w:eastAsia="hu-HU"/>
               </w:rPr>
               <w:tab/>
             </w:r>
             <w:r>
               <w:rPr>
-                <w:rStyle w:val="Hyperlink"/>
-                <w:noProof/>
-              </w:rPr>
-              <w:t>Tesztlépések</w:t>
+                <w:rStyle w:val="Hiperhivatkozs"/>
+                <w:noProof/>
+              </w:rPr>
+              <w:t>Várt eredmény</w:t>
             </w:r>
             <w:r>
               <w:rPr>
@@ -3868,7 +3605,7 @@
                 <w:noProof/>
                 <w:webHidden/>
               </w:rPr>
-              <w:instrText xml:space="preserve"> PAGEREF _Toc223041566 \h </w:instrText>
+              <w:instrText xml:space="preserve"> PAGEREF _Toc223072433 \h </w:instrText>
             </w:r>
             <w:r>
               <w:rPr>
@@ -3901,21 +3638,17 @@
         </w:p>
         <w:p>
           <w:pPr>
-            <w:pStyle w:val="TOC2"/>
+            <w:pStyle w:val="TJ2"/>
             <w:rPr>
               <w:rFonts w:eastAsiaTheme="minorEastAsia"/>
               <w:noProof/>
-              <w:kern w:val="2"/>
-              <w:sz w:val="24"/>
-              <w:szCs w:val="24"/>
               <w:lang w:eastAsia="hu-HU"/>
-              <w14:ligatures w14:val="standardContextual"/>
             </w:rPr>
           </w:pPr>
-          <w:hyperlink w:anchor="_Toc223041567" w:history="1">
-            <w:r>
-              <w:rPr>
-                <w:rStyle w:val="Hyperlink"/>
+          <w:hyperlink w:anchor="_Toc223072434" w:history="1">
+            <w:r>
+              <w:rPr>
+                <w:rStyle w:val="Hiperhivatkozs"/>
                 <w:noProof/>
                 <w14:scene3d>
                   <w14:camera w14:prst="orthographicFront"/>
@@ -3930,17 +3663,101 @@
               <w:rPr>
                 <w:rFonts w:eastAsiaTheme="minorEastAsia"/>
                 <w:noProof/>
-                <w:kern w:val="2"/>
-                <w:sz w:val="24"/>
-                <w:szCs w:val="24"/>
-                <w:lang w:eastAsia="hu-HU"/>
-                <w14:ligatures w14:val="standardContextual"/>
+                <w:lang w:eastAsia="hu-HU"/>
               </w:rPr>
               <w:tab/>
             </w:r>
             <w:r>
               <w:rPr>
-                <w:rStyle w:val="Hyperlink"/>
+                <w:rStyle w:val="Hiperhivatkozs"/>
+                <w:noProof/>
+              </w:rPr>
+              <w:t>Tesztlépések</w:t>
+            </w:r>
+            <w:r>
+              <w:rPr>
+                <w:noProof/>
+                <w:webHidden/>
+              </w:rPr>
+              <w:tab/>
+            </w:r>
+            <w:r>
+              <w:rPr>
+                <w:noProof/>
+                <w:webHidden/>
+              </w:rPr>
+              <w:fldChar w:fldCharType="begin"/>
+            </w:r>
+            <w:r>
+              <w:rPr>
+                <w:noProof/>
+                <w:webHidden/>
+              </w:rPr>
+              <w:instrText xml:space="preserve"> PAGEREF _Toc223072434 \h </w:instrText>
+            </w:r>
+            <w:r>
+              <w:rPr>
+                <w:noProof/>
+                <w:webHidden/>
+              </w:rPr>
+            </w:r>
+            <w:r>
+              <w:rPr>
+                <w:noProof/>
+                <w:webHidden/>
+              </w:rPr>
+              <w:fldChar w:fldCharType="separate"/>
+            </w:r>
+            <w:r>
+              <w:rPr>
+                <w:noProof/>
+                <w:webHidden/>
+              </w:rPr>
+              <w:t>11</w:t>
+            </w:r>
+            <w:r>
+              <w:rPr>
+                <w:noProof/>
+                <w:webHidden/>
+              </w:rPr>
+              <w:fldChar w:fldCharType="end"/>
+            </w:r>
+          </w:hyperlink>
+        </w:p>
+        <w:p>
+          <w:pPr>
+            <w:pStyle w:val="TJ2"/>
+            <w:rPr>
+              <w:rFonts w:eastAsiaTheme="minorEastAsia"/>
+              <w:noProof/>
+              <w:lang w:eastAsia="hu-HU"/>
+            </w:rPr>
+          </w:pPr>
+          <w:hyperlink w:anchor="_Toc223072435" w:history="1">
+            <w:r>
+              <w:rPr>
+                <w:rStyle w:val="Hiperhivatkozs"/>
+                <w:noProof/>
+                <w14:scene3d>
+                  <w14:camera w14:prst="orthographicFront"/>
+                  <w14:lightRig w14:rig="threePt" w14:dir="t">
+                    <w14:rot w14:lat="0" w14:lon="0" w14:rev="0"/>
+                  </w14:lightRig>
+                </w14:scene3d>
+              </w:rPr>
+              <w:t>5.7.</w:t>
+            </w:r>
+            <w:r>
+              <w:rPr>
+                <w:rFonts w:eastAsiaTheme="minorEastAsia"/>
+                <w:noProof/>
+                <w:lang w:eastAsia="hu-HU"/>
+              </w:rPr>
+              <w:tab/>
+            </w:r>
+            <w:r>
+              <w:rPr>
+                <w:rStyle w:val="Hiperhivatkozs"/>
                 <w:noProof/>
               </w:rPr>
               <w:t>Teszteket tartalmazó fájl útvonala</w:t>
@@ -3964,7 +3781,7 @@
                 <w:noProof/>
                 <w:webHidden/>
               </w:rPr>
-              <w:instrText xml:space="preserve"> PAGEREF _Toc223041567 \h </w:instrText>
+              <w:instrText xml:space="preserve"> PAGEREF _Toc223072435 \h </w:instrText>
             </w:r>
             <w:r>
               <w:rPr>
@@ -4014,7 +3831,7 @@
     </w:sdt>
     <w:p>
       <w:pPr>
-        <w:pStyle w:val="Heading1"/>
+        <w:pStyle w:val="Cmsor1"/>
         <w:sectPr>
           <w:headerReference w:type="default" r:id="rId9"/>
           <w:footerReference w:type="default" r:id="rId10"/>
@@ -4031,9 +3848,9 @@
     </w:p>
     <w:p>
       <w:pPr>
-        <w:pStyle w:val="Heading1"/>
-      </w:pPr>
-      <w:bookmarkStart w:id="1" w:name="_Toc223041531"/>
+        <w:pStyle w:val="Cmsor1"/>
+      </w:pPr>
+      <w:bookmarkStart w:id="1" w:name="_Toc223072398"/>
       <w:r>
         <w:lastRenderedPageBreak/>
         <w:t>Frontend tesztelés</w:t>
@@ -4045,9 +3862,9 @@
     </w:p>
     <w:p>
       <w:pPr>
-        <w:pStyle w:val="Heading2"/>
-      </w:pPr>
-      <w:bookmarkStart w:id="2" w:name="_Toc223041532"/>
+        <w:pStyle w:val="Cmsor2"/>
+      </w:pPr>
+      <w:bookmarkStart w:id="2" w:name="_Toc223072399"/>
       <w:r>
         <w:t>Tesztelés során használt eszközök</w:t>
       </w:r>
@@ -4055,31 +3872,49 @@
     </w:p>
     <w:p>
       <w:pPr>
-        <w:pStyle w:val="ListParagraph"/>
+        <w:pStyle w:val="Listaszerbekezds"/>
         <w:numPr>
           <w:ilvl w:val="0"/>
           <w:numId w:val="26"/>
         </w:numPr>
       </w:pPr>
-      <w:r>
-        <w:t>Selenium WebDriver: automatizált teszteléshez</w:t>
-      </w:r>
-    </w:p>
-    <w:p>
-      <w:pPr>
-        <w:pStyle w:val="ListParagraph"/>
+      <w:proofErr w:type="spellStart"/>
+      <w:r>
+        <w:t>Selenium</w:t>
+      </w:r>
+      <w:proofErr w:type="spellEnd"/>
+      <w:r>
+        <w:t xml:space="preserve"> </w:t>
+      </w:r>
+      <w:proofErr w:type="spellStart"/>
+      <w:r>
+        <w:t>WebDriver</w:t>
+      </w:r>
+      <w:proofErr w:type="spellEnd"/>
+      <w:r>
+        <w:t>: automatizált teszteléshez</w:t>
+      </w:r>
+    </w:p>
+    <w:p>
+      <w:pPr>
+        <w:pStyle w:val="Listaszerbekezds"/>
         <w:numPr>
           <w:ilvl w:val="0"/>
           <w:numId w:val="26"/>
         </w:numPr>
       </w:pPr>
-      <w:r>
-        <w:t>Mocha: tesztkeretrendszer</w:t>
-      </w:r>
-    </w:p>
-    <w:p>
-      <w:pPr>
-        <w:pStyle w:val="ListParagraph"/>
+      <w:proofErr w:type="spellStart"/>
+      <w:r>
+        <w:t>Mocha</w:t>
+      </w:r>
+      <w:proofErr w:type="spellEnd"/>
+      <w:r>
+        <w:t>: tesztkeretrendszer</w:t>
+      </w:r>
+    </w:p>
+    <w:p>
+      <w:pPr>
+        <w:pStyle w:val="Listaszerbekezds"/>
         <w:numPr>
           <w:ilvl w:val="0"/>
           <w:numId w:val="26"/>
@@ -4091,19 +3926,32 @@
     </w:p>
     <w:p>
       <w:pPr>
-        <w:pStyle w:val="ListParagraph"/>
+        <w:pStyle w:val="Listaszerbekezds"/>
         <w:numPr>
           <w:ilvl w:val="0"/>
           <w:numId w:val="26"/>
         </w:numPr>
       </w:pPr>
-      <w:r>
-        <w:t>GeckoDriver: Selenium és a Firefox közötti kapcsolathoz</w:t>
-      </w:r>
-    </w:p>
-    <w:p>
-      <w:pPr>
-        <w:pStyle w:val="ListParagraph"/>
+      <w:proofErr w:type="spellStart"/>
+      <w:r>
+        <w:t>GeckoDriver</w:t>
+      </w:r>
+      <w:proofErr w:type="spellEnd"/>
+      <w:r>
+        <w:t xml:space="preserve">: </w:t>
+      </w:r>
+      <w:proofErr w:type="spellStart"/>
+      <w:r>
+        <w:t>Selenium</w:t>
+      </w:r>
+      <w:proofErr w:type="spellEnd"/>
+      <w:r>
+        <w:t xml:space="preserve"> és a Firefox közötti kapcsolathoz</w:t>
+      </w:r>
+    </w:p>
+    <w:p>
+      <w:pPr>
+        <w:pStyle w:val="Listaszerbekezds"/>
         <w:numPr>
           <w:ilvl w:val="0"/>
           <w:numId w:val="26"/>
@@ -4115,9 +3963,9 @@
     </w:p>
     <w:p>
       <w:pPr>
-        <w:pStyle w:val="Heading2"/>
-      </w:pPr>
-      <w:bookmarkStart w:id="3" w:name="_Toc223041533"/>
+        <w:pStyle w:val="Cmsor2"/>
+      </w:pPr>
+      <w:bookmarkStart w:id="3" w:name="_Toc223072400"/>
       <w:r>
         <w:t>Tesztelés előfeltételei</w:t>
       </w:r>
@@ -4125,7 +3973,7 @@
     </w:p>
     <w:p>
       <w:pPr>
-        <w:pStyle w:val="ListParagraph"/>
+        <w:pStyle w:val="Listaszerbekezds"/>
         <w:numPr>
           <w:ilvl w:val="0"/>
           <w:numId w:val="26"/>
@@ -4137,23 +3985,62 @@
     </w:p>
     <w:p>
       <w:pPr>
-        <w:pStyle w:val="ListParagraph"/>
+        <w:pStyle w:val="Listaszerbekezds"/>
         <w:numPr>
           <w:ilvl w:val="0"/>
           <w:numId w:val="26"/>
         </w:numPr>
       </w:pPr>
-      <w:r>
-        <w:t xml:space="preserve">Selenium WebDriver, Mocha és a GeckoDriver függőségek telepítése a frontend projekthez </w:t>
+      <w:proofErr w:type="spellStart"/>
+      <w:r>
+        <w:t>Selenium</w:t>
+      </w:r>
+      <w:proofErr w:type="spellEnd"/>
+      <w:r>
+        <w:t xml:space="preserve"> </w:t>
+      </w:r>
+      <w:proofErr w:type="spellStart"/>
+      <w:r>
+        <w:t>WebDriver</w:t>
+      </w:r>
+      <w:proofErr w:type="spellEnd"/>
+      <w:r>
+        <w:t xml:space="preserve">, </w:t>
+      </w:r>
+      <w:proofErr w:type="spellStart"/>
+      <w:r>
+        <w:t>Mocha</w:t>
+      </w:r>
+      <w:proofErr w:type="spellEnd"/>
+      <w:r>
+        <w:t xml:space="preserve"> és a </w:t>
+      </w:r>
+      <w:proofErr w:type="spellStart"/>
+      <w:r>
+        <w:t>GeckoDriver</w:t>
+      </w:r>
+      <w:proofErr w:type="spellEnd"/>
+      <w:r>
+        <w:t xml:space="preserve"> függőségek telepítése a frontend projekthez </w:t>
       </w:r>
       <w:r>
         <w:t>’</w:t>
       </w:r>
+      <w:proofErr w:type="spellStart"/>
       <w:r>
         <w:t>npm</w:t>
       </w:r>
-      <w:r>
-        <w:t xml:space="preserve"> install’</w:t>
+      <w:proofErr w:type="spellEnd"/>
+      <w:r>
+        <w:t xml:space="preserve"> </w:t>
+      </w:r>
+      <w:proofErr w:type="spellStart"/>
+      <w:r>
+        <w:t>install</w:t>
+      </w:r>
+      <w:proofErr w:type="spellEnd"/>
+      <w:r>
+        <w:t>’</w:t>
       </w:r>
       <w:r>
         <w:t xml:space="preserve"> parancs segítségével</w:t>
@@ -4161,7 +4048,7 @@
     </w:p>
     <w:p>
       <w:pPr>
-        <w:pStyle w:val="ListParagraph"/>
+        <w:pStyle w:val="Listaszerbekezds"/>
         <w:numPr>
           <w:ilvl w:val="0"/>
           <w:numId w:val="26"/>
@@ -4177,12 +4064,28 @@
         <w:t>, és az ezekhez szükséges függőségek telepítése</w:t>
       </w:r>
       <w:r>
-        <w:t xml:space="preserve"> ’npm install’ parancs segítségével</w:t>
-      </w:r>
-    </w:p>
-    <w:p>
-      <w:pPr>
-        <w:pStyle w:val="ListParagraph"/>
+        <w:t xml:space="preserve"> ’</w:t>
+      </w:r>
+      <w:proofErr w:type="spellStart"/>
+      <w:r>
+        <w:t>npm</w:t>
+      </w:r>
+      <w:proofErr w:type="spellEnd"/>
+      <w:r>
+        <w:t xml:space="preserve"> </w:t>
+      </w:r>
+      <w:proofErr w:type="spellStart"/>
+      <w:r>
+        <w:t>install</w:t>
+      </w:r>
+      <w:proofErr w:type="spellEnd"/>
+      <w:r>
+        <w:t>’ parancs segítségével</w:t>
+      </w:r>
+    </w:p>
+    <w:p>
+      <w:pPr>
+        <w:pStyle w:val="Listaszerbekezds"/>
         <w:numPr>
           <w:ilvl w:val="0"/>
           <w:numId w:val="26"/>
@@ -4194,7 +4097,7 @@
     </w:p>
     <w:p>
       <w:pPr>
-        <w:pStyle w:val="ListParagraph"/>
+        <w:pStyle w:val="Listaszerbekezds"/>
         <w:numPr>
           <w:ilvl w:val="0"/>
           <w:numId w:val="26"/>
@@ -4206,9 +4109,9 @@
     </w:p>
     <w:p>
       <w:pPr>
-        <w:pStyle w:val="Heading2"/>
-      </w:pPr>
-      <w:bookmarkStart w:id="4" w:name="_Toc223041534"/>
+        <w:pStyle w:val="Cmsor2"/>
+      </w:pPr>
+      <w:bookmarkStart w:id="4" w:name="_Toc223072401"/>
       <w:r>
         <w:t>Bejelentkezés a projektbe</w:t>
       </w:r>
@@ -4230,7 +4133,21 @@
         <w:rPr>
           <w:lang w:eastAsia="hu-HU"/>
         </w:rPr>
-        <w:t xml:space="preserve"> (érvényes JWT token)</w:t>
+        <w:t xml:space="preserve"> (érvényes JWT </w:t>
+      </w:r>
+      <w:proofErr w:type="spellStart"/>
+      <w:r>
+        <w:rPr>
+          <w:lang w:eastAsia="hu-HU"/>
+        </w:rPr>
+        <w:t>token</w:t>
+      </w:r>
+      <w:proofErr w:type="spellEnd"/>
+      <w:r>
+        <w:rPr>
+          <w:lang w:eastAsia="hu-HU"/>
+        </w:rPr>
+        <w:t>)</w:t>
       </w:r>
       <w:r>
         <w:rPr>
@@ -4241,9 +4158,9 @@
     </w:p>
     <w:p>
       <w:pPr>
-        <w:pStyle w:val="Heading2"/>
-      </w:pPr>
-      <w:bookmarkStart w:id="5" w:name="_Toc223041535"/>
+        <w:pStyle w:val="Cmsor2"/>
+      </w:pPr>
+      <w:bookmarkStart w:id="5" w:name="_Toc223072402"/>
       <w:r>
         <w:t>Frontend URL-je</w:t>
       </w:r>
@@ -4276,9 +4193,9 @@
     </w:p>
     <w:p>
       <w:pPr>
-        <w:pStyle w:val="Heading2"/>
-      </w:pPr>
-      <w:bookmarkStart w:id="6" w:name="_Toc223041536"/>
+        <w:pStyle w:val="Cmsor2"/>
+      </w:pPr>
+      <w:bookmarkStart w:id="6" w:name="_Toc223072403"/>
       <w:r>
         <w:t>Böngésző</w:t>
       </w:r>
@@ -4286,10 +4203,26 @@
     </w:p>
     <w:p>
       <w:r>
-        <w:t xml:space="preserve">A setup.js fájl letölti és beállítja a teszteléshez szükséges GeckoDriver-t, ami a Firefox </w:t>
-      </w:r>
-      <w:r>
-        <w:t>böngésző vezérléséhez szükséges a Selenium számára.</w:t>
+        <w:t xml:space="preserve">A setup.js fájl letölti és beállítja a teszteléshez szükséges </w:t>
+      </w:r>
+      <w:proofErr w:type="spellStart"/>
+      <w:r>
+        <w:t>GeckoDriver</w:t>
+      </w:r>
+      <w:proofErr w:type="spellEnd"/>
+      <w:r>
+        <w:t xml:space="preserve">-t, ami a Firefox </w:t>
+      </w:r>
+      <w:r>
+        <w:t xml:space="preserve">böngésző vezérléséhez szükséges a </w:t>
+      </w:r>
+      <w:proofErr w:type="spellStart"/>
+      <w:r>
+        <w:t>Selenium</w:t>
+      </w:r>
+      <w:proofErr w:type="spellEnd"/>
+      <w:r>
+        <w:t xml:space="preserve"> számára.</w:t>
       </w:r>
     </w:p>
     <w:p>
@@ -4308,13 +4241,13 @@
     </w:p>
     <w:p>
       <w:pPr>
-        <w:pStyle w:val="Heading1"/>
+        <w:pStyle w:val="Cmsor1"/>
       </w:pPr>
       <w:r>
         <w:lastRenderedPageBreak/>
         <w:t xml:space="preserve"> </w:t>
       </w:r>
-      <w:bookmarkStart w:id="7" w:name="_Toc223041537"/>
+      <w:bookmarkStart w:id="7" w:name="_Toc223072404"/>
       <w:r>
         <w:t>Bejelentkezés</w:t>
       </w:r>
@@ -4322,9 +4255,9 @@
     </w:p>
     <w:p>
       <w:pPr>
-        <w:pStyle w:val="Heading2"/>
-      </w:pPr>
-      <w:bookmarkStart w:id="8" w:name="_Toc223041538"/>
+        <w:pStyle w:val="Cmsor2"/>
+      </w:pPr>
+      <w:bookmarkStart w:id="8" w:name="_Toc223072405"/>
       <w:r>
         <w:t>Teszt</w:t>
       </w:r>
@@ -4338,7 +4271,7 @@
     </w:p>
     <w:p>
       <w:pPr>
-        <w:pStyle w:val="ListParagraph"/>
+        <w:pStyle w:val="Listaszerbekezds"/>
         <w:numPr>
           <w:ilvl w:val="0"/>
           <w:numId w:val="26"/>
@@ -4353,7 +4286,7 @@
     </w:p>
     <w:p>
       <w:pPr>
-        <w:pStyle w:val="ListParagraph"/>
+        <w:pStyle w:val="Listaszerbekezds"/>
         <w:numPr>
           <w:ilvl w:val="0"/>
           <w:numId w:val="26"/>
@@ -4368,7 +4301,7 @@
     </w:p>
     <w:p>
       <w:pPr>
-        <w:pStyle w:val="ListParagraph"/>
+        <w:pStyle w:val="Listaszerbekezds"/>
         <w:numPr>
           <w:ilvl w:val="0"/>
           <w:numId w:val="26"/>
@@ -4407,9 +4340,9 @@
     </w:p>
     <w:p>
       <w:pPr>
-        <w:pStyle w:val="Heading2"/>
-      </w:pPr>
-      <w:bookmarkStart w:id="9" w:name="_Toc223041539"/>
+        <w:pStyle w:val="Cmsor2"/>
+      </w:pPr>
+      <w:bookmarkStart w:id="9" w:name="_Toc223072406"/>
       <w:r>
         <w:t>Teszt</w:t>
       </w:r>
@@ -4434,9 +4367,9 @@
     </w:p>
     <w:p>
       <w:pPr>
-        <w:pStyle w:val="Heading2"/>
-      </w:pPr>
-      <w:bookmarkStart w:id="10" w:name="_Toc223041540"/>
+        <w:pStyle w:val="Cmsor2"/>
+      </w:pPr>
+      <w:bookmarkStart w:id="10" w:name="_Toc223072407"/>
       <w:r>
         <w:t>Előfeltételek</w:t>
       </w:r>
@@ -4444,7 +4377,7 @@
     </w:p>
     <w:p>
       <w:pPr>
-        <w:pStyle w:val="ListParagraph"/>
+        <w:pStyle w:val="Listaszerbekezds"/>
       </w:pPr>
       <w:r>
         <w:t>1.2. pontban található feltételek teljesülése</w:t>
@@ -4452,7 +4385,7 @@
     </w:p>
     <w:p>
       <w:pPr>
-        <w:pStyle w:val="ListParagraph"/>
+        <w:pStyle w:val="Listaszerbekezds"/>
       </w:pPr>
       <w:r>
         <w:t>A</w:t>
@@ -4478,9 +4411,9 @@
     </w:p>
     <w:p>
       <w:pPr>
-        <w:pStyle w:val="Heading2"/>
-      </w:pPr>
-      <w:bookmarkStart w:id="11" w:name="_Toc223041541"/>
+        <w:pStyle w:val="Cmsor2"/>
+      </w:pPr>
+      <w:bookmarkStart w:id="11" w:name="_Toc223072408"/>
       <w:r>
         <w:t>Bevitt adatok</w:t>
       </w:r>
@@ -4488,7 +4421,7 @@
     </w:p>
     <w:tbl>
       <w:tblPr>
-        <w:tblStyle w:val="TableGrid"/>
+        <w:tblStyle w:val="Rcsostblzat"/>
         <w:tblW w:w="0" w:type="auto"/>
         <w:tblInd w:w="1418" w:type="dxa"/>
         <w:tblLook w:val="04A0" w:firstRow="1" w:lastRow="0" w:firstColumn="1" w:lastColumn="0" w:noHBand="0" w:noVBand="1"/>
@@ -4612,7 +4545,7 @@
     </w:p>
     <w:tbl>
       <w:tblPr>
-        <w:tblStyle w:val="TableGrid"/>
+        <w:tblStyle w:val="Rcsostblzat"/>
         <w:tblW w:w="0" w:type="auto"/>
         <w:tblInd w:w="1418" w:type="dxa"/>
         <w:tblLook w:val="04A0" w:firstRow="1" w:lastRow="0" w:firstColumn="1" w:lastColumn="0" w:noHBand="0" w:noVBand="1"/>
@@ -4677,12 +4610,14 @@
                 <w:lang w:eastAsia="hu-HU"/>
               </w:rPr>
             </w:pPr>
+            <w:proofErr w:type="spellStart"/>
             <w:r>
               <w:rPr>
                 <w:lang w:eastAsia="hu-HU"/>
               </w:rPr>
               <w:t>invaliduser</w:t>
             </w:r>
+            <w:proofErr w:type="spellEnd"/>
           </w:p>
         </w:tc>
       </w:tr>
@@ -4717,12 +4652,14 @@
                 <w:lang w:eastAsia="hu-HU"/>
               </w:rPr>
             </w:pPr>
+            <w:proofErr w:type="spellStart"/>
             <w:r>
               <w:rPr>
                 <w:lang w:eastAsia="hu-HU"/>
               </w:rPr>
               <w:t>wrongpassword</w:t>
             </w:r>
+            <w:proofErr w:type="spellEnd"/>
           </w:p>
         </w:tc>
       </w:tr>
@@ -4736,7 +4673,7 @@
     </w:p>
     <w:tbl>
       <w:tblPr>
-        <w:tblStyle w:val="TableGrid"/>
+        <w:tblStyle w:val="Rcsostblzat"/>
         <w:tblW w:w="0" w:type="auto"/>
         <w:tblInd w:w="1418" w:type="dxa"/>
         <w:tblLook w:val="04A0" w:firstRow="1" w:lastRow="0" w:firstColumn="1" w:lastColumn="0" w:noHBand="0" w:noVBand="1"/>
@@ -4861,9 +4798,9 @@
     </w:p>
     <w:p>
       <w:pPr>
-        <w:pStyle w:val="Heading2"/>
-      </w:pPr>
-      <w:bookmarkStart w:id="12" w:name="_Toc223041542"/>
+        <w:pStyle w:val="Cmsor2"/>
+      </w:pPr>
+      <w:bookmarkStart w:id="12" w:name="_Toc223072409"/>
       <w:r>
         <w:t>Várt eredmény</w:t>
       </w:r>
@@ -4871,7 +4808,7 @@
     </w:p>
     <w:p>
       <w:pPr>
-        <w:pStyle w:val="ListParagraph"/>
+        <w:pStyle w:val="Listaszerbekezds"/>
       </w:pPr>
       <w:r>
         <w:t>LOGIN-1:</w:t>
@@ -4883,7 +4820,7 @@
     </w:p>
     <w:p>
       <w:pPr>
-        <w:pStyle w:val="ListParagraph"/>
+        <w:pStyle w:val="Listaszerbekezds"/>
       </w:pPr>
       <w:r>
         <w:t>LOGIN-2:</w:t>
@@ -4895,7 +4832,7 @@
     </w:p>
     <w:p>
       <w:pPr>
-        <w:pStyle w:val="ListParagraph"/>
+        <w:pStyle w:val="Listaszerbekezds"/>
       </w:pPr>
       <w:r>
         <w:t>LOGIN-3:</w:t>
@@ -4907,9 +4844,9 @@
     </w:p>
     <w:p>
       <w:pPr>
-        <w:pStyle w:val="Heading2"/>
-      </w:pPr>
-      <w:bookmarkStart w:id="13" w:name="_Toc223041543"/>
+        <w:pStyle w:val="Cmsor2"/>
+      </w:pPr>
+      <w:bookmarkStart w:id="13" w:name="_Toc223072410"/>
       <w:r>
         <w:t>Tesztlépések</w:t>
       </w:r>
@@ -4938,7 +4875,21 @@
         <w:rPr>
           <w:lang w:eastAsia="hu-HU"/>
         </w:rPr>
-        <w:t>1. /bejelentkezes oldal megnyitása</w:t>
+        <w:t>1. /</w:t>
+      </w:r>
+      <w:proofErr w:type="spellStart"/>
+      <w:r>
+        <w:rPr>
+          <w:lang w:eastAsia="hu-HU"/>
+        </w:rPr>
+        <w:t>bejelentkezes</w:t>
+      </w:r>
+      <w:proofErr w:type="spellEnd"/>
+      <w:r>
+        <w:rPr>
+          <w:lang w:eastAsia="hu-HU"/>
+        </w:rPr>
+        <w:t xml:space="preserve"> oldal megnyitása</w:t>
       </w:r>
     </w:p>
     <w:p>
@@ -4977,7 +4928,21 @@
         <w:rPr>
           <w:lang w:eastAsia="hu-HU"/>
         </w:rPr>
-        <w:t>4. Sikeres bejelentkezés után átirányítás a /kezdolap oldalra</w:t>
+        <w:t>4. Sikeres bejelentkezés után átirányítás a /</w:t>
+      </w:r>
+      <w:proofErr w:type="spellStart"/>
+      <w:r>
+        <w:rPr>
+          <w:lang w:eastAsia="hu-HU"/>
+        </w:rPr>
+        <w:t>kezdolap</w:t>
+      </w:r>
+      <w:proofErr w:type="spellEnd"/>
+      <w:r>
+        <w:rPr>
+          <w:lang w:eastAsia="hu-HU"/>
+        </w:rPr>
+        <w:t xml:space="preserve"> oldalra</w:t>
       </w:r>
     </w:p>
     <w:p>
@@ -5011,7 +4976,21 @@
         <w:rPr>
           <w:lang w:eastAsia="hu-HU"/>
         </w:rPr>
-        <w:t>1. /bejelentkezes oldal megnyitása</w:t>
+        <w:t>1. /</w:t>
+      </w:r>
+      <w:proofErr w:type="spellStart"/>
+      <w:r>
+        <w:rPr>
+          <w:lang w:eastAsia="hu-HU"/>
+        </w:rPr>
+        <w:t>bejelentkezes</w:t>
+      </w:r>
+      <w:proofErr w:type="spellEnd"/>
+      <w:r>
+        <w:rPr>
+          <w:lang w:eastAsia="hu-HU"/>
+        </w:rPr>
+        <w:t xml:space="preserve"> oldal megnyitása</w:t>
       </w:r>
     </w:p>
     <w:p>
@@ -5096,27 +5075,55 @@
         <w:rPr>
           <w:lang w:eastAsia="hu-HU"/>
         </w:rPr>
-        <w:t>2. /bejelentkezes oldal ismételt megnyitása</w:t>
-      </w:r>
-    </w:p>
-    <w:p>
-      <w:pPr>
-        <w:rPr>
-          <w:lang w:eastAsia="hu-HU"/>
-        </w:rPr>
-      </w:pPr>
-      <w:r>
-        <w:rPr>
-          <w:lang w:eastAsia="hu-HU"/>
-        </w:rPr>
-        <w:t>3. Bejelentkezett felhasználó automatikus átirányítása a /kezdolap oldalra</w:t>
-      </w:r>
-    </w:p>
-    <w:p>
-      <w:pPr>
-        <w:pStyle w:val="Heading2"/>
-      </w:pPr>
-      <w:bookmarkStart w:id="14" w:name="_Toc223041544"/>
+        <w:t>2. /</w:t>
+      </w:r>
+      <w:proofErr w:type="spellStart"/>
+      <w:r>
+        <w:rPr>
+          <w:lang w:eastAsia="hu-HU"/>
+        </w:rPr>
+        <w:t>bejelentkezes</w:t>
+      </w:r>
+      <w:proofErr w:type="spellEnd"/>
+      <w:r>
+        <w:rPr>
+          <w:lang w:eastAsia="hu-HU"/>
+        </w:rPr>
+        <w:t xml:space="preserve"> oldal ismételt megnyitása</w:t>
+      </w:r>
+    </w:p>
+    <w:p>
+      <w:pPr>
+        <w:rPr>
+          <w:lang w:eastAsia="hu-HU"/>
+        </w:rPr>
+      </w:pPr>
+      <w:r>
+        <w:rPr>
+          <w:lang w:eastAsia="hu-HU"/>
+        </w:rPr>
+        <w:t>3. Bejelentkezett felhasználó automatikus átirányítása a /</w:t>
+      </w:r>
+      <w:proofErr w:type="spellStart"/>
+      <w:r>
+        <w:rPr>
+          <w:lang w:eastAsia="hu-HU"/>
+        </w:rPr>
+        <w:t>kezdolap</w:t>
+      </w:r>
+      <w:proofErr w:type="spellEnd"/>
+      <w:r>
+        <w:rPr>
+          <w:lang w:eastAsia="hu-HU"/>
+        </w:rPr>
+        <w:t xml:space="preserve"> oldalra</w:t>
+      </w:r>
+    </w:p>
+    <w:p>
+      <w:pPr>
+        <w:pStyle w:val="Cmsor2"/>
+      </w:pPr>
+      <w:bookmarkStart w:id="14" w:name="_Toc223072411"/>
       <w:r>
         <w:t>Teszteket tartalmazó fájl útvonala</w:t>
       </w:r>
@@ -5128,8 +5135,13 @@
           <w:lang w:eastAsia="hu-HU"/>
         </w:rPr>
       </w:pPr>
-      <w:r>
-        <w:t>tests/e2e/</w:t>
+      <w:proofErr w:type="spellStart"/>
+      <w:r>
+        <w:t>tests</w:t>
+      </w:r>
+      <w:proofErr w:type="spellEnd"/>
+      <w:r>
+        <w:t>/e2e/</w:t>
       </w:r>
       <w:r>
         <w:t>login</w:t>
@@ -5142,13 +5154,13 @@
     <w:bookmarkEnd w:id="0"/>
     <w:p>
       <w:pPr>
-        <w:pStyle w:val="Heading1"/>
+        <w:pStyle w:val="Cmsor1"/>
       </w:pPr>
       <w:r>
         <w:lastRenderedPageBreak/>
         <w:t xml:space="preserve"> </w:t>
       </w:r>
-      <w:bookmarkStart w:id="15" w:name="_Toc223041545"/>
+      <w:bookmarkStart w:id="15" w:name="_Toc223072412"/>
       <w:r>
         <w:t>Regisztráció</w:t>
       </w:r>
@@ -5156,9 +5168,9 @@
     </w:p>
     <w:p>
       <w:pPr>
-        <w:pStyle w:val="Heading2"/>
-      </w:pPr>
-      <w:bookmarkStart w:id="16" w:name="_Toc223041546"/>
+        <w:pStyle w:val="Cmsor2"/>
+      </w:pPr>
+      <w:bookmarkStart w:id="16" w:name="_Toc223072413"/>
       <w:r>
         <w:t>Tesztesetek</w:t>
       </w:r>
@@ -5166,7 +5178,7 @@
     </w:p>
     <w:p>
       <w:pPr>
-        <w:pStyle w:val="ListParagraph"/>
+        <w:pStyle w:val="Listaszerbekezds"/>
         <w:numPr>
           <w:ilvl w:val="0"/>
           <w:numId w:val="26"/>
@@ -5193,7 +5205,7 @@
     </w:p>
     <w:p>
       <w:pPr>
-        <w:pStyle w:val="ListParagraph"/>
+        <w:pStyle w:val="Listaszerbekezds"/>
         <w:numPr>
           <w:ilvl w:val="0"/>
           <w:numId w:val="26"/>
@@ -5214,9 +5226,9 @@
     </w:p>
     <w:p>
       <w:pPr>
-        <w:pStyle w:val="Heading2"/>
-      </w:pPr>
-      <w:bookmarkStart w:id="17" w:name="_Toc223041547"/>
+        <w:pStyle w:val="Cmsor2"/>
+      </w:pPr>
+      <w:bookmarkStart w:id="17" w:name="_Toc223072414"/>
       <w:r>
         <w:t>Tesztek célja</w:t>
       </w:r>
@@ -5232,9 +5244,9 @@
     </w:p>
     <w:p>
       <w:pPr>
-        <w:pStyle w:val="Heading2"/>
-      </w:pPr>
-      <w:bookmarkStart w:id="18" w:name="_Toc223041548"/>
+        <w:pStyle w:val="Cmsor2"/>
+      </w:pPr>
+      <w:bookmarkStart w:id="18" w:name="_Toc223072415"/>
       <w:r>
         <w:t>Előfeltételek</w:t>
       </w:r>
@@ -5242,7 +5254,7 @@
     </w:p>
     <w:p>
       <w:pPr>
-        <w:pStyle w:val="ListParagraph"/>
+        <w:pStyle w:val="Listaszerbekezds"/>
       </w:pPr>
       <w:r>
         <w:t>1.2. pontban található feltételek teljesülése</w:t>
@@ -5250,7 +5262,7 @@
     </w:p>
     <w:p>
       <w:pPr>
-        <w:pStyle w:val="ListParagraph"/>
+        <w:pStyle w:val="Listaszerbekezds"/>
       </w:pPr>
       <w:r>
         <w:t>REG-2 tesztesetnél már léteznie kell egy cégnek a megadott adószámmal</w:t>
@@ -5261,9 +5273,9 @@
     </w:p>
     <w:p>
       <w:pPr>
-        <w:pStyle w:val="Heading2"/>
-      </w:pPr>
-      <w:bookmarkStart w:id="19" w:name="_Toc223041549"/>
+        <w:pStyle w:val="Cmsor2"/>
+      </w:pPr>
+      <w:bookmarkStart w:id="19" w:name="_Toc223072416"/>
       <w:r>
         <w:t>Bevitt adatok</w:t>
       </w:r>
@@ -5271,7 +5283,7 @@
     </w:p>
     <w:tbl>
       <w:tblPr>
-        <w:tblStyle w:val="TableGrid"/>
+        <w:tblStyle w:val="Rcsostblzat"/>
         <w:tblW w:w="0" w:type="auto"/>
         <w:tblInd w:w="1418" w:type="dxa"/>
         <w:tblLook w:val="04A0" w:firstRow="1" w:lastRow="0" w:firstColumn="1" w:lastColumn="0" w:noHBand="0" w:noVBand="1"/>
@@ -5761,7 +5773,7 @@
     </w:p>
     <w:tbl>
       <w:tblPr>
-        <w:tblStyle w:val="TableGrid"/>
+        <w:tblStyle w:val="Rcsostblzat"/>
         <w:tblW w:w="0" w:type="auto"/>
         <w:tblInd w:w="1418" w:type="dxa"/>
         <w:tblLook w:val="04A0" w:firstRow="1" w:lastRow="0" w:firstColumn="1" w:lastColumn="0" w:noHBand="0" w:noVBand="1"/>
@@ -6246,9 +6258,9 @@
     </w:p>
     <w:p>
       <w:pPr>
-        <w:pStyle w:val="Heading2"/>
-      </w:pPr>
-      <w:bookmarkStart w:id="20" w:name="_Toc223041550"/>
+        <w:pStyle w:val="Cmsor2"/>
+      </w:pPr>
+      <w:bookmarkStart w:id="20" w:name="_Toc223072417"/>
       <w:r>
         <w:lastRenderedPageBreak/>
         <w:t>Várt eredmény</w:t>
@@ -6257,7 +6269,7 @@
     </w:p>
     <w:p>
       <w:pPr>
-        <w:pStyle w:val="ListParagraph"/>
+        <w:pStyle w:val="Listaszerbekezds"/>
       </w:pPr>
       <w:r>
         <w:t>REG</w:t>
@@ -6270,12 +6282,20 @@
         <w:t xml:space="preserve">Sikeres </w:t>
       </w:r>
       <w:r>
-        <w:t>regisztráció a megadott adatokkal, bejelentkezés az újonnan létrejött fiókkal és az új cég adatainak megnyitása a /ceginfo oldalon</w:t>
-      </w:r>
-    </w:p>
-    <w:p>
-      <w:pPr>
-        <w:pStyle w:val="ListParagraph"/>
+        <w:t>regisztráció a megadott adatokkal, bejelentkezés az újonnan létrejött fiókkal és az új cég adatainak megnyitása a /</w:t>
+      </w:r>
+      <w:proofErr w:type="spellStart"/>
+      <w:r>
+        <w:t>ceginfo</w:t>
+      </w:r>
+      <w:proofErr w:type="spellEnd"/>
+      <w:r>
+        <w:t xml:space="preserve"> oldalon</w:t>
+      </w:r>
+    </w:p>
+    <w:p>
+      <w:pPr>
+        <w:pStyle w:val="Listaszerbekezds"/>
       </w:pPr>
       <w:r>
         <w:t>REG</w:t>
@@ -6299,9 +6319,9 @@
     </w:p>
     <w:p>
       <w:pPr>
-        <w:pStyle w:val="Heading2"/>
-      </w:pPr>
-      <w:bookmarkStart w:id="21" w:name="_Toc223041551"/>
+        <w:pStyle w:val="Cmsor2"/>
+      </w:pPr>
+      <w:bookmarkStart w:id="21" w:name="_Toc223072418"/>
       <w:r>
         <w:t>Tesztlépések</w:t>
       </w:r>
@@ -6336,7 +6356,21 @@
         <w:rPr>
           <w:lang w:eastAsia="hu-HU"/>
         </w:rPr>
-        <w:t>1. /bejelentkezes oldal megnyitása</w:t>
+        <w:t>1. /</w:t>
+      </w:r>
+      <w:proofErr w:type="spellStart"/>
+      <w:r>
+        <w:rPr>
+          <w:lang w:eastAsia="hu-HU"/>
+        </w:rPr>
+        <w:t>bejelentkezes</w:t>
+      </w:r>
+      <w:proofErr w:type="spellEnd"/>
+      <w:r>
+        <w:rPr>
+          <w:lang w:eastAsia="hu-HU"/>
+        </w:rPr>
+        <w:t xml:space="preserve"> oldal megnyitása</w:t>
       </w:r>
     </w:p>
     <w:p>
@@ -6361,7 +6395,21 @@
         <w:rPr>
           <w:lang w:eastAsia="hu-HU"/>
         </w:rPr>
-        <w:t xml:space="preserve">/regisztracio oldal megnyitása a </w:t>
+        <w:t>/</w:t>
+      </w:r>
+      <w:proofErr w:type="spellStart"/>
+      <w:r>
+        <w:rPr>
+          <w:lang w:eastAsia="hu-HU"/>
+        </w:rPr>
+        <w:t>regisztracio</w:t>
+      </w:r>
+      <w:proofErr w:type="spellEnd"/>
+      <w:r>
+        <w:rPr>
+          <w:lang w:eastAsia="hu-HU"/>
+        </w:rPr>
+        <w:t xml:space="preserve"> oldal megnyitása a </w:t>
       </w:r>
       <w:r>
         <w:rPr>
@@ -6437,7 +6485,21 @@
         <w:rPr>
           <w:lang w:eastAsia="hu-HU"/>
         </w:rPr>
-        <w:t>6. /ceginfo megnyitása az oldalsávról a ’Cégem’ nevű menüponttal (mobil felület esetén előtte a hamburger menü kinyitása)</w:t>
+        <w:t>6. /</w:t>
+      </w:r>
+      <w:proofErr w:type="spellStart"/>
+      <w:r>
+        <w:rPr>
+          <w:lang w:eastAsia="hu-HU"/>
+        </w:rPr>
+        <w:t>ceginfo</w:t>
+      </w:r>
+      <w:proofErr w:type="spellEnd"/>
+      <w:r>
+        <w:rPr>
+          <w:lang w:eastAsia="hu-HU"/>
+        </w:rPr>
+        <w:t xml:space="preserve"> megnyitása az oldalsávról a ’Cégem’ nevű menüponttal (mobil felület esetén előtte a hamburger menü kinyitása)</w:t>
       </w:r>
     </w:p>
     <w:p>
@@ -6476,20 +6538,48 @@
         <w:rPr>
           <w:lang w:eastAsia="hu-HU"/>
         </w:rPr>
-        <w:t>1. /bejelentkezes oldal megnyitása</w:t>
-      </w:r>
-    </w:p>
-    <w:p>
-      <w:pPr>
-        <w:rPr>
-          <w:lang w:eastAsia="hu-HU"/>
-        </w:rPr>
-      </w:pPr>
-      <w:r>
-        <w:rPr>
-          <w:lang w:eastAsia="hu-HU"/>
-        </w:rPr>
-        <w:t xml:space="preserve">2. /regisztracio oldal megnyitása a </w:t>
+        <w:t>1. /</w:t>
+      </w:r>
+      <w:proofErr w:type="spellStart"/>
+      <w:r>
+        <w:rPr>
+          <w:lang w:eastAsia="hu-HU"/>
+        </w:rPr>
+        <w:t>bejelentkezes</w:t>
+      </w:r>
+      <w:proofErr w:type="spellEnd"/>
+      <w:r>
+        <w:rPr>
+          <w:lang w:eastAsia="hu-HU"/>
+        </w:rPr>
+        <w:t xml:space="preserve"> oldal megnyitása</w:t>
+      </w:r>
+    </w:p>
+    <w:p>
+      <w:pPr>
+        <w:rPr>
+          <w:lang w:eastAsia="hu-HU"/>
+        </w:rPr>
+      </w:pPr>
+      <w:r>
+        <w:rPr>
+          <w:lang w:eastAsia="hu-HU"/>
+        </w:rPr>
+        <w:t>2. /</w:t>
+      </w:r>
+      <w:proofErr w:type="spellStart"/>
+      <w:r>
+        <w:rPr>
+          <w:lang w:eastAsia="hu-HU"/>
+        </w:rPr>
+        <w:t>regisztracio</w:t>
+      </w:r>
+      <w:proofErr w:type="spellEnd"/>
+      <w:r>
+        <w:rPr>
+          <w:lang w:eastAsia="hu-HU"/>
+        </w:rPr>
+        <w:t xml:space="preserve"> oldal megnyitása a </w:t>
       </w:r>
       <w:r>
         <w:rPr>
@@ -6545,9 +6635,9 @@
     </w:p>
     <w:p>
       <w:pPr>
-        <w:pStyle w:val="Heading2"/>
-      </w:pPr>
-      <w:bookmarkStart w:id="22" w:name="_Toc223041552"/>
+        <w:pStyle w:val="Cmsor2"/>
+      </w:pPr>
+      <w:bookmarkStart w:id="22" w:name="_Toc223072419"/>
       <w:r>
         <w:t>Teszteket tartalmazó fájl útvonala</w:t>
       </w:r>
@@ -6559,26 +6649,31 @@
           <w:lang w:eastAsia="hu-HU"/>
         </w:rPr>
       </w:pPr>
-      <w:r>
-        <w:t>tests/e2e/register.test.js</w:t>
-      </w:r>
-    </w:p>
-    <w:p>
-      <w:pPr>
-        <w:rPr>
-          <w:lang w:eastAsia="hu-HU"/>
-        </w:rPr>
-      </w:pPr>
-    </w:p>
-    <w:p>
-      <w:pPr>
-        <w:pStyle w:val="Heading1"/>
+      <w:proofErr w:type="spellStart"/>
+      <w:r>
+        <w:t>tests</w:t>
+      </w:r>
+      <w:proofErr w:type="spellEnd"/>
+      <w:r>
+        <w:t>/e2e/register.test.js</w:t>
+      </w:r>
+    </w:p>
+    <w:p>
+      <w:pPr>
+        <w:rPr>
+          <w:lang w:eastAsia="hu-HU"/>
+        </w:rPr>
+      </w:pPr>
+    </w:p>
+    <w:p>
+      <w:pPr>
+        <w:pStyle w:val="Cmsor1"/>
       </w:pPr>
       <w:r>
         <w:lastRenderedPageBreak/>
         <w:t xml:space="preserve"> </w:t>
       </w:r>
-      <w:bookmarkStart w:id="23" w:name="_Toc223041553"/>
+      <w:bookmarkStart w:id="23" w:name="_Toc223072420"/>
       <w:r>
         <w:t>Oldalsáv és profilmenü</w:t>
       </w:r>
@@ -6586,9 +6681,9 @@
     </w:p>
     <w:p>
       <w:pPr>
-        <w:pStyle w:val="Heading2"/>
-      </w:pPr>
-      <w:bookmarkStart w:id="24" w:name="_Toc223041554"/>
+        <w:pStyle w:val="Cmsor2"/>
+      </w:pPr>
+      <w:bookmarkStart w:id="24" w:name="_Toc223072421"/>
       <w:r>
         <w:t>Tesztesetek</w:t>
       </w:r>
@@ -6596,7 +6691,7 @@
     </w:p>
     <w:p>
       <w:pPr>
-        <w:pStyle w:val="ListParagraph"/>
+        <w:pStyle w:val="Listaszerbekezds"/>
         <w:numPr>
           <w:ilvl w:val="0"/>
           <w:numId w:val="26"/>
@@ -6614,7 +6709,7 @@
     </w:p>
     <w:p>
       <w:pPr>
-        <w:pStyle w:val="ListParagraph"/>
+        <w:pStyle w:val="Listaszerbekezds"/>
         <w:numPr>
           <w:ilvl w:val="0"/>
           <w:numId w:val="26"/>
@@ -6632,9 +6727,9 @@
     </w:p>
     <w:p>
       <w:pPr>
-        <w:pStyle w:val="Heading2"/>
-      </w:pPr>
-      <w:bookmarkStart w:id="25" w:name="_Toc223041555"/>
+        <w:pStyle w:val="Cmsor2"/>
+      </w:pPr>
+      <w:bookmarkStart w:id="25" w:name="_Toc223072422"/>
       <w:r>
         <w:t>Tesztek célja</w:t>
       </w:r>
@@ -6647,9 +6742,9 @@
     </w:p>
     <w:p>
       <w:pPr>
-        <w:pStyle w:val="Heading2"/>
-      </w:pPr>
-      <w:bookmarkStart w:id="26" w:name="_Toc223041556"/>
+        <w:pStyle w:val="Cmsor2"/>
+      </w:pPr>
+      <w:bookmarkStart w:id="26" w:name="_Toc223072423"/>
       <w:r>
         <w:t>Előfeltételek</w:t>
       </w:r>
@@ -6657,7 +6752,7 @@
     </w:p>
     <w:p>
       <w:pPr>
-        <w:pStyle w:val="ListParagraph"/>
+        <w:pStyle w:val="Listaszerbekezds"/>
       </w:pPr>
       <w:r>
         <w:t>1.2. pontban található feltételek teljesülése</w:t>
@@ -6665,7 +6760,7 @@
     </w:p>
     <w:p>
       <w:pPr>
-        <w:pStyle w:val="ListParagraph"/>
+        <w:pStyle w:val="Listaszerbekezds"/>
       </w:pPr>
       <w:r>
         <w:t xml:space="preserve">A </w:t>
@@ -6685,9 +6780,9 @@
     </w:p>
     <w:p>
       <w:pPr>
-        <w:pStyle w:val="Heading2"/>
-      </w:pPr>
-      <w:bookmarkStart w:id="27" w:name="_Toc223041557"/>
+        <w:pStyle w:val="Cmsor2"/>
+      </w:pPr>
+      <w:bookmarkStart w:id="27" w:name="_Toc223072424"/>
       <w:r>
         <w:t>Bevitt adatok</w:t>
       </w:r>
@@ -6695,7 +6790,7 @@
     </w:p>
     <w:tbl>
       <w:tblPr>
-        <w:tblStyle w:val="TableGrid"/>
+        <w:tblStyle w:val="Rcsostblzat"/>
         <w:tblW w:w="0" w:type="auto"/>
         <w:tblInd w:w="1418" w:type="dxa"/>
         <w:tblLook w:val="04A0" w:firstRow="1" w:lastRow="0" w:firstColumn="1" w:lastColumn="0" w:noHBand="0" w:noVBand="1"/>
@@ -6822,7 +6917,7 @@
     </w:p>
     <w:tbl>
       <w:tblPr>
-        <w:tblStyle w:val="TableGrid"/>
+        <w:tblStyle w:val="Rcsostblzat"/>
         <w:tblW w:w="0" w:type="auto"/>
         <w:tblInd w:w="1418" w:type="dxa"/>
         <w:tblLook w:val="04A0" w:firstRow="1" w:lastRow="0" w:firstColumn="1" w:lastColumn="0" w:noHBand="0" w:noVBand="1"/>
@@ -6848,13 +6943,7 @@
               <w:rPr>
                 <w:lang w:eastAsia="hu-HU"/>
               </w:rPr>
-              <w:t>SIDEBAR-</w:t>
-            </w:r>
-            <w:r>
-              <w:rPr>
-                <w:lang w:eastAsia="hu-HU"/>
-              </w:rPr>
-              <w:t>2</w:t>
+              <w:t>SIDEBAR-2</w:t>
             </w:r>
           </w:p>
         </w:tc>
@@ -6942,9 +7031,9 @@
     </w:tbl>
     <w:p>
       <w:pPr>
-        <w:pStyle w:val="Heading2"/>
-      </w:pPr>
-      <w:bookmarkStart w:id="28" w:name="_Toc223041558"/>
+        <w:pStyle w:val="Cmsor2"/>
+      </w:pPr>
+      <w:bookmarkStart w:id="28" w:name="_Toc223072425"/>
       <w:r>
         <w:t>Várt eredmény</w:t>
       </w:r>
@@ -6952,7 +7041,7 @@
     </w:p>
     <w:p>
       <w:pPr>
-        <w:pStyle w:val="ListParagraph"/>
+        <w:pStyle w:val="Listaszerbekezds"/>
       </w:pPr>
       <w:r>
         <w:t>SIDEBAR-1</w:t>
@@ -6969,13 +7058,10 @@
     </w:p>
     <w:p>
       <w:pPr>
-        <w:pStyle w:val="ListParagraph"/>
-      </w:pPr>
-      <w:r>
-        <w:t>SIDEBAR-</w:t>
-      </w:r>
-      <w:r>
-        <w:t>2</w:t>
+        <w:pStyle w:val="Listaszerbekezds"/>
+      </w:pPr>
+      <w:r>
+        <w:t>SIDEBAR-2</w:t>
       </w:r>
       <w:r>
         <w:t>:</w:t>
@@ -6992,9 +7078,9 @@
     </w:p>
     <w:p>
       <w:pPr>
-        <w:pStyle w:val="Heading2"/>
-      </w:pPr>
-      <w:bookmarkStart w:id="29" w:name="_Toc223041559"/>
+        <w:pStyle w:val="Cmsor2"/>
+      </w:pPr>
+      <w:bookmarkStart w:id="29" w:name="_Toc223072426"/>
       <w:r>
         <w:t>Tesztlépések</w:t>
       </w:r>
@@ -7092,33 +7178,55 @@
         <w:rPr>
           <w:lang w:eastAsia="hu-HU"/>
         </w:rPr>
-        <w:t xml:space="preserve"> ’/’ oldal megnyitása a navigációs sávon található RÉKA-logóra kattintva, ami bejelentkezve a /kezdolap -ra irányít.</w:t>
-      </w:r>
-    </w:p>
-    <w:p>
-      <w:pPr>
-        <w:rPr>
-          <w:lang w:eastAsia="hu-HU"/>
-        </w:rPr>
-      </w:pPr>
-    </w:p>
-    <w:p>
-      <w:pPr>
-        <w:rPr>
-          <w:lang w:eastAsia="hu-HU"/>
-        </w:rPr>
-      </w:pPr>
-      <w:r>
-        <w:rPr>
-          <w:lang w:eastAsia="hu-HU"/>
-        </w:rPr>
-        <w:t>SIDEBAR-</w:t>
-      </w:r>
-      <w:r>
-        <w:rPr>
-          <w:lang w:eastAsia="hu-HU"/>
-        </w:rPr>
-        <w:t>2</w:t>
+        <w:t xml:space="preserve"> ’/’ oldal megnyitása a navigációs sávon található RÉKA-logóra kattintva, ami bejelentkezve a /</w:t>
+      </w:r>
+      <w:proofErr w:type="spellStart"/>
+      <w:r>
+        <w:rPr>
+          <w:lang w:eastAsia="hu-HU"/>
+        </w:rPr>
+        <w:t>kezdolap</w:t>
+      </w:r>
+      <w:proofErr w:type="spellEnd"/>
+      <w:r>
+        <w:rPr>
+          <w:lang w:eastAsia="hu-HU"/>
+        </w:rPr>
+        <w:t xml:space="preserve"> -</w:t>
+      </w:r>
+      <w:proofErr w:type="spellStart"/>
+      <w:r>
+        <w:rPr>
+          <w:lang w:eastAsia="hu-HU"/>
+        </w:rPr>
+        <w:t>ra</w:t>
+      </w:r>
+      <w:proofErr w:type="spellEnd"/>
+      <w:r>
+        <w:rPr>
+          <w:lang w:eastAsia="hu-HU"/>
+        </w:rPr>
+        <w:t xml:space="preserve"> irányít.</w:t>
+      </w:r>
+    </w:p>
+    <w:p>
+      <w:pPr>
+        <w:rPr>
+          <w:lang w:eastAsia="hu-HU"/>
+        </w:rPr>
+      </w:pPr>
+    </w:p>
+    <w:p>
+      <w:pPr>
+        <w:rPr>
+          <w:lang w:eastAsia="hu-HU"/>
+        </w:rPr>
+      </w:pPr>
+      <w:r>
+        <w:rPr>
+          <w:lang w:eastAsia="hu-HU"/>
+        </w:rPr>
+        <w:t>SIDEBAR-2</w:t>
       </w:r>
       <w:r>
         <w:rPr>
@@ -7167,9 +7275,9 @@
     </w:p>
     <w:p>
       <w:pPr>
-        <w:pStyle w:val="Heading2"/>
-      </w:pPr>
-      <w:bookmarkStart w:id="30" w:name="_Toc223041560"/>
+        <w:pStyle w:val="Cmsor2"/>
+      </w:pPr>
+      <w:bookmarkStart w:id="30" w:name="_Toc223072427"/>
       <w:r>
         <w:lastRenderedPageBreak/>
         <w:t>Teszteket tartalmazó fájl útvonala</w:t>
@@ -7182,8 +7290,13 @@
           <w:lang w:eastAsia="hu-HU"/>
         </w:rPr>
       </w:pPr>
-      <w:r>
-        <w:t>tests/e2e/</w:t>
+      <w:proofErr w:type="spellStart"/>
+      <w:r>
+        <w:t>tests</w:t>
+      </w:r>
+      <w:proofErr w:type="spellEnd"/>
+      <w:r>
+        <w:t>/e2e/</w:t>
       </w:r>
       <w:r>
         <w:t>sbmenus</w:t>
@@ -7194,13 +7307,13 @@
     </w:p>
     <w:p>
       <w:pPr>
-        <w:pStyle w:val="Heading1"/>
+        <w:pStyle w:val="Cmsor1"/>
       </w:pPr>
       <w:r>
         <w:lastRenderedPageBreak/>
         <w:t xml:space="preserve"> </w:t>
       </w:r>
-      <w:bookmarkStart w:id="31" w:name="_Toc223041561"/>
+      <w:bookmarkStart w:id="31" w:name="_Toc223072428"/>
       <w:r>
         <w:t>Új termék felvétele</w:t>
       </w:r>
@@ -7208,9 +7321,9 @@
     </w:p>
     <w:p>
       <w:pPr>
-        <w:pStyle w:val="Heading2"/>
-      </w:pPr>
-      <w:bookmarkStart w:id="32" w:name="_Toc223041562"/>
+        <w:pStyle w:val="Cmsor2"/>
+      </w:pPr>
+      <w:bookmarkStart w:id="32" w:name="_Toc223072429"/>
       <w:r>
         <w:t>Tesztesetek</w:t>
       </w:r>
@@ -7218,7 +7331,7 @@
     </w:p>
     <w:p>
       <w:pPr>
-        <w:pStyle w:val="ListParagraph"/>
+        <w:pStyle w:val="Listaszerbekezds"/>
         <w:numPr>
           <w:ilvl w:val="0"/>
           <w:numId w:val="26"/>
@@ -7236,7 +7349,7 @@
     </w:p>
     <w:p>
       <w:pPr>
-        <w:pStyle w:val="ListParagraph"/>
+        <w:pStyle w:val="Listaszerbekezds"/>
         <w:numPr>
           <w:ilvl w:val="0"/>
           <w:numId w:val="26"/>
@@ -7254,66 +7367,30 @@
     </w:p>
     <w:p>
       <w:pPr>
-        <w:pStyle w:val="ListParagraph"/>
+        <w:pStyle w:val="Listaszerbekezds"/>
         <w:numPr>
           <w:ilvl w:val="0"/>
           <w:numId w:val="26"/>
         </w:numPr>
       </w:pPr>
       <w:r>
-        <w:t>WAREHOUSE-</w:t>
-      </w:r>
-      <w:r>
-        <w:t>3</w:t>
-      </w:r>
-      <w:r>
-        <w:t>: Új termék felvételének meghiúsulása</w:t>
-      </w:r>
-      <w:r>
-        <w:t xml:space="preserve"> megfelelő</w:t>
-      </w:r>
-      <w:r>
-        <w:t xml:space="preserve"> </w:t>
-      </w:r>
-      <w:r>
-        <w:t>jogosultság</w:t>
-      </w:r>
-      <w:r>
-        <w:t xml:space="preserve"> hiánya miatt.</w:t>
-      </w:r>
-    </w:p>
-    <w:p>
-      <w:pPr>
-        <w:pStyle w:val="ListParagraph"/>
+        <w:t>WAREHOUSE-3: Új termék felvételének meghiúsulása megfelelő jogosultság hiánya miatt.</w:t>
+      </w:r>
+    </w:p>
+    <w:p>
+      <w:pPr>
+        <w:pStyle w:val="Listaszerbekezds"/>
         <w:numPr>
           <w:ilvl w:val="0"/>
           <w:numId w:val="26"/>
         </w:numPr>
       </w:pPr>
       <w:r>
-        <w:t>WAREHOUSE-</w:t>
-      </w:r>
-      <w:r>
-        <w:t>4</w:t>
-      </w:r>
-      <w:r>
-        <w:t>: Új termék felvételének meghiúsulása</w:t>
+        <w:t>WAREHOUSE-4: Új termék felvételének meghiúsulása megfelelő jogosultság hiánya miatt.</w:t>
       </w:r>
       <w:r>
         <w:t xml:space="preserve"> </w:t>
       </w:r>
-      <w:r>
-        <w:t xml:space="preserve">megfelelő </w:t>
-      </w:r>
-      <w:r>
-        <w:t>jogosultság</w:t>
-      </w:r>
-      <w:r>
-        <w:t xml:space="preserve"> hiánya miatt.</w:t>
-      </w:r>
-      <w:r>
-        <w:t xml:space="preserve"> </w:t>
-      </w:r>
     </w:p>
     <w:p>
       <w:r>
@@ -7322,17 +7399,32 @@
     </w:p>
     <w:p>
       <w:pPr>
-        <w:pStyle w:val="Heading2"/>
-      </w:pPr>
-      <w:bookmarkStart w:id="33" w:name="_Toc223041563"/>
+        <w:pStyle w:val="Cmsor2"/>
+      </w:pPr>
+      <w:bookmarkStart w:id="33" w:name="_Toc223072430"/>
+      <w:r>
+        <w:t>Tesztek célja</w:t>
+      </w:r>
+      <w:bookmarkEnd w:id="33"/>
+    </w:p>
+    <w:p>
+      <w:r>
+        <w:t>Új termék felvételének tesztelése a raktár oldalán</w:t>
+      </w:r>
+    </w:p>
+    <w:p>
+      <w:pPr>
+        <w:pStyle w:val="Cmsor2"/>
+      </w:pPr>
+      <w:bookmarkStart w:id="34" w:name="_Toc223072431"/>
       <w:r>
         <w:t>Előfeltételek</w:t>
       </w:r>
-      <w:bookmarkEnd w:id="33"/>
-    </w:p>
-    <w:p>
-      <w:pPr>
-        <w:pStyle w:val="ListParagraph"/>
+      <w:bookmarkEnd w:id="34"/>
+    </w:p>
+    <w:p>
+      <w:pPr>
+        <w:pStyle w:val="Listaszerbekezds"/>
       </w:pPr>
       <w:r>
         <w:t>1.2. pontban található feltételek teljesülése</w:t>
@@ -7340,30 +7432,18 @@
     </w:p>
     <w:p>
       <w:pPr>
-        <w:pStyle w:val="ListParagraph"/>
-      </w:pPr>
-      <w:r>
-        <w:t>A tesztesetek során használt felhasználói profil</w:t>
-      </w:r>
-      <w:r>
-        <w:t>ok</w:t>
-      </w:r>
-      <w:r>
-        <w:t xml:space="preserve"> megléte az adatbázisban</w:t>
-      </w:r>
-      <w:r>
-        <w:t xml:space="preserve"> a megfelelő jogosultságokkal</w:t>
-      </w:r>
-    </w:p>
-    <w:p>
-      <w:pPr>
-        <w:pStyle w:val="ListParagraph"/>
-      </w:pPr>
-      <w:r>
-        <w:t>WAREHOUSE-1</w:t>
-      </w:r>
-      <w:r>
-        <w:t xml:space="preserve"> tesztesetnél a fióknak rendelkeznie kell a megfelelő jogosultságokkal, a cégének pedig előfizetéssel.</w:t>
+        <w:pStyle w:val="Listaszerbekezds"/>
+      </w:pPr>
+      <w:r>
+        <w:t>A tesztesetek során használt felhasználói profilok megléte az adatbázisban a megfelelő jogosultságokkal</w:t>
+      </w:r>
+    </w:p>
+    <w:p>
+      <w:pPr>
+        <w:pStyle w:val="Listaszerbekezds"/>
+      </w:pPr>
+      <w:r>
+        <w:t>WAREHOUSE-1 tesztesetnél a fióknak rendelkeznie kell a megfelelő jogosultságokkal, a cégének pedig előfizetéssel.</w:t>
       </w:r>
       <w:r>
         <w:t xml:space="preserve"> Emellett léteznie kell Irodaszer nevű termékkategóriának is.</w:t>
@@ -7371,77 +7451,49 @@
     </w:p>
     <w:p>
       <w:pPr>
-        <w:pStyle w:val="ListParagraph"/>
-      </w:pPr>
-      <w:r>
-        <w:t>WAREHOUSE-</w:t>
-      </w:r>
-      <w:r>
-        <w:t>2</w:t>
-      </w:r>
-      <w:r>
-        <w:t xml:space="preserve"> tesztesetnél a fióknak rendelkeznie kell a megfelelő jogosultságokkal,</w:t>
-      </w:r>
-      <w:r>
-        <w:t xml:space="preserve"> de</w:t>
-      </w:r>
-      <w:r>
-        <w:t xml:space="preserve"> a cég</w:t>
-      </w:r>
-      <w:r>
-        <w:t>e nem rendelkezhet előfizetéssel</w:t>
-      </w:r>
-      <w:r>
-        <w:t>.</w:t>
-      </w:r>
-    </w:p>
-    <w:p>
-      <w:pPr>
-        <w:pStyle w:val="ListParagraph"/>
-      </w:pPr>
-      <w:r>
-        <w:t>WAREHOUSE-</w:t>
-      </w:r>
-      <w:r>
-        <w:t>3</w:t>
-      </w:r>
-      <w:r>
-        <w:t xml:space="preserve"> tesztesetnél a fióknak rendelkeznie kell </w:t>
-      </w:r>
-      <w:r>
-        <w:t>rendelés összekészítői jogosultsággal, de nem rendelkezhet raktárkezelői jogokkal.</w:t>
-      </w:r>
-    </w:p>
-    <w:p>
-      <w:pPr>
-        <w:pStyle w:val="ListParagraph"/>
-      </w:pPr>
-      <w:r>
-        <w:t>WAREHOUSE-</w:t>
-      </w:r>
-      <w:r>
-        <w:t>4</w:t>
-      </w:r>
-      <w:r>
-        <w:t xml:space="preserve"> tesztesetnél a fió</w:t>
-      </w:r>
-      <w:r>
-        <w:t>k nem rendelkezhet se raktárkezelői, se rendelés összekészítői jogokkal.</w:t>
-      </w:r>
-    </w:p>
-    <w:p>
-      <w:pPr>
-        <w:pStyle w:val="Heading2"/>
-      </w:pPr>
-      <w:bookmarkStart w:id="34" w:name="_Toc223041564"/>
+        <w:pStyle w:val="Listaszerbekezds"/>
+      </w:pPr>
+      <w:r>
+        <w:t xml:space="preserve">WAREHOUSE-2 tesztesetnél a fióknak rendelkeznie kell a megfelelő jogosultságokkal, de a </w:t>
+      </w:r>
+      <w:proofErr w:type="spellStart"/>
+      <w:r>
+        <w:t>cége</w:t>
+      </w:r>
+      <w:proofErr w:type="spellEnd"/>
+      <w:r>
+        <w:t xml:space="preserve"> nem rendelkezhet előfizetéssel.</w:t>
+      </w:r>
+    </w:p>
+    <w:p>
+      <w:pPr>
+        <w:pStyle w:val="Listaszerbekezds"/>
+      </w:pPr>
+      <w:r>
+        <w:t>WAREHOUSE-3 tesztesetnél a fióknak rendelkeznie kell rendelés összekészítői jogosultsággal, de nem rendelkezhet raktárkezelői jogokkal.</w:t>
+      </w:r>
+    </w:p>
+    <w:p>
+      <w:pPr>
+        <w:pStyle w:val="Listaszerbekezds"/>
+      </w:pPr>
+      <w:r>
+        <w:t>WAREHOUSE-4 tesztesetnél a fiók nem rendelkezhet se raktárkezelői, se rendelés összekészítői jogokkal.</w:t>
+      </w:r>
+    </w:p>
+    <w:p>
+      <w:pPr>
+        <w:pStyle w:val="Cmsor2"/>
+      </w:pPr>
+      <w:bookmarkStart w:id="35" w:name="_Toc223072432"/>
       <w:r>
         <w:t>Bevitt adatok</w:t>
       </w:r>
-      <w:bookmarkEnd w:id="34"/>
+      <w:bookmarkEnd w:id="35"/>
     </w:p>
     <w:tbl>
       <w:tblPr>
-        <w:tblStyle w:val="TableGrid"/>
+        <w:tblStyle w:val="Rcsostblzat"/>
         <w:tblW w:w="0" w:type="auto"/>
         <w:tblInd w:w="1418" w:type="dxa"/>
         <w:tblLook w:val="04A0" w:firstRow="1" w:lastRow="0" w:firstColumn="1" w:lastColumn="0" w:noHBand="0" w:noVBand="1"/>
@@ -7934,7 +7986,7 @@
     </w:p>
     <w:tbl>
       <w:tblPr>
-        <w:tblStyle w:val="TableGrid"/>
+        <w:tblStyle w:val="Rcsostblzat"/>
         <w:tblW w:w="0" w:type="auto"/>
         <w:tblInd w:w="1418" w:type="dxa"/>
         <w:tblLook w:val="04A0" w:firstRow="1" w:lastRow="0" w:firstColumn="1" w:lastColumn="0" w:noHBand="0" w:noVBand="1"/>
@@ -7960,13 +8012,7 @@
               <w:rPr>
                 <w:lang w:eastAsia="hu-HU"/>
               </w:rPr>
-              <w:t>WAREHOUSE</w:t>
-            </w:r>
-            <w:r>
-              <w:rPr>
-                <w:lang w:eastAsia="hu-HU"/>
-              </w:rPr>
-              <w:t>-2</w:t>
+              <w:t>WAREHOUSE-2</w:t>
             </w:r>
           </w:p>
         </w:tc>
@@ -8027,6 +8073,7 @@
               <w:rPr>
                 <w:lang w:eastAsia="hu-HU"/>
               </w:rPr>
+              <w:lastRenderedPageBreak/>
               <w:t>Jelszó</w:t>
             </w:r>
           </w:p>
@@ -8062,7 +8109,7 @@
     </w:p>
     <w:tbl>
       <w:tblPr>
-        <w:tblStyle w:val="TableGrid"/>
+        <w:tblStyle w:val="Rcsostblzat"/>
         <w:tblW w:w="0" w:type="auto"/>
         <w:tblInd w:w="1418" w:type="dxa"/>
         <w:tblLook w:val="04A0" w:firstRow="1" w:lastRow="0" w:firstColumn="1" w:lastColumn="0" w:noHBand="0" w:noVBand="1"/>
@@ -8088,13 +8135,7 @@
               <w:rPr>
                 <w:lang w:eastAsia="hu-HU"/>
               </w:rPr>
-              <w:t>WAREHOUSE</w:t>
-            </w:r>
-            <w:r>
-              <w:rPr>
-                <w:lang w:eastAsia="hu-HU"/>
-              </w:rPr>
-              <w:t>-3</w:t>
+              <w:t>WAREHOUSE-3</w:t>
             </w:r>
           </w:p>
         </w:tc>
@@ -8115,7 +8156,6 @@
               <w:rPr>
                 <w:lang w:eastAsia="hu-HU"/>
               </w:rPr>
-              <w:lastRenderedPageBreak/>
               <w:t>Felhasználónév</w:t>
             </w:r>
           </w:p>
@@ -8131,12 +8171,14 @@
                 <w:lang w:eastAsia="hu-HU"/>
               </w:rPr>
             </w:pPr>
+            <w:proofErr w:type="spellStart"/>
             <w:r>
               <w:rPr>
                 <w:lang w:eastAsia="hu-HU"/>
               </w:rPr>
               <w:t>osszeallit</w:t>
             </w:r>
+            <w:proofErr w:type="spellEnd"/>
           </w:p>
         </w:tc>
       </w:tr>
@@ -8191,7 +8233,7 @@
     </w:p>
     <w:tbl>
       <w:tblPr>
-        <w:tblStyle w:val="TableGrid"/>
+        <w:tblStyle w:val="Rcsostblzat"/>
         <w:tblW w:w="0" w:type="auto"/>
         <w:tblInd w:w="1418" w:type="dxa"/>
         <w:tblLook w:val="04A0" w:firstRow="1" w:lastRow="0" w:firstColumn="1" w:lastColumn="0" w:noHBand="0" w:noVBand="1"/>
@@ -8217,13 +8259,7 @@
               <w:rPr>
                 <w:lang w:eastAsia="hu-HU"/>
               </w:rPr>
-              <w:t>WAREHOUSE</w:t>
-            </w:r>
-            <w:r>
-              <w:rPr>
-                <w:lang w:eastAsia="hu-HU"/>
-              </w:rPr>
-              <w:t>-4</w:t>
+              <w:t>WAREHOUSE-4</w:t>
             </w:r>
           </w:p>
         </w:tc>
@@ -8319,17 +8355,17 @@
     </w:p>
     <w:p>
       <w:pPr>
-        <w:pStyle w:val="Heading2"/>
-      </w:pPr>
-      <w:bookmarkStart w:id="35" w:name="_Toc223041565"/>
+        <w:pStyle w:val="Cmsor2"/>
+      </w:pPr>
+      <w:bookmarkStart w:id="36" w:name="_Toc223072433"/>
       <w:r>
         <w:t>Várt eredmény</w:t>
       </w:r>
-      <w:bookmarkEnd w:id="35"/>
-    </w:p>
-    <w:p>
-      <w:pPr>
-        <w:pStyle w:val="ListParagraph"/>
+      <w:bookmarkEnd w:id="36"/>
+    </w:p>
+    <w:p>
+      <w:pPr>
+        <w:pStyle w:val="Listaszerbekezds"/>
       </w:pPr>
       <w:r>
         <w:t>WAREHOUSE</w:t>
@@ -8347,7 +8383,7 @@
     </w:p>
     <w:p>
       <w:pPr>
-        <w:pStyle w:val="ListParagraph"/>
+        <w:pStyle w:val="Listaszerbekezds"/>
       </w:pPr>
       <w:r>
         <w:t>WAREHOUSE</w:t>
@@ -8364,56 +8400,32 @@
     </w:p>
     <w:p>
       <w:pPr>
-        <w:pStyle w:val="ListParagraph"/>
+        <w:pStyle w:val="Listaszerbekezds"/>
       </w:pPr>
       <w:r>
         <w:t>WAREHOUSE</w:t>
       </w:r>
       <w:r>
-        <w:t>-</w:t>
-      </w:r>
-      <w:r>
-        <w:t>3</w:t>
-      </w:r>
-      <w:r>
-        <w:t>:</w:t>
-      </w:r>
-      <w:r>
-        <w:br/>
-        <w:t xml:space="preserve">A termékfelvétel meghiúsul, mert a </w:t>
-      </w:r>
-      <w:r>
-        <w:t>felhasználónak</w:t>
-      </w:r>
-      <w:r>
-        <w:t xml:space="preserve"> nincsen </w:t>
-      </w:r>
-      <w:r>
-        <w:t>megfelelő jogosultsága</w:t>
-      </w:r>
-    </w:p>
-    <w:p>
-      <w:pPr>
-        <w:pStyle w:val="ListParagraph"/>
-      </w:pPr>
-      <w:r>
-        <w:t>WAREHOUSE</w:t>
-      </w:r>
-      <w:r>
-        <w:t>-</w:t>
-      </w:r>
-      <w:r>
-        <w:t>4</w:t>
-      </w:r>
-      <w:r>
-        <w:t>:</w:t>
+        <w:t>-3:</w:t>
       </w:r>
       <w:r>
         <w:br/>
         <w:t>A termékfelvétel meghiúsul, mert a felhasználónak nincsen megfelelő jogosultsága</w:t>
       </w:r>
-      <w:r>
-        <w:t>, és a raktár oldalát se</w:t>
+    </w:p>
+    <w:p>
+      <w:pPr>
+        <w:pStyle w:val="Listaszerbekezds"/>
+      </w:pPr>
+      <w:r>
+        <w:t>WAREHOUSE</w:t>
+      </w:r>
+      <w:r>
+        <w:t>-4:</w:t>
+      </w:r>
+      <w:r>
+        <w:br/>
+        <w:t>A termékfelvétel meghiúsul, mert a felhasználónak nincsen megfelelő jogosultsága, és a raktár oldalát se</w:t>
       </w:r>
       <w:r>
         <w:t>m</w:t>
@@ -8424,13 +8436,13 @@
     </w:p>
     <w:p>
       <w:pPr>
-        <w:pStyle w:val="Heading2"/>
-      </w:pPr>
-      <w:bookmarkStart w:id="36" w:name="_Toc223041566"/>
+        <w:pStyle w:val="Cmsor2"/>
+      </w:pPr>
+      <w:bookmarkStart w:id="37" w:name="_Toc223072434"/>
       <w:r>
         <w:t>Tesztlépések</w:t>
       </w:r>
-      <w:bookmarkEnd w:id="36"/>
+      <w:bookmarkEnd w:id="37"/>
     </w:p>
     <w:p>
       <w:pPr>
@@ -8480,13 +8492,69 @@
         <w:rPr>
           <w:lang w:eastAsia="hu-HU"/>
         </w:rPr>
-        <w:t>2. /r</w:t>
-      </w:r>
-      <w:r>
-        <w:rPr>
-          <w:lang w:eastAsia="hu-HU"/>
-        </w:rPr>
-        <w:t>aktar oldal megnyitása az oldalsávon található menüponttal</w:t>
+        <w:t>2. /</w:t>
+      </w:r>
+      <w:proofErr w:type="spellStart"/>
+      <w:r>
+        <w:rPr>
+          <w:lang w:eastAsia="hu-HU"/>
+        </w:rPr>
+        <w:t>r</w:t>
+      </w:r>
+      <w:r>
+        <w:rPr>
+          <w:lang w:eastAsia="hu-HU"/>
+        </w:rPr>
+        <w:t>aktar</w:t>
+      </w:r>
+      <w:proofErr w:type="spellEnd"/>
+      <w:r>
+        <w:rPr>
+          <w:lang w:eastAsia="hu-HU"/>
+        </w:rPr>
+        <w:t xml:space="preserve"> oldal megnyitása az oldalsávon található menüponttal</w:t>
+      </w:r>
+      <w:r>
+        <w:rPr>
+          <w:lang w:eastAsia="hu-HU"/>
+        </w:rPr>
+        <w:t xml:space="preserve"> (mobil felbontás esetén </w:t>
+      </w:r>
+      <w:r>
+        <w:rPr>
+          <w:lang w:eastAsia="hu-HU"/>
+        </w:rPr>
+        <w:t>előtte</w:t>
+      </w:r>
+      <w:r>
+        <w:rPr>
+          <w:lang w:eastAsia="hu-HU"/>
+        </w:rPr>
+        <w:t xml:space="preserve"> </w:t>
+      </w:r>
+      <w:r>
+        <w:rPr>
+          <w:lang w:eastAsia="hu-HU"/>
+        </w:rPr>
+        <w:t>az oldalsáv megnyitása</w:t>
+      </w:r>
+      <w:r>
+        <w:rPr>
+          <w:lang w:eastAsia="hu-HU"/>
+        </w:rPr>
+        <w:t xml:space="preserve"> </w:t>
+      </w:r>
+      <w:r>
+        <w:rPr>
+          <w:lang w:eastAsia="hu-HU"/>
+        </w:rPr>
+        <w:t>a hamburger menüvel</w:t>
+      </w:r>
+      <w:r>
+        <w:rPr>
+          <w:lang w:eastAsia="hu-HU"/>
+        </w:rPr>
+        <w:t>)</w:t>
       </w:r>
     </w:p>
     <w:p>
@@ -8549,7 +8617,21 @@
         <w:rPr>
           <w:lang w:eastAsia="hu-HU"/>
         </w:rPr>
-        <w:t>termékfelvétel esetén az oldal újratölt és a teszteset ellenőrzi, hogy az új termék megtalálható-e a raktártáblázatban</w:t>
+        <w:t xml:space="preserve">termékfelvétel esetén az oldal </w:t>
+      </w:r>
+      <w:proofErr w:type="spellStart"/>
+      <w:r>
+        <w:rPr>
+          <w:lang w:eastAsia="hu-HU"/>
+        </w:rPr>
+        <w:t>újratölt</w:t>
+      </w:r>
+      <w:proofErr w:type="spellEnd"/>
+      <w:r>
+        <w:rPr>
+          <w:lang w:eastAsia="hu-HU"/>
+        </w:rPr>
+        <w:t xml:space="preserve"> és a teszteset ellenőrzi, hogy az új termék megtalálható-e a raktártáblázatban</w:t>
       </w:r>
     </w:p>
     <w:p>
@@ -8601,7 +8683,33 @@
         <w:rPr>
           <w:lang w:eastAsia="hu-HU"/>
         </w:rPr>
-        <w:t>2. /raktar oldal megnyitása az oldalsávon található menüponttal</w:t>
+        <w:t>2. /</w:t>
+      </w:r>
+      <w:proofErr w:type="spellStart"/>
+      <w:r>
+        <w:rPr>
+          <w:lang w:eastAsia="hu-HU"/>
+        </w:rPr>
+        <w:t>raktar</w:t>
+      </w:r>
+      <w:proofErr w:type="spellEnd"/>
+      <w:r>
+        <w:rPr>
+          <w:lang w:eastAsia="hu-HU"/>
+        </w:rPr>
+        <w:t xml:space="preserve"> oldal megnyitása az oldalsávon található menüponttal</w:t>
+      </w:r>
+      <w:r>
+        <w:rPr>
+          <w:lang w:eastAsia="hu-HU"/>
+        </w:rPr>
+        <w:t xml:space="preserve"> </w:t>
+      </w:r>
+      <w:r>
+        <w:rPr>
+          <w:lang w:eastAsia="hu-HU"/>
+        </w:rPr>
+        <w:t>(mobil felbontás esetén előtte az oldalsáv megnyitása a hamburger menüvel)</w:t>
       </w:r>
     </w:p>
     <w:p>
@@ -8684,19 +8792,46 @@
         <w:rPr>
           <w:lang w:eastAsia="hu-HU"/>
         </w:rPr>
-        <w:t>2. /raktar oldal megnyitása az oldalsávon található menüponttal</w:t>
-      </w:r>
-    </w:p>
-    <w:p>
-      <w:pPr>
-        <w:rPr>
-          <w:lang w:eastAsia="hu-HU"/>
-        </w:rPr>
-      </w:pPr>
-      <w:r>
-        <w:rPr>
-          <w:lang w:eastAsia="hu-HU"/>
-        </w:rPr>
+        <w:t>2. /</w:t>
+      </w:r>
+      <w:proofErr w:type="spellStart"/>
+      <w:r>
+        <w:rPr>
+          <w:lang w:eastAsia="hu-HU"/>
+        </w:rPr>
+        <w:t>raktar</w:t>
+      </w:r>
+      <w:proofErr w:type="spellEnd"/>
+      <w:r>
+        <w:rPr>
+          <w:lang w:eastAsia="hu-HU"/>
+        </w:rPr>
+        <w:t xml:space="preserve"> oldal megnyitása az oldalsávon található menüponttal</w:t>
+      </w:r>
+      <w:r>
+        <w:rPr>
+          <w:lang w:eastAsia="hu-HU"/>
+        </w:rPr>
+        <w:t xml:space="preserve"> </w:t>
+      </w:r>
+      <w:r>
+        <w:rPr>
+          <w:lang w:eastAsia="hu-HU"/>
+        </w:rPr>
+        <w:t>(mobil felbontás esetén előtte az oldalsáv megnyitása a hamburger menüvel)</w:t>
+      </w:r>
+    </w:p>
+    <w:p>
+      <w:pPr>
+        <w:rPr>
+          <w:lang w:eastAsia="hu-HU"/>
+        </w:rPr>
+      </w:pPr>
+      <w:r>
+        <w:rPr>
+          <w:lang w:eastAsia="hu-HU"/>
+        </w:rPr>
+        <w:lastRenderedPageBreak/>
         <w:t xml:space="preserve">3. A termékfelvétel meghiúsul, mert </w:t>
       </w:r>
       <w:r>
@@ -8781,26 +8916,42 @@
         </w:rPr>
         <w:t>z oldalsávon nem érhető el a Raktár opció</w:t>
       </w:r>
-    </w:p>
-    <w:p>
-      <w:pPr>
-        <w:pStyle w:val="Heading2"/>
-      </w:pPr>
-      <w:bookmarkStart w:id="37" w:name="_Toc223041567"/>
-      <w:r>
-        <w:lastRenderedPageBreak/>
+      <w:r>
+        <w:rPr>
+          <w:lang w:eastAsia="hu-HU"/>
+        </w:rPr>
+        <w:t xml:space="preserve"> </w:t>
+      </w:r>
+      <w:r>
+        <w:rPr>
+          <w:lang w:eastAsia="hu-HU"/>
+        </w:rPr>
+        <w:t>(mobil felbontás esetén előtte az oldalsáv megnyitása a hamburger menüvel)</w:t>
+      </w:r>
+    </w:p>
+    <w:p>
+      <w:pPr>
+        <w:pStyle w:val="Cmsor2"/>
+      </w:pPr>
+      <w:bookmarkStart w:id="38" w:name="_Toc223072435"/>
+      <w:r>
         <w:t>Teszteket tartalmazó fájl útvonala</w:t>
       </w:r>
-      <w:bookmarkEnd w:id="37"/>
-    </w:p>
-    <w:p>
-      <w:pPr>
-        <w:rPr>
-          <w:lang w:eastAsia="hu-HU"/>
-        </w:rPr>
-      </w:pPr>
-      <w:r>
-        <w:t>tests/e2e/</w:t>
+      <w:bookmarkEnd w:id="38"/>
+    </w:p>
+    <w:p>
+      <w:pPr>
+        <w:rPr>
+          <w:lang w:eastAsia="hu-HU"/>
+        </w:rPr>
+      </w:pPr>
+      <w:proofErr w:type="spellStart"/>
+      <w:r>
+        <w:t>tests</w:t>
+      </w:r>
+      <w:proofErr w:type="spellEnd"/>
+      <w:r>
+        <w:t>/e2e/</w:t>
       </w:r>
       <w:r>
         <w:t>warehouse</w:t>
@@ -8811,7 +8962,7 @@
     </w:p>
     <w:p>
       <w:pPr>
-        <w:pStyle w:val="NoSpacing"/>
+        <w:pStyle w:val="Nincstrkz"/>
       </w:pPr>
     </w:p>
     <w:sectPr>
@@ -8826,7 +8977,7 @@
 </file>
 
 <file path=word/endnotes.xml><?xml version="1.0" encoding="utf-8"?>
-<w:endnotes xmlns:wpc="http://schemas.microsoft.com/office/word/2010/wordprocessingCanvas" xmlns:cx="http://schemas.microsoft.com/office/drawing/2014/chartex" xmlns:cx1="http://schemas.microsoft.com/office/drawing/2015/9/8/chartex" xmlns:cx2="http://schemas.microsoft.com/office/drawing/2015/10/21/chartex" xmlns:cx3="http://schemas.microsoft.com/office/drawing/2016/5/9/chartex" xmlns:cx4="http://schemas.microsoft.com/office/drawing/2016/5/10/chartex" xmlns:cx5="http://schemas.microsoft.com/office/drawing/2016/5/11/chartex" xmlns:cx6="http://schemas.microsoft.com/office/drawing/2016/5/12/chartex" xmlns:cx7="http://schemas.microsoft.com/office/drawing/2016/5/13/chartex" xmlns:cx8="http://schemas.microsoft.com/office/drawing/2016/5/14/chartex" xmlns:mc="http://schemas.openxmlformats.org/markup-compatibility/2006" xmlns:aink="http://schemas.microsoft.com/office/drawing/2016/ink" xmlns:am3d="http://schemas.microsoft.com/office/drawing/2017/model3d" xmlns:o="urn:schemas-microsoft-com:office:office" xmlns:oel="http://schemas.microsoft.com/office/2019/extlst" xmlns:r="http://schemas.openxmlformats.org/officeDocument/2006/relationships" xmlns:m="http://schemas.openxmlformats.org/officeDocument/2006/math" xmlns:v="urn:schemas-microsoft-com:vml" xmlns:wp14="http://schemas.microsoft.com/office/word/2010/wordprocessingDrawing" xmlns:wp="http://schemas.openxmlformats.org/drawingml/2006/wordprocessingDrawing" xmlns:w10="urn:schemas-microsoft-com:office:word" xmlns:w="http://schemas.openxmlformats.org/wordprocessingml/2006/main" xmlns:w14="http://schemas.microsoft.com/office/word/2010/wordml" xmlns:w15="http://schemas.microsoft.com/office/word/2012/wordml" xmlns:w16cex="http://schemas.microsoft.com/office/word/2018/wordml/cex" xmlns:w16cid="http://schemas.microsoft.com/office/word/2016/wordml/cid" xmlns:w16="http://schemas.microsoft.com/office/word/2018/wordml" xmlns:w16du="http://schemas.microsoft.com/office/word/2023/wordml/word16du" xmlns:w16sdtdh="http://schemas.microsoft.com/office/word/2020/wordml/sdtdatahash" xmlns:w16sdtfl="http://schemas.microsoft.com/office/word/2024/wordml/sdtformatlock" xmlns:w16se="http://schemas.microsoft.com/office/word/2015/wordml/symex" xmlns:wpg="http://schemas.microsoft.com/office/word/2010/wordprocessingGroup" xmlns:wpi="http://schemas.microsoft.com/office/word/2010/wordprocessingInk" xmlns:wne="http://schemas.microsoft.com/office/word/2006/wordml" xmlns:wps="http://schemas.microsoft.com/office/word/2010/wordprocessingShape" mc:Ignorable="w14 w15 w16se w16cid w16 w16cex w16sdtdh w16sdtfl w16du wp14">
+<w:endnotes xmlns:wpc="http://schemas.microsoft.com/office/word/2010/wordprocessingCanvas" xmlns:cx="http://schemas.microsoft.com/office/drawing/2014/chartex" xmlns:cx1="http://schemas.microsoft.com/office/drawing/2015/9/8/chartex" xmlns:cx2="http://schemas.microsoft.com/office/drawing/2015/10/21/chartex" xmlns:cx3="http://schemas.microsoft.com/office/drawing/2016/5/9/chartex" xmlns:cx4="http://schemas.microsoft.com/office/drawing/2016/5/10/chartex" xmlns:cx5="http://schemas.microsoft.com/office/drawing/2016/5/11/chartex" xmlns:cx6="http://schemas.microsoft.com/office/drawing/2016/5/12/chartex" xmlns:cx7="http://schemas.microsoft.com/office/drawing/2016/5/13/chartex" xmlns:cx8="http://schemas.microsoft.com/office/drawing/2016/5/14/chartex" xmlns:mc="http://schemas.openxmlformats.org/markup-compatibility/2006" xmlns:aink="http://schemas.microsoft.com/office/drawing/2016/ink" xmlns:am3d="http://schemas.microsoft.com/office/drawing/2017/model3d" xmlns:o="urn:schemas-microsoft-com:office:office" xmlns:r="http://schemas.openxmlformats.org/officeDocument/2006/relationships" xmlns:m="http://schemas.openxmlformats.org/officeDocument/2006/math" xmlns:v="urn:schemas-microsoft-com:vml" xmlns:wp14="http://schemas.microsoft.com/office/word/2010/wordprocessingDrawing" xmlns:wp="http://schemas.openxmlformats.org/drawingml/2006/wordprocessingDrawing" xmlns:w10="urn:schemas-microsoft-com:office:word" xmlns:w="http://schemas.openxmlformats.org/wordprocessingml/2006/main" xmlns:w14="http://schemas.microsoft.com/office/word/2010/wordml" xmlns:w15="http://schemas.microsoft.com/office/word/2012/wordml" xmlns:w16cex="http://schemas.microsoft.com/office/word/2018/wordml/cex" xmlns:w16cid="http://schemas.microsoft.com/office/word/2016/wordml/cid" xmlns:w16="http://schemas.microsoft.com/office/word/2018/wordml" xmlns:w16sdtdh="http://schemas.microsoft.com/office/word/2020/wordml/sdtdatahash" xmlns:w16se="http://schemas.microsoft.com/office/word/2015/wordml/symex" xmlns:wpg="http://schemas.microsoft.com/office/word/2010/wordprocessingGroup" xmlns:wpi="http://schemas.microsoft.com/office/word/2010/wordprocessingInk" xmlns:wne="http://schemas.microsoft.com/office/word/2006/wordml" xmlns:wps="http://schemas.microsoft.com/office/word/2010/wordprocessingShape" mc:Ignorable="w14 w15 w16se w16cid w16 w16cex w16sdtdh wp14">
   <w:endnote w:type="separator" w:id="-1">
     <w:p>
       <w:pPr>
@@ -8851,7 +9002,7 @@
 </file>
 
 <file path=word/footer1.xml><?xml version="1.0" encoding="utf-8"?>
-<w:ftr xmlns:wpc="http://schemas.microsoft.com/office/word/2010/wordprocessingCanvas" xmlns:cx="http://schemas.microsoft.com/office/drawing/2014/chartex" xmlns:cx1="http://schemas.microsoft.com/office/drawing/2015/9/8/chartex" xmlns:cx2="http://schemas.microsoft.com/office/drawing/2015/10/21/chartex" xmlns:cx3="http://schemas.microsoft.com/office/drawing/2016/5/9/chartex" xmlns:cx4="http://schemas.microsoft.com/office/drawing/2016/5/10/chartex" xmlns:cx5="http://schemas.microsoft.com/office/drawing/2016/5/11/chartex" xmlns:cx6="http://schemas.microsoft.com/office/drawing/2016/5/12/chartex" xmlns:cx7="http://schemas.microsoft.com/office/drawing/2016/5/13/chartex" xmlns:cx8="http://schemas.microsoft.com/office/drawing/2016/5/14/chartex" xmlns:mc="http://schemas.openxmlformats.org/markup-compatibility/2006" xmlns:aink="http://schemas.microsoft.com/office/drawing/2016/ink" xmlns:am3d="http://schemas.microsoft.com/office/drawing/2017/model3d" xmlns:o="urn:schemas-microsoft-com:office:office" xmlns:oel="http://schemas.microsoft.com/office/2019/extlst" xmlns:r="http://schemas.openxmlformats.org/officeDocument/2006/relationships" xmlns:m="http://schemas.openxmlformats.org/officeDocument/2006/math" xmlns:v="urn:schemas-microsoft-com:vml" xmlns:wp14="http://schemas.microsoft.com/office/word/2010/wordprocessingDrawing" xmlns:wp="http://schemas.openxmlformats.org/drawingml/2006/wordprocessingDrawing" xmlns:w10="urn:schemas-microsoft-com:office:word" xmlns:w="http://schemas.openxmlformats.org/wordprocessingml/2006/main" xmlns:w14="http://schemas.microsoft.com/office/word/2010/wordml" xmlns:w15="http://schemas.microsoft.com/office/word/2012/wordml" xmlns:w16cex="http://schemas.microsoft.com/office/word/2018/wordml/cex" xmlns:w16cid="http://schemas.microsoft.com/office/word/2016/wordml/cid" xmlns:w16="http://schemas.microsoft.com/office/word/2018/wordml" xmlns:w16du="http://schemas.microsoft.com/office/word/2023/wordml/word16du" xmlns:w16sdtdh="http://schemas.microsoft.com/office/word/2020/wordml/sdtdatahash" xmlns:w16sdtfl="http://schemas.microsoft.com/office/word/2024/wordml/sdtformatlock" xmlns:w16se="http://schemas.microsoft.com/office/word/2015/wordml/symex" xmlns:wpg="http://schemas.microsoft.com/office/word/2010/wordprocessingGroup" xmlns:wpi="http://schemas.microsoft.com/office/word/2010/wordprocessingInk" xmlns:wne="http://schemas.microsoft.com/office/word/2006/wordml" xmlns:wps="http://schemas.microsoft.com/office/word/2010/wordprocessingShape" mc:Ignorable="w14 w15 w16se w16cid w16 w16cex w16sdtdh w16sdtfl w16du wp14">
+<w:ftr xmlns:wpc="http://schemas.microsoft.com/office/word/2010/wordprocessingCanvas" xmlns:cx="http://schemas.microsoft.com/office/drawing/2014/chartex" xmlns:cx1="http://schemas.microsoft.com/office/drawing/2015/9/8/chartex" xmlns:cx2="http://schemas.microsoft.com/office/drawing/2015/10/21/chartex" xmlns:cx3="http://schemas.microsoft.com/office/drawing/2016/5/9/chartex" xmlns:cx4="http://schemas.microsoft.com/office/drawing/2016/5/10/chartex" xmlns:cx5="http://schemas.microsoft.com/office/drawing/2016/5/11/chartex" xmlns:cx6="http://schemas.microsoft.com/office/drawing/2016/5/12/chartex" xmlns:cx7="http://schemas.microsoft.com/office/drawing/2016/5/13/chartex" xmlns:cx8="http://schemas.microsoft.com/office/drawing/2016/5/14/chartex" xmlns:mc="http://schemas.openxmlformats.org/markup-compatibility/2006" xmlns:aink="http://schemas.microsoft.com/office/drawing/2016/ink" xmlns:am3d="http://schemas.microsoft.com/office/drawing/2017/model3d" xmlns:o="urn:schemas-microsoft-com:office:office" xmlns:r="http://schemas.openxmlformats.org/officeDocument/2006/relationships" xmlns:m="http://schemas.openxmlformats.org/officeDocument/2006/math" xmlns:v="urn:schemas-microsoft-com:vml" xmlns:wp14="http://schemas.microsoft.com/office/word/2010/wordprocessingDrawing" xmlns:wp="http://schemas.openxmlformats.org/drawingml/2006/wordprocessingDrawing" xmlns:w10="urn:schemas-microsoft-com:office:word" xmlns:w="http://schemas.openxmlformats.org/wordprocessingml/2006/main" xmlns:w14="http://schemas.microsoft.com/office/word/2010/wordml" xmlns:w15="http://schemas.microsoft.com/office/word/2012/wordml" xmlns:w16cex="http://schemas.microsoft.com/office/word/2018/wordml/cex" xmlns:w16cid="http://schemas.microsoft.com/office/word/2016/wordml/cid" xmlns:w16="http://schemas.microsoft.com/office/word/2018/wordml" xmlns:w16sdtdh="http://schemas.microsoft.com/office/word/2020/wordml/sdtdatahash" xmlns:w16se="http://schemas.microsoft.com/office/word/2015/wordml/symex" xmlns:wpg="http://schemas.microsoft.com/office/word/2010/wordprocessingGroup" xmlns:wpi="http://schemas.microsoft.com/office/word/2010/wordprocessingInk" xmlns:wne="http://schemas.microsoft.com/office/word/2006/wordml" xmlns:wps="http://schemas.microsoft.com/office/word/2010/wordprocessingShape" mc:Ignorable="w14 w15 w16se w16cid w16 w16cex w16sdtdh wp14">
   <w:sdt>
     <w:sdtPr>
       <w:id w:val="-484398938"/>
@@ -8869,7 +9020,7 @@
     <w:sdtContent>
       <w:p>
         <w:pPr>
-          <w:pStyle w:val="Footer"/>
+          <w:pStyle w:val="llb"/>
           <w:pBdr>
             <w:top w:val="single" w:sz="6" w:space="1" w:color="auto"/>
           </w:pBdr>
@@ -8971,119 +9122,28 @@
 </file>
 
 <file path=word/footer2.xml><?xml version="1.0" encoding="utf-8"?>
-<w:ftr xmlns:wpc="http://schemas.microsoft.com/office/word/2010/wordprocessingCanvas" xmlns:cx="http://schemas.microsoft.com/office/drawing/2014/chartex" xmlns:cx1="http://schemas.microsoft.com/office/drawing/2015/9/8/chartex" xmlns:cx2="http://schemas.microsoft.com/office/drawing/2015/10/21/chartex" xmlns:cx3="http://schemas.microsoft.com/office/drawing/2016/5/9/chartex" xmlns:cx4="http://schemas.microsoft.com/office/drawing/2016/5/10/chartex" xmlns:cx5="http://schemas.microsoft.com/office/drawing/2016/5/11/chartex" xmlns:cx6="http://schemas.microsoft.com/office/drawing/2016/5/12/chartex" xmlns:cx7="http://schemas.microsoft.com/office/drawing/2016/5/13/chartex" xmlns:cx8="http://schemas.microsoft.com/office/drawing/2016/5/14/chartex" xmlns:mc="http://schemas.openxmlformats.org/markup-compatibility/2006" xmlns:aink="http://schemas.microsoft.com/office/drawing/2016/ink" xmlns:am3d="http://schemas.microsoft.com/office/drawing/2017/model3d" xmlns:o="urn:schemas-microsoft-com:office:office" xmlns:oel="http://schemas.microsoft.com/office/2019/extlst" xmlns:r="http://schemas.openxmlformats.org/officeDocument/2006/relationships" xmlns:m="http://schemas.openxmlformats.org/officeDocument/2006/math" xmlns:v="urn:schemas-microsoft-com:vml" xmlns:wp14="http://schemas.microsoft.com/office/word/2010/wordprocessingDrawing" xmlns:wp="http://schemas.openxmlformats.org/drawingml/2006/wordprocessingDrawing" xmlns:w10="urn:schemas-microsoft-com:office:word" xmlns:w="http://schemas.openxmlformats.org/wordprocessingml/2006/main" xmlns:w14="http://schemas.microsoft.com/office/word/2010/wordml" xmlns:w15="http://schemas.microsoft.com/office/word/2012/wordml" xmlns:w16cex="http://schemas.microsoft.com/office/word/2018/wordml/cex" xmlns:w16cid="http://schemas.microsoft.com/office/word/2016/wordml/cid" xmlns:w16="http://schemas.microsoft.com/office/word/2018/wordml" xmlns:w16du="http://schemas.microsoft.com/office/word/2023/wordml/word16du" xmlns:w16sdtdh="http://schemas.microsoft.com/office/word/2020/wordml/sdtdatahash" xmlns:w16sdtfl="http://schemas.microsoft.com/office/word/2024/wordml/sdtformatlock" xmlns:w16se="http://schemas.microsoft.com/office/word/2015/wordml/symex" xmlns:wpg="http://schemas.microsoft.com/office/word/2010/wordprocessingGroup" xmlns:wpi="http://schemas.microsoft.com/office/word/2010/wordprocessingInk" xmlns:wne="http://schemas.microsoft.com/office/word/2006/wordml" xmlns:wps="http://schemas.microsoft.com/office/word/2010/wordprocessingShape" mc:Ignorable="w14 w15 w16se w16cid w16 w16cex w16sdtdh w16sdtfl w16du wp14">
-  <w:sdt>
-    <w:sdtPr>
-      <w:id w:val="-447243738"/>
-      <w:docPartObj>
-        <w:docPartGallery w:val="Page Numbers (Bottom of Page)"/>
-        <w:docPartUnique/>
-      </w:docPartObj>
-    </w:sdtPr>
-    <w:sdtEndPr>
+<w:ftr xmlns:wpc="http://schemas.microsoft.com/office/word/2010/wordprocessingCanvas" xmlns:cx="http://schemas.microsoft.com/office/drawing/2014/chartex" xmlns:cx1="http://schemas.microsoft.com/office/drawing/2015/9/8/chartex" xmlns:cx2="http://schemas.microsoft.com/office/drawing/2015/10/21/chartex" xmlns:cx3="http://schemas.microsoft.com/office/drawing/2016/5/9/chartex" xmlns:cx4="http://schemas.microsoft.com/office/drawing/2016/5/10/chartex" xmlns:cx5="http://schemas.microsoft.com/office/drawing/2016/5/11/chartex" xmlns:cx6="http://schemas.microsoft.com/office/drawing/2016/5/12/chartex" xmlns:cx7="http://schemas.microsoft.com/office/drawing/2016/5/13/chartex" xmlns:cx8="http://schemas.microsoft.com/office/drawing/2016/5/14/chartex" xmlns:mc="http://schemas.openxmlformats.org/markup-compatibility/2006" xmlns:aink="http://schemas.microsoft.com/office/drawing/2016/ink" xmlns:am3d="http://schemas.microsoft.com/office/drawing/2017/model3d" xmlns:o="urn:schemas-microsoft-com:office:office" xmlns:r="http://schemas.openxmlformats.org/officeDocument/2006/relationships" xmlns:m="http://schemas.openxmlformats.org/officeDocument/2006/math" xmlns:v="urn:schemas-microsoft-com:vml" xmlns:wp14="http://schemas.microsoft.com/office/word/2010/wordprocessingDrawing" xmlns:wp="http://schemas.openxmlformats.org/drawingml/2006/wordprocessingDrawing" xmlns:w10="urn:schemas-microsoft-com:office:word" xmlns:w="http://schemas.openxmlformats.org/wordprocessingml/2006/main" xmlns:w14="http://schemas.microsoft.com/office/word/2010/wordml" xmlns:w15="http://schemas.microsoft.com/office/word/2012/wordml" xmlns:w16cex="http://schemas.microsoft.com/office/word/2018/wordml/cex" xmlns:w16cid="http://schemas.microsoft.com/office/word/2016/wordml/cid" xmlns:w16="http://schemas.microsoft.com/office/word/2018/wordml" xmlns:w16sdtdh="http://schemas.microsoft.com/office/word/2020/wordml/sdtdatahash" xmlns:w16se="http://schemas.microsoft.com/office/word/2015/wordml/symex" xmlns:wpg="http://schemas.microsoft.com/office/word/2010/wordprocessingGroup" xmlns:wpi="http://schemas.microsoft.com/office/word/2010/wordprocessingInk" xmlns:wne="http://schemas.microsoft.com/office/word/2006/wordml" xmlns:wps="http://schemas.microsoft.com/office/word/2010/wordprocessingShape" mc:Ignorable="w14 w15 w16se w16cid w16 w16cex w16sdtdh wp14">
+  <w:p>
+    <w:pPr>
+      <w:pStyle w:val="llb"/>
+      <w:tabs>
+        <w:tab w:val="clear" w:pos="4536"/>
+        <w:tab w:val="right" w:leader="underscore" w:pos="9072"/>
+      </w:tabs>
+      <w:ind w:left="0"/>
+      <w:jc w:val="right"/>
       <w:rPr>
         <w:b/>
         <w:bCs/>
-      </w:rPr>
-    </w:sdtEndPr>
-    <w:sdtContent>
-      <w:p>
-        <w:pPr>
-          <w:pStyle w:val="Footer"/>
-          <w:pBdr>
-            <w:top w:val="single" w:sz="6" w:space="1" w:color="auto"/>
-          </w:pBdr>
-          <w:tabs>
-            <w:tab w:val="clear" w:pos="4536"/>
-            <w:tab w:val="right" w:leader="underscore" w:pos="9072"/>
-          </w:tabs>
-          <w:ind w:left="0"/>
-          <w:jc w:val="right"/>
-          <w:rPr>
-            <w:b/>
-            <w:bCs/>
-          </w:rPr>
-        </w:pPr>
-        <w:r>
-          <w:rPr>
-            <w:b/>
-            <w:bCs/>
-            <w:color w:val="00635D" w:themeColor="accent1" w:themeShade="80"/>
-          </w:rPr>
-          <w:fldChar w:fldCharType="begin"/>
-        </w:r>
-        <w:r>
-          <w:rPr>
-            <w:b/>
-            <w:bCs/>
-            <w:color w:val="00635D" w:themeColor="accent1" w:themeShade="80"/>
-          </w:rPr>
-          <w:instrText>PAGE   \* MERGEFORMAT</w:instrText>
-        </w:r>
-        <w:r>
-          <w:rPr>
-            <w:b/>
-            <w:bCs/>
-            <w:color w:val="00635D" w:themeColor="accent1" w:themeShade="80"/>
-          </w:rPr>
-          <w:fldChar w:fldCharType="separate"/>
-        </w:r>
-        <w:r>
-          <w:rPr>
-            <w:b/>
-            <w:bCs/>
-            <w:color w:val="00635D" w:themeColor="accent1" w:themeShade="80"/>
-          </w:rPr>
-          <w:t>2-1</w:t>
-        </w:r>
-        <w:r>
-          <w:rPr>
-            <w:b/>
-            <w:bCs/>
-            <w:color w:val="00635D" w:themeColor="accent1" w:themeShade="80"/>
-          </w:rPr>
-          <w:fldChar w:fldCharType="end"/>
-        </w:r>
-        <w:r>
-          <w:rPr>
-            <w:b/>
-            <w:bCs/>
-            <w:color w:val="00635D" w:themeColor="accent1" w:themeShade="80"/>
-          </w:rPr>
-          <w:t>/</w:t>
-        </w:r>
-        <w:r>
-          <w:rPr>
-            <w:b/>
-            <w:bCs/>
-            <w:color w:val="00635D" w:themeColor="accent1" w:themeShade="80"/>
-          </w:rPr>
-          <w:t>12</w:t>
-        </w:r>
-        <w:r>
-          <w:rPr>
-            <w:b/>
-            <w:bCs/>
-            <w:color w:val="00635D" w:themeColor="accent1" w:themeShade="80"/>
-          </w:rPr>
-          <w:t> </w:t>
-        </w:r>
-        <w:r>
-          <w:rPr>
-            <w:b/>
-            <w:bCs/>
-            <w:color w:val="00635D" w:themeColor="accent1" w:themeShade="80"/>
-          </w:rPr>
-          <w:t>oldal</w:t>
-        </w:r>
-      </w:p>
-    </w:sdtContent>
-  </w:sdt>
+        <w:color w:val="00635D" w:themeColor="accent1" w:themeShade="80"/>
+      </w:rPr>
+    </w:pPr>
+  </w:p>
 </w:ftr>
 </file>
 
 <file path=word/footnotes.xml><?xml version="1.0" encoding="utf-8"?>
-<w:footnotes xmlns:wpc="http://schemas.microsoft.com/office/word/2010/wordprocessingCanvas" xmlns:cx="http://schemas.microsoft.com/office/drawing/2014/chartex" xmlns:cx1="http://schemas.microsoft.com/office/drawing/2015/9/8/chartex" xmlns:cx2="http://schemas.microsoft.com/office/drawing/2015/10/21/chartex" xmlns:cx3="http://schemas.microsoft.com/office/drawing/2016/5/9/chartex" xmlns:cx4="http://schemas.microsoft.com/office/drawing/2016/5/10/chartex" xmlns:cx5="http://schemas.microsoft.com/office/drawing/2016/5/11/chartex" xmlns:cx6="http://schemas.microsoft.com/office/drawing/2016/5/12/chartex" xmlns:cx7="http://schemas.microsoft.com/office/drawing/2016/5/13/chartex" xmlns:cx8="http://schemas.microsoft.com/office/drawing/2016/5/14/chartex" xmlns:mc="http://schemas.openxmlformats.org/markup-compatibility/2006" xmlns:aink="http://schemas.microsoft.com/office/drawing/2016/ink" xmlns:am3d="http://schemas.microsoft.com/office/drawing/2017/model3d" xmlns:o="urn:schemas-microsoft-com:office:office" xmlns:oel="http://schemas.microsoft.com/office/2019/extlst" xmlns:r="http://schemas.openxmlformats.org/officeDocument/2006/relationships" xmlns:m="http://schemas.openxmlformats.org/officeDocument/2006/math" xmlns:v="urn:schemas-microsoft-com:vml" xmlns:wp14="http://schemas.microsoft.com/office/word/2010/wordprocessingDrawing" xmlns:wp="http://schemas.openxmlformats.org/drawingml/2006/wordprocessingDrawing" xmlns:w10="urn:schemas-microsoft-com:office:word" xmlns:w="http://schemas.openxmlformats.org/wordprocessingml/2006/main" xmlns:w14="http://schemas.microsoft.com/office/word/2010/wordml" xmlns:w15="http://schemas.microsoft.com/office/word/2012/wordml" xmlns:w16cex="http://schemas.microsoft.com/office/word/2018/wordml/cex" xmlns:w16cid="http://schemas.microsoft.com/office/word/2016/wordml/cid" xmlns:w16="http://schemas.microsoft.com/office/word/2018/wordml" xmlns:w16du="http://schemas.microsoft.com/office/word/2023/wordml/word16du" xmlns:w16sdtdh="http://schemas.microsoft.com/office/word/2020/wordml/sdtdatahash" xmlns:w16sdtfl="http://schemas.microsoft.com/office/word/2024/wordml/sdtformatlock" xmlns:w16se="http://schemas.microsoft.com/office/word/2015/wordml/symex" xmlns:wpg="http://schemas.microsoft.com/office/word/2010/wordprocessingGroup" xmlns:wpi="http://schemas.microsoft.com/office/word/2010/wordprocessingInk" xmlns:wne="http://schemas.microsoft.com/office/word/2006/wordml" xmlns:wps="http://schemas.microsoft.com/office/word/2010/wordprocessingShape" mc:Ignorable="w14 w15 w16se w16cid w16 w16cex w16sdtdh w16sdtfl w16du wp14">
+<w:footnotes xmlns:wpc="http://schemas.microsoft.com/office/word/2010/wordprocessingCanvas" xmlns:cx="http://schemas.microsoft.com/office/drawing/2014/chartex" xmlns:cx1="http://schemas.microsoft.com/office/drawing/2015/9/8/chartex" xmlns:cx2="http://schemas.microsoft.com/office/drawing/2015/10/21/chartex" xmlns:cx3="http://schemas.microsoft.com/office/drawing/2016/5/9/chartex" xmlns:cx4="http://schemas.microsoft.com/office/drawing/2016/5/10/chartex" xmlns:cx5="http://schemas.microsoft.com/office/drawing/2016/5/11/chartex" xmlns:cx6="http://schemas.microsoft.com/office/drawing/2016/5/12/chartex" xmlns:cx7="http://schemas.microsoft.com/office/drawing/2016/5/13/chartex" xmlns:cx8="http://schemas.microsoft.com/office/drawing/2016/5/14/chartex" xmlns:mc="http://schemas.openxmlformats.org/markup-compatibility/2006" xmlns:aink="http://schemas.microsoft.com/office/drawing/2016/ink" xmlns:am3d="http://schemas.microsoft.com/office/drawing/2017/model3d" xmlns:o="urn:schemas-microsoft-com:office:office" xmlns:r="http://schemas.openxmlformats.org/officeDocument/2006/relationships" xmlns:m="http://schemas.openxmlformats.org/officeDocument/2006/math" xmlns:v="urn:schemas-microsoft-com:vml" xmlns:wp14="http://schemas.microsoft.com/office/word/2010/wordprocessingDrawing" xmlns:wp="http://schemas.openxmlformats.org/drawingml/2006/wordprocessingDrawing" xmlns:w10="urn:schemas-microsoft-com:office:word" xmlns:w="http://schemas.openxmlformats.org/wordprocessingml/2006/main" xmlns:w14="http://schemas.microsoft.com/office/word/2010/wordml" xmlns:w15="http://schemas.microsoft.com/office/word/2012/wordml" xmlns:w16cex="http://schemas.microsoft.com/office/word/2018/wordml/cex" xmlns:w16cid="http://schemas.microsoft.com/office/word/2016/wordml/cid" xmlns:w16="http://schemas.microsoft.com/office/word/2018/wordml" xmlns:w16sdtdh="http://schemas.microsoft.com/office/word/2020/wordml/sdtdatahash" xmlns:w16se="http://schemas.microsoft.com/office/word/2015/wordml/symex" xmlns:wpg="http://schemas.microsoft.com/office/word/2010/wordprocessingGroup" xmlns:wpi="http://schemas.microsoft.com/office/word/2010/wordprocessingInk" xmlns:wne="http://schemas.microsoft.com/office/word/2006/wordml" xmlns:wps="http://schemas.microsoft.com/office/word/2010/wordprocessingShape" mc:Ignorable="w14 w15 w16se w16cid w16 w16cex w16sdtdh wp14">
   <w:footnote w:type="separator" w:id="-1">
     <w:p>
       <w:pPr>
@@ -9108,14 +9168,14 @@
 </file>
 
 <file path=word/header1.xml><?xml version="1.0" encoding="utf-8"?>
-<w:hdr xmlns:wpc="http://schemas.microsoft.com/office/word/2010/wordprocessingCanvas" xmlns:cx="http://schemas.microsoft.com/office/drawing/2014/chartex" xmlns:cx1="http://schemas.microsoft.com/office/drawing/2015/9/8/chartex" xmlns:cx2="http://schemas.microsoft.com/office/drawing/2015/10/21/chartex" xmlns:cx3="http://schemas.microsoft.com/office/drawing/2016/5/9/chartex" xmlns:cx4="http://schemas.microsoft.com/office/drawing/2016/5/10/chartex" xmlns:cx5="http://schemas.microsoft.com/office/drawing/2016/5/11/chartex" xmlns:cx6="http://schemas.microsoft.com/office/drawing/2016/5/12/chartex" xmlns:cx7="http://schemas.microsoft.com/office/drawing/2016/5/13/chartex" xmlns:cx8="http://schemas.microsoft.com/office/drawing/2016/5/14/chartex" xmlns:mc="http://schemas.openxmlformats.org/markup-compatibility/2006" xmlns:aink="http://schemas.microsoft.com/office/drawing/2016/ink" xmlns:am3d="http://schemas.microsoft.com/office/drawing/2017/model3d" xmlns:o="urn:schemas-microsoft-com:office:office" xmlns:oel="http://schemas.microsoft.com/office/2019/extlst" xmlns:r="http://schemas.openxmlformats.org/officeDocument/2006/relationships" xmlns:m="http://schemas.openxmlformats.org/officeDocument/2006/math" xmlns:v="urn:schemas-microsoft-com:vml" xmlns:wp14="http://schemas.microsoft.com/office/word/2010/wordprocessingDrawing" xmlns:wp="http://schemas.openxmlformats.org/drawingml/2006/wordprocessingDrawing" xmlns:w10="urn:schemas-microsoft-com:office:word" xmlns:w="http://schemas.openxmlformats.org/wordprocessingml/2006/main" xmlns:w14="http://schemas.microsoft.com/office/word/2010/wordml" xmlns:w15="http://schemas.microsoft.com/office/word/2012/wordml" xmlns:w16cex="http://schemas.microsoft.com/office/word/2018/wordml/cex" xmlns:w16cid="http://schemas.microsoft.com/office/word/2016/wordml/cid" xmlns:w16="http://schemas.microsoft.com/office/word/2018/wordml" xmlns:w16du="http://schemas.microsoft.com/office/word/2023/wordml/word16du" xmlns:w16sdtdh="http://schemas.microsoft.com/office/word/2020/wordml/sdtdatahash" xmlns:w16sdtfl="http://schemas.microsoft.com/office/word/2024/wordml/sdtformatlock" xmlns:w16se="http://schemas.microsoft.com/office/word/2015/wordml/symex" xmlns:wpg="http://schemas.microsoft.com/office/word/2010/wordprocessingGroup" xmlns:wpi="http://schemas.microsoft.com/office/word/2010/wordprocessingInk" xmlns:wne="http://schemas.microsoft.com/office/word/2006/wordml" xmlns:wps="http://schemas.microsoft.com/office/word/2010/wordprocessingShape" mc:Ignorable="w14 w15 w16se w16cid w16 w16cex w16sdtdh w16sdtfl w16du wp14">
+<w:hdr xmlns:wpc="http://schemas.microsoft.com/office/word/2010/wordprocessingCanvas" xmlns:cx="http://schemas.microsoft.com/office/drawing/2014/chartex" xmlns:cx1="http://schemas.microsoft.com/office/drawing/2015/9/8/chartex" xmlns:cx2="http://schemas.microsoft.com/office/drawing/2015/10/21/chartex" xmlns:cx3="http://schemas.microsoft.com/office/drawing/2016/5/9/chartex" xmlns:cx4="http://schemas.microsoft.com/office/drawing/2016/5/10/chartex" xmlns:cx5="http://schemas.microsoft.com/office/drawing/2016/5/11/chartex" xmlns:cx6="http://schemas.microsoft.com/office/drawing/2016/5/12/chartex" xmlns:cx7="http://schemas.microsoft.com/office/drawing/2016/5/13/chartex" xmlns:cx8="http://schemas.microsoft.com/office/drawing/2016/5/14/chartex" xmlns:mc="http://schemas.openxmlformats.org/markup-compatibility/2006" xmlns:aink="http://schemas.microsoft.com/office/drawing/2016/ink" xmlns:am3d="http://schemas.microsoft.com/office/drawing/2017/model3d" xmlns:o="urn:schemas-microsoft-com:office:office" xmlns:r="http://schemas.openxmlformats.org/officeDocument/2006/relationships" xmlns:m="http://schemas.openxmlformats.org/officeDocument/2006/math" xmlns:v="urn:schemas-microsoft-com:vml" xmlns:wp14="http://schemas.microsoft.com/office/word/2010/wordprocessingDrawing" xmlns:wp="http://schemas.openxmlformats.org/drawingml/2006/wordprocessingDrawing" xmlns:w10="urn:schemas-microsoft-com:office:word" xmlns:w="http://schemas.openxmlformats.org/wordprocessingml/2006/main" xmlns:w14="http://schemas.microsoft.com/office/word/2010/wordml" xmlns:w15="http://schemas.microsoft.com/office/word/2012/wordml" xmlns:w16cex="http://schemas.microsoft.com/office/word/2018/wordml/cex" xmlns:w16cid="http://schemas.microsoft.com/office/word/2016/wordml/cid" xmlns:w16="http://schemas.microsoft.com/office/word/2018/wordml" xmlns:w16sdtdh="http://schemas.microsoft.com/office/word/2020/wordml/sdtdatahash" xmlns:w16se="http://schemas.microsoft.com/office/word/2015/wordml/symex" xmlns:wpg="http://schemas.microsoft.com/office/word/2010/wordprocessingGroup" xmlns:wpi="http://schemas.microsoft.com/office/word/2010/wordprocessingInk" xmlns:wne="http://schemas.microsoft.com/office/word/2006/wordml" xmlns:wps="http://schemas.microsoft.com/office/word/2010/wordprocessingShape" mc:Ignorable="w14 w15 w16se w16cid w16 w16cex w16sdtdh wp14">
   <w:p>
     <w:pPr>
       <w:pBdr>
         <w:bottom w:val="single" w:sz="6" w:space="1" w:color="auto"/>
       </w:pBdr>
       <w:tabs>
-        <w:tab w:val="left" w:pos="7655"/>
+        <w:tab w:val="left" w:pos="5670"/>
       </w:tabs>
       <w:spacing w:before="100" w:beforeAutospacing="1" w:after="100" w:afterAutospacing="1" w:line="240" w:lineRule="auto"/>
       <w:ind w:left="0"/>
@@ -9223,19 +9283,16 @@
         <w:szCs w:val="24"/>
         <w:lang w:eastAsia="hu-HU"/>
       </w:rPr>
-      <w:t>Specifikáció</w:t>
+      <w:t>Frontend teszt dokumentáció</w:t>
     </w:r>
   </w:p>
 </w:hdr>
 </file>
 
 <file path=word/header2.xml><?xml version="1.0" encoding="utf-8"?>
-<w:hdr xmlns:wpc="http://schemas.microsoft.com/office/word/2010/wordprocessingCanvas" xmlns:cx="http://schemas.microsoft.com/office/drawing/2014/chartex" xmlns:cx1="http://schemas.microsoft.com/office/drawing/2015/9/8/chartex" xmlns:cx2="http://schemas.microsoft.com/office/drawing/2015/10/21/chartex" xmlns:cx3="http://schemas.microsoft.com/office/drawing/2016/5/9/chartex" xmlns:cx4="http://schemas.microsoft.com/office/drawing/2016/5/10/chartex" xmlns:cx5="http://schemas.microsoft.com/office/drawing/2016/5/11/chartex" xmlns:cx6="http://schemas.microsoft.com/office/drawing/2016/5/12/chartex" xmlns:cx7="http://schemas.microsoft.com/office/drawing/2016/5/13/chartex" xmlns:cx8="http://schemas.microsoft.com/office/drawing/2016/5/14/chartex" xmlns:mc="http://schemas.openxmlformats.org/markup-compatibility/2006" xmlns:aink="http://schemas.microsoft.com/office/drawing/2016/ink" xmlns:am3d="http://schemas.microsoft.com/office/drawing/2017/model3d" xmlns:o="urn:schemas-microsoft-com:office:office" xmlns:oel="http://schemas.microsoft.com/office/2019/extlst" xmlns:r="http://schemas.openxmlformats.org/officeDocument/2006/relationships" xmlns:m="http://schemas.openxmlformats.org/officeDocument/2006/math" xmlns:v="urn:schemas-microsoft-com:vml" xmlns:wp14="http://schemas.microsoft.com/office/word/2010/wordprocessingDrawing" xmlns:wp="http://schemas.openxmlformats.org/drawingml/2006/wordprocessingDrawing" xmlns:w10="urn:schemas-microsoft-com:office:word" xmlns:w="http://schemas.openxmlformats.org/wordprocessingml/2006/main" xmlns:w14="http://schemas.microsoft.com/office/word/2010/wordml" xmlns:w15="http://schemas.microsoft.com/office/word/2012/wordml" xmlns:w16cex="http://schemas.microsoft.com/office/word/2018/wordml/cex" xmlns:w16cid="http://schemas.microsoft.com/office/word/2016/wordml/cid" xmlns:w16="http://schemas.microsoft.com/office/word/2018/wordml" xmlns:w16du="http://schemas.microsoft.com/office/word/2023/wordml/word16du" xmlns:w16sdtdh="http://schemas.microsoft.com/office/word/2020/wordml/sdtdatahash" xmlns:w16sdtfl="http://schemas.microsoft.com/office/word/2024/wordml/sdtformatlock" xmlns:w16se="http://schemas.microsoft.com/office/word/2015/wordml/symex" xmlns:wpg="http://schemas.microsoft.com/office/word/2010/wordprocessingGroup" xmlns:wpi="http://schemas.microsoft.com/office/word/2010/wordprocessingInk" xmlns:wne="http://schemas.microsoft.com/office/word/2006/wordml" xmlns:wps="http://schemas.microsoft.com/office/word/2010/wordprocessingShape" mc:Ignorable="w14 w15 w16se w16cid w16 w16cex w16sdtdh w16sdtfl w16du wp14">
+<w:hdr xmlns:wpc="http://schemas.microsoft.com/office/word/2010/wordprocessingCanvas" xmlns:cx="http://schemas.microsoft.com/office/drawing/2014/chartex" xmlns:cx1="http://schemas.microsoft.com/office/drawing/2015/9/8/chartex" xmlns:cx2="http://schemas.microsoft.com/office/drawing/2015/10/21/chartex" xmlns:cx3="http://schemas.microsoft.com/office/drawing/2016/5/9/chartex" xmlns:cx4="http://schemas.microsoft.com/office/drawing/2016/5/10/chartex" xmlns:cx5="http://schemas.microsoft.com/office/drawing/2016/5/11/chartex" xmlns:cx6="http://schemas.microsoft.com/office/drawing/2016/5/12/chartex" xmlns:cx7="http://schemas.microsoft.com/office/drawing/2016/5/13/chartex" xmlns:cx8="http://schemas.microsoft.com/office/drawing/2016/5/14/chartex" xmlns:mc="http://schemas.openxmlformats.org/markup-compatibility/2006" xmlns:aink="http://schemas.microsoft.com/office/drawing/2016/ink" xmlns:am3d="http://schemas.microsoft.com/office/drawing/2017/model3d" xmlns:o="urn:schemas-microsoft-com:office:office" xmlns:r="http://schemas.openxmlformats.org/officeDocument/2006/relationships" xmlns:m="http://schemas.openxmlformats.org/officeDocument/2006/math" xmlns:v="urn:schemas-microsoft-com:vml" xmlns:wp14="http://schemas.microsoft.com/office/word/2010/wordprocessingDrawing" xmlns:wp="http://schemas.openxmlformats.org/drawingml/2006/wordprocessingDrawing" xmlns:w10="urn:schemas-microsoft-com:office:word" xmlns:w="http://schemas.openxmlformats.org/wordprocessingml/2006/main" xmlns:w14="http://schemas.microsoft.com/office/word/2010/wordml" xmlns:w15="http://schemas.microsoft.com/office/word/2012/wordml" xmlns:w16cex="http://schemas.microsoft.com/office/word/2018/wordml/cex" xmlns:w16cid="http://schemas.microsoft.com/office/word/2016/wordml/cid" xmlns:w16="http://schemas.microsoft.com/office/word/2018/wordml" xmlns:w16sdtdh="http://schemas.microsoft.com/office/word/2020/wordml/sdtdatahash" xmlns:w16se="http://schemas.microsoft.com/office/word/2015/wordml/symex" xmlns:wpg="http://schemas.microsoft.com/office/word/2010/wordprocessingGroup" xmlns:wpi="http://schemas.microsoft.com/office/word/2010/wordprocessingInk" xmlns:wne="http://schemas.microsoft.com/office/word/2006/wordml" xmlns:wps="http://schemas.microsoft.com/office/word/2010/wordprocessingShape" mc:Ignorable="w14 w15 w16se w16cid w16 w16cex w16sdtdh wp14">
   <w:p>
     <w:pPr>
-      <w:pBdr>
-        <w:bottom w:val="single" w:sz="6" w:space="1" w:color="auto"/>
-      </w:pBdr>
       <w:tabs>
         <w:tab w:val="left" w:pos="7655"/>
       </w:tabs>
@@ -9250,109 +9307,12 @@
         <w:lang w:eastAsia="hu-HU"/>
       </w:rPr>
     </w:pPr>
-    <w:r>
-      <w:rPr>
-        <w:rFonts w:asciiTheme="majorHAnsi" w:eastAsia="Times New Roman" w:hAnsiTheme="majorHAnsi" w:cstheme="majorHAnsi"/>
-        <w:b/>
-        <w:bCs/>
-        <w:noProof/>
-        <w:color w:val="00635D" w:themeColor="accent1" w:themeShade="80"/>
-        <w:kern w:val="36"/>
-        <w:sz w:val="32"/>
-        <w:szCs w:val="32"/>
-        <w:lang w:eastAsia="hu-HU"/>
-      </w:rPr>
-      <w:drawing>
-        <wp:inline distT="0" distB="0" distL="0" distR="0" wp14:anchorId="28440BC1" wp14:editId="5583C45A">
-          <wp:extent cx="1768475" cy="466570"/>
-          <wp:effectExtent l="0" t="0" r="0" b="0"/>
-          <wp:docPr id="1059287163" name="Ábra 1059287163"/>
-          <wp:cNvGraphicFramePr>
-            <a:graphicFrameLocks xmlns:a="http://schemas.openxmlformats.org/drawingml/2006/main" noChangeAspect="1"/>
-          </wp:cNvGraphicFramePr>
-          <a:graphic xmlns:a="http://schemas.openxmlformats.org/drawingml/2006/main">
-            <a:graphicData uri="http://schemas.openxmlformats.org/drawingml/2006/picture">
-              <pic:pic xmlns:pic="http://schemas.openxmlformats.org/drawingml/2006/picture">
-                <pic:nvPicPr>
-                  <pic:cNvPr id="2" name="Ábra 2"/>
-                  <pic:cNvPicPr/>
-                </pic:nvPicPr>
-                <pic:blipFill rotWithShape="1">
-                  <a:blip r:embed="rId1">
-                    <a:extLst>
-                      <a:ext uri="{28A0092B-C50C-407E-A947-70E740481C1C}">
-                        <a14:useLocalDpi xmlns:a14="http://schemas.microsoft.com/office/drawing/2010/main" val="0"/>
-                      </a:ext>
-                      <a:ext uri="{96DAC541-7B7A-43D3-8B79-37D633B846F1}">
-                        <asvg:svgBlip xmlns:asvg="http://schemas.microsoft.com/office/drawing/2016/SVG/main" r:embed="rId2"/>
-                      </a:ext>
-                    </a:extLst>
-                  </a:blip>
-                  <a:srcRect l="5013" t="1" b="15517"/>
-                  <a:stretch/>
-                </pic:blipFill>
-                <pic:spPr bwMode="auto">
-                  <a:xfrm>
-                    <a:off x="0" y="0"/>
-                    <a:ext cx="1769978" cy="466966"/>
-                  </a:xfrm>
-                  <a:prstGeom prst="rect">
-                    <a:avLst/>
-                  </a:prstGeom>
-                  <a:ln>
-                    <a:noFill/>
-                  </a:ln>
-                  <a:extLst>
-                    <a:ext uri="{53640926-AAD7-44D8-BBD7-CCE9431645EC}">
-                      <a14:shadowObscured xmlns:a14="http://schemas.microsoft.com/office/drawing/2010/main"/>
-                    </a:ext>
-                  </a:extLst>
-                </pic:spPr>
-              </pic:pic>
-            </a:graphicData>
-          </a:graphic>
-        </wp:inline>
-      </w:drawing>
-    </w:r>
-    <w:r>
-      <w:rPr>
-        <w:rFonts w:asciiTheme="majorHAnsi" w:eastAsia="Times New Roman" w:hAnsiTheme="majorHAnsi" w:cstheme="majorHAnsi"/>
-        <w:color w:val="00635D" w:themeColor="accent1" w:themeShade="80"/>
-        <w:kern w:val="36"/>
-        <w:sz w:val="24"/>
-        <w:szCs w:val="24"/>
-        <w:lang w:eastAsia="hu-HU"/>
-      </w:rPr>
-      <w:tab/>
-    </w:r>
-    <w:r>
-      <w:rPr>
-        <w:rFonts w:asciiTheme="majorHAnsi" w:eastAsia="Times New Roman" w:hAnsiTheme="majorHAnsi" w:cstheme="majorHAnsi"/>
-        <w:color w:val="00635D" w:themeColor="accent1" w:themeShade="80"/>
-        <w:kern w:val="36"/>
-        <w:sz w:val="24"/>
-        <w:szCs w:val="24"/>
-        <w:lang w:eastAsia="hu-HU"/>
-      </w:rPr>
-      <w:tab/>
-    </w:r>
-    <w:r>
-      <w:rPr>
-        <w:rFonts w:asciiTheme="majorHAnsi" w:eastAsia="Times New Roman" w:hAnsiTheme="majorHAnsi" w:cstheme="majorHAnsi"/>
-        <w:color w:val="00635D" w:themeColor="accent1" w:themeShade="80"/>
-        <w:kern w:val="36"/>
-        <w:sz w:val="24"/>
-        <w:szCs w:val="24"/>
-        <w:lang w:eastAsia="hu-HU"/>
-      </w:rPr>
-      <w:t>Specifikáció</w:t>
-    </w:r>
   </w:p>
 </w:hdr>
 </file>
 
 <file path=word/numbering.xml><?xml version="1.0" encoding="utf-8"?>
-<w:numbering xmlns:wpc="http://schemas.microsoft.com/office/word/2010/wordprocessingCanvas" xmlns:cx="http://schemas.microsoft.com/office/drawing/2014/chartex" xmlns:cx1="http://schemas.microsoft.com/office/drawing/2015/9/8/chartex" xmlns:cx2="http://schemas.microsoft.com/office/drawing/2015/10/21/chartex" xmlns:cx3="http://schemas.microsoft.com/office/drawing/2016/5/9/chartex" xmlns:cx4="http://schemas.microsoft.com/office/drawing/2016/5/10/chartex" xmlns:cx5="http://schemas.microsoft.com/office/drawing/2016/5/11/chartex" xmlns:cx6="http://schemas.microsoft.com/office/drawing/2016/5/12/chartex" xmlns:cx7="http://schemas.microsoft.com/office/drawing/2016/5/13/chartex" xmlns:cx8="http://schemas.microsoft.com/office/drawing/2016/5/14/chartex" xmlns:mc="http://schemas.openxmlformats.org/markup-compatibility/2006" xmlns:aink="http://schemas.microsoft.com/office/drawing/2016/ink" xmlns:am3d="http://schemas.microsoft.com/office/drawing/2017/model3d" xmlns:o="urn:schemas-microsoft-com:office:office" xmlns:oel="http://schemas.microsoft.com/office/2019/extlst" xmlns:r="http://schemas.openxmlformats.org/officeDocument/2006/relationships" xmlns:m="http://schemas.openxmlformats.org/officeDocument/2006/math" xmlns:v="urn:schemas-microsoft-com:vml" xmlns:wp14="http://schemas.microsoft.com/office/word/2010/wordprocessingDrawing" xmlns:wp="http://schemas.openxmlformats.org/drawingml/2006/wordprocessingDrawing" xmlns:w10="urn:schemas-microsoft-com:office:word" xmlns:w="http://schemas.openxmlformats.org/wordprocessingml/2006/main" xmlns:w14="http://schemas.microsoft.com/office/word/2010/wordml" xmlns:w15="http://schemas.microsoft.com/office/word/2012/wordml" xmlns:w16cex="http://schemas.microsoft.com/office/word/2018/wordml/cex" xmlns:w16cid="http://schemas.microsoft.com/office/word/2016/wordml/cid" xmlns:w16="http://schemas.microsoft.com/office/word/2018/wordml" xmlns:w16du="http://schemas.microsoft.com/office/word/2023/wordml/word16du" xmlns:w16sdtdh="http://schemas.microsoft.com/office/word/2020/wordml/sdtdatahash" xmlns:w16sdtfl="http://schemas.microsoft.com/office/word/2024/wordml/sdtformatlock" xmlns:w16se="http://schemas.microsoft.com/office/word/2015/wordml/symex" xmlns:wpg="http://schemas.microsoft.com/office/word/2010/wordprocessingGroup" xmlns:wpi="http://schemas.microsoft.com/office/word/2010/wordprocessingInk" xmlns:wne="http://schemas.microsoft.com/office/word/2006/wordml" xmlns:wps="http://schemas.microsoft.com/office/word/2010/wordprocessingShape" mc:Ignorable="w14 w15 w16se w16cid w16 w16cex w16sdtdh w16sdtfl w16du wp14">
+<w:numbering xmlns:wpc="http://schemas.microsoft.com/office/word/2010/wordprocessingCanvas" xmlns:cx="http://schemas.microsoft.com/office/drawing/2014/chartex" xmlns:cx1="http://schemas.microsoft.com/office/drawing/2015/9/8/chartex" xmlns:cx2="http://schemas.microsoft.com/office/drawing/2015/10/21/chartex" xmlns:cx3="http://schemas.microsoft.com/office/drawing/2016/5/9/chartex" xmlns:cx4="http://schemas.microsoft.com/office/drawing/2016/5/10/chartex" xmlns:cx5="http://schemas.microsoft.com/office/drawing/2016/5/11/chartex" xmlns:cx6="http://schemas.microsoft.com/office/drawing/2016/5/12/chartex" xmlns:cx7="http://schemas.microsoft.com/office/drawing/2016/5/13/chartex" xmlns:cx8="http://schemas.microsoft.com/office/drawing/2016/5/14/chartex" xmlns:mc="http://schemas.openxmlformats.org/markup-compatibility/2006" xmlns:aink="http://schemas.microsoft.com/office/drawing/2016/ink" xmlns:am3d="http://schemas.microsoft.com/office/drawing/2017/model3d" xmlns:o="urn:schemas-microsoft-com:office:office" xmlns:r="http://schemas.openxmlformats.org/officeDocument/2006/relationships" xmlns:m="http://schemas.openxmlformats.org/officeDocument/2006/math" xmlns:v="urn:schemas-microsoft-com:vml" xmlns:wp14="http://schemas.microsoft.com/office/word/2010/wordprocessingDrawing" xmlns:wp="http://schemas.openxmlformats.org/drawingml/2006/wordprocessingDrawing" xmlns:w10="urn:schemas-microsoft-com:office:word" xmlns:w="http://schemas.openxmlformats.org/wordprocessingml/2006/main" xmlns:w14="http://schemas.microsoft.com/office/word/2010/wordml" xmlns:w15="http://schemas.microsoft.com/office/word/2012/wordml" xmlns:w16cex="http://schemas.microsoft.com/office/word/2018/wordml/cex" xmlns:w16cid="http://schemas.microsoft.com/office/word/2016/wordml/cid" xmlns:w16="http://schemas.microsoft.com/office/word/2018/wordml" xmlns:w16sdtdh="http://schemas.microsoft.com/office/word/2020/wordml/sdtdatahash" xmlns:w16se="http://schemas.microsoft.com/office/word/2015/wordml/symex" xmlns:wpg="http://schemas.microsoft.com/office/word/2010/wordprocessingGroup" xmlns:wpi="http://schemas.microsoft.com/office/word/2010/wordprocessingInk" xmlns:wne="http://schemas.microsoft.com/office/word/2006/wordml" xmlns:wps="http://schemas.microsoft.com/office/word/2010/wordprocessingShape" mc:Ignorable="w14 w15 w16se w16cid w16 w16cex w16sdtdh wp14">
   <w:numPicBullet w:numPicBulletId="0">
     <w:pict>
       <v:shapetype id="_x0000_t75" coordsize="21600,21600" o:spt="75" o:preferrelative="t" path="m@4@5l@4@11@9@11@9@5xe" filled="f" stroked="f">
@@ -9374,7 +9334,7 @@
         <v:path o:extrusionok="f" gradientshapeok="t" o:connecttype="rect"/>
         <o:lock v:ext="edit" aspectratio="t"/>
       </v:shapetype>
-      <v:shape id="_x0000_i1025" type="#_x0000_t75" style="width:159.6pt;height:173.4pt" o:bullet="t">
+      <v:shape id="_x0000_i1101" type="#_x0000_t75" style="width:159.75pt;height:173.25pt" o:bullet="t">
         <v:imagedata r:id="rId1" o:title="reka_symbol_alt"/>
       </v:shape>
     </w:pict>
@@ -9472,7 +9432,7 @@
     <w:lvl w:ilvl="0">
       <w:start w:val="1"/>
       <w:numFmt w:val="decimal"/>
-      <w:pStyle w:val="Heading1"/>
+      <w:pStyle w:val="Cmsor1"/>
       <w:lvlText w:val="%1."/>
       <w:lvlJc w:val="left"/>
       <w:pPr>
@@ -9486,7 +9446,7 @@
     <w:lvl w:ilvl="1">
       <w:start w:val="1"/>
       <w:numFmt w:val="decimal"/>
-      <w:pStyle w:val="Heading2"/>
+      <w:pStyle w:val="Cmsor2"/>
       <w:isLgl/>
       <w:lvlText w:val="%1.%2."/>
       <w:lvlJc w:val="left"/>
@@ -10239,7 +10199,7 @@
     <w:lvl w:ilvl="0" w:tplc="97F03C8C">
       <w:start w:val="1"/>
       <w:numFmt w:val="bullet"/>
-      <w:pStyle w:val="ListParagraph"/>
+      <w:pStyle w:val="Listaszerbekezds"/>
       <w:lvlText w:val="-"/>
       <w:lvlJc w:val="left"/>
       <w:pPr>
@@ -12491,89 +12451,89 @@
       </w:pPr>
     </w:lvl>
   </w:abstractNum>
-  <w:num w:numId="1" w16cid:durableId="543441813">
+  <w:num w:numId="1">
     <w:abstractNumId w:val="24"/>
   </w:num>
-  <w:num w:numId="2" w16cid:durableId="952130533">
+  <w:num w:numId="2">
     <w:abstractNumId w:val="22"/>
   </w:num>
-  <w:num w:numId="3" w16cid:durableId="771122880">
+  <w:num w:numId="3">
     <w:abstractNumId w:val="15"/>
   </w:num>
-  <w:num w:numId="4" w16cid:durableId="1187518579">
+  <w:num w:numId="4">
     <w:abstractNumId w:val="6"/>
   </w:num>
-  <w:num w:numId="5" w16cid:durableId="2048480769">
+  <w:num w:numId="5">
     <w:abstractNumId w:val="9"/>
   </w:num>
-  <w:num w:numId="6" w16cid:durableId="821198320">
+  <w:num w:numId="6">
     <w:abstractNumId w:val="23"/>
   </w:num>
-  <w:num w:numId="7" w16cid:durableId="1746679879">
+  <w:num w:numId="7">
     <w:abstractNumId w:val="14"/>
   </w:num>
-  <w:num w:numId="8" w16cid:durableId="33894183">
+  <w:num w:numId="8">
     <w:abstractNumId w:val="3"/>
   </w:num>
-  <w:num w:numId="9" w16cid:durableId="580604179">
+  <w:num w:numId="9">
     <w:abstractNumId w:val="10"/>
   </w:num>
-  <w:num w:numId="10" w16cid:durableId="483208305">
+  <w:num w:numId="10">
     <w:abstractNumId w:val="0"/>
   </w:num>
-  <w:num w:numId="11" w16cid:durableId="1371033251">
+  <w:num w:numId="11">
     <w:abstractNumId w:val="12"/>
   </w:num>
-  <w:num w:numId="12" w16cid:durableId="1010110142">
+  <w:num w:numId="12">
     <w:abstractNumId w:val="11"/>
   </w:num>
-  <w:num w:numId="13" w16cid:durableId="2009676017">
+  <w:num w:numId="13">
     <w:abstractNumId w:val="25"/>
   </w:num>
-  <w:num w:numId="14" w16cid:durableId="2082829059">
+  <w:num w:numId="14">
     <w:abstractNumId w:val="13"/>
   </w:num>
-  <w:num w:numId="15" w16cid:durableId="372311122">
+  <w:num w:numId="15">
     <w:abstractNumId w:val="17"/>
   </w:num>
-  <w:num w:numId="16" w16cid:durableId="1918322804">
+  <w:num w:numId="16">
     <w:abstractNumId w:val="20"/>
   </w:num>
-  <w:num w:numId="17" w16cid:durableId="433283353">
+  <w:num w:numId="17">
     <w:abstractNumId w:val="5"/>
   </w:num>
-  <w:num w:numId="18" w16cid:durableId="494490913">
+  <w:num w:numId="18">
     <w:abstractNumId w:val="1"/>
   </w:num>
-  <w:num w:numId="19" w16cid:durableId="2077167796">
+  <w:num w:numId="19">
     <w:abstractNumId w:val="4"/>
   </w:num>
-  <w:num w:numId="20" w16cid:durableId="455493457">
+  <w:num w:numId="20">
     <w:abstractNumId w:val="16"/>
   </w:num>
-  <w:num w:numId="21" w16cid:durableId="1235310643">
+  <w:num w:numId="21">
     <w:abstractNumId w:val="18"/>
   </w:num>
-  <w:num w:numId="22" w16cid:durableId="461457791">
+  <w:num w:numId="22">
     <w:abstractNumId w:val="19"/>
   </w:num>
-  <w:num w:numId="23" w16cid:durableId="2143032974">
+  <w:num w:numId="23">
     <w:abstractNumId w:val="8"/>
   </w:num>
-  <w:num w:numId="24" w16cid:durableId="2116553704">
+  <w:num w:numId="24">
     <w:abstractNumId w:val="2"/>
   </w:num>
-  <w:num w:numId="25" w16cid:durableId="1744376086">
+  <w:num w:numId="25">
     <w:abstractNumId w:val="7"/>
   </w:num>
-  <w:num w:numId="26" w16cid:durableId="735278370">
+  <w:num w:numId="26">
     <w:abstractNumId w:val="21"/>
   </w:num>
 </w:numbering>
 </file>
 
 <file path=word/styles.xml><?xml version="1.0" encoding="utf-8"?>
-<w:styles xmlns:mc="http://schemas.openxmlformats.org/markup-compatibility/2006" xmlns:r="http://schemas.openxmlformats.org/officeDocument/2006/relationships" xmlns:w="http://schemas.openxmlformats.org/wordprocessingml/2006/main" xmlns:w14="http://schemas.microsoft.com/office/word/2010/wordml" xmlns:w15="http://schemas.microsoft.com/office/word/2012/wordml" xmlns:w16cex="http://schemas.microsoft.com/office/word/2018/wordml/cex" xmlns:w16cid="http://schemas.microsoft.com/office/word/2016/wordml/cid" xmlns:w16="http://schemas.microsoft.com/office/word/2018/wordml" xmlns:w16du="http://schemas.microsoft.com/office/word/2023/wordml/word16du" xmlns:w16sdtdh="http://schemas.microsoft.com/office/word/2020/wordml/sdtdatahash" xmlns:w16sdtfl="http://schemas.microsoft.com/office/word/2024/wordml/sdtformatlock" xmlns:w16se="http://schemas.microsoft.com/office/word/2015/wordml/symex" mc:Ignorable="w14 w15 w16se w16cid w16 w16cex w16sdtdh w16sdtfl w16du">
+<w:styles xmlns:mc="http://schemas.openxmlformats.org/markup-compatibility/2006" xmlns:r="http://schemas.openxmlformats.org/officeDocument/2006/relationships" xmlns:w="http://schemas.openxmlformats.org/wordprocessingml/2006/main" xmlns:w14="http://schemas.microsoft.com/office/word/2010/wordml" xmlns:w15="http://schemas.microsoft.com/office/word/2012/wordml" xmlns:w16cex="http://schemas.microsoft.com/office/word/2018/wordml/cex" xmlns:w16cid="http://schemas.microsoft.com/office/word/2016/wordml/cid" xmlns:w16="http://schemas.microsoft.com/office/word/2018/wordml" xmlns:w16sdtdh="http://schemas.microsoft.com/office/word/2020/wordml/sdtdatahash" xmlns:w16se="http://schemas.microsoft.com/office/word/2015/wordml/symex" mc:Ignorable="w14 w15 w16se w16cid w16 w16cex w16sdtdh">
   <w:docDefaults>
     <w:rPrDefault>
       <w:rPr>
@@ -12967,21 +12927,21 @@
     <w:lsdException w:name="Unresolved Mention" w:semiHidden="1" w:unhideWhenUsed="1"/>
     <w:lsdException w:name="Smart Link" w:semiHidden="1" w:unhideWhenUsed="1"/>
   </w:latentStyles>
-  <w:style w:type="paragraph" w:default="1" w:styleId="Normal">
+  <w:style w:type="paragraph" w:default="1" w:styleId="Norml">
     <w:name w:val="Normal"/>
     <w:qFormat/>
-    <w:rsid w:val="00487A03"/>
+    <w:rsid w:val="00A7021E"/>
     <w:pPr>
       <w:spacing w:after="0"/>
       <w:ind w:left="1418"/>
       <w:jc w:val="both"/>
     </w:pPr>
   </w:style>
-  <w:style w:type="paragraph" w:styleId="Heading1">
+  <w:style w:type="paragraph" w:styleId="Cmsor1">
     <w:name w:val="heading 1"/>
-    <w:basedOn w:val="Normal"/>
-    <w:next w:val="Heading2"/>
-    <w:link w:val="Heading1Char"/>
+    <w:basedOn w:val="Norml"/>
+    <w:next w:val="Cmsor2"/>
+    <w:link w:val="Cmsor1Char"/>
     <w:uiPriority w:val="9"/>
     <w:qFormat/>
     <w:rsid w:val="00B95AE8"/>
@@ -13005,11 +12965,11 @@
       <w:lang w:eastAsia="hu-HU"/>
     </w:rPr>
   </w:style>
-  <w:style w:type="paragraph" w:styleId="Heading2">
+  <w:style w:type="paragraph" w:styleId="Cmsor2">
     <w:name w:val="heading 2"/>
-    <w:basedOn w:val="Heading1"/>
-    <w:next w:val="Normal"/>
-    <w:link w:val="Heading2Char"/>
+    <w:basedOn w:val="Cmsor1"/>
+    <w:next w:val="Norml"/>
+    <w:link w:val="Cmsor2Char"/>
     <w:uiPriority w:val="9"/>
     <w:qFormat/>
     <w:rsid w:val="00B95AE8"/>
@@ -13029,10 +12989,10 @@
       <w:szCs w:val="27"/>
     </w:rPr>
   </w:style>
-  <w:style w:type="paragraph" w:styleId="Heading3">
+  <w:style w:type="paragraph" w:styleId="Cmsor3">
     <w:name w:val="heading 3"/>
-    <w:basedOn w:val="Normal"/>
-    <w:link w:val="Heading3Char"/>
+    <w:basedOn w:val="Norml"/>
+    <w:link w:val="Cmsor3Char"/>
     <w:uiPriority w:val="9"/>
     <w:qFormat/>
     <w:rsid w:val="00491871"/>
@@ -13049,13 +13009,13 @@
       <w:lang w:eastAsia="hu-HU"/>
     </w:rPr>
   </w:style>
-  <w:style w:type="character" w:default="1" w:styleId="DefaultParagraphFont">
+  <w:style w:type="character" w:default="1" w:styleId="Bekezdsalapbettpusa">
     <w:name w:val="Default Paragraph Font"/>
     <w:uiPriority w:val="1"/>
     <w:semiHidden/>
     <w:unhideWhenUsed/>
   </w:style>
-  <w:style w:type="table" w:default="1" w:styleId="TableNormal">
+  <w:style w:type="table" w:default="1" w:styleId="Normltblzat">
     <w:name w:val="Normal Table"/>
     <w:uiPriority w:val="99"/>
     <w:semiHidden/>
@@ -13070,16 +13030,16 @@
       </w:tblCellMar>
     </w:tblPr>
   </w:style>
-  <w:style w:type="numbering" w:default="1" w:styleId="NoList">
+  <w:style w:type="numbering" w:default="1" w:styleId="Nemlista">
     <w:name w:val="No List"/>
     <w:uiPriority w:val="99"/>
     <w:semiHidden/>
     <w:unhideWhenUsed/>
   </w:style>
-  <w:style w:type="character" w:customStyle="1" w:styleId="Heading1Char">
-    <w:name w:val="Heading 1 Char"/>
-    <w:basedOn w:val="DefaultParagraphFont"/>
-    <w:link w:val="Heading1"/>
+  <w:style w:type="character" w:customStyle="1" w:styleId="Cmsor1Char">
+    <w:name w:val="Címsor 1 Char"/>
+    <w:basedOn w:val="Bekezdsalapbettpusa"/>
+    <w:link w:val="Cmsor1"/>
     <w:uiPriority w:val="9"/>
     <w:rsid w:val="00B95AE8"/>
     <w:rPr>
@@ -13093,10 +13053,10 @@
       <w:lang w:eastAsia="hu-HU"/>
     </w:rPr>
   </w:style>
-  <w:style w:type="character" w:customStyle="1" w:styleId="Heading2Char">
-    <w:name w:val="Heading 2 Char"/>
-    <w:basedOn w:val="DefaultParagraphFont"/>
-    <w:link w:val="Heading2"/>
+  <w:style w:type="character" w:customStyle="1" w:styleId="Cmsor2Char">
+    <w:name w:val="Címsor 2 Char"/>
+    <w:basedOn w:val="Bekezdsalapbettpusa"/>
+    <w:link w:val="Cmsor2"/>
     <w:uiPriority w:val="9"/>
     <w:rsid w:val="00B95AE8"/>
     <w:rPr>
@@ -13108,10 +13068,10 @@
       <w:lang w:eastAsia="hu-HU"/>
     </w:rPr>
   </w:style>
-  <w:style w:type="character" w:customStyle="1" w:styleId="Heading3Char">
-    <w:name w:val="Heading 3 Char"/>
-    <w:basedOn w:val="DefaultParagraphFont"/>
-    <w:link w:val="Heading3"/>
+  <w:style w:type="character" w:customStyle="1" w:styleId="Cmsor3Char">
+    <w:name w:val="Címsor 3 Char"/>
+    <w:basedOn w:val="Bekezdsalapbettpusa"/>
+    <w:link w:val="Cmsor3"/>
     <w:uiPriority w:val="9"/>
     <w:rsid w:val="00491871"/>
     <w:rPr>
@@ -13123,9 +13083,9 @@
       <w:lang w:eastAsia="hu-HU"/>
     </w:rPr>
   </w:style>
-  <w:style w:type="character" w:styleId="Strong">
+  <w:style w:type="character" w:styleId="Kiemels2">
     <w:name w:val="Strong"/>
-    <w:basedOn w:val="DefaultParagraphFont"/>
+    <w:basedOn w:val="Bekezdsalapbettpusa"/>
     <w:uiPriority w:val="22"/>
     <w:qFormat/>
     <w:rsid w:val="00491871"/>
@@ -13134,9 +13094,9 @@
       <w:bCs/>
     </w:rPr>
   </w:style>
-  <w:style w:type="paragraph" w:styleId="NormalWeb">
+  <w:style w:type="paragraph" w:styleId="NormlWeb">
     <w:name w:val="Normal (Web)"/>
-    <w:basedOn w:val="Normal"/>
+    <w:basedOn w:val="Norml"/>
     <w:uiPriority w:val="99"/>
     <w:semiHidden/>
     <w:unhideWhenUsed/>
@@ -13151,9 +13111,9 @@
       <w:lang w:eastAsia="hu-HU"/>
     </w:rPr>
   </w:style>
-  <w:style w:type="character" w:styleId="Emphasis">
+  <w:style w:type="character" w:styleId="Kiemels">
     <w:name w:val="Emphasis"/>
-    <w:basedOn w:val="DefaultParagraphFont"/>
+    <w:basedOn w:val="Bekezdsalapbettpusa"/>
     <w:uiPriority w:val="20"/>
     <w:qFormat/>
     <w:rsid w:val="00491871"/>
@@ -13162,10 +13122,10 @@
       <w:iCs/>
     </w:rPr>
   </w:style>
-  <w:style w:type="paragraph" w:styleId="Header">
+  <w:style w:type="paragraph" w:styleId="lfej">
     <w:name w:val="header"/>
-    <w:basedOn w:val="Normal"/>
-    <w:link w:val="HeaderChar"/>
+    <w:basedOn w:val="Norml"/>
+    <w:link w:val="lfejChar"/>
     <w:uiPriority w:val="99"/>
     <w:unhideWhenUsed/>
     <w:rsid w:val="00033854"/>
@@ -13177,17 +13137,17 @@
       <w:spacing w:line="240" w:lineRule="auto"/>
     </w:pPr>
   </w:style>
-  <w:style w:type="character" w:customStyle="1" w:styleId="HeaderChar">
-    <w:name w:val="Header Char"/>
-    <w:basedOn w:val="DefaultParagraphFont"/>
-    <w:link w:val="Header"/>
+  <w:style w:type="character" w:customStyle="1" w:styleId="lfejChar">
+    <w:name w:val="Élőfej Char"/>
+    <w:basedOn w:val="Bekezdsalapbettpusa"/>
+    <w:link w:val="lfej"/>
     <w:uiPriority w:val="99"/>
     <w:rsid w:val="00033854"/>
   </w:style>
-  <w:style w:type="paragraph" w:styleId="Footer">
+  <w:style w:type="paragraph" w:styleId="llb">
     <w:name w:val="footer"/>
-    <w:basedOn w:val="Normal"/>
-    <w:link w:val="FooterChar"/>
+    <w:basedOn w:val="Norml"/>
+    <w:link w:val="llbChar"/>
     <w:uiPriority w:val="99"/>
     <w:unhideWhenUsed/>
     <w:rsid w:val="00033854"/>
@@ -13199,16 +13159,16 @@
       <w:spacing w:line="240" w:lineRule="auto"/>
     </w:pPr>
   </w:style>
-  <w:style w:type="character" w:customStyle="1" w:styleId="FooterChar">
-    <w:name w:val="Footer Char"/>
-    <w:basedOn w:val="DefaultParagraphFont"/>
-    <w:link w:val="Footer"/>
+  <w:style w:type="character" w:customStyle="1" w:styleId="llbChar">
+    <w:name w:val="Élőláb Char"/>
+    <w:basedOn w:val="Bekezdsalapbettpusa"/>
+    <w:link w:val="llb"/>
     <w:uiPriority w:val="99"/>
     <w:rsid w:val="00033854"/>
   </w:style>
-  <w:style w:type="paragraph" w:styleId="ListParagraph">
+  <w:style w:type="paragraph" w:styleId="Listaszerbekezds">
     <w:name w:val="List Paragraph"/>
-    <w:basedOn w:val="Normal"/>
+    <w:basedOn w:val="Norml"/>
     <w:uiPriority w:val="34"/>
     <w:qFormat/>
     <w:rsid w:val="00E23FA0"/>
@@ -13220,10 +13180,10 @@
       <w:contextualSpacing/>
     </w:pPr>
   </w:style>
-  <w:style w:type="paragraph" w:styleId="TOCHeading">
+  <w:style w:type="paragraph" w:styleId="Tartalomjegyzkcmsora">
     <w:name w:val="TOC Heading"/>
-    <w:basedOn w:val="Heading1"/>
-    <w:next w:val="Normal"/>
+    <w:basedOn w:val="Cmsor1"/>
+    <w:next w:val="Norml"/>
     <w:uiPriority w:val="39"/>
     <w:unhideWhenUsed/>
     <w:qFormat/>
@@ -13242,10 +13202,10 @@
       <w:szCs w:val="32"/>
     </w:rPr>
   </w:style>
-  <w:style w:type="paragraph" w:styleId="TOC2">
+  <w:style w:type="paragraph" w:styleId="TJ2">
     <w:name w:val="toc 2"/>
-    <w:basedOn w:val="Normal"/>
-    <w:next w:val="Normal"/>
+    <w:basedOn w:val="Norml"/>
+    <w:next w:val="Norml"/>
     <w:autoRedefine/>
     <w:uiPriority w:val="39"/>
     <w:unhideWhenUsed/>
@@ -13259,10 +13219,10 @@
       <w:ind w:left="426" w:hanging="206"/>
     </w:pPr>
   </w:style>
-  <w:style w:type="paragraph" w:styleId="TOC3">
+  <w:style w:type="paragraph" w:styleId="TJ3">
     <w:name w:val="toc 3"/>
-    <w:basedOn w:val="Normal"/>
-    <w:next w:val="Normal"/>
+    <w:basedOn w:val="Norml"/>
+    <w:next w:val="Norml"/>
     <w:autoRedefine/>
     <w:uiPriority w:val="39"/>
     <w:unhideWhenUsed/>
@@ -13272,9 +13232,9 @@
       <w:ind w:left="440"/>
     </w:pPr>
   </w:style>
-  <w:style w:type="character" w:styleId="Hyperlink">
+  <w:style w:type="character" w:styleId="Hiperhivatkozs">
     <w:name w:val="Hyperlink"/>
-    <w:basedOn w:val="DefaultParagraphFont"/>
+    <w:basedOn w:val="Bekezdsalapbettpusa"/>
     <w:uiPriority w:val="99"/>
     <w:unhideWhenUsed/>
     <w:rsid w:val="00610CA0"/>
@@ -13283,11 +13243,11 @@
       <w:u w:val="single"/>
     </w:rPr>
   </w:style>
-  <w:style w:type="paragraph" w:styleId="TOC1">
+  <w:style w:type="paragraph" w:styleId="TJ1">
     <w:name w:val="toc 1"/>
-    <w:basedOn w:val="Normal"/>
-    <w:next w:val="Normal"/>
-    <w:link w:val="TOC1Char"/>
+    <w:basedOn w:val="Norml"/>
+    <w:next w:val="Norml"/>
+    <w:link w:val="TJ1Char"/>
     <w:autoRedefine/>
     <w:uiPriority w:val="39"/>
     <w:unhideWhenUsed/>
@@ -13305,9 +13265,9 @@
       <w:lang w:eastAsia="hu-HU"/>
     </w:rPr>
   </w:style>
-  <w:style w:type="paragraph" w:styleId="NoSpacing">
+  <w:style w:type="paragraph" w:styleId="Nincstrkz">
     <w:name w:val="No Spacing"/>
-    <w:link w:val="NoSpacingChar"/>
+    <w:link w:val="NincstrkzChar"/>
     <w:uiPriority w:val="1"/>
     <w:qFormat/>
     <w:rsid w:val="000A6D75"/>
@@ -13319,10 +13279,10 @@
       <w:lang w:eastAsia="hu-HU"/>
     </w:rPr>
   </w:style>
-  <w:style w:type="character" w:customStyle="1" w:styleId="NoSpacingChar">
-    <w:name w:val="No Spacing Char"/>
-    <w:basedOn w:val="DefaultParagraphFont"/>
-    <w:link w:val="NoSpacing"/>
+  <w:style w:type="character" w:customStyle="1" w:styleId="NincstrkzChar">
+    <w:name w:val="Nincs térköz Char"/>
+    <w:basedOn w:val="Bekezdsalapbettpusa"/>
+    <w:link w:val="Nincstrkz"/>
     <w:uiPriority w:val="1"/>
     <w:rsid w:val="000A6D75"/>
     <w:rPr>
@@ -13332,7 +13292,7 @@
   </w:style>
   <w:style w:type="paragraph" w:customStyle="1" w:styleId="Logo">
     <w:name w:val="Logo"/>
-    <w:basedOn w:val="Normal"/>
+    <w:basedOn w:val="Norml"/>
     <w:link w:val="LogoChar"/>
     <w:qFormat/>
     <w:rsid w:val="00CB2ECD"/>
@@ -13345,11 +13305,11 @@
       <w:sz w:val="110"/>
     </w:rPr>
   </w:style>
-  <w:style w:type="paragraph" w:styleId="Subtitle">
+  <w:style w:type="paragraph" w:styleId="Alcm">
     <w:name w:val="Subtitle"/>
-    <w:basedOn w:val="Normal"/>
-    <w:next w:val="Normal"/>
-    <w:link w:val="SubtitleChar"/>
+    <w:basedOn w:val="Norml"/>
+    <w:next w:val="Norml"/>
+    <w:link w:val="AlcmChar"/>
     <w:uiPriority w:val="11"/>
     <w:qFormat/>
     <w:rsid w:val="00CB2ECD"/>
@@ -13368,7 +13328,7 @@
   </w:style>
   <w:style w:type="character" w:customStyle="1" w:styleId="LogoChar">
     <w:name w:val="Logo Char"/>
-    <w:basedOn w:val="DefaultParagraphFont"/>
+    <w:basedOn w:val="Bekezdsalapbettpusa"/>
     <w:link w:val="Logo"/>
     <w:rsid w:val="00CB2ECD"/>
     <w:rPr>
@@ -13377,10 +13337,10 @@
       <w:sz w:val="110"/>
     </w:rPr>
   </w:style>
-  <w:style w:type="character" w:customStyle="1" w:styleId="SubtitleChar">
-    <w:name w:val="Subtitle Char"/>
-    <w:basedOn w:val="DefaultParagraphFont"/>
-    <w:link w:val="Subtitle"/>
+  <w:style w:type="character" w:customStyle="1" w:styleId="AlcmChar">
+    <w:name w:val="Alcím Char"/>
+    <w:basedOn w:val="Bekezdsalapbettpusa"/>
+    <w:link w:val="Alcm"/>
     <w:uiPriority w:val="11"/>
     <w:rsid w:val="00CB2ECD"/>
     <w:rPr>
@@ -13392,8 +13352,8 @@
   </w:style>
   <w:style w:type="paragraph" w:customStyle="1" w:styleId="Tartalomjegyzk">
     <w:name w:val="Tartalomjegyzék"/>
-    <w:basedOn w:val="TOC1"/>
-    <w:next w:val="Normal"/>
+    <w:basedOn w:val="TJ1"/>
+    <w:next w:val="Norml"/>
     <w:link w:val="TartalomjegyzkChar"/>
     <w:qFormat/>
     <w:rsid w:val="004D1363"/>
@@ -13404,7 +13364,7 @@
   </w:style>
   <w:style w:type="paragraph" w:customStyle="1" w:styleId="Tartalom">
     <w:name w:val="Tartalom"/>
-    <w:basedOn w:val="Normal"/>
+    <w:basedOn w:val="Norml"/>
     <w:link w:val="TartalomChar"/>
     <w:qFormat/>
     <w:rsid w:val="004D1363"/>
@@ -13412,10 +13372,10 @@
       <w:lang w:eastAsia="hu-HU"/>
     </w:rPr>
   </w:style>
-  <w:style w:type="character" w:customStyle="1" w:styleId="TOC1Char">
-    <w:name w:val="TOC 1 Char"/>
-    <w:basedOn w:val="DefaultParagraphFont"/>
-    <w:link w:val="TOC1"/>
+  <w:style w:type="character" w:customStyle="1" w:styleId="TJ1Char">
+    <w:name w:val="TJ 1 Char"/>
+    <w:basedOn w:val="Bekezdsalapbettpusa"/>
+    <w:link w:val="TJ1"/>
     <w:uiPriority w:val="39"/>
     <w:rsid w:val="006C40CF"/>
     <w:rPr>
@@ -13425,7 +13385,7 @@
   </w:style>
   <w:style w:type="character" w:customStyle="1" w:styleId="TartalomjegyzkChar">
     <w:name w:val="Tartalomjegyzék Char"/>
-    <w:basedOn w:val="TOC1Char"/>
+    <w:basedOn w:val="TJ1Char"/>
     <w:link w:val="Tartalomjegyzk"/>
     <w:rsid w:val="004D1363"/>
     <w:rPr>
@@ -13437,16 +13397,16 @@
   </w:style>
   <w:style w:type="character" w:customStyle="1" w:styleId="TartalomChar">
     <w:name w:val="Tartalom Char"/>
-    <w:basedOn w:val="DefaultParagraphFont"/>
+    <w:basedOn w:val="Bekezdsalapbettpusa"/>
     <w:link w:val="Tartalom"/>
     <w:rsid w:val="004D1363"/>
     <w:rPr>
       <w:lang w:eastAsia="hu-HU"/>
     </w:rPr>
   </w:style>
-  <w:style w:type="character" w:styleId="UnresolvedMention">
+  <w:style w:type="character" w:styleId="Feloldatlanmegemlts">
     <w:name w:val="Unresolved Mention"/>
-    <w:basedOn w:val="DefaultParagraphFont"/>
+    <w:basedOn w:val="Bekezdsalapbettpusa"/>
     <w:uiPriority w:val="99"/>
     <w:semiHidden/>
     <w:unhideWhenUsed/>
@@ -13456,9 +13416,9 @@
       <w:shd w:val="clear" w:color="auto" w:fill="E1DFDD"/>
     </w:rPr>
   </w:style>
-  <w:style w:type="table" w:styleId="TableGrid">
+  <w:style w:type="table" w:styleId="Rcsostblzat">
     <w:name w:val="Table Grid"/>
-    <w:basedOn w:val="TableNormal"/>
+    <w:basedOn w:val="Normltblzat"/>
     <w:uiPriority w:val="39"/>
     <w:rsid w:val="00C81729"/>
     <w:pPr>
@@ -13475,9 +13435,9 @@
       </w:tblBorders>
     </w:tblPr>
   </w:style>
-  <w:style w:type="character" w:styleId="CommentReference">
+  <w:style w:type="character" w:styleId="Jegyzethivatkozs">
     <w:name w:val="annotation reference"/>
-    <w:basedOn w:val="DefaultParagraphFont"/>
+    <w:basedOn w:val="Bekezdsalapbettpusa"/>
     <w:uiPriority w:val="99"/>
     <w:semiHidden/>
     <w:unhideWhenUsed/>
@@ -13487,10 +13447,10 @@
       <w:szCs w:val="16"/>
     </w:rPr>
   </w:style>
-  <w:style w:type="paragraph" w:styleId="CommentText">
+  <w:style w:type="paragraph" w:styleId="Jegyzetszveg">
     <w:name w:val="annotation text"/>
-    <w:basedOn w:val="Normal"/>
-    <w:link w:val="CommentTextChar"/>
+    <w:basedOn w:val="Norml"/>
+    <w:link w:val="JegyzetszvegChar"/>
     <w:uiPriority w:val="99"/>
     <w:semiHidden/>
     <w:unhideWhenUsed/>
@@ -13503,10 +13463,10 @@
       <w:szCs w:val="20"/>
     </w:rPr>
   </w:style>
-  <w:style w:type="character" w:customStyle="1" w:styleId="CommentTextChar">
-    <w:name w:val="Comment Text Char"/>
-    <w:basedOn w:val="DefaultParagraphFont"/>
-    <w:link w:val="CommentText"/>
+  <w:style w:type="character" w:customStyle="1" w:styleId="JegyzetszvegChar">
+    <w:name w:val="Jegyzetszöveg Char"/>
+    <w:basedOn w:val="Bekezdsalapbettpusa"/>
+    <w:link w:val="Jegyzetszveg"/>
     <w:uiPriority w:val="99"/>
     <w:semiHidden/>
     <w:rsid w:val="00660620"/>
@@ -13515,11 +13475,11 @@
       <w:szCs w:val="20"/>
     </w:rPr>
   </w:style>
-  <w:style w:type="paragraph" w:styleId="CommentSubject">
+  <w:style w:type="paragraph" w:styleId="Megjegyzstrgya">
     <w:name w:val="annotation subject"/>
-    <w:basedOn w:val="CommentText"/>
-    <w:next w:val="CommentText"/>
-    <w:link w:val="CommentSubjectChar"/>
+    <w:basedOn w:val="Jegyzetszveg"/>
+    <w:next w:val="Jegyzetszveg"/>
+    <w:link w:val="MegjegyzstrgyaChar"/>
     <w:uiPriority w:val="99"/>
     <w:semiHidden/>
     <w:unhideWhenUsed/>
@@ -13529,10 +13489,10 @@
       <w:bCs/>
     </w:rPr>
   </w:style>
-  <w:style w:type="character" w:customStyle="1" w:styleId="CommentSubjectChar">
-    <w:name w:val="Comment Subject Char"/>
-    <w:basedOn w:val="CommentTextChar"/>
-    <w:link w:val="CommentSubject"/>
+  <w:style w:type="character" w:customStyle="1" w:styleId="MegjegyzstrgyaChar">
+    <w:name w:val="Megjegyzés tárgya Char"/>
+    <w:basedOn w:val="JegyzetszvegChar"/>
+    <w:link w:val="Megjegyzstrgya"/>
     <w:uiPriority w:val="99"/>
     <w:semiHidden/>
     <w:rsid w:val="00660620"/>
@@ -13547,7 +13507,7 @@
 </file>
 
 <file path=word/glossary/document.xml><?xml version="1.0" encoding="utf-8"?>
-<w:glossaryDocument xmlns:wpc="http://schemas.microsoft.com/office/word/2010/wordprocessingCanvas" xmlns:cx="http://schemas.microsoft.com/office/drawing/2014/chartex" xmlns:cx1="http://schemas.microsoft.com/office/drawing/2015/9/8/chartex" xmlns:cx2="http://schemas.microsoft.com/office/drawing/2015/10/21/chartex" xmlns:cx3="http://schemas.microsoft.com/office/drawing/2016/5/9/chartex" xmlns:cx4="http://schemas.microsoft.com/office/drawing/2016/5/10/chartex" xmlns:cx5="http://schemas.microsoft.com/office/drawing/2016/5/11/chartex" xmlns:cx6="http://schemas.microsoft.com/office/drawing/2016/5/12/chartex" xmlns:cx7="http://schemas.microsoft.com/office/drawing/2016/5/13/chartex" xmlns:cx8="http://schemas.microsoft.com/office/drawing/2016/5/14/chartex" xmlns:mc="http://schemas.openxmlformats.org/markup-compatibility/2006" xmlns:aink="http://schemas.microsoft.com/office/drawing/2016/ink" xmlns:am3d="http://schemas.microsoft.com/office/drawing/2017/model3d" xmlns:o="urn:schemas-microsoft-com:office:office" xmlns:oel="http://schemas.microsoft.com/office/2019/extlst" xmlns:r="http://schemas.openxmlformats.org/officeDocument/2006/relationships" xmlns:m="http://schemas.openxmlformats.org/officeDocument/2006/math" xmlns:v="urn:schemas-microsoft-com:vml" xmlns:wp14="http://schemas.microsoft.com/office/word/2010/wordprocessingDrawing" xmlns:wp="http://schemas.openxmlformats.org/drawingml/2006/wordprocessingDrawing" xmlns:w10="urn:schemas-microsoft-com:office:word" xmlns:w="http://schemas.openxmlformats.org/wordprocessingml/2006/main" xmlns:w14="http://schemas.microsoft.com/office/word/2010/wordml" xmlns:w15="http://schemas.microsoft.com/office/word/2012/wordml" xmlns:w16cex="http://schemas.microsoft.com/office/word/2018/wordml/cex" xmlns:w16cid="http://schemas.microsoft.com/office/word/2016/wordml/cid" xmlns:w16="http://schemas.microsoft.com/office/word/2018/wordml" xmlns:w16du="http://schemas.microsoft.com/office/word/2023/wordml/word16du" xmlns:w16sdtdh="http://schemas.microsoft.com/office/word/2020/wordml/sdtdatahash" xmlns:w16sdtfl="http://schemas.microsoft.com/office/word/2024/wordml/sdtformatlock" xmlns:w16se="http://schemas.microsoft.com/office/word/2015/wordml/symex" xmlns:wpg="http://schemas.microsoft.com/office/word/2010/wordprocessingGroup" xmlns:wpi="http://schemas.microsoft.com/office/word/2010/wordprocessingInk" xmlns:wne="http://schemas.microsoft.com/office/word/2006/wordml" xmlns:wps="http://schemas.microsoft.com/office/word/2010/wordprocessingShape" mc:Ignorable="w14 w15 w16se w16cid w16 w16cex w16sdtdh w16sdtfl w16du wp14">
+<w:glossaryDocument xmlns:wpc="http://schemas.microsoft.com/office/word/2010/wordprocessingCanvas" xmlns:cx="http://schemas.microsoft.com/office/drawing/2014/chartex" xmlns:cx1="http://schemas.microsoft.com/office/drawing/2015/9/8/chartex" xmlns:cx2="http://schemas.microsoft.com/office/drawing/2015/10/21/chartex" xmlns:cx3="http://schemas.microsoft.com/office/drawing/2016/5/9/chartex" xmlns:cx4="http://schemas.microsoft.com/office/drawing/2016/5/10/chartex" xmlns:cx5="http://schemas.microsoft.com/office/drawing/2016/5/11/chartex" xmlns:cx6="http://schemas.microsoft.com/office/drawing/2016/5/12/chartex" xmlns:cx7="http://schemas.microsoft.com/office/drawing/2016/5/13/chartex" xmlns:cx8="http://schemas.microsoft.com/office/drawing/2016/5/14/chartex" xmlns:mc="http://schemas.openxmlformats.org/markup-compatibility/2006" xmlns:aink="http://schemas.microsoft.com/office/drawing/2016/ink" xmlns:am3d="http://schemas.microsoft.com/office/drawing/2017/model3d" xmlns:o="urn:schemas-microsoft-com:office:office" xmlns:r="http://schemas.openxmlformats.org/officeDocument/2006/relationships" xmlns:m="http://schemas.openxmlformats.org/officeDocument/2006/math" xmlns:v="urn:schemas-microsoft-com:vml" xmlns:wp14="http://schemas.microsoft.com/office/word/2010/wordprocessingDrawing" xmlns:wp="http://schemas.openxmlformats.org/drawingml/2006/wordprocessingDrawing" xmlns:w10="urn:schemas-microsoft-com:office:word" xmlns:w="http://schemas.openxmlformats.org/wordprocessingml/2006/main" xmlns:w14="http://schemas.microsoft.com/office/word/2010/wordml" xmlns:w15="http://schemas.microsoft.com/office/word/2012/wordml" xmlns:w16cex="http://schemas.microsoft.com/office/word/2018/wordml/cex" xmlns:w16cid="http://schemas.microsoft.com/office/word/2016/wordml/cid" xmlns:w16="http://schemas.microsoft.com/office/word/2018/wordml" xmlns:w16sdtdh="http://schemas.microsoft.com/office/word/2020/wordml/sdtdatahash" xmlns:w16se="http://schemas.microsoft.com/office/word/2015/wordml/symex" xmlns:wpg="http://schemas.microsoft.com/office/word/2010/wordprocessingGroup" xmlns:wpi="http://schemas.microsoft.com/office/word/2010/wordprocessingInk" xmlns:wne="http://schemas.microsoft.com/office/word/2006/wordml" xmlns:wps="http://schemas.microsoft.com/office/word/2010/wordprocessingShape" mc:Ignorable="w14 w15 w16se w16cid w16 w16cex w16sdtdh wp14">
   <w:docParts>
     <w:docPart>
       <w:docPartPr>
@@ -13571,7 +13531,7 @@
           </w:pPr>
           <w:r>
             <w:rPr>
-              <w:color w:val="0F4761" w:themeColor="accent1" w:themeShade="BF"/>
+              <w:color w:val="2F5496" w:themeColor="accent1" w:themeShade="BF"/>
               <w:sz w:val="24"/>
               <w:szCs w:val="24"/>
             </w:rPr>
@@ -13602,7 +13562,7 @@
           </w:pPr>
           <w:r>
             <w:rPr>
-              <w:color w:val="156082" w:themeColor="accent1"/>
+              <w:color w:val="4472C4" w:themeColor="accent1"/>
               <w:sz w:val="28"/>
               <w:szCs w:val="28"/>
             </w:rPr>
@@ -13633,7 +13593,7 @@
           </w:pPr>
           <w:r>
             <w:rPr>
-              <w:color w:val="156082" w:themeColor="accent1"/>
+              <w:color w:val="4472C4" w:themeColor="accent1"/>
               <w:sz w:val="28"/>
               <w:szCs w:val="28"/>
             </w:rPr>
@@ -13647,17 +13607,17 @@
 </file>
 
 <file path=word/glossary/fontTable.xml><?xml version="1.0" encoding="utf-8"?>
-<w:fonts xmlns:mc="http://schemas.openxmlformats.org/markup-compatibility/2006" xmlns:r="http://schemas.openxmlformats.org/officeDocument/2006/relationships" xmlns:w="http://schemas.openxmlformats.org/wordprocessingml/2006/main" xmlns:w14="http://schemas.microsoft.com/office/word/2010/wordml" xmlns:w15="http://schemas.microsoft.com/office/word/2012/wordml" xmlns:w16cex="http://schemas.microsoft.com/office/word/2018/wordml/cex" xmlns:w16cid="http://schemas.microsoft.com/office/word/2016/wordml/cid" xmlns:w16="http://schemas.microsoft.com/office/word/2018/wordml" xmlns:w16du="http://schemas.microsoft.com/office/word/2023/wordml/word16du" xmlns:w16sdtdh="http://schemas.microsoft.com/office/word/2020/wordml/sdtdatahash" xmlns:w16sdtfl="http://schemas.microsoft.com/office/word/2024/wordml/sdtformatlock" xmlns:w16se="http://schemas.microsoft.com/office/word/2015/wordml/symex" mc:Ignorable="w14 w15 w16se w16cid w16 w16cex w16sdtdh w16sdtfl w16du">
+<w:fonts xmlns:mc="http://schemas.openxmlformats.org/markup-compatibility/2006" xmlns:r="http://schemas.openxmlformats.org/officeDocument/2006/relationships" xmlns:w="http://schemas.openxmlformats.org/wordprocessingml/2006/main" xmlns:w14="http://schemas.microsoft.com/office/word/2010/wordml" xmlns:w15="http://schemas.microsoft.com/office/word/2012/wordml" xmlns:w16cex="http://schemas.microsoft.com/office/word/2018/wordml/cex" xmlns:w16cid="http://schemas.microsoft.com/office/word/2016/wordml/cid" xmlns:w16="http://schemas.microsoft.com/office/word/2018/wordml" xmlns:w16sdtdh="http://schemas.microsoft.com/office/word/2020/wordml/sdtdatahash" xmlns:w16se="http://schemas.microsoft.com/office/word/2015/wordml/symex" mc:Ignorable="w14 w15 w16se w16cid w16 w16cex w16sdtdh">
   <w:font w:name="Century Gothic">
     <w:panose1 w:val="020B0502020202020204"/>
-    <w:charset w:val="00"/>
+    <w:charset w:val="EE"/>
     <w:family w:val="swiss"/>
     <w:pitch w:val="variable"/>
     <w:sig w:usb0="00000287" w:usb1="00000000" w:usb2="00000000" w:usb3="00000000" w:csb0="0000009F" w:csb1="00000000"/>
   </w:font>
   <w:font w:name="Times New Roman">
     <w:panose1 w:val="02020603050405020304"/>
-    <w:charset w:val="00"/>
+    <w:charset w:val="EE"/>
     <w:family w:val="roman"/>
     <w:pitch w:val="variable"/>
     <w:sig w:usb0="E0002EFF" w:usb1="C000785B" w:usb2="00000009" w:usb3="00000000" w:csb0="000001FF" w:csb1="00000000"/>
@@ -13671,7 +13631,7 @@
   </w:font>
   <w:font w:name="Courier New">
     <w:panose1 w:val="02070309020205020404"/>
-    <w:charset w:val="00"/>
+    <w:charset w:val="EE"/>
     <w:family w:val="modern"/>
     <w:pitch w:val="fixed"/>
     <w:sig w:usb0="E0002EFF" w:usb1="C0007843" w:usb2="00000009" w:usb3="00000000" w:csb0="000001FF" w:csb1="00000000"/>
@@ -13692,28 +13652,24 @@
   </w:font>
   <w:font w:name="Horizon">
     <w:altName w:val="Calibri"/>
+    <w:panose1 w:val="02000500000000000000"/>
     <w:charset w:val="EE"/>
     <w:family w:val="auto"/>
     <w:pitch w:val="variable"/>
     <w:sig w:usb0="00000007" w:usb1="10000000" w:usb2="00000000" w:usb3="00000000" w:csb0="00000093" w:csb1="00000000"/>
   </w:font>
-  <w:font w:name="Aptos">
-    <w:charset w:val="00"/>
+  <w:font w:name="Calibri">
+    <w:panose1 w:val="020F0502020204030204"/>
+    <w:charset w:val="EE"/>
     <w:family w:val="swiss"/>
     <w:pitch w:val="variable"/>
-    <w:sig w:usb0="20000287" w:usb1="00000003" w:usb2="00000000" w:usb3="00000000" w:csb0="0000019F" w:csb1="00000000"/>
-  </w:font>
-  <w:font w:name="Aptos Display">
-    <w:charset w:val="00"/>
-    <w:family w:val="swiss"/>
-    <w:pitch w:val="variable"/>
-    <w:sig w:usb0="20000287" w:usb1="00000003" w:usb2="00000000" w:usb3="00000000" w:csb0="0000019F" w:csb1="00000000"/>
+    <w:sig w:usb0="E4002EFF" w:usb1="C200247B" w:usb2="00000009" w:usb3="00000000" w:csb0="000001FF" w:csb1="00000000"/>
   </w:font>
 </w:fonts>
 </file>
 
 <file path=word/glossary/settings.xml><?xml version="1.0" encoding="utf-8"?>
-<w:settings xmlns:mc="http://schemas.openxmlformats.org/markup-compatibility/2006" xmlns:o="urn:schemas-microsoft-com:office:office" xmlns:r="http://schemas.openxmlformats.org/officeDocument/2006/relationships" xmlns:m="http://schemas.openxmlformats.org/officeDocument/2006/math" xmlns:v="urn:schemas-microsoft-com:vml" xmlns:w10="urn:schemas-microsoft-com:office:word" xmlns:w="http://schemas.openxmlformats.org/wordprocessingml/2006/main" xmlns:w14="http://schemas.microsoft.com/office/word/2010/wordml" xmlns:w15="http://schemas.microsoft.com/office/word/2012/wordml" xmlns:w16cex="http://schemas.microsoft.com/office/word/2018/wordml/cex" xmlns:w16cid="http://schemas.microsoft.com/office/word/2016/wordml/cid" xmlns:w16="http://schemas.microsoft.com/office/word/2018/wordml" xmlns:w16du="http://schemas.microsoft.com/office/word/2023/wordml/word16du" xmlns:w16sdtdh="http://schemas.microsoft.com/office/word/2020/wordml/sdtdatahash" xmlns:w16sdtfl="http://schemas.microsoft.com/office/word/2024/wordml/sdtformatlock" xmlns:w16se="http://schemas.microsoft.com/office/word/2015/wordml/symex" xmlns:sl="http://schemas.openxmlformats.org/schemaLibrary/2006/main" mc:Ignorable="w14 w15 w16se w16cid w16 w16cex w16sdtdh w16sdtfl w16du">
+<w:settings xmlns:mc="http://schemas.openxmlformats.org/markup-compatibility/2006" xmlns:o="urn:schemas-microsoft-com:office:office" xmlns:r="http://schemas.openxmlformats.org/officeDocument/2006/relationships" xmlns:m="http://schemas.openxmlformats.org/officeDocument/2006/math" xmlns:v="urn:schemas-microsoft-com:vml" xmlns:w10="urn:schemas-microsoft-com:office:word" xmlns:w="http://schemas.openxmlformats.org/wordprocessingml/2006/main" xmlns:w14="http://schemas.microsoft.com/office/word/2010/wordml" xmlns:w15="http://schemas.microsoft.com/office/word/2012/wordml" xmlns:w16cex="http://schemas.microsoft.com/office/word/2018/wordml/cex" xmlns:w16cid="http://schemas.microsoft.com/office/word/2016/wordml/cid" xmlns:w16="http://schemas.microsoft.com/office/word/2018/wordml" xmlns:w16sdtdh="http://schemas.microsoft.com/office/word/2020/wordml/sdtdatahash" xmlns:w16se="http://schemas.microsoft.com/office/word/2015/wordml/symex" xmlns:sl="http://schemas.openxmlformats.org/schemaLibrary/2006/main" mc:Ignorable="w14 w15 w16se w16cid w16 w16cex w16sdtdh">
   <w:view w:val="normal"/>
   <w:defaultTabStop w:val="708"/>
   <w:hyphenationZone w:val="425"/>
@@ -13734,6 +13690,7 @@
     <w:rsid w:val="001C4DD4"/>
     <w:rsid w:val="005A218E"/>
     <w:rsid w:val="006325D8"/>
+    <w:rsid w:val="006A63ED"/>
     <w:rsid w:val="00E40A63"/>
     <w:rsid w:val="00FA1495"/>
   </w:rsids>
@@ -13752,14 +13709,14 @@
   </m:mathPr>
   <w:themeFontLang w:val="hu-HU"/>
   <w:clrSchemeMapping w:bg1="light1" w:t1="dark1" w:bg2="light2" w:t2="dark2" w:accent1="accent1" w:accent2="accent2" w:accent3="accent3" w:accent4="accent4" w:accent5="accent5" w:accent6="accent6" w:hyperlink="hyperlink" w:followedHyperlink="followedHyperlink"/>
-  <w:decimalSymbol w:val="."/>
-  <w:listSeparator w:val=","/>
+  <w:decimalSymbol w:val=","/>
+  <w:listSeparator w:val=";"/>
   <w15:chartTrackingRefBased/>
 </w:settings>
 </file>
 
 <file path=word/glossary/styles.xml><?xml version="1.0" encoding="utf-8"?>
-<w:styles xmlns:mc="http://schemas.openxmlformats.org/markup-compatibility/2006" xmlns:r="http://schemas.openxmlformats.org/officeDocument/2006/relationships" xmlns:w="http://schemas.openxmlformats.org/wordprocessingml/2006/main" xmlns:w14="http://schemas.microsoft.com/office/word/2010/wordml" xmlns:w15="http://schemas.microsoft.com/office/word/2012/wordml" xmlns:w16cex="http://schemas.microsoft.com/office/word/2018/wordml/cex" xmlns:w16cid="http://schemas.microsoft.com/office/word/2016/wordml/cid" xmlns:w16="http://schemas.microsoft.com/office/word/2018/wordml" xmlns:w16du="http://schemas.microsoft.com/office/word/2023/wordml/word16du" xmlns:w16sdtdh="http://schemas.microsoft.com/office/word/2020/wordml/sdtdatahash" xmlns:w16sdtfl="http://schemas.microsoft.com/office/word/2024/wordml/sdtformatlock" xmlns:w16se="http://schemas.microsoft.com/office/word/2015/wordml/symex" mc:Ignorable="w14 w15 w16se w16cid w16 w16cex w16sdtdh w16sdtfl w16du">
+<w:styles xmlns:mc="http://schemas.openxmlformats.org/markup-compatibility/2006" xmlns:r="http://schemas.openxmlformats.org/officeDocument/2006/relationships" xmlns:w="http://schemas.openxmlformats.org/wordprocessingml/2006/main" xmlns:w14="http://schemas.microsoft.com/office/word/2010/wordml" xmlns:w15="http://schemas.microsoft.com/office/word/2012/wordml" xmlns:w16cex="http://schemas.microsoft.com/office/word/2018/wordml/cex" xmlns:w16cid="http://schemas.microsoft.com/office/word/2016/wordml/cid" xmlns:w16="http://schemas.microsoft.com/office/word/2018/wordml" xmlns:w16sdtdh="http://schemas.microsoft.com/office/word/2020/wordml/sdtdatahash" xmlns:w16se="http://schemas.microsoft.com/office/word/2015/wordml/symex" mc:Ignorable="w14 w15 w16se w16cid w16 w16cex w16sdtdh">
   <w:docDefaults>
     <w:rPrDefault>
       <w:rPr>
@@ -14153,17 +14110,17 @@
     <w:lsdException w:name="Unresolved Mention" w:semiHidden="1" w:unhideWhenUsed="1"/>
     <w:lsdException w:name="Smart Link" w:semiHidden="1" w:unhideWhenUsed="1"/>
   </w:latentStyles>
-  <w:style w:type="paragraph" w:default="1" w:styleId="Normal">
+  <w:style w:type="paragraph" w:default="1" w:styleId="Norml">
     <w:name w:val="Normal"/>
     <w:qFormat/>
   </w:style>
-  <w:style w:type="character" w:default="1" w:styleId="DefaultParagraphFont">
+  <w:style w:type="character" w:default="1" w:styleId="Bekezdsalapbettpusa">
     <w:name w:val="Default Paragraph Font"/>
     <w:uiPriority w:val="1"/>
     <w:semiHidden/>
     <w:unhideWhenUsed/>
   </w:style>
-  <w:style w:type="table" w:default="1" w:styleId="TableNormal">
+  <w:style w:type="table" w:default="1" w:styleId="Normltblzat">
     <w:name w:val="Normal Table"/>
     <w:uiPriority w:val="99"/>
     <w:semiHidden/>
@@ -14178,7 +14135,7 @@
       </w:tblCellMar>
     </w:tblPr>
   </w:style>
-  <w:style w:type="numbering" w:default="1" w:styleId="NoList">
+  <w:style w:type="numbering" w:default="1" w:styleId="Nemlista">
     <w:name w:val="No List"/>
     <w:uiPriority w:val="99"/>
     <w:semiHidden/>
@@ -14197,7 +14154,7 @@
 </file>
 
 <file path=word/glossary/webSettings.xml><?xml version="1.0" encoding="utf-8"?>
-<w:webSettings xmlns:mc="http://schemas.openxmlformats.org/markup-compatibility/2006" xmlns:r="http://schemas.openxmlformats.org/officeDocument/2006/relationships" xmlns:w="http://schemas.openxmlformats.org/wordprocessingml/2006/main" xmlns:w14="http://schemas.microsoft.com/office/word/2010/wordml" xmlns:w15="http://schemas.microsoft.com/office/word/2012/wordml" xmlns:w16cex="http://schemas.microsoft.com/office/word/2018/wordml/cex" xmlns:w16cid="http://schemas.microsoft.com/office/word/2016/wordml/cid" xmlns:w16="http://schemas.microsoft.com/office/word/2018/wordml" xmlns:w16du="http://schemas.microsoft.com/office/word/2023/wordml/word16du" xmlns:w16sdtdh="http://schemas.microsoft.com/office/word/2020/wordml/sdtdatahash" xmlns:w16sdtfl="http://schemas.microsoft.com/office/word/2024/wordml/sdtformatlock" xmlns:w16se="http://schemas.microsoft.com/office/word/2015/wordml/symex" mc:Ignorable="w14 w15 w16se w16cid w16 w16cex w16sdtdh w16sdtfl w16du">
+<w:webSettings xmlns:mc="http://schemas.openxmlformats.org/markup-compatibility/2006" xmlns:r="http://schemas.openxmlformats.org/officeDocument/2006/relationships" xmlns:w="http://schemas.openxmlformats.org/wordprocessingml/2006/main" xmlns:w14="http://schemas.microsoft.com/office/word/2010/wordml" xmlns:w15="http://schemas.microsoft.com/office/word/2012/wordml" xmlns:w16cex="http://schemas.microsoft.com/office/word/2018/wordml/cex" xmlns:w16cid="http://schemas.microsoft.com/office/word/2016/wordml/cid" xmlns:w16="http://schemas.microsoft.com/office/word/2018/wordml" xmlns:w16sdtdh="http://schemas.microsoft.com/office/word/2020/wordml/sdtdatahash" xmlns:w16se="http://schemas.microsoft.com/office/word/2015/wordml/symex" mc:Ignorable="w14 w15 w16se w16cid w16 w16cex w16sdtdh">
   <w:optimizeForBrowser/>
   <w:allowPNG/>
 </w:webSettings>

--- a/szerkesztendo_dokumentumok/frontendTeszt_REKA.docx
+++ b/szerkesztendo_dokumentumok/frontendTeszt_REKA.docx
@@ -1,6 +1,6 @@
 
 <file path=word/document.xml><?xml version="1.0" encoding="utf-8"?>
-<w:document xmlns:wpc="http://schemas.microsoft.com/office/word/2010/wordprocessingCanvas" xmlns:cx="http://schemas.microsoft.com/office/drawing/2014/chartex" xmlns:cx1="http://schemas.microsoft.com/office/drawing/2015/9/8/chartex" xmlns:cx2="http://schemas.microsoft.com/office/drawing/2015/10/21/chartex" xmlns:cx3="http://schemas.microsoft.com/office/drawing/2016/5/9/chartex" xmlns:cx4="http://schemas.microsoft.com/office/drawing/2016/5/10/chartex" xmlns:cx5="http://schemas.microsoft.com/office/drawing/2016/5/11/chartex" xmlns:cx6="http://schemas.microsoft.com/office/drawing/2016/5/12/chartex" xmlns:cx7="http://schemas.microsoft.com/office/drawing/2016/5/13/chartex" xmlns:cx8="http://schemas.microsoft.com/office/drawing/2016/5/14/chartex" xmlns:mc="http://schemas.openxmlformats.org/markup-compatibility/2006" xmlns:aink="http://schemas.microsoft.com/office/drawing/2016/ink" xmlns:am3d="http://schemas.microsoft.com/office/drawing/2017/model3d" xmlns:o="urn:schemas-microsoft-com:office:office" xmlns:r="http://schemas.openxmlformats.org/officeDocument/2006/relationships" xmlns:m="http://schemas.openxmlformats.org/officeDocument/2006/math" xmlns:v="urn:schemas-microsoft-com:vml" xmlns:wp14="http://schemas.microsoft.com/office/word/2010/wordprocessingDrawing" xmlns:wp="http://schemas.openxmlformats.org/drawingml/2006/wordprocessingDrawing" xmlns:w10="urn:schemas-microsoft-com:office:word" xmlns:w="http://schemas.openxmlformats.org/wordprocessingml/2006/main" xmlns:w14="http://schemas.microsoft.com/office/word/2010/wordml" xmlns:w15="http://schemas.microsoft.com/office/word/2012/wordml" xmlns:w16cex="http://schemas.microsoft.com/office/word/2018/wordml/cex" xmlns:w16cid="http://schemas.microsoft.com/office/word/2016/wordml/cid" xmlns:w16="http://schemas.microsoft.com/office/word/2018/wordml" xmlns:w16sdtdh="http://schemas.microsoft.com/office/word/2020/wordml/sdtdatahash" xmlns:w16se="http://schemas.microsoft.com/office/word/2015/wordml/symex" xmlns:wpg="http://schemas.microsoft.com/office/word/2010/wordprocessingGroup" xmlns:wpi="http://schemas.microsoft.com/office/word/2010/wordprocessingInk" xmlns:wne="http://schemas.microsoft.com/office/word/2006/wordml" xmlns:wps="http://schemas.microsoft.com/office/word/2010/wordprocessingShape" mc:Ignorable="w14 w15 w16se w16cid w16 w16cex w16sdtdh wp14">
+<w:document xmlns:wpc="http://schemas.microsoft.com/office/word/2010/wordprocessingCanvas" xmlns:cx="http://schemas.microsoft.com/office/drawing/2014/chartex" xmlns:cx1="http://schemas.microsoft.com/office/drawing/2015/9/8/chartex" xmlns:cx2="http://schemas.microsoft.com/office/drawing/2015/10/21/chartex" xmlns:cx3="http://schemas.microsoft.com/office/drawing/2016/5/9/chartex" xmlns:cx4="http://schemas.microsoft.com/office/drawing/2016/5/10/chartex" xmlns:cx5="http://schemas.microsoft.com/office/drawing/2016/5/11/chartex" xmlns:cx6="http://schemas.microsoft.com/office/drawing/2016/5/12/chartex" xmlns:cx7="http://schemas.microsoft.com/office/drawing/2016/5/13/chartex" xmlns:cx8="http://schemas.microsoft.com/office/drawing/2016/5/14/chartex" xmlns:mc="http://schemas.openxmlformats.org/markup-compatibility/2006" xmlns:aink="http://schemas.microsoft.com/office/drawing/2016/ink" xmlns:am3d="http://schemas.microsoft.com/office/drawing/2017/model3d" xmlns:o="urn:schemas-microsoft-com:office:office" xmlns:oel="http://schemas.microsoft.com/office/2019/extlst" xmlns:r="http://schemas.openxmlformats.org/officeDocument/2006/relationships" xmlns:m="http://schemas.openxmlformats.org/officeDocument/2006/math" xmlns:v="urn:schemas-microsoft-com:vml" xmlns:wp14="http://schemas.microsoft.com/office/word/2010/wordprocessingDrawing" xmlns:wp="http://schemas.openxmlformats.org/drawingml/2006/wordprocessingDrawing" xmlns:w10="urn:schemas-microsoft-com:office:word" xmlns:w="http://schemas.openxmlformats.org/wordprocessingml/2006/main" xmlns:w14="http://schemas.microsoft.com/office/word/2010/wordml" xmlns:w15="http://schemas.microsoft.com/office/word/2012/wordml" xmlns:w16cex="http://schemas.microsoft.com/office/word/2018/wordml/cex" xmlns:w16cid="http://schemas.microsoft.com/office/word/2016/wordml/cid" xmlns:w16="http://schemas.microsoft.com/office/word/2018/wordml" xmlns:w16du="http://schemas.microsoft.com/office/word/2023/wordml/word16du" xmlns:w16sdtdh="http://schemas.microsoft.com/office/word/2020/wordml/sdtdatahash" xmlns:w16sdtfl="http://schemas.microsoft.com/office/word/2024/wordml/sdtformatlock" xmlns:w16se="http://schemas.microsoft.com/office/word/2015/wordml/symex" xmlns:wpg="http://schemas.microsoft.com/office/word/2010/wordprocessingGroup" xmlns:wpi="http://schemas.microsoft.com/office/word/2010/wordprocessingInk" xmlns:wne="http://schemas.microsoft.com/office/word/2006/wordml" xmlns:wps="http://schemas.microsoft.com/office/word/2010/wordprocessingShape" mc:Ignorable="w14 w15 w16se w16cid w16 w16cex w16sdtdh w16sdtfl w16du wp14">
   <w:body>
     <w:sdt>
       <w:sdtPr>
@@ -62,7 +62,7 @@
               </w:tcPr>
               <w:p>
                 <w:pPr>
-                  <w:pStyle w:val="Nincstrkz"/>
+                  <w:pStyle w:val="NoSpacing"/>
                   <w:rPr>
                     <w:color w:val="00948B" w:themeColor="accent1" w:themeShade="BF"/>
                     <w:sz w:val="24"/>
@@ -99,7 +99,7 @@
             <w:sdt>
               <w:sdtPr>
                 <w:rPr>
-                  <w:rStyle w:val="AlcmChar"/>
+                  <w:rStyle w:val="SubtitleChar"/>
                   <w:color w:val="auto"/>
                   <w:sz w:val="28"/>
                   <w:szCs w:val="28"/>
@@ -112,11 +112,6 @@
                 <w:dataBinding w:prefixMappings="xmlns:ns0='http://schemas.openxmlformats.org/package/2006/metadata/core-properties' xmlns:ns1='http://purl.org/dc/elements/1.1/'" w:xpath="/ns0:coreProperties[1]/ns1:subject[1]" w:storeItemID="{6C3C8BC8-F283-45AE-878A-BAB7291924A1}"/>
                 <w:text/>
               </w:sdtPr>
-              <w:sdtEndPr>
-                <w:rPr>
-                  <w:rStyle w:val="AlcmChar"/>
-                </w:rPr>
-              </w:sdtEndPr>
               <w:sdtContent>
                 <w:tc>
                   <w:tcPr>
@@ -130,7 +125,7 @@
                   </w:tcPr>
                   <w:p>
                     <w:pPr>
-                      <w:pStyle w:val="Nincstrkz"/>
+                      <w:pStyle w:val="NoSpacing"/>
                       <w:rPr>
                         <w:color w:val="00948B" w:themeColor="accent1" w:themeShade="BF"/>
                         <w:sz w:val="24"/>
@@ -138,7 +133,7 @@
                     </w:pPr>
                     <w:r>
                       <w:rPr>
-                        <w:rStyle w:val="AlcmChar"/>
+                        <w:rStyle w:val="SubtitleChar"/>
                         <w:color w:val="auto"/>
                         <w:sz w:val="28"/>
                         <w:szCs w:val="28"/>
@@ -163,10 +158,10 @@
               </w:tcPr>
               <w:p>
                 <w:pPr>
-                  <w:pStyle w:val="Nincstrkz"/>
+                  <w:pStyle w:val="NoSpacing"/>
                   <w:spacing w:before="1800"/>
                   <w:rPr>
-                    <w:rStyle w:val="AlcmChar"/>
+                    <w:rStyle w:val="SubtitleChar"/>
                     <w:i w:val="0"/>
                     <w:iCs/>
                     <w:color w:val="00C6BB" w:themeColor="accent1"/>
@@ -176,7 +171,7 @@
                 </w:pPr>
                 <w:r>
                   <w:rPr>
-                    <w:rStyle w:val="AlcmChar"/>
+                    <w:rStyle w:val="SubtitleChar"/>
                     <w:i w:val="0"/>
                     <w:iCs/>
                     <w:color w:val="00C6BB" w:themeColor="accent1"/>
@@ -187,7 +182,7 @@
                 </w:r>
                 <w:r>
                   <w:rPr>
-                    <w:rStyle w:val="AlcmChar"/>
+                    <w:rStyle w:val="SubtitleChar"/>
                     <w:i w:val="0"/>
                     <w:iCs/>
                     <w:color w:val="00C6BB" w:themeColor="accent1"/>
@@ -198,7 +193,7 @@
                 </w:r>
                 <w:r>
                   <w:rPr>
-                    <w:rStyle w:val="AlcmChar"/>
+                    <w:rStyle w:val="SubtitleChar"/>
                     <w:i w:val="0"/>
                     <w:iCs/>
                     <w:color w:val="00C6BB" w:themeColor="accent1"/>
@@ -233,7 +228,7 @@
               </w:tcPr>
               <w:p>
                 <w:pPr>
-                  <w:pStyle w:val="Nincstrkz"/>
+                  <w:pStyle w:val="NoSpacing"/>
                   <w:rPr>
                     <w:color w:val="00C6BB" w:themeColor="accent1"/>
                     <w:sz w:val="28"/>
@@ -319,7 +314,6 @@
                     <w:dataBinding w:prefixMappings="xmlns:ns0='http://schemas.openxmlformats.org/package/2006/metadata/core-properties' xmlns:ns1='http://purl.org/dc/elements/1.1/'" w:xpath="/ns0:coreProperties[1]/ns1:creator[1]" w:storeItemID="{6C3C8BC8-F283-45AE-878A-BAB7291924A1}"/>
                     <w:text/>
                   </w:sdtPr>
-                  <w:sdtEndPr/>
                   <w:sdtContent>
                     <w:proofErr w:type="spellStart"/>
                     <w:r>
@@ -387,11 +381,10 @@
                     <w:calendar w:val="gregorian"/>
                   </w:date>
                 </w:sdtPr>
-                <w:sdtEndPr/>
                 <w:sdtContent>
                   <w:p>
                     <w:pPr>
-                      <w:pStyle w:val="Nincstrkz"/>
+                      <w:pStyle w:val="NoSpacing"/>
                       <w:rPr>
                         <w:color w:val="00C6BB" w:themeColor="accent1"/>
                         <w:sz w:val="28"/>
@@ -427,7 +420,7 @@
               </w:sdt>
               <w:p>
                 <w:pPr>
-                  <w:pStyle w:val="Nincstrkz"/>
+                  <w:pStyle w:val="NoSpacing"/>
                   <w:rPr>
                     <w:color w:val="00C6BB" w:themeColor="accent1"/>
                   </w:rPr>
@@ -482,13 +475,13 @@
           <w:pPr>
             <w:ind w:left="0"/>
             <w:rPr>
-              <w:rStyle w:val="Cmsor1Char"/>
+              <w:rStyle w:val="Heading1Char"/>
               <w:rFonts w:eastAsiaTheme="minorHAnsi"/>
             </w:rPr>
           </w:pPr>
           <w:r>
             <w:rPr>
-              <w:rStyle w:val="Cmsor1Char"/>
+              <w:rStyle w:val="Heading1Char"/>
               <w:rFonts w:eastAsiaTheme="minorHAnsi"/>
             </w:rPr>
             <w:t>Tartalomjegyzék</w:t>
@@ -496,7 +489,7 @@
         </w:p>
         <w:p>
           <w:pPr>
-            <w:pStyle w:val="TJ1"/>
+            <w:pStyle w:val="TOC1"/>
             <w:rPr>
               <w:rFonts w:cstheme="minorBidi"/>
               <w:noProof/>
@@ -514,7 +507,7 @@
           <w:hyperlink w:anchor="_Toc223072398" w:history="1">
             <w:r>
               <w:rPr>
-                <w:rStyle w:val="Hiperhivatkozs"/>
+                <w:rStyle w:val="Hyperlink"/>
                 <w:rFonts w:cstheme="majorHAnsi"/>
                 <w:noProof/>
               </w:rPr>
@@ -529,7 +522,7 @@
             </w:r>
             <w:r>
               <w:rPr>
-                <w:rStyle w:val="Hiperhivatkozs"/>
+                <w:rStyle w:val="Hyperlink"/>
                 <w:noProof/>
               </w:rPr>
               <w:t>Frontend tesztelés - információk</w:t>
@@ -586,7 +579,7 @@
         </w:p>
         <w:p>
           <w:pPr>
-            <w:pStyle w:val="TJ2"/>
+            <w:pStyle w:val="TOC2"/>
             <w:rPr>
               <w:rFonts w:eastAsiaTheme="minorEastAsia"/>
               <w:noProof/>
@@ -596,7 +589,7 @@
           <w:hyperlink w:anchor="_Toc223072399" w:history="1">
             <w:r>
               <w:rPr>
-                <w:rStyle w:val="Hiperhivatkozs"/>
+                <w:rStyle w:val="Hyperlink"/>
                 <w:noProof/>
                 <w14:scene3d>
                   <w14:camera w14:prst="orthographicFront"/>
@@ -617,7 +610,7 @@
             </w:r>
             <w:r>
               <w:rPr>
-                <w:rStyle w:val="Hiperhivatkozs"/>
+                <w:rStyle w:val="Hyperlink"/>
                 <w:noProof/>
               </w:rPr>
               <w:t>Tesztelés során használt eszközök</w:t>
@@ -674,7 +667,7 @@
         </w:p>
         <w:p>
           <w:pPr>
-            <w:pStyle w:val="TJ2"/>
+            <w:pStyle w:val="TOC2"/>
             <w:rPr>
               <w:rFonts w:eastAsiaTheme="minorEastAsia"/>
               <w:noProof/>
@@ -684,7 +677,7 @@
           <w:hyperlink w:anchor="_Toc223072400" w:history="1">
             <w:r>
               <w:rPr>
-                <w:rStyle w:val="Hiperhivatkozs"/>
+                <w:rStyle w:val="Hyperlink"/>
                 <w:noProof/>
                 <w14:scene3d>
                   <w14:camera w14:prst="orthographicFront"/>
@@ -705,7 +698,7 @@
             </w:r>
             <w:r>
               <w:rPr>
-                <w:rStyle w:val="Hiperhivatkozs"/>
+                <w:rStyle w:val="Hyperlink"/>
                 <w:noProof/>
               </w:rPr>
               <w:t>Tesztelés előfeltételei</w:t>
@@ -762,7 +755,7 @@
         </w:p>
         <w:p>
           <w:pPr>
-            <w:pStyle w:val="TJ2"/>
+            <w:pStyle w:val="TOC2"/>
             <w:rPr>
               <w:rFonts w:eastAsiaTheme="minorEastAsia"/>
               <w:noProof/>
@@ -772,7 +765,7 @@
           <w:hyperlink w:anchor="_Toc223072401" w:history="1">
             <w:r>
               <w:rPr>
-                <w:rStyle w:val="Hiperhivatkozs"/>
+                <w:rStyle w:val="Hyperlink"/>
                 <w:noProof/>
                 <w14:scene3d>
                   <w14:camera w14:prst="orthographicFront"/>
@@ -793,7 +786,7 @@
             </w:r>
             <w:r>
               <w:rPr>
-                <w:rStyle w:val="Hiperhivatkozs"/>
+                <w:rStyle w:val="Hyperlink"/>
                 <w:noProof/>
               </w:rPr>
               <w:t>Bejelentkezés a projektbe</w:t>
@@ -850,7 +843,7 @@
         </w:p>
         <w:p>
           <w:pPr>
-            <w:pStyle w:val="TJ2"/>
+            <w:pStyle w:val="TOC2"/>
             <w:rPr>
               <w:rFonts w:eastAsiaTheme="minorEastAsia"/>
               <w:noProof/>
@@ -860,7 +853,7 @@
           <w:hyperlink w:anchor="_Toc223072402" w:history="1">
             <w:r>
               <w:rPr>
-                <w:rStyle w:val="Hiperhivatkozs"/>
+                <w:rStyle w:val="Hyperlink"/>
                 <w:noProof/>
                 <w14:scene3d>
                   <w14:camera w14:prst="orthographicFront"/>
@@ -881,7 +874,7 @@
             </w:r>
             <w:r>
               <w:rPr>
-                <w:rStyle w:val="Hiperhivatkozs"/>
+                <w:rStyle w:val="Hyperlink"/>
                 <w:noProof/>
               </w:rPr>
               <w:t>Frontend URL-je</w:t>
@@ -938,7 +931,7 @@
         </w:p>
         <w:p>
           <w:pPr>
-            <w:pStyle w:val="TJ2"/>
+            <w:pStyle w:val="TOC2"/>
             <w:rPr>
               <w:rFonts w:eastAsiaTheme="minorEastAsia"/>
               <w:noProof/>
@@ -948,7 +941,7 @@
           <w:hyperlink w:anchor="_Toc223072403" w:history="1">
             <w:r>
               <w:rPr>
-                <w:rStyle w:val="Hiperhivatkozs"/>
+                <w:rStyle w:val="Hyperlink"/>
                 <w:noProof/>
                 <w14:scene3d>
                   <w14:camera w14:prst="orthographicFront"/>
@@ -969,7 +962,7 @@
             </w:r>
             <w:r>
               <w:rPr>
-                <w:rStyle w:val="Hiperhivatkozs"/>
+                <w:rStyle w:val="Hyperlink"/>
                 <w:noProof/>
               </w:rPr>
               <w:t>Böngésző</w:t>
@@ -1026,7 +1019,7 @@
         </w:p>
         <w:p>
           <w:pPr>
-            <w:pStyle w:val="TJ1"/>
+            <w:pStyle w:val="TOC1"/>
             <w:rPr>
               <w:rFonts w:cstheme="minorBidi"/>
               <w:noProof/>
@@ -1035,7 +1028,7 @@
           <w:hyperlink w:anchor="_Toc223072404" w:history="1">
             <w:r>
               <w:rPr>
-                <w:rStyle w:val="Hiperhivatkozs"/>
+                <w:rStyle w:val="Hyperlink"/>
                 <w:rFonts w:cstheme="majorHAnsi"/>
                 <w:noProof/>
               </w:rPr>
@@ -1050,7 +1043,7 @@
             </w:r>
             <w:r>
               <w:rPr>
-                <w:rStyle w:val="Hiperhivatkozs"/>
+                <w:rStyle w:val="Hyperlink"/>
                 <w:noProof/>
               </w:rPr>
               <w:t>Bejelentkezés</w:t>
@@ -1107,7 +1100,7 @@
         </w:p>
         <w:p>
           <w:pPr>
-            <w:pStyle w:val="TJ2"/>
+            <w:pStyle w:val="TOC2"/>
             <w:rPr>
               <w:rFonts w:eastAsiaTheme="minorEastAsia"/>
               <w:noProof/>
@@ -1117,7 +1110,7 @@
           <w:hyperlink w:anchor="_Toc223072405" w:history="1">
             <w:r>
               <w:rPr>
-                <w:rStyle w:val="Hiperhivatkozs"/>
+                <w:rStyle w:val="Hyperlink"/>
                 <w:noProof/>
                 <w14:scene3d>
                   <w14:camera w14:prst="orthographicFront"/>
@@ -1138,7 +1131,7 @@
             </w:r>
             <w:r>
               <w:rPr>
-                <w:rStyle w:val="Hiperhivatkozs"/>
+                <w:rStyle w:val="Hyperlink"/>
                 <w:noProof/>
               </w:rPr>
               <w:t>Tesztesetek</w:t>
@@ -1195,7 +1188,7 @@
         </w:p>
         <w:p>
           <w:pPr>
-            <w:pStyle w:val="TJ2"/>
+            <w:pStyle w:val="TOC2"/>
             <w:rPr>
               <w:rFonts w:eastAsiaTheme="minorEastAsia"/>
               <w:noProof/>
@@ -1205,7 +1198,7 @@
           <w:hyperlink w:anchor="_Toc223072406" w:history="1">
             <w:r>
               <w:rPr>
-                <w:rStyle w:val="Hiperhivatkozs"/>
+                <w:rStyle w:val="Hyperlink"/>
                 <w:noProof/>
                 <w14:scene3d>
                   <w14:camera w14:prst="orthographicFront"/>
@@ -1226,7 +1219,7 @@
             </w:r>
             <w:r>
               <w:rPr>
-                <w:rStyle w:val="Hiperhivatkozs"/>
+                <w:rStyle w:val="Hyperlink"/>
                 <w:noProof/>
               </w:rPr>
               <w:t>Tesztek célja</w:t>
@@ -1283,7 +1276,7 @@
         </w:p>
         <w:p>
           <w:pPr>
-            <w:pStyle w:val="TJ2"/>
+            <w:pStyle w:val="TOC2"/>
             <w:rPr>
               <w:rFonts w:eastAsiaTheme="minorEastAsia"/>
               <w:noProof/>
@@ -1293,7 +1286,7 @@
           <w:hyperlink w:anchor="_Toc223072407" w:history="1">
             <w:r>
               <w:rPr>
-                <w:rStyle w:val="Hiperhivatkozs"/>
+                <w:rStyle w:val="Hyperlink"/>
                 <w:noProof/>
                 <w14:scene3d>
                   <w14:camera w14:prst="orthographicFront"/>
@@ -1314,7 +1307,7 @@
             </w:r>
             <w:r>
               <w:rPr>
-                <w:rStyle w:val="Hiperhivatkozs"/>
+                <w:rStyle w:val="Hyperlink"/>
                 <w:noProof/>
               </w:rPr>
               <w:t>Előfeltételek</w:t>
@@ -1371,7 +1364,7 @@
         </w:p>
         <w:p>
           <w:pPr>
-            <w:pStyle w:val="TJ2"/>
+            <w:pStyle w:val="TOC2"/>
             <w:rPr>
               <w:rFonts w:eastAsiaTheme="minorEastAsia"/>
               <w:noProof/>
@@ -1381,7 +1374,7 @@
           <w:hyperlink w:anchor="_Toc223072408" w:history="1">
             <w:r>
               <w:rPr>
-                <w:rStyle w:val="Hiperhivatkozs"/>
+                <w:rStyle w:val="Hyperlink"/>
                 <w:noProof/>
                 <w14:scene3d>
                   <w14:camera w14:prst="orthographicFront"/>
@@ -1402,7 +1395,7 @@
             </w:r>
             <w:r>
               <w:rPr>
-                <w:rStyle w:val="Hiperhivatkozs"/>
+                <w:rStyle w:val="Hyperlink"/>
                 <w:noProof/>
               </w:rPr>
               <w:t>Bevitt adatok</w:t>
@@ -1459,7 +1452,7 @@
         </w:p>
         <w:p>
           <w:pPr>
-            <w:pStyle w:val="TJ2"/>
+            <w:pStyle w:val="TOC2"/>
             <w:rPr>
               <w:rFonts w:eastAsiaTheme="minorEastAsia"/>
               <w:noProof/>
@@ -1469,7 +1462,7 @@
           <w:hyperlink w:anchor="_Toc223072409" w:history="1">
             <w:r>
               <w:rPr>
-                <w:rStyle w:val="Hiperhivatkozs"/>
+                <w:rStyle w:val="Hyperlink"/>
                 <w:noProof/>
                 <w14:scene3d>
                   <w14:camera w14:prst="orthographicFront"/>
@@ -1490,7 +1483,7 @@
             </w:r>
             <w:r>
               <w:rPr>
-                <w:rStyle w:val="Hiperhivatkozs"/>
+                <w:rStyle w:val="Hyperlink"/>
                 <w:noProof/>
               </w:rPr>
               <w:t>Várt eredmény</w:t>
@@ -1547,7 +1540,7 @@
         </w:p>
         <w:p>
           <w:pPr>
-            <w:pStyle w:val="TJ2"/>
+            <w:pStyle w:val="TOC2"/>
             <w:rPr>
               <w:rFonts w:eastAsiaTheme="minorEastAsia"/>
               <w:noProof/>
@@ -1557,7 +1550,7 @@
           <w:hyperlink w:anchor="_Toc223072410" w:history="1">
             <w:r>
               <w:rPr>
-                <w:rStyle w:val="Hiperhivatkozs"/>
+                <w:rStyle w:val="Hyperlink"/>
                 <w:noProof/>
                 <w14:scene3d>
                   <w14:camera w14:prst="orthographicFront"/>
@@ -1578,7 +1571,7 @@
             </w:r>
             <w:r>
               <w:rPr>
-                <w:rStyle w:val="Hiperhivatkozs"/>
+                <w:rStyle w:val="Hyperlink"/>
                 <w:noProof/>
               </w:rPr>
               <w:t>Tesztlépések</w:t>
@@ -1635,7 +1628,7 @@
         </w:p>
         <w:p>
           <w:pPr>
-            <w:pStyle w:val="TJ2"/>
+            <w:pStyle w:val="TOC2"/>
             <w:rPr>
               <w:rFonts w:eastAsiaTheme="minorEastAsia"/>
               <w:noProof/>
@@ -1645,7 +1638,7 @@
           <w:hyperlink w:anchor="_Toc223072411" w:history="1">
             <w:r>
               <w:rPr>
-                <w:rStyle w:val="Hiperhivatkozs"/>
+                <w:rStyle w:val="Hyperlink"/>
                 <w:noProof/>
                 <w14:scene3d>
                   <w14:camera w14:prst="orthographicFront"/>
@@ -1666,7 +1659,7 @@
             </w:r>
             <w:r>
               <w:rPr>
-                <w:rStyle w:val="Hiperhivatkozs"/>
+                <w:rStyle w:val="Hyperlink"/>
                 <w:noProof/>
               </w:rPr>
               <w:t>Teszteket tartalmazó fájl útvonala</w:t>
@@ -1723,7 +1716,7 @@
         </w:p>
         <w:p>
           <w:pPr>
-            <w:pStyle w:val="TJ1"/>
+            <w:pStyle w:val="TOC1"/>
             <w:rPr>
               <w:rFonts w:cstheme="minorBidi"/>
               <w:noProof/>
@@ -1732,7 +1725,7 @@
           <w:hyperlink w:anchor="_Toc223072412" w:history="1">
             <w:r>
               <w:rPr>
-                <w:rStyle w:val="Hiperhivatkozs"/>
+                <w:rStyle w:val="Hyperlink"/>
                 <w:rFonts w:cstheme="majorHAnsi"/>
                 <w:noProof/>
               </w:rPr>
@@ -1747,7 +1740,7 @@
             </w:r>
             <w:r>
               <w:rPr>
-                <w:rStyle w:val="Hiperhivatkozs"/>
+                <w:rStyle w:val="Hyperlink"/>
                 <w:noProof/>
               </w:rPr>
               <w:t>Regisztráció</w:t>
@@ -1804,7 +1797,7 @@
         </w:p>
         <w:p>
           <w:pPr>
-            <w:pStyle w:val="TJ2"/>
+            <w:pStyle w:val="TOC2"/>
             <w:rPr>
               <w:rFonts w:eastAsiaTheme="minorEastAsia"/>
               <w:noProof/>
@@ -1814,7 +1807,7 @@
           <w:hyperlink w:anchor="_Toc223072413" w:history="1">
             <w:r>
               <w:rPr>
-                <w:rStyle w:val="Hiperhivatkozs"/>
+                <w:rStyle w:val="Hyperlink"/>
                 <w:noProof/>
                 <w14:scene3d>
                   <w14:camera w14:prst="orthographicFront"/>
@@ -1835,7 +1828,7 @@
             </w:r>
             <w:r>
               <w:rPr>
-                <w:rStyle w:val="Hiperhivatkozs"/>
+                <w:rStyle w:val="Hyperlink"/>
                 <w:noProof/>
               </w:rPr>
               <w:t>Tesztesetek</w:t>
@@ -1892,7 +1885,7 @@
         </w:p>
         <w:p>
           <w:pPr>
-            <w:pStyle w:val="TJ2"/>
+            <w:pStyle w:val="TOC2"/>
             <w:rPr>
               <w:rFonts w:eastAsiaTheme="minorEastAsia"/>
               <w:noProof/>
@@ -1902,7 +1895,7 @@
           <w:hyperlink w:anchor="_Toc223072414" w:history="1">
             <w:r>
               <w:rPr>
-                <w:rStyle w:val="Hiperhivatkozs"/>
+                <w:rStyle w:val="Hyperlink"/>
                 <w:noProof/>
                 <w14:scene3d>
                   <w14:camera w14:prst="orthographicFront"/>
@@ -1923,7 +1916,7 @@
             </w:r>
             <w:r>
               <w:rPr>
-                <w:rStyle w:val="Hiperhivatkozs"/>
+                <w:rStyle w:val="Hyperlink"/>
                 <w:noProof/>
               </w:rPr>
               <w:t>Tesztek célja</w:t>
@@ -1980,7 +1973,7 @@
         </w:p>
         <w:p>
           <w:pPr>
-            <w:pStyle w:val="TJ2"/>
+            <w:pStyle w:val="TOC2"/>
             <w:rPr>
               <w:rFonts w:eastAsiaTheme="minorEastAsia"/>
               <w:noProof/>
@@ -1990,7 +1983,7 @@
           <w:hyperlink w:anchor="_Toc223072415" w:history="1">
             <w:r>
               <w:rPr>
-                <w:rStyle w:val="Hiperhivatkozs"/>
+                <w:rStyle w:val="Hyperlink"/>
                 <w:noProof/>
                 <w14:scene3d>
                   <w14:camera w14:prst="orthographicFront"/>
@@ -2011,7 +2004,7 @@
             </w:r>
             <w:r>
               <w:rPr>
-                <w:rStyle w:val="Hiperhivatkozs"/>
+                <w:rStyle w:val="Hyperlink"/>
                 <w:noProof/>
               </w:rPr>
               <w:t>Előfeltételek</w:t>
@@ -2068,7 +2061,7 @@
         </w:p>
         <w:p>
           <w:pPr>
-            <w:pStyle w:val="TJ2"/>
+            <w:pStyle w:val="TOC2"/>
             <w:rPr>
               <w:rFonts w:eastAsiaTheme="minorEastAsia"/>
               <w:noProof/>
@@ -2078,7 +2071,7 @@
           <w:hyperlink w:anchor="_Toc223072416" w:history="1">
             <w:r>
               <w:rPr>
-                <w:rStyle w:val="Hiperhivatkozs"/>
+                <w:rStyle w:val="Hyperlink"/>
                 <w:noProof/>
                 <w14:scene3d>
                   <w14:camera w14:prst="orthographicFront"/>
@@ -2099,7 +2092,7 @@
             </w:r>
             <w:r>
               <w:rPr>
-                <w:rStyle w:val="Hiperhivatkozs"/>
+                <w:rStyle w:val="Hyperlink"/>
                 <w:noProof/>
               </w:rPr>
               <w:t>Bevitt adatok</w:t>
@@ -2156,7 +2149,7 @@
         </w:p>
         <w:p>
           <w:pPr>
-            <w:pStyle w:val="TJ2"/>
+            <w:pStyle w:val="TOC2"/>
             <w:rPr>
               <w:rFonts w:eastAsiaTheme="minorEastAsia"/>
               <w:noProof/>
@@ -2166,7 +2159,7 @@
           <w:hyperlink w:anchor="_Toc223072417" w:history="1">
             <w:r>
               <w:rPr>
-                <w:rStyle w:val="Hiperhivatkozs"/>
+                <w:rStyle w:val="Hyperlink"/>
                 <w:noProof/>
                 <w14:scene3d>
                   <w14:camera w14:prst="orthographicFront"/>
@@ -2187,7 +2180,7 @@
             </w:r>
             <w:r>
               <w:rPr>
-                <w:rStyle w:val="Hiperhivatkozs"/>
+                <w:rStyle w:val="Hyperlink"/>
                 <w:noProof/>
               </w:rPr>
               <w:t>Várt eredmény</w:t>
@@ -2244,7 +2237,7 @@
         </w:p>
         <w:p>
           <w:pPr>
-            <w:pStyle w:val="TJ2"/>
+            <w:pStyle w:val="TOC2"/>
             <w:rPr>
               <w:rFonts w:eastAsiaTheme="minorEastAsia"/>
               <w:noProof/>
@@ -2254,7 +2247,7 @@
           <w:hyperlink w:anchor="_Toc223072418" w:history="1">
             <w:r>
               <w:rPr>
-                <w:rStyle w:val="Hiperhivatkozs"/>
+                <w:rStyle w:val="Hyperlink"/>
                 <w:noProof/>
                 <w14:scene3d>
                   <w14:camera w14:prst="orthographicFront"/>
@@ -2275,7 +2268,7 @@
             </w:r>
             <w:r>
               <w:rPr>
-                <w:rStyle w:val="Hiperhivatkozs"/>
+                <w:rStyle w:val="Hyperlink"/>
                 <w:noProof/>
               </w:rPr>
               <w:t>Tesztlépések</w:t>
@@ -2332,7 +2325,7 @@
         </w:p>
         <w:p>
           <w:pPr>
-            <w:pStyle w:val="TJ2"/>
+            <w:pStyle w:val="TOC2"/>
             <w:rPr>
               <w:rFonts w:eastAsiaTheme="minorEastAsia"/>
               <w:noProof/>
@@ -2342,7 +2335,7 @@
           <w:hyperlink w:anchor="_Toc223072419" w:history="1">
             <w:r>
               <w:rPr>
-                <w:rStyle w:val="Hiperhivatkozs"/>
+                <w:rStyle w:val="Hyperlink"/>
                 <w:noProof/>
                 <w14:scene3d>
                   <w14:camera w14:prst="orthographicFront"/>
@@ -2363,7 +2356,7 @@
             </w:r>
             <w:r>
               <w:rPr>
-                <w:rStyle w:val="Hiperhivatkozs"/>
+                <w:rStyle w:val="Hyperlink"/>
                 <w:noProof/>
               </w:rPr>
               <w:t>Teszteket tartalmazó fájl útvonala</w:t>
@@ -2420,7 +2413,7 @@
         </w:p>
         <w:p>
           <w:pPr>
-            <w:pStyle w:val="TJ1"/>
+            <w:pStyle w:val="TOC1"/>
             <w:rPr>
               <w:rFonts w:cstheme="minorBidi"/>
               <w:noProof/>
@@ -2429,7 +2422,7 @@
           <w:hyperlink w:anchor="_Toc223072420" w:history="1">
             <w:r>
               <w:rPr>
-                <w:rStyle w:val="Hiperhivatkozs"/>
+                <w:rStyle w:val="Hyperlink"/>
                 <w:rFonts w:cstheme="majorHAnsi"/>
                 <w:noProof/>
               </w:rPr>
@@ -2444,7 +2437,7 @@
             </w:r>
             <w:r>
               <w:rPr>
-                <w:rStyle w:val="Hiperhivatkozs"/>
+                <w:rStyle w:val="Hyperlink"/>
                 <w:noProof/>
               </w:rPr>
               <w:t>Oldalsáv és profilmenü</w:t>
@@ -2501,7 +2494,7 @@
         </w:p>
         <w:p>
           <w:pPr>
-            <w:pStyle w:val="TJ2"/>
+            <w:pStyle w:val="TOC2"/>
             <w:rPr>
               <w:rFonts w:eastAsiaTheme="minorEastAsia"/>
               <w:noProof/>
@@ -2511,7 +2504,7 @@
           <w:hyperlink w:anchor="_Toc223072421" w:history="1">
             <w:r>
               <w:rPr>
-                <w:rStyle w:val="Hiperhivatkozs"/>
+                <w:rStyle w:val="Hyperlink"/>
                 <w:noProof/>
                 <w14:scene3d>
                   <w14:camera w14:prst="orthographicFront"/>
@@ -2532,7 +2525,7 @@
             </w:r>
             <w:r>
               <w:rPr>
-                <w:rStyle w:val="Hiperhivatkozs"/>
+                <w:rStyle w:val="Hyperlink"/>
                 <w:noProof/>
               </w:rPr>
               <w:t>Tesztesetek</w:t>
@@ -2589,7 +2582,7 @@
         </w:p>
         <w:p>
           <w:pPr>
-            <w:pStyle w:val="TJ2"/>
+            <w:pStyle w:val="TOC2"/>
             <w:rPr>
               <w:rFonts w:eastAsiaTheme="minorEastAsia"/>
               <w:noProof/>
@@ -2599,7 +2592,7 @@
           <w:hyperlink w:anchor="_Toc223072422" w:history="1">
             <w:r>
               <w:rPr>
-                <w:rStyle w:val="Hiperhivatkozs"/>
+                <w:rStyle w:val="Hyperlink"/>
                 <w:noProof/>
                 <w14:scene3d>
                   <w14:camera w14:prst="orthographicFront"/>
@@ -2620,7 +2613,7 @@
             </w:r>
             <w:r>
               <w:rPr>
-                <w:rStyle w:val="Hiperhivatkozs"/>
+                <w:rStyle w:val="Hyperlink"/>
                 <w:noProof/>
               </w:rPr>
               <w:t>Tesztek célja</w:t>
@@ -2677,7 +2670,7 @@
         </w:p>
         <w:p>
           <w:pPr>
-            <w:pStyle w:val="TJ2"/>
+            <w:pStyle w:val="TOC2"/>
             <w:rPr>
               <w:rFonts w:eastAsiaTheme="minorEastAsia"/>
               <w:noProof/>
@@ -2687,7 +2680,7 @@
           <w:hyperlink w:anchor="_Toc223072423" w:history="1">
             <w:r>
               <w:rPr>
-                <w:rStyle w:val="Hiperhivatkozs"/>
+                <w:rStyle w:val="Hyperlink"/>
                 <w:noProof/>
                 <w14:scene3d>
                   <w14:camera w14:prst="orthographicFront"/>
@@ -2708,7 +2701,7 @@
             </w:r>
             <w:r>
               <w:rPr>
-                <w:rStyle w:val="Hiperhivatkozs"/>
+                <w:rStyle w:val="Hyperlink"/>
                 <w:noProof/>
               </w:rPr>
               <w:t>Előfeltételek</w:t>
@@ -2765,7 +2758,7 @@
         </w:p>
         <w:p>
           <w:pPr>
-            <w:pStyle w:val="TJ2"/>
+            <w:pStyle w:val="TOC2"/>
             <w:rPr>
               <w:rFonts w:eastAsiaTheme="minorEastAsia"/>
               <w:noProof/>
@@ -2775,7 +2768,7 @@
           <w:hyperlink w:anchor="_Toc223072424" w:history="1">
             <w:r>
               <w:rPr>
-                <w:rStyle w:val="Hiperhivatkozs"/>
+                <w:rStyle w:val="Hyperlink"/>
                 <w:noProof/>
                 <w14:scene3d>
                   <w14:camera w14:prst="orthographicFront"/>
@@ -2796,7 +2789,7 @@
             </w:r>
             <w:r>
               <w:rPr>
-                <w:rStyle w:val="Hiperhivatkozs"/>
+                <w:rStyle w:val="Hyperlink"/>
                 <w:noProof/>
               </w:rPr>
               <w:t>Bevitt adatok</w:t>
@@ -2853,7 +2846,7 @@
         </w:p>
         <w:p>
           <w:pPr>
-            <w:pStyle w:val="TJ2"/>
+            <w:pStyle w:val="TOC2"/>
             <w:rPr>
               <w:rFonts w:eastAsiaTheme="minorEastAsia"/>
               <w:noProof/>
@@ -2863,7 +2856,7 @@
           <w:hyperlink w:anchor="_Toc223072425" w:history="1">
             <w:r>
               <w:rPr>
-                <w:rStyle w:val="Hiperhivatkozs"/>
+                <w:rStyle w:val="Hyperlink"/>
                 <w:noProof/>
                 <w14:scene3d>
                   <w14:camera w14:prst="orthographicFront"/>
@@ -2884,7 +2877,7 @@
             </w:r>
             <w:r>
               <w:rPr>
-                <w:rStyle w:val="Hiperhivatkozs"/>
+                <w:rStyle w:val="Hyperlink"/>
                 <w:noProof/>
               </w:rPr>
               <w:t>Várt eredmény</w:t>
@@ -2941,7 +2934,7 @@
         </w:p>
         <w:p>
           <w:pPr>
-            <w:pStyle w:val="TJ2"/>
+            <w:pStyle w:val="TOC2"/>
             <w:rPr>
               <w:rFonts w:eastAsiaTheme="minorEastAsia"/>
               <w:noProof/>
@@ -2951,7 +2944,7 @@
           <w:hyperlink w:anchor="_Toc223072426" w:history="1">
             <w:r>
               <w:rPr>
-                <w:rStyle w:val="Hiperhivatkozs"/>
+                <w:rStyle w:val="Hyperlink"/>
                 <w:noProof/>
                 <w14:scene3d>
                   <w14:camera w14:prst="orthographicFront"/>
@@ -2972,7 +2965,7 @@
             </w:r>
             <w:r>
               <w:rPr>
-                <w:rStyle w:val="Hiperhivatkozs"/>
+                <w:rStyle w:val="Hyperlink"/>
                 <w:noProof/>
               </w:rPr>
               <w:t>Tesztlépések</w:t>
@@ -3029,7 +3022,7 @@
         </w:p>
         <w:p>
           <w:pPr>
-            <w:pStyle w:val="TJ2"/>
+            <w:pStyle w:val="TOC2"/>
             <w:rPr>
               <w:rFonts w:eastAsiaTheme="minorEastAsia"/>
               <w:noProof/>
@@ -3039,7 +3032,7 @@
           <w:hyperlink w:anchor="_Toc223072427" w:history="1">
             <w:r>
               <w:rPr>
-                <w:rStyle w:val="Hiperhivatkozs"/>
+                <w:rStyle w:val="Hyperlink"/>
                 <w:noProof/>
                 <w14:scene3d>
                   <w14:camera w14:prst="orthographicFront"/>
@@ -3060,7 +3053,7 @@
             </w:r>
             <w:r>
               <w:rPr>
-                <w:rStyle w:val="Hiperhivatkozs"/>
+                <w:rStyle w:val="Hyperlink"/>
                 <w:noProof/>
               </w:rPr>
               <w:t>Teszteket tartalmazó fájl útvonala</w:t>
@@ -3117,7 +3110,7 @@
         </w:p>
         <w:p>
           <w:pPr>
-            <w:pStyle w:val="TJ1"/>
+            <w:pStyle w:val="TOC1"/>
             <w:rPr>
               <w:rFonts w:cstheme="minorBidi"/>
               <w:noProof/>
@@ -3126,7 +3119,7 @@
           <w:hyperlink w:anchor="_Toc223072428" w:history="1">
             <w:r>
               <w:rPr>
-                <w:rStyle w:val="Hiperhivatkozs"/>
+                <w:rStyle w:val="Hyperlink"/>
                 <w:rFonts w:cstheme="majorHAnsi"/>
                 <w:noProof/>
               </w:rPr>
@@ -3141,7 +3134,7 @@
             </w:r>
             <w:r>
               <w:rPr>
-                <w:rStyle w:val="Hiperhivatkozs"/>
+                <w:rStyle w:val="Hyperlink"/>
                 <w:noProof/>
               </w:rPr>
               <w:t>Új termék felvétele</w:t>
@@ -3198,7 +3191,7 @@
         </w:p>
         <w:p>
           <w:pPr>
-            <w:pStyle w:val="TJ2"/>
+            <w:pStyle w:val="TOC2"/>
             <w:rPr>
               <w:rFonts w:eastAsiaTheme="minorEastAsia"/>
               <w:noProof/>
@@ -3208,7 +3201,7 @@
           <w:hyperlink w:anchor="_Toc223072429" w:history="1">
             <w:r>
               <w:rPr>
-                <w:rStyle w:val="Hiperhivatkozs"/>
+                <w:rStyle w:val="Hyperlink"/>
                 <w:noProof/>
                 <w14:scene3d>
                   <w14:camera w14:prst="orthographicFront"/>
@@ -3229,7 +3222,7 @@
             </w:r>
             <w:r>
               <w:rPr>
-                <w:rStyle w:val="Hiperhivatkozs"/>
+                <w:rStyle w:val="Hyperlink"/>
                 <w:noProof/>
               </w:rPr>
               <w:t>Tesztesetek</w:t>
@@ -3286,7 +3279,7 @@
         </w:p>
         <w:p>
           <w:pPr>
-            <w:pStyle w:val="TJ2"/>
+            <w:pStyle w:val="TOC2"/>
             <w:rPr>
               <w:rFonts w:eastAsiaTheme="minorEastAsia"/>
               <w:noProof/>
@@ -3296,7 +3289,7 @@
           <w:hyperlink w:anchor="_Toc223072430" w:history="1">
             <w:r>
               <w:rPr>
-                <w:rStyle w:val="Hiperhivatkozs"/>
+                <w:rStyle w:val="Hyperlink"/>
                 <w:noProof/>
                 <w14:scene3d>
                   <w14:camera w14:prst="orthographicFront"/>
@@ -3317,7 +3310,7 @@
             </w:r>
             <w:r>
               <w:rPr>
-                <w:rStyle w:val="Hiperhivatkozs"/>
+                <w:rStyle w:val="Hyperlink"/>
                 <w:noProof/>
               </w:rPr>
               <w:t>Tesztek célja</w:t>
@@ -3374,7 +3367,7 @@
         </w:p>
         <w:p>
           <w:pPr>
-            <w:pStyle w:val="TJ2"/>
+            <w:pStyle w:val="TOC2"/>
             <w:rPr>
               <w:rFonts w:eastAsiaTheme="minorEastAsia"/>
               <w:noProof/>
@@ -3384,7 +3377,7 @@
           <w:hyperlink w:anchor="_Toc223072431" w:history="1">
             <w:r>
               <w:rPr>
-                <w:rStyle w:val="Hiperhivatkozs"/>
+                <w:rStyle w:val="Hyperlink"/>
                 <w:noProof/>
                 <w14:scene3d>
                   <w14:camera w14:prst="orthographicFront"/>
@@ -3405,7 +3398,7 @@
             </w:r>
             <w:r>
               <w:rPr>
-                <w:rStyle w:val="Hiperhivatkozs"/>
+                <w:rStyle w:val="Hyperlink"/>
                 <w:noProof/>
               </w:rPr>
               <w:t>Előfeltételek</w:t>
@@ -3462,7 +3455,7 @@
         </w:p>
         <w:p>
           <w:pPr>
-            <w:pStyle w:val="TJ2"/>
+            <w:pStyle w:val="TOC2"/>
             <w:rPr>
               <w:rFonts w:eastAsiaTheme="minorEastAsia"/>
               <w:noProof/>
@@ -3472,7 +3465,7 @@
           <w:hyperlink w:anchor="_Toc223072432" w:history="1">
             <w:r>
               <w:rPr>
-                <w:rStyle w:val="Hiperhivatkozs"/>
+                <w:rStyle w:val="Hyperlink"/>
                 <w:noProof/>
                 <w14:scene3d>
                   <w14:camera w14:prst="orthographicFront"/>
@@ -3493,7 +3486,7 @@
             </w:r>
             <w:r>
               <w:rPr>
-                <w:rStyle w:val="Hiperhivatkozs"/>
+                <w:rStyle w:val="Hyperlink"/>
                 <w:noProof/>
               </w:rPr>
               <w:t>Bevitt adatok</w:t>
@@ -3550,7 +3543,7 @@
         </w:p>
         <w:p>
           <w:pPr>
-            <w:pStyle w:val="TJ2"/>
+            <w:pStyle w:val="TOC2"/>
             <w:rPr>
               <w:rFonts w:eastAsiaTheme="minorEastAsia"/>
               <w:noProof/>
@@ -3560,7 +3553,7 @@
           <w:hyperlink w:anchor="_Toc223072433" w:history="1">
             <w:r>
               <w:rPr>
-                <w:rStyle w:val="Hiperhivatkozs"/>
+                <w:rStyle w:val="Hyperlink"/>
                 <w:noProof/>
                 <w14:scene3d>
                   <w14:camera w14:prst="orthographicFront"/>
@@ -3581,7 +3574,7 @@
             </w:r>
             <w:r>
               <w:rPr>
-                <w:rStyle w:val="Hiperhivatkozs"/>
+                <w:rStyle w:val="Hyperlink"/>
                 <w:noProof/>
               </w:rPr>
               <w:t>Várt eredmény</w:t>
@@ -3638,7 +3631,7 @@
         </w:p>
         <w:p>
           <w:pPr>
-            <w:pStyle w:val="TJ2"/>
+            <w:pStyle w:val="TOC2"/>
             <w:rPr>
               <w:rFonts w:eastAsiaTheme="minorEastAsia"/>
               <w:noProof/>
@@ -3648,7 +3641,7 @@
           <w:hyperlink w:anchor="_Toc223072434" w:history="1">
             <w:r>
               <w:rPr>
-                <w:rStyle w:val="Hiperhivatkozs"/>
+                <w:rStyle w:val="Hyperlink"/>
                 <w:noProof/>
                 <w14:scene3d>
                   <w14:camera w14:prst="orthographicFront"/>
@@ -3669,7 +3662,7 @@
             </w:r>
             <w:r>
               <w:rPr>
-                <w:rStyle w:val="Hiperhivatkozs"/>
+                <w:rStyle w:val="Hyperlink"/>
                 <w:noProof/>
               </w:rPr>
               <w:t>Tesztlépések</w:t>
@@ -3726,7 +3719,7 @@
         </w:p>
         <w:p>
           <w:pPr>
-            <w:pStyle w:val="TJ2"/>
+            <w:pStyle w:val="TOC2"/>
             <w:rPr>
               <w:rFonts w:eastAsiaTheme="minorEastAsia"/>
               <w:noProof/>
@@ -3736,7 +3729,7 @@
           <w:hyperlink w:anchor="_Toc223072435" w:history="1">
             <w:r>
               <w:rPr>
-                <w:rStyle w:val="Hiperhivatkozs"/>
+                <w:rStyle w:val="Hyperlink"/>
                 <w:noProof/>
                 <w14:scene3d>
                   <w14:camera w14:prst="orthographicFront"/>
@@ -3757,7 +3750,7 @@
             </w:r>
             <w:r>
               <w:rPr>
-                <w:rStyle w:val="Hiperhivatkozs"/>
+                <w:rStyle w:val="Hyperlink"/>
                 <w:noProof/>
               </w:rPr>
               <w:t>Teszteket tartalmazó fájl útvonala</w:t>
@@ -3831,7 +3824,7 @@
     </w:sdt>
     <w:p>
       <w:pPr>
-        <w:pStyle w:val="Cmsor1"/>
+        <w:pStyle w:val="Heading1"/>
         <w:sectPr>
           <w:headerReference w:type="default" r:id="rId9"/>
           <w:footerReference w:type="default" r:id="rId10"/>
@@ -3848,7 +3841,7 @@
     </w:p>
     <w:p>
       <w:pPr>
-        <w:pStyle w:val="Cmsor1"/>
+        <w:pStyle w:val="Heading1"/>
       </w:pPr>
       <w:bookmarkStart w:id="1" w:name="_Toc223072398"/>
       <w:r>
@@ -3862,7 +3855,7 @@
     </w:p>
     <w:p>
       <w:pPr>
-        <w:pStyle w:val="Cmsor2"/>
+        <w:pStyle w:val="Heading2"/>
       </w:pPr>
       <w:bookmarkStart w:id="2" w:name="_Toc223072399"/>
       <w:r>
@@ -3872,7 +3865,7 @@
     </w:p>
     <w:p>
       <w:pPr>
-        <w:pStyle w:val="Listaszerbekezds"/>
+        <w:pStyle w:val="ListParagraph"/>
         <w:numPr>
           <w:ilvl w:val="0"/>
           <w:numId w:val="26"/>
@@ -3897,7 +3890,7 @@
     </w:p>
     <w:p>
       <w:pPr>
-        <w:pStyle w:val="Listaszerbekezds"/>
+        <w:pStyle w:val="ListParagraph"/>
         <w:numPr>
           <w:ilvl w:val="0"/>
           <w:numId w:val="26"/>
@@ -3914,7 +3907,7 @@
     </w:p>
     <w:p>
       <w:pPr>
-        <w:pStyle w:val="Listaszerbekezds"/>
+        <w:pStyle w:val="ListParagraph"/>
         <w:numPr>
           <w:ilvl w:val="0"/>
           <w:numId w:val="26"/>
@@ -3926,7 +3919,7 @@
     </w:p>
     <w:p>
       <w:pPr>
-        <w:pStyle w:val="Listaszerbekezds"/>
+        <w:pStyle w:val="ListParagraph"/>
         <w:numPr>
           <w:ilvl w:val="0"/>
           <w:numId w:val="26"/>
@@ -3951,7 +3944,7 @@
     </w:p>
     <w:p>
       <w:pPr>
-        <w:pStyle w:val="Listaszerbekezds"/>
+        <w:pStyle w:val="ListParagraph"/>
         <w:numPr>
           <w:ilvl w:val="0"/>
           <w:numId w:val="26"/>
@@ -3963,7 +3956,7 @@
     </w:p>
     <w:p>
       <w:pPr>
-        <w:pStyle w:val="Cmsor2"/>
+        <w:pStyle w:val="Heading2"/>
       </w:pPr>
       <w:bookmarkStart w:id="3" w:name="_Toc223072400"/>
       <w:r>
@@ -3973,7 +3966,7 @@
     </w:p>
     <w:p>
       <w:pPr>
-        <w:pStyle w:val="Listaszerbekezds"/>
+        <w:pStyle w:val="ListParagraph"/>
         <w:numPr>
           <w:ilvl w:val="0"/>
           <w:numId w:val="26"/>
@@ -3982,10 +3975,13 @@
       <w:r>
         <w:t>Telepített Mozilla Firefox böngésző</w:t>
       </w:r>
-    </w:p>
-    <w:p>
-      <w:pPr>
-        <w:pStyle w:val="Listaszerbekezds"/>
+      <w:r>
+        <w:t xml:space="preserve"> Windows 11 rendszeren</w:t>
+      </w:r>
+    </w:p>
+    <w:p>
+      <w:pPr>
+        <w:pStyle w:val="ListParagraph"/>
         <w:numPr>
           <w:ilvl w:val="0"/>
           <w:numId w:val="26"/>
@@ -4048,7 +4044,7 @@
     </w:p>
     <w:p>
       <w:pPr>
-        <w:pStyle w:val="Listaszerbekezds"/>
+        <w:pStyle w:val="ListParagraph"/>
         <w:numPr>
           <w:ilvl w:val="0"/>
           <w:numId w:val="26"/>
@@ -4085,7 +4081,7 @@
     </w:p>
     <w:p>
       <w:pPr>
-        <w:pStyle w:val="Listaszerbekezds"/>
+        <w:pStyle w:val="ListParagraph"/>
         <w:numPr>
           <w:ilvl w:val="0"/>
           <w:numId w:val="26"/>
@@ -4097,7 +4093,7 @@
     </w:p>
     <w:p>
       <w:pPr>
-        <w:pStyle w:val="Listaszerbekezds"/>
+        <w:pStyle w:val="ListParagraph"/>
         <w:numPr>
           <w:ilvl w:val="0"/>
           <w:numId w:val="26"/>
@@ -4109,7 +4105,7 @@
     </w:p>
     <w:p>
       <w:pPr>
-        <w:pStyle w:val="Cmsor2"/>
+        <w:pStyle w:val="Heading2"/>
       </w:pPr>
       <w:bookmarkStart w:id="4" w:name="_Toc223072401"/>
       <w:r>
@@ -4158,7 +4154,7 @@
     </w:p>
     <w:p>
       <w:pPr>
-        <w:pStyle w:val="Cmsor2"/>
+        <w:pStyle w:val="Heading2"/>
       </w:pPr>
       <w:bookmarkStart w:id="5" w:name="_Toc223072402"/>
       <w:r>
@@ -4193,7 +4189,7 @@
     </w:p>
     <w:p>
       <w:pPr>
-        <w:pStyle w:val="Cmsor2"/>
+        <w:pStyle w:val="Heading2"/>
       </w:pPr>
       <w:bookmarkStart w:id="6" w:name="_Toc223072403"/>
       <w:r>
@@ -4241,7 +4237,7 @@
     </w:p>
     <w:p>
       <w:pPr>
-        <w:pStyle w:val="Cmsor1"/>
+        <w:pStyle w:val="Heading1"/>
       </w:pPr>
       <w:r>
         <w:lastRenderedPageBreak/>
@@ -4255,7 +4251,7 @@
     </w:p>
     <w:p>
       <w:pPr>
-        <w:pStyle w:val="Cmsor2"/>
+        <w:pStyle w:val="Heading2"/>
       </w:pPr>
       <w:bookmarkStart w:id="8" w:name="_Toc223072405"/>
       <w:r>
@@ -4271,7 +4267,7 @@
     </w:p>
     <w:p>
       <w:pPr>
-        <w:pStyle w:val="Listaszerbekezds"/>
+        <w:pStyle w:val="ListParagraph"/>
         <w:numPr>
           <w:ilvl w:val="0"/>
           <w:numId w:val="26"/>
@@ -4286,7 +4282,7 @@
     </w:p>
     <w:p>
       <w:pPr>
-        <w:pStyle w:val="Listaszerbekezds"/>
+        <w:pStyle w:val="ListParagraph"/>
         <w:numPr>
           <w:ilvl w:val="0"/>
           <w:numId w:val="26"/>
@@ -4301,7 +4297,7 @@
     </w:p>
     <w:p>
       <w:pPr>
-        <w:pStyle w:val="Listaszerbekezds"/>
+        <w:pStyle w:val="ListParagraph"/>
         <w:numPr>
           <w:ilvl w:val="0"/>
           <w:numId w:val="26"/>
@@ -4340,7 +4336,7 @@
     </w:p>
     <w:p>
       <w:pPr>
-        <w:pStyle w:val="Cmsor2"/>
+        <w:pStyle w:val="Heading2"/>
       </w:pPr>
       <w:bookmarkStart w:id="9" w:name="_Toc223072406"/>
       <w:r>
@@ -4367,7 +4363,7 @@
     </w:p>
     <w:p>
       <w:pPr>
-        <w:pStyle w:val="Cmsor2"/>
+        <w:pStyle w:val="Heading2"/>
       </w:pPr>
       <w:bookmarkStart w:id="10" w:name="_Toc223072407"/>
       <w:r>
@@ -4377,7 +4373,7 @@
     </w:p>
     <w:p>
       <w:pPr>
-        <w:pStyle w:val="Listaszerbekezds"/>
+        <w:pStyle w:val="ListParagraph"/>
       </w:pPr>
       <w:r>
         <w:t>1.2. pontban található feltételek teljesülése</w:t>
@@ -4385,7 +4381,7 @@
     </w:p>
     <w:p>
       <w:pPr>
-        <w:pStyle w:val="Listaszerbekezds"/>
+        <w:pStyle w:val="ListParagraph"/>
       </w:pPr>
       <w:r>
         <w:t>A</w:t>
@@ -4411,7 +4407,7 @@
     </w:p>
     <w:p>
       <w:pPr>
-        <w:pStyle w:val="Cmsor2"/>
+        <w:pStyle w:val="Heading2"/>
       </w:pPr>
       <w:bookmarkStart w:id="11" w:name="_Toc223072408"/>
       <w:r>
@@ -4421,7 +4417,7 @@
     </w:p>
     <w:tbl>
       <w:tblPr>
-        <w:tblStyle w:val="Rcsostblzat"/>
+        <w:tblStyle w:val="TableGrid"/>
         <w:tblW w:w="0" w:type="auto"/>
         <w:tblInd w:w="1418" w:type="dxa"/>
         <w:tblLook w:val="04A0" w:firstRow="1" w:lastRow="0" w:firstColumn="1" w:lastColumn="0" w:noHBand="0" w:noVBand="1"/>
@@ -4545,7 +4541,7 @@
     </w:p>
     <w:tbl>
       <w:tblPr>
-        <w:tblStyle w:val="Rcsostblzat"/>
+        <w:tblStyle w:val="TableGrid"/>
         <w:tblW w:w="0" w:type="auto"/>
         <w:tblInd w:w="1418" w:type="dxa"/>
         <w:tblLook w:val="04A0" w:firstRow="1" w:lastRow="0" w:firstColumn="1" w:lastColumn="0" w:noHBand="0" w:noVBand="1"/>
@@ -4673,7 +4669,7 @@
     </w:p>
     <w:tbl>
       <w:tblPr>
-        <w:tblStyle w:val="Rcsostblzat"/>
+        <w:tblStyle w:val="TableGrid"/>
         <w:tblW w:w="0" w:type="auto"/>
         <w:tblInd w:w="1418" w:type="dxa"/>
         <w:tblLook w:val="04A0" w:firstRow="1" w:lastRow="0" w:firstColumn="1" w:lastColumn="0" w:noHBand="0" w:noVBand="1"/>
@@ -4798,7 +4794,7 @@
     </w:p>
     <w:p>
       <w:pPr>
-        <w:pStyle w:val="Cmsor2"/>
+        <w:pStyle w:val="Heading2"/>
       </w:pPr>
       <w:bookmarkStart w:id="12" w:name="_Toc223072409"/>
       <w:r>
@@ -4808,7 +4804,7 @@
     </w:p>
     <w:p>
       <w:pPr>
-        <w:pStyle w:val="Listaszerbekezds"/>
+        <w:pStyle w:val="ListParagraph"/>
       </w:pPr>
       <w:r>
         <w:t>LOGIN-1:</w:t>
@@ -4820,7 +4816,7 @@
     </w:p>
     <w:p>
       <w:pPr>
-        <w:pStyle w:val="Listaszerbekezds"/>
+        <w:pStyle w:val="ListParagraph"/>
       </w:pPr>
       <w:r>
         <w:t>LOGIN-2:</w:t>
@@ -4832,7 +4828,7 @@
     </w:p>
     <w:p>
       <w:pPr>
-        <w:pStyle w:val="Listaszerbekezds"/>
+        <w:pStyle w:val="ListParagraph"/>
       </w:pPr>
       <w:r>
         <w:t>LOGIN-3:</w:t>
@@ -4844,7 +4840,7 @@
     </w:p>
     <w:p>
       <w:pPr>
-        <w:pStyle w:val="Cmsor2"/>
+        <w:pStyle w:val="Heading2"/>
       </w:pPr>
       <w:bookmarkStart w:id="13" w:name="_Toc223072410"/>
       <w:r>
@@ -5121,7 +5117,7 @@
     </w:p>
     <w:p>
       <w:pPr>
-        <w:pStyle w:val="Cmsor2"/>
+        <w:pStyle w:val="Heading2"/>
       </w:pPr>
       <w:bookmarkStart w:id="14" w:name="_Toc223072411"/>
       <w:r>
@@ -5154,7 +5150,7 @@
     <w:bookmarkEnd w:id="0"/>
     <w:p>
       <w:pPr>
-        <w:pStyle w:val="Cmsor1"/>
+        <w:pStyle w:val="Heading1"/>
       </w:pPr>
       <w:r>
         <w:lastRenderedPageBreak/>
@@ -5168,7 +5164,7 @@
     </w:p>
     <w:p>
       <w:pPr>
-        <w:pStyle w:val="Cmsor2"/>
+        <w:pStyle w:val="Heading2"/>
       </w:pPr>
       <w:bookmarkStart w:id="16" w:name="_Toc223072413"/>
       <w:r>
@@ -5178,7 +5174,7 @@
     </w:p>
     <w:p>
       <w:pPr>
-        <w:pStyle w:val="Listaszerbekezds"/>
+        <w:pStyle w:val="ListParagraph"/>
         <w:numPr>
           <w:ilvl w:val="0"/>
           <w:numId w:val="26"/>
@@ -5205,7 +5201,7 @@
     </w:p>
     <w:p>
       <w:pPr>
-        <w:pStyle w:val="Listaszerbekezds"/>
+        <w:pStyle w:val="ListParagraph"/>
         <w:numPr>
           <w:ilvl w:val="0"/>
           <w:numId w:val="26"/>
@@ -5226,7 +5222,7 @@
     </w:p>
     <w:p>
       <w:pPr>
-        <w:pStyle w:val="Cmsor2"/>
+        <w:pStyle w:val="Heading2"/>
       </w:pPr>
       <w:bookmarkStart w:id="17" w:name="_Toc223072414"/>
       <w:r>
@@ -5244,7 +5240,7 @@
     </w:p>
     <w:p>
       <w:pPr>
-        <w:pStyle w:val="Cmsor2"/>
+        <w:pStyle w:val="Heading2"/>
       </w:pPr>
       <w:bookmarkStart w:id="18" w:name="_Toc223072415"/>
       <w:r>
@@ -5254,7 +5250,7 @@
     </w:p>
     <w:p>
       <w:pPr>
-        <w:pStyle w:val="Listaszerbekezds"/>
+        <w:pStyle w:val="ListParagraph"/>
       </w:pPr>
       <w:r>
         <w:t>1.2. pontban található feltételek teljesülése</w:t>
@@ -5262,7 +5258,7 @@
     </w:p>
     <w:p>
       <w:pPr>
-        <w:pStyle w:val="Listaszerbekezds"/>
+        <w:pStyle w:val="ListParagraph"/>
       </w:pPr>
       <w:r>
         <w:t>REG-2 tesztesetnél már léteznie kell egy cégnek a megadott adószámmal</w:t>
@@ -5273,7 +5269,7 @@
     </w:p>
     <w:p>
       <w:pPr>
-        <w:pStyle w:val="Cmsor2"/>
+        <w:pStyle w:val="Heading2"/>
       </w:pPr>
       <w:bookmarkStart w:id="19" w:name="_Toc223072416"/>
       <w:r>
@@ -5283,7 +5279,7 @@
     </w:p>
     <w:tbl>
       <w:tblPr>
-        <w:tblStyle w:val="Rcsostblzat"/>
+        <w:tblStyle w:val="TableGrid"/>
         <w:tblW w:w="0" w:type="auto"/>
         <w:tblInd w:w="1418" w:type="dxa"/>
         <w:tblLook w:val="04A0" w:firstRow="1" w:lastRow="0" w:firstColumn="1" w:lastColumn="0" w:noHBand="0" w:noVBand="1"/>
@@ -5773,7 +5769,7 @@
     </w:p>
     <w:tbl>
       <w:tblPr>
-        <w:tblStyle w:val="Rcsostblzat"/>
+        <w:tblStyle w:val="TableGrid"/>
         <w:tblW w:w="0" w:type="auto"/>
         <w:tblInd w:w="1418" w:type="dxa"/>
         <w:tblLook w:val="04A0" w:firstRow="1" w:lastRow="0" w:firstColumn="1" w:lastColumn="0" w:noHBand="0" w:noVBand="1"/>
@@ -6258,7 +6254,7 @@
     </w:p>
     <w:p>
       <w:pPr>
-        <w:pStyle w:val="Cmsor2"/>
+        <w:pStyle w:val="Heading2"/>
       </w:pPr>
       <w:bookmarkStart w:id="20" w:name="_Toc223072417"/>
       <w:r>
@@ -6269,7 +6265,7 @@
     </w:p>
     <w:p>
       <w:pPr>
-        <w:pStyle w:val="Listaszerbekezds"/>
+        <w:pStyle w:val="ListParagraph"/>
       </w:pPr>
       <w:r>
         <w:t>REG</w:t>
@@ -6295,7 +6291,7 @@
     </w:p>
     <w:p>
       <w:pPr>
-        <w:pStyle w:val="Listaszerbekezds"/>
+        <w:pStyle w:val="ListParagraph"/>
       </w:pPr>
       <w:r>
         <w:t>REG</w:t>
@@ -6319,7 +6315,7 @@
     </w:p>
     <w:p>
       <w:pPr>
-        <w:pStyle w:val="Cmsor2"/>
+        <w:pStyle w:val="Heading2"/>
       </w:pPr>
       <w:bookmarkStart w:id="21" w:name="_Toc223072418"/>
       <w:r>
@@ -6635,7 +6631,7 @@
     </w:p>
     <w:p>
       <w:pPr>
-        <w:pStyle w:val="Cmsor2"/>
+        <w:pStyle w:val="Heading2"/>
       </w:pPr>
       <w:bookmarkStart w:id="22" w:name="_Toc223072419"/>
       <w:r>
@@ -6667,7 +6663,7 @@
     </w:p>
     <w:p>
       <w:pPr>
-        <w:pStyle w:val="Cmsor1"/>
+        <w:pStyle w:val="Heading1"/>
       </w:pPr>
       <w:r>
         <w:lastRenderedPageBreak/>
@@ -6681,7 +6677,7 @@
     </w:p>
     <w:p>
       <w:pPr>
-        <w:pStyle w:val="Cmsor2"/>
+        <w:pStyle w:val="Heading2"/>
       </w:pPr>
       <w:bookmarkStart w:id="24" w:name="_Toc223072421"/>
       <w:r>
@@ -6691,7 +6687,7 @@
     </w:p>
     <w:p>
       <w:pPr>
-        <w:pStyle w:val="Listaszerbekezds"/>
+        <w:pStyle w:val="ListParagraph"/>
         <w:numPr>
           <w:ilvl w:val="0"/>
           <w:numId w:val="26"/>
@@ -6709,7 +6705,7 @@
     </w:p>
     <w:p>
       <w:pPr>
-        <w:pStyle w:val="Listaszerbekezds"/>
+        <w:pStyle w:val="ListParagraph"/>
         <w:numPr>
           <w:ilvl w:val="0"/>
           <w:numId w:val="26"/>
@@ -6727,7 +6723,7 @@
     </w:p>
     <w:p>
       <w:pPr>
-        <w:pStyle w:val="Cmsor2"/>
+        <w:pStyle w:val="Heading2"/>
       </w:pPr>
       <w:bookmarkStart w:id="25" w:name="_Toc223072422"/>
       <w:r>
@@ -6742,7 +6738,7 @@
     </w:p>
     <w:p>
       <w:pPr>
-        <w:pStyle w:val="Cmsor2"/>
+        <w:pStyle w:val="Heading2"/>
       </w:pPr>
       <w:bookmarkStart w:id="26" w:name="_Toc223072423"/>
       <w:r>
@@ -6752,7 +6748,7 @@
     </w:p>
     <w:p>
       <w:pPr>
-        <w:pStyle w:val="Listaszerbekezds"/>
+        <w:pStyle w:val="ListParagraph"/>
       </w:pPr>
       <w:r>
         <w:t>1.2. pontban található feltételek teljesülése</w:t>
@@ -6760,7 +6756,7 @@
     </w:p>
     <w:p>
       <w:pPr>
-        <w:pStyle w:val="Listaszerbekezds"/>
+        <w:pStyle w:val="ListParagraph"/>
       </w:pPr>
       <w:r>
         <w:t xml:space="preserve">A </w:t>
@@ -6780,7 +6776,7 @@
     </w:p>
     <w:p>
       <w:pPr>
-        <w:pStyle w:val="Cmsor2"/>
+        <w:pStyle w:val="Heading2"/>
       </w:pPr>
       <w:bookmarkStart w:id="27" w:name="_Toc223072424"/>
       <w:r>
@@ -6790,7 +6786,7 @@
     </w:p>
     <w:tbl>
       <w:tblPr>
-        <w:tblStyle w:val="Rcsostblzat"/>
+        <w:tblStyle w:val="TableGrid"/>
         <w:tblW w:w="0" w:type="auto"/>
         <w:tblInd w:w="1418" w:type="dxa"/>
         <w:tblLook w:val="04A0" w:firstRow="1" w:lastRow="0" w:firstColumn="1" w:lastColumn="0" w:noHBand="0" w:noVBand="1"/>
@@ -6917,7 +6913,7 @@
     </w:p>
     <w:tbl>
       <w:tblPr>
-        <w:tblStyle w:val="Rcsostblzat"/>
+        <w:tblStyle w:val="TableGrid"/>
         <w:tblW w:w="0" w:type="auto"/>
         <w:tblInd w:w="1418" w:type="dxa"/>
         <w:tblLook w:val="04A0" w:firstRow="1" w:lastRow="0" w:firstColumn="1" w:lastColumn="0" w:noHBand="0" w:noVBand="1"/>
@@ -7031,7 +7027,7 @@
     </w:tbl>
     <w:p>
       <w:pPr>
-        <w:pStyle w:val="Cmsor2"/>
+        <w:pStyle w:val="Heading2"/>
       </w:pPr>
       <w:bookmarkStart w:id="28" w:name="_Toc223072425"/>
       <w:r>
@@ -7041,7 +7037,7 @@
     </w:p>
     <w:p>
       <w:pPr>
-        <w:pStyle w:val="Listaszerbekezds"/>
+        <w:pStyle w:val="ListParagraph"/>
       </w:pPr>
       <w:r>
         <w:t>SIDEBAR-1</w:t>
@@ -7058,7 +7054,7 @@
     </w:p>
     <w:p>
       <w:pPr>
-        <w:pStyle w:val="Listaszerbekezds"/>
+        <w:pStyle w:val="ListParagraph"/>
       </w:pPr>
       <w:r>
         <w:t>SIDEBAR-2</w:t>
@@ -7078,7 +7074,7 @@
     </w:p>
     <w:p>
       <w:pPr>
-        <w:pStyle w:val="Cmsor2"/>
+        <w:pStyle w:val="Heading2"/>
       </w:pPr>
       <w:bookmarkStart w:id="29" w:name="_Toc223072426"/>
       <w:r>
@@ -7168,6 +7164,7 @@
           <w:lang w:eastAsia="hu-HU"/>
         </w:rPr>
       </w:pPr>
+      <w:proofErr w:type="gramStart"/>
       <w:r>
         <w:rPr>
           <w:lang w:eastAsia="hu-HU"/>
@@ -7178,7 +7175,14 @@
         <w:rPr>
           <w:lang w:eastAsia="hu-HU"/>
         </w:rPr>
-        <w:t xml:space="preserve"> ’/’ oldal megnyitása a navigációs sávon található RÉKA-logóra kattintva, ami bejelentkezve a /</w:t>
+        <w:t xml:space="preserve"> ’</w:t>
+      </w:r>
+      <w:proofErr w:type="gramEnd"/>
+      <w:r>
+        <w:rPr>
+          <w:lang w:eastAsia="hu-HU"/>
+        </w:rPr>
+        <w:t>/’ oldal megnyitása a navigációs sávon található RÉKA-logóra kattintva, ami bejelentkezve a /</w:t>
       </w:r>
       <w:proofErr w:type="spellStart"/>
       <w:r>
@@ -7275,7 +7279,7 @@
     </w:p>
     <w:p>
       <w:pPr>
-        <w:pStyle w:val="Cmsor2"/>
+        <w:pStyle w:val="Heading2"/>
       </w:pPr>
       <w:bookmarkStart w:id="30" w:name="_Toc223072427"/>
       <w:r>
@@ -7307,7 +7311,7 @@
     </w:p>
     <w:p>
       <w:pPr>
-        <w:pStyle w:val="Cmsor1"/>
+        <w:pStyle w:val="Heading1"/>
       </w:pPr>
       <w:r>
         <w:lastRenderedPageBreak/>
@@ -7321,7 +7325,7 @@
     </w:p>
     <w:p>
       <w:pPr>
-        <w:pStyle w:val="Cmsor2"/>
+        <w:pStyle w:val="Heading2"/>
       </w:pPr>
       <w:bookmarkStart w:id="32" w:name="_Toc223072429"/>
       <w:r>
@@ -7331,7 +7335,7 @@
     </w:p>
     <w:p>
       <w:pPr>
-        <w:pStyle w:val="Listaszerbekezds"/>
+        <w:pStyle w:val="ListParagraph"/>
         <w:numPr>
           <w:ilvl w:val="0"/>
           <w:numId w:val="26"/>
@@ -7349,7 +7353,7 @@
     </w:p>
     <w:p>
       <w:pPr>
-        <w:pStyle w:val="Listaszerbekezds"/>
+        <w:pStyle w:val="ListParagraph"/>
         <w:numPr>
           <w:ilvl w:val="0"/>
           <w:numId w:val="26"/>
@@ -7367,7 +7371,7 @@
     </w:p>
     <w:p>
       <w:pPr>
-        <w:pStyle w:val="Listaszerbekezds"/>
+        <w:pStyle w:val="ListParagraph"/>
         <w:numPr>
           <w:ilvl w:val="0"/>
           <w:numId w:val="26"/>
@@ -7379,7 +7383,7 @@
     </w:p>
     <w:p>
       <w:pPr>
-        <w:pStyle w:val="Listaszerbekezds"/>
+        <w:pStyle w:val="ListParagraph"/>
         <w:numPr>
           <w:ilvl w:val="0"/>
           <w:numId w:val="26"/>
@@ -7399,7 +7403,7 @@
     </w:p>
     <w:p>
       <w:pPr>
-        <w:pStyle w:val="Cmsor2"/>
+        <w:pStyle w:val="Heading2"/>
       </w:pPr>
       <w:bookmarkStart w:id="33" w:name="_Toc223072430"/>
       <w:r>
@@ -7414,7 +7418,7 @@
     </w:p>
     <w:p>
       <w:pPr>
-        <w:pStyle w:val="Cmsor2"/>
+        <w:pStyle w:val="Heading2"/>
       </w:pPr>
       <w:bookmarkStart w:id="34" w:name="_Toc223072431"/>
       <w:r>
@@ -7424,7 +7428,7 @@
     </w:p>
     <w:p>
       <w:pPr>
-        <w:pStyle w:val="Listaszerbekezds"/>
+        <w:pStyle w:val="ListParagraph"/>
       </w:pPr>
       <w:r>
         <w:t>1.2. pontban található feltételek teljesülése</w:t>
@@ -7432,7 +7436,7 @@
     </w:p>
     <w:p>
       <w:pPr>
-        <w:pStyle w:val="Listaszerbekezds"/>
+        <w:pStyle w:val="ListParagraph"/>
       </w:pPr>
       <w:r>
         <w:t>A tesztesetek során használt felhasználói profilok megléte az adatbázisban a megfelelő jogosultságokkal</w:t>
@@ -7440,7 +7444,7 @@
     </w:p>
     <w:p>
       <w:pPr>
-        <w:pStyle w:val="Listaszerbekezds"/>
+        <w:pStyle w:val="ListParagraph"/>
       </w:pPr>
       <w:r>
         <w:t>WAREHOUSE-1 tesztesetnél a fióknak rendelkeznie kell a megfelelő jogosultságokkal, a cégének pedig előfizetéssel.</w:t>
@@ -7451,7 +7455,7 @@
     </w:p>
     <w:p>
       <w:pPr>
-        <w:pStyle w:val="Listaszerbekezds"/>
+        <w:pStyle w:val="ListParagraph"/>
       </w:pPr>
       <w:r>
         <w:t xml:space="preserve">WAREHOUSE-2 tesztesetnél a fióknak rendelkeznie kell a megfelelő jogosultságokkal, de a </w:t>
@@ -7467,7 +7471,7 @@
     </w:p>
     <w:p>
       <w:pPr>
-        <w:pStyle w:val="Listaszerbekezds"/>
+        <w:pStyle w:val="ListParagraph"/>
       </w:pPr>
       <w:r>
         <w:t>WAREHOUSE-3 tesztesetnél a fióknak rendelkeznie kell rendelés összekészítői jogosultsággal, de nem rendelkezhet raktárkezelői jogokkal.</w:t>
@@ -7475,7 +7479,7 @@
     </w:p>
     <w:p>
       <w:pPr>
-        <w:pStyle w:val="Listaszerbekezds"/>
+        <w:pStyle w:val="ListParagraph"/>
       </w:pPr>
       <w:r>
         <w:t>WAREHOUSE-4 tesztesetnél a fiók nem rendelkezhet se raktárkezelői, se rendelés összekészítői jogokkal.</w:t>
@@ -7483,7 +7487,7 @@
     </w:p>
     <w:p>
       <w:pPr>
-        <w:pStyle w:val="Cmsor2"/>
+        <w:pStyle w:val="Heading2"/>
       </w:pPr>
       <w:bookmarkStart w:id="35" w:name="_Toc223072432"/>
       <w:r>
@@ -7493,7 +7497,7 @@
     </w:p>
     <w:tbl>
       <w:tblPr>
-        <w:tblStyle w:val="Rcsostblzat"/>
+        <w:tblStyle w:val="TableGrid"/>
         <w:tblW w:w="0" w:type="auto"/>
         <w:tblInd w:w="1418" w:type="dxa"/>
         <w:tblLook w:val="04A0" w:firstRow="1" w:lastRow="0" w:firstColumn="1" w:lastColumn="0" w:noHBand="0" w:noVBand="1"/>
@@ -7986,7 +7990,7 @@
     </w:p>
     <w:tbl>
       <w:tblPr>
-        <w:tblStyle w:val="Rcsostblzat"/>
+        <w:tblStyle w:val="TableGrid"/>
         <w:tblW w:w="0" w:type="auto"/>
         <w:tblInd w:w="1418" w:type="dxa"/>
         <w:tblLook w:val="04A0" w:firstRow="1" w:lastRow="0" w:firstColumn="1" w:lastColumn="0" w:noHBand="0" w:noVBand="1"/>
@@ -8109,7 +8113,7 @@
     </w:p>
     <w:tbl>
       <w:tblPr>
-        <w:tblStyle w:val="Rcsostblzat"/>
+        <w:tblStyle w:val="TableGrid"/>
         <w:tblW w:w="0" w:type="auto"/>
         <w:tblInd w:w="1418" w:type="dxa"/>
         <w:tblLook w:val="04A0" w:firstRow="1" w:lastRow="0" w:firstColumn="1" w:lastColumn="0" w:noHBand="0" w:noVBand="1"/>
@@ -8233,7 +8237,7 @@
     </w:p>
     <w:tbl>
       <w:tblPr>
-        <w:tblStyle w:val="Rcsostblzat"/>
+        <w:tblStyle w:val="TableGrid"/>
         <w:tblW w:w="0" w:type="auto"/>
         <w:tblInd w:w="1418" w:type="dxa"/>
         <w:tblLook w:val="04A0" w:firstRow="1" w:lastRow="0" w:firstColumn="1" w:lastColumn="0" w:noHBand="0" w:noVBand="1"/>
@@ -8355,7 +8359,7 @@
     </w:p>
     <w:p>
       <w:pPr>
-        <w:pStyle w:val="Cmsor2"/>
+        <w:pStyle w:val="Heading2"/>
       </w:pPr>
       <w:bookmarkStart w:id="36" w:name="_Toc223072433"/>
       <w:r>
@@ -8365,7 +8369,7 @@
     </w:p>
     <w:p>
       <w:pPr>
-        <w:pStyle w:val="Listaszerbekezds"/>
+        <w:pStyle w:val="ListParagraph"/>
       </w:pPr>
       <w:r>
         <w:t>WAREHOUSE</w:t>
@@ -8383,7 +8387,7 @@
     </w:p>
     <w:p>
       <w:pPr>
-        <w:pStyle w:val="Listaszerbekezds"/>
+        <w:pStyle w:val="ListParagraph"/>
       </w:pPr>
       <w:r>
         <w:t>WAREHOUSE</w:t>
@@ -8400,7 +8404,7 @@
     </w:p>
     <w:p>
       <w:pPr>
-        <w:pStyle w:val="Listaszerbekezds"/>
+        <w:pStyle w:val="ListParagraph"/>
       </w:pPr>
       <w:r>
         <w:t>WAREHOUSE</w:t>
@@ -8415,7 +8419,7 @@
     </w:p>
     <w:p>
       <w:pPr>
-        <w:pStyle w:val="Listaszerbekezds"/>
+        <w:pStyle w:val="ListParagraph"/>
       </w:pPr>
       <w:r>
         <w:t>WAREHOUSE</w:t>
@@ -8436,7 +8440,7 @@
     </w:p>
     <w:p>
       <w:pPr>
-        <w:pStyle w:val="Cmsor2"/>
+        <w:pStyle w:val="Heading2"/>
       </w:pPr>
       <w:bookmarkStart w:id="37" w:name="_Toc223072434"/>
       <w:r>
@@ -8542,13 +8546,7 @@
         <w:rPr>
           <w:lang w:eastAsia="hu-HU"/>
         </w:rPr>
-        <w:t xml:space="preserve"> </w:t>
-      </w:r>
-      <w:r>
-        <w:rPr>
-          <w:lang w:eastAsia="hu-HU"/>
-        </w:rPr>
-        <w:t>a hamburger menüvel</w:t>
+        <w:t xml:space="preserve"> a hamburger menüvel</w:t>
       </w:r>
       <w:r>
         <w:rPr>
@@ -8703,13 +8701,7 @@
         <w:rPr>
           <w:lang w:eastAsia="hu-HU"/>
         </w:rPr>
-        <w:t xml:space="preserve"> </w:t>
-      </w:r>
-      <w:r>
-        <w:rPr>
-          <w:lang w:eastAsia="hu-HU"/>
-        </w:rPr>
-        <w:t>(mobil felbontás esetén előtte az oldalsáv megnyitása a hamburger menüvel)</w:t>
+        <w:t xml:space="preserve"> (mobil felbontás esetén előtte az oldalsáv megnyitása a hamburger menüvel)</w:t>
       </w:r>
     </w:p>
     <w:p>
@@ -8812,13 +8804,7 @@
         <w:rPr>
           <w:lang w:eastAsia="hu-HU"/>
         </w:rPr>
-        <w:t xml:space="preserve"> </w:t>
-      </w:r>
-      <w:r>
-        <w:rPr>
-          <w:lang w:eastAsia="hu-HU"/>
-        </w:rPr>
-        <w:t>(mobil felbontás esetén előtte az oldalsáv megnyitása a hamburger menüvel)</w:t>
+        <w:t xml:space="preserve"> (mobil felbontás esetén előtte az oldalsáv megnyitása a hamburger menüvel)</w:t>
       </w:r>
     </w:p>
     <w:p>
@@ -8920,18 +8906,12 @@
         <w:rPr>
           <w:lang w:eastAsia="hu-HU"/>
         </w:rPr>
-        <w:t xml:space="preserve"> </w:t>
-      </w:r>
-      <w:r>
-        <w:rPr>
-          <w:lang w:eastAsia="hu-HU"/>
-        </w:rPr>
-        <w:t>(mobil felbontás esetén előtte az oldalsáv megnyitása a hamburger menüvel)</w:t>
-      </w:r>
-    </w:p>
-    <w:p>
-      <w:pPr>
-        <w:pStyle w:val="Cmsor2"/>
+        <w:t xml:space="preserve"> (mobil felbontás esetén előtte az oldalsáv megnyitása a hamburger menüvel)</w:t>
+      </w:r>
+    </w:p>
+    <w:p>
+      <w:pPr>
+        <w:pStyle w:val="Heading2"/>
       </w:pPr>
       <w:bookmarkStart w:id="38" w:name="_Toc223072435"/>
       <w:r>
@@ -8962,7 +8942,7 @@
     </w:p>
     <w:p>
       <w:pPr>
-        <w:pStyle w:val="Nincstrkz"/>
+        <w:pStyle w:val="NoSpacing"/>
       </w:pPr>
     </w:p>
     <w:sectPr>
@@ -8977,7 +8957,7 @@
 </file>
 
 <file path=word/endnotes.xml><?xml version="1.0" encoding="utf-8"?>
-<w:endnotes xmlns:wpc="http://schemas.microsoft.com/office/word/2010/wordprocessingCanvas" xmlns:cx="http://schemas.microsoft.com/office/drawing/2014/chartex" xmlns:cx1="http://schemas.microsoft.com/office/drawing/2015/9/8/chartex" xmlns:cx2="http://schemas.microsoft.com/office/drawing/2015/10/21/chartex" xmlns:cx3="http://schemas.microsoft.com/office/drawing/2016/5/9/chartex" xmlns:cx4="http://schemas.microsoft.com/office/drawing/2016/5/10/chartex" xmlns:cx5="http://schemas.microsoft.com/office/drawing/2016/5/11/chartex" xmlns:cx6="http://schemas.microsoft.com/office/drawing/2016/5/12/chartex" xmlns:cx7="http://schemas.microsoft.com/office/drawing/2016/5/13/chartex" xmlns:cx8="http://schemas.microsoft.com/office/drawing/2016/5/14/chartex" xmlns:mc="http://schemas.openxmlformats.org/markup-compatibility/2006" xmlns:aink="http://schemas.microsoft.com/office/drawing/2016/ink" xmlns:am3d="http://schemas.microsoft.com/office/drawing/2017/model3d" xmlns:o="urn:schemas-microsoft-com:office:office" xmlns:r="http://schemas.openxmlformats.org/officeDocument/2006/relationships" xmlns:m="http://schemas.openxmlformats.org/officeDocument/2006/math" xmlns:v="urn:schemas-microsoft-com:vml" xmlns:wp14="http://schemas.microsoft.com/office/word/2010/wordprocessingDrawing" xmlns:wp="http://schemas.openxmlformats.org/drawingml/2006/wordprocessingDrawing" xmlns:w10="urn:schemas-microsoft-com:office:word" xmlns:w="http://schemas.openxmlformats.org/wordprocessingml/2006/main" xmlns:w14="http://schemas.microsoft.com/office/word/2010/wordml" xmlns:w15="http://schemas.microsoft.com/office/word/2012/wordml" xmlns:w16cex="http://schemas.microsoft.com/office/word/2018/wordml/cex" xmlns:w16cid="http://schemas.microsoft.com/office/word/2016/wordml/cid" xmlns:w16="http://schemas.microsoft.com/office/word/2018/wordml" xmlns:w16sdtdh="http://schemas.microsoft.com/office/word/2020/wordml/sdtdatahash" xmlns:w16se="http://schemas.microsoft.com/office/word/2015/wordml/symex" xmlns:wpg="http://schemas.microsoft.com/office/word/2010/wordprocessingGroup" xmlns:wpi="http://schemas.microsoft.com/office/word/2010/wordprocessingInk" xmlns:wne="http://schemas.microsoft.com/office/word/2006/wordml" xmlns:wps="http://schemas.microsoft.com/office/word/2010/wordprocessingShape" mc:Ignorable="w14 w15 w16se w16cid w16 w16cex w16sdtdh wp14">
+<w:endnotes xmlns:wpc="http://schemas.microsoft.com/office/word/2010/wordprocessingCanvas" xmlns:cx="http://schemas.microsoft.com/office/drawing/2014/chartex" xmlns:cx1="http://schemas.microsoft.com/office/drawing/2015/9/8/chartex" xmlns:cx2="http://schemas.microsoft.com/office/drawing/2015/10/21/chartex" xmlns:cx3="http://schemas.microsoft.com/office/drawing/2016/5/9/chartex" xmlns:cx4="http://schemas.microsoft.com/office/drawing/2016/5/10/chartex" xmlns:cx5="http://schemas.microsoft.com/office/drawing/2016/5/11/chartex" xmlns:cx6="http://schemas.microsoft.com/office/drawing/2016/5/12/chartex" xmlns:cx7="http://schemas.microsoft.com/office/drawing/2016/5/13/chartex" xmlns:cx8="http://schemas.microsoft.com/office/drawing/2016/5/14/chartex" xmlns:mc="http://schemas.openxmlformats.org/markup-compatibility/2006" xmlns:aink="http://schemas.microsoft.com/office/drawing/2016/ink" xmlns:am3d="http://schemas.microsoft.com/office/drawing/2017/model3d" xmlns:o="urn:schemas-microsoft-com:office:office" xmlns:oel="http://schemas.microsoft.com/office/2019/extlst" xmlns:r="http://schemas.openxmlformats.org/officeDocument/2006/relationships" xmlns:m="http://schemas.openxmlformats.org/officeDocument/2006/math" xmlns:v="urn:schemas-microsoft-com:vml" xmlns:wp14="http://schemas.microsoft.com/office/word/2010/wordprocessingDrawing" xmlns:wp="http://schemas.openxmlformats.org/drawingml/2006/wordprocessingDrawing" xmlns:w10="urn:schemas-microsoft-com:office:word" xmlns:w="http://schemas.openxmlformats.org/wordprocessingml/2006/main" xmlns:w14="http://schemas.microsoft.com/office/word/2010/wordml" xmlns:w15="http://schemas.microsoft.com/office/word/2012/wordml" xmlns:w16cex="http://schemas.microsoft.com/office/word/2018/wordml/cex" xmlns:w16cid="http://schemas.microsoft.com/office/word/2016/wordml/cid" xmlns:w16="http://schemas.microsoft.com/office/word/2018/wordml" xmlns:w16du="http://schemas.microsoft.com/office/word/2023/wordml/word16du" xmlns:w16sdtdh="http://schemas.microsoft.com/office/word/2020/wordml/sdtdatahash" xmlns:w16sdtfl="http://schemas.microsoft.com/office/word/2024/wordml/sdtformatlock" xmlns:w16se="http://schemas.microsoft.com/office/word/2015/wordml/symex" xmlns:wpg="http://schemas.microsoft.com/office/word/2010/wordprocessingGroup" xmlns:wpi="http://schemas.microsoft.com/office/word/2010/wordprocessingInk" xmlns:wne="http://schemas.microsoft.com/office/word/2006/wordml" xmlns:wps="http://schemas.microsoft.com/office/word/2010/wordprocessingShape" mc:Ignorable="w14 w15 w16se w16cid w16 w16cex w16sdtdh w16sdtfl w16du wp14">
   <w:endnote w:type="separator" w:id="-1">
     <w:p>
       <w:pPr>
@@ -9002,7 +8982,7 @@
 </file>
 
 <file path=word/footer1.xml><?xml version="1.0" encoding="utf-8"?>
-<w:ftr xmlns:wpc="http://schemas.microsoft.com/office/word/2010/wordprocessingCanvas" xmlns:cx="http://schemas.microsoft.com/office/drawing/2014/chartex" xmlns:cx1="http://schemas.microsoft.com/office/drawing/2015/9/8/chartex" xmlns:cx2="http://schemas.microsoft.com/office/drawing/2015/10/21/chartex" xmlns:cx3="http://schemas.microsoft.com/office/drawing/2016/5/9/chartex" xmlns:cx4="http://schemas.microsoft.com/office/drawing/2016/5/10/chartex" xmlns:cx5="http://schemas.microsoft.com/office/drawing/2016/5/11/chartex" xmlns:cx6="http://schemas.microsoft.com/office/drawing/2016/5/12/chartex" xmlns:cx7="http://schemas.microsoft.com/office/drawing/2016/5/13/chartex" xmlns:cx8="http://schemas.microsoft.com/office/drawing/2016/5/14/chartex" xmlns:mc="http://schemas.openxmlformats.org/markup-compatibility/2006" xmlns:aink="http://schemas.microsoft.com/office/drawing/2016/ink" xmlns:am3d="http://schemas.microsoft.com/office/drawing/2017/model3d" xmlns:o="urn:schemas-microsoft-com:office:office" xmlns:r="http://schemas.openxmlformats.org/officeDocument/2006/relationships" xmlns:m="http://schemas.openxmlformats.org/officeDocument/2006/math" xmlns:v="urn:schemas-microsoft-com:vml" xmlns:wp14="http://schemas.microsoft.com/office/word/2010/wordprocessingDrawing" xmlns:wp="http://schemas.openxmlformats.org/drawingml/2006/wordprocessingDrawing" xmlns:w10="urn:schemas-microsoft-com:office:word" xmlns:w="http://schemas.openxmlformats.org/wordprocessingml/2006/main" xmlns:w14="http://schemas.microsoft.com/office/word/2010/wordml" xmlns:w15="http://schemas.microsoft.com/office/word/2012/wordml" xmlns:w16cex="http://schemas.microsoft.com/office/word/2018/wordml/cex" xmlns:w16cid="http://schemas.microsoft.com/office/word/2016/wordml/cid" xmlns:w16="http://schemas.microsoft.com/office/word/2018/wordml" xmlns:w16sdtdh="http://schemas.microsoft.com/office/word/2020/wordml/sdtdatahash" xmlns:w16se="http://schemas.microsoft.com/office/word/2015/wordml/symex" xmlns:wpg="http://schemas.microsoft.com/office/word/2010/wordprocessingGroup" xmlns:wpi="http://schemas.microsoft.com/office/word/2010/wordprocessingInk" xmlns:wne="http://schemas.microsoft.com/office/word/2006/wordml" xmlns:wps="http://schemas.microsoft.com/office/word/2010/wordprocessingShape" mc:Ignorable="w14 w15 w16se w16cid w16 w16cex w16sdtdh wp14">
+<w:ftr xmlns:wpc="http://schemas.microsoft.com/office/word/2010/wordprocessingCanvas" xmlns:cx="http://schemas.microsoft.com/office/drawing/2014/chartex" xmlns:cx1="http://schemas.microsoft.com/office/drawing/2015/9/8/chartex" xmlns:cx2="http://schemas.microsoft.com/office/drawing/2015/10/21/chartex" xmlns:cx3="http://schemas.microsoft.com/office/drawing/2016/5/9/chartex" xmlns:cx4="http://schemas.microsoft.com/office/drawing/2016/5/10/chartex" xmlns:cx5="http://schemas.microsoft.com/office/drawing/2016/5/11/chartex" xmlns:cx6="http://schemas.microsoft.com/office/drawing/2016/5/12/chartex" xmlns:cx7="http://schemas.microsoft.com/office/drawing/2016/5/13/chartex" xmlns:cx8="http://schemas.microsoft.com/office/drawing/2016/5/14/chartex" xmlns:mc="http://schemas.openxmlformats.org/markup-compatibility/2006" xmlns:aink="http://schemas.microsoft.com/office/drawing/2016/ink" xmlns:am3d="http://schemas.microsoft.com/office/drawing/2017/model3d" xmlns:o="urn:schemas-microsoft-com:office:office" xmlns:oel="http://schemas.microsoft.com/office/2019/extlst" xmlns:r="http://schemas.openxmlformats.org/officeDocument/2006/relationships" xmlns:m="http://schemas.openxmlformats.org/officeDocument/2006/math" xmlns:v="urn:schemas-microsoft-com:vml" xmlns:wp14="http://schemas.microsoft.com/office/word/2010/wordprocessingDrawing" xmlns:wp="http://schemas.openxmlformats.org/drawingml/2006/wordprocessingDrawing" xmlns:w10="urn:schemas-microsoft-com:office:word" xmlns:w="http://schemas.openxmlformats.org/wordprocessingml/2006/main" xmlns:w14="http://schemas.microsoft.com/office/word/2010/wordml" xmlns:w15="http://schemas.microsoft.com/office/word/2012/wordml" xmlns:w16cex="http://schemas.microsoft.com/office/word/2018/wordml/cex" xmlns:w16cid="http://schemas.microsoft.com/office/word/2016/wordml/cid" xmlns:w16="http://schemas.microsoft.com/office/word/2018/wordml" xmlns:w16du="http://schemas.microsoft.com/office/word/2023/wordml/word16du" xmlns:w16sdtdh="http://schemas.microsoft.com/office/word/2020/wordml/sdtdatahash" xmlns:w16sdtfl="http://schemas.microsoft.com/office/word/2024/wordml/sdtformatlock" xmlns:w16se="http://schemas.microsoft.com/office/word/2015/wordml/symex" xmlns:wpg="http://schemas.microsoft.com/office/word/2010/wordprocessingGroup" xmlns:wpi="http://schemas.microsoft.com/office/word/2010/wordprocessingInk" xmlns:wne="http://schemas.microsoft.com/office/word/2006/wordml" xmlns:wps="http://schemas.microsoft.com/office/word/2010/wordprocessingShape" mc:Ignorable="w14 w15 w16se w16cid w16 w16cex w16sdtdh w16sdtfl w16du wp14">
   <w:sdt>
     <w:sdtPr>
       <w:id w:val="-484398938"/>
@@ -9020,7 +9000,7 @@
     <w:sdtContent>
       <w:p>
         <w:pPr>
-          <w:pStyle w:val="llb"/>
+          <w:pStyle w:val="Footer"/>
           <w:pBdr>
             <w:top w:val="single" w:sz="6" w:space="1" w:color="auto"/>
           </w:pBdr>
@@ -9122,10 +9102,10 @@
 </file>
 
 <file path=word/footer2.xml><?xml version="1.0" encoding="utf-8"?>
-<w:ftr xmlns:wpc="http://schemas.microsoft.com/office/word/2010/wordprocessingCanvas" xmlns:cx="http://schemas.microsoft.com/office/drawing/2014/chartex" xmlns:cx1="http://schemas.microsoft.com/office/drawing/2015/9/8/chartex" xmlns:cx2="http://schemas.microsoft.com/office/drawing/2015/10/21/chartex" xmlns:cx3="http://schemas.microsoft.com/office/drawing/2016/5/9/chartex" xmlns:cx4="http://schemas.microsoft.com/office/drawing/2016/5/10/chartex" xmlns:cx5="http://schemas.microsoft.com/office/drawing/2016/5/11/chartex" xmlns:cx6="http://schemas.microsoft.com/office/drawing/2016/5/12/chartex" xmlns:cx7="http://schemas.microsoft.com/office/drawing/2016/5/13/chartex" xmlns:cx8="http://schemas.microsoft.com/office/drawing/2016/5/14/chartex" xmlns:mc="http://schemas.openxmlformats.org/markup-compatibility/2006" xmlns:aink="http://schemas.microsoft.com/office/drawing/2016/ink" xmlns:am3d="http://schemas.microsoft.com/office/drawing/2017/model3d" xmlns:o="urn:schemas-microsoft-com:office:office" xmlns:r="http://schemas.openxmlformats.org/officeDocument/2006/relationships" xmlns:m="http://schemas.openxmlformats.org/officeDocument/2006/math" xmlns:v="urn:schemas-microsoft-com:vml" xmlns:wp14="http://schemas.microsoft.com/office/word/2010/wordprocessingDrawing" xmlns:wp="http://schemas.openxmlformats.org/drawingml/2006/wordprocessingDrawing" xmlns:w10="urn:schemas-microsoft-com:office:word" xmlns:w="http://schemas.openxmlformats.org/wordprocessingml/2006/main" xmlns:w14="http://schemas.microsoft.com/office/word/2010/wordml" xmlns:w15="http://schemas.microsoft.com/office/word/2012/wordml" xmlns:w16cex="http://schemas.microsoft.com/office/word/2018/wordml/cex" xmlns:w16cid="http://schemas.microsoft.com/office/word/2016/wordml/cid" xmlns:w16="http://schemas.microsoft.com/office/word/2018/wordml" xmlns:w16sdtdh="http://schemas.microsoft.com/office/word/2020/wordml/sdtdatahash" xmlns:w16se="http://schemas.microsoft.com/office/word/2015/wordml/symex" xmlns:wpg="http://schemas.microsoft.com/office/word/2010/wordprocessingGroup" xmlns:wpi="http://schemas.microsoft.com/office/word/2010/wordprocessingInk" xmlns:wne="http://schemas.microsoft.com/office/word/2006/wordml" xmlns:wps="http://schemas.microsoft.com/office/word/2010/wordprocessingShape" mc:Ignorable="w14 w15 w16se w16cid w16 w16cex w16sdtdh wp14">
+<w:ftr xmlns:wpc="http://schemas.microsoft.com/office/word/2010/wordprocessingCanvas" xmlns:cx="http://schemas.microsoft.com/office/drawing/2014/chartex" xmlns:cx1="http://schemas.microsoft.com/office/drawing/2015/9/8/chartex" xmlns:cx2="http://schemas.microsoft.com/office/drawing/2015/10/21/chartex" xmlns:cx3="http://schemas.microsoft.com/office/drawing/2016/5/9/chartex" xmlns:cx4="http://schemas.microsoft.com/office/drawing/2016/5/10/chartex" xmlns:cx5="http://schemas.microsoft.com/office/drawing/2016/5/11/chartex" xmlns:cx6="http://schemas.microsoft.com/office/drawing/2016/5/12/chartex" xmlns:cx7="http://schemas.microsoft.com/office/drawing/2016/5/13/chartex" xmlns:cx8="http://schemas.microsoft.com/office/drawing/2016/5/14/chartex" xmlns:mc="http://schemas.openxmlformats.org/markup-compatibility/2006" xmlns:aink="http://schemas.microsoft.com/office/drawing/2016/ink" xmlns:am3d="http://schemas.microsoft.com/office/drawing/2017/model3d" xmlns:o="urn:schemas-microsoft-com:office:office" xmlns:oel="http://schemas.microsoft.com/office/2019/extlst" xmlns:r="http://schemas.openxmlformats.org/officeDocument/2006/relationships" xmlns:m="http://schemas.openxmlformats.org/officeDocument/2006/math" xmlns:v="urn:schemas-microsoft-com:vml" xmlns:wp14="http://schemas.microsoft.com/office/word/2010/wordprocessingDrawing" xmlns:wp="http://schemas.openxmlformats.org/drawingml/2006/wordprocessingDrawing" xmlns:w10="urn:schemas-microsoft-com:office:word" xmlns:w="http://schemas.openxmlformats.org/wordprocessingml/2006/main" xmlns:w14="http://schemas.microsoft.com/office/word/2010/wordml" xmlns:w15="http://schemas.microsoft.com/office/word/2012/wordml" xmlns:w16cex="http://schemas.microsoft.com/office/word/2018/wordml/cex" xmlns:w16cid="http://schemas.microsoft.com/office/word/2016/wordml/cid" xmlns:w16="http://schemas.microsoft.com/office/word/2018/wordml" xmlns:w16du="http://schemas.microsoft.com/office/word/2023/wordml/word16du" xmlns:w16sdtdh="http://schemas.microsoft.com/office/word/2020/wordml/sdtdatahash" xmlns:w16sdtfl="http://schemas.microsoft.com/office/word/2024/wordml/sdtformatlock" xmlns:w16se="http://schemas.microsoft.com/office/word/2015/wordml/symex" xmlns:wpg="http://schemas.microsoft.com/office/word/2010/wordprocessingGroup" xmlns:wpi="http://schemas.microsoft.com/office/word/2010/wordprocessingInk" xmlns:wne="http://schemas.microsoft.com/office/word/2006/wordml" xmlns:wps="http://schemas.microsoft.com/office/word/2010/wordprocessingShape" mc:Ignorable="w14 w15 w16se w16cid w16 w16cex w16sdtdh w16sdtfl w16du wp14">
   <w:p>
     <w:pPr>
-      <w:pStyle w:val="llb"/>
+      <w:pStyle w:val="Footer"/>
       <w:tabs>
         <w:tab w:val="clear" w:pos="4536"/>
         <w:tab w:val="right" w:leader="underscore" w:pos="9072"/>
@@ -9143,7 +9123,7 @@
 </file>
 
 <file path=word/footnotes.xml><?xml version="1.0" encoding="utf-8"?>
-<w:footnotes xmlns:wpc="http://schemas.microsoft.com/office/word/2010/wordprocessingCanvas" xmlns:cx="http://schemas.microsoft.com/office/drawing/2014/chartex" xmlns:cx1="http://schemas.microsoft.com/office/drawing/2015/9/8/chartex" xmlns:cx2="http://schemas.microsoft.com/office/drawing/2015/10/21/chartex" xmlns:cx3="http://schemas.microsoft.com/office/drawing/2016/5/9/chartex" xmlns:cx4="http://schemas.microsoft.com/office/drawing/2016/5/10/chartex" xmlns:cx5="http://schemas.microsoft.com/office/drawing/2016/5/11/chartex" xmlns:cx6="http://schemas.microsoft.com/office/drawing/2016/5/12/chartex" xmlns:cx7="http://schemas.microsoft.com/office/drawing/2016/5/13/chartex" xmlns:cx8="http://schemas.microsoft.com/office/drawing/2016/5/14/chartex" xmlns:mc="http://schemas.openxmlformats.org/markup-compatibility/2006" xmlns:aink="http://schemas.microsoft.com/office/drawing/2016/ink" xmlns:am3d="http://schemas.microsoft.com/office/drawing/2017/model3d" xmlns:o="urn:schemas-microsoft-com:office:office" xmlns:r="http://schemas.openxmlformats.org/officeDocument/2006/relationships" xmlns:m="http://schemas.openxmlformats.org/officeDocument/2006/math" xmlns:v="urn:schemas-microsoft-com:vml" xmlns:wp14="http://schemas.microsoft.com/office/word/2010/wordprocessingDrawing" xmlns:wp="http://schemas.openxmlformats.org/drawingml/2006/wordprocessingDrawing" xmlns:w10="urn:schemas-microsoft-com:office:word" xmlns:w="http://schemas.openxmlformats.org/wordprocessingml/2006/main" xmlns:w14="http://schemas.microsoft.com/office/word/2010/wordml" xmlns:w15="http://schemas.microsoft.com/office/word/2012/wordml" xmlns:w16cex="http://schemas.microsoft.com/office/word/2018/wordml/cex" xmlns:w16cid="http://schemas.microsoft.com/office/word/2016/wordml/cid" xmlns:w16="http://schemas.microsoft.com/office/word/2018/wordml" xmlns:w16sdtdh="http://schemas.microsoft.com/office/word/2020/wordml/sdtdatahash" xmlns:w16se="http://schemas.microsoft.com/office/word/2015/wordml/symex" xmlns:wpg="http://schemas.microsoft.com/office/word/2010/wordprocessingGroup" xmlns:wpi="http://schemas.microsoft.com/office/word/2010/wordprocessingInk" xmlns:wne="http://schemas.microsoft.com/office/word/2006/wordml" xmlns:wps="http://schemas.microsoft.com/office/word/2010/wordprocessingShape" mc:Ignorable="w14 w15 w16se w16cid w16 w16cex w16sdtdh wp14">
+<w:footnotes xmlns:wpc="http://schemas.microsoft.com/office/word/2010/wordprocessingCanvas" xmlns:cx="http://schemas.microsoft.com/office/drawing/2014/chartex" xmlns:cx1="http://schemas.microsoft.com/office/drawing/2015/9/8/chartex" xmlns:cx2="http://schemas.microsoft.com/office/drawing/2015/10/21/chartex" xmlns:cx3="http://schemas.microsoft.com/office/drawing/2016/5/9/chartex" xmlns:cx4="http://schemas.microsoft.com/office/drawing/2016/5/10/chartex" xmlns:cx5="http://schemas.microsoft.com/office/drawing/2016/5/11/chartex" xmlns:cx6="http://schemas.microsoft.com/office/drawing/2016/5/12/chartex" xmlns:cx7="http://schemas.microsoft.com/office/drawing/2016/5/13/chartex" xmlns:cx8="http://schemas.microsoft.com/office/drawing/2016/5/14/chartex" xmlns:mc="http://schemas.openxmlformats.org/markup-compatibility/2006" xmlns:aink="http://schemas.microsoft.com/office/drawing/2016/ink" xmlns:am3d="http://schemas.microsoft.com/office/drawing/2017/model3d" xmlns:o="urn:schemas-microsoft-com:office:office" xmlns:oel="http://schemas.microsoft.com/office/2019/extlst" xmlns:r="http://schemas.openxmlformats.org/officeDocument/2006/relationships" xmlns:m="http://schemas.openxmlformats.org/officeDocument/2006/math" xmlns:v="urn:schemas-microsoft-com:vml" xmlns:wp14="http://schemas.microsoft.com/office/word/2010/wordprocessingDrawing" xmlns:wp="http://schemas.openxmlformats.org/drawingml/2006/wordprocessingDrawing" xmlns:w10="urn:schemas-microsoft-com:office:word" xmlns:w="http://schemas.openxmlformats.org/wordprocessingml/2006/main" xmlns:w14="http://schemas.microsoft.com/office/word/2010/wordml" xmlns:w15="http://schemas.microsoft.com/office/word/2012/wordml" xmlns:w16cex="http://schemas.microsoft.com/office/word/2018/wordml/cex" xmlns:w16cid="http://schemas.microsoft.com/office/word/2016/wordml/cid" xmlns:w16="http://schemas.microsoft.com/office/word/2018/wordml" xmlns:w16du="http://schemas.microsoft.com/office/word/2023/wordml/word16du" xmlns:w16sdtdh="http://schemas.microsoft.com/office/word/2020/wordml/sdtdatahash" xmlns:w16sdtfl="http://schemas.microsoft.com/office/word/2024/wordml/sdtformatlock" xmlns:w16se="http://schemas.microsoft.com/office/word/2015/wordml/symex" xmlns:wpg="http://schemas.microsoft.com/office/word/2010/wordprocessingGroup" xmlns:wpi="http://schemas.microsoft.com/office/word/2010/wordprocessingInk" xmlns:wne="http://schemas.microsoft.com/office/word/2006/wordml" xmlns:wps="http://schemas.microsoft.com/office/word/2010/wordprocessingShape" mc:Ignorable="w14 w15 w16se w16cid w16 w16cex w16sdtdh w16sdtfl w16du wp14">
   <w:footnote w:type="separator" w:id="-1">
     <w:p>
       <w:pPr>
@@ -9168,7 +9148,7 @@
 </file>
 
 <file path=word/header1.xml><?xml version="1.0" encoding="utf-8"?>
-<w:hdr xmlns:wpc="http://schemas.microsoft.com/office/word/2010/wordprocessingCanvas" xmlns:cx="http://schemas.microsoft.com/office/drawing/2014/chartex" xmlns:cx1="http://schemas.microsoft.com/office/drawing/2015/9/8/chartex" xmlns:cx2="http://schemas.microsoft.com/office/drawing/2015/10/21/chartex" xmlns:cx3="http://schemas.microsoft.com/office/drawing/2016/5/9/chartex" xmlns:cx4="http://schemas.microsoft.com/office/drawing/2016/5/10/chartex" xmlns:cx5="http://schemas.microsoft.com/office/drawing/2016/5/11/chartex" xmlns:cx6="http://schemas.microsoft.com/office/drawing/2016/5/12/chartex" xmlns:cx7="http://schemas.microsoft.com/office/drawing/2016/5/13/chartex" xmlns:cx8="http://schemas.microsoft.com/office/drawing/2016/5/14/chartex" xmlns:mc="http://schemas.openxmlformats.org/markup-compatibility/2006" xmlns:aink="http://schemas.microsoft.com/office/drawing/2016/ink" xmlns:am3d="http://schemas.microsoft.com/office/drawing/2017/model3d" xmlns:o="urn:schemas-microsoft-com:office:office" xmlns:r="http://schemas.openxmlformats.org/officeDocument/2006/relationships" xmlns:m="http://schemas.openxmlformats.org/officeDocument/2006/math" xmlns:v="urn:schemas-microsoft-com:vml" xmlns:wp14="http://schemas.microsoft.com/office/word/2010/wordprocessingDrawing" xmlns:wp="http://schemas.openxmlformats.org/drawingml/2006/wordprocessingDrawing" xmlns:w10="urn:schemas-microsoft-com:office:word" xmlns:w="http://schemas.openxmlformats.org/wordprocessingml/2006/main" xmlns:w14="http://schemas.microsoft.com/office/word/2010/wordml" xmlns:w15="http://schemas.microsoft.com/office/word/2012/wordml" xmlns:w16cex="http://schemas.microsoft.com/office/word/2018/wordml/cex" xmlns:w16cid="http://schemas.microsoft.com/office/word/2016/wordml/cid" xmlns:w16="http://schemas.microsoft.com/office/word/2018/wordml" xmlns:w16sdtdh="http://schemas.microsoft.com/office/word/2020/wordml/sdtdatahash" xmlns:w16se="http://schemas.microsoft.com/office/word/2015/wordml/symex" xmlns:wpg="http://schemas.microsoft.com/office/word/2010/wordprocessingGroup" xmlns:wpi="http://schemas.microsoft.com/office/word/2010/wordprocessingInk" xmlns:wne="http://schemas.microsoft.com/office/word/2006/wordml" xmlns:wps="http://schemas.microsoft.com/office/word/2010/wordprocessingShape" mc:Ignorable="w14 w15 w16se w16cid w16 w16cex w16sdtdh wp14">
+<w:hdr xmlns:wpc="http://schemas.microsoft.com/office/word/2010/wordprocessingCanvas" xmlns:cx="http://schemas.microsoft.com/office/drawing/2014/chartex" xmlns:cx1="http://schemas.microsoft.com/office/drawing/2015/9/8/chartex" xmlns:cx2="http://schemas.microsoft.com/office/drawing/2015/10/21/chartex" xmlns:cx3="http://schemas.microsoft.com/office/drawing/2016/5/9/chartex" xmlns:cx4="http://schemas.microsoft.com/office/drawing/2016/5/10/chartex" xmlns:cx5="http://schemas.microsoft.com/office/drawing/2016/5/11/chartex" xmlns:cx6="http://schemas.microsoft.com/office/drawing/2016/5/12/chartex" xmlns:cx7="http://schemas.microsoft.com/office/drawing/2016/5/13/chartex" xmlns:cx8="http://schemas.microsoft.com/office/drawing/2016/5/14/chartex" xmlns:mc="http://schemas.openxmlformats.org/markup-compatibility/2006" xmlns:aink="http://schemas.microsoft.com/office/drawing/2016/ink" xmlns:am3d="http://schemas.microsoft.com/office/drawing/2017/model3d" xmlns:o="urn:schemas-microsoft-com:office:office" xmlns:oel="http://schemas.microsoft.com/office/2019/extlst" xmlns:r="http://schemas.openxmlformats.org/officeDocument/2006/relationships" xmlns:m="http://schemas.openxmlformats.org/officeDocument/2006/math" xmlns:v="urn:schemas-microsoft-com:vml" xmlns:wp14="http://schemas.microsoft.com/office/word/2010/wordprocessingDrawing" xmlns:wp="http://schemas.openxmlformats.org/drawingml/2006/wordprocessingDrawing" xmlns:w10="urn:schemas-microsoft-com:office:word" xmlns:w="http://schemas.openxmlformats.org/wordprocessingml/2006/main" xmlns:w14="http://schemas.microsoft.com/office/word/2010/wordml" xmlns:w15="http://schemas.microsoft.com/office/word/2012/wordml" xmlns:w16cex="http://schemas.microsoft.com/office/word/2018/wordml/cex" xmlns:w16cid="http://schemas.microsoft.com/office/word/2016/wordml/cid" xmlns:w16="http://schemas.microsoft.com/office/word/2018/wordml" xmlns:w16du="http://schemas.microsoft.com/office/word/2023/wordml/word16du" xmlns:w16sdtdh="http://schemas.microsoft.com/office/word/2020/wordml/sdtdatahash" xmlns:w16sdtfl="http://schemas.microsoft.com/office/word/2024/wordml/sdtformatlock" xmlns:w16se="http://schemas.microsoft.com/office/word/2015/wordml/symex" xmlns:wpg="http://schemas.microsoft.com/office/word/2010/wordprocessingGroup" xmlns:wpi="http://schemas.microsoft.com/office/word/2010/wordprocessingInk" xmlns:wne="http://schemas.microsoft.com/office/word/2006/wordml" xmlns:wps="http://schemas.microsoft.com/office/word/2010/wordprocessingShape" mc:Ignorable="w14 w15 w16se w16cid w16 w16cex w16sdtdh w16sdtfl w16du wp14">
   <w:p>
     <w:pPr>
       <w:pBdr>
@@ -9290,7 +9270,7 @@
 </file>
 
 <file path=word/header2.xml><?xml version="1.0" encoding="utf-8"?>
-<w:hdr xmlns:wpc="http://schemas.microsoft.com/office/word/2010/wordprocessingCanvas" xmlns:cx="http://schemas.microsoft.com/office/drawing/2014/chartex" xmlns:cx1="http://schemas.microsoft.com/office/drawing/2015/9/8/chartex" xmlns:cx2="http://schemas.microsoft.com/office/drawing/2015/10/21/chartex" xmlns:cx3="http://schemas.microsoft.com/office/drawing/2016/5/9/chartex" xmlns:cx4="http://schemas.microsoft.com/office/drawing/2016/5/10/chartex" xmlns:cx5="http://schemas.microsoft.com/office/drawing/2016/5/11/chartex" xmlns:cx6="http://schemas.microsoft.com/office/drawing/2016/5/12/chartex" xmlns:cx7="http://schemas.microsoft.com/office/drawing/2016/5/13/chartex" xmlns:cx8="http://schemas.microsoft.com/office/drawing/2016/5/14/chartex" xmlns:mc="http://schemas.openxmlformats.org/markup-compatibility/2006" xmlns:aink="http://schemas.microsoft.com/office/drawing/2016/ink" xmlns:am3d="http://schemas.microsoft.com/office/drawing/2017/model3d" xmlns:o="urn:schemas-microsoft-com:office:office" xmlns:r="http://schemas.openxmlformats.org/officeDocument/2006/relationships" xmlns:m="http://schemas.openxmlformats.org/officeDocument/2006/math" xmlns:v="urn:schemas-microsoft-com:vml" xmlns:wp14="http://schemas.microsoft.com/office/word/2010/wordprocessingDrawing" xmlns:wp="http://schemas.openxmlformats.org/drawingml/2006/wordprocessingDrawing" xmlns:w10="urn:schemas-microsoft-com:office:word" xmlns:w="http://schemas.openxmlformats.org/wordprocessingml/2006/main" xmlns:w14="http://schemas.microsoft.com/office/word/2010/wordml" xmlns:w15="http://schemas.microsoft.com/office/word/2012/wordml" xmlns:w16cex="http://schemas.microsoft.com/office/word/2018/wordml/cex" xmlns:w16cid="http://schemas.microsoft.com/office/word/2016/wordml/cid" xmlns:w16="http://schemas.microsoft.com/office/word/2018/wordml" xmlns:w16sdtdh="http://schemas.microsoft.com/office/word/2020/wordml/sdtdatahash" xmlns:w16se="http://schemas.microsoft.com/office/word/2015/wordml/symex" xmlns:wpg="http://schemas.microsoft.com/office/word/2010/wordprocessingGroup" xmlns:wpi="http://schemas.microsoft.com/office/word/2010/wordprocessingInk" xmlns:wne="http://schemas.microsoft.com/office/word/2006/wordml" xmlns:wps="http://schemas.microsoft.com/office/word/2010/wordprocessingShape" mc:Ignorable="w14 w15 w16se w16cid w16 w16cex w16sdtdh wp14">
+<w:hdr xmlns:wpc="http://schemas.microsoft.com/office/word/2010/wordprocessingCanvas" xmlns:cx="http://schemas.microsoft.com/office/drawing/2014/chartex" xmlns:cx1="http://schemas.microsoft.com/office/drawing/2015/9/8/chartex" xmlns:cx2="http://schemas.microsoft.com/office/drawing/2015/10/21/chartex" xmlns:cx3="http://schemas.microsoft.com/office/drawing/2016/5/9/chartex" xmlns:cx4="http://schemas.microsoft.com/office/drawing/2016/5/10/chartex" xmlns:cx5="http://schemas.microsoft.com/office/drawing/2016/5/11/chartex" xmlns:cx6="http://schemas.microsoft.com/office/drawing/2016/5/12/chartex" xmlns:cx7="http://schemas.microsoft.com/office/drawing/2016/5/13/chartex" xmlns:cx8="http://schemas.microsoft.com/office/drawing/2016/5/14/chartex" xmlns:mc="http://schemas.openxmlformats.org/markup-compatibility/2006" xmlns:aink="http://schemas.microsoft.com/office/drawing/2016/ink" xmlns:am3d="http://schemas.microsoft.com/office/drawing/2017/model3d" xmlns:o="urn:schemas-microsoft-com:office:office" xmlns:oel="http://schemas.microsoft.com/office/2019/extlst" xmlns:r="http://schemas.openxmlformats.org/officeDocument/2006/relationships" xmlns:m="http://schemas.openxmlformats.org/officeDocument/2006/math" xmlns:v="urn:schemas-microsoft-com:vml" xmlns:wp14="http://schemas.microsoft.com/office/word/2010/wordprocessingDrawing" xmlns:wp="http://schemas.openxmlformats.org/drawingml/2006/wordprocessingDrawing" xmlns:w10="urn:schemas-microsoft-com:office:word" xmlns:w="http://schemas.openxmlformats.org/wordprocessingml/2006/main" xmlns:w14="http://schemas.microsoft.com/office/word/2010/wordml" xmlns:w15="http://schemas.microsoft.com/office/word/2012/wordml" xmlns:w16cex="http://schemas.microsoft.com/office/word/2018/wordml/cex" xmlns:w16cid="http://schemas.microsoft.com/office/word/2016/wordml/cid" xmlns:w16="http://schemas.microsoft.com/office/word/2018/wordml" xmlns:w16du="http://schemas.microsoft.com/office/word/2023/wordml/word16du" xmlns:w16sdtdh="http://schemas.microsoft.com/office/word/2020/wordml/sdtdatahash" xmlns:w16sdtfl="http://schemas.microsoft.com/office/word/2024/wordml/sdtformatlock" xmlns:w16se="http://schemas.microsoft.com/office/word/2015/wordml/symex" xmlns:wpg="http://schemas.microsoft.com/office/word/2010/wordprocessingGroup" xmlns:wpi="http://schemas.microsoft.com/office/word/2010/wordprocessingInk" xmlns:wne="http://schemas.microsoft.com/office/word/2006/wordml" xmlns:wps="http://schemas.microsoft.com/office/word/2010/wordprocessingShape" mc:Ignorable="w14 w15 w16se w16cid w16 w16cex w16sdtdh w16sdtfl w16du wp14">
   <w:p>
     <w:pPr>
       <w:tabs>
@@ -9312,7 +9292,7 @@
 </file>
 
 <file path=word/numbering.xml><?xml version="1.0" encoding="utf-8"?>
-<w:numbering xmlns:wpc="http://schemas.microsoft.com/office/word/2010/wordprocessingCanvas" xmlns:cx="http://schemas.microsoft.com/office/drawing/2014/chartex" xmlns:cx1="http://schemas.microsoft.com/office/drawing/2015/9/8/chartex" xmlns:cx2="http://schemas.microsoft.com/office/drawing/2015/10/21/chartex" xmlns:cx3="http://schemas.microsoft.com/office/drawing/2016/5/9/chartex" xmlns:cx4="http://schemas.microsoft.com/office/drawing/2016/5/10/chartex" xmlns:cx5="http://schemas.microsoft.com/office/drawing/2016/5/11/chartex" xmlns:cx6="http://schemas.microsoft.com/office/drawing/2016/5/12/chartex" xmlns:cx7="http://schemas.microsoft.com/office/drawing/2016/5/13/chartex" xmlns:cx8="http://schemas.microsoft.com/office/drawing/2016/5/14/chartex" xmlns:mc="http://schemas.openxmlformats.org/markup-compatibility/2006" xmlns:aink="http://schemas.microsoft.com/office/drawing/2016/ink" xmlns:am3d="http://schemas.microsoft.com/office/drawing/2017/model3d" xmlns:o="urn:schemas-microsoft-com:office:office" xmlns:r="http://schemas.openxmlformats.org/officeDocument/2006/relationships" xmlns:m="http://schemas.openxmlformats.org/officeDocument/2006/math" xmlns:v="urn:schemas-microsoft-com:vml" xmlns:wp14="http://schemas.microsoft.com/office/word/2010/wordprocessingDrawing" xmlns:wp="http://schemas.openxmlformats.org/drawingml/2006/wordprocessingDrawing" xmlns:w10="urn:schemas-microsoft-com:office:word" xmlns:w="http://schemas.openxmlformats.org/wordprocessingml/2006/main" xmlns:w14="http://schemas.microsoft.com/office/word/2010/wordml" xmlns:w15="http://schemas.microsoft.com/office/word/2012/wordml" xmlns:w16cex="http://schemas.microsoft.com/office/word/2018/wordml/cex" xmlns:w16cid="http://schemas.microsoft.com/office/word/2016/wordml/cid" xmlns:w16="http://schemas.microsoft.com/office/word/2018/wordml" xmlns:w16sdtdh="http://schemas.microsoft.com/office/word/2020/wordml/sdtdatahash" xmlns:w16se="http://schemas.microsoft.com/office/word/2015/wordml/symex" xmlns:wpg="http://schemas.microsoft.com/office/word/2010/wordprocessingGroup" xmlns:wpi="http://schemas.microsoft.com/office/word/2010/wordprocessingInk" xmlns:wne="http://schemas.microsoft.com/office/word/2006/wordml" xmlns:wps="http://schemas.microsoft.com/office/word/2010/wordprocessingShape" mc:Ignorable="w14 w15 w16se w16cid w16 w16cex w16sdtdh wp14">
+<w:numbering xmlns:wpc="http://schemas.microsoft.com/office/word/2010/wordprocessingCanvas" xmlns:cx="http://schemas.microsoft.com/office/drawing/2014/chartex" xmlns:cx1="http://schemas.microsoft.com/office/drawing/2015/9/8/chartex" xmlns:cx2="http://schemas.microsoft.com/office/drawing/2015/10/21/chartex" xmlns:cx3="http://schemas.microsoft.com/office/drawing/2016/5/9/chartex" xmlns:cx4="http://schemas.microsoft.com/office/drawing/2016/5/10/chartex" xmlns:cx5="http://schemas.microsoft.com/office/drawing/2016/5/11/chartex" xmlns:cx6="http://schemas.microsoft.com/office/drawing/2016/5/12/chartex" xmlns:cx7="http://schemas.microsoft.com/office/drawing/2016/5/13/chartex" xmlns:cx8="http://schemas.microsoft.com/office/drawing/2016/5/14/chartex" xmlns:mc="http://schemas.openxmlformats.org/markup-compatibility/2006" xmlns:aink="http://schemas.microsoft.com/office/drawing/2016/ink" xmlns:am3d="http://schemas.microsoft.com/office/drawing/2017/model3d" xmlns:o="urn:schemas-microsoft-com:office:office" xmlns:oel="http://schemas.microsoft.com/office/2019/extlst" xmlns:r="http://schemas.openxmlformats.org/officeDocument/2006/relationships" xmlns:m="http://schemas.openxmlformats.org/officeDocument/2006/math" xmlns:v="urn:schemas-microsoft-com:vml" xmlns:wp14="http://schemas.microsoft.com/office/word/2010/wordprocessingDrawing" xmlns:wp="http://schemas.openxmlformats.org/drawingml/2006/wordprocessingDrawing" xmlns:w10="urn:schemas-microsoft-com:office:word" xmlns:w="http://schemas.openxmlformats.org/wordprocessingml/2006/main" xmlns:w14="http://schemas.microsoft.com/office/word/2010/wordml" xmlns:w15="http://schemas.microsoft.com/office/word/2012/wordml" xmlns:w16cex="http://schemas.microsoft.com/office/word/2018/wordml/cex" xmlns:w16cid="http://schemas.microsoft.com/office/word/2016/wordml/cid" xmlns:w16="http://schemas.microsoft.com/office/word/2018/wordml" xmlns:w16du="http://schemas.microsoft.com/office/word/2023/wordml/word16du" xmlns:w16sdtdh="http://schemas.microsoft.com/office/word/2020/wordml/sdtdatahash" xmlns:w16sdtfl="http://schemas.microsoft.com/office/word/2024/wordml/sdtformatlock" xmlns:w16se="http://schemas.microsoft.com/office/word/2015/wordml/symex" xmlns:wpg="http://schemas.microsoft.com/office/word/2010/wordprocessingGroup" xmlns:wpi="http://schemas.microsoft.com/office/word/2010/wordprocessingInk" xmlns:wne="http://schemas.microsoft.com/office/word/2006/wordml" xmlns:wps="http://schemas.microsoft.com/office/word/2010/wordprocessingShape" mc:Ignorable="w14 w15 w16se w16cid w16 w16cex w16sdtdh w16sdtfl w16du wp14">
   <w:numPicBullet w:numPicBulletId="0">
     <w:pict>
       <v:shapetype id="_x0000_t75" coordsize="21600,21600" o:spt="75" o:preferrelative="t" path="m@4@5l@4@11@9@11@9@5xe" filled="f" stroked="f">
@@ -9334,7 +9314,7 @@
         <v:path o:extrusionok="f" gradientshapeok="t" o:connecttype="rect"/>
         <o:lock v:ext="edit" aspectratio="t"/>
       </v:shapetype>
-      <v:shape id="_x0000_i1101" type="#_x0000_t75" style="width:159.75pt;height:173.25pt" o:bullet="t">
+      <v:shape id="_x0000_i1025" type="#_x0000_t75" style="width:159.7pt;height:173.25pt" o:bullet="t">
         <v:imagedata r:id="rId1" o:title="reka_symbol_alt"/>
       </v:shape>
     </w:pict>
@@ -9432,7 +9412,7 @@
     <w:lvl w:ilvl="0">
       <w:start w:val="1"/>
       <w:numFmt w:val="decimal"/>
-      <w:pStyle w:val="Cmsor1"/>
+      <w:pStyle w:val="Heading1"/>
       <w:lvlText w:val="%1."/>
       <w:lvlJc w:val="left"/>
       <w:pPr>
@@ -9446,7 +9426,7 @@
     <w:lvl w:ilvl="1">
       <w:start w:val="1"/>
       <w:numFmt w:val="decimal"/>
-      <w:pStyle w:val="Cmsor2"/>
+      <w:pStyle w:val="Heading2"/>
       <w:isLgl/>
       <w:lvlText w:val="%1.%2."/>
       <w:lvlJc w:val="left"/>
@@ -10199,7 +10179,7 @@
     <w:lvl w:ilvl="0" w:tplc="97F03C8C">
       <w:start w:val="1"/>
       <w:numFmt w:val="bullet"/>
-      <w:pStyle w:val="Listaszerbekezds"/>
+      <w:pStyle w:val="ListParagraph"/>
       <w:lvlText w:val="-"/>
       <w:lvlJc w:val="left"/>
       <w:pPr>
@@ -12451,89 +12431,89 @@
       </w:pPr>
     </w:lvl>
   </w:abstractNum>
-  <w:num w:numId="1">
+  <w:num w:numId="1" w16cid:durableId="899363864">
     <w:abstractNumId w:val="24"/>
   </w:num>
-  <w:num w:numId="2">
+  <w:num w:numId="2" w16cid:durableId="404959498">
     <w:abstractNumId w:val="22"/>
   </w:num>
-  <w:num w:numId="3">
+  <w:num w:numId="3" w16cid:durableId="786654099">
     <w:abstractNumId w:val="15"/>
   </w:num>
-  <w:num w:numId="4">
+  <w:num w:numId="4" w16cid:durableId="1577401845">
     <w:abstractNumId w:val="6"/>
   </w:num>
-  <w:num w:numId="5">
+  <w:num w:numId="5" w16cid:durableId="702512373">
     <w:abstractNumId w:val="9"/>
   </w:num>
-  <w:num w:numId="6">
+  <w:num w:numId="6" w16cid:durableId="372196769">
     <w:abstractNumId w:val="23"/>
   </w:num>
-  <w:num w:numId="7">
+  <w:num w:numId="7" w16cid:durableId="1670788436">
     <w:abstractNumId w:val="14"/>
   </w:num>
-  <w:num w:numId="8">
+  <w:num w:numId="8" w16cid:durableId="515464759">
     <w:abstractNumId w:val="3"/>
   </w:num>
-  <w:num w:numId="9">
+  <w:num w:numId="9" w16cid:durableId="1290623575">
     <w:abstractNumId w:val="10"/>
   </w:num>
-  <w:num w:numId="10">
+  <w:num w:numId="10" w16cid:durableId="471754748">
     <w:abstractNumId w:val="0"/>
   </w:num>
-  <w:num w:numId="11">
+  <w:num w:numId="11" w16cid:durableId="133641352">
     <w:abstractNumId w:val="12"/>
   </w:num>
-  <w:num w:numId="12">
+  <w:num w:numId="12" w16cid:durableId="1685934534">
     <w:abstractNumId w:val="11"/>
   </w:num>
-  <w:num w:numId="13">
+  <w:num w:numId="13" w16cid:durableId="1623800828">
     <w:abstractNumId w:val="25"/>
   </w:num>
-  <w:num w:numId="14">
+  <w:num w:numId="14" w16cid:durableId="1227305672">
     <w:abstractNumId w:val="13"/>
   </w:num>
-  <w:num w:numId="15">
+  <w:num w:numId="15" w16cid:durableId="1752970871">
     <w:abstractNumId w:val="17"/>
   </w:num>
-  <w:num w:numId="16">
+  <w:num w:numId="16" w16cid:durableId="848523035">
     <w:abstractNumId w:val="20"/>
   </w:num>
-  <w:num w:numId="17">
+  <w:num w:numId="17" w16cid:durableId="1645769415">
     <w:abstractNumId w:val="5"/>
   </w:num>
-  <w:num w:numId="18">
+  <w:num w:numId="18" w16cid:durableId="1917667218">
     <w:abstractNumId w:val="1"/>
   </w:num>
-  <w:num w:numId="19">
+  <w:num w:numId="19" w16cid:durableId="1561362157">
     <w:abstractNumId w:val="4"/>
   </w:num>
-  <w:num w:numId="20">
+  <w:num w:numId="20" w16cid:durableId="1974477487">
     <w:abstractNumId w:val="16"/>
   </w:num>
-  <w:num w:numId="21">
+  <w:num w:numId="21" w16cid:durableId="727151372">
     <w:abstractNumId w:val="18"/>
   </w:num>
-  <w:num w:numId="22">
+  <w:num w:numId="22" w16cid:durableId="656955115">
     <w:abstractNumId w:val="19"/>
   </w:num>
-  <w:num w:numId="23">
+  <w:num w:numId="23" w16cid:durableId="49421077">
     <w:abstractNumId w:val="8"/>
   </w:num>
-  <w:num w:numId="24">
+  <w:num w:numId="24" w16cid:durableId="1487091045">
     <w:abstractNumId w:val="2"/>
   </w:num>
-  <w:num w:numId="25">
+  <w:num w:numId="25" w16cid:durableId="508106774">
     <w:abstractNumId w:val="7"/>
   </w:num>
-  <w:num w:numId="26">
+  <w:num w:numId="26" w16cid:durableId="1239512056">
     <w:abstractNumId w:val="21"/>
   </w:num>
 </w:numbering>
 </file>
 
 <file path=word/styles.xml><?xml version="1.0" encoding="utf-8"?>
-<w:styles xmlns:mc="http://schemas.openxmlformats.org/markup-compatibility/2006" xmlns:r="http://schemas.openxmlformats.org/officeDocument/2006/relationships" xmlns:w="http://schemas.openxmlformats.org/wordprocessingml/2006/main" xmlns:w14="http://schemas.microsoft.com/office/word/2010/wordml" xmlns:w15="http://schemas.microsoft.com/office/word/2012/wordml" xmlns:w16cex="http://schemas.microsoft.com/office/word/2018/wordml/cex" xmlns:w16cid="http://schemas.microsoft.com/office/word/2016/wordml/cid" xmlns:w16="http://schemas.microsoft.com/office/word/2018/wordml" xmlns:w16sdtdh="http://schemas.microsoft.com/office/word/2020/wordml/sdtdatahash" xmlns:w16se="http://schemas.microsoft.com/office/word/2015/wordml/symex" mc:Ignorable="w14 w15 w16se w16cid w16 w16cex w16sdtdh">
+<w:styles xmlns:mc="http://schemas.openxmlformats.org/markup-compatibility/2006" xmlns:r="http://schemas.openxmlformats.org/officeDocument/2006/relationships" xmlns:w="http://schemas.openxmlformats.org/wordprocessingml/2006/main" xmlns:w14="http://schemas.microsoft.com/office/word/2010/wordml" xmlns:w15="http://schemas.microsoft.com/office/word/2012/wordml" xmlns:w16cex="http://schemas.microsoft.com/office/word/2018/wordml/cex" xmlns:w16cid="http://schemas.microsoft.com/office/word/2016/wordml/cid" xmlns:w16="http://schemas.microsoft.com/office/word/2018/wordml" xmlns:w16du="http://schemas.microsoft.com/office/word/2023/wordml/word16du" xmlns:w16sdtdh="http://schemas.microsoft.com/office/word/2020/wordml/sdtdatahash" xmlns:w16sdtfl="http://schemas.microsoft.com/office/word/2024/wordml/sdtformatlock" xmlns:w16se="http://schemas.microsoft.com/office/word/2015/wordml/symex" mc:Ignorable="w14 w15 w16se w16cid w16 w16cex w16sdtdh w16sdtfl w16du">
   <w:docDefaults>
     <w:rPrDefault>
       <w:rPr>
@@ -12927,7 +12907,7 @@
     <w:lsdException w:name="Unresolved Mention" w:semiHidden="1" w:unhideWhenUsed="1"/>
     <w:lsdException w:name="Smart Link" w:semiHidden="1" w:unhideWhenUsed="1"/>
   </w:latentStyles>
-  <w:style w:type="paragraph" w:default="1" w:styleId="Norml">
+  <w:style w:type="paragraph" w:default="1" w:styleId="Normal">
     <w:name w:val="Normal"/>
     <w:qFormat/>
     <w:rsid w:val="00A7021E"/>
@@ -12937,11 +12917,11 @@
       <w:jc w:val="both"/>
     </w:pPr>
   </w:style>
-  <w:style w:type="paragraph" w:styleId="Cmsor1">
+  <w:style w:type="paragraph" w:styleId="Heading1">
     <w:name w:val="heading 1"/>
-    <w:basedOn w:val="Norml"/>
-    <w:next w:val="Cmsor2"/>
-    <w:link w:val="Cmsor1Char"/>
+    <w:basedOn w:val="Normal"/>
+    <w:next w:val="Heading2"/>
+    <w:link w:val="Heading1Char"/>
     <w:uiPriority w:val="9"/>
     <w:qFormat/>
     <w:rsid w:val="00B95AE8"/>
@@ -12965,11 +12945,11 @@
       <w:lang w:eastAsia="hu-HU"/>
     </w:rPr>
   </w:style>
-  <w:style w:type="paragraph" w:styleId="Cmsor2">
+  <w:style w:type="paragraph" w:styleId="Heading2">
     <w:name w:val="heading 2"/>
-    <w:basedOn w:val="Cmsor1"/>
-    <w:next w:val="Norml"/>
-    <w:link w:val="Cmsor2Char"/>
+    <w:basedOn w:val="Heading1"/>
+    <w:next w:val="Normal"/>
+    <w:link w:val="Heading2Char"/>
     <w:uiPriority w:val="9"/>
     <w:qFormat/>
     <w:rsid w:val="00B95AE8"/>
@@ -12989,10 +12969,10 @@
       <w:szCs w:val="27"/>
     </w:rPr>
   </w:style>
-  <w:style w:type="paragraph" w:styleId="Cmsor3">
+  <w:style w:type="paragraph" w:styleId="Heading3">
     <w:name w:val="heading 3"/>
-    <w:basedOn w:val="Norml"/>
-    <w:link w:val="Cmsor3Char"/>
+    <w:basedOn w:val="Normal"/>
+    <w:link w:val="Heading3Char"/>
     <w:uiPriority w:val="9"/>
     <w:qFormat/>
     <w:rsid w:val="00491871"/>
@@ -13009,13 +12989,13 @@
       <w:lang w:eastAsia="hu-HU"/>
     </w:rPr>
   </w:style>
-  <w:style w:type="character" w:default="1" w:styleId="Bekezdsalapbettpusa">
+  <w:style w:type="character" w:default="1" w:styleId="DefaultParagraphFont">
     <w:name w:val="Default Paragraph Font"/>
     <w:uiPriority w:val="1"/>
     <w:semiHidden/>
     <w:unhideWhenUsed/>
   </w:style>
-  <w:style w:type="table" w:default="1" w:styleId="Normltblzat">
+  <w:style w:type="table" w:default="1" w:styleId="TableNormal">
     <w:name w:val="Normal Table"/>
     <w:uiPriority w:val="99"/>
     <w:semiHidden/>
@@ -13030,16 +13010,16 @@
       </w:tblCellMar>
     </w:tblPr>
   </w:style>
-  <w:style w:type="numbering" w:default="1" w:styleId="Nemlista">
+  <w:style w:type="numbering" w:default="1" w:styleId="NoList">
     <w:name w:val="No List"/>
     <w:uiPriority w:val="99"/>
     <w:semiHidden/>
     <w:unhideWhenUsed/>
   </w:style>
-  <w:style w:type="character" w:customStyle="1" w:styleId="Cmsor1Char">
-    <w:name w:val="Címsor 1 Char"/>
-    <w:basedOn w:val="Bekezdsalapbettpusa"/>
-    <w:link w:val="Cmsor1"/>
+  <w:style w:type="character" w:customStyle="1" w:styleId="Heading1Char">
+    <w:name w:val="Heading 1 Char"/>
+    <w:basedOn w:val="DefaultParagraphFont"/>
+    <w:link w:val="Heading1"/>
     <w:uiPriority w:val="9"/>
     <w:rsid w:val="00B95AE8"/>
     <w:rPr>
@@ -13053,10 +13033,10 @@
       <w:lang w:eastAsia="hu-HU"/>
     </w:rPr>
   </w:style>
-  <w:style w:type="character" w:customStyle="1" w:styleId="Cmsor2Char">
-    <w:name w:val="Címsor 2 Char"/>
-    <w:basedOn w:val="Bekezdsalapbettpusa"/>
-    <w:link w:val="Cmsor2"/>
+  <w:style w:type="character" w:customStyle="1" w:styleId="Heading2Char">
+    <w:name w:val="Heading 2 Char"/>
+    <w:basedOn w:val="DefaultParagraphFont"/>
+    <w:link w:val="Heading2"/>
     <w:uiPriority w:val="9"/>
     <w:rsid w:val="00B95AE8"/>
     <w:rPr>
@@ -13068,10 +13048,10 @@
       <w:lang w:eastAsia="hu-HU"/>
     </w:rPr>
   </w:style>
-  <w:style w:type="character" w:customStyle="1" w:styleId="Cmsor3Char">
-    <w:name w:val="Címsor 3 Char"/>
-    <w:basedOn w:val="Bekezdsalapbettpusa"/>
-    <w:link w:val="Cmsor3"/>
+  <w:style w:type="character" w:customStyle="1" w:styleId="Heading3Char">
+    <w:name w:val="Heading 3 Char"/>
+    <w:basedOn w:val="DefaultParagraphFont"/>
+    <w:link w:val="Heading3"/>
     <w:uiPriority w:val="9"/>
     <w:rsid w:val="00491871"/>
     <w:rPr>
@@ -13083,9 +13063,9 @@
       <w:lang w:eastAsia="hu-HU"/>
     </w:rPr>
   </w:style>
-  <w:style w:type="character" w:styleId="Kiemels2">
+  <w:style w:type="character" w:styleId="Strong">
     <w:name w:val="Strong"/>
-    <w:basedOn w:val="Bekezdsalapbettpusa"/>
+    <w:basedOn w:val="DefaultParagraphFont"/>
     <w:uiPriority w:val="22"/>
     <w:qFormat/>
     <w:rsid w:val="00491871"/>
@@ -13094,9 +13074,9 @@
       <w:bCs/>
     </w:rPr>
   </w:style>
-  <w:style w:type="paragraph" w:styleId="NormlWeb">
+  <w:style w:type="paragraph" w:styleId="NormalWeb">
     <w:name w:val="Normal (Web)"/>
-    <w:basedOn w:val="Norml"/>
+    <w:basedOn w:val="Normal"/>
     <w:uiPriority w:val="99"/>
     <w:semiHidden/>
     <w:unhideWhenUsed/>
@@ -13111,9 +13091,9 @@
       <w:lang w:eastAsia="hu-HU"/>
     </w:rPr>
   </w:style>
-  <w:style w:type="character" w:styleId="Kiemels">
+  <w:style w:type="character" w:styleId="Emphasis">
     <w:name w:val="Emphasis"/>
-    <w:basedOn w:val="Bekezdsalapbettpusa"/>
+    <w:basedOn w:val="DefaultParagraphFont"/>
     <w:uiPriority w:val="20"/>
     <w:qFormat/>
     <w:rsid w:val="00491871"/>
@@ -13122,10 +13102,10 @@
       <w:iCs/>
     </w:rPr>
   </w:style>
-  <w:style w:type="paragraph" w:styleId="lfej">
+  <w:style w:type="paragraph" w:styleId="Header">
     <w:name w:val="header"/>
-    <w:basedOn w:val="Norml"/>
-    <w:link w:val="lfejChar"/>
+    <w:basedOn w:val="Normal"/>
+    <w:link w:val="HeaderChar"/>
     <w:uiPriority w:val="99"/>
     <w:unhideWhenUsed/>
     <w:rsid w:val="00033854"/>
@@ -13137,17 +13117,17 @@
       <w:spacing w:line="240" w:lineRule="auto"/>
     </w:pPr>
   </w:style>
-  <w:style w:type="character" w:customStyle="1" w:styleId="lfejChar">
-    <w:name w:val="Élőfej Char"/>
-    <w:basedOn w:val="Bekezdsalapbettpusa"/>
-    <w:link w:val="lfej"/>
+  <w:style w:type="character" w:customStyle="1" w:styleId="HeaderChar">
+    <w:name w:val="Header Char"/>
+    <w:basedOn w:val="DefaultParagraphFont"/>
+    <w:link w:val="Header"/>
     <w:uiPriority w:val="99"/>
     <w:rsid w:val="00033854"/>
   </w:style>
-  <w:style w:type="paragraph" w:styleId="llb">
+  <w:style w:type="paragraph" w:styleId="Footer">
     <w:name w:val="footer"/>
-    <w:basedOn w:val="Norml"/>
-    <w:link w:val="llbChar"/>
+    <w:basedOn w:val="Normal"/>
+    <w:link w:val="FooterChar"/>
     <w:uiPriority w:val="99"/>
     <w:unhideWhenUsed/>
     <w:rsid w:val="00033854"/>
@@ -13159,16 +13139,16 @@
       <w:spacing w:line="240" w:lineRule="auto"/>
     </w:pPr>
   </w:style>
-  <w:style w:type="character" w:customStyle="1" w:styleId="llbChar">
-    <w:name w:val="Élőláb Char"/>
-    <w:basedOn w:val="Bekezdsalapbettpusa"/>
-    <w:link w:val="llb"/>
+  <w:style w:type="character" w:customStyle="1" w:styleId="FooterChar">
+    <w:name w:val="Footer Char"/>
+    <w:basedOn w:val="DefaultParagraphFont"/>
+    <w:link w:val="Footer"/>
     <w:uiPriority w:val="99"/>
     <w:rsid w:val="00033854"/>
   </w:style>
-  <w:style w:type="paragraph" w:styleId="Listaszerbekezds">
+  <w:style w:type="paragraph" w:styleId="ListParagraph">
     <w:name w:val="List Paragraph"/>
-    <w:basedOn w:val="Norml"/>
+    <w:basedOn w:val="Normal"/>
     <w:uiPriority w:val="34"/>
     <w:qFormat/>
     <w:rsid w:val="00E23FA0"/>
@@ -13180,10 +13160,10 @@
       <w:contextualSpacing/>
     </w:pPr>
   </w:style>
-  <w:style w:type="paragraph" w:styleId="Tartalomjegyzkcmsora">
+  <w:style w:type="paragraph" w:styleId="TOCHeading">
     <w:name w:val="TOC Heading"/>
-    <w:basedOn w:val="Cmsor1"/>
-    <w:next w:val="Norml"/>
+    <w:basedOn w:val="Heading1"/>
+    <w:next w:val="Normal"/>
     <w:uiPriority w:val="39"/>
     <w:unhideWhenUsed/>
     <w:qFormat/>
@@ -13202,10 +13182,10 @@
       <w:szCs w:val="32"/>
     </w:rPr>
   </w:style>
-  <w:style w:type="paragraph" w:styleId="TJ2">
+  <w:style w:type="paragraph" w:styleId="TOC2">
     <w:name w:val="toc 2"/>
-    <w:basedOn w:val="Norml"/>
-    <w:next w:val="Norml"/>
+    <w:basedOn w:val="Normal"/>
+    <w:next w:val="Normal"/>
     <w:autoRedefine/>
     <w:uiPriority w:val="39"/>
     <w:unhideWhenUsed/>
@@ -13219,10 +13199,10 @@
       <w:ind w:left="426" w:hanging="206"/>
     </w:pPr>
   </w:style>
-  <w:style w:type="paragraph" w:styleId="TJ3">
+  <w:style w:type="paragraph" w:styleId="TOC3">
     <w:name w:val="toc 3"/>
-    <w:basedOn w:val="Norml"/>
-    <w:next w:val="Norml"/>
+    <w:basedOn w:val="Normal"/>
+    <w:next w:val="Normal"/>
     <w:autoRedefine/>
     <w:uiPriority w:val="39"/>
     <w:unhideWhenUsed/>
@@ -13232,9 +13212,9 @@
       <w:ind w:left="440"/>
     </w:pPr>
   </w:style>
-  <w:style w:type="character" w:styleId="Hiperhivatkozs">
+  <w:style w:type="character" w:styleId="Hyperlink">
     <w:name w:val="Hyperlink"/>
-    <w:basedOn w:val="Bekezdsalapbettpusa"/>
+    <w:basedOn w:val="DefaultParagraphFont"/>
     <w:uiPriority w:val="99"/>
     <w:unhideWhenUsed/>
     <w:rsid w:val="00610CA0"/>
@@ -13243,11 +13223,11 @@
       <w:u w:val="single"/>
     </w:rPr>
   </w:style>
-  <w:style w:type="paragraph" w:styleId="TJ1">
+  <w:style w:type="paragraph" w:styleId="TOC1">
     <w:name w:val="toc 1"/>
-    <w:basedOn w:val="Norml"/>
-    <w:next w:val="Norml"/>
-    <w:link w:val="TJ1Char"/>
+    <w:basedOn w:val="Normal"/>
+    <w:next w:val="Normal"/>
+    <w:link w:val="TOC1Char"/>
     <w:autoRedefine/>
     <w:uiPriority w:val="39"/>
     <w:unhideWhenUsed/>
@@ -13265,9 +13245,9 @@
       <w:lang w:eastAsia="hu-HU"/>
     </w:rPr>
   </w:style>
-  <w:style w:type="paragraph" w:styleId="Nincstrkz">
+  <w:style w:type="paragraph" w:styleId="NoSpacing">
     <w:name w:val="No Spacing"/>
-    <w:link w:val="NincstrkzChar"/>
+    <w:link w:val="NoSpacingChar"/>
     <w:uiPriority w:val="1"/>
     <w:qFormat/>
     <w:rsid w:val="000A6D75"/>
@@ -13279,10 +13259,10 @@
       <w:lang w:eastAsia="hu-HU"/>
     </w:rPr>
   </w:style>
-  <w:style w:type="character" w:customStyle="1" w:styleId="NincstrkzChar">
-    <w:name w:val="Nincs térköz Char"/>
-    <w:basedOn w:val="Bekezdsalapbettpusa"/>
-    <w:link w:val="Nincstrkz"/>
+  <w:style w:type="character" w:customStyle="1" w:styleId="NoSpacingChar">
+    <w:name w:val="No Spacing Char"/>
+    <w:basedOn w:val="DefaultParagraphFont"/>
+    <w:link w:val="NoSpacing"/>
     <w:uiPriority w:val="1"/>
     <w:rsid w:val="000A6D75"/>
     <w:rPr>
@@ -13292,7 +13272,7 @@
   </w:style>
   <w:style w:type="paragraph" w:customStyle="1" w:styleId="Logo">
     <w:name w:val="Logo"/>
-    <w:basedOn w:val="Norml"/>
+    <w:basedOn w:val="Normal"/>
     <w:link w:val="LogoChar"/>
     <w:qFormat/>
     <w:rsid w:val="00CB2ECD"/>
@@ -13305,11 +13285,11 @@
       <w:sz w:val="110"/>
     </w:rPr>
   </w:style>
-  <w:style w:type="paragraph" w:styleId="Alcm">
+  <w:style w:type="paragraph" w:styleId="Subtitle">
     <w:name w:val="Subtitle"/>
-    <w:basedOn w:val="Norml"/>
-    <w:next w:val="Norml"/>
-    <w:link w:val="AlcmChar"/>
+    <w:basedOn w:val="Normal"/>
+    <w:next w:val="Normal"/>
+    <w:link w:val="SubtitleChar"/>
     <w:uiPriority w:val="11"/>
     <w:qFormat/>
     <w:rsid w:val="00CB2ECD"/>
@@ -13328,7 +13308,7 @@
   </w:style>
   <w:style w:type="character" w:customStyle="1" w:styleId="LogoChar">
     <w:name w:val="Logo Char"/>
-    <w:basedOn w:val="Bekezdsalapbettpusa"/>
+    <w:basedOn w:val="DefaultParagraphFont"/>
     <w:link w:val="Logo"/>
     <w:rsid w:val="00CB2ECD"/>
     <w:rPr>
@@ -13337,10 +13317,10 @@
       <w:sz w:val="110"/>
     </w:rPr>
   </w:style>
-  <w:style w:type="character" w:customStyle="1" w:styleId="AlcmChar">
-    <w:name w:val="Alcím Char"/>
-    <w:basedOn w:val="Bekezdsalapbettpusa"/>
-    <w:link w:val="Alcm"/>
+  <w:style w:type="character" w:customStyle="1" w:styleId="SubtitleChar">
+    <w:name w:val="Subtitle Char"/>
+    <w:basedOn w:val="DefaultParagraphFont"/>
+    <w:link w:val="Subtitle"/>
     <w:uiPriority w:val="11"/>
     <w:rsid w:val="00CB2ECD"/>
     <w:rPr>
@@ -13352,8 +13332,8 @@
   </w:style>
   <w:style w:type="paragraph" w:customStyle="1" w:styleId="Tartalomjegyzk">
     <w:name w:val="Tartalomjegyzék"/>
-    <w:basedOn w:val="TJ1"/>
-    <w:next w:val="Norml"/>
+    <w:basedOn w:val="TOC1"/>
+    <w:next w:val="Normal"/>
     <w:link w:val="TartalomjegyzkChar"/>
     <w:qFormat/>
     <w:rsid w:val="004D1363"/>
@@ -13364,7 +13344,7 @@
   </w:style>
   <w:style w:type="paragraph" w:customStyle="1" w:styleId="Tartalom">
     <w:name w:val="Tartalom"/>
-    <w:basedOn w:val="Norml"/>
+    <w:basedOn w:val="Normal"/>
     <w:link w:val="TartalomChar"/>
     <w:qFormat/>
     <w:rsid w:val="004D1363"/>
@@ -13372,10 +13352,10 @@
       <w:lang w:eastAsia="hu-HU"/>
     </w:rPr>
   </w:style>
-  <w:style w:type="character" w:customStyle="1" w:styleId="TJ1Char">
-    <w:name w:val="TJ 1 Char"/>
-    <w:basedOn w:val="Bekezdsalapbettpusa"/>
-    <w:link w:val="TJ1"/>
+  <w:style w:type="character" w:customStyle="1" w:styleId="TOC1Char">
+    <w:name w:val="TOC 1 Char"/>
+    <w:basedOn w:val="DefaultParagraphFont"/>
+    <w:link w:val="TOC1"/>
     <w:uiPriority w:val="39"/>
     <w:rsid w:val="006C40CF"/>
     <w:rPr>
@@ -13385,7 +13365,7 @@
   </w:style>
   <w:style w:type="character" w:customStyle="1" w:styleId="TartalomjegyzkChar">
     <w:name w:val="Tartalomjegyzék Char"/>
-    <w:basedOn w:val="TJ1Char"/>
+    <w:basedOn w:val="TOC1Char"/>
     <w:link w:val="Tartalomjegyzk"/>
     <w:rsid w:val="004D1363"/>
     <w:rPr>
@@ -13397,16 +13377,16 @@
   </w:style>
   <w:style w:type="character" w:customStyle="1" w:styleId="TartalomChar">
     <w:name w:val="Tartalom Char"/>
-    <w:basedOn w:val="Bekezdsalapbettpusa"/>
+    <w:basedOn w:val="DefaultParagraphFont"/>
     <w:link w:val="Tartalom"/>
     <w:rsid w:val="004D1363"/>
     <w:rPr>
       <w:lang w:eastAsia="hu-HU"/>
     </w:rPr>
   </w:style>
-  <w:style w:type="character" w:styleId="Feloldatlanmegemlts">
+  <w:style w:type="character" w:styleId="UnresolvedMention">
     <w:name w:val="Unresolved Mention"/>
-    <w:basedOn w:val="Bekezdsalapbettpusa"/>
+    <w:basedOn w:val="DefaultParagraphFont"/>
     <w:uiPriority w:val="99"/>
     <w:semiHidden/>
     <w:unhideWhenUsed/>
@@ -13416,9 +13396,9 @@
       <w:shd w:val="clear" w:color="auto" w:fill="E1DFDD"/>
     </w:rPr>
   </w:style>
-  <w:style w:type="table" w:styleId="Rcsostblzat">
+  <w:style w:type="table" w:styleId="TableGrid">
     <w:name w:val="Table Grid"/>
-    <w:basedOn w:val="Normltblzat"/>
+    <w:basedOn w:val="TableNormal"/>
     <w:uiPriority w:val="39"/>
     <w:rsid w:val="00C81729"/>
     <w:pPr>
@@ -13435,9 +13415,9 @@
       </w:tblBorders>
     </w:tblPr>
   </w:style>
-  <w:style w:type="character" w:styleId="Jegyzethivatkozs">
+  <w:style w:type="character" w:styleId="CommentReference">
     <w:name w:val="annotation reference"/>
-    <w:basedOn w:val="Bekezdsalapbettpusa"/>
+    <w:basedOn w:val="DefaultParagraphFont"/>
     <w:uiPriority w:val="99"/>
     <w:semiHidden/>
     <w:unhideWhenUsed/>
@@ -13447,10 +13427,10 @@
       <w:szCs w:val="16"/>
     </w:rPr>
   </w:style>
-  <w:style w:type="paragraph" w:styleId="Jegyzetszveg">
+  <w:style w:type="paragraph" w:styleId="CommentText">
     <w:name w:val="annotation text"/>
-    <w:basedOn w:val="Norml"/>
-    <w:link w:val="JegyzetszvegChar"/>
+    <w:basedOn w:val="Normal"/>
+    <w:link w:val="CommentTextChar"/>
     <w:uiPriority w:val="99"/>
     <w:semiHidden/>
     <w:unhideWhenUsed/>
@@ -13463,10 +13443,10 @@
       <w:szCs w:val="20"/>
     </w:rPr>
   </w:style>
-  <w:style w:type="character" w:customStyle="1" w:styleId="JegyzetszvegChar">
-    <w:name w:val="Jegyzetszöveg Char"/>
-    <w:basedOn w:val="Bekezdsalapbettpusa"/>
-    <w:link w:val="Jegyzetszveg"/>
+  <w:style w:type="character" w:customStyle="1" w:styleId="CommentTextChar">
+    <w:name w:val="Comment Text Char"/>
+    <w:basedOn w:val="DefaultParagraphFont"/>
+    <w:link w:val="CommentText"/>
     <w:uiPriority w:val="99"/>
     <w:semiHidden/>
     <w:rsid w:val="00660620"/>
@@ -13475,11 +13455,11 @@
       <w:szCs w:val="20"/>
     </w:rPr>
   </w:style>
-  <w:style w:type="paragraph" w:styleId="Megjegyzstrgya">
+  <w:style w:type="paragraph" w:styleId="CommentSubject">
     <w:name w:val="annotation subject"/>
-    <w:basedOn w:val="Jegyzetszveg"/>
-    <w:next w:val="Jegyzetszveg"/>
-    <w:link w:val="MegjegyzstrgyaChar"/>
+    <w:basedOn w:val="CommentText"/>
+    <w:next w:val="CommentText"/>
+    <w:link w:val="CommentSubjectChar"/>
     <w:uiPriority w:val="99"/>
     <w:semiHidden/>
     <w:unhideWhenUsed/>
@@ -13489,10 +13469,10 @@
       <w:bCs/>
     </w:rPr>
   </w:style>
-  <w:style w:type="character" w:customStyle="1" w:styleId="MegjegyzstrgyaChar">
-    <w:name w:val="Megjegyzés tárgya Char"/>
-    <w:basedOn w:val="JegyzetszvegChar"/>
-    <w:link w:val="Megjegyzstrgya"/>
+  <w:style w:type="character" w:customStyle="1" w:styleId="CommentSubjectChar">
+    <w:name w:val="Comment Subject Char"/>
+    <w:basedOn w:val="CommentTextChar"/>
+    <w:link w:val="CommentSubject"/>
     <w:uiPriority w:val="99"/>
     <w:semiHidden/>
     <w:rsid w:val="00660620"/>
@@ -13507,7 +13487,7 @@
 </file>
 
 <file path=word/glossary/document.xml><?xml version="1.0" encoding="utf-8"?>
-<w:glossaryDocument xmlns:wpc="http://schemas.microsoft.com/office/word/2010/wordprocessingCanvas" xmlns:cx="http://schemas.microsoft.com/office/drawing/2014/chartex" xmlns:cx1="http://schemas.microsoft.com/office/drawing/2015/9/8/chartex" xmlns:cx2="http://schemas.microsoft.com/office/drawing/2015/10/21/chartex" xmlns:cx3="http://schemas.microsoft.com/office/drawing/2016/5/9/chartex" xmlns:cx4="http://schemas.microsoft.com/office/drawing/2016/5/10/chartex" xmlns:cx5="http://schemas.microsoft.com/office/drawing/2016/5/11/chartex" xmlns:cx6="http://schemas.microsoft.com/office/drawing/2016/5/12/chartex" xmlns:cx7="http://schemas.microsoft.com/office/drawing/2016/5/13/chartex" xmlns:cx8="http://schemas.microsoft.com/office/drawing/2016/5/14/chartex" xmlns:mc="http://schemas.openxmlformats.org/markup-compatibility/2006" xmlns:aink="http://schemas.microsoft.com/office/drawing/2016/ink" xmlns:am3d="http://schemas.microsoft.com/office/drawing/2017/model3d" xmlns:o="urn:schemas-microsoft-com:office:office" xmlns:r="http://schemas.openxmlformats.org/officeDocument/2006/relationships" xmlns:m="http://schemas.openxmlformats.org/officeDocument/2006/math" xmlns:v="urn:schemas-microsoft-com:vml" xmlns:wp14="http://schemas.microsoft.com/office/word/2010/wordprocessingDrawing" xmlns:wp="http://schemas.openxmlformats.org/drawingml/2006/wordprocessingDrawing" xmlns:w10="urn:schemas-microsoft-com:office:word" xmlns:w="http://schemas.openxmlformats.org/wordprocessingml/2006/main" xmlns:w14="http://schemas.microsoft.com/office/word/2010/wordml" xmlns:w15="http://schemas.microsoft.com/office/word/2012/wordml" xmlns:w16cex="http://schemas.microsoft.com/office/word/2018/wordml/cex" xmlns:w16cid="http://schemas.microsoft.com/office/word/2016/wordml/cid" xmlns:w16="http://schemas.microsoft.com/office/word/2018/wordml" xmlns:w16sdtdh="http://schemas.microsoft.com/office/word/2020/wordml/sdtdatahash" xmlns:w16se="http://schemas.microsoft.com/office/word/2015/wordml/symex" xmlns:wpg="http://schemas.microsoft.com/office/word/2010/wordprocessingGroup" xmlns:wpi="http://schemas.microsoft.com/office/word/2010/wordprocessingInk" xmlns:wne="http://schemas.microsoft.com/office/word/2006/wordml" xmlns:wps="http://schemas.microsoft.com/office/word/2010/wordprocessingShape" mc:Ignorable="w14 w15 w16se w16cid w16 w16cex w16sdtdh wp14">
+<w:glossaryDocument xmlns:wpc="http://schemas.microsoft.com/office/word/2010/wordprocessingCanvas" xmlns:cx="http://schemas.microsoft.com/office/drawing/2014/chartex" xmlns:cx1="http://schemas.microsoft.com/office/drawing/2015/9/8/chartex" xmlns:cx2="http://schemas.microsoft.com/office/drawing/2015/10/21/chartex" xmlns:cx3="http://schemas.microsoft.com/office/drawing/2016/5/9/chartex" xmlns:cx4="http://schemas.microsoft.com/office/drawing/2016/5/10/chartex" xmlns:cx5="http://schemas.microsoft.com/office/drawing/2016/5/11/chartex" xmlns:cx6="http://schemas.microsoft.com/office/drawing/2016/5/12/chartex" xmlns:cx7="http://schemas.microsoft.com/office/drawing/2016/5/13/chartex" xmlns:cx8="http://schemas.microsoft.com/office/drawing/2016/5/14/chartex" xmlns:mc="http://schemas.openxmlformats.org/markup-compatibility/2006" xmlns:aink="http://schemas.microsoft.com/office/drawing/2016/ink" xmlns:am3d="http://schemas.microsoft.com/office/drawing/2017/model3d" xmlns:o="urn:schemas-microsoft-com:office:office" xmlns:oel="http://schemas.microsoft.com/office/2019/extlst" xmlns:r="http://schemas.openxmlformats.org/officeDocument/2006/relationships" xmlns:m="http://schemas.openxmlformats.org/officeDocument/2006/math" xmlns:v="urn:schemas-microsoft-com:vml" xmlns:wp14="http://schemas.microsoft.com/office/word/2010/wordprocessingDrawing" xmlns:wp="http://schemas.openxmlformats.org/drawingml/2006/wordprocessingDrawing" xmlns:w10="urn:schemas-microsoft-com:office:word" xmlns:w="http://schemas.openxmlformats.org/wordprocessingml/2006/main" xmlns:w14="http://schemas.microsoft.com/office/word/2010/wordml" xmlns:w15="http://schemas.microsoft.com/office/word/2012/wordml" xmlns:w16cex="http://schemas.microsoft.com/office/word/2018/wordml/cex" xmlns:w16cid="http://schemas.microsoft.com/office/word/2016/wordml/cid" xmlns:w16="http://schemas.microsoft.com/office/word/2018/wordml" xmlns:w16du="http://schemas.microsoft.com/office/word/2023/wordml/word16du" xmlns:w16sdtdh="http://schemas.microsoft.com/office/word/2020/wordml/sdtdatahash" xmlns:w16sdtfl="http://schemas.microsoft.com/office/word/2024/wordml/sdtformatlock" xmlns:w16se="http://schemas.microsoft.com/office/word/2015/wordml/symex" xmlns:wpg="http://schemas.microsoft.com/office/word/2010/wordprocessingGroup" xmlns:wpi="http://schemas.microsoft.com/office/word/2010/wordprocessingInk" xmlns:wne="http://schemas.microsoft.com/office/word/2006/wordml" xmlns:wps="http://schemas.microsoft.com/office/word/2010/wordprocessingShape" mc:Ignorable="w14 w15 w16se w16cid w16 w16cex w16sdtdh w16sdtfl w16du wp14">
   <w:docParts>
     <w:docPart>
       <w:docPartPr>
@@ -13531,7 +13511,7 @@
           </w:pPr>
           <w:r>
             <w:rPr>
-              <w:color w:val="2F5496" w:themeColor="accent1" w:themeShade="BF"/>
+              <w:color w:val="0F4761" w:themeColor="accent1" w:themeShade="BF"/>
               <w:sz w:val="24"/>
               <w:szCs w:val="24"/>
             </w:rPr>
@@ -13562,7 +13542,7 @@
           </w:pPr>
           <w:r>
             <w:rPr>
-              <w:color w:val="4472C4" w:themeColor="accent1"/>
+              <w:color w:val="156082" w:themeColor="accent1"/>
               <w:sz w:val="28"/>
               <w:szCs w:val="28"/>
             </w:rPr>
@@ -13593,7 +13573,7 @@
           </w:pPr>
           <w:r>
             <w:rPr>
-              <w:color w:val="4472C4" w:themeColor="accent1"/>
+              <w:color w:val="156082" w:themeColor="accent1"/>
               <w:sz w:val="28"/>
               <w:szCs w:val="28"/>
             </w:rPr>
@@ -13607,7 +13587,7 @@
 </file>
 
 <file path=word/glossary/fontTable.xml><?xml version="1.0" encoding="utf-8"?>
-<w:fonts xmlns:mc="http://schemas.openxmlformats.org/markup-compatibility/2006" xmlns:r="http://schemas.openxmlformats.org/officeDocument/2006/relationships" xmlns:w="http://schemas.openxmlformats.org/wordprocessingml/2006/main" xmlns:w14="http://schemas.microsoft.com/office/word/2010/wordml" xmlns:w15="http://schemas.microsoft.com/office/word/2012/wordml" xmlns:w16cex="http://schemas.microsoft.com/office/word/2018/wordml/cex" xmlns:w16cid="http://schemas.microsoft.com/office/word/2016/wordml/cid" xmlns:w16="http://schemas.microsoft.com/office/word/2018/wordml" xmlns:w16sdtdh="http://schemas.microsoft.com/office/word/2020/wordml/sdtdatahash" xmlns:w16se="http://schemas.microsoft.com/office/word/2015/wordml/symex" mc:Ignorable="w14 w15 w16se w16cid w16 w16cex w16sdtdh">
+<w:fonts xmlns:mc="http://schemas.openxmlformats.org/markup-compatibility/2006" xmlns:r="http://schemas.openxmlformats.org/officeDocument/2006/relationships" xmlns:w="http://schemas.openxmlformats.org/wordprocessingml/2006/main" xmlns:w14="http://schemas.microsoft.com/office/word/2010/wordml" xmlns:w15="http://schemas.microsoft.com/office/word/2012/wordml" xmlns:w16cex="http://schemas.microsoft.com/office/word/2018/wordml/cex" xmlns:w16cid="http://schemas.microsoft.com/office/word/2016/wordml/cid" xmlns:w16="http://schemas.microsoft.com/office/word/2018/wordml" xmlns:w16du="http://schemas.microsoft.com/office/word/2023/wordml/word16du" xmlns:w16sdtdh="http://schemas.microsoft.com/office/word/2020/wordml/sdtdatahash" xmlns:w16sdtfl="http://schemas.microsoft.com/office/word/2024/wordml/sdtformatlock" xmlns:w16se="http://schemas.microsoft.com/office/word/2015/wordml/symex" mc:Ignorable="w14 w15 w16se w16cid w16 w16cex w16sdtdh w16sdtfl w16du">
   <w:font w:name="Century Gothic">
     <w:panose1 w:val="020B0502020202020204"/>
     <w:charset w:val="EE"/>
@@ -13638,15 +13618,15 @@
   </w:font>
   <w:font w:name="Wingdings">
     <w:panose1 w:val="05000000000000000000"/>
-    <w:charset w:val="02"/>
-    <w:family w:val="auto"/>
+    <w:charset w:val="4D"/>
+    <w:family w:val="decorative"/>
     <w:pitch w:val="variable"/>
-    <w:sig w:usb0="00000000" w:usb1="10000000" w:usb2="00000000" w:usb3="00000000" w:csb0="80000000" w:csb1="00000000"/>
+    <w:sig w:usb0="00000003" w:usb1="00000000" w:usb2="00000000" w:usb3="00000000" w:csb0="80000001" w:csb1="00000000"/>
   </w:font>
   <w:font w:name="Symbol">
     <w:panose1 w:val="05050102010706020507"/>
     <w:charset w:val="02"/>
-    <w:family w:val="roman"/>
+    <w:family w:val="decorative"/>
     <w:pitch w:val="variable"/>
     <w:sig w:usb0="00000000" w:usb1="10000000" w:usb2="00000000" w:usb3="00000000" w:csb0="80000000" w:csb1="00000000"/>
   </w:font>
@@ -13658,18 +13638,25 @@
     <w:pitch w:val="variable"/>
     <w:sig w:usb0="00000007" w:usb1="10000000" w:usb2="00000000" w:usb3="00000000" w:csb0="00000093" w:csb1="00000000"/>
   </w:font>
-  <w:font w:name="Calibri">
-    <w:panose1 w:val="020F0502020204030204"/>
-    <w:charset w:val="EE"/>
+  <w:font w:name="Aptos">
+    <w:panose1 w:val="020B0004020202020204"/>
+    <w:charset w:val="00"/>
     <w:family w:val="swiss"/>
     <w:pitch w:val="variable"/>
-    <w:sig w:usb0="E4002EFF" w:usb1="C200247B" w:usb2="00000009" w:usb3="00000000" w:csb0="000001FF" w:csb1="00000000"/>
+    <w:sig w:usb0="20000287" w:usb1="00000003" w:usb2="00000000" w:usb3="00000000" w:csb0="0000019F" w:csb1="00000000"/>
+  </w:font>
+  <w:font w:name="Aptos Display">
+    <w:panose1 w:val="020B0004020202020204"/>
+    <w:charset w:val="00"/>
+    <w:family w:val="swiss"/>
+    <w:pitch w:val="variable"/>
+    <w:sig w:usb0="20000287" w:usb1="00000003" w:usb2="00000000" w:usb3="00000000" w:csb0="0000019F" w:csb1="00000000"/>
   </w:font>
 </w:fonts>
 </file>
 
 <file path=word/glossary/settings.xml><?xml version="1.0" encoding="utf-8"?>
-<w:settings xmlns:mc="http://schemas.openxmlformats.org/markup-compatibility/2006" xmlns:o="urn:schemas-microsoft-com:office:office" xmlns:r="http://schemas.openxmlformats.org/officeDocument/2006/relationships" xmlns:m="http://schemas.openxmlformats.org/officeDocument/2006/math" xmlns:v="urn:schemas-microsoft-com:vml" xmlns:w10="urn:schemas-microsoft-com:office:word" xmlns:w="http://schemas.openxmlformats.org/wordprocessingml/2006/main" xmlns:w14="http://schemas.microsoft.com/office/word/2010/wordml" xmlns:w15="http://schemas.microsoft.com/office/word/2012/wordml" xmlns:w16cex="http://schemas.microsoft.com/office/word/2018/wordml/cex" xmlns:w16cid="http://schemas.microsoft.com/office/word/2016/wordml/cid" xmlns:w16="http://schemas.microsoft.com/office/word/2018/wordml" xmlns:w16sdtdh="http://schemas.microsoft.com/office/word/2020/wordml/sdtdatahash" xmlns:w16se="http://schemas.microsoft.com/office/word/2015/wordml/symex" xmlns:sl="http://schemas.openxmlformats.org/schemaLibrary/2006/main" mc:Ignorable="w14 w15 w16se w16cid w16 w16cex w16sdtdh">
+<w:settings xmlns:mc="http://schemas.openxmlformats.org/markup-compatibility/2006" xmlns:o="urn:schemas-microsoft-com:office:office" xmlns:r="http://schemas.openxmlformats.org/officeDocument/2006/relationships" xmlns:m="http://schemas.openxmlformats.org/officeDocument/2006/math" xmlns:v="urn:schemas-microsoft-com:vml" xmlns:w10="urn:schemas-microsoft-com:office:word" xmlns:w="http://schemas.openxmlformats.org/wordprocessingml/2006/main" xmlns:w14="http://schemas.microsoft.com/office/word/2010/wordml" xmlns:w15="http://schemas.microsoft.com/office/word/2012/wordml" xmlns:w16cex="http://schemas.microsoft.com/office/word/2018/wordml/cex" xmlns:w16cid="http://schemas.microsoft.com/office/word/2016/wordml/cid" xmlns:w16="http://schemas.microsoft.com/office/word/2018/wordml" xmlns:w16du="http://schemas.microsoft.com/office/word/2023/wordml/word16du" xmlns:w16sdtdh="http://schemas.microsoft.com/office/word/2020/wordml/sdtdatahash" xmlns:w16sdtfl="http://schemas.microsoft.com/office/word/2024/wordml/sdtformatlock" xmlns:w16se="http://schemas.microsoft.com/office/word/2015/wordml/symex" xmlns:sl="http://schemas.openxmlformats.org/schemaLibrary/2006/main" mc:Ignorable="w14 w15 w16se w16cid w16 w16cex w16sdtdh w16sdtfl w16du">
   <w:view w:val="normal"/>
   <w:defaultTabStop w:val="708"/>
   <w:hyphenationZone w:val="425"/>
@@ -13688,10 +13675,12 @@
     <w:rsid w:val="0006220A"/>
     <w:rsid w:val="0010175D"/>
     <w:rsid w:val="001C4DD4"/>
+    <w:rsid w:val="0057602C"/>
     <w:rsid w:val="005A218E"/>
     <w:rsid w:val="006325D8"/>
     <w:rsid w:val="006A63ED"/>
     <w:rsid w:val="00E40A63"/>
+    <w:rsid w:val="00F03330"/>
     <w:rsid w:val="00FA1495"/>
   </w:rsids>
   <m:mathPr>
@@ -13709,14 +13698,14 @@
   </m:mathPr>
   <w:themeFontLang w:val="hu-HU"/>
   <w:clrSchemeMapping w:bg1="light1" w:t1="dark1" w:bg2="light2" w:t2="dark2" w:accent1="accent1" w:accent2="accent2" w:accent3="accent3" w:accent4="accent4" w:accent5="accent5" w:accent6="accent6" w:hyperlink="hyperlink" w:followedHyperlink="followedHyperlink"/>
-  <w:decimalSymbol w:val=","/>
-  <w:listSeparator w:val=";"/>
+  <w:decimalSymbol w:val="."/>
+  <w:listSeparator w:val=","/>
   <w15:chartTrackingRefBased/>
 </w:settings>
 </file>
 
 <file path=word/glossary/styles.xml><?xml version="1.0" encoding="utf-8"?>
-<w:styles xmlns:mc="http://schemas.openxmlformats.org/markup-compatibility/2006" xmlns:r="http://schemas.openxmlformats.org/officeDocument/2006/relationships" xmlns:w="http://schemas.openxmlformats.org/wordprocessingml/2006/main" xmlns:w14="http://schemas.microsoft.com/office/word/2010/wordml" xmlns:w15="http://schemas.microsoft.com/office/word/2012/wordml" xmlns:w16cex="http://schemas.microsoft.com/office/word/2018/wordml/cex" xmlns:w16cid="http://schemas.microsoft.com/office/word/2016/wordml/cid" xmlns:w16="http://schemas.microsoft.com/office/word/2018/wordml" xmlns:w16sdtdh="http://schemas.microsoft.com/office/word/2020/wordml/sdtdatahash" xmlns:w16se="http://schemas.microsoft.com/office/word/2015/wordml/symex" mc:Ignorable="w14 w15 w16se w16cid w16 w16cex w16sdtdh">
+<w:styles xmlns:mc="http://schemas.openxmlformats.org/markup-compatibility/2006" xmlns:r="http://schemas.openxmlformats.org/officeDocument/2006/relationships" xmlns:w="http://schemas.openxmlformats.org/wordprocessingml/2006/main" xmlns:w14="http://schemas.microsoft.com/office/word/2010/wordml" xmlns:w15="http://schemas.microsoft.com/office/word/2012/wordml" xmlns:w16cex="http://schemas.microsoft.com/office/word/2018/wordml/cex" xmlns:w16cid="http://schemas.microsoft.com/office/word/2016/wordml/cid" xmlns:w16="http://schemas.microsoft.com/office/word/2018/wordml" xmlns:w16du="http://schemas.microsoft.com/office/word/2023/wordml/word16du" xmlns:w16sdtdh="http://schemas.microsoft.com/office/word/2020/wordml/sdtdatahash" xmlns:w16sdtfl="http://schemas.microsoft.com/office/word/2024/wordml/sdtformatlock" xmlns:w16se="http://schemas.microsoft.com/office/word/2015/wordml/symex" mc:Ignorable="w14 w15 w16se w16cid w16 w16cex w16sdtdh w16sdtfl w16du">
   <w:docDefaults>
     <w:rPrDefault>
       <w:rPr>
@@ -14110,17 +14099,17 @@
     <w:lsdException w:name="Unresolved Mention" w:semiHidden="1" w:unhideWhenUsed="1"/>
     <w:lsdException w:name="Smart Link" w:semiHidden="1" w:unhideWhenUsed="1"/>
   </w:latentStyles>
-  <w:style w:type="paragraph" w:default="1" w:styleId="Norml">
+  <w:style w:type="paragraph" w:default="1" w:styleId="Normal">
     <w:name w:val="Normal"/>
     <w:qFormat/>
   </w:style>
-  <w:style w:type="character" w:default="1" w:styleId="Bekezdsalapbettpusa">
+  <w:style w:type="character" w:default="1" w:styleId="DefaultParagraphFont">
     <w:name w:val="Default Paragraph Font"/>
     <w:uiPriority w:val="1"/>
     <w:semiHidden/>
     <w:unhideWhenUsed/>
   </w:style>
-  <w:style w:type="table" w:default="1" w:styleId="Normltblzat">
+  <w:style w:type="table" w:default="1" w:styleId="TableNormal">
     <w:name w:val="Normal Table"/>
     <w:uiPriority w:val="99"/>
     <w:semiHidden/>
@@ -14135,7 +14124,7 @@
       </w:tblCellMar>
     </w:tblPr>
   </w:style>
-  <w:style w:type="numbering" w:default="1" w:styleId="Nemlista">
+  <w:style w:type="numbering" w:default="1" w:styleId="NoList">
     <w:name w:val="No List"/>
     <w:uiPriority w:val="99"/>
     <w:semiHidden/>
@@ -14154,7 +14143,7 @@
 </file>
 
 <file path=word/glossary/webSettings.xml><?xml version="1.0" encoding="utf-8"?>
-<w:webSettings xmlns:mc="http://schemas.openxmlformats.org/markup-compatibility/2006" xmlns:r="http://schemas.openxmlformats.org/officeDocument/2006/relationships" xmlns:w="http://schemas.openxmlformats.org/wordprocessingml/2006/main" xmlns:w14="http://schemas.microsoft.com/office/word/2010/wordml" xmlns:w15="http://schemas.microsoft.com/office/word/2012/wordml" xmlns:w16cex="http://schemas.microsoft.com/office/word/2018/wordml/cex" xmlns:w16cid="http://schemas.microsoft.com/office/word/2016/wordml/cid" xmlns:w16="http://schemas.microsoft.com/office/word/2018/wordml" xmlns:w16sdtdh="http://schemas.microsoft.com/office/word/2020/wordml/sdtdatahash" xmlns:w16se="http://schemas.microsoft.com/office/word/2015/wordml/symex" mc:Ignorable="w14 w15 w16se w16cid w16 w16cex w16sdtdh">
+<w:webSettings xmlns:mc="http://schemas.openxmlformats.org/markup-compatibility/2006" xmlns:r="http://schemas.openxmlformats.org/officeDocument/2006/relationships" xmlns:w="http://schemas.openxmlformats.org/wordprocessingml/2006/main" xmlns:w14="http://schemas.microsoft.com/office/word/2010/wordml" xmlns:w15="http://schemas.microsoft.com/office/word/2012/wordml" xmlns:w16cex="http://schemas.microsoft.com/office/word/2018/wordml/cex" xmlns:w16cid="http://schemas.microsoft.com/office/word/2016/wordml/cid" xmlns:w16="http://schemas.microsoft.com/office/word/2018/wordml" xmlns:w16du="http://schemas.microsoft.com/office/word/2023/wordml/word16du" xmlns:w16sdtdh="http://schemas.microsoft.com/office/word/2020/wordml/sdtdatahash" xmlns:w16sdtfl="http://schemas.microsoft.com/office/word/2024/wordml/sdtformatlock" xmlns:w16se="http://schemas.microsoft.com/office/word/2015/wordml/symex" mc:Ignorable="w14 w15 w16se w16cid w16 w16cex w16sdtdh w16sdtfl w16du">
   <w:optimizeForBrowser/>
   <w:allowPNG/>
 </w:webSettings>

--- a/szerkesztendo_dokumentumok/frontendTeszt_REKA.docx
+++ b/szerkesztendo_dokumentumok/frontendTeszt_REKA.docx
@@ -1,6 +1,6 @@
 
 <file path=word/document.xml><?xml version="1.0" encoding="utf-8"?>
-<w:document xmlns:wpc="http://schemas.microsoft.com/office/word/2010/wordprocessingCanvas" xmlns:cx="http://schemas.microsoft.com/office/drawing/2014/chartex" xmlns:cx1="http://schemas.microsoft.com/office/drawing/2015/9/8/chartex" xmlns:cx2="http://schemas.microsoft.com/office/drawing/2015/10/21/chartex" xmlns:cx3="http://schemas.microsoft.com/office/drawing/2016/5/9/chartex" xmlns:cx4="http://schemas.microsoft.com/office/drawing/2016/5/10/chartex" xmlns:cx5="http://schemas.microsoft.com/office/drawing/2016/5/11/chartex" xmlns:cx6="http://schemas.microsoft.com/office/drawing/2016/5/12/chartex" xmlns:cx7="http://schemas.microsoft.com/office/drawing/2016/5/13/chartex" xmlns:cx8="http://schemas.microsoft.com/office/drawing/2016/5/14/chartex" xmlns:mc="http://schemas.openxmlformats.org/markup-compatibility/2006" xmlns:aink="http://schemas.microsoft.com/office/drawing/2016/ink" xmlns:am3d="http://schemas.microsoft.com/office/drawing/2017/model3d" xmlns:o="urn:schemas-microsoft-com:office:office" xmlns:oel="http://schemas.microsoft.com/office/2019/extlst" xmlns:r="http://schemas.openxmlformats.org/officeDocument/2006/relationships" xmlns:m="http://schemas.openxmlformats.org/officeDocument/2006/math" xmlns:v="urn:schemas-microsoft-com:vml" xmlns:wp14="http://schemas.microsoft.com/office/word/2010/wordprocessingDrawing" xmlns:wp="http://schemas.openxmlformats.org/drawingml/2006/wordprocessingDrawing" xmlns:w10="urn:schemas-microsoft-com:office:word" xmlns:w="http://schemas.openxmlformats.org/wordprocessingml/2006/main" xmlns:w14="http://schemas.microsoft.com/office/word/2010/wordml" xmlns:w15="http://schemas.microsoft.com/office/word/2012/wordml" xmlns:w16cex="http://schemas.microsoft.com/office/word/2018/wordml/cex" xmlns:w16cid="http://schemas.microsoft.com/office/word/2016/wordml/cid" xmlns:w16="http://schemas.microsoft.com/office/word/2018/wordml" xmlns:w16du="http://schemas.microsoft.com/office/word/2023/wordml/word16du" xmlns:w16sdtdh="http://schemas.microsoft.com/office/word/2020/wordml/sdtdatahash" xmlns:w16sdtfl="http://schemas.microsoft.com/office/word/2024/wordml/sdtformatlock" xmlns:w16se="http://schemas.microsoft.com/office/word/2015/wordml/symex" xmlns:wpg="http://schemas.microsoft.com/office/word/2010/wordprocessingGroup" xmlns:wpi="http://schemas.microsoft.com/office/word/2010/wordprocessingInk" xmlns:wne="http://schemas.microsoft.com/office/word/2006/wordml" xmlns:wps="http://schemas.microsoft.com/office/word/2010/wordprocessingShape" mc:Ignorable="w14 w15 w16se w16cid w16 w16cex w16sdtdh w16sdtfl w16du wp14">
+<w:document xmlns:wpc="http://schemas.microsoft.com/office/word/2010/wordprocessingCanvas" xmlns:cx="http://schemas.microsoft.com/office/drawing/2014/chartex" xmlns:cx1="http://schemas.microsoft.com/office/drawing/2015/9/8/chartex" xmlns:cx2="http://schemas.microsoft.com/office/drawing/2015/10/21/chartex" xmlns:cx3="http://schemas.microsoft.com/office/drawing/2016/5/9/chartex" xmlns:cx4="http://schemas.microsoft.com/office/drawing/2016/5/10/chartex" xmlns:cx5="http://schemas.microsoft.com/office/drawing/2016/5/11/chartex" xmlns:cx6="http://schemas.microsoft.com/office/drawing/2016/5/12/chartex" xmlns:cx7="http://schemas.microsoft.com/office/drawing/2016/5/13/chartex" xmlns:cx8="http://schemas.microsoft.com/office/drawing/2016/5/14/chartex" xmlns:mc="http://schemas.openxmlformats.org/markup-compatibility/2006" xmlns:aink="http://schemas.microsoft.com/office/drawing/2016/ink" xmlns:am3d="http://schemas.microsoft.com/office/drawing/2017/model3d" xmlns:o="urn:schemas-microsoft-com:office:office" xmlns:r="http://schemas.openxmlformats.org/officeDocument/2006/relationships" xmlns:m="http://schemas.openxmlformats.org/officeDocument/2006/math" xmlns:v="urn:schemas-microsoft-com:vml" xmlns:wp14="http://schemas.microsoft.com/office/word/2010/wordprocessingDrawing" xmlns:wp="http://schemas.openxmlformats.org/drawingml/2006/wordprocessingDrawing" xmlns:w10="urn:schemas-microsoft-com:office:word" xmlns:w="http://schemas.openxmlformats.org/wordprocessingml/2006/main" xmlns:w14="http://schemas.microsoft.com/office/word/2010/wordml" xmlns:w15="http://schemas.microsoft.com/office/word/2012/wordml" xmlns:w16cex="http://schemas.microsoft.com/office/word/2018/wordml/cex" xmlns:w16cid="http://schemas.microsoft.com/office/word/2016/wordml/cid" xmlns:w16="http://schemas.microsoft.com/office/word/2018/wordml" xmlns:w16sdtdh="http://schemas.microsoft.com/office/word/2020/wordml/sdtdatahash" xmlns:w16se="http://schemas.microsoft.com/office/word/2015/wordml/symex" xmlns:wpg="http://schemas.microsoft.com/office/word/2010/wordprocessingGroup" xmlns:wpi="http://schemas.microsoft.com/office/word/2010/wordprocessingInk" xmlns:wne="http://schemas.microsoft.com/office/word/2006/wordml" xmlns:wps="http://schemas.microsoft.com/office/word/2010/wordprocessingShape" mc:Ignorable="w14 w15 w16se w16cid w16 w16cex w16sdtdh wp14">
   <w:body>
     <w:sdt>
       <w:sdtPr>
@@ -62,7 +62,7 @@
               </w:tcPr>
               <w:p>
                 <w:pPr>
-                  <w:pStyle w:val="NoSpacing"/>
+                  <w:pStyle w:val="Nincstrkz"/>
                   <w:rPr>
                     <w:color w:val="00948B" w:themeColor="accent1" w:themeShade="BF"/>
                     <w:sz w:val="24"/>
@@ -99,7 +99,7 @@
             <w:sdt>
               <w:sdtPr>
                 <w:rPr>
-                  <w:rStyle w:val="SubtitleChar"/>
+                  <w:rStyle w:val="AlcmChar"/>
                   <w:color w:val="auto"/>
                   <w:sz w:val="28"/>
                   <w:szCs w:val="28"/>
@@ -112,6 +112,11 @@
                 <w:dataBinding w:prefixMappings="xmlns:ns0='http://schemas.openxmlformats.org/package/2006/metadata/core-properties' xmlns:ns1='http://purl.org/dc/elements/1.1/'" w:xpath="/ns0:coreProperties[1]/ns1:subject[1]" w:storeItemID="{6C3C8BC8-F283-45AE-878A-BAB7291924A1}"/>
                 <w:text/>
               </w:sdtPr>
+              <w:sdtEndPr>
+                <w:rPr>
+                  <w:rStyle w:val="AlcmChar"/>
+                </w:rPr>
+              </w:sdtEndPr>
               <w:sdtContent>
                 <w:tc>
                   <w:tcPr>
@@ -125,7 +130,7 @@
                   </w:tcPr>
                   <w:p>
                     <w:pPr>
-                      <w:pStyle w:val="NoSpacing"/>
+                      <w:pStyle w:val="Nincstrkz"/>
                       <w:rPr>
                         <w:color w:val="00948B" w:themeColor="accent1" w:themeShade="BF"/>
                         <w:sz w:val="24"/>
@@ -133,7 +138,7 @@
                     </w:pPr>
                     <w:r>
                       <w:rPr>
-                        <w:rStyle w:val="SubtitleChar"/>
+                        <w:rStyle w:val="AlcmChar"/>
                         <w:color w:val="auto"/>
                         <w:sz w:val="28"/>
                         <w:szCs w:val="28"/>
@@ -158,10 +163,10 @@
               </w:tcPr>
               <w:p>
                 <w:pPr>
-                  <w:pStyle w:val="NoSpacing"/>
+                  <w:pStyle w:val="Nincstrkz"/>
                   <w:spacing w:before="1800"/>
                   <w:rPr>
-                    <w:rStyle w:val="SubtitleChar"/>
+                    <w:rStyle w:val="AlcmChar"/>
                     <w:i w:val="0"/>
                     <w:iCs/>
                     <w:color w:val="00C6BB" w:themeColor="accent1"/>
@@ -171,7 +176,7 @@
                 </w:pPr>
                 <w:r>
                   <w:rPr>
-                    <w:rStyle w:val="SubtitleChar"/>
+                    <w:rStyle w:val="AlcmChar"/>
                     <w:i w:val="0"/>
                     <w:iCs/>
                     <w:color w:val="00C6BB" w:themeColor="accent1"/>
@@ -182,7 +187,7 @@
                 </w:r>
                 <w:r>
                   <w:rPr>
-                    <w:rStyle w:val="SubtitleChar"/>
+                    <w:rStyle w:val="AlcmChar"/>
                     <w:i w:val="0"/>
                     <w:iCs/>
                     <w:color w:val="00C6BB" w:themeColor="accent1"/>
@@ -193,7 +198,7 @@
                 </w:r>
                 <w:r>
                   <w:rPr>
-                    <w:rStyle w:val="SubtitleChar"/>
+                    <w:rStyle w:val="AlcmChar"/>
                     <w:i w:val="0"/>
                     <w:iCs/>
                     <w:color w:val="00C6BB" w:themeColor="accent1"/>
@@ -228,7 +233,7 @@
               </w:tcPr>
               <w:p>
                 <w:pPr>
-                  <w:pStyle w:val="NoSpacing"/>
+                  <w:pStyle w:val="Nincstrkz"/>
                   <w:rPr>
                     <w:color w:val="00C6BB" w:themeColor="accent1"/>
                     <w:sz w:val="28"/>
@@ -314,6 +319,7 @@
                     <w:dataBinding w:prefixMappings="xmlns:ns0='http://schemas.openxmlformats.org/package/2006/metadata/core-properties' xmlns:ns1='http://purl.org/dc/elements/1.1/'" w:xpath="/ns0:coreProperties[1]/ns1:creator[1]" w:storeItemID="{6C3C8BC8-F283-45AE-878A-BAB7291924A1}"/>
                     <w:text/>
                   </w:sdtPr>
+                  <w:sdtEndPr/>
                   <w:sdtContent>
                     <w:proofErr w:type="spellStart"/>
                     <w:r>
@@ -381,10 +387,11 @@
                     <w:calendar w:val="gregorian"/>
                   </w:date>
                 </w:sdtPr>
+                <w:sdtEndPr/>
                 <w:sdtContent>
                   <w:p>
                     <w:pPr>
-                      <w:pStyle w:val="NoSpacing"/>
+                      <w:pStyle w:val="Nincstrkz"/>
                       <w:rPr>
                         <w:color w:val="00C6BB" w:themeColor="accent1"/>
                         <w:sz w:val="28"/>
@@ -420,7 +427,7 @@
               </w:sdt>
               <w:p>
                 <w:pPr>
-                  <w:pStyle w:val="NoSpacing"/>
+                  <w:pStyle w:val="Nincstrkz"/>
                   <w:rPr>
                     <w:color w:val="00C6BB" w:themeColor="accent1"/>
                   </w:rPr>
@@ -475,13 +482,13 @@
           <w:pPr>
             <w:ind w:left="0"/>
             <w:rPr>
-              <w:rStyle w:val="Heading1Char"/>
+              <w:rStyle w:val="Cmsor1Char"/>
               <w:rFonts w:eastAsiaTheme="minorHAnsi"/>
             </w:rPr>
           </w:pPr>
           <w:r>
             <w:rPr>
-              <w:rStyle w:val="Heading1Char"/>
+              <w:rStyle w:val="Cmsor1Char"/>
               <w:rFonts w:eastAsiaTheme="minorHAnsi"/>
             </w:rPr>
             <w:t>Tartalomjegyzék</w:t>
@@ -489,7 +496,7 @@
         </w:p>
         <w:p>
           <w:pPr>
-            <w:pStyle w:val="TOC1"/>
+            <w:pStyle w:val="TJ1"/>
             <w:rPr>
               <w:rFonts w:cstheme="minorBidi"/>
               <w:noProof/>
@@ -507,7 +514,7 @@
           <w:hyperlink w:anchor="_Toc223072398" w:history="1">
             <w:r>
               <w:rPr>
-                <w:rStyle w:val="Hyperlink"/>
+                <w:rStyle w:val="Hiperhivatkozs"/>
                 <w:rFonts w:cstheme="majorHAnsi"/>
                 <w:noProof/>
               </w:rPr>
@@ -522,7 +529,7 @@
             </w:r>
             <w:r>
               <w:rPr>
-                <w:rStyle w:val="Hyperlink"/>
+                <w:rStyle w:val="Hiperhivatkozs"/>
                 <w:noProof/>
               </w:rPr>
               <w:t>Frontend tesztelés - információk</w:t>
@@ -579,7 +586,7 @@
         </w:p>
         <w:p>
           <w:pPr>
-            <w:pStyle w:val="TOC2"/>
+            <w:pStyle w:val="TJ2"/>
             <w:rPr>
               <w:rFonts w:eastAsiaTheme="minorEastAsia"/>
               <w:noProof/>
@@ -589,7 +596,7 @@
           <w:hyperlink w:anchor="_Toc223072399" w:history="1">
             <w:r>
               <w:rPr>
-                <w:rStyle w:val="Hyperlink"/>
+                <w:rStyle w:val="Hiperhivatkozs"/>
                 <w:noProof/>
                 <w14:scene3d>
                   <w14:camera w14:prst="orthographicFront"/>
@@ -610,7 +617,7 @@
             </w:r>
             <w:r>
               <w:rPr>
-                <w:rStyle w:val="Hyperlink"/>
+                <w:rStyle w:val="Hiperhivatkozs"/>
                 <w:noProof/>
               </w:rPr>
               <w:t>Tesztelés során használt eszközök</w:t>
@@ -667,7 +674,7 @@
         </w:p>
         <w:p>
           <w:pPr>
-            <w:pStyle w:val="TOC2"/>
+            <w:pStyle w:val="TJ2"/>
             <w:rPr>
               <w:rFonts w:eastAsiaTheme="minorEastAsia"/>
               <w:noProof/>
@@ -677,7 +684,7 @@
           <w:hyperlink w:anchor="_Toc223072400" w:history="1">
             <w:r>
               <w:rPr>
-                <w:rStyle w:val="Hyperlink"/>
+                <w:rStyle w:val="Hiperhivatkozs"/>
                 <w:noProof/>
                 <w14:scene3d>
                   <w14:camera w14:prst="orthographicFront"/>
@@ -698,7 +705,7 @@
             </w:r>
             <w:r>
               <w:rPr>
-                <w:rStyle w:val="Hyperlink"/>
+                <w:rStyle w:val="Hiperhivatkozs"/>
                 <w:noProof/>
               </w:rPr>
               <w:t>Tesztelés előfeltételei</w:t>
@@ -755,7 +762,7 @@
         </w:p>
         <w:p>
           <w:pPr>
-            <w:pStyle w:val="TOC2"/>
+            <w:pStyle w:val="TJ2"/>
             <w:rPr>
               <w:rFonts w:eastAsiaTheme="minorEastAsia"/>
               <w:noProof/>
@@ -765,7 +772,7 @@
           <w:hyperlink w:anchor="_Toc223072401" w:history="1">
             <w:r>
               <w:rPr>
-                <w:rStyle w:val="Hyperlink"/>
+                <w:rStyle w:val="Hiperhivatkozs"/>
                 <w:noProof/>
                 <w14:scene3d>
                   <w14:camera w14:prst="orthographicFront"/>
@@ -786,7 +793,7 @@
             </w:r>
             <w:r>
               <w:rPr>
-                <w:rStyle w:val="Hyperlink"/>
+                <w:rStyle w:val="Hiperhivatkozs"/>
                 <w:noProof/>
               </w:rPr>
               <w:t>Bejelentkezés a projektbe</w:t>
@@ -843,7 +850,7 @@
         </w:p>
         <w:p>
           <w:pPr>
-            <w:pStyle w:val="TOC2"/>
+            <w:pStyle w:val="TJ2"/>
             <w:rPr>
               <w:rFonts w:eastAsiaTheme="minorEastAsia"/>
               <w:noProof/>
@@ -853,7 +860,7 @@
           <w:hyperlink w:anchor="_Toc223072402" w:history="1">
             <w:r>
               <w:rPr>
-                <w:rStyle w:val="Hyperlink"/>
+                <w:rStyle w:val="Hiperhivatkozs"/>
                 <w:noProof/>
                 <w14:scene3d>
                   <w14:camera w14:prst="orthographicFront"/>
@@ -874,7 +881,7 @@
             </w:r>
             <w:r>
               <w:rPr>
-                <w:rStyle w:val="Hyperlink"/>
+                <w:rStyle w:val="Hiperhivatkozs"/>
                 <w:noProof/>
               </w:rPr>
               <w:t>Frontend URL-je</w:t>
@@ -931,7 +938,7 @@
         </w:p>
         <w:p>
           <w:pPr>
-            <w:pStyle w:val="TOC2"/>
+            <w:pStyle w:val="TJ2"/>
             <w:rPr>
               <w:rFonts w:eastAsiaTheme="minorEastAsia"/>
               <w:noProof/>
@@ -941,7 +948,7 @@
           <w:hyperlink w:anchor="_Toc223072403" w:history="1">
             <w:r>
               <w:rPr>
-                <w:rStyle w:val="Hyperlink"/>
+                <w:rStyle w:val="Hiperhivatkozs"/>
                 <w:noProof/>
                 <w14:scene3d>
                   <w14:camera w14:prst="orthographicFront"/>
@@ -962,7 +969,7 @@
             </w:r>
             <w:r>
               <w:rPr>
-                <w:rStyle w:val="Hyperlink"/>
+                <w:rStyle w:val="Hiperhivatkozs"/>
                 <w:noProof/>
               </w:rPr>
               <w:t>Böngésző</w:t>
@@ -1019,7 +1026,7 @@
         </w:p>
         <w:p>
           <w:pPr>
-            <w:pStyle w:val="TOC1"/>
+            <w:pStyle w:val="TJ1"/>
             <w:rPr>
               <w:rFonts w:cstheme="minorBidi"/>
               <w:noProof/>
@@ -1028,7 +1035,7 @@
           <w:hyperlink w:anchor="_Toc223072404" w:history="1">
             <w:r>
               <w:rPr>
-                <w:rStyle w:val="Hyperlink"/>
+                <w:rStyle w:val="Hiperhivatkozs"/>
                 <w:rFonts w:cstheme="majorHAnsi"/>
                 <w:noProof/>
               </w:rPr>
@@ -1043,7 +1050,7 @@
             </w:r>
             <w:r>
               <w:rPr>
-                <w:rStyle w:val="Hyperlink"/>
+                <w:rStyle w:val="Hiperhivatkozs"/>
                 <w:noProof/>
               </w:rPr>
               <w:t>Bejelentkezés</w:t>
@@ -1100,7 +1107,7 @@
         </w:p>
         <w:p>
           <w:pPr>
-            <w:pStyle w:val="TOC2"/>
+            <w:pStyle w:val="TJ2"/>
             <w:rPr>
               <w:rFonts w:eastAsiaTheme="minorEastAsia"/>
               <w:noProof/>
@@ -1110,7 +1117,7 @@
           <w:hyperlink w:anchor="_Toc223072405" w:history="1">
             <w:r>
               <w:rPr>
-                <w:rStyle w:val="Hyperlink"/>
+                <w:rStyle w:val="Hiperhivatkozs"/>
                 <w:noProof/>
                 <w14:scene3d>
                   <w14:camera w14:prst="orthographicFront"/>
@@ -1131,7 +1138,7 @@
             </w:r>
             <w:r>
               <w:rPr>
-                <w:rStyle w:val="Hyperlink"/>
+                <w:rStyle w:val="Hiperhivatkozs"/>
                 <w:noProof/>
               </w:rPr>
               <w:t>Tesztesetek</w:t>
@@ -1188,7 +1195,7 @@
         </w:p>
         <w:p>
           <w:pPr>
-            <w:pStyle w:val="TOC2"/>
+            <w:pStyle w:val="TJ2"/>
             <w:rPr>
               <w:rFonts w:eastAsiaTheme="minorEastAsia"/>
               <w:noProof/>
@@ -1198,7 +1205,7 @@
           <w:hyperlink w:anchor="_Toc223072406" w:history="1">
             <w:r>
               <w:rPr>
-                <w:rStyle w:val="Hyperlink"/>
+                <w:rStyle w:val="Hiperhivatkozs"/>
                 <w:noProof/>
                 <w14:scene3d>
                   <w14:camera w14:prst="orthographicFront"/>
@@ -1219,7 +1226,7 @@
             </w:r>
             <w:r>
               <w:rPr>
-                <w:rStyle w:val="Hyperlink"/>
+                <w:rStyle w:val="Hiperhivatkozs"/>
                 <w:noProof/>
               </w:rPr>
               <w:t>Tesztek célja</w:t>
@@ -1276,7 +1283,7 @@
         </w:p>
         <w:p>
           <w:pPr>
-            <w:pStyle w:val="TOC2"/>
+            <w:pStyle w:val="TJ2"/>
             <w:rPr>
               <w:rFonts w:eastAsiaTheme="minorEastAsia"/>
               <w:noProof/>
@@ -1286,7 +1293,7 @@
           <w:hyperlink w:anchor="_Toc223072407" w:history="1">
             <w:r>
               <w:rPr>
-                <w:rStyle w:val="Hyperlink"/>
+                <w:rStyle w:val="Hiperhivatkozs"/>
                 <w:noProof/>
                 <w14:scene3d>
                   <w14:camera w14:prst="orthographicFront"/>
@@ -1307,7 +1314,7 @@
             </w:r>
             <w:r>
               <w:rPr>
-                <w:rStyle w:val="Hyperlink"/>
+                <w:rStyle w:val="Hiperhivatkozs"/>
                 <w:noProof/>
               </w:rPr>
               <w:t>Előfeltételek</w:t>
@@ -1364,7 +1371,7 @@
         </w:p>
         <w:p>
           <w:pPr>
-            <w:pStyle w:val="TOC2"/>
+            <w:pStyle w:val="TJ2"/>
             <w:rPr>
               <w:rFonts w:eastAsiaTheme="minorEastAsia"/>
               <w:noProof/>
@@ -1374,7 +1381,7 @@
           <w:hyperlink w:anchor="_Toc223072408" w:history="1">
             <w:r>
               <w:rPr>
-                <w:rStyle w:val="Hyperlink"/>
+                <w:rStyle w:val="Hiperhivatkozs"/>
                 <w:noProof/>
                 <w14:scene3d>
                   <w14:camera w14:prst="orthographicFront"/>
@@ -1395,7 +1402,7 @@
             </w:r>
             <w:r>
               <w:rPr>
-                <w:rStyle w:val="Hyperlink"/>
+                <w:rStyle w:val="Hiperhivatkozs"/>
                 <w:noProof/>
               </w:rPr>
               <w:t>Bevitt adatok</w:t>
@@ -1452,7 +1459,7 @@
         </w:p>
         <w:p>
           <w:pPr>
-            <w:pStyle w:val="TOC2"/>
+            <w:pStyle w:val="TJ2"/>
             <w:rPr>
               <w:rFonts w:eastAsiaTheme="minorEastAsia"/>
               <w:noProof/>
@@ -1462,7 +1469,7 @@
           <w:hyperlink w:anchor="_Toc223072409" w:history="1">
             <w:r>
               <w:rPr>
-                <w:rStyle w:val="Hyperlink"/>
+                <w:rStyle w:val="Hiperhivatkozs"/>
                 <w:noProof/>
                 <w14:scene3d>
                   <w14:camera w14:prst="orthographicFront"/>
@@ -1483,7 +1490,7 @@
             </w:r>
             <w:r>
               <w:rPr>
-                <w:rStyle w:val="Hyperlink"/>
+                <w:rStyle w:val="Hiperhivatkozs"/>
                 <w:noProof/>
               </w:rPr>
               <w:t>Várt eredmény</w:t>
@@ -1540,7 +1547,7 @@
         </w:p>
         <w:p>
           <w:pPr>
-            <w:pStyle w:val="TOC2"/>
+            <w:pStyle w:val="TJ2"/>
             <w:rPr>
               <w:rFonts w:eastAsiaTheme="minorEastAsia"/>
               <w:noProof/>
@@ -1550,7 +1557,7 @@
           <w:hyperlink w:anchor="_Toc223072410" w:history="1">
             <w:r>
               <w:rPr>
-                <w:rStyle w:val="Hyperlink"/>
+                <w:rStyle w:val="Hiperhivatkozs"/>
                 <w:noProof/>
                 <w14:scene3d>
                   <w14:camera w14:prst="orthographicFront"/>
@@ -1571,7 +1578,7 @@
             </w:r>
             <w:r>
               <w:rPr>
-                <w:rStyle w:val="Hyperlink"/>
+                <w:rStyle w:val="Hiperhivatkozs"/>
                 <w:noProof/>
               </w:rPr>
               <w:t>Tesztlépések</w:t>
@@ -1628,7 +1635,7 @@
         </w:p>
         <w:p>
           <w:pPr>
-            <w:pStyle w:val="TOC2"/>
+            <w:pStyle w:val="TJ2"/>
             <w:rPr>
               <w:rFonts w:eastAsiaTheme="minorEastAsia"/>
               <w:noProof/>
@@ -1638,7 +1645,7 @@
           <w:hyperlink w:anchor="_Toc223072411" w:history="1">
             <w:r>
               <w:rPr>
-                <w:rStyle w:val="Hyperlink"/>
+                <w:rStyle w:val="Hiperhivatkozs"/>
                 <w:noProof/>
                 <w14:scene3d>
                   <w14:camera w14:prst="orthographicFront"/>
@@ -1659,7 +1666,7 @@
             </w:r>
             <w:r>
               <w:rPr>
-                <w:rStyle w:val="Hyperlink"/>
+                <w:rStyle w:val="Hiperhivatkozs"/>
                 <w:noProof/>
               </w:rPr>
               <w:t>Teszteket tartalmazó fájl útvonala</w:t>
@@ -1716,7 +1723,7 @@
         </w:p>
         <w:p>
           <w:pPr>
-            <w:pStyle w:val="TOC1"/>
+            <w:pStyle w:val="TJ1"/>
             <w:rPr>
               <w:rFonts w:cstheme="minorBidi"/>
               <w:noProof/>
@@ -1725,7 +1732,7 @@
           <w:hyperlink w:anchor="_Toc223072412" w:history="1">
             <w:r>
               <w:rPr>
-                <w:rStyle w:val="Hyperlink"/>
+                <w:rStyle w:val="Hiperhivatkozs"/>
                 <w:rFonts w:cstheme="majorHAnsi"/>
                 <w:noProof/>
               </w:rPr>
@@ -1740,7 +1747,7 @@
             </w:r>
             <w:r>
               <w:rPr>
-                <w:rStyle w:val="Hyperlink"/>
+                <w:rStyle w:val="Hiperhivatkozs"/>
                 <w:noProof/>
               </w:rPr>
               <w:t>Regisztráció</w:t>
@@ -1797,7 +1804,7 @@
         </w:p>
         <w:p>
           <w:pPr>
-            <w:pStyle w:val="TOC2"/>
+            <w:pStyle w:val="TJ2"/>
             <w:rPr>
               <w:rFonts w:eastAsiaTheme="minorEastAsia"/>
               <w:noProof/>
@@ -1807,7 +1814,7 @@
           <w:hyperlink w:anchor="_Toc223072413" w:history="1">
             <w:r>
               <w:rPr>
-                <w:rStyle w:val="Hyperlink"/>
+                <w:rStyle w:val="Hiperhivatkozs"/>
                 <w:noProof/>
                 <w14:scene3d>
                   <w14:camera w14:prst="orthographicFront"/>
@@ -1828,7 +1835,7 @@
             </w:r>
             <w:r>
               <w:rPr>
-                <w:rStyle w:val="Hyperlink"/>
+                <w:rStyle w:val="Hiperhivatkozs"/>
                 <w:noProof/>
               </w:rPr>
               <w:t>Tesztesetek</w:t>
@@ -1885,7 +1892,7 @@
         </w:p>
         <w:p>
           <w:pPr>
-            <w:pStyle w:val="TOC2"/>
+            <w:pStyle w:val="TJ2"/>
             <w:rPr>
               <w:rFonts w:eastAsiaTheme="minorEastAsia"/>
               <w:noProof/>
@@ -1895,7 +1902,7 @@
           <w:hyperlink w:anchor="_Toc223072414" w:history="1">
             <w:r>
               <w:rPr>
-                <w:rStyle w:val="Hyperlink"/>
+                <w:rStyle w:val="Hiperhivatkozs"/>
                 <w:noProof/>
                 <w14:scene3d>
                   <w14:camera w14:prst="orthographicFront"/>
@@ -1916,7 +1923,7 @@
             </w:r>
             <w:r>
               <w:rPr>
-                <w:rStyle w:val="Hyperlink"/>
+                <w:rStyle w:val="Hiperhivatkozs"/>
                 <w:noProof/>
               </w:rPr>
               <w:t>Tesztek célja</w:t>
@@ -1973,7 +1980,7 @@
         </w:p>
         <w:p>
           <w:pPr>
-            <w:pStyle w:val="TOC2"/>
+            <w:pStyle w:val="TJ2"/>
             <w:rPr>
               <w:rFonts w:eastAsiaTheme="minorEastAsia"/>
               <w:noProof/>
@@ -1983,7 +1990,7 @@
           <w:hyperlink w:anchor="_Toc223072415" w:history="1">
             <w:r>
               <w:rPr>
-                <w:rStyle w:val="Hyperlink"/>
+                <w:rStyle w:val="Hiperhivatkozs"/>
                 <w:noProof/>
                 <w14:scene3d>
                   <w14:camera w14:prst="orthographicFront"/>
@@ -2004,7 +2011,7 @@
             </w:r>
             <w:r>
               <w:rPr>
-                <w:rStyle w:val="Hyperlink"/>
+                <w:rStyle w:val="Hiperhivatkozs"/>
                 <w:noProof/>
               </w:rPr>
               <w:t>Előfeltételek</w:t>
@@ -2061,7 +2068,7 @@
         </w:p>
         <w:p>
           <w:pPr>
-            <w:pStyle w:val="TOC2"/>
+            <w:pStyle w:val="TJ2"/>
             <w:rPr>
               <w:rFonts w:eastAsiaTheme="minorEastAsia"/>
               <w:noProof/>
@@ -2071,7 +2078,7 @@
           <w:hyperlink w:anchor="_Toc223072416" w:history="1">
             <w:r>
               <w:rPr>
-                <w:rStyle w:val="Hyperlink"/>
+                <w:rStyle w:val="Hiperhivatkozs"/>
                 <w:noProof/>
                 <w14:scene3d>
                   <w14:camera w14:prst="orthographicFront"/>
@@ -2092,7 +2099,7 @@
             </w:r>
             <w:r>
               <w:rPr>
-                <w:rStyle w:val="Hyperlink"/>
+                <w:rStyle w:val="Hiperhivatkozs"/>
                 <w:noProof/>
               </w:rPr>
               <w:t>Bevitt adatok</w:t>
@@ -2149,7 +2156,7 @@
         </w:p>
         <w:p>
           <w:pPr>
-            <w:pStyle w:val="TOC2"/>
+            <w:pStyle w:val="TJ2"/>
             <w:rPr>
               <w:rFonts w:eastAsiaTheme="minorEastAsia"/>
               <w:noProof/>
@@ -2159,7 +2166,7 @@
           <w:hyperlink w:anchor="_Toc223072417" w:history="1">
             <w:r>
               <w:rPr>
-                <w:rStyle w:val="Hyperlink"/>
+                <w:rStyle w:val="Hiperhivatkozs"/>
                 <w:noProof/>
                 <w14:scene3d>
                   <w14:camera w14:prst="orthographicFront"/>
@@ -2180,7 +2187,7 @@
             </w:r>
             <w:r>
               <w:rPr>
-                <w:rStyle w:val="Hyperlink"/>
+                <w:rStyle w:val="Hiperhivatkozs"/>
                 <w:noProof/>
               </w:rPr>
               <w:t>Várt eredmény</w:t>
@@ -2237,7 +2244,7 @@
         </w:p>
         <w:p>
           <w:pPr>
-            <w:pStyle w:val="TOC2"/>
+            <w:pStyle w:val="TJ2"/>
             <w:rPr>
               <w:rFonts w:eastAsiaTheme="minorEastAsia"/>
               <w:noProof/>
@@ -2247,7 +2254,7 @@
           <w:hyperlink w:anchor="_Toc223072418" w:history="1">
             <w:r>
               <w:rPr>
-                <w:rStyle w:val="Hyperlink"/>
+                <w:rStyle w:val="Hiperhivatkozs"/>
                 <w:noProof/>
                 <w14:scene3d>
                   <w14:camera w14:prst="orthographicFront"/>
@@ -2268,7 +2275,7 @@
             </w:r>
             <w:r>
               <w:rPr>
-                <w:rStyle w:val="Hyperlink"/>
+                <w:rStyle w:val="Hiperhivatkozs"/>
                 <w:noProof/>
               </w:rPr>
               <w:t>Tesztlépések</w:t>
@@ -2325,7 +2332,7 @@
         </w:p>
         <w:p>
           <w:pPr>
-            <w:pStyle w:val="TOC2"/>
+            <w:pStyle w:val="TJ2"/>
             <w:rPr>
               <w:rFonts w:eastAsiaTheme="minorEastAsia"/>
               <w:noProof/>
@@ -2335,7 +2342,7 @@
           <w:hyperlink w:anchor="_Toc223072419" w:history="1">
             <w:r>
               <w:rPr>
-                <w:rStyle w:val="Hyperlink"/>
+                <w:rStyle w:val="Hiperhivatkozs"/>
                 <w:noProof/>
                 <w14:scene3d>
                   <w14:camera w14:prst="orthographicFront"/>
@@ -2356,7 +2363,7 @@
             </w:r>
             <w:r>
               <w:rPr>
-                <w:rStyle w:val="Hyperlink"/>
+                <w:rStyle w:val="Hiperhivatkozs"/>
                 <w:noProof/>
               </w:rPr>
               <w:t>Teszteket tartalmazó fájl útvonala</w:t>
@@ -2413,7 +2420,7 @@
         </w:p>
         <w:p>
           <w:pPr>
-            <w:pStyle w:val="TOC1"/>
+            <w:pStyle w:val="TJ1"/>
             <w:rPr>
               <w:rFonts w:cstheme="minorBidi"/>
               <w:noProof/>
@@ -2422,7 +2429,7 @@
           <w:hyperlink w:anchor="_Toc223072420" w:history="1">
             <w:r>
               <w:rPr>
-                <w:rStyle w:val="Hyperlink"/>
+                <w:rStyle w:val="Hiperhivatkozs"/>
                 <w:rFonts w:cstheme="majorHAnsi"/>
                 <w:noProof/>
               </w:rPr>
@@ -2437,7 +2444,7 @@
             </w:r>
             <w:r>
               <w:rPr>
-                <w:rStyle w:val="Hyperlink"/>
+                <w:rStyle w:val="Hiperhivatkozs"/>
                 <w:noProof/>
               </w:rPr>
               <w:t>Oldalsáv és profilmenü</w:t>
@@ -2494,7 +2501,7 @@
         </w:p>
         <w:p>
           <w:pPr>
-            <w:pStyle w:val="TOC2"/>
+            <w:pStyle w:val="TJ2"/>
             <w:rPr>
               <w:rFonts w:eastAsiaTheme="minorEastAsia"/>
               <w:noProof/>
@@ -2504,7 +2511,7 @@
           <w:hyperlink w:anchor="_Toc223072421" w:history="1">
             <w:r>
               <w:rPr>
-                <w:rStyle w:val="Hyperlink"/>
+                <w:rStyle w:val="Hiperhivatkozs"/>
                 <w:noProof/>
                 <w14:scene3d>
                   <w14:camera w14:prst="orthographicFront"/>
@@ -2525,7 +2532,7 @@
             </w:r>
             <w:r>
               <w:rPr>
-                <w:rStyle w:val="Hyperlink"/>
+                <w:rStyle w:val="Hiperhivatkozs"/>
                 <w:noProof/>
               </w:rPr>
               <w:t>Tesztesetek</w:t>
@@ -2582,7 +2589,7 @@
         </w:p>
         <w:p>
           <w:pPr>
-            <w:pStyle w:val="TOC2"/>
+            <w:pStyle w:val="TJ2"/>
             <w:rPr>
               <w:rFonts w:eastAsiaTheme="minorEastAsia"/>
               <w:noProof/>
@@ -2592,7 +2599,7 @@
           <w:hyperlink w:anchor="_Toc223072422" w:history="1">
             <w:r>
               <w:rPr>
-                <w:rStyle w:val="Hyperlink"/>
+                <w:rStyle w:val="Hiperhivatkozs"/>
                 <w:noProof/>
                 <w14:scene3d>
                   <w14:camera w14:prst="orthographicFront"/>
@@ -2613,7 +2620,7 @@
             </w:r>
             <w:r>
               <w:rPr>
-                <w:rStyle w:val="Hyperlink"/>
+                <w:rStyle w:val="Hiperhivatkozs"/>
                 <w:noProof/>
               </w:rPr>
               <w:t>Tesztek célja</w:t>
@@ -2670,7 +2677,7 @@
         </w:p>
         <w:p>
           <w:pPr>
-            <w:pStyle w:val="TOC2"/>
+            <w:pStyle w:val="TJ2"/>
             <w:rPr>
               <w:rFonts w:eastAsiaTheme="minorEastAsia"/>
               <w:noProof/>
@@ -2680,7 +2687,7 @@
           <w:hyperlink w:anchor="_Toc223072423" w:history="1">
             <w:r>
               <w:rPr>
-                <w:rStyle w:val="Hyperlink"/>
+                <w:rStyle w:val="Hiperhivatkozs"/>
                 <w:noProof/>
                 <w14:scene3d>
                   <w14:camera w14:prst="orthographicFront"/>
@@ -2701,7 +2708,7 @@
             </w:r>
             <w:r>
               <w:rPr>
-                <w:rStyle w:val="Hyperlink"/>
+                <w:rStyle w:val="Hiperhivatkozs"/>
                 <w:noProof/>
               </w:rPr>
               <w:t>Előfeltételek</w:t>
@@ -2758,7 +2765,7 @@
         </w:p>
         <w:p>
           <w:pPr>
-            <w:pStyle w:val="TOC2"/>
+            <w:pStyle w:val="TJ2"/>
             <w:rPr>
               <w:rFonts w:eastAsiaTheme="minorEastAsia"/>
               <w:noProof/>
@@ -2768,7 +2775,7 @@
           <w:hyperlink w:anchor="_Toc223072424" w:history="1">
             <w:r>
               <w:rPr>
-                <w:rStyle w:val="Hyperlink"/>
+                <w:rStyle w:val="Hiperhivatkozs"/>
                 <w:noProof/>
                 <w14:scene3d>
                   <w14:camera w14:prst="orthographicFront"/>
@@ -2789,7 +2796,7 @@
             </w:r>
             <w:r>
               <w:rPr>
-                <w:rStyle w:val="Hyperlink"/>
+                <w:rStyle w:val="Hiperhivatkozs"/>
                 <w:noProof/>
               </w:rPr>
               <w:t>Bevitt adatok</w:t>
@@ -2846,7 +2853,7 @@
         </w:p>
         <w:p>
           <w:pPr>
-            <w:pStyle w:val="TOC2"/>
+            <w:pStyle w:val="TJ2"/>
             <w:rPr>
               <w:rFonts w:eastAsiaTheme="minorEastAsia"/>
               <w:noProof/>
@@ -2856,7 +2863,7 @@
           <w:hyperlink w:anchor="_Toc223072425" w:history="1">
             <w:r>
               <w:rPr>
-                <w:rStyle w:val="Hyperlink"/>
+                <w:rStyle w:val="Hiperhivatkozs"/>
                 <w:noProof/>
                 <w14:scene3d>
                   <w14:camera w14:prst="orthographicFront"/>
@@ -2877,7 +2884,7 @@
             </w:r>
             <w:r>
               <w:rPr>
-                <w:rStyle w:val="Hyperlink"/>
+                <w:rStyle w:val="Hiperhivatkozs"/>
                 <w:noProof/>
               </w:rPr>
               <w:t>Várt eredmény</w:t>
@@ -2934,7 +2941,7 @@
         </w:p>
         <w:p>
           <w:pPr>
-            <w:pStyle w:val="TOC2"/>
+            <w:pStyle w:val="TJ2"/>
             <w:rPr>
               <w:rFonts w:eastAsiaTheme="minorEastAsia"/>
               <w:noProof/>
@@ -2944,7 +2951,7 @@
           <w:hyperlink w:anchor="_Toc223072426" w:history="1">
             <w:r>
               <w:rPr>
-                <w:rStyle w:val="Hyperlink"/>
+                <w:rStyle w:val="Hiperhivatkozs"/>
                 <w:noProof/>
                 <w14:scene3d>
                   <w14:camera w14:prst="orthographicFront"/>
@@ -2965,7 +2972,7 @@
             </w:r>
             <w:r>
               <w:rPr>
-                <w:rStyle w:val="Hyperlink"/>
+                <w:rStyle w:val="Hiperhivatkozs"/>
                 <w:noProof/>
               </w:rPr>
               <w:t>Tesztlépések</w:t>
@@ -3022,7 +3029,7 @@
         </w:p>
         <w:p>
           <w:pPr>
-            <w:pStyle w:val="TOC2"/>
+            <w:pStyle w:val="TJ2"/>
             <w:rPr>
               <w:rFonts w:eastAsiaTheme="minorEastAsia"/>
               <w:noProof/>
@@ -3032,7 +3039,7 @@
           <w:hyperlink w:anchor="_Toc223072427" w:history="1">
             <w:r>
               <w:rPr>
-                <w:rStyle w:val="Hyperlink"/>
+                <w:rStyle w:val="Hiperhivatkozs"/>
                 <w:noProof/>
                 <w14:scene3d>
                   <w14:camera w14:prst="orthographicFront"/>
@@ -3053,7 +3060,7 @@
             </w:r>
             <w:r>
               <w:rPr>
-                <w:rStyle w:val="Hyperlink"/>
+                <w:rStyle w:val="Hiperhivatkozs"/>
                 <w:noProof/>
               </w:rPr>
               <w:t>Teszteket tartalmazó fájl útvonala</w:t>
@@ -3110,7 +3117,7 @@
         </w:p>
         <w:p>
           <w:pPr>
-            <w:pStyle w:val="TOC1"/>
+            <w:pStyle w:val="TJ1"/>
             <w:rPr>
               <w:rFonts w:cstheme="minorBidi"/>
               <w:noProof/>
@@ -3119,7 +3126,7 @@
           <w:hyperlink w:anchor="_Toc223072428" w:history="1">
             <w:r>
               <w:rPr>
-                <w:rStyle w:val="Hyperlink"/>
+                <w:rStyle w:val="Hiperhivatkozs"/>
                 <w:rFonts w:cstheme="majorHAnsi"/>
                 <w:noProof/>
               </w:rPr>
@@ -3134,7 +3141,7 @@
             </w:r>
             <w:r>
               <w:rPr>
-                <w:rStyle w:val="Hyperlink"/>
+                <w:rStyle w:val="Hiperhivatkozs"/>
                 <w:noProof/>
               </w:rPr>
               <w:t>Új termék felvétele</w:t>
@@ -3191,7 +3198,7 @@
         </w:p>
         <w:p>
           <w:pPr>
-            <w:pStyle w:val="TOC2"/>
+            <w:pStyle w:val="TJ2"/>
             <w:rPr>
               <w:rFonts w:eastAsiaTheme="minorEastAsia"/>
               <w:noProof/>
@@ -3201,7 +3208,7 @@
           <w:hyperlink w:anchor="_Toc223072429" w:history="1">
             <w:r>
               <w:rPr>
-                <w:rStyle w:val="Hyperlink"/>
+                <w:rStyle w:val="Hiperhivatkozs"/>
                 <w:noProof/>
                 <w14:scene3d>
                   <w14:camera w14:prst="orthographicFront"/>
@@ -3222,7 +3229,7 @@
             </w:r>
             <w:r>
               <w:rPr>
-                <w:rStyle w:val="Hyperlink"/>
+                <w:rStyle w:val="Hiperhivatkozs"/>
                 <w:noProof/>
               </w:rPr>
               <w:t>Tesztesetek</w:t>
@@ -3279,7 +3286,7 @@
         </w:p>
         <w:p>
           <w:pPr>
-            <w:pStyle w:val="TOC2"/>
+            <w:pStyle w:val="TJ2"/>
             <w:rPr>
               <w:rFonts w:eastAsiaTheme="minorEastAsia"/>
               <w:noProof/>
@@ -3289,7 +3296,7 @@
           <w:hyperlink w:anchor="_Toc223072430" w:history="1">
             <w:r>
               <w:rPr>
-                <w:rStyle w:val="Hyperlink"/>
+                <w:rStyle w:val="Hiperhivatkozs"/>
                 <w:noProof/>
                 <w14:scene3d>
                   <w14:camera w14:prst="orthographicFront"/>
@@ -3310,7 +3317,7 @@
             </w:r>
             <w:r>
               <w:rPr>
-                <w:rStyle w:val="Hyperlink"/>
+                <w:rStyle w:val="Hiperhivatkozs"/>
                 <w:noProof/>
               </w:rPr>
               <w:t>Tesztek célja</w:t>
@@ -3367,7 +3374,7 @@
         </w:p>
         <w:p>
           <w:pPr>
-            <w:pStyle w:val="TOC2"/>
+            <w:pStyle w:val="TJ2"/>
             <w:rPr>
               <w:rFonts w:eastAsiaTheme="minorEastAsia"/>
               <w:noProof/>
@@ -3377,7 +3384,7 @@
           <w:hyperlink w:anchor="_Toc223072431" w:history="1">
             <w:r>
               <w:rPr>
-                <w:rStyle w:val="Hyperlink"/>
+                <w:rStyle w:val="Hiperhivatkozs"/>
                 <w:noProof/>
                 <w14:scene3d>
                   <w14:camera w14:prst="orthographicFront"/>
@@ -3398,7 +3405,7 @@
             </w:r>
             <w:r>
               <w:rPr>
-                <w:rStyle w:val="Hyperlink"/>
+                <w:rStyle w:val="Hiperhivatkozs"/>
                 <w:noProof/>
               </w:rPr>
               <w:t>Előfeltételek</w:t>
@@ -3455,7 +3462,7 @@
         </w:p>
         <w:p>
           <w:pPr>
-            <w:pStyle w:val="TOC2"/>
+            <w:pStyle w:val="TJ2"/>
             <w:rPr>
               <w:rFonts w:eastAsiaTheme="minorEastAsia"/>
               <w:noProof/>
@@ -3465,7 +3472,7 @@
           <w:hyperlink w:anchor="_Toc223072432" w:history="1">
             <w:r>
               <w:rPr>
-                <w:rStyle w:val="Hyperlink"/>
+                <w:rStyle w:val="Hiperhivatkozs"/>
                 <w:noProof/>
                 <w14:scene3d>
                   <w14:camera w14:prst="orthographicFront"/>
@@ -3486,7 +3493,7 @@
             </w:r>
             <w:r>
               <w:rPr>
-                <w:rStyle w:val="Hyperlink"/>
+                <w:rStyle w:val="Hiperhivatkozs"/>
                 <w:noProof/>
               </w:rPr>
               <w:t>Bevitt adatok</w:t>
@@ -3543,7 +3550,7 @@
         </w:p>
         <w:p>
           <w:pPr>
-            <w:pStyle w:val="TOC2"/>
+            <w:pStyle w:val="TJ2"/>
             <w:rPr>
               <w:rFonts w:eastAsiaTheme="minorEastAsia"/>
               <w:noProof/>
@@ -3553,7 +3560,7 @@
           <w:hyperlink w:anchor="_Toc223072433" w:history="1">
             <w:r>
               <w:rPr>
-                <w:rStyle w:val="Hyperlink"/>
+                <w:rStyle w:val="Hiperhivatkozs"/>
                 <w:noProof/>
                 <w14:scene3d>
                   <w14:camera w14:prst="orthographicFront"/>
@@ -3574,7 +3581,7 @@
             </w:r>
             <w:r>
               <w:rPr>
-                <w:rStyle w:val="Hyperlink"/>
+                <w:rStyle w:val="Hiperhivatkozs"/>
                 <w:noProof/>
               </w:rPr>
               <w:t>Várt eredmény</w:t>
@@ -3631,7 +3638,7 @@
         </w:p>
         <w:p>
           <w:pPr>
-            <w:pStyle w:val="TOC2"/>
+            <w:pStyle w:val="TJ2"/>
             <w:rPr>
               <w:rFonts w:eastAsiaTheme="minorEastAsia"/>
               <w:noProof/>
@@ -3641,7 +3648,7 @@
           <w:hyperlink w:anchor="_Toc223072434" w:history="1">
             <w:r>
               <w:rPr>
-                <w:rStyle w:val="Hyperlink"/>
+                <w:rStyle w:val="Hiperhivatkozs"/>
                 <w:noProof/>
                 <w14:scene3d>
                   <w14:camera w14:prst="orthographicFront"/>
@@ -3662,7 +3669,7 @@
             </w:r>
             <w:r>
               <w:rPr>
-                <w:rStyle w:val="Hyperlink"/>
+                <w:rStyle w:val="Hiperhivatkozs"/>
                 <w:noProof/>
               </w:rPr>
               <w:t>Tesztlépések</w:t>
@@ -3719,7 +3726,7 @@
         </w:p>
         <w:p>
           <w:pPr>
-            <w:pStyle w:val="TOC2"/>
+            <w:pStyle w:val="TJ2"/>
             <w:rPr>
               <w:rFonts w:eastAsiaTheme="minorEastAsia"/>
               <w:noProof/>
@@ -3729,7 +3736,7 @@
           <w:hyperlink w:anchor="_Toc223072435" w:history="1">
             <w:r>
               <w:rPr>
-                <w:rStyle w:val="Hyperlink"/>
+                <w:rStyle w:val="Hiperhivatkozs"/>
                 <w:noProof/>
                 <w14:scene3d>
                   <w14:camera w14:prst="orthographicFront"/>
@@ -3750,7 +3757,7 @@
             </w:r>
             <w:r>
               <w:rPr>
-                <w:rStyle w:val="Hyperlink"/>
+                <w:rStyle w:val="Hiperhivatkozs"/>
                 <w:noProof/>
               </w:rPr>
               <w:t>Teszteket tartalmazó fájl útvonala</w:t>
@@ -3824,7 +3831,7 @@
     </w:sdt>
     <w:p>
       <w:pPr>
-        <w:pStyle w:val="Heading1"/>
+        <w:pStyle w:val="Cmsor1"/>
         <w:sectPr>
           <w:headerReference w:type="default" r:id="rId9"/>
           <w:footerReference w:type="default" r:id="rId10"/>
@@ -3841,7 +3848,7 @@
     </w:p>
     <w:p>
       <w:pPr>
-        <w:pStyle w:val="Heading1"/>
+        <w:pStyle w:val="Cmsor1"/>
       </w:pPr>
       <w:bookmarkStart w:id="1" w:name="_Toc223072398"/>
       <w:r>
@@ -3855,7 +3862,7 @@
     </w:p>
     <w:p>
       <w:pPr>
-        <w:pStyle w:val="Heading2"/>
+        <w:pStyle w:val="Cmsor2"/>
       </w:pPr>
       <w:bookmarkStart w:id="2" w:name="_Toc223072399"/>
       <w:r>
@@ -3865,7 +3872,7 @@
     </w:p>
     <w:p>
       <w:pPr>
-        <w:pStyle w:val="ListParagraph"/>
+        <w:pStyle w:val="Listaszerbekezds"/>
         <w:numPr>
           <w:ilvl w:val="0"/>
           <w:numId w:val="26"/>
@@ -3890,7 +3897,7 @@
     </w:p>
     <w:p>
       <w:pPr>
-        <w:pStyle w:val="ListParagraph"/>
+        <w:pStyle w:val="Listaszerbekezds"/>
         <w:numPr>
           <w:ilvl w:val="0"/>
           <w:numId w:val="26"/>
@@ -3907,7 +3914,7 @@
     </w:p>
     <w:p>
       <w:pPr>
-        <w:pStyle w:val="ListParagraph"/>
+        <w:pStyle w:val="Listaszerbekezds"/>
         <w:numPr>
           <w:ilvl w:val="0"/>
           <w:numId w:val="26"/>
@@ -3919,7 +3926,7 @@
     </w:p>
     <w:p>
       <w:pPr>
-        <w:pStyle w:val="ListParagraph"/>
+        <w:pStyle w:val="Listaszerbekezds"/>
         <w:numPr>
           <w:ilvl w:val="0"/>
           <w:numId w:val="26"/>
@@ -3944,7 +3951,7 @@
     </w:p>
     <w:p>
       <w:pPr>
-        <w:pStyle w:val="ListParagraph"/>
+        <w:pStyle w:val="Listaszerbekezds"/>
         <w:numPr>
           <w:ilvl w:val="0"/>
           <w:numId w:val="26"/>
@@ -3956,7 +3963,7 @@
     </w:p>
     <w:p>
       <w:pPr>
-        <w:pStyle w:val="Heading2"/>
+        <w:pStyle w:val="Cmsor2"/>
       </w:pPr>
       <w:bookmarkStart w:id="3" w:name="_Toc223072400"/>
       <w:r>
@@ -3966,7 +3973,7 @@
     </w:p>
     <w:p>
       <w:pPr>
-        <w:pStyle w:val="ListParagraph"/>
+        <w:pStyle w:val="Listaszerbekezds"/>
         <w:numPr>
           <w:ilvl w:val="0"/>
           <w:numId w:val="26"/>
@@ -3981,7 +3988,7 @@
     </w:p>
     <w:p>
       <w:pPr>
-        <w:pStyle w:val="ListParagraph"/>
+        <w:pStyle w:val="Listaszerbekezds"/>
         <w:numPr>
           <w:ilvl w:val="0"/>
           <w:numId w:val="26"/>
@@ -4044,7 +4051,7 @@
     </w:p>
     <w:p>
       <w:pPr>
-        <w:pStyle w:val="ListParagraph"/>
+        <w:pStyle w:val="Listaszerbekezds"/>
         <w:numPr>
           <w:ilvl w:val="0"/>
           <w:numId w:val="26"/>
@@ -4081,7 +4088,7 @@
     </w:p>
     <w:p>
       <w:pPr>
-        <w:pStyle w:val="ListParagraph"/>
+        <w:pStyle w:val="Listaszerbekezds"/>
         <w:numPr>
           <w:ilvl w:val="0"/>
           <w:numId w:val="26"/>
@@ -4093,7 +4100,7 @@
     </w:p>
     <w:p>
       <w:pPr>
-        <w:pStyle w:val="ListParagraph"/>
+        <w:pStyle w:val="Listaszerbekezds"/>
         <w:numPr>
           <w:ilvl w:val="0"/>
           <w:numId w:val="26"/>
@@ -4105,7 +4112,7 @@
     </w:p>
     <w:p>
       <w:pPr>
-        <w:pStyle w:val="Heading2"/>
+        <w:pStyle w:val="Cmsor2"/>
       </w:pPr>
       <w:bookmarkStart w:id="4" w:name="_Toc223072401"/>
       <w:r>
@@ -4154,7 +4161,7 @@
     </w:p>
     <w:p>
       <w:pPr>
-        <w:pStyle w:val="Heading2"/>
+        <w:pStyle w:val="Cmsor2"/>
       </w:pPr>
       <w:bookmarkStart w:id="5" w:name="_Toc223072402"/>
       <w:r>
@@ -4189,7 +4196,7 @@
     </w:p>
     <w:p>
       <w:pPr>
-        <w:pStyle w:val="Heading2"/>
+        <w:pStyle w:val="Cmsor2"/>
       </w:pPr>
       <w:bookmarkStart w:id="6" w:name="_Toc223072403"/>
       <w:r>
@@ -4237,7 +4244,7 @@
     </w:p>
     <w:p>
       <w:pPr>
-        <w:pStyle w:val="Heading1"/>
+        <w:pStyle w:val="Cmsor1"/>
       </w:pPr>
       <w:r>
         <w:lastRenderedPageBreak/>
@@ -4251,7 +4258,7 @@
     </w:p>
     <w:p>
       <w:pPr>
-        <w:pStyle w:val="Heading2"/>
+        <w:pStyle w:val="Cmsor2"/>
       </w:pPr>
       <w:bookmarkStart w:id="8" w:name="_Toc223072405"/>
       <w:r>
@@ -4267,7 +4274,7 @@
     </w:p>
     <w:p>
       <w:pPr>
-        <w:pStyle w:val="ListParagraph"/>
+        <w:pStyle w:val="Listaszerbekezds"/>
         <w:numPr>
           <w:ilvl w:val="0"/>
           <w:numId w:val="26"/>
@@ -4282,7 +4289,7 @@
     </w:p>
     <w:p>
       <w:pPr>
-        <w:pStyle w:val="ListParagraph"/>
+        <w:pStyle w:val="Listaszerbekezds"/>
         <w:numPr>
           <w:ilvl w:val="0"/>
           <w:numId w:val="26"/>
@@ -4297,7 +4304,7 @@
     </w:p>
     <w:p>
       <w:pPr>
-        <w:pStyle w:val="ListParagraph"/>
+        <w:pStyle w:val="Listaszerbekezds"/>
         <w:numPr>
           <w:ilvl w:val="0"/>
           <w:numId w:val="26"/>
@@ -4336,7 +4343,7 @@
     </w:p>
     <w:p>
       <w:pPr>
-        <w:pStyle w:val="Heading2"/>
+        <w:pStyle w:val="Cmsor2"/>
       </w:pPr>
       <w:bookmarkStart w:id="9" w:name="_Toc223072406"/>
       <w:r>
@@ -4363,7 +4370,7 @@
     </w:p>
     <w:p>
       <w:pPr>
-        <w:pStyle w:val="Heading2"/>
+        <w:pStyle w:val="Cmsor2"/>
       </w:pPr>
       <w:bookmarkStart w:id="10" w:name="_Toc223072407"/>
       <w:r>
@@ -4373,7 +4380,7 @@
     </w:p>
     <w:p>
       <w:pPr>
-        <w:pStyle w:val="ListParagraph"/>
+        <w:pStyle w:val="Listaszerbekezds"/>
       </w:pPr>
       <w:r>
         <w:t>1.2. pontban található feltételek teljesülése</w:t>
@@ -4381,7 +4388,7 @@
     </w:p>
     <w:p>
       <w:pPr>
-        <w:pStyle w:val="ListParagraph"/>
+        <w:pStyle w:val="Listaszerbekezds"/>
       </w:pPr>
       <w:r>
         <w:t>A</w:t>
@@ -4407,7 +4414,7 @@
     </w:p>
     <w:p>
       <w:pPr>
-        <w:pStyle w:val="Heading2"/>
+        <w:pStyle w:val="Cmsor2"/>
       </w:pPr>
       <w:bookmarkStart w:id="11" w:name="_Toc223072408"/>
       <w:r>
@@ -4417,7 +4424,7 @@
     </w:p>
     <w:tbl>
       <w:tblPr>
-        <w:tblStyle w:val="TableGrid"/>
+        <w:tblStyle w:val="Rcsostblzat"/>
         <w:tblW w:w="0" w:type="auto"/>
         <w:tblInd w:w="1418" w:type="dxa"/>
         <w:tblLook w:val="04A0" w:firstRow="1" w:lastRow="0" w:firstColumn="1" w:lastColumn="0" w:noHBand="0" w:noVBand="1"/>
@@ -4541,7 +4548,7 @@
     </w:p>
     <w:tbl>
       <w:tblPr>
-        <w:tblStyle w:val="TableGrid"/>
+        <w:tblStyle w:val="Rcsostblzat"/>
         <w:tblW w:w="0" w:type="auto"/>
         <w:tblInd w:w="1418" w:type="dxa"/>
         <w:tblLook w:val="04A0" w:firstRow="1" w:lastRow="0" w:firstColumn="1" w:lastColumn="0" w:noHBand="0" w:noVBand="1"/>
@@ -4669,7 +4676,7 @@
     </w:p>
     <w:tbl>
       <w:tblPr>
-        <w:tblStyle w:val="TableGrid"/>
+        <w:tblStyle w:val="Rcsostblzat"/>
         <w:tblW w:w="0" w:type="auto"/>
         <w:tblInd w:w="1418" w:type="dxa"/>
         <w:tblLook w:val="04A0" w:firstRow="1" w:lastRow="0" w:firstColumn="1" w:lastColumn="0" w:noHBand="0" w:noVBand="1"/>
@@ -4794,7 +4801,7 @@
     </w:p>
     <w:p>
       <w:pPr>
-        <w:pStyle w:val="Heading2"/>
+        <w:pStyle w:val="Cmsor2"/>
       </w:pPr>
       <w:bookmarkStart w:id="12" w:name="_Toc223072409"/>
       <w:r>
@@ -4804,7 +4811,7 @@
     </w:p>
     <w:p>
       <w:pPr>
-        <w:pStyle w:val="ListParagraph"/>
+        <w:pStyle w:val="Listaszerbekezds"/>
       </w:pPr>
       <w:r>
         <w:t>LOGIN-1:</w:t>
@@ -4816,7 +4823,7 @@
     </w:p>
     <w:p>
       <w:pPr>
-        <w:pStyle w:val="ListParagraph"/>
+        <w:pStyle w:val="Listaszerbekezds"/>
       </w:pPr>
       <w:r>
         <w:t>LOGIN-2:</w:t>
@@ -4828,7 +4835,7 @@
     </w:p>
     <w:p>
       <w:pPr>
-        <w:pStyle w:val="ListParagraph"/>
+        <w:pStyle w:val="Listaszerbekezds"/>
       </w:pPr>
       <w:r>
         <w:t>LOGIN-3:</w:t>
@@ -4840,7 +4847,7 @@
     </w:p>
     <w:p>
       <w:pPr>
-        <w:pStyle w:val="Heading2"/>
+        <w:pStyle w:val="Cmsor2"/>
       </w:pPr>
       <w:bookmarkStart w:id="13" w:name="_Toc223072410"/>
       <w:r>
@@ -5117,7 +5124,7 @@
     </w:p>
     <w:p>
       <w:pPr>
-        <w:pStyle w:val="Heading2"/>
+        <w:pStyle w:val="Cmsor2"/>
       </w:pPr>
       <w:bookmarkStart w:id="14" w:name="_Toc223072411"/>
       <w:r>
@@ -5150,7 +5157,7 @@
     <w:bookmarkEnd w:id="0"/>
     <w:p>
       <w:pPr>
-        <w:pStyle w:val="Heading1"/>
+        <w:pStyle w:val="Cmsor1"/>
       </w:pPr>
       <w:r>
         <w:lastRenderedPageBreak/>
@@ -5164,7 +5171,7 @@
     </w:p>
     <w:p>
       <w:pPr>
-        <w:pStyle w:val="Heading2"/>
+        <w:pStyle w:val="Cmsor2"/>
       </w:pPr>
       <w:bookmarkStart w:id="16" w:name="_Toc223072413"/>
       <w:r>
@@ -5174,7 +5181,7 @@
     </w:p>
     <w:p>
       <w:pPr>
-        <w:pStyle w:val="ListParagraph"/>
+        <w:pStyle w:val="Listaszerbekezds"/>
         <w:numPr>
           <w:ilvl w:val="0"/>
           <w:numId w:val="26"/>
@@ -5201,7 +5208,7 @@
     </w:p>
     <w:p>
       <w:pPr>
-        <w:pStyle w:val="ListParagraph"/>
+        <w:pStyle w:val="Listaszerbekezds"/>
         <w:numPr>
           <w:ilvl w:val="0"/>
           <w:numId w:val="26"/>
@@ -5222,7 +5229,7 @@
     </w:p>
     <w:p>
       <w:pPr>
-        <w:pStyle w:val="Heading2"/>
+        <w:pStyle w:val="Cmsor2"/>
       </w:pPr>
       <w:bookmarkStart w:id="17" w:name="_Toc223072414"/>
       <w:r>
@@ -5240,7 +5247,7 @@
     </w:p>
     <w:p>
       <w:pPr>
-        <w:pStyle w:val="Heading2"/>
+        <w:pStyle w:val="Cmsor2"/>
       </w:pPr>
       <w:bookmarkStart w:id="18" w:name="_Toc223072415"/>
       <w:r>
@@ -5250,7 +5257,7 @@
     </w:p>
     <w:p>
       <w:pPr>
-        <w:pStyle w:val="ListParagraph"/>
+        <w:pStyle w:val="Listaszerbekezds"/>
       </w:pPr>
       <w:r>
         <w:t>1.2. pontban található feltételek teljesülése</w:t>
@@ -5258,7 +5265,7 @@
     </w:p>
     <w:p>
       <w:pPr>
-        <w:pStyle w:val="ListParagraph"/>
+        <w:pStyle w:val="Listaszerbekezds"/>
       </w:pPr>
       <w:r>
         <w:t>REG-2 tesztesetnél már léteznie kell egy cégnek a megadott adószámmal</w:t>
@@ -5269,7 +5276,7 @@
     </w:p>
     <w:p>
       <w:pPr>
-        <w:pStyle w:val="Heading2"/>
+        <w:pStyle w:val="Cmsor2"/>
       </w:pPr>
       <w:bookmarkStart w:id="19" w:name="_Toc223072416"/>
       <w:r>
@@ -5279,7 +5286,7 @@
     </w:p>
     <w:tbl>
       <w:tblPr>
-        <w:tblStyle w:val="TableGrid"/>
+        <w:tblStyle w:val="Rcsostblzat"/>
         <w:tblW w:w="0" w:type="auto"/>
         <w:tblInd w:w="1418" w:type="dxa"/>
         <w:tblLook w:val="04A0" w:firstRow="1" w:lastRow="0" w:firstColumn="1" w:lastColumn="0" w:noHBand="0" w:noVBand="1"/>
@@ -5769,7 +5776,7 @@
     </w:p>
     <w:tbl>
       <w:tblPr>
-        <w:tblStyle w:val="TableGrid"/>
+        <w:tblStyle w:val="Rcsostblzat"/>
         <w:tblW w:w="0" w:type="auto"/>
         <w:tblInd w:w="1418" w:type="dxa"/>
         <w:tblLook w:val="04A0" w:firstRow="1" w:lastRow="0" w:firstColumn="1" w:lastColumn="0" w:noHBand="0" w:noVBand="1"/>
@@ -6254,7 +6261,7 @@
     </w:p>
     <w:p>
       <w:pPr>
-        <w:pStyle w:val="Heading2"/>
+        <w:pStyle w:val="Cmsor2"/>
       </w:pPr>
       <w:bookmarkStart w:id="20" w:name="_Toc223072417"/>
       <w:r>
@@ -6265,7 +6272,7 @@
     </w:p>
     <w:p>
       <w:pPr>
-        <w:pStyle w:val="ListParagraph"/>
+        <w:pStyle w:val="Listaszerbekezds"/>
       </w:pPr>
       <w:r>
         <w:t>REG</w:t>
@@ -6291,7 +6298,7 @@
     </w:p>
     <w:p>
       <w:pPr>
-        <w:pStyle w:val="ListParagraph"/>
+        <w:pStyle w:val="Listaszerbekezds"/>
       </w:pPr>
       <w:r>
         <w:t>REG</w:t>
@@ -6315,7 +6322,7 @@
     </w:p>
     <w:p>
       <w:pPr>
-        <w:pStyle w:val="Heading2"/>
+        <w:pStyle w:val="Cmsor2"/>
       </w:pPr>
       <w:bookmarkStart w:id="21" w:name="_Toc223072418"/>
       <w:r>
@@ -6631,7 +6638,7 @@
     </w:p>
     <w:p>
       <w:pPr>
-        <w:pStyle w:val="Heading2"/>
+        <w:pStyle w:val="Cmsor2"/>
       </w:pPr>
       <w:bookmarkStart w:id="22" w:name="_Toc223072419"/>
       <w:r>
@@ -6663,7 +6670,7 @@
     </w:p>
     <w:p>
       <w:pPr>
-        <w:pStyle w:val="Heading1"/>
+        <w:pStyle w:val="Cmsor1"/>
       </w:pPr>
       <w:r>
         <w:lastRenderedPageBreak/>
@@ -6677,7 +6684,7 @@
     </w:p>
     <w:p>
       <w:pPr>
-        <w:pStyle w:val="Heading2"/>
+        <w:pStyle w:val="Cmsor2"/>
       </w:pPr>
       <w:bookmarkStart w:id="24" w:name="_Toc223072421"/>
       <w:r>
@@ -6687,7 +6694,7 @@
     </w:p>
     <w:p>
       <w:pPr>
-        <w:pStyle w:val="ListParagraph"/>
+        <w:pStyle w:val="Listaszerbekezds"/>
         <w:numPr>
           <w:ilvl w:val="0"/>
           <w:numId w:val="26"/>
@@ -6705,7 +6712,7 @@
     </w:p>
     <w:p>
       <w:pPr>
-        <w:pStyle w:val="ListParagraph"/>
+        <w:pStyle w:val="Listaszerbekezds"/>
         <w:numPr>
           <w:ilvl w:val="0"/>
           <w:numId w:val="26"/>
@@ -6723,7 +6730,7 @@
     </w:p>
     <w:p>
       <w:pPr>
-        <w:pStyle w:val="Heading2"/>
+        <w:pStyle w:val="Cmsor2"/>
       </w:pPr>
       <w:bookmarkStart w:id="25" w:name="_Toc223072422"/>
       <w:r>
@@ -6738,7 +6745,7 @@
     </w:p>
     <w:p>
       <w:pPr>
-        <w:pStyle w:val="Heading2"/>
+        <w:pStyle w:val="Cmsor2"/>
       </w:pPr>
       <w:bookmarkStart w:id="26" w:name="_Toc223072423"/>
       <w:r>
@@ -6748,7 +6755,7 @@
     </w:p>
     <w:p>
       <w:pPr>
-        <w:pStyle w:val="ListParagraph"/>
+        <w:pStyle w:val="Listaszerbekezds"/>
       </w:pPr>
       <w:r>
         <w:t>1.2. pontban található feltételek teljesülése</w:t>
@@ -6756,7 +6763,7 @@
     </w:p>
     <w:p>
       <w:pPr>
-        <w:pStyle w:val="ListParagraph"/>
+        <w:pStyle w:val="Listaszerbekezds"/>
       </w:pPr>
       <w:r>
         <w:t xml:space="preserve">A </w:t>
@@ -6776,7 +6783,7 @@
     </w:p>
     <w:p>
       <w:pPr>
-        <w:pStyle w:val="Heading2"/>
+        <w:pStyle w:val="Cmsor2"/>
       </w:pPr>
       <w:bookmarkStart w:id="27" w:name="_Toc223072424"/>
       <w:r>
@@ -6786,7 +6793,7 @@
     </w:p>
     <w:tbl>
       <w:tblPr>
-        <w:tblStyle w:val="TableGrid"/>
+        <w:tblStyle w:val="Rcsostblzat"/>
         <w:tblW w:w="0" w:type="auto"/>
         <w:tblInd w:w="1418" w:type="dxa"/>
         <w:tblLook w:val="04A0" w:firstRow="1" w:lastRow="0" w:firstColumn="1" w:lastColumn="0" w:noHBand="0" w:noVBand="1"/>
@@ -6913,7 +6920,7 @@
     </w:p>
     <w:tbl>
       <w:tblPr>
-        <w:tblStyle w:val="TableGrid"/>
+        <w:tblStyle w:val="Rcsostblzat"/>
         <w:tblW w:w="0" w:type="auto"/>
         <w:tblInd w:w="1418" w:type="dxa"/>
         <w:tblLook w:val="04A0" w:firstRow="1" w:lastRow="0" w:firstColumn="1" w:lastColumn="0" w:noHBand="0" w:noVBand="1"/>
@@ -7027,7 +7034,7 @@
     </w:tbl>
     <w:p>
       <w:pPr>
-        <w:pStyle w:val="Heading2"/>
+        <w:pStyle w:val="Cmsor2"/>
       </w:pPr>
       <w:bookmarkStart w:id="28" w:name="_Toc223072425"/>
       <w:r>
@@ -7037,7 +7044,7 @@
     </w:p>
     <w:p>
       <w:pPr>
-        <w:pStyle w:val="ListParagraph"/>
+        <w:pStyle w:val="Listaszerbekezds"/>
       </w:pPr>
       <w:r>
         <w:t>SIDEBAR-1</w:t>
@@ -7054,7 +7061,7 @@
     </w:p>
     <w:p>
       <w:pPr>
-        <w:pStyle w:val="ListParagraph"/>
+        <w:pStyle w:val="Listaszerbekezds"/>
       </w:pPr>
       <w:r>
         <w:t>SIDEBAR-2</w:t>
@@ -7074,7 +7081,7 @@
     </w:p>
     <w:p>
       <w:pPr>
-        <w:pStyle w:val="Heading2"/>
+        <w:pStyle w:val="Cmsor2"/>
       </w:pPr>
       <w:bookmarkStart w:id="29" w:name="_Toc223072426"/>
       <w:r>
@@ -7164,142 +7171,86 @@
           <w:lang w:eastAsia="hu-HU"/>
         </w:rPr>
       </w:pPr>
-      <w:proofErr w:type="gramStart"/>
-      <w:r>
-        <w:rPr>
-          <w:lang w:eastAsia="hu-HU"/>
-        </w:rPr>
-        <w:t>4.</w:t>
-      </w:r>
-      <w:r>
-        <w:rPr>
-          <w:lang w:eastAsia="hu-HU"/>
-        </w:rPr>
-        <w:t xml:space="preserve"> ’</w:t>
-      </w:r>
-      <w:proofErr w:type="gramEnd"/>
-      <w:r>
-        <w:rPr>
-          <w:lang w:eastAsia="hu-HU"/>
-        </w:rPr>
-        <w:t>/’ oldal megnyitása a navigációs sávon található RÉKA-logóra kattintva, ami bejelentkezve a /</w:t>
-      </w:r>
+    </w:p>
+    <w:p>
+      <w:pPr>
+        <w:rPr>
+          <w:lang w:eastAsia="hu-HU"/>
+        </w:rPr>
+      </w:pPr>
+      <w:r>
+        <w:rPr>
+          <w:lang w:eastAsia="hu-HU"/>
+        </w:rPr>
+        <w:t>SIDEBAR-2</w:t>
+      </w:r>
+      <w:r>
+        <w:rPr>
+          <w:lang w:eastAsia="hu-HU"/>
+        </w:rPr>
+        <w:t>:</w:t>
+      </w:r>
+    </w:p>
+    <w:p>
+      <w:pPr>
+        <w:rPr>
+          <w:lang w:eastAsia="hu-HU"/>
+        </w:rPr>
+      </w:pPr>
+      <w:r>
+        <w:rPr>
+          <w:lang w:eastAsia="hu-HU"/>
+        </w:rPr>
+        <w:t xml:space="preserve">1. </w:t>
+      </w:r>
+      <w:r>
+        <w:rPr>
+          <w:lang w:eastAsia="hu-HU"/>
+        </w:rPr>
+        <w:t>Bejelentkezés a rendszerbe a LOGIN-1 tesztesethez hasonlóan</w:t>
+      </w:r>
+    </w:p>
+    <w:p>
+      <w:pPr>
+        <w:rPr>
+          <w:lang w:eastAsia="hu-HU"/>
+        </w:rPr>
+      </w:pPr>
+      <w:r>
+        <w:rPr>
+          <w:lang w:eastAsia="hu-HU"/>
+        </w:rPr>
+        <w:t xml:space="preserve">2. </w:t>
+      </w:r>
+      <w:r>
+        <w:rPr>
+          <w:lang w:eastAsia="hu-HU"/>
+        </w:rPr>
+        <w:t>Böngésző kisebb méretre vétele és az oldalsáv megnyitása a hamburger menü segítségével, majd annak bezárása.</w:t>
+      </w:r>
+    </w:p>
+    <w:p>
+      <w:pPr>
+        <w:pStyle w:val="Cmsor2"/>
+      </w:pPr>
+      <w:bookmarkStart w:id="30" w:name="_Toc223072427"/>
+      <w:r>
+        <w:t>Teszteket tartalmazó fájl útvonala</w:t>
+      </w:r>
+      <w:bookmarkEnd w:id="30"/>
+    </w:p>
+    <w:p>
+      <w:pPr>
+        <w:rPr>
+          <w:lang w:eastAsia="hu-HU"/>
+        </w:rPr>
+      </w:pPr>
       <w:proofErr w:type="spellStart"/>
       <w:r>
-        <w:rPr>
-          <w:lang w:eastAsia="hu-HU"/>
-        </w:rPr>
-        <w:t>kezdolap</w:t>
+        <w:t>tests</w:t>
       </w:r>
       <w:proofErr w:type="spellEnd"/>
       <w:r>
-        <w:rPr>
-          <w:lang w:eastAsia="hu-HU"/>
-        </w:rPr>
-        <w:t xml:space="preserve"> -</w:t>
-      </w:r>
-      <w:proofErr w:type="spellStart"/>
-      <w:r>
-        <w:rPr>
-          <w:lang w:eastAsia="hu-HU"/>
-        </w:rPr>
-        <w:t>ra</w:t>
-      </w:r>
-      <w:proofErr w:type="spellEnd"/>
-      <w:r>
-        <w:rPr>
-          <w:lang w:eastAsia="hu-HU"/>
-        </w:rPr>
-        <w:t xml:space="preserve"> irányít.</w:t>
-      </w:r>
-    </w:p>
-    <w:p>
-      <w:pPr>
-        <w:rPr>
-          <w:lang w:eastAsia="hu-HU"/>
-        </w:rPr>
-      </w:pPr>
-    </w:p>
-    <w:p>
-      <w:pPr>
-        <w:rPr>
-          <w:lang w:eastAsia="hu-HU"/>
-        </w:rPr>
-      </w:pPr>
-      <w:r>
-        <w:rPr>
-          <w:lang w:eastAsia="hu-HU"/>
-        </w:rPr>
-        <w:t>SIDEBAR-2</w:t>
-      </w:r>
-      <w:r>
-        <w:rPr>
-          <w:lang w:eastAsia="hu-HU"/>
-        </w:rPr>
-        <w:t>:</w:t>
-      </w:r>
-    </w:p>
-    <w:p>
-      <w:pPr>
-        <w:rPr>
-          <w:lang w:eastAsia="hu-HU"/>
-        </w:rPr>
-      </w:pPr>
-      <w:r>
-        <w:rPr>
-          <w:lang w:eastAsia="hu-HU"/>
-        </w:rPr>
-        <w:t xml:space="preserve">1. </w:t>
-      </w:r>
-      <w:r>
-        <w:rPr>
-          <w:lang w:eastAsia="hu-HU"/>
-        </w:rPr>
-        <w:t>Bejelentkezés a rendszerbe a LOGIN-1 tesztesethez hasonlóan</w:t>
-      </w:r>
-    </w:p>
-    <w:p>
-      <w:pPr>
-        <w:rPr>
-          <w:lang w:eastAsia="hu-HU"/>
-        </w:rPr>
-      </w:pPr>
-      <w:r>
-        <w:rPr>
-          <w:lang w:eastAsia="hu-HU"/>
-        </w:rPr>
-        <w:t xml:space="preserve">2. </w:t>
-      </w:r>
-      <w:r>
-        <w:rPr>
-          <w:lang w:eastAsia="hu-HU"/>
-        </w:rPr>
-        <w:t>Böngésző kisebb méretre vétele és az oldalsáv megnyitása a hamburger menü segítségével, majd annak bezárása.</w:t>
-      </w:r>
-    </w:p>
-    <w:p>
-      <w:pPr>
-        <w:pStyle w:val="Heading2"/>
-      </w:pPr>
-      <w:bookmarkStart w:id="30" w:name="_Toc223072427"/>
-      <w:r>
-        <w:lastRenderedPageBreak/>
-        <w:t>Teszteket tartalmazó fájl útvonala</w:t>
-      </w:r>
-      <w:bookmarkEnd w:id="30"/>
-    </w:p>
-    <w:p>
-      <w:pPr>
-        <w:rPr>
-          <w:lang w:eastAsia="hu-HU"/>
-        </w:rPr>
-      </w:pPr>
-      <w:proofErr w:type="spellStart"/>
-      <w:r>
-        <w:t>tests</w:t>
-      </w:r>
-      <w:proofErr w:type="spellEnd"/>
-      <w:r>
         <w:t>/e2e/</w:t>
       </w:r>
       <w:r>
@@ -7311,7 +7262,7 @@
     </w:p>
     <w:p>
       <w:pPr>
-        <w:pStyle w:val="Heading1"/>
+        <w:pStyle w:val="Cmsor1"/>
       </w:pPr>
       <w:r>
         <w:lastRenderedPageBreak/>
@@ -7325,7 +7276,7 @@
     </w:p>
     <w:p>
       <w:pPr>
-        <w:pStyle w:val="Heading2"/>
+        <w:pStyle w:val="Cmsor2"/>
       </w:pPr>
       <w:bookmarkStart w:id="32" w:name="_Toc223072429"/>
       <w:r>
@@ -7335,7 +7286,7 @@
     </w:p>
     <w:p>
       <w:pPr>
-        <w:pStyle w:val="ListParagraph"/>
+        <w:pStyle w:val="Listaszerbekezds"/>
         <w:numPr>
           <w:ilvl w:val="0"/>
           <w:numId w:val="26"/>
@@ -7353,7 +7304,7 @@
     </w:p>
     <w:p>
       <w:pPr>
-        <w:pStyle w:val="ListParagraph"/>
+        <w:pStyle w:val="Listaszerbekezds"/>
         <w:numPr>
           <w:ilvl w:val="0"/>
           <w:numId w:val="26"/>
@@ -7371,7 +7322,7 @@
     </w:p>
     <w:p>
       <w:pPr>
-        <w:pStyle w:val="ListParagraph"/>
+        <w:pStyle w:val="Listaszerbekezds"/>
         <w:numPr>
           <w:ilvl w:val="0"/>
           <w:numId w:val="26"/>
@@ -7383,7 +7334,7 @@
     </w:p>
     <w:p>
       <w:pPr>
-        <w:pStyle w:val="ListParagraph"/>
+        <w:pStyle w:val="Listaszerbekezds"/>
         <w:numPr>
           <w:ilvl w:val="0"/>
           <w:numId w:val="26"/>
@@ -7403,7 +7354,7 @@
     </w:p>
     <w:p>
       <w:pPr>
-        <w:pStyle w:val="Heading2"/>
+        <w:pStyle w:val="Cmsor2"/>
       </w:pPr>
       <w:bookmarkStart w:id="33" w:name="_Toc223072430"/>
       <w:r>
@@ -7418,7 +7369,7 @@
     </w:p>
     <w:p>
       <w:pPr>
-        <w:pStyle w:val="Heading2"/>
+        <w:pStyle w:val="Cmsor2"/>
       </w:pPr>
       <w:bookmarkStart w:id="34" w:name="_Toc223072431"/>
       <w:r>
@@ -7428,7 +7379,7 @@
     </w:p>
     <w:p>
       <w:pPr>
-        <w:pStyle w:val="ListParagraph"/>
+        <w:pStyle w:val="Listaszerbekezds"/>
       </w:pPr>
       <w:r>
         <w:t>1.2. pontban található feltételek teljesülése</w:t>
@@ -7436,7 +7387,7 @@
     </w:p>
     <w:p>
       <w:pPr>
-        <w:pStyle w:val="ListParagraph"/>
+        <w:pStyle w:val="Listaszerbekezds"/>
       </w:pPr>
       <w:r>
         <w:t>A tesztesetek során használt felhasználói profilok megléte az adatbázisban a megfelelő jogosultságokkal</w:t>
@@ -7444,7 +7395,7 @@
     </w:p>
     <w:p>
       <w:pPr>
-        <w:pStyle w:val="ListParagraph"/>
+        <w:pStyle w:val="Listaszerbekezds"/>
       </w:pPr>
       <w:r>
         <w:t>WAREHOUSE-1 tesztesetnél a fióknak rendelkeznie kell a megfelelő jogosultságokkal, a cégének pedig előfizetéssel.</w:t>
@@ -7455,7 +7406,7 @@
     </w:p>
     <w:p>
       <w:pPr>
-        <w:pStyle w:val="ListParagraph"/>
+        <w:pStyle w:val="Listaszerbekezds"/>
       </w:pPr>
       <w:r>
         <w:t xml:space="preserve">WAREHOUSE-2 tesztesetnél a fióknak rendelkeznie kell a megfelelő jogosultságokkal, de a </w:t>
@@ -7471,7 +7422,7 @@
     </w:p>
     <w:p>
       <w:pPr>
-        <w:pStyle w:val="ListParagraph"/>
+        <w:pStyle w:val="Listaszerbekezds"/>
       </w:pPr>
       <w:r>
         <w:t>WAREHOUSE-3 tesztesetnél a fióknak rendelkeznie kell rendelés összekészítői jogosultsággal, de nem rendelkezhet raktárkezelői jogokkal.</w:t>
@@ -7479,7 +7430,7 @@
     </w:p>
     <w:p>
       <w:pPr>
-        <w:pStyle w:val="ListParagraph"/>
+        <w:pStyle w:val="Listaszerbekezds"/>
       </w:pPr>
       <w:r>
         <w:t>WAREHOUSE-4 tesztesetnél a fiók nem rendelkezhet se raktárkezelői, se rendelés összekészítői jogokkal.</w:t>
@@ -7487,7 +7438,7 @@
     </w:p>
     <w:p>
       <w:pPr>
-        <w:pStyle w:val="Heading2"/>
+        <w:pStyle w:val="Cmsor2"/>
       </w:pPr>
       <w:bookmarkStart w:id="35" w:name="_Toc223072432"/>
       <w:r>
@@ -7497,7 +7448,7 @@
     </w:p>
     <w:tbl>
       <w:tblPr>
-        <w:tblStyle w:val="TableGrid"/>
+        <w:tblStyle w:val="Rcsostblzat"/>
         <w:tblW w:w="0" w:type="auto"/>
         <w:tblInd w:w="1418" w:type="dxa"/>
         <w:tblLook w:val="04A0" w:firstRow="1" w:lastRow="0" w:firstColumn="1" w:lastColumn="0" w:noHBand="0" w:noVBand="1"/>
@@ -7990,7 +7941,7 @@
     </w:p>
     <w:tbl>
       <w:tblPr>
-        <w:tblStyle w:val="TableGrid"/>
+        <w:tblStyle w:val="Rcsostblzat"/>
         <w:tblW w:w="0" w:type="auto"/>
         <w:tblInd w:w="1418" w:type="dxa"/>
         <w:tblLook w:val="04A0" w:firstRow="1" w:lastRow="0" w:firstColumn="1" w:lastColumn="0" w:noHBand="0" w:noVBand="1"/>
@@ -8113,7 +8064,7 @@
     </w:p>
     <w:tbl>
       <w:tblPr>
-        <w:tblStyle w:val="TableGrid"/>
+        <w:tblStyle w:val="Rcsostblzat"/>
         <w:tblW w:w="0" w:type="auto"/>
         <w:tblInd w:w="1418" w:type="dxa"/>
         <w:tblLook w:val="04A0" w:firstRow="1" w:lastRow="0" w:firstColumn="1" w:lastColumn="0" w:noHBand="0" w:noVBand="1"/>
@@ -8237,7 +8188,7 @@
     </w:p>
     <w:tbl>
       <w:tblPr>
-        <w:tblStyle w:val="TableGrid"/>
+        <w:tblStyle w:val="Rcsostblzat"/>
         <w:tblW w:w="0" w:type="auto"/>
         <w:tblInd w:w="1418" w:type="dxa"/>
         <w:tblLook w:val="04A0" w:firstRow="1" w:lastRow="0" w:firstColumn="1" w:lastColumn="0" w:noHBand="0" w:noVBand="1"/>
@@ -8359,7 +8310,7 @@
     </w:p>
     <w:p>
       <w:pPr>
-        <w:pStyle w:val="Heading2"/>
+        <w:pStyle w:val="Cmsor2"/>
       </w:pPr>
       <w:bookmarkStart w:id="36" w:name="_Toc223072433"/>
       <w:r>
@@ -8369,7 +8320,7 @@
     </w:p>
     <w:p>
       <w:pPr>
-        <w:pStyle w:val="ListParagraph"/>
+        <w:pStyle w:val="Listaszerbekezds"/>
       </w:pPr>
       <w:r>
         <w:t>WAREHOUSE</w:t>
@@ -8387,7 +8338,7 @@
     </w:p>
     <w:p>
       <w:pPr>
-        <w:pStyle w:val="ListParagraph"/>
+        <w:pStyle w:val="Listaszerbekezds"/>
       </w:pPr>
       <w:r>
         <w:t>WAREHOUSE</w:t>
@@ -8404,7 +8355,7 @@
     </w:p>
     <w:p>
       <w:pPr>
-        <w:pStyle w:val="ListParagraph"/>
+        <w:pStyle w:val="Listaszerbekezds"/>
       </w:pPr>
       <w:r>
         <w:t>WAREHOUSE</w:t>
@@ -8419,7 +8370,7 @@
     </w:p>
     <w:p>
       <w:pPr>
-        <w:pStyle w:val="ListParagraph"/>
+        <w:pStyle w:val="Listaszerbekezds"/>
       </w:pPr>
       <w:r>
         <w:t>WAREHOUSE</w:t>
@@ -8440,7 +8391,7 @@
     </w:p>
     <w:p>
       <w:pPr>
-        <w:pStyle w:val="Heading2"/>
+        <w:pStyle w:val="Cmsor2"/>
       </w:pPr>
       <w:bookmarkStart w:id="37" w:name="_Toc223072434"/>
       <w:r>
@@ -8911,7 +8862,7 @@
     </w:p>
     <w:p>
       <w:pPr>
-        <w:pStyle w:val="Heading2"/>
+        <w:pStyle w:val="Cmsor2"/>
       </w:pPr>
       <w:bookmarkStart w:id="38" w:name="_Toc223072435"/>
       <w:r>
@@ -8942,7 +8893,7 @@
     </w:p>
     <w:p>
       <w:pPr>
-        <w:pStyle w:val="NoSpacing"/>
+        <w:pStyle w:val="Nincstrkz"/>
       </w:pPr>
     </w:p>
     <w:sectPr>
@@ -8957,7 +8908,7 @@
 </file>
 
 <file path=word/endnotes.xml><?xml version="1.0" encoding="utf-8"?>
-<w:endnotes xmlns:wpc="http://schemas.microsoft.com/office/word/2010/wordprocessingCanvas" xmlns:cx="http://schemas.microsoft.com/office/drawing/2014/chartex" xmlns:cx1="http://schemas.microsoft.com/office/drawing/2015/9/8/chartex" xmlns:cx2="http://schemas.microsoft.com/office/drawing/2015/10/21/chartex" xmlns:cx3="http://schemas.microsoft.com/office/drawing/2016/5/9/chartex" xmlns:cx4="http://schemas.microsoft.com/office/drawing/2016/5/10/chartex" xmlns:cx5="http://schemas.microsoft.com/office/drawing/2016/5/11/chartex" xmlns:cx6="http://schemas.microsoft.com/office/drawing/2016/5/12/chartex" xmlns:cx7="http://schemas.microsoft.com/office/drawing/2016/5/13/chartex" xmlns:cx8="http://schemas.microsoft.com/office/drawing/2016/5/14/chartex" xmlns:mc="http://schemas.openxmlformats.org/markup-compatibility/2006" xmlns:aink="http://schemas.microsoft.com/office/drawing/2016/ink" xmlns:am3d="http://schemas.microsoft.com/office/drawing/2017/model3d" xmlns:o="urn:schemas-microsoft-com:office:office" xmlns:oel="http://schemas.microsoft.com/office/2019/extlst" xmlns:r="http://schemas.openxmlformats.org/officeDocument/2006/relationships" xmlns:m="http://schemas.openxmlformats.org/officeDocument/2006/math" xmlns:v="urn:schemas-microsoft-com:vml" xmlns:wp14="http://schemas.microsoft.com/office/word/2010/wordprocessingDrawing" xmlns:wp="http://schemas.openxmlformats.org/drawingml/2006/wordprocessingDrawing" xmlns:w10="urn:schemas-microsoft-com:office:word" xmlns:w="http://schemas.openxmlformats.org/wordprocessingml/2006/main" xmlns:w14="http://schemas.microsoft.com/office/word/2010/wordml" xmlns:w15="http://schemas.microsoft.com/office/word/2012/wordml" xmlns:w16cex="http://schemas.microsoft.com/office/word/2018/wordml/cex" xmlns:w16cid="http://schemas.microsoft.com/office/word/2016/wordml/cid" xmlns:w16="http://schemas.microsoft.com/office/word/2018/wordml" xmlns:w16du="http://schemas.microsoft.com/office/word/2023/wordml/word16du" xmlns:w16sdtdh="http://schemas.microsoft.com/office/word/2020/wordml/sdtdatahash" xmlns:w16sdtfl="http://schemas.microsoft.com/office/word/2024/wordml/sdtformatlock" xmlns:w16se="http://schemas.microsoft.com/office/word/2015/wordml/symex" xmlns:wpg="http://schemas.microsoft.com/office/word/2010/wordprocessingGroup" xmlns:wpi="http://schemas.microsoft.com/office/word/2010/wordprocessingInk" xmlns:wne="http://schemas.microsoft.com/office/word/2006/wordml" xmlns:wps="http://schemas.microsoft.com/office/word/2010/wordprocessingShape" mc:Ignorable="w14 w15 w16se w16cid w16 w16cex w16sdtdh w16sdtfl w16du wp14">
+<w:endnotes xmlns:wpc="http://schemas.microsoft.com/office/word/2010/wordprocessingCanvas" xmlns:cx="http://schemas.microsoft.com/office/drawing/2014/chartex" xmlns:cx1="http://schemas.microsoft.com/office/drawing/2015/9/8/chartex" xmlns:cx2="http://schemas.microsoft.com/office/drawing/2015/10/21/chartex" xmlns:cx3="http://schemas.microsoft.com/office/drawing/2016/5/9/chartex" xmlns:cx4="http://schemas.microsoft.com/office/drawing/2016/5/10/chartex" xmlns:cx5="http://schemas.microsoft.com/office/drawing/2016/5/11/chartex" xmlns:cx6="http://schemas.microsoft.com/office/drawing/2016/5/12/chartex" xmlns:cx7="http://schemas.microsoft.com/office/drawing/2016/5/13/chartex" xmlns:cx8="http://schemas.microsoft.com/office/drawing/2016/5/14/chartex" xmlns:mc="http://schemas.openxmlformats.org/markup-compatibility/2006" xmlns:aink="http://schemas.microsoft.com/office/drawing/2016/ink" xmlns:am3d="http://schemas.microsoft.com/office/drawing/2017/model3d" xmlns:o="urn:schemas-microsoft-com:office:office" xmlns:r="http://schemas.openxmlformats.org/officeDocument/2006/relationships" xmlns:m="http://schemas.openxmlformats.org/officeDocument/2006/math" xmlns:v="urn:schemas-microsoft-com:vml" xmlns:wp14="http://schemas.microsoft.com/office/word/2010/wordprocessingDrawing" xmlns:wp="http://schemas.openxmlformats.org/drawingml/2006/wordprocessingDrawing" xmlns:w10="urn:schemas-microsoft-com:office:word" xmlns:w="http://schemas.openxmlformats.org/wordprocessingml/2006/main" xmlns:w14="http://schemas.microsoft.com/office/word/2010/wordml" xmlns:w15="http://schemas.microsoft.com/office/word/2012/wordml" xmlns:w16cex="http://schemas.microsoft.com/office/word/2018/wordml/cex" xmlns:w16cid="http://schemas.microsoft.com/office/word/2016/wordml/cid" xmlns:w16="http://schemas.microsoft.com/office/word/2018/wordml" xmlns:w16sdtdh="http://schemas.microsoft.com/office/word/2020/wordml/sdtdatahash" xmlns:w16se="http://schemas.microsoft.com/office/word/2015/wordml/symex" xmlns:wpg="http://schemas.microsoft.com/office/word/2010/wordprocessingGroup" xmlns:wpi="http://schemas.microsoft.com/office/word/2010/wordprocessingInk" xmlns:wne="http://schemas.microsoft.com/office/word/2006/wordml" xmlns:wps="http://schemas.microsoft.com/office/word/2010/wordprocessingShape" mc:Ignorable="w14 w15 w16se w16cid w16 w16cex w16sdtdh wp14">
   <w:endnote w:type="separator" w:id="-1">
     <w:p>
       <w:pPr>
@@ -8982,7 +8933,7 @@
 </file>
 
 <file path=word/footer1.xml><?xml version="1.0" encoding="utf-8"?>
-<w:ftr xmlns:wpc="http://schemas.microsoft.com/office/word/2010/wordprocessingCanvas" xmlns:cx="http://schemas.microsoft.com/office/drawing/2014/chartex" xmlns:cx1="http://schemas.microsoft.com/office/drawing/2015/9/8/chartex" xmlns:cx2="http://schemas.microsoft.com/office/drawing/2015/10/21/chartex" xmlns:cx3="http://schemas.microsoft.com/office/drawing/2016/5/9/chartex" xmlns:cx4="http://schemas.microsoft.com/office/drawing/2016/5/10/chartex" xmlns:cx5="http://schemas.microsoft.com/office/drawing/2016/5/11/chartex" xmlns:cx6="http://schemas.microsoft.com/office/drawing/2016/5/12/chartex" xmlns:cx7="http://schemas.microsoft.com/office/drawing/2016/5/13/chartex" xmlns:cx8="http://schemas.microsoft.com/office/drawing/2016/5/14/chartex" xmlns:mc="http://schemas.openxmlformats.org/markup-compatibility/2006" xmlns:aink="http://schemas.microsoft.com/office/drawing/2016/ink" xmlns:am3d="http://schemas.microsoft.com/office/drawing/2017/model3d" xmlns:o="urn:schemas-microsoft-com:office:office" xmlns:oel="http://schemas.microsoft.com/office/2019/extlst" xmlns:r="http://schemas.openxmlformats.org/officeDocument/2006/relationships" xmlns:m="http://schemas.openxmlformats.org/officeDocument/2006/math" xmlns:v="urn:schemas-microsoft-com:vml" xmlns:wp14="http://schemas.microsoft.com/office/word/2010/wordprocessingDrawing" xmlns:wp="http://schemas.openxmlformats.org/drawingml/2006/wordprocessingDrawing" xmlns:w10="urn:schemas-microsoft-com:office:word" xmlns:w="http://schemas.openxmlformats.org/wordprocessingml/2006/main" xmlns:w14="http://schemas.microsoft.com/office/word/2010/wordml" xmlns:w15="http://schemas.microsoft.com/office/word/2012/wordml" xmlns:w16cex="http://schemas.microsoft.com/office/word/2018/wordml/cex" xmlns:w16cid="http://schemas.microsoft.com/office/word/2016/wordml/cid" xmlns:w16="http://schemas.microsoft.com/office/word/2018/wordml" xmlns:w16du="http://schemas.microsoft.com/office/word/2023/wordml/word16du" xmlns:w16sdtdh="http://schemas.microsoft.com/office/word/2020/wordml/sdtdatahash" xmlns:w16sdtfl="http://schemas.microsoft.com/office/word/2024/wordml/sdtformatlock" xmlns:w16se="http://schemas.microsoft.com/office/word/2015/wordml/symex" xmlns:wpg="http://schemas.microsoft.com/office/word/2010/wordprocessingGroup" xmlns:wpi="http://schemas.microsoft.com/office/word/2010/wordprocessingInk" xmlns:wne="http://schemas.microsoft.com/office/word/2006/wordml" xmlns:wps="http://schemas.microsoft.com/office/word/2010/wordprocessingShape" mc:Ignorable="w14 w15 w16se w16cid w16 w16cex w16sdtdh w16sdtfl w16du wp14">
+<w:ftr xmlns:wpc="http://schemas.microsoft.com/office/word/2010/wordprocessingCanvas" xmlns:cx="http://schemas.microsoft.com/office/drawing/2014/chartex" xmlns:cx1="http://schemas.microsoft.com/office/drawing/2015/9/8/chartex" xmlns:cx2="http://schemas.microsoft.com/office/drawing/2015/10/21/chartex" xmlns:cx3="http://schemas.microsoft.com/office/drawing/2016/5/9/chartex" xmlns:cx4="http://schemas.microsoft.com/office/drawing/2016/5/10/chartex" xmlns:cx5="http://schemas.microsoft.com/office/drawing/2016/5/11/chartex" xmlns:cx6="http://schemas.microsoft.com/office/drawing/2016/5/12/chartex" xmlns:cx7="http://schemas.microsoft.com/office/drawing/2016/5/13/chartex" xmlns:cx8="http://schemas.microsoft.com/office/drawing/2016/5/14/chartex" xmlns:mc="http://schemas.openxmlformats.org/markup-compatibility/2006" xmlns:aink="http://schemas.microsoft.com/office/drawing/2016/ink" xmlns:am3d="http://schemas.microsoft.com/office/drawing/2017/model3d" xmlns:o="urn:schemas-microsoft-com:office:office" xmlns:r="http://schemas.openxmlformats.org/officeDocument/2006/relationships" xmlns:m="http://schemas.openxmlformats.org/officeDocument/2006/math" xmlns:v="urn:schemas-microsoft-com:vml" xmlns:wp14="http://schemas.microsoft.com/office/word/2010/wordprocessingDrawing" xmlns:wp="http://schemas.openxmlformats.org/drawingml/2006/wordprocessingDrawing" xmlns:w10="urn:schemas-microsoft-com:office:word" xmlns:w="http://schemas.openxmlformats.org/wordprocessingml/2006/main" xmlns:w14="http://schemas.microsoft.com/office/word/2010/wordml" xmlns:w15="http://schemas.microsoft.com/office/word/2012/wordml" xmlns:w16cex="http://schemas.microsoft.com/office/word/2018/wordml/cex" xmlns:w16cid="http://schemas.microsoft.com/office/word/2016/wordml/cid" xmlns:w16="http://schemas.microsoft.com/office/word/2018/wordml" xmlns:w16sdtdh="http://schemas.microsoft.com/office/word/2020/wordml/sdtdatahash" xmlns:w16se="http://schemas.microsoft.com/office/word/2015/wordml/symex" xmlns:wpg="http://schemas.microsoft.com/office/word/2010/wordprocessingGroup" xmlns:wpi="http://schemas.microsoft.com/office/word/2010/wordprocessingInk" xmlns:wne="http://schemas.microsoft.com/office/word/2006/wordml" xmlns:wps="http://schemas.microsoft.com/office/word/2010/wordprocessingShape" mc:Ignorable="w14 w15 w16se w16cid w16 w16cex w16sdtdh wp14">
   <w:sdt>
     <w:sdtPr>
       <w:id w:val="-484398938"/>
@@ -9000,7 +8951,7 @@
     <w:sdtContent>
       <w:p>
         <w:pPr>
-          <w:pStyle w:val="Footer"/>
+          <w:pStyle w:val="llb"/>
           <w:pBdr>
             <w:top w:val="single" w:sz="6" w:space="1" w:color="auto"/>
           </w:pBdr>
@@ -9102,10 +9053,10 @@
 </file>
 
 <file path=word/footer2.xml><?xml version="1.0" encoding="utf-8"?>
-<w:ftr xmlns:wpc="http://schemas.microsoft.com/office/word/2010/wordprocessingCanvas" xmlns:cx="http://schemas.microsoft.com/office/drawing/2014/chartex" xmlns:cx1="http://schemas.microsoft.com/office/drawing/2015/9/8/chartex" xmlns:cx2="http://schemas.microsoft.com/office/drawing/2015/10/21/chartex" xmlns:cx3="http://schemas.microsoft.com/office/drawing/2016/5/9/chartex" xmlns:cx4="http://schemas.microsoft.com/office/drawing/2016/5/10/chartex" xmlns:cx5="http://schemas.microsoft.com/office/drawing/2016/5/11/chartex" xmlns:cx6="http://schemas.microsoft.com/office/drawing/2016/5/12/chartex" xmlns:cx7="http://schemas.microsoft.com/office/drawing/2016/5/13/chartex" xmlns:cx8="http://schemas.microsoft.com/office/drawing/2016/5/14/chartex" xmlns:mc="http://schemas.openxmlformats.org/markup-compatibility/2006" xmlns:aink="http://schemas.microsoft.com/office/drawing/2016/ink" xmlns:am3d="http://schemas.microsoft.com/office/drawing/2017/model3d" xmlns:o="urn:schemas-microsoft-com:office:office" xmlns:oel="http://schemas.microsoft.com/office/2019/extlst" xmlns:r="http://schemas.openxmlformats.org/officeDocument/2006/relationships" xmlns:m="http://schemas.openxmlformats.org/officeDocument/2006/math" xmlns:v="urn:schemas-microsoft-com:vml" xmlns:wp14="http://schemas.microsoft.com/office/word/2010/wordprocessingDrawing" xmlns:wp="http://schemas.openxmlformats.org/drawingml/2006/wordprocessingDrawing" xmlns:w10="urn:schemas-microsoft-com:office:word" xmlns:w="http://schemas.openxmlformats.org/wordprocessingml/2006/main" xmlns:w14="http://schemas.microsoft.com/office/word/2010/wordml" xmlns:w15="http://schemas.microsoft.com/office/word/2012/wordml" xmlns:w16cex="http://schemas.microsoft.com/office/word/2018/wordml/cex" xmlns:w16cid="http://schemas.microsoft.com/office/word/2016/wordml/cid" xmlns:w16="http://schemas.microsoft.com/office/word/2018/wordml" xmlns:w16du="http://schemas.microsoft.com/office/word/2023/wordml/word16du" xmlns:w16sdtdh="http://schemas.microsoft.com/office/word/2020/wordml/sdtdatahash" xmlns:w16sdtfl="http://schemas.microsoft.com/office/word/2024/wordml/sdtformatlock" xmlns:w16se="http://schemas.microsoft.com/office/word/2015/wordml/symex" xmlns:wpg="http://schemas.microsoft.com/office/word/2010/wordprocessingGroup" xmlns:wpi="http://schemas.microsoft.com/office/word/2010/wordprocessingInk" xmlns:wne="http://schemas.microsoft.com/office/word/2006/wordml" xmlns:wps="http://schemas.microsoft.com/office/word/2010/wordprocessingShape" mc:Ignorable="w14 w15 w16se w16cid w16 w16cex w16sdtdh w16sdtfl w16du wp14">
+<w:ftr xmlns:wpc="http://schemas.microsoft.com/office/word/2010/wordprocessingCanvas" xmlns:cx="http://schemas.microsoft.com/office/drawing/2014/chartex" xmlns:cx1="http://schemas.microsoft.com/office/drawing/2015/9/8/chartex" xmlns:cx2="http://schemas.microsoft.com/office/drawing/2015/10/21/chartex" xmlns:cx3="http://schemas.microsoft.com/office/drawing/2016/5/9/chartex" xmlns:cx4="http://schemas.microsoft.com/office/drawing/2016/5/10/chartex" xmlns:cx5="http://schemas.microsoft.com/office/drawing/2016/5/11/chartex" xmlns:cx6="http://schemas.microsoft.com/office/drawing/2016/5/12/chartex" xmlns:cx7="http://schemas.microsoft.com/office/drawing/2016/5/13/chartex" xmlns:cx8="http://schemas.microsoft.com/office/drawing/2016/5/14/chartex" xmlns:mc="http://schemas.openxmlformats.org/markup-compatibility/2006" xmlns:aink="http://schemas.microsoft.com/office/drawing/2016/ink" xmlns:am3d="http://schemas.microsoft.com/office/drawing/2017/model3d" xmlns:o="urn:schemas-microsoft-com:office:office" xmlns:r="http://schemas.openxmlformats.org/officeDocument/2006/relationships" xmlns:m="http://schemas.openxmlformats.org/officeDocument/2006/math" xmlns:v="urn:schemas-microsoft-com:vml" xmlns:wp14="http://schemas.microsoft.com/office/word/2010/wordprocessingDrawing" xmlns:wp="http://schemas.openxmlformats.org/drawingml/2006/wordprocessingDrawing" xmlns:w10="urn:schemas-microsoft-com:office:word" xmlns:w="http://schemas.openxmlformats.org/wordprocessingml/2006/main" xmlns:w14="http://schemas.microsoft.com/office/word/2010/wordml" xmlns:w15="http://schemas.microsoft.com/office/word/2012/wordml" xmlns:w16cex="http://schemas.microsoft.com/office/word/2018/wordml/cex" xmlns:w16cid="http://schemas.microsoft.com/office/word/2016/wordml/cid" xmlns:w16="http://schemas.microsoft.com/office/word/2018/wordml" xmlns:w16sdtdh="http://schemas.microsoft.com/office/word/2020/wordml/sdtdatahash" xmlns:w16se="http://schemas.microsoft.com/office/word/2015/wordml/symex" xmlns:wpg="http://schemas.microsoft.com/office/word/2010/wordprocessingGroup" xmlns:wpi="http://schemas.microsoft.com/office/word/2010/wordprocessingInk" xmlns:wne="http://schemas.microsoft.com/office/word/2006/wordml" xmlns:wps="http://schemas.microsoft.com/office/word/2010/wordprocessingShape" mc:Ignorable="w14 w15 w16se w16cid w16 w16cex w16sdtdh wp14">
   <w:p>
     <w:pPr>
-      <w:pStyle w:val="Footer"/>
+      <w:pStyle w:val="llb"/>
       <w:tabs>
         <w:tab w:val="clear" w:pos="4536"/>
         <w:tab w:val="right" w:leader="underscore" w:pos="9072"/>
@@ -9123,7 +9074,7 @@
 </file>
 
 <file path=word/footnotes.xml><?xml version="1.0" encoding="utf-8"?>
-<w:footnotes xmlns:wpc="http://schemas.microsoft.com/office/word/2010/wordprocessingCanvas" xmlns:cx="http://schemas.microsoft.com/office/drawing/2014/chartex" xmlns:cx1="http://schemas.microsoft.com/office/drawing/2015/9/8/chartex" xmlns:cx2="http://schemas.microsoft.com/office/drawing/2015/10/21/chartex" xmlns:cx3="http://schemas.microsoft.com/office/drawing/2016/5/9/chartex" xmlns:cx4="http://schemas.microsoft.com/office/drawing/2016/5/10/chartex" xmlns:cx5="http://schemas.microsoft.com/office/drawing/2016/5/11/chartex" xmlns:cx6="http://schemas.microsoft.com/office/drawing/2016/5/12/chartex" xmlns:cx7="http://schemas.microsoft.com/office/drawing/2016/5/13/chartex" xmlns:cx8="http://schemas.microsoft.com/office/drawing/2016/5/14/chartex" xmlns:mc="http://schemas.openxmlformats.org/markup-compatibility/2006" xmlns:aink="http://schemas.microsoft.com/office/drawing/2016/ink" xmlns:am3d="http://schemas.microsoft.com/office/drawing/2017/model3d" xmlns:o="urn:schemas-microsoft-com:office:office" xmlns:oel="http://schemas.microsoft.com/office/2019/extlst" xmlns:r="http://schemas.openxmlformats.org/officeDocument/2006/relationships" xmlns:m="http://schemas.openxmlformats.org/officeDocument/2006/math" xmlns:v="urn:schemas-microsoft-com:vml" xmlns:wp14="http://schemas.microsoft.com/office/word/2010/wordprocessingDrawing" xmlns:wp="http://schemas.openxmlformats.org/drawingml/2006/wordprocessingDrawing" xmlns:w10="urn:schemas-microsoft-com:office:word" xmlns:w="http://schemas.openxmlformats.org/wordprocessingml/2006/main" xmlns:w14="http://schemas.microsoft.com/office/word/2010/wordml" xmlns:w15="http://schemas.microsoft.com/office/word/2012/wordml" xmlns:w16cex="http://schemas.microsoft.com/office/word/2018/wordml/cex" xmlns:w16cid="http://schemas.microsoft.com/office/word/2016/wordml/cid" xmlns:w16="http://schemas.microsoft.com/office/word/2018/wordml" xmlns:w16du="http://schemas.microsoft.com/office/word/2023/wordml/word16du" xmlns:w16sdtdh="http://schemas.microsoft.com/office/word/2020/wordml/sdtdatahash" xmlns:w16sdtfl="http://schemas.microsoft.com/office/word/2024/wordml/sdtformatlock" xmlns:w16se="http://schemas.microsoft.com/office/word/2015/wordml/symex" xmlns:wpg="http://schemas.microsoft.com/office/word/2010/wordprocessingGroup" xmlns:wpi="http://schemas.microsoft.com/office/word/2010/wordprocessingInk" xmlns:wne="http://schemas.microsoft.com/office/word/2006/wordml" xmlns:wps="http://schemas.microsoft.com/office/word/2010/wordprocessingShape" mc:Ignorable="w14 w15 w16se w16cid w16 w16cex w16sdtdh w16sdtfl w16du wp14">
+<w:footnotes xmlns:wpc="http://schemas.microsoft.com/office/word/2010/wordprocessingCanvas" xmlns:cx="http://schemas.microsoft.com/office/drawing/2014/chartex" xmlns:cx1="http://schemas.microsoft.com/office/drawing/2015/9/8/chartex" xmlns:cx2="http://schemas.microsoft.com/office/drawing/2015/10/21/chartex" xmlns:cx3="http://schemas.microsoft.com/office/drawing/2016/5/9/chartex" xmlns:cx4="http://schemas.microsoft.com/office/drawing/2016/5/10/chartex" xmlns:cx5="http://schemas.microsoft.com/office/drawing/2016/5/11/chartex" xmlns:cx6="http://schemas.microsoft.com/office/drawing/2016/5/12/chartex" xmlns:cx7="http://schemas.microsoft.com/office/drawing/2016/5/13/chartex" xmlns:cx8="http://schemas.microsoft.com/office/drawing/2016/5/14/chartex" xmlns:mc="http://schemas.openxmlformats.org/markup-compatibility/2006" xmlns:aink="http://schemas.microsoft.com/office/drawing/2016/ink" xmlns:am3d="http://schemas.microsoft.com/office/drawing/2017/model3d" xmlns:o="urn:schemas-microsoft-com:office:office" xmlns:r="http://schemas.openxmlformats.org/officeDocument/2006/relationships" xmlns:m="http://schemas.openxmlformats.org/officeDocument/2006/math" xmlns:v="urn:schemas-microsoft-com:vml" xmlns:wp14="http://schemas.microsoft.com/office/word/2010/wordprocessingDrawing" xmlns:wp="http://schemas.openxmlformats.org/drawingml/2006/wordprocessingDrawing" xmlns:w10="urn:schemas-microsoft-com:office:word" xmlns:w="http://schemas.openxmlformats.org/wordprocessingml/2006/main" xmlns:w14="http://schemas.microsoft.com/office/word/2010/wordml" xmlns:w15="http://schemas.microsoft.com/office/word/2012/wordml" xmlns:w16cex="http://schemas.microsoft.com/office/word/2018/wordml/cex" xmlns:w16cid="http://schemas.microsoft.com/office/word/2016/wordml/cid" xmlns:w16="http://schemas.microsoft.com/office/word/2018/wordml" xmlns:w16sdtdh="http://schemas.microsoft.com/office/word/2020/wordml/sdtdatahash" xmlns:w16se="http://schemas.microsoft.com/office/word/2015/wordml/symex" xmlns:wpg="http://schemas.microsoft.com/office/word/2010/wordprocessingGroup" xmlns:wpi="http://schemas.microsoft.com/office/word/2010/wordprocessingInk" xmlns:wne="http://schemas.microsoft.com/office/word/2006/wordml" xmlns:wps="http://schemas.microsoft.com/office/word/2010/wordprocessingShape" mc:Ignorable="w14 w15 w16se w16cid w16 w16cex w16sdtdh wp14">
   <w:footnote w:type="separator" w:id="-1">
     <w:p>
       <w:pPr>
@@ -9148,7 +9099,7 @@
 </file>
 
 <file path=word/header1.xml><?xml version="1.0" encoding="utf-8"?>
-<w:hdr xmlns:wpc="http://schemas.microsoft.com/office/word/2010/wordprocessingCanvas" xmlns:cx="http://schemas.microsoft.com/office/drawing/2014/chartex" xmlns:cx1="http://schemas.microsoft.com/office/drawing/2015/9/8/chartex" xmlns:cx2="http://schemas.microsoft.com/office/drawing/2015/10/21/chartex" xmlns:cx3="http://schemas.microsoft.com/office/drawing/2016/5/9/chartex" xmlns:cx4="http://schemas.microsoft.com/office/drawing/2016/5/10/chartex" xmlns:cx5="http://schemas.microsoft.com/office/drawing/2016/5/11/chartex" xmlns:cx6="http://schemas.microsoft.com/office/drawing/2016/5/12/chartex" xmlns:cx7="http://schemas.microsoft.com/office/drawing/2016/5/13/chartex" xmlns:cx8="http://schemas.microsoft.com/office/drawing/2016/5/14/chartex" xmlns:mc="http://schemas.openxmlformats.org/markup-compatibility/2006" xmlns:aink="http://schemas.microsoft.com/office/drawing/2016/ink" xmlns:am3d="http://schemas.microsoft.com/office/drawing/2017/model3d" xmlns:o="urn:schemas-microsoft-com:office:office" xmlns:oel="http://schemas.microsoft.com/office/2019/extlst" xmlns:r="http://schemas.openxmlformats.org/officeDocument/2006/relationships" xmlns:m="http://schemas.openxmlformats.org/officeDocument/2006/math" xmlns:v="urn:schemas-microsoft-com:vml" xmlns:wp14="http://schemas.microsoft.com/office/word/2010/wordprocessingDrawing" xmlns:wp="http://schemas.openxmlformats.org/drawingml/2006/wordprocessingDrawing" xmlns:w10="urn:schemas-microsoft-com:office:word" xmlns:w="http://schemas.openxmlformats.org/wordprocessingml/2006/main" xmlns:w14="http://schemas.microsoft.com/office/word/2010/wordml" xmlns:w15="http://schemas.microsoft.com/office/word/2012/wordml" xmlns:w16cex="http://schemas.microsoft.com/office/word/2018/wordml/cex" xmlns:w16cid="http://schemas.microsoft.com/office/word/2016/wordml/cid" xmlns:w16="http://schemas.microsoft.com/office/word/2018/wordml" xmlns:w16du="http://schemas.microsoft.com/office/word/2023/wordml/word16du" xmlns:w16sdtdh="http://schemas.microsoft.com/office/word/2020/wordml/sdtdatahash" xmlns:w16sdtfl="http://schemas.microsoft.com/office/word/2024/wordml/sdtformatlock" xmlns:w16se="http://schemas.microsoft.com/office/word/2015/wordml/symex" xmlns:wpg="http://schemas.microsoft.com/office/word/2010/wordprocessingGroup" xmlns:wpi="http://schemas.microsoft.com/office/word/2010/wordprocessingInk" xmlns:wne="http://schemas.microsoft.com/office/word/2006/wordml" xmlns:wps="http://schemas.microsoft.com/office/word/2010/wordprocessingShape" mc:Ignorable="w14 w15 w16se w16cid w16 w16cex w16sdtdh w16sdtfl w16du wp14">
+<w:hdr xmlns:wpc="http://schemas.microsoft.com/office/word/2010/wordprocessingCanvas" xmlns:cx="http://schemas.microsoft.com/office/drawing/2014/chartex" xmlns:cx1="http://schemas.microsoft.com/office/drawing/2015/9/8/chartex" xmlns:cx2="http://schemas.microsoft.com/office/drawing/2015/10/21/chartex" xmlns:cx3="http://schemas.microsoft.com/office/drawing/2016/5/9/chartex" xmlns:cx4="http://schemas.microsoft.com/office/drawing/2016/5/10/chartex" xmlns:cx5="http://schemas.microsoft.com/office/drawing/2016/5/11/chartex" xmlns:cx6="http://schemas.microsoft.com/office/drawing/2016/5/12/chartex" xmlns:cx7="http://schemas.microsoft.com/office/drawing/2016/5/13/chartex" xmlns:cx8="http://schemas.microsoft.com/office/drawing/2016/5/14/chartex" xmlns:mc="http://schemas.openxmlformats.org/markup-compatibility/2006" xmlns:aink="http://schemas.microsoft.com/office/drawing/2016/ink" xmlns:am3d="http://schemas.microsoft.com/office/drawing/2017/model3d" xmlns:o="urn:schemas-microsoft-com:office:office" xmlns:r="http://schemas.openxmlformats.org/officeDocument/2006/relationships" xmlns:m="http://schemas.openxmlformats.org/officeDocument/2006/math" xmlns:v="urn:schemas-microsoft-com:vml" xmlns:wp14="http://schemas.microsoft.com/office/word/2010/wordprocessingDrawing" xmlns:wp="http://schemas.openxmlformats.org/drawingml/2006/wordprocessingDrawing" xmlns:w10="urn:schemas-microsoft-com:office:word" xmlns:w="http://schemas.openxmlformats.org/wordprocessingml/2006/main" xmlns:w14="http://schemas.microsoft.com/office/word/2010/wordml" xmlns:w15="http://schemas.microsoft.com/office/word/2012/wordml" xmlns:w16cex="http://schemas.microsoft.com/office/word/2018/wordml/cex" xmlns:w16cid="http://schemas.microsoft.com/office/word/2016/wordml/cid" xmlns:w16="http://schemas.microsoft.com/office/word/2018/wordml" xmlns:w16sdtdh="http://schemas.microsoft.com/office/word/2020/wordml/sdtdatahash" xmlns:w16se="http://schemas.microsoft.com/office/word/2015/wordml/symex" xmlns:wpg="http://schemas.microsoft.com/office/word/2010/wordprocessingGroup" xmlns:wpi="http://schemas.microsoft.com/office/word/2010/wordprocessingInk" xmlns:wne="http://schemas.microsoft.com/office/word/2006/wordml" xmlns:wps="http://schemas.microsoft.com/office/word/2010/wordprocessingShape" mc:Ignorable="w14 w15 w16se w16cid w16 w16cex w16sdtdh wp14">
   <w:p>
     <w:pPr>
       <w:pBdr>
@@ -9270,7 +9221,7 @@
 </file>
 
 <file path=word/header2.xml><?xml version="1.0" encoding="utf-8"?>
-<w:hdr xmlns:wpc="http://schemas.microsoft.com/office/word/2010/wordprocessingCanvas" xmlns:cx="http://schemas.microsoft.com/office/drawing/2014/chartex" xmlns:cx1="http://schemas.microsoft.com/office/drawing/2015/9/8/chartex" xmlns:cx2="http://schemas.microsoft.com/office/drawing/2015/10/21/chartex" xmlns:cx3="http://schemas.microsoft.com/office/drawing/2016/5/9/chartex" xmlns:cx4="http://schemas.microsoft.com/office/drawing/2016/5/10/chartex" xmlns:cx5="http://schemas.microsoft.com/office/drawing/2016/5/11/chartex" xmlns:cx6="http://schemas.microsoft.com/office/drawing/2016/5/12/chartex" xmlns:cx7="http://schemas.microsoft.com/office/drawing/2016/5/13/chartex" xmlns:cx8="http://schemas.microsoft.com/office/drawing/2016/5/14/chartex" xmlns:mc="http://schemas.openxmlformats.org/markup-compatibility/2006" xmlns:aink="http://schemas.microsoft.com/office/drawing/2016/ink" xmlns:am3d="http://schemas.microsoft.com/office/drawing/2017/model3d" xmlns:o="urn:schemas-microsoft-com:office:office" xmlns:oel="http://schemas.microsoft.com/office/2019/extlst" xmlns:r="http://schemas.openxmlformats.org/officeDocument/2006/relationships" xmlns:m="http://schemas.openxmlformats.org/officeDocument/2006/math" xmlns:v="urn:schemas-microsoft-com:vml" xmlns:wp14="http://schemas.microsoft.com/office/word/2010/wordprocessingDrawing" xmlns:wp="http://schemas.openxmlformats.org/drawingml/2006/wordprocessingDrawing" xmlns:w10="urn:schemas-microsoft-com:office:word" xmlns:w="http://schemas.openxmlformats.org/wordprocessingml/2006/main" xmlns:w14="http://schemas.microsoft.com/office/word/2010/wordml" xmlns:w15="http://schemas.microsoft.com/office/word/2012/wordml" xmlns:w16cex="http://schemas.microsoft.com/office/word/2018/wordml/cex" xmlns:w16cid="http://schemas.microsoft.com/office/word/2016/wordml/cid" xmlns:w16="http://schemas.microsoft.com/office/word/2018/wordml" xmlns:w16du="http://schemas.microsoft.com/office/word/2023/wordml/word16du" xmlns:w16sdtdh="http://schemas.microsoft.com/office/word/2020/wordml/sdtdatahash" xmlns:w16sdtfl="http://schemas.microsoft.com/office/word/2024/wordml/sdtformatlock" xmlns:w16se="http://schemas.microsoft.com/office/word/2015/wordml/symex" xmlns:wpg="http://schemas.microsoft.com/office/word/2010/wordprocessingGroup" xmlns:wpi="http://schemas.microsoft.com/office/word/2010/wordprocessingInk" xmlns:wne="http://schemas.microsoft.com/office/word/2006/wordml" xmlns:wps="http://schemas.microsoft.com/office/word/2010/wordprocessingShape" mc:Ignorable="w14 w15 w16se w16cid w16 w16cex w16sdtdh w16sdtfl w16du wp14">
+<w:hdr xmlns:wpc="http://schemas.microsoft.com/office/word/2010/wordprocessingCanvas" xmlns:cx="http://schemas.microsoft.com/office/drawing/2014/chartex" xmlns:cx1="http://schemas.microsoft.com/office/drawing/2015/9/8/chartex" xmlns:cx2="http://schemas.microsoft.com/office/drawing/2015/10/21/chartex" xmlns:cx3="http://schemas.microsoft.com/office/drawing/2016/5/9/chartex" xmlns:cx4="http://schemas.microsoft.com/office/drawing/2016/5/10/chartex" xmlns:cx5="http://schemas.microsoft.com/office/drawing/2016/5/11/chartex" xmlns:cx6="http://schemas.microsoft.com/office/drawing/2016/5/12/chartex" xmlns:cx7="http://schemas.microsoft.com/office/drawing/2016/5/13/chartex" xmlns:cx8="http://schemas.microsoft.com/office/drawing/2016/5/14/chartex" xmlns:mc="http://schemas.openxmlformats.org/markup-compatibility/2006" xmlns:aink="http://schemas.microsoft.com/office/drawing/2016/ink" xmlns:am3d="http://schemas.microsoft.com/office/drawing/2017/model3d" xmlns:o="urn:schemas-microsoft-com:office:office" xmlns:r="http://schemas.openxmlformats.org/officeDocument/2006/relationships" xmlns:m="http://schemas.openxmlformats.org/officeDocument/2006/math" xmlns:v="urn:schemas-microsoft-com:vml" xmlns:wp14="http://schemas.microsoft.com/office/word/2010/wordprocessingDrawing" xmlns:wp="http://schemas.openxmlformats.org/drawingml/2006/wordprocessingDrawing" xmlns:w10="urn:schemas-microsoft-com:office:word" xmlns:w="http://schemas.openxmlformats.org/wordprocessingml/2006/main" xmlns:w14="http://schemas.microsoft.com/office/word/2010/wordml" xmlns:w15="http://schemas.microsoft.com/office/word/2012/wordml" xmlns:w16cex="http://schemas.microsoft.com/office/word/2018/wordml/cex" xmlns:w16cid="http://schemas.microsoft.com/office/word/2016/wordml/cid" xmlns:w16="http://schemas.microsoft.com/office/word/2018/wordml" xmlns:w16sdtdh="http://schemas.microsoft.com/office/word/2020/wordml/sdtdatahash" xmlns:w16se="http://schemas.microsoft.com/office/word/2015/wordml/symex" xmlns:wpg="http://schemas.microsoft.com/office/word/2010/wordprocessingGroup" xmlns:wpi="http://schemas.microsoft.com/office/word/2010/wordprocessingInk" xmlns:wne="http://schemas.microsoft.com/office/word/2006/wordml" xmlns:wps="http://schemas.microsoft.com/office/word/2010/wordprocessingShape" mc:Ignorable="w14 w15 w16se w16cid w16 w16cex w16sdtdh wp14">
   <w:p>
     <w:pPr>
       <w:tabs>
@@ -9292,7 +9243,7 @@
 </file>
 
 <file path=word/numbering.xml><?xml version="1.0" encoding="utf-8"?>
-<w:numbering xmlns:wpc="http://schemas.microsoft.com/office/word/2010/wordprocessingCanvas" xmlns:cx="http://schemas.microsoft.com/office/drawing/2014/chartex" xmlns:cx1="http://schemas.microsoft.com/office/drawing/2015/9/8/chartex" xmlns:cx2="http://schemas.microsoft.com/office/drawing/2015/10/21/chartex" xmlns:cx3="http://schemas.microsoft.com/office/drawing/2016/5/9/chartex" xmlns:cx4="http://schemas.microsoft.com/office/drawing/2016/5/10/chartex" xmlns:cx5="http://schemas.microsoft.com/office/drawing/2016/5/11/chartex" xmlns:cx6="http://schemas.microsoft.com/office/drawing/2016/5/12/chartex" xmlns:cx7="http://schemas.microsoft.com/office/drawing/2016/5/13/chartex" xmlns:cx8="http://schemas.microsoft.com/office/drawing/2016/5/14/chartex" xmlns:mc="http://schemas.openxmlformats.org/markup-compatibility/2006" xmlns:aink="http://schemas.microsoft.com/office/drawing/2016/ink" xmlns:am3d="http://schemas.microsoft.com/office/drawing/2017/model3d" xmlns:o="urn:schemas-microsoft-com:office:office" xmlns:oel="http://schemas.microsoft.com/office/2019/extlst" xmlns:r="http://schemas.openxmlformats.org/officeDocument/2006/relationships" xmlns:m="http://schemas.openxmlformats.org/officeDocument/2006/math" xmlns:v="urn:schemas-microsoft-com:vml" xmlns:wp14="http://schemas.microsoft.com/office/word/2010/wordprocessingDrawing" xmlns:wp="http://schemas.openxmlformats.org/drawingml/2006/wordprocessingDrawing" xmlns:w10="urn:schemas-microsoft-com:office:word" xmlns:w="http://schemas.openxmlformats.org/wordprocessingml/2006/main" xmlns:w14="http://schemas.microsoft.com/office/word/2010/wordml" xmlns:w15="http://schemas.microsoft.com/office/word/2012/wordml" xmlns:w16cex="http://schemas.microsoft.com/office/word/2018/wordml/cex" xmlns:w16cid="http://schemas.microsoft.com/office/word/2016/wordml/cid" xmlns:w16="http://schemas.microsoft.com/office/word/2018/wordml" xmlns:w16du="http://schemas.microsoft.com/office/word/2023/wordml/word16du" xmlns:w16sdtdh="http://schemas.microsoft.com/office/word/2020/wordml/sdtdatahash" xmlns:w16sdtfl="http://schemas.microsoft.com/office/word/2024/wordml/sdtformatlock" xmlns:w16se="http://schemas.microsoft.com/office/word/2015/wordml/symex" xmlns:wpg="http://schemas.microsoft.com/office/word/2010/wordprocessingGroup" xmlns:wpi="http://schemas.microsoft.com/office/word/2010/wordprocessingInk" xmlns:wne="http://schemas.microsoft.com/office/word/2006/wordml" xmlns:wps="http://schemas.microsoft.com/office/word/2010/wordprocessingShape" mc:Ignorable="w14 w15 w16se w16cid w16 w16cex w16sdtdh w16sdtfl w16du wp14">
+<w:numbering xmlns:wpc="http://schemas.microsoft.com/office/word/2010/wordprocessingCanvas" xmlns:cx="http://schemas.microsoft.com/office/drawing/2014/chartex" xmlns:cx1="http://schemas.microsoft.com/office/drawing/2015/9/8/chartex" xmlns:cx2="http://schemas.microsoft.com/office/drawing/2015/10/21/chartex" xmlns:cx3="http://schemas.microsoft.com/office/drawing/2016/5/9/chartex" xmlns:cx4="http://schemas.microsoft.com/office/drawing/2016/5/10/chartex" xmlns:cx5="http://schemas.microsoft.com/office/drawing/2016/5/11/chartex" xmlns:cx6="http://schemas.microsoft.com/office/drawing/2016/5/12/chartex" xmlns:cx7="http://schemas.microsoft.com/office/drawing/2016/5/13/chartex" xmlns:cx8="http://schemas.microsoft.com/office/drawing/2016/5/14/chartex" xmlns:mc="http://schemas.openxmlformats.org/markup-compatibility/2006" xmlns:aink="http://schemas.microsoft.com/office/drawing/2016/ink" xmlns:am3d="http://schemas.microsoft.com/office/drawing/2017/model3d" xmlns:o="urn:schemas-microsoft-com:office:office" xmlns:r="http://schemas.openxmlformats.org/officeDocument/2006/relationships" xmlns:m="http://schemas.openxmlformats.org/officeDocument/2006/math" xmlns:v="urn:schemas-microsoft-com:vml" xmlns:wp14="http://schemas.microsoft.com/office/word/2010/wordprocessingDrawing" xmlns:wp="http://schemas.openxmlformats.org/drawingml/2006/wordprocessingDrawing" xmlns:w10="urn:schemas-microsoft-com:office:word" xmlns:w="http://schemas.openxmlformats.org/wordprocessingml/2006/main" xmlns:w14="http://schemas.microsoft.com/office/word/2010/wordml" xmlns:w15="http://schemas.microsoft.com/office/word/2012/wordml" xmlns:w16cex="http://schemas.microsoft.com/office/word/2018/wordml/cex" xmlns:w16cid="http://schemas.microsoft.com/office/word/2016/wordml/cid" xmlns:w16="http://schemas.microsoft.com/office/word/2018/wordml" xmlns:w16sdtdh="http://schemas.microsoft.com/office/word/2020/wordml/sdtdatahash" xmlns:w16se="http://schemas.microsoft.com/office/word/2015/wordml/symex" xmlns:wpg="http://schemas.microsoft.com/office/word/2010/wordprocessingGroup" xmlns:wpi="http://schemas.microsoft.com/office/word/2010/wordprocessingInk" xmlns:wne="http://schemas.microsoft.com/office/word/2006/wordml" xmlns:wps="http://schemas.microsoft.com/office/word/2010/wordprocessingShape" mc:Ignorable="w14 w15 w16se w16cid w16 w16cex w16sdtdh wp14">
   <w:numPicBullet w:numPicBulletId="0">
     <w:pict>
       <v:shapetype id="_x0000_t75" coordsize="21600,21600" o:spt="75" o:preferrelative="t" path="m@4@5l@4@11@9@11@9@5xe" filled="f" stroked="f">
@@ -9314,7 +9265,7 @@
         <v:path o:extrusionok="f" gradientshapeok="t" o:connecttype="rect"/>
         <o:lock v:ext="edit" aspectratio="t"/>
       </v:shapetype>
-      <v:shape id="_x0000_i1025" type="#_x0000_t75" style="width:159.7pt;height:173.25pt" o:bullet="t">
+      <v:shape id="_x0000_i1055" type="#_x0000_t75" style="width:159.75pt;height:173.25pt" o:bullet="t">
         <v:imagedata r:id="rId1" o:title="reka_symbol_alt"/>
       </v:shape>
     </w:pict>
@@ -9412,7 +9363,7 @@
     <w:lvl w:ilvl="0">
       <w:start w:val="1"/>
       <w:numFmt w:val="decimal"/>
-      <w:pStyle w:val="Heading1"/>
+      <w:pStyle w:val="Cmsor1"/>
       <w:lvlText w:val="%1."/>
       <w:lvlJc w:val="left"/>
       <w:pPr>
@@ -9426,7 +9377,7 @@
     <w:lvl w:ilvl="1">
       <w:start w:val="1"/>
       <w:numFmt w:val="decimal"/>
-      <w:pStyle w:val="Heading2"/>
+      <w:pStyle w:val="Cmsor2"/>
       <w:isLgl/>
       <w:lvlText w:val="%1.%2."/>
       <w:lvlJc w:val="left"/>
@@ -10179,7 +10130,7 @@
     <w:lvl w:ilvl="0" w:tplc="97F03C8C">
       <w:start w:val="1"/>
       <w:numFmt w:val="bullet"/>
-      <w:pStyle w:val="ListParagraph"/>
+      <w:pStyle w:val="Listaszerbekezds"/>
       <w:lvlText w:val="-"/>
       <w:lvlJc w:val="left"/>
       <w:pPr>
@@ -12431,89 +12382,89 @@
       </w:pPr>
     </w:lvl>
   </w:abstractNum>
-  <w:num w:numId="1" w16cid:durableId="899363864">
+  <w:num w:numId="1">
     <w:abstractNumId w:val="24"/>
   </w:num>
-  <w:num w:numId="2" w16cid:durableId="404959498">
+  <w:num w:numId="2">
     <w:abstractNumId w:val="22"/>
   </w:num>
-  <w:num w:numId="3" w16cid:durableId="786654099">
+  <w:num w:numId="3">
     <w:abstractNumId w:val="15"/>
   </w:num>
-  <w:num w:numId="4" w16cid:durableId="1577401845">
+  <w:num w:numId="4">
     <w:abstractNumId w:val="6"/>
   </w:num>
-  <w:num w:numId="5" w16cid:durableId="702512373">
+  <w:num w:numId="5">
     <w:abstractNumId w:val="9"/>
   </w:num>
-  <w:num w:numId="6" w16cid:durableId="372196769">
+  <w:num w:numId="6">
     <w:abstractNumId w:val="23"/>
   </w:num>
-  <w:num w:numId="7" w16cid:durableId="1670788436">
+  <w:num w:numId="7">
     <w:abstractNumId w:val="14"/>
   </w:num>
-  <w:num w:numId="8" w16cid:durableId="515464759">
+  <w:num w:numId="8">
     <w:abstractNumId w:val="3"/>
   </w:num>
-  <w:num w:numId="9" w16cid:durableId="1290623575">
+  <w:num w:numId="9">
     <w:abstractNumId w:val="10"/>
   </w:num>
-  <w:num w:numId="10" w16cid:durableId="471754748">
+  <w:num w:numId="10">
     <w:abstractNumId w:val="0"/>
   </w:num>
-  <w:num w:numId="11" w16cid:durableId="133641352">
+  <w:num w:numId="11">
     <w:abstractNumId w:val="12"/>
   </w:num>
-  <w:num w:numId="12" w16cid:durableId="1685934534">
+  <w:num w:numId="12">
     <w:abstractNumId w:val="11"/>
   </w:num>
-  <w:num w:numId="13" w16cid:durableId="1623800828">
+  <w:num w:numId="13">
     <w:abstractNumId w:val="25"/>
   </w:num>
-  <w:num w:numId="14" w16cid:durableId="1227305672">
+  <w:num w:numId="14">
     <w:abstractNumId w:val="13"/>
   </w:num>
-  <w:num w:numId="15" w16cid:durableId="1752970871">
+  <w:num w:numId="15">
     <w:abstractNumId w:val="17"/>
   </w:num>
-  <w:num w:numId="16" w16cid:durableId="848523035">
+  <w:num w:numId="16">
     <w:abstractNumId w:val="20"/>
   </w:num>
-  <w:num w:numId="17" w16cid:durableId="1645769415">
+  <w:num w:numId="17">
     <w:abstractNumId w:val="5"/>
   </w:num>
-  <w:num w:numId="18" w16cid:durableId="1917667218">
+  <w:num w:numId="18">
     <w:abstractNumId w:val="1"/>
   </w:num>
-  <w:num w:numId="19" w16cid:durableId="1561362157">
+  <w:num w:numId="19">
     <w:abstractNumId w:val="4"/>
   </w:num>
-  <w:num w:numId="20" w16cid:durableId="1974477487">
+  <w:num w:numId="20">
     <w:abstractNumId w:val="16"/>
   </w:num>
-  <w:num w:numId="21" w16cid:durableId="727151372">
+  <w:num w:numId="21">
     <w:abstractNumId w:val="18"/>
   </w:num>
-  <w:num w:numId="22" w16cid:durableId="656955115">
+  <w:num w:numId="22">
     <w:abstractNumId w:val="19"/>
   </w:num>
-  <w:num w:numId="23" w16cid:durableId="49421077">
+  <w:num w:numId="23">
     <w:abstractNumId w:val="8"/>
   </w:num>
-  <w:num w:numId="24" w16cid:durableId="1487091045">
+  <w:num w:numId="24">
     <w:abstractNumId w:val="2"/>
   </w:num>
-  <w:num w:numId="25" w16cid:durableId="508106774">
+  <w:num w:numId="25">
     <w:abstractNumId w:val="7"/>
   </w:num>
-  <w:num w:numId="26" w16cid:durableId="1239512056">
+  <w:num w:numId="26">
     <w:abstractNumId w:val="21"/>
   </w:num>
 </w:numbering>
 </file>
 
 <file path=word/styles.xml><?xml version="1.0" encoding="utf-8"?>
-<w:styles xmlns:mc="http://schemas.openxmlformats.org/markup-compatibility/2006" xmlns:r="http://schemas.openxmlformats.org/officeDocument/2006/relationships" xmlns:w="http://schemas.openxmlformats.org/wordprocessingml/2006/main" xmlns:w14="http://schemas.microsoft.com/office/word/2010/wordml" xmlns:w15="http://schemas.microsoft.com/office/word/2012/wordml" xmlns:w16cex="http://schemas.microsoft.com/office/word/2018/wordml/cex" xmlns:w16cid="http://schemas.microsoft.com/office/word/2016/wordml/cid" xmlns:w16="http://schemas.microsoft.com/office/word/2018/wordml" xmlns:w16du="http://schemas.microsoft.com/office/word/2023/wordml/word16du" xmlns:w16sdtdh="http://schemas.microsoft.com/office/word/2020/wordml/sdtdatahash" xmlns:w16sdtfl="http://schemas.microsoft.com/office/word/2024/wordml/sdtformatlock" xmlns:w16se="http://schemas.microsoft.com/office/word/2015/wordml/symex" mc:Ignorable="w14 w15 w16se w16cid w16 w16cex w16sdtdh w16sdtfl w16du">
+<w:styles xmlns:mc="http://schemas.openxmlformats.org/markup-compatibility/2006" xmlns:r="http://schemas.openxmlformats.org/officeDocument/2006/relationships" xmlns:w="http://schemas.openxmlformats.org/wordprocessingml/2006/main" xmlns:w14="http://schemas.microsoft.com/office/word/2010/wordml" xmlns:w15="http://schemas.microsoft.com/office/word/2012/wordml" xmlns:w16cex="http://schemas.microsoft.com/office/word/2018/wordml/cex" xmlns:w16cid="http://schemas.microsoft.com/office/word/2016/wordml/cid" xmlns:w16="http://schemas.microsoft.com/office/word/2018/wordml" xmlns:w16sdtdh="http://schemas.microsoft.com/office/word/2020/wordml/sdtdatahash" xmlns:w16se="http://schemas.microsoft.com/office/word/2015/wordml/symex" mc:Ignorable="w14 w15 w16se w16cid w16 w16cex w16sdtdh">
   <w:docDefaults>
     <w:rPrDefault>
       <w:rPr>
@@ -12907,7 +12858,7 @@
     <w:lsdException w:name="Unresolved Mention" w:semiHidden="1" w:unhideWhenUsed="1"/>
     <w:lsdException w:name="Smart Link" w:semiHidden="1" w:unhideWhenUsed="1"/>
   </w:latentStyles>
-  <w:style w:type="paragraph" w:default="1" w:styleId="Normal">
+  <w:style w:type="paragraph" w:default="1" w:styleId="Norml">
     <w:name w:val="Normal"/>
     <w:qFormat/>
     <w:rsid w:val="00A7021E"/>
@@ -12917,11 +12868,11 @@
       <w:jc w:val="both"/>
     </w:pPr>
   </w:style>
-  <w:style w:type="paragraph" w:styleId="Heading1">
+  <w:style w:type="paragraph" w:styleId="Cmsor1">
     <w:name w:val="heading 1"/>
-    <w:basedOn w:val="Normal"/>
-    <w:next w:val="Heading2"/>
-    <w:link w:val="Heading1Char"/>
+    <w:basedOn w:val="Norml"/>
+    <w:next w:val="Cmsor2"/>
+    <w:link w:val="Cmsor1Char"/>
     <w:uiPriority w:val="9"/>
     <w:qFormat/>
     <w:rsid w:val="00B95AE8"/>
@@ -12945,11 +12896,11 @@
       <w:lang w:eastAsia="hu-HU"/>
     </w:rPr>
   </w:style>
-  <w:style w:type="paragraph" w:styleId="Heading2">
+  <w:style w:type="paragraph" w:styleId="Cmsor2">
     <w:name w:val="heading 2"/>
-    <w:basedOn w:val="Heading1"/>
-    <w:next w:val="Normal"/>
-    <w:link w:val="Heading2Char"/>
+    <w:basedOn w:val="Cmsor1"/>
+    <w:next w:val="Norml"/>
+    <w:link w:val="Cmsor2Char"/>
     <w:uiPriority w:val="9"/>
     <w:qFormat/>
     <w:rsid w:val="00B95AE8"/>
@@ -12969,10 +12920,10 @@
       <w:szCs w:val="27"/>
     </w:rPr>
   </w:style>
-  <w:style w:type="paragraph" w:styleId="Heading3">
+  <w:style w:type="paragraph" w:styleId="Cmsor3">
     <w:name w:val="heading 3"/>
-    <w:basedOn w:val="Normal"/>
-    <w:link w:val="Heading3Char"/>
+    <w:basedOn w:val="Norml"/>
+    <w:link w:val="Cmsor3Char"/>
     <w:uiPriority w:val="9"/>
     <w:qFormat/>
     <w:rsid w:val="00491871"/>
@@ -12989,13 +12940,13 @@
       <w:lang w:eastAsia="hu-HU"/>
     </w:rPr>
   </w:style>
-  <w:style w:type="character" w:default="1" w:styleId="DefaultParagraphFont">
+  <w:style w:type="character" w:default="1" w:styleId="Bekezdsalapbettpusa">
     <w:name w:val="Default Paragraph Font"/>
     <w:uiPriority w:val="1"/>
     <w:semiHidden/>
     <w:unhideWhenUsed/>
   </w:style>
-  <w:style w:type="table" w:default="1" w:styleId="TableNormal">
+  <w:style w:type="table" w:default="1" w:styleId="Normltblzat">
     <w:name w:val="Normal Table"/>
     <w:uiPriority w:val="99"/>
     <w:semiHidden/>
@@ -13010,16 +12961,16 @@
       </w:tblCellMar>
     </w:tblPr>
   </w:style>
-  <w:style w:type="numbering" w:default="1" w:styleId="NoList">
+  <w:style w:type="numbering" w:default="1" w:styleId="Nemlista">
     <w:name w:val="No List"/>
     <w:uiPriority w:val="99"/>
     <w:semiHidden/>
     <w:unhideWhenUsed/>
   </w:style>
-  <w:style w:type="character" w:customStyle="1" w:styleId="Heading1Char">
-    <w:name w:val="Heading 1 Char"/>
-    <w:basedOn w:val="DefaultParagraphFont"/>
-    <w:link w:val="Heading1"/>
+  <w:style w:type="character" w:customStyle="1" w:styleId="Cmsor1Char">
+    <w:name w:val="Címsor 1 Char"/>
+    <w:basedOn w:val="Bekezdsalapbettpusa"/>
+    <w:link w:val="Cmsor1"/>
     <w:uiPriority w:val="9"/>
     <w:rsid w:val="00B95AE8"/>
     <w:rPr>
@@ -13033,10 +12984,10 @@
       <w:lang w:eastAsia="hu-HU"/>
     </w:rPr>
   </w:style>
-  <w:style w:type="character" w:customStyle="1" w:styleId="Heading2Char">
-    <w:name w:val="Heading 2 Char"/>
-    <w:basedOn w:val="DefaultParagraphFont"/>
-    <w:link w:val="Heading2"/>
+  <w:style w:type="character" w:customStyle="1" w:styleId="Cmsor2Char">
+    <w:name w:val="Címsor 2 Char"/>
+    <w:basedOn w:val="Bekezdsalapbettpusa"/>
+    <w:link w:val="Cmsor2"/>
     <w:uiPriority w:val="9"/>
     <w:rsid w:val="00B95AE8"/>
     <w:rPr>
@@ -13048,10 +12999,10 @@
       <w:lang w:eastAsia="hu-HU"/>
     </w:rPr>
   </w:style>
-  <w:style w:type="character" w:customStyle="1" w:styleId="Heading3Char">
-    <w:name w:val="Heading 3 Char"/>
-    <w:basedOn w:val="DefaultParagraphFont"/>
-    <w:link w:val="Heading3"/>
+  <w:style w:type="character" w:customStyle="1" w:styleId="Cmsor3Char">
+    <w:name w:val="Címsor 3 Char"/>
+    <w:basedOn w:val="Bekezdsalapbettpusa"/>
+    <w:link w:val="Cmsor3"/>
     <w:uiPriority w:val="9"/>
     <w:rsid w:val="00491871"/>
     <w:rPr>
@@ -13063,9 +13014,9 @@
       <w:lang w:eastAsia="hu-HU"/>
     </w:rPr>
   </w:style>
-  <w:style w:type="character" w:styleId="Strong">
+  <w:style w:type="character" w:styleId="Kiemels2">
     <w:name w:val="Strong"/>
-    <w:basedOn w:val="DefaultParagraphFont"/>
+    <w:basedOn w:val="Bekezdsalapbettpusa"/>
     <w:uiPriority w:val="22"/>
     <w:qFormat/>
     <w:rsid w:val="00491871"/>
@@ -13074,9 +13025,9 @@
       <w:bCs/>
     </w:rPr>
   </w:style>
-  <w:style w:type="paragraph" w:styleId="NormalWeb">
+  <w:style w:type="paragraph" w:styleId="NormlWeb">
     <w:name w:val="Normal (Web)"/>
-    <w:basedOn w:val="Normal"/>
+    <w:basedOn w:val="Norml"/>
     <w:uiPriority w:val="99"/>
     <w:semiHidden/>
     <w:unhideWhenUsed/>
@@ -13091,9 +13042,9 @@
       <w:lang w:eastAsia="hu-HU"/>
     </w:rPr>
   </w:style>
-  <w:style w:type="character" w:styleId="Emphasis">
+  <w:style w:type="character" w:styleId="Kiemels">
     <w:name w:val="Emphasis"/>
-    <w:basedOn w:val="DefaultParagraphFont"/>
+    <w:basedOn w:val="Bekezdsalapbettpusa"/>
     <w:uiPriority w:val="20"/>
     <w:qFormat/>
     <w:rsid w:val="00491871"/>
@@ -13102,10 +13053,10 @@
       <w:iCs/>
     </w:rPr>
   </w:style>
-  <w:style w:type="paragraph" w:styleId="Header">
+  <w:style w:type="paragraph" w:styleId="lfej">
     <w:name w:val="header"/>
-    <w:basedOn w:val="Normal"/>
-    <w:link w:val="HeaderChar"/>
+    <w:basedOn w:val="Norml"/>
+    <w:link w:val="lfejChar"/>
     <w:uiPriority w:val="99"/>
     <w:unhideWhenUsed/>
     <w:rsid w:val="00033854"/>
@@ -13117,17 +13068,17 @@
       <w:spacing w:line="240" w:lineRule="auto"/>
     </w:pPr>
   </w:style>
-  <w:style w:type="character" w:customStyle="1" w:styleId="HeaderChar">
-    <w:name w:val="Header Char"/>
-    <w:basedOn w:val="DefaultParagraphFont"/>
-    <w:link w:val="Header"/>
+  <w:style w:type="character" w:customStyle="1" w:styleId="lfejChar">
+    <w:name w:val="Élőfej Char"/>
+    <w:basedOn w:val="Bekezdsalapbettpusa"/>
+    <w:link w:val="lfej"/>
     <w:uiPriority w:val="99"/>
     <w:rsid w:val="00033854"/>
   </w:style>
-  <w:style w:type="paragraph" w:styleId="Footer">
+  <w:style w:type="paragraph" w:styleId="llb">
     <w:name w:val="footer"/>
-    <w:basedOn w:val="Normal"/>
-    <w:link w:val="FooterChar"/>
+    <w:basedOn w:val="Norml"/>
+    <w:link w:val="llbChar"/>
     <w:uiPriority w:val="99"/>
     <w:unhideWhenUsed/>
     <w:rsid w:val="00033854"/>
@@ -13139,16 +13090,16 @@
       <w:spacing w:line="240" w:lineRule="auto"/>
     </w:pPr>
   </w:style>
-  <w:style w:type="character" w:customStyle="1" w:styleId="FooterChar">
-    <w:name w:val="Footer Char"/>
-    <w:basedOn w:val="DefaultParagraphFont"/>
-    <w:link w:val="Footer"/>
+  <w:style w:type="character" w:customStyle="1" w:styleId="llbChar">
+    <w:name w:val="Élőláb Char"/>
+    <w:basedOn w:val="Bekezdsalapbettpusa"/>
+    <w:link w:val="llb"/>
     <w:uiPriority w:val="99"/>
     <w:rsid w:val="00033854"/>
   </w:style>
-  <w:style w:type="paragraph" w:styleId="ListParagraph">
+  <w:style w:type="paragraph" w:styleId="Listaszerbekezds">
     <w:name w:val="List Paragraph"/>
-    <w:basedOn w:val="Normal"/>
+    <w:basedOn w:val="Norml"/>
     <w:uiPriority w:val="34"/>
     <w:qFormat/>
     <w:rsid w:val="00E23FA0"/>
@@ -13160,10 +13111,10 @@
       <w:contextualSpacing/>
     </w:pPr>
   </w:style>
-  <w:style w:type="paragraph" w:styleId="TOCHeading">
+  <w:style w:type="paragraph" w:styleId="Tartalomjegyzkcmsora">
     <w:name w:val="TOC Heading"/>
-    <w:basedOn w:val="Heading1"/>
-    <w:next w:val="Normal"/>
+    <w:basedOn w:val="Cmsor1"/>
+    <w:next w:val="Norml"/>
     <w:uiPriority w:val="39"/>
     <w:unhideWhenUsed/>
     <w:qFormat/>
@@ -13182,10 +13133,10 @@
       <w:szCs w:val="32"/>
     </w:rPr>
   </w:style>
-  <w:style w:type="paragraph" w:styleId="TOC2">
+  <w:style w:type="paragraph" w:styleId="TJ2">
     <w:name w:val="toc 2"/>
-    <w:basedOn w:val="Normal"/>
-    <w:next w:val="Normal"/>
+    <w:basedOn w:val="Norml"/>
+    <w:next w:val="Norml"/>
     <w:autoRedefine/>
     <w:uiPriority w:val="39"/>
     <w:unhideWhenUsed/>
@@ -13199,10 +13150,10 @@
       <w:ind w:left="426" w:hanging="206"/>
     </w:pPr>
   </w:style>
-  <w:style w:type="paragraph" w:styleId="TOC3">
+  <w:style w:type="paragraph" w:styleId="TJ3">
     <w:name w:val="toc 3"/>
-    <w:basedOn w:val="Normal"/>
-    <w:next w:val="Normal"/>
+    <w:basedOn w:val="Norml"/>
+    <w:next w:val="Norml"/>
     <w:autoRedefine/>
     <w:uiPriority w:val="39"/>
     <w:unhideWhenUsed/>
@@ -13212,9 +13163,9 @@
       <w:ind w:left="440"/>
     </w:pPr>
   </w:style>
-  <w:style w:type="character" w:styleId="Hyperlink">
+  <w:style w:type="character" w:styleId="Hiperhivatkozs">
     <w:name w:val="Hyperlink"/>
-    <w:basedOn w:val="DefaultParagraphFont"/>
+    <w:basedOn w:val="Bekezdsalapbettpusa"/>
     <w:uiPriority w:val="99"/>
     <w:unhideWhenUsed/>
     <w:rsid w:val="00610CA0"/>
@@ -13223,11 +13174,11 @@
       <w:u w:val="single"/>
     </w:rPr>
   </w:style>
-  <w:style w:type="paragraph" w:styleId="TOC1">
+  <w:style w:type="paragraph" w:styleId="TJ1">
     <w:name w:val="toc 1"/>
-    <w:basedOn w:val="Normal"/>
-    <w:next w:val="Normal"/>
-    <w:link w:val="TOC1Char"/>
+    <w:basedOn w:val="Norml"/>
+    <w:next w:val="Norml"/>
+    <w:link w:val="TJ1Char"/>
     <w:autoRedefine/>
     <w:uiPriority w:val="39"/>
     <w:unhideWhenUsed/>
@@ -13245,9 +13196,9 @@
       <w:lang w:eastAsia="hu-HU"/>
     </w:rPr>
   </w:style>
-  <w:style w:type="paragraph" w:styleId="NoSpacing">
+  <w:style w:type="paragraph" w:styleId="Nincstrkz">
     <w:name w:val="No Spacing"/>
-    <w:link w:val="NoSpacingChar"/>
+    <w:link w:val="NincstrkzChar"/>
     <w:uiPriority w:val="1"/>
     <w:qFormat/>
     <w:rsid w:val="000A6D75"/>
@@ -13259,10 +13210,10 @@
       <w:lang w:eastAsia="hu-HU"/>
     </w:rPr>
   </w:style>
-  <w:style w:type="character" w:customStyle="1" w:styleId="NoSpacingChar">
-    <w:name w:val="No Spacing Char"/>
-    <w:basedOn w:val="DefaultParagraphFont"/>
-    <w:link w:val="NoSpacing"/>
+  <w:style w:type="character" w:customStyle="1" w:styleId="NincstrkzChar">
+    <w:name w:val="Nincs térköz Char"/>
+    <w:basedOn w:val="Bekezdsalapbettpusa"/>
+    <w:link w:val="Nincstrkz"/>
     <w:uiPriority w:val="1"/>
     <w:rsid w:val="000A6D75"/>
     <w:rPr>
@@ -13272,7 +13223,7 @@
   </w:style>
   <w:style w:type="paragraph" w:customStyle="1" w:styleId="Logo">
     <w:name w:val="Logo"/>
-    <w:basedOn w:val="Normal"/>
+    <w:basedOn w:val="Norml"/>
     <w:link w:val="LogoChar"/>
     <w:qFormat/>
     <w:rsid w:val="00CB2ECD"/>
@@ -13285,11 +13236,11 @@
       <w:sz w:val="110"/>
     </w:rPr>
   </w:style>
-  <w:style w:type="paragraph" w:styleId="Subtitle">
+  <w:style w:type="paragraph" w:styleId="Alcm">
     <w:name w:val="Subtitle"/>
-    <w:basedOn w:val="Normal"/>
-    <w:next w:val="Normal"/>
-    <w:link w:val="SubtitleChar"/>
+    <w:basedOn w:val="Norml"/>
+    <w:next w:val="Norml"/>
+    <w:link w:val="AlcmChar"/>
     <w:uiPriority w:val="11"/>
     <w:qFormat/>
     <w:rsid w:val="00CB2ECD"/>
@@ -13308,7 +13259,7 @@
   </w:style>
   <w:style w:type="character" w:customStyle="1" w:styleId="LogoChar">
     <w:name w:val="Logo Char"/>
-    <w:basedOn w:val="DefaultParagraphFont"/>
+    <w:basedOn w:val="Bekezdsalapbettpusa"/>
     <w:link w:val="Logo"/>
     <w:rsid w:val="00CB2ECD"/>
     <w:rPr>
@@ -13317,10 +13268,10 @@
       <w:sz w:val="110"/>
     </w:rPr>
   </w:style>
-  <w:style w:type="character" w:customStyle="1" w:styleId="SubtitleChar">
-    <w:name w:val="Subtitle Char"/>
-    <w:basedOn w:val="DefaultParagraphFont"/>
-    <w:link w:val="Subtitle"/>
+  <w:style w:type="character" w:customStyle="1" w:styleId="AlcmChar">
+    <w:name w:val="Alcím Char"/>
+    <w:basedOn w:val="Bekezdsalapbettpusa"/>
+    <w:link w:val="Alcm"/>
     <w:uiPriority w:val="11"/>
     <w:rsid w:val="00CB2ECD"/>
     <w:rPr>
@@ -13332,8 +13283,8 @@
   </w:style>
   <w:style w:type="paragraph" w:customStyle="1" w:styleId="Tartalomjegyzk">
     <w:name w:val="Tartalomjegyzék"/>
-    <w:basedOn w:val="TOC1"/>
-    <w:next w:val="Normal"/>
+    <w:basedOn w:val="TJ1"/>
+    <w:next w:val="Norml"/>
     <w:link w:val="TartalomjegyzkChar"/>
     <w:qFormat/>
     <w:rsid w:val="004D1363"/>
@@ -13344,7 +13295,7 @@
   </w:style>
   <w:style w:type="paragraph" w:customStyle="1" w:styleId="Tartalom">
     <w:name w:val="Tartalom"/>
-    <w:basedOn w:val="Normal"/>
+    <w:basedOn w:val="Norml"/>
     <w:link w:val="TartalomChar"/>
     <w:qFormat/>
     <w:rsid w:val="004D1363"/>
@@ -13352,10 +13303,10 @@
       <w:lang w:eastAsia="hu-HU"/>
     </w:rPr>
   </w:style>
-  <w:style w:type="character" w:customStyle="1" w:styleId="TOC1Char">
-    <w:name w:val="TOC 1 Char"/>
-    <w:basedOn w:val="DefaultParagraphFont"/>
-    <w:link w:val="TOC1"/>
+  <w:style w:type="character" w:customStyle="1" w:styleId="TJ1Char">
+    <w:name w:val="TJ 1 Char"/>
+    <w:basedOn w:val="Bekezdsalapbettpusa"/>
+    <w:link w:val="TJ1"/>
     <w:uiPriority w:val="39"/>
     <w:rsid w:val="006C40CF"/>
     <w:rPr>
@@ -13365,7 +13316,7 @@
   </w:style>
   <w:style w:type="character" w:customStyle="1" w:styleId="TartalomjegyzkChar">
     <w:name w:val="Tartalomjegyzék Char"/>
-    <w:basedOn w:val="TOC1Char"/>
+    <w:basedOn w:val="TJ1Char"/>
     <w:link w:val="Tartalomjegyzk"/>
     <w:rsid w:val="004D1363"/>
     <w:rPr>
@@ -13377,16 +13328,16 @@
   </w:style>
   <w:style w:type="character" w:customStyle="1" w:styleId="TartalomChar">
     <w:name w:val="Tartalom Char"/>
-    <w:basedOn w:val="DefaultParagraphFont"/>
+    <w:basedOn w:val="Bekezdsalapbettpusa"/>
     <w:link w:val="Tartalom"/>
     <w:rsid w:val="004D1363"/>
     <w:rPr>
       <w:lang w:eastAsia="hu-HU"/>
     </w:rPr>
   </w:style>
-  <w:style w:type="character" w:styleId="UnresolvedMention">
+  <w:style w:type="character" w:styleId="Feloldatlanmegemlts">
     <w:name w:val="Unresolved Mention"/>
-    <w:basedOn w:val="DefaultParagraphFont"/>
+    <w:basedOn w:val="Bekezdsalapbettpusa"/>
     <w:uiPriority w:val="99"/>
     <w:semiHidden/>
     <w:unhideWhenUsed/>
@@ -13396,9 +13347,9 @@
       <w:shd w:val="clear" w:color="auto" w:fill="E1DFDD"/>
     </w:rPr>
   </w:style>
-  <w:style w:type="table" w:styleId="TableGrid">
+  <w:style w:type="table" w:styleId="Rcsostblzat">
     <w:name w:val="Table Grid"/>
-    <w:basedOn w:val="TableNormal"/>
+    <w:basedOn w:val="Normltblzat"/>
     <w:uiPriority w:val="39"/>
     <w:rsid w:val="00C81729"/>
     <w:pPr>
@@ -13415,9 +13366,9 @@
       </w:tblBorders>
     </w:tblPr>
   </w:style>
-  <w:style w:type="character" w:styleId="CommentReference">
+  <w:style w:type="character" w:styleId="Jegyzethivatkozs">
     <w:name w:val="annotation reference"/>
-    <w:basedOn w:val="DefaultParagraphFont"/>
+    <w:basedOn w:val="Bekezdsalapbettpusa"/>
     <w:uiPriority w:val="99"/>
     <w:semiHidden/>
     <w:unhideWhenUsed/>
@@ -13427,10 +13378,10 @@
       <w:szCs w:val="16"/>
     </w:rPr>
   </w:style>
-  <w:style w:type="paragraph" w:styleId="CommentText">
+  <w:style w:type="paragraph" w:styleId="Jegyzetszveg">
     <w:name w:val="annotation text"/>
-    <w:basedOn w:val="Normal"/>
-    <w:link w:val="CommentTextChar"/>
+    <w:basedOn w:val="Norml"/>
+    <w:link w:val="JegyzetszvegChar"/>
     <w:uiPriority w:val="99"/>
     <w:semiHidden/>
     <w:unhideWhenUsed/>
@@ -13443,10 +13394,10 @@
       <w:szCs w:val="20"/>
     </w:rPr>
   </w:style>
-  <w:style w:type="character" w:customStyle="1" w:styleId="CommentTextChar">
-    <w:name w:val="Comment Text Char"/>
-    <w:basedOn w:val="DefaultParagraphFont"/>
-    <w:link w:val="CommentText"/>
+  <w:style w:type="character" w:customStyle="1" w:styleId="JegyzetszvegChar">
+    <w:name w:val="Jegyzetszöveg Char"/>
+    <w:basedOn w:val="Bekezdsalapbettpusa"/>
+    <w:link w:val="Jegyzetszveg"/>
     <w:uiPriority w:val="99"/>
     <w:semiHidden/>
     <w:rsid w:val="00660620"/>
@@ -13455,11 +13406,11 @@
       <w:szCs w:val="20"/>
     </w:rPr>
   </w:style>
-  <w:style w:type="paragraph" w:styleId="CommentSubject">
+  <w:style w:type="paragraph" w:styleId="Megjegyzstrgya">
     <w:name w:val="annotation subject"/>
-    <w:basedOn w:val="CommentText"/>
-    <w:next w:val="CommentText"/>
-    <w:link w:val="CommentSubjectChar"/>
+    <w:basedOn w:val="Jegyzetszveg"/>
+    <w:next w:val="Jegyzetszveg"/>
+    <w:link w:val="MegjegyzstrgyaChar"/>
     <w:uiPriority w:val="99"/>
     <w:semiHidden/>
     <w:unhideWhenUsed/>
@@ -13469,10 +13420,10 @@
       <w:bCs/>
     </w:rPr>
   </w:style>
-  <w:style w:type="character" w:customStyle="1" w:styleId="CommentSubjectChar">
-    <w:name w:val="Comment Subject Char"/>
-    <w:basedOn w:val="CommentTextChar"/>
-    <w:link w:val="CommentSubject"/>
+  <w:style w:type="character" w:customStyle="1" w:styleId="MegjegyzstrgyaChar">
+    <w:name w:val="Megjegyzés tárgya Char"/>
+    <w:basedOn w:val="JegyzetszvegChar"/>
+    <w:link w:val="Megjegyzstrgya"/>
     <w:uiPriority w:val="99"/>
     <w:semiHidden/>
     <w:rsid w:val="00660620"/>
@@ -13487,7 +13438,7 @@
 </file>
 
 <file path=word/glossary/document.xml><?xml version="1.0" encoding="utf-8"?>
-<w:glossaryDocument xmlns:wpc="http://schemas.microsoft.com/office/word/2010/wordprocessingCanvas" xmlns:cx="http://schemas.microsoft.com/office/drawing/2014/chartex" xmlns:cx1="http://schemas.microsoft.com/office/drawing/2015/9/8/chartex" xmlns:cx2="http://schemas.microsoft.com/office/drawing/2015/10/21/chartex" xmlns:cx3="http://schemas.microsoft.com/office/drawing/2016/5/9/chartex" xmlns:cx4="http://schemas.microsoft.com/office/drawing/2016/5/10/chartex" xmlns:cx5="http://schemas.microsoft.com/office/drawing/2016/5/11/chartex" xmlns:cx6="http://schemas.microsoft.com/office/drawing/2016/5/12/chartex" xmlns:cx7="http://schemas.microsoft.com/office/drawing/2016/5/13/chartex" xmlns:cx8="http://schemas.microsoft.com/office/drawing/2016/5/14/chartex" xmlns:mc="http://schemas.openxmlformats.org/markup-compatibility/2006" xmlns:aink="http://schemas.microsoft.com/office/drawing/2016/ink" xmlns:am3d="http://schemas.microsoft.com/office/drawing/2017/model3d" xmlns:o="urn:schemas-microsoft-com:office:office" xmlns:oel="http://schemas.microsoft.com/office/2019/extlst" xmlns:r="http://schemas.openxmlformats.org/officeDocument/2006/relationships" xmlns:m="http://schemas.openxmlformats.org/officeDocument/2006/math" xmlns:v="urn:schemas-microsoft-com:vml" xmlns:wp14="http://schemas.microsoft.com/office/word/2010/wordprocessingDrawing" xmlns:wp="http://schemas.openxmlformats.org/drawingml/2006/wordprocessingDrawing" xmlns:w10="urn:schemas-microsoft-com:office:word" xmlns:w="http://schemas.openxmlformats.org/wordprocessingml/2006/main" xmlns:w14="http://schemas.microsoft.com/office/word/2010/wordml" xmlns:w15="http://schemas.microsoft.com/office/word/2012/wordml" xmlns:w16cex="http://schemas.microsoft.com/office/word/2018/wordml/cex" xmlns:w16cid="http://schemas.microsoft.com/office/word/2016/wordml/cid" xmlns:w16="http://schemas.microsoft.com/office/word/2018/wordml" xmlns:w16du="http://schemas.microsoft.com/office/word/2023/wordml/word16du" xmlns:w16sdtdh="http://schemas.microsoft.com/office/word/2020/wordml/sdtdatahash" xmlns:w16sdtfl="http://schemas.microsoft.com/office/word/2024/wordml/sdtformatlock" xmlns:w16se="http://schemas.microsoft.com/office/word/2015/wordml/symex" xmlns:wpg="http://schemas.microsoft.com/office/word/2010/wordprocessingGroup" xmlns:wpi="http://schemas.microsoft.com/office/word/2010/wordprocessingInk" xmlns:wne="http://schemas.microsoft.com/office/word/2006/wordml" xmlns:wps="http://schemas.microsoft.com/office/word/2010/wordprocessingShape" mc:Ignorable="w14 w15 w16se w16cid w16 w16cex w16sdtdh w16sdtfl w16du wp14">
+<w:glossaryDocument xmlns:wpc="http://schemas.microsoft.com/office/word/2010/wordprocessingCanvas" xmlns:cx="http://schemas.microsoft.com/office/drawing/2014/chartex" xmlns:cx1="http://schemas.microsoft.com/office/drawing/2015/9/8/chartex" xmlns:cx2="http://schemas.microsoft.com/office/drawing/2015/10/21/chartex" xmlns:cx3="http://schemas.microsoft.com/office/drawing/2016/5/9/chartex" xmlns:cx4="http://schemas.microsoft.com/office/drawing/2016/5/10/chartex" xmlns:cx5="http://schemas.microsoft.com/office/drawing/2016/5/11/chartex" xmlns:cx6="http://schemas.microsoft.com/office/drawing/2016/5/12/chartex" xmlns:cx7="http://schemas.microsoft.com/office/drawing/2016/5/13/chartex" xmlns:cx8="http://schemas.microsoft.com/office/drawing/2016/5/14/chartex" xmlns:mc="http://schemas.openxmlformats.org/markup-compatibility/2006" xmlns:aink="http://schemas.microsoft.com/office/drawing/2016/ink" xmlns:am3d="http://schemas.microsoft.com/office/drawing/2017/model3d" xmlns:o="urn:schemas-microsoft-com:office:office" xmlns:r="http://schemas.openxmlformats.org/officeDocument/2006/relationships" xmlns:m="http://schemas.openxmlformats.org/officeDocument/2006/math" xmlns:v="urn:schemas-microsoft-com:vml" xmlns:wp14="http://schemas.microsoft.com/office/word/2010/wordprocessingDrawing" xmlns:wp="http://schemas.openxmlformats.org/drawingml/2006/wordprocessingDrawing" xmlns:w10="urn:schemas-microsoft-com:office:word" xmlns:w="http://schemas.openxmlformats.org/wordprocessingml/2006/main" xmlns:w14="http://schemas.microsoft.com/office/word/2010/wordml" xmlns:w15="http://schemas.microsoft.com/office/word/2012/wordml" xmlns:w16cex="http://schemas.microsoft.com/office/word/2018/wordml/cex" xmlns:w16cid="http://schemas.microsoft.com/office/word/2016/wordml/cid" xmlns:w16="http://schemas.microsoft.com/office/word/2018/wordml" xmlns:w16sdtdh="http://schemas.microsoft.com/office/word/2020/wordml/sdtdatahash" xmlns:w16se="http://schemas.microsoft.com/office/word/2015/wordml/symex" xmlns:wpg="http://schemas.microsoft.com/office/word/2010/wordprocessingGroup" xmlns:wpi="http://schemas.microsoft.com/office/word/2010/wordprocessingInk" xmlns:wne="http://schemas.microsoft.com/office/word/2006/wordml" xmlns:wps="http://schemas.microsoft.com/office/word/2010/wordprocessingShape" mc:Ignorable="w14 w15 w16se w16cid w16 w16cex w16sdtdh wp14">
   <w:docParts>
     <w:docPart>
       <w:docPartPr>
@@ -13511,7 +13462,7 @@
           </w:pPr>
           <w:r>
             <w:rPr>
-              <w:color w:val="0F4761" w:themeColor="accent1" w:themeShade="BF"/>
+              <w:color w:val="2F5496" w:themeColor="accent1" w:themeShade="BF"/>
               <w:sz w:val="24"/>
               <w:szCs w:val="24"/>
             </w:rPr>
@@ -13542,7 +13493,7 @@
           </w:pPr>
           <w:r>
             <w:rPr>
-              <w:color w:val="156082" w:themeColor="accent1"/>
+              <w:color w:val="4472C4" w:themeColor="accent1"/>
               <w:sz w:val="28"/>
               <w:szCs w:val="28"/>
             </w:rPr>
@@ -13573,7 +13524,7 @@
           </w:pPr>
           <w:r>
             <w:rPr>
-              <w:color w:val="156082" w:themeColor="accent1"/>
+              <w:color w:val="4472C4" w:themeColor="accent1"/>
               <w:sz w:val="28"/>
               <w:szCs w:val="28"/>
             </w:rPr>
@@ -13587,7 +13538,7 @@
 </file>
 
 <file path=word/glossary/fontTable.xml><?xml version="1.0" encoding="utf-8"?>
-<w:fonts xmlns:mc="http://schemas.openxmlformats.org/markup-compatibility/2006" xmlns:r="http://schemas.openxmlformats.org/officeDocument/2006/relationships" xmlns:w="http://schemas.openxmlformats.org/wordprocessingml/2006/main" xmlns:w14="http://schemas.microsoft.com/office/word/2010/wordml" xmlns:w15="http://schemas.microsoft.com/office/word/2012/wordml" xmlns:w16cex="http://schemas.microsoft.com/office/word/2018/wordml/cex" xmlns:w16cid="http://schemas.microsoft.com/office/word/2016/wordml/cid" xmlns:w16="http://schemas.microsoft.com/office/word/2018/wordml" xmlns:w16du="http://schemas.microsoft.com/office/word/2023/wordml/word16du" xmlns:w16sdtdh="http://schemas.microsoft.com/office/word/2020/wordml/sdtdatahash" xmlns:w16sdtfl="http://schemas.microsoft.com/office/word/2024/wordml/sdtformatlock" xmlns:w16se="http://schemas.microsoft.com/office/word/2015/wordml/symex" mc:Ignorable="w14 w15 w16se w16cid w16 w16cex w16sdtdh w16sdtfl w16du">
+<w:fonts xmlns:mc="http://schemas.openxmlformats.org/markup-compatibility/2006" xmlns:r="http://schemas.openxmlformats.org/officeDocument/2006/relationships" xmlns:w="http://schemas.openxmlformats.org/wordprocessingml/2006/main" xmlns:w14="http://schemas.microsoft.com/office/word/2010/wordml" xmlns:w15="http://schemas.microsoft.com/office/word/2012/wordml" xmlns:w16cex="http://schemas.microsoft.com/office/word/2018/wordml/cex" xmlns:w16cid="http://schemas.microsoft.com/office/word/2016/wordml/cid" xmlns:w16="http://schemas.microsoft.com/office/word/2018/wordml" xmlns:w16sdtdh="http://schemas.microsoft.com/office/word/2020/wordml/sdtdatahash" xmlns:w16se="http://schemas.microsoft.com/office/word/2015/wordml/symex" mc:Ignorable="w14 w15 w16se w16cid w16 w16cex w16sdtdh">
   <w:font w:name="Century Gothic">
     <w:panose1 w:val="020B0502020202020204"/>
     <w:charset w:val="EE"/>
@@ -13618,15 +13569,15 @@
   </w:font>
   <w:font w:name="Wingdings">
     <w:panose1 w:val="05000000000000000000"/>
-    <w:charset w:val="4D"/>
-    <w:family w:val="decorative"/>
+    <w:charset w:val="02"/>
+    <w:family w:val="auto"/>
     <w:pitch w:val="variable"/>
-    <w:sig w:usb0="00000003" w:usb1="00000000" w:usb2="00000000" w:usb3="00000000" w:csb0="80000001" w:csb1="00000000"/>
+    <w:sig w:usb0="00000000" w:usb1="10000000" w:usb2="00000000" w:usb3="00000000" w:csb0="80000000" w:csb1="00000000"/>
   </w:font>
   <w:font w:name="Symbol">
     <w:panose1 w:val="05050102010706020507"/>
     <w:charset w:val="02"/>
-    <w:family w:val="decorative"/>
+    <w:family w:val="roman"/>
     <w:pitch w:val="variable"/>
     <w:sig w:usb0="00000000" w:usb1="10000000" w:usb2="00000000" w:usb3="00000000" w:csb0="80000000" w:csb1="00000000"/>
   </w:font>
@@ -13638,25 +13589,18 @@
     <w:pitch w:val="variable"/>
     <w:sig w:usb0="00000007" w:usb1="10000000" w:usb2="00000000" w:usb3="00000000" w:csb0="00000093" w:csb1="00000000"/>
   </w:font>
-  <w:font w:name="Aptos">
-    <w:panose1 w:val="020B0004020202020204"/>
-    <w:charset w:val="00"/>
+  <w:font w:name="Calibri">
+    <w:panose1 w:val="020F0502020204030204"/>
+    <w:charset w:val="EE"/>
     <w:family w:val="swiss"/>
     <w:pitch w:val="variable"/>
-    <w:sig w:usb0="20000287" w:usb1="00000003" w:usb2="00000000" w:usb3="00000000" w:csb0="0000019F" w:csb1="00000000"/>
-  </w:font>
-  <w:font w:name="Aptos Display">
-    <w:panose1 w:val="020B0004020202020204"/>
-    <w:charset w:val="00"/>
-    <w:family w:val="swiss"/>
-    <w:pitch w:val="variable"/>
-    <w:sig w:usb0="20000287" w:usb1="00000003" w:usb2="00000000" w:usb3="00000000" w:csb0="0000019F" w:csb1="00000000"/>
+    <w:sig w:usb0="E4002EFF" w:usb1="C200247B" w:usb2="00000009" w:usb3="00000000" w:csb0="000001FF" w:csb1="00000000"/>
   </w:font>
 </w:fonts>
 </file>
 
 <file path=word/glossary/settings.xml><?xml version="1.0" encoding="utf-8"?>
-<w:settings xmlns:mc="http://schemas.openxmlformats.org/markup-compatibility/2006" xmlns:o="urn:schemas-microsoft-com:office:office" xmlns:r="http://schemas.openxmlformats.org/officeDocument/2006/relationships" xmlns:m="http://schemas.openxmlformats.org/officeDocument/2006/math" xmlns:v="urn:schemas-microsoft-com:vml" xmlns:w10="urn:schemas-microsoft-com:office:word" xmlns:w="http://schemas.openxmlformats.org/wordprocessingml/2006/main" xmlns:w14="http://schemas.microsoft.com/office/word/2010/wordml" xmlns:w15="http://schemas.microsoft.com/office/word/2012/wordml" xmlns:w16cex="http://schemas.microsoft.com/office/word/2018/wordml/cex" xmlns:w16cid="http://schemas.microsoft.com/office/word/2016/wordml/cid" xmlns:w16="http://schemas.microsoft.com/office/word/2018/wordml" xmlns:w16du="http://schemas.microsoft.com/office/word/2023/wordml/word16du" xmlns:w16sdtdh="http://schemas.microsoft.com/office/word/2020/wordml/sdtdatahash" xmlns:w16sdtfl="http://schemas.microsoft.com/office/word/2024/wordml/sdtformatlock" xmlns:w16se="http://schemas.microsoft.com/office/word/2015/wordml/symex" xmlns:sl="http://schemas.openxmlformats.org/schemaLibrary/2006/main" mc:Ignorable="w14 w15 w16se w16cid w16 w16cex w16sdtdh w16sdtfl w16du">
+<w:settings xmlns:mc="http://schemas.openxmlformats.org/markup-compatibility/2006" xmlns:o="urn:schemas-microsoft-com:office:office" xmlns:r="http://schemas.openxmlformats.org/officeDocument/2006/relationships" xmlns:m="http://schemas.openxmlformats.org/officeDocument/2006/math" xmlns:v="urn:schemas-microsoft-com:vml" xmlns:w10="urn:schemas-microsoft-com:office:word" xmlns:w="http://schemas.openxmlformats.org/wordprocessingml/2006/main" xmlns:w14="http://schemas.microsoft.com/office/word/2010/wordml" xmlns:w15="http://schemas.microsoft.com/office/word/2012/wordml" xmlns:w16cex="http://schemas.microsoft.com/office/word/2018/wordml/cex" xmlns:w16cid="http://schemas.microsoft.com/office/word/2016/wordml/cid" xmlns:w16="http://schemas.microsoft.com/office/word/2018/wordml" xmlns:w16sdtdh="http://schemas.microsoft.com/office/word/2020/wordml/sdtdatahash" xmlns:w16se="http://schemas.microsoft.com/office/word/2015/wordml/symex" xmlns:sl="http://schemas.openxmlformats.org/schemaLibrary/2006/main" mc:Ignorable="w14 w15 w16se w16cid w16 w16cex w16sdtdh">
   <w:view w:val="normal"/>
   <w:defaultTabStop w:val="708"/>
   <w:hyphenationZone w:val="425"/>
@@ -13673,6 +13617,7 @@
   <w:rsids>
     <w:rsidRoot w:val="00E40A63"/>
     <w:rsid w:val="0006220A"/>
+    <w:rsid w:val="00067B8C"/>
     <w:rsid w:val="0010175D"/>
     <w:rsid w:val="001C4DD4"/>
     <w:rsid w:val="0057602C"/>
@@ -13698,14 +13643,14 @@
   </m:mathPr>
   <w:themeFontLang w:val="hu-HU"/>
   <w:clrSchemeMapping w:bg1="light1" w:t1="dark1" w:bg2="light2" w:t2="dark2" w:accent1="accent1" w:accent2="accent2" w:accent3="accent3" w:accent4="accent4" w:accent5="accent5" w:accent6="accent6" w:hyperlink="hyperlink" w:followedHyperlink="followedHyperlink"/>
-  <w:decimalSymbol w:val="."/>
-  <w:listSeparator w:val=","/>
+  <w:decimalSymbol w:val=","/>
+  <w:listSeparator w:val=";"/>
   <w15:chartTrackingRefBased/>
 </w:settings>
 </file>
 
 <file path=word/glossary/styles.xml><?xml version="1.0" encoding="utf-8"?>
-<w:styles xmlns:mc="http://schemas.openxmlformats.org/markup-compatibility/2006" xmlns:r="http://schemas.openxmlformats.org/officeDocument/2006/relationships" xmlns:w="http://schemas.openxmlformats.org/wordprocessingml/2006/main" xmlns:w14="http://schemas.microsoft.com/office/word/2010/wordml" xmlns:w15="http://schemas.microsoft.com/office/word/2012/wordml" xmlns:w16cex="http://schemas.microsoft.com/office/word/2018/wordml/cex" xmlns:w16cid="http://schemas.microsoft.com/office/word/2016/wordml/cid" xmlns:w16="http://schemas.microsoft.com/office/word/2018/wordml" xmlns:w16du="http://schemas.microsoft.com/office/word/2023/wordml/word16du" xmlns:w16sdtdh="http://schemas.microsoft.com/office/word/2020/wordml/sdtdatahash" xmlns:w16sdtfl="http://schemas.microsoft.com/office/word/2024/wordml/sdtformatlock" xmlns:w16se="http://schemas.microsoft.com/office/word/2015/wordml/symex" mc:Ignorable="w14 w15 w16se w16cid w16 w16cex w16sdtdh w16sdtfl w16du">
+<w:styles xmlns:mc="http://schemas.openxmlformats.org/markup-compatibility/2006" xmlns:r="http://schemas.openxmlformats.org/officeDocument/2006/relationships" xmlns:w="http://schemas.openxmlformats.org/wordprocessingml/2006/main" xmlns:w14="http://schemas.microsoft.com/office/word/2010/wordml" xmlns:w15="http://schemas.microsoft.com/office/word/2012/wordml" xmlns:w16cex="http://schemas.microsoft.com/office/word/2018/wordml/cex" xmlns:w16cid="http://schemas.microsoft.com/office/word/2016/wordml/cid" xmlns:w16="http://schemas.microsoft.com/office/word/2018/wordml" xmlns:w16sdtdh="http://schemas.microsoft.com/office/word/2020/wordml/sdtdatahash" xmlns:w16se="http://schemas.microsoft.com/office/word/2015/wordml/symex" mc:Ignorable="w14 w15 w16se w16cid w16 w16cex w16sdtdh">
   <w:docDefaults>
     <w:rPrDefault>
       <w:rPr>
@@ -14099,17 +14044,17 @@
     <w:lsdException w:name="Unresolved Mention" w:semiHidden="1" w:unhideWhenUsed="1"/>
     <w:lsdException w:name="Smart Link" w:semiHidden="1" w:unhideWhenUsed="1"/>
   </w:latentStyles>
-  <w:style w:type="paragraph" w:default="1" w:styleId="Normal">
+  <w:style w:type="paragraph" w:default="1" w:styleId="Norml">
     <w:name w:val="Normal"/>
     <w:qFormat/>
   </w:style>
-  <w:style w:type="character" w:default="1" w:styleId="DefaultParagraphFont">
+  <w:style w:type="character" w:default="1" w:styleId="Bekezdsalapbettpusa">
     <w:name w:val="Default Paragraph Font"/>
     <w:uiPriority w:val="1"/>
     <w:semiHidden/>
     <w:unhideWhenUsed/>
   </w:style>
-  <w:style w:type="table" w:default="1" w:styleId="TableNormal">
+  <w:style w:type="table" w:default="1" w:styleId="Normltblzat">
     <w:name w:val="Normal Table"/>
     <w:uiPriority w:val="99"/>
     <w:semiHidden/>
@@ -14124,7 +14069,7 @@
       </w:tblCellMar>
     </w:tblPr>
   </w:style>
-  <w:style w:type="numbering" w:default="1" w:styleId="NoList">
+  <w:style w:type="numbering" w:default="1" w:styleId="Nemlista">
     <w:name w:val="No List"/>
     <w:uiPriority w:val="99"/>
     <w:semiHidden/>
@@ -14143,7 +14088,7 @@
 </file>
 
 <file path=word/glossary/webSettings.xml><?xml version="1.0" encoding="utf-8"?>
-<w:webSettings xmlns:mc="http://schemas.openxmlformats.org/markup-compatibility/2006" xmlns:r="http://schemas.openxmlformats.org/officeDocument/2006/relationships" xmlns:w="http://schemas.openxmlformats.org/wordprocessingml/2006/main" xmlns:w14="http://schemas.microsoft.com/office/word/2010/wordml" xmlns:w15="http://schemas.microsoft.com/office/word/2012/wordml" xmlns:w16cex="http://schemas.microsoft.com/office/word/2018/wordml/cex" xmlns:w16cid="http://schemas.microsoft.com/office/word/2016/wordml/cid" xmlns:w16="http://schemas.microsoft.com/office/word/2018/wordml" xmlns:w16du="http://schemas.microsoft.com/office/word/2023/wordml/word16du" xmlns:w16sdtdh="http://schemas.microsoft.com/office/word/2020/wordml/sdtdatahash" xmlns:w16sdtfl="http://schemas.microsoft.com/office/word/2024/wordml/sdtformatlock" xmlns:w16se="http://schemas.microsoft.com/office/word/2015/wordml/symex" mc:Ignorable="w14 w15 w16se w16cid w16 w16cex w16sdtdh w16sdtfl w16du">
+<w:webSettings xmlns:mc="http://schemas.openxmlformats.org/markup-compatibility/2006" xmlns:r="http://schemas.openxmlformats.org/officeDocument/2006/relationships" xmlns:w="http://schemas.openxmlformats.org/wordprocessingml/2006/main" xmlns:w14="http://schemas.microsoft.com/office/word/2010/wordml" xmlns:w15="http://schemas.microsoft.com/office/word/2012/wordml" xmlns:w16cex="http://schemas.microsoft.com/office/word/2018/wordml/cex" xmlns:w16cid="http://schemas.microsoft.com/office/word/2016/wordml/cid" xmlns:w16="http://schemas.microsoft.com/office/word/2018/wordml" xmlns:w16sdtdh="http://schemas.microsoft.com/office/word/2020/wordml/sdtdatahash" xmlns:w16se="http://schemas.microsoft.com/office/word/2015/wordml/symex" mc:Ignorable="w14 w15 w16se w16cid w16 w16cex w16sdtdh">
   <w:optimizeForBrowser/>
   <w:allowPNG/>
 </w:webSettings>

--- a/szerkesztendo_dokumentumok/frontendTeszt_REKA.docx
+++ b/szerkesztendo_dokumentumok/frontendTeszt_REKA.docx
@@ -321,7 +321,6 @@
                   </w:sdtPr>
                   <w:sdtEndPr/>
                   <w:sdtContent>
-                    <w:proofErr w:type="spellStart"/>
                     <w:r>
                       <w:rPr>
                         <w:color w:val="00C6BB" w:themeColor="accent1"/>
@@ -330,7 +329,6 @@
                       </w:rPr>
                       <w:t>Paller</w:t>
                     </w:r>
-                    <w:proofErr w:type="spellEnd"/>
                     <w:r>
                       <w:rPr>
                         <w:color w:val="00C6BB" w:themeColor="accent1"/>
@@ -511,7 +509,7 @@
           <w:r>
             <w:fldChar w:fldCharType="separate"/>
           </w:r>
-          <w:hyperlink w:anchor="_Toc223072398" w:history="1">
+          <w:hyperlink w:anchor="_Toc227746267" w:history="1">
             <w:r>
               <w:rPr>
                 <w:rStyle w:val="Hiperhivatkozs"/>
@@ -553,7 +551,7 @@
                 <w:noProof/>
                 <w:webHidden/>
               </w:rPr>
-              <w:instrText xml:space="preserve"> PAGEREF _Toc223072398 \h </w:instrText>
+              <w:instrText xml:space="preserve"> PAGEREF _Toc227746267 \h </w:instrText>
             </w:r>
             <w:r>
               <w:rPr>
@@ -593,7 +591,7 @@
               <w:lang w:eastAsia="hu-HU"/>
             </w:rPr>
           </w:pPr>
-          <w:hyperlink w:anchor="_Toc223072399" w:history="1">
+          <w:hyperlink w:anchor="_Toc227746268" w:history="1">
             <w:r>
               <w:rPr>
                 <w:rStyle w:val="Hiperhivatkozs"/>
@@ -641,7 +639,7 @@
                 <w:noProof/>
                 <w:webHidden/>
               </w:rPr>
-              <w:instrText xml:space="preserve"> PAGEREF _Toc223072399 \h </w:instrText>
+              <w:instrText xml:space="preserve"> PAGEREF _Toc227746268 \h </w:instrText>
             </w:r>
             <w:r>
               <w:rPr>
@@ -681,7 +679,7 @@
               <w:lang w:eastAsia="hu-HU"/>
             </w:rPr>
           </w:pPr>
-          <w:hyperlink w:anchor="_Toc223072400" w:history="1">
+          <w:hyperlink w:anchor="_Toc227746269" w:history="1">
             <w:r>
               <w:rPr>
                 <w:rStyle w:val="Hiperhivatkozs"/>
@@ -729,7 +727,7 @@
                 <w:noProof/>
                 <w:webHidden/>
               </w:rPr>
-              <w:instrText xml:space="preserve"> PAGEREF _Toc223072400 \h </w:instrText>
+              <w:instrText xml:space="preserve"> PAGEREF _Toc227746269 \h </w:instrText>
             </w:r>
             <w:r>
               <w:rPr>
@@ -769,7 +767,7 @@
               <w:lang w:eastAsia="hu-HU"/>
             </w:rPr>
           </w:pPr>
-          <w:hyperlink w:anchor="_Toc223072401" w:history="1">
+          <w:hyperlink w:anchor="_Toc227746270" w:history="1">
             <w:r>
               <w:rPr>
                 <w:rStyle w:val="Hiperhivatkozs"/>
@@ -817,7 +815,7 @@
                 <w:noProof/>
                 <w:webHidden/>
               </w:rPr>
-              <w:instrText xml:space="preserve"> PAGEREF _Toc223072401 \h </w:instrText>
+              <w:instrText xml:space="preserve"> PAGEREF _Toc227746270 \h </w:instrText>
             </w:r>
             <w:r>
               <w:rPr>
@@ -857,7 +855,7 @@
               <w:lang w:eastAsia="hu-HU"/>
             </w:rPr>
           </w:pPr>
-          <w:hyperlink w:anchor="_Toc223072402" w:history="1">
+          <w:hyperlink w:anchor="_Toc227746271" w:history="1">
             <w:r>
               <w:rPr>
                 <w:rStyle w:val="Hiperhivatkozs"/>
@@ -905,7 +903,7 @@
                 <w:noProof/>
                 <w:webHidden/>
               </w:rPr>
-              <w:instrText xml:space="preserve"> PAGEREF _Toc223072402 \h </w:instrText>
+              <w:instrText xml:space="preserve"> PAGEREF _Toc227746271 \h </w:instrText>
             </w:r>
             <w:r>
               <w:rPr>
@@ -945,7 +943,7 @@
               <w:lang w:eastAsia="hu-HU"/>
             </w:rPr>
           </w:pPr>
-          <w:hyperlink w:anchor="_Toc223072403" w:history="1">
+          <w:hyperlink w:anchor="_Toc227746272" w:history="1">
             <w:r>
               <w:rPr>
                 <w:rStyle w:val="Hiperhivatkozs"/>
@@ -993,7 +991,7 @@
                 <w:noProof/>
                 <w:webHidden/>
               </w:rPr>
-              <w:instrText xml:space="preserve"> PAGEREF _Toc223072403 \h </w:instrText>
+              <w:instrText xml:space="preserve"> PAGEREF _Toc227746272 \h </w:instrText>
             </w:r>
             <w:r>
               <w:rPr>
@@ -1032,7 +1030,7 @@
               <w:noProof/>
             </w:rPr>
           </w:pPr>
-          <w:hyperlink w:anchor="_Toc223072404" w:history="1">
+          <w:hyperlink w:anchor="_Toc227746273" w:history="1">
             <w:r>
               <w:rPr>
                 <w:rStyle w:val="Hiperhivatkozs"/>
@@ -1074,7 +1072,7 @@
                 <w:noProof/>
                 <w:webHidden/>
               </w:rPr>
-              <w:instrText xml:space="preserve"> PAGEREF _Toc223072404 \h </w:instrText>
+              <w:instrText xml:space="preserve"> PAGEREF _Toc227746273 \h </w:instrText>
             </w:r>
             <w:r>
               <w:rPr>
@@ -1114,7 +1112,7 @@
               <w:lang w:eastAsia="hu-HU"/>
             </w:rPr>
           </w:pPr>
-          <w:hyperlink w:anchor="_Toc223072405" w:history="1">
+          <w:hyperlink w:anchor="_Toc227746274" w:history="1">
             <w:r>
               <w:rPr>
                 <w:rStyle w:val="Hiperhivatkozs"/>
@@ -1162,7 +1160,7 @@
                 <w:noProof/>
                 <w:webHidden/>
               </w:rPr>
-              <w:instrText xml:space="preserve"> PAGEREF _Toc223072405 \h </w:instrText>
+              <w:instrText xml:space="preserve"> PAGEREF _Toc227746274 \h </w:instrText>
             </w:r>
             <w:r>
               <w:rPr>
@@ -1202,7 +1200,7 @@
               <w:lang w:eastAsia="hu-HU"/>
             </w:rPr>
           </w:pPr>
-          <w:hyperlink w:anchor="_Toc223072406" w:history="1">
+          <w:hyperlink w:anchor="_Toc227746275" w:history="1">
             <w:r>
               <w:rPr>
                 <w:rStyle w:val="Hiperhivatkozs"/>
@@ -1250,7 +1248,7 @@
                 <w:noProof/>
                 <w:webHidden/>
               </w:rPr>
-              <w:instrText xml:space="preserve"> PAGEREF _Toc223072406 \h </w:instrText>
+              <w:instrText xml:space="preserve"> PAGEREF _Toc227746275 \h </w:instrText>
             </w:r>
             <w:r>
               <w:rPr>
@@ -1290,7 +1288,7 @@
               <w:lang w:eastAsia="hu-HU"/>
             </w:rPr>
           </w:pPr>
-          <w:hyperlink w:anchor="_Toc223072407" w:history="1">
+          <w:hyperlink w:anchor="_Toc227746276" w:history="1">
             <w:r>
               <w:rPr>
                 <w:rStyle w:val="Hiperhivatkozs"/>
@@ -1338,7 +1336,7 @@
                 <w:noProof/>
                 <w:webHidden/>
               </w:rPr>
-              <w:instrText xml:space="preserve"> PAGEREF _Toc223072407 \h </w:instrText>
+              <w:instrText xml:space="preserve"> PAGEREF _Toc227746276 \h </w:instrText>
             </w:r>
             <w:r>
               <w:rPr>
@@ -1378,7 +1376,7 @@
               <w:lang w:eastAsia="hu-HU"/>
             </w:rPr>
           </w:pPr>
-          <w:hyperlink w:anchor="_Toc223072408" w:history="1">
+          <w:hyperlink w:anchor="_Toc227746277" w:history="1">
             <w:r>
               <w:rPr>
                 <w:rStyle w:val="Hiperhivatkozs"/>
@@ -1426,7 +1424,7 @@
                 <w:noProof/>
                 <w:webHidden/>
               </w:rPr>
-              <w:instrText xml:space="preserve"> PAGEREF _Toc223072408 \h </w:instrText>
+              <w:instrText xml:space="preserve"> PAGEREF _Toc227746277 \h </w:instrText>
             </w:r>
             <w:r>
               <w:rPr>
@@ -1466,7 +1464,7 @@
               <w:lang w:eastAsia="hu-HU"/>
             </w:rPr>
           </w:pPr>
-          <w:hyperlink w:anchor="_Toc223072409" w:history="1">
+          <w:hyperlink w:anchor="_Toc227746278" w:history="1">
             <w:r>
               <w:rPr>
                 <w:rStyle w:val="Hiperhivatkozs"/>
@@ -1514,7 +1512,7 @@
                 <w:noProof/>
                 <w:webHidden/>
               </w:rPr>
-              <w:instrText xml:space="preserve"> PAGEREF _Toc223072409 \h </w:instrText>
+              <w:instrText xml:space="preserve"> PAGEREF _Toc227746278 \h </w:instrText>
             </w:r>
             <w:r>
               <w:rPr>
@@ -1554,7 +1552,7 @@
               <w:lang w:eastAsia="hu-HU"/>
             </w:rPr>
           </w:pPr>
-          <w:hyperlink w:anchor="_Toc223072410" w:history="1">
+          <w:hyperlink w:anchor="_Toc227746279" w:history="1">
             <w:r>
               <w:rPr>
                 <w:rStyle w:val="Hiperhivatkozs"/>
@@ -1602,7 +1600,7 @@
                 <w:noProof/>
                 <w:webHidden/>
               </w:rPr>
-              <w:instrText xml:space="preserve"> PAGEREF _Toc223072410 \h </w:instrText>
+              <w:instrText xml:space="preserve"> PAGEREF _Toc227746279 \h </w:instrText>
             </w:r>
             <w:r>
               <w:rPr>
@@ -1642,7 +1640,7 @@
               <w:lang w:eastAsia="hu-HU"/>
             </w:rPr>
           </w:pPr>
-          <w:hyperlink w:anchor="_Toc223072411" w:history="1">
+          <w:hyperlink w:anchor="_Toc227746280" w:history="1">
             <w:r>
               <w:rPr>
                 <w:rStyle w:val="Hiperhivatkozs"/>
@@ -1690,7 +1688,7 @@
                 <w:noProof/>
                 <w:webHidden/>
               </w:rPr>
-              <w:instrText xml:space="preserve"> PAGEREF _Toc223072411 \h </w:instrText>
+              <w:instrText xml:space="preserve"> PAGEREF _Toc227746280 \h </w:instrText>
             </w:r>
             <w:r>
               <w:rPr>
@@ -1729,7 +1727,7 @@
               <w:noProof/>
             </w:rPr>
           </w:pPr>
-          <w:hyperlink w:anchor="_Toc223072412" w:history="1">
+          <w:hyperlink w:anchor="_Toc227746281" w:history="1">
             <w:r>
               <w:rPr>
                 <w:rStyle w:val="Hiperhivatkozs"/>
@@ -1771,7 +1769,7 @@
                 <w:noProof/>
                 <w:webHidden/>
               </w:rPr>
-              <w:instrText xml:space="preserve"> PAGEREF _Toc223072412 \h </w:instrText>
+              <w:instrText xml:space="preserve"> PAGEREF _Toc227746281 \h </w:instrText>
             </w:r>
             <w:r>
               <w:rPr>
@@ -1811,7 +1809,7 @@
               <w:lang w:eastAsia="hu-HU"/>
             </w:rPr>
           </w:pPr>
-          <w:hyperlink w:anchor="_Toc223072413" w:history="1">
+          <w:hyperlink w:anchor="_Toc227746282" w:history="1">
             <w:r>
               <w:rPr>
                 <w:rStyle w:val="Hiperhivatkozs"/>
@@ -1859,7 +1857,7 @@
                 <w:noProof/>
                 <w:webHidden/>
               </w:rPr>
-              <w:instrText xml:space="preserve"> PAGEREF _Toc223072413 \h </w:instrText>
+              <w:instrText xml:space="preserve"> PAGEREF _Toc227746282 \h </w:instrText>
             </w:r>
             <w:r>
               <w:rPr>
@@ -1899,7 +1897,7 @@
               <w:lang w:eastAsia="hu-HU"/>
             </w:rPr>
           </w:pPr>
-          <w:hyperlink w:anchor="_Toc223072414" w:history="1">
+          <w:hyperlink w:anchor="_Toc227746283" w:history="1">
             <w:r>
               <w:rPr>
                 <w:rStyle w:val="Hiperhivatkozs"/>
@@ -1947,7 +1945,7 @@
                 <w:noProof/>
                 <w:webHidden/>
               </w:rPr>
-              <w:instrText xml:space="preserve"> PAGEREF _Toc223072414 \h </w:instrText>
+              <w:instrText xml:space="preserve"> PAGEREF _Toc227746283 \h </w:instrText>
             </w:r>
             <w:r>
               <w:rPr>
@@ -1987,7 +1985,7 @@
               <w:lang w:eastAsia="hu-HU"/>
             </w:rPr>
           </w:pPr>
-          <w:hyperlink w:anchor="_Toc223072415" w:history="1">
+          <w:hyperlink w:anchor="_Toc227746284" w:history="1">
             <w:r>
               <w:rPr>
                 <w:rStyle w:val="Hiperhivatkozs"/>
@@ -2035,7 +2033,7 @@
                 <w:noProof/>
                 <w:webHidden/>
               </w:rPr>
-              <w:instrText xml:space="preserve"> PAGEREF _Toc223072415 \h </w:instrText>
+              <w:instrText xml:space="preserve"> PAGEREF _Toc227746284 \h </w:instrText>
             </w:r>
             <w:r>
               <w:rPr>
@@ -2075,7 +2073,7 @@
               <w:lang w:eastAsia="hu-HU"/>
             </w:rPr>
           </w:pPr>
-          <w:hyperlink w:anchor="_Toc223072416" w:history="1">
+          <w:hyperlink w:anchor="_Toc227746285" w:history="1">
             <w:r>
               <w:rPr>
                 <w:rStyle w:val="Hiperhivatkozs"/>
@@ -2123,7 +2121,7 @@
                 <w:noProof/>
                 <w:webHidden/>
               </w:rPr>
-              <w:instrText xml:space="preserve"> PAGEREF _Toc223072416 \h </w:instrText>
+              <w:instrText xml:space="preserve"> PAGEREF _Toc227746285 \h </w:instrText>
             </w:r>
             <w:r>
               <w:rPr>
@@ -2163,7 +2161,7 @@
               <w:lang w:eastAsia="hu-HU"/>
             </w:rPr>
           </w:pPr>
-          <w:hyperlink w:anchor="_Toc223072417" w:history="1">
+          <w:hyperlink w:anchor="_Toc227746286" w:history="1">
             <w:r>
               <w:rPr>
                 <w:rStyle w:val="Hiperhivatkozs"/>
@@ -2211,7 +2209,7 @@
                 <w:noProof/>
                 <w:webHidden/>
               </w:rPr>
-              <w:instrText xml:space="preserve"> PAGEREF _Toc223072417 \h </w:instrText>
+              <w:instrText xml:space="preserve"> PAGEREF _Toc227746286 \h </w:instrText>
             </w:r>
             <w:r>
               <w:rPr>
@@ -2251,7 +2249,7 @@
               <w:lang w:eastAsia="hu-HU"/>
             </w:rPr>
           </w:pPr>
-          <w:hyperlink w:anchor="_Toc223072418" w:history="1">
+          <w:hyperlink w:anchor="_Toc227746287" w:history="1">
             <w:r>
               <w:rPr>
                 <w:rStyle w:val="Hiperhivatkozs"/>
@@ -2299,7 +2297,7 @@
                 <w:noProof/>
                 <w:webHidden/>
               </w:rPr>
-              <w:instrText xml:space="preserve"> PAGEREF _Toc223072418 \h </w:instrText>
+              <w:instrText xml:space="preserve"> PAGEREF _Toc227746287 \h </w:instrText>
             </w:r>
             <w:r>
               <w:rPr>
@@ -2339,7 +2337,7 @@
               <w:lang w:eastAsia="hu-HU"/>
             </w:rPr>
           </w:pPr>
-          <w:hyperlink w:anchor="_Toc223072419" w:history="1">
+          <w:hyperlink w:anchor="_Toc227746288" w:history="1">
             <w:r>
               <w:rPr>
                 <w:rStyle w:val="Hiperhivatkozs"/>
@@ -2387,7 +2385,7 @@
                 <w:noProof/>
                 <w:webHidden/>
               </w:rPr>
-              <w:instrText xml:space="preserve"> PAGEREF _Toc223072419 \h </w:instrText>
+              <w:instrText xml:space="preserve"> PAGEREF _Toc227746288 \h </w:instrText>
             </w:r>
             <w:r>
               <w:rPr>
@@ -2426,7 +2424,7 @@
               <w:noProof/>
             </w:rPr>
           </w:pPr>
-          <w:hyperlink w:anchor="_Toc223072420" w:history="1">
+          <w:hyperlink w:anchor="_Toc227746289" w:history="1">
             <w:r>
               <w:rPr>
                 <w:rStyle w:val="Hiperhivatkozs"/>
@@ -2468,7 +2466,7 @@
                 <w:noProof/>
                 <w:webHidden/>
               </w:rPr>
-              <w:instrText xml:space="preserve"> PAGEREF _Toc223072420 \h </w:instrText>
+              <w:instrText xml:space="preserve"> PAGEREF _Toc227746289 \h </w:instrText>
             </w:r>
             <w:r>
               <w:rPr>
@@ -2508,7 +2506,7 @@
               <w:lang w:eastAsia="hu-HU"/>
             </w:rPr>
           </w:pPr>
-          <w:hyperlink w:anchor="_Toc223072421" w:history="1">
+          <w:hyperlink w:anchor="_Toc227746290" w:history="1">
             <w:r>
               <w:rPr>
                 <w:rStyle w:val="Hiperhivatkozs"/>
@@ -2556,7 +2554,7 @@
                 <w:noProof/>
                 <w:webHidden/>
               </w:rPr>
-              <w:instrText xml:space="preserve"> PAGEREF _Toc223072421 \h </w:instrText>
+              <w:instrText xml:space="preserve"> PAGEREF _Toc227746290 \h </w:instrText>
             </w:r>
             <w:r>
               <w:rPr>
@@ -2596,7 +2594,7 @@
               <w:lang w:eastAsia="hu-HU"/>
             </w:rPr>
           </w:pPr>
-          <w:hyperlink w:anchor="_Toc223072422" w:history="1">
+          <w:hyperlink w:anchor="_Toc227746291" w:history="1">
             <w:r>
               <w:rPr>
                 <w:rStyle w:val="Hiperhivatkozs"/>
@@ -2644,7 +2642,7 @@
                 <w:noProof/>
                 <w:webHidden/>
               </w:rPr>
-              <w:instrText xml:space="preserve"> PAGEREF _Toc223072422 \h </w:instrText>
+              <w:instrText xml:space="preserve"> PAGEREF _Toc227746291 \h </w:instrText>
             </w:r>
             <w:r>
               <w:rPr>
@@ -2684,7 +2682,7 @@
               <w:lang w:eastAsia="hu-HU"/>
             </w:rPr>
           </w:pPr>
-          <w:hyperlink w:anchor="_Toc223072423" w:history="1">
+          <w:hyperlink w:anchor="_Toc227746292" w:history="1">
             <w:r>
               <w:rPr>
                 <w:rStyle w:val="Hiperhivatkozs"/>
@@ -2732,7 +2730,7 @@
                 <w:noProof/>
                 <w:webHidden/>
               </w:rPr>
-              <w:instrText xml:space="preserve"> PAGEREF _Toc223072423 \h </w:instrText>
+              <w:instrText xml:space="preserve"> PAGEREF _Toc227746292 \h </w:instrText>
             </w:r>
             <w:r>
               <w:rPr>
@@ -2772,7 +2770,7 @@
               <w:lang w:eastAsia="hu-HU"/>
             </w:rPr>
           </w:pPr>
-          <w:hyperlink w:anchor="_Toc223072424" w:history="1">
+          <w:hyperlink w:anchor="_Toc227746293" w:history="1">
             <w:r>
               <w:rPr>
                 <w:rStyle w:val="Hiperhivatkozs"/>
@@ -2820,7 +2818,7 @@
                 <w:noProof/>
                 <w:webHidden/>
               </w:rPr>
-              <w:instrText xml:space="preserve"> PAGEREF _Toc223072424 \h </w:instrText>
+              <w:instrText xml:space="preserve"> PAGEREF _Toc227746293 \h </w:instrText>
             </w:r>
             <w:r>
               <w:rPr>
@@ -2860,7 +2858,7 @@
               <w:lang w:eastAsia="hu-HU"/>
             </w:rPr>
           </w:pPr>
-          <w:hyperlink w:anchor="_Toc223072425" w:history="1">
+          <w:hyperlink w:anchor="_Toc227746294" w:history="1">
             <w:r>
               <w:rPr>
                 <w:rStyle w:val="Hiperhivatkozs"/>
@@ -2908,7 +2906,7 @@
                 <w:noProof/>
                 <w:webHidden/>
               </w:rPr>
-              <w:instrText xml:space="preserve"> PAGEREF _Toc223072425 \h </w:instrText>
+              <w:instrText xml:space="preserve"> PAGEREF _Toc227746294 \h </w:instrText>
             </w:r>
             <w:r>
               <w:rPr>
@@ -2948,7 +2946,7 @@
               <w:lang w:eastAsia="hu-HU"/>
             </w:rPr>
           </w:pPr>
-          <w:hyperlink w:anchor="_Toc223072426" w:history="1">
+          <w:hyperlink w:anchor="_Toc227746295" w:history="1">
             <w:r>
               <w:rPr>
                 <w:rStyle w:val="Hiperhivatkozs"/>
@@ -2996,7 +2994,7 @@
                 <w:noProof/>
                 <w:webHidden/>
               </w:rPr>
-              <w:instrText xml:space="preserve"> PAGEREF _Toc223072426 \h </w:instrText>
+              <w:instrText xml:space="preserve"> PAGEREF _Toc227746295 \h </w:instrText>
             </w:r>
             <w:r>
               <w:rPr>
@@ -3036,7 +3034,7 @@
               <w:lang w:eastAsia="hu-HU"/>
             </w:rPr>
           </w:pPr>
-          <w:hyperlink w:anchor="_Toc223072427" w:history="1">
+          <w:hyperlink w:anchor="_Toc227746296" w:history="1">
             <w:r>
               <w:rPr>
                 <w:rStyle w:val="Hiperhivatkozs"/>
@@ -3084,7 +3082,7 @@
                 <w:noProof/>
                 <w:webHidden/>
               </w:rPr>
-              <w:instrText xml:space="preserve"> PAGEREF _Toc223072427 \h </w:instrText>
+              <w:instrText xml:space="preserve"> PAGEREF _Toc227746296 \h </w:instrText>
             </w:r>
             <w:r>
               <w:rPr>
@@ -3104,7 +3102,7 @@
                 <w:noProof/>
                 <w:webHidden/>
               </w:rPr>
-              <w:t>9</w:t>
+              <w:t>8</w:t>
             </w:r>
             <w:r>
               <w:rPr>
@@ -3123,7 +3121,7 @@
               <w:noProof/>
             </w:rPr>
           </w:pPr>
-          <w:hyperlink w:anchor="_Toc223072428" w:history="1">
+          <w:hyperlink w:anchor="_Toc227746297" w:history="1">
             <w:r>
               <w:rPr>
                 <w:rStyle w:val="Hiperhivatkozs"/>
@@ -3165,7 +3163,7 @@
                 <w:noProof/>
                 <w:webHidden/>
               </w:rPr>
-              <w:instrText xml:space="preserve"> PAGEREF _Toc223072428 \h </w:instrText>
+              <w:instrText xml:space="preserve"> PAGEREF _Toc227746297 \h </w:instrText>
             </w:r>
             <w:r>
               <w:rPr>
@@ -3185,7 +3183,7 @@
                 <w:noProof/>
                 <w:webHidden/>
               </w:rPr>
-              <w:t>10</w:t>
+              <w:t>9</w:t>
             </w:r>
             <w:r>
               <w:rPr>
@@ -3205,7 +3203,7 @@
               <w:lang w:eastAsia="hu-HU"/>
             </w:rPr>
           </w:pPr>
-          <w:hyperlink w:anchor="_Toc223072429" w:history="1">
+          <w:hyperlink w:anchor="_Toc227746298" w:history="1">
             <w:r>
               <w:rPr>
                 <w:rStyle w:val="Hiperhivatkozs"/>
@@ -3253,7 +3251,7 @@
                 <w:noProof/>
                 <w:webHidden/>
               </w:rPr>
-              <w:instrText xml:space="preserve"> PAGEREF _Toc223072429 \h </w:instrText>
+              <w:instrText xml:space="preserve"> PAGEREF _Toc227746298 \h </w:instrText>
             </w:r>
             <w:r>
               <w:rPr>
@@ -3273,7 +3271,7 @@
                 <w:noProof/>
                 <w:webHidden/>
               </w:rPr>
-              <w:t>10</w:t>
+              <w:t>9</w:t>
             </w:r>
             <w:r>
               <w:rPr>
@@ -3293,7 +3291,7 @@
               <w:lang w:eastAsia="hu-HU"/>
             </w:rPr>
           </w:pPr>
-          <w:hyperlink w:anchor="_Toc223072430" w:history="1">
+          <w:hyperlink w:anchor="_Toc227746299" w:history="1">
             <w:r>
               <w:rPr>
                 <w:rStyle w:val="Hiperhivatkozs"/>
@@ -3341,7 +3339,7 @@
                 <w:noProof/>
                 <w:webHidden/>
               </w:rPr>
-              <w:instrText xml:space="preserve"> PAGEREF _Toc223072430 \h </w:instrText>
+              <w:instrText xml:space="preserve"> PAGEREF _Toc227746299 \h </w:instrText>
             </w:r>
             <w:r>
               <w:rPr>
@@ -3361,7 +3359,7 @@
                 <w:noProof/>
                 <w:webHidden/>
               </w:rPr>
-              <w:t>10</w:t>
+              <w:t>9</w:t>
             </w:r>
             <w:r>
               <w:rPr>
@@ -3381,7 +3379,7 @@
               <w:lang w:eastAsia="hu-HU"/>
             </w:rPr>
           </w:pPr>
-          <w:hyperlink w:anchor="_Toc223072431" w:history="1">
+          <w:hyperlink w:anchor="_Toc227746300" w:history="1">
             <w:r>
               <w:rPr>
                 <w:rStyle w:val="Hiperhivatkozs"/>
@@ -3429,7 +3427,7 @@
                 <w:noProof/>
                 <w:webHidden/>
               </w:rPr>
-              <w:instrText xml:space="preserve"> PAGEREF _Toc223072431 \h </w:instrText>
+              <w:instrText xml:space="preserve"> PAGEREF _Toc227746300 \h </w:instrText>
             </w:r>
             <w:r>
               <w:rPr>
@@ -3449,7 +3447,7 @@
                 <w:noProof/>
                 <w:webHidden/>
               </w:rPr>
-              <w:t>10</w:t>
+              <w:t>9</w:t>
             </w:r>
             <w:r>
               <w:rPr>
@@ -3469,7 +3467,7 @@
               <w:lang w:eastAsia="hu-HU"/>
             </w:rPr>
           </w:pPr>
-          <w:hyperlink w:anchor="_Toc223072432" w:history="1">
+          <w:hyperlink w:anchor="_Toc227746301" w:history="1">
             <w:r>
               <w:rPr>
                 <w:rStyle w:val="Hiperhivatkozs"/>
@@ -3517,7 +3515,7 @@
                 <w:noProof/>
                 <w:webHidden/>
               </w:rPr>
-              <w:instrText xml:space="preserve"> PAGEREF _Toc223072432 \h </w:instrText>
+              <w:instrText xml:space="preserve"> PAGEREF _Toc227746301 \h </w:instrText>
             </w:r>
             <w:r>
               <w:rPr>
@@ -3537,7 +3535,7 @@
                 <w:noProof/>
                 <w:webHidden/>
               </w:rPr>
-              <w:t>10</w:t>
+              <w:t>9</w:t>
             </w:r>
             <w:r>
               <w:rPr>
@@ -3557,7 +3555,7 @@
               <w:lang w:eastAsia="hu-HU"/>
             </w:rPr>
           </w:pPr>
-          <w:hyperlink w:anchor="_Toc223072433" w:history="1">
+          <w:hyperlink w:anchor="_Toc227746302" w:history="1">
             <w:r>
               <w:rPr>
                 <w:rStyle w:val="Hiperhivatkozs"/>
@@ -3605,7 +3603,7 @@
                 <w:noProof/>
                 <w:webHidden/>
               </w:rPr>
-              <w:instrText xml:space="preserve"> PAGEREF _Toc223072433 \h </w:instrText>
+              <w:instrText xml:space="preserve"> PAGEREF _Toc227746302 \h </w:instrText>
             </w:r>
             <w:r>
               <w:rPr>
@@ -3625,7 +3623,7 @@
                 <w:noProof/>
                 <w:webHidden/>
               </w:rPr>
-              <w:t>11</w:t>
+              <w:t>10</w:t>
             </w:r>
             <w:r>
               <w:rPr>
@@ -3645,7 +3643,7 @@
               <w:lang w:eastAsia="hu-HU"/>
             </w:rPr>
           </w:pPr>
-          <w:hyperlink w:anchor="_Toc223072434" w:history="1">
+          <w:hyperlink w:anchor="_Toc227746303" w:history="1">
             <w:r>
               <w:rPr>
                 <w:rStyle w:val="Hiperhivatkozs"/>
@@ -3693,7 +3691,7 @@
                 <w:noProof/>
                 <w:webHidden/>
               </w:rPr>
-              <w:instrText xml:space="preserve"> PAGEREF _Toc223072434 \h </w:instrText>
+              <w:instrText xml:space="preserve"> PAGEREF _Toc227746303 \h </w:instrText>
             </w:r>
             <w:r>
               <w:rPr>
@@ -3713,7 +3711,7 @@
                 <w:noProof/>
                 <w:webHidden/>
               </w:rPr>
-              <w:t>11</w:t>
+              <w:t>10</w:t>
             </w:r>
             <w:r>
               <w:rPr>
@@ -3733,7 +3731,7 @@
               <w:lang w:eastAsia="hu-HU"/>
             </w:rPr>
           </w:pPr>
-          <w:hyperlink w:anchor="_Toc223072435" w:history="1">
+          <w:hyperlink w:anchor="_Toc227746304" w:history="1">
             <w:r>
               <w:rPr>
                 <w:rStyle w:val="Hiperhivatkozs"/>
@@ -3781,7 +3779,7 @@
                 <w:noProof/>
                 <w:webHidden/>
               </w:rPr>
-              <w:instrText xml:space="preserve"> PAGEREF _Toc223072435 \h </w:instrText>
+              <w:instrText xml:space="preserve"> PAGEREF _Toc227746304 \h </w:instrText>
             </w:r>
             <w:r>
               <w:rPr>
@@ -3801,7 +3799,7 @@
                 <w:noProof/>
                 <w:webHidden/>
               </w:rPr>
-              <w:t>12</w:t>
+              <w:t>11</w:t>
             </w:r>
             <w:r>
               <w:rPr>
@@ -3850,7 +3848,7 @@
       <w:pPr>
         <w:pStyle w:val="Cmsor1"/>
       </w:pPr>
-      <w:bookmarkStart w:id="1" w:name="_Toc223072398"/>
+      <w:bookmarkStart w:id="1" w:name="_Toc227746267"/>
       <w:r>
         <w:lastRenderedPageBreak/>
         <w:t>Frontend tesztelés</w:t>
@@ -3864,7 +3862,7 @@
       <w:pPr>
         <w:pStyle w:val="Cmsor2"/>
       </w:pPr>
-      <w:bookmarkStart w:id="2" w:name="_Toc223072399"/>
+      <w:bookmarkStart w:id="2" w:name="_Toc227746268"/>
       <w:r>
         <w:t>Tesztelés során használt eszközök</w:t>
       </w:r>
@@ -3878,21 +3876,8 @@
           <w:numId w:val="26"/>
         </w:numPr>
       </w:pPr>
-      <w:proofErr w:type="spellStart"/>
-      <w:r>
-        <w:t>Selenium</w:t>
-      </w:r>
-      <w:proofErr w:type="spellEnd"/>
-      <w:r>
-        <w:t xml:space="preserve"> </w:t>
-      </w:r>
-      <w:proofErr w:type="spellStart"/>
-      <w:r>
-        <w:t>WebDriver</w:t>
-      </w:r>
-      <w:proofErr w:type="spellEnd"/>
-      <w:r>
-        <w:t>: automatizált teszteléshez</w:t>
+      <w:r>
+        <w:t>Selenium WebDriver: automatizált teszteléshez</w:t>
       </w:r>
     </w:p>
     <w:p>
@@ -3903,13 +3888,8 @@
           <w:numId w:val="26"/>
         </w:numPr>
       </w:pPr>
-      <w:proofErr w:type="spellStart"/>
-      <w:r>
-        <w:t>Mocha</w:t>
-      </w:r>
-      <w:proofErr w:type="spellEnd"/>
-      <w:r>
-        <w:t>: tesztkeretrendszer</w:t>
+      <w:r>
+        <w:t>Mocha: tesztkeretrendszer</w:t>
       </w:r>
     </w:p>
     <w:p>
@@ -3932,21 +3912,8 @@
           <w:numId w:val="26"/>
         </w:numPr>
       </w:pPr>
-      <w:proofErr w:type="spellStart"/>
-      <w:r>
-        <w:t>GeckoDriver</w:t>
-      </w:r>
-      <w:proofErr w:type="spellEnd"/>
-      <w:r>
-        <w:t xml:space="preserve">: </w:t>
-      </w:r>
-      <w:proofErr w:type="spellStart"/>
-      <w:r>
-        <w:t>Selenium</w:t>
-      </w:r>
-      <w:proofErr w:type="spellEnd"/>
-      <w:r>
-        <w:t xml:space="preserve"> és a Firefox közötti kapcsolathoz</w:t>
+      <w:r>
+        <w:t>GeckoDriver: Selenium és a Firefox közötti kapcsolathoz</w:t>
       </w:r>
     </w:p>
     <w:p>
@@ -3965,7 +3932,7 @@
       <w:pPr>
         <w:pStyle w:val="Cmsor2"/>
       </w:pPr>
-      <w:bookmarkStart w:id="3" w:name="_Toc223072400"/>
+      <w:bookmarkStart w:id="3" w:name="_Toc227746269"/>
       <w:r>
         <w:t>Tesztelés előfeltételei</w:t>
       </w:r>
@@ -3994,56 +3961,17 @@
           <w:numId w:val="26"/>
         </w:numPr>
       </w:pPr>
-      <w:proofErr w:type="spellStart"/>
-      <w:r>
-        <w:t>Selenium</w:t>
-      </w:r>
-      <w:proofErr w:type="spellEnd"/>
-      <w:r>
-        <w:t xml:space="preserve"> </w:t>
-      </w:r>
-      <w:proofErr w:type="spellStart"/>
-      <w:r>
-        <w:t>WebDriver</w:t>
-      </w:r>
-      <w:proofErr w:type="spellEnd"/>
-      <w:r>
-        <w:t xml:space="preserve">, </w:t>
-      </w:r>
-      <w:proofErr w:type="spellStart"/>
-      <w:r>
-        <w:t>Mocha</w:t>
-      </w:r>
-      <w:proofErr w:type="spellEnd"/>
-      <w:r>
-        <w:t xml:space="preserve"> és a </w:t>
-      </w:r>
-      <w:proofErr w:type="spellStart"/>
-      <w:r>
-        <w:t>GeckoDriver</w:t>
-      </w:r>
-      <w:proofErr w:type="spellEnd"/>
-      <w:r>
-        <w:t xml:space="preserve"> függőségek telepítése a frontend projekthez </w:t>
+      <w:r>
+        <w:t xml:space="preserve">Selenium WebDriver, Mocha és a GeckoDriver függőségek telepítése a frontend projekthez </w:t>
       </w:r>
       <w:r>
         <w:t>’</w:t>
       </w:r>
-      <w:proofErr w:type="spellStart"/>
       <w:r>
         <w:t>npm</w:t>
       </w:r>
-      <w:proofErr w:type="spellEnd"/>
-      <w:r>
-        <w:t xml:space="preserve"> </w:t>
-      </w:r>
-      <w:proofErr w:type="spellStart"/>
-      <w:r>
-        <w:t>install</w:t>
-      </w:r>
-      <w:proofErr w:type="spellEnd"/>
-      <w:r>
-        <w:t>’</w:t>
+      <w:r>
+        <w:t xml:space="preserve"> install’</w:t>
       </w:r>
       <w:r>
         <w:t xml:space="preserve"> parancs segítségével</w:t>
@@ -4067,23 +3995,7 @@
         <w:t>, és az ezekhez szükséges függőségek telepítése</w:t>
       </w:r>
       <w:r>
-        <w:t xml:space="preserve"> ’</w:t>
-      </w:r>
-      <w:proofErr w:type="spellStart"/>
-      <w:r>
-        <w:t>npm</w:t>
-      </w:r>
-      <w:proofErr w:type="spellEnd"/>
-      <w:r>
-        <w:t xml:space="preserve"> </w:t>
-      </w:r>
-      <w:proofErr w:type="spellStart"/>
-      <w:r>
-        <w:t>install</w:t>
-      </w:r>
-      <w:proofErr w:type="spellEnd"/>
-      <w:r>
-        <w:t>’ parancs segítségével</w:t>
+        <w:t xml:space="preserve"> ’npm install’ parancs segítségével</w:t>
       </w:r>
     </w:p>
     <w:p>
@@ -4107,14 +4019,20 @@
         </w:numPr>
       </w:pPr>
       <w:r>
-        <w:t>A tesztekhez szükséges felhasználói fiókok megléte az adatbázisban</w:t>
+        <w:t xml:space="preserve">A tesztekhez szükséges felhasználói fiókok </w:t>
+      </w:r>
+      <w:r>
+        <w:t xml:space="preserve">és adatok </w:t>
+      </w:r>
+      <w:r>
+        <w:t>megléte az adatbázisban</w:t>
       </w:r>
     </w:p>
     <w:p>
       <w:pPr>
         <w:pStyle w:val="Cmsor2"/>
       </w:pPr>
-      <w:bookmarkStart w:id="4" w:name="_Toc223072401"/>
+      <w:bookmarkStart w:id="4" w:name="_Toc227746270"/>
       <w:r>
         <w:t>Bejelentkezés a projektbe</w:t>
       </w:r>
@@ -4136,21 +4054,7 @@
         <w:rPr>
           <w:lang w:eastAsia="hu-HU"/>
         </w:rPr>
-        <w:t xml:space="preserve"> (érvényes JWT </w:t>
-      </w:r>
-      <w:proofErr w:type="spellStart"/>
-      <w:r>
-        <w:rPr>
-          <w:lang w:eastAsia="hu-HU"/>
-        </w:rPr>
-        <w:t>token</w:t>
-      </w:r>
-      <w:proofErr w:type="spellEnd"/>
-      <w:r>
-        <w:rPr>
-          <w:lang w:eastAsia="hu-HU"/>
-        </w:rPr>
-        <w:t>)</w:t>
+        <w:t xml:space="preserve"> (érvényes JWT token)</w:t>
       </w:r>
       <w:r>
         <w:rPr>
@@ -4163,7 +4067,7 @@
       <w:pPr>
         <w:pStyle w:val="Cmsor2"/>
       </w:pPr>
-      <w:bookmarkStart w:id="5" w:name="_Toc223072402"/>
+      <w:bookmarkStart w:id="5" w:name="_Toc227746271"/>
       <w:r>
         <w:t>Frontend URL-je</w:t>
       </w:r>
@@ -4198,7 +4102,7 @@
       <w:pPr>
         <w:pStyle w:val="Cmsor2"/>
       </w:pPr>
-      <w:bookmarkStart w:id="6" w:name="_Toc223072403"/>
+      <w:bookmarkStart w:id="6" w:name="_Toc227746272"/>
       <w:r>
         <w:t>Böngésző</w:t>
       </w:r>
@@ -4206,26 +4110,10 @@
     </w:p>
     <w:p>
       <w:r>
-        <w:t xml:space="preserve">A setup.js fájl letölti és beállítja a teszteléshez szükséges </w:t>
-      </w:r>
-      <w:proofErr w:type="spellStart"/>
-      <w:r>
-        <w:t>GeckoDriver</w:t>
-      </w:r>
-      <w:proofErr w:type="spellEnd"/>
-      <w:r>
-        <w:t xml:space="preserve">-t, ami a Firefox </w:t>
-      </w:r>
-      <w:r>
-        <w:t xml:space="preserve">böngésző vezérléséhez szükséges a </w:t>
-      </w:r>
-      <w:proofErr w:type="spellStart"/>
-      <w:r>
-        <w:t>Selenium</w:t>
-      </w:r>
-      <w:proofErr w:type="spellEnd"/>
-      <w:r>
-        <w:t xml:space="preserve"> számára.</w:t>
+        <w:t xml:space="preserve">A setup.js fájl letölti és beállítja a teszteléshez szükséges GeckoDriver-t, ami a Firefox </w:t>
+      </w:r>
+      <w:r>
+        <w:t>böngésző vezérléséhez szükséges a Selenium számára.</w:t>
       </w:r>
     </w:p>
     <w:p>
@@ -4250,7 +4138,7 @@
         <w:lastRenderedPageBreak/>
         <w:t xml:space="preserve"> </w:t>
       </w:r>
-      <w:bookmarkStart w:id="7" w:name="_Toc223072404"/>
+      <w:bookmarkStart w:id="7" w:name="_Toc227746273"/>
       <w:r>
         <w:t>Bejelentkezés</w:t>
       </w:r>
@@ -4260,7 +4148,7 @@
       <w:pPr>
         <w:pStyle w:val="Cmsor2"/>
       </w:pPr>
-      <w:bookmarkStart w:id="8" w:name="_Toc223072405"/>
+      <w:bookmarkStart w:id="8" w:name="_Toc227746274"/>
       <w:r>
         <w:t>Teszt</w:t>
       </w:r>
@@ -4345,7 +4233,7 @@
       <w:pPr>
         <w:pStyle w:val="Cmsor2"/>
       </w:pPr>
-      <w:bookmarkStart w:id="9" w:name="_Toc223072406"/>
+      <w:bookmarkStart w:id="9" w:name="_Toc227746275"/>
       <w:r>
         <w:t>Teszt</w:t>
       </w:r>
@@ -4372,7 +4260,7 @@
       <w:pPr>
         <w:pStyle w:val="Cmsor2"/>
       </w:pPr>
-      <w:bookmarkStart w:id="10" w:name="_Toc223072407"/>
+      <w:bookmarkStart w:id="10" w:name="_Toc227746276"/>
       <w:r>
         <w:t>Előfeltételek</w:t>
       </w:r>
@@ -4416,7 +4304,7 @@
       <w:pPr>
         <w:pStyle w:val="Cmsor2"/>
       </w:pPr>
-      <w:bookmarkStart w:id="11" w:name="_Toc223072408"/>
+      <w:bookmarkStart w:id="11" w:name="_Toc227746277"/>
       <w:r>
         <w:t>Bevitt adatok</w:t>
       </w:r>
@@ -4613,14 +4501,12 @@
                 <w:lang w:eastAsia="hu-HU"/>
               </w:rPr>
             </w:pPr>
-            <w:proofErr w:type="spellStart"/>
             <w:r>
               <w:rPr>
                 <w:lang w:eastAsia="hu-HU"/>
               </w:rPr>
               <w:t>invaliduser</w:t>
             </w:r>
-            <w:proofErr w:type="spellEnd"/>
           </w:p>
         </w:tc>
       </w:tr>
@@ -4655,14 +4541,12 @@
                 <w:lang w:eastAsia="hu-HU"/>
               </w:rPr>
             </w:pPr>
-            <w:proofErr w:type="spellStart"/>
             <w:r>
               <w:rPr>
                 <w:lang w:eastAsia="hu-HU"/>
               </w:rPr>
               <w:t>wrongpassword</w:t>
             </w:r>
-            <w:proofErr w:type="spellEnd"/>
           </w:p>
         </w:tc>
       </w:tr>
@@ -4803,7 +4687,7 @@
       <w:pPr>
         <w:pStyle w:val="Cmsor2"/>
       </w:pPr>
-      <w:bookmarkStart w:id="12" w:name="_Toc223072409"/>
+      <w:bookmarkStart w:id="12" w:name="_Toc227746278"/>
       <w:r>
         <w:t>Várt eredmény</w:t>
       </w:r>
@@ -4849,7 +4733,7 @@
       <w:pPr>
         <w:pStyle w:val="Cmsor2"/>
       </w:pPr>
-      <w:bookmarkStart w:id="13" w:name="_Toc223072410"/>
+      <w:bookmarkStart w:id="13" w:name="_Toc227746279"/>
       <w:r>
         <w:t>Tesztlépések</w:t>
       </w:r>
@@ -4878,21 +4762,7 @@
         <w:rPr>
           <w:lang w:eastAsia="hu-HU"/>
         </w:rPr>
-        <w:t>1. /</w:t>
-      </w:r>
-      <w:proofErr w:type="spellStart"/>
-      <w:r>
-        <w:rPr>
-          <w:lang w:eastAsia="hu-HU"/>
-        </w:rPr>
-        <w:t>bejelentkezes</w:t>
-      </w:r>
-      <w:proofErr w:type="spellEnd"/>
-      <w:r>
-        <w:rPr>
-          <w:lang w:eastAsia="hu-HU"/>
-        </w:rPr>
-        <w:t xml:space="preserve"> oldal megnyitása</w:t>
+        <w:t>1. /bejelentkezes oldal megnyitása</w:t>
       </w:r>
     </w:p>
     <w:p>
@@ -4931,21 +4801,7 @@
         <w:rPr>
           <w:lang w:eastAsia="hu-HU"/>
         </w:rPr>
-        <w:t>4. Sikeres bejelentkezés után átirányítás a /</w:t>
-      </w:r>
-      <w:proofErr w:type="spellStart"/>
-      <w:r>
-        <w:rPr>
-          <w:lang w:eastAsia="hu-HU"/>
-        </w:rPr>
-        <w:t>kezdolap</w:t>
-      </w:r>
-      <w:proofErr w:type="spellEnd"/>
-      <w:r>
-        <w:rPr>
-          <w:lang w:eastAsia="hu-HU"/>
-        </w:rPr>
-        <w:t xml:space="preserve"> oldalra</w:t>
+        <w:t>4. Sikeres bejelentkezés után átirányítás a /kezdolap oldalra</w:t>
       </w:r>
     </w:p>
     <w:p>
@@ -4979,21 +4835,7 @@
         <w:rPr>
           <w:lang w:eastAsia="hu-HU"/>
         </w:rPr>
-        <w:t>1. /</w:t>
-      </w:r>
-      <w:proofErr w:type="spellStart"/>
-      <w:r>
-        <w:rPr>
-          <w:lang w:eastAsia="hu-HU"/>
-        </w:rPr>
-        <w:t>bejelentkezes</w:t>
-      </w:r>
-      <w:proofErr w:type="spellEnd"/>
-      <w:r>
-        <w:rPr>
-          <w:lang w:eastAsia="hu-HU"/>
-        </w:rPr>
-        <w:t xml:space="preserve"> oldal megnyitása</w:t>
+        <w:t>1. /bejelentkezes oldal megnyitása</w:t>
       </w:r>
     </w:p>
     <w:p>
@@ -5078,55 +4920,27 @@
         <w:rPr>
           <w:lang w:eastAsia="hu-HU"/>
         </w:rPr>
-        <w:t>2. /</w:t>
-      </w:r>
-      <w:proofErr w:type="spellStart"/>
-      <w:r>
-        <w:rPr>
-          <w:lang w:eastAsia="hu-HU"/>
-        </w:rPr>
-        <w:t>bejelentkezes</w:t>
-      </w:r>
-      <w:proofErr w:type="spellEnd"/>
-      <w:r>
-        <w:rPr>
-          <w:lang w:eastAsia="hu-HU"/>
-        </w:rPr>
-        <w:t xml:space="preserve"> oldal ismételt megnyitása</w:t>
-      </w:r>
-    </w:p>
-    <w:p>
-      <w:pPr>
-        <w:rPr>
-          <w:lang w:eastAsia="hu-HU"/>
-        </w:rPr>
-      </w:pPr>
-      <w:r>
-        <w:rPr>
-          <w:lang w:eastAsia="hu-HU"/>
-        </w:rPr>
-        <w:t>3. Bejelentkezett felhasználó automatikus átirányítása a /</w:t>
-      </w:r>
-      <w:proofErr w:type="spellStart"/>
-      <w:r>
-        <w:rPr>
-          <w:lang w:eastAsia="hu-HU"/>
-        </w:rPr>
-        <w:t>kezdolap</w:t>
-      </w:r>
-      <w:proofErr w:type="spellEnd"/>
-      <w:r>
-        <w:rPr>
-          <w:lang w:eastAsia="hu-HU"/>
-        </w:rPr>
-        <w:t xml:space="preserve"> oldalra</w:t>
+        <w:t>2. /bejelentkezes oldal ismételt megnyitása</w:t>
+      </w:r>
+    </w:p>
+    <w:p>
+      <w:pPr>
+        <w:rPr>
+          <w:lang w:eastAsia="hu-HU"/>
+        </w:rPr>
+      </w:pPr>
+      <w:r>
+        <w:rPr>
+          <w:lang w:eastAsia="hu-HU"/>
+        </w:rPr>
+        <w:t>3. Bejelentkezett felhasználó automatikus átirányítása a /kezdolap oldalra</w:t>
       </w:r>
     </w:p>
     <w:p>
       <w:pPr>
         <w:pStyle w:val="Cmsor2"/>
       </w:pPr>
-      <w:bookmarkStart w:id="14" w:name="_Toc223072411"/>
+      <w:bookmarkStart w:id="14" w:name="_Toc227746280"/>
       <w:r>
         <w:t>Teszteket tartalmazó fájl útvonala</w:t>
       </w:r>
@@ -5138,13 +4952,8 @@
           <w:lang w:eastAsia="hu-HU"/>
         </w:rPr>
       </w:pPr>
-      <w:proofErr w:type="spellStart"/>
-      <w:r>
-        <w:t>tests</w:t>
-      </w:r>
-      <w:proofErr w:type="spellEnd"/>
-      <w:r>
-        <w:t>/e2e/</w:t>
+      <w:r>
+        <w:t>tests/e2e/</w:t>
       </w:r>
       <w:r>
         <w:t>login</w:t>
@@ -5163,7 +4972,7 @@
         <w:lastRenderedPageBreak/>
         <w:t xml:space="preserve"> </w:t>
       </w:r>
-      <w:bookmarkStart w:id="15" w:name="_Toc223072412"/>
+      <w:bookmarkStart w:id="15" w:name="_Toc227746281"/>
       <w:r>
         <w:t>Regisztráció</w:t>
       </w:r>
@@ -5173,7 +4982,7 @@
       <w:pPr>
         <w:pStyle w:val="Cmsor2"/>
       </w:pPr>
-      <w:bookmarkStart w:id="16" w:name="_Toc223072413"/>
+      <w:bookmarkStart w:id="16" w:name="_Toc227746282"/>
       <w:r>
         <w:t>Tesztesetek</w:t>
       </w:r>
@@ -5231,7 +5040,7 @@
       <w:pPr>
         <w:pStyle w:val="Cmsor2"/>
       </w:pPr>
-      <w:bookmarkStart w:id="17" w:name="_Toc223072414"/>
+      <w:bookmarkStart w:id="17" w:name="_Toc227746283"/>
       <w:r>
         <w:t>Tesztek célja</w:t>
       </w:r>
@@ -5249,7 +5058,7 @@
       <w:pPr>
         <w:pStyle w:val="Cmsor2"/>
       </w:pPr>
-      <w:bookmarkStart w:id="18" w:name="_Toc223072415"/>
+      <w:bookmarkStart w:id="18" w:name="_Toc227746284"/>
       <w:r>
         <w:t>Előfeltételek</w:t>
       </w:r>
@@ -5278,7 +5087,7 @@
       <w:pPr>
         <w:pStyle w:val="Cmsor2"/>
       </w:pPr>
-      <w:bookmarkStart w:id="19" w:name="_Toc223072416"/>
+      <w:bookmarkStart w:id="19" w:name="_Toc227746285"/>
       <w:r>
         <w:t>Bevitt adatok</w:t>
       </w:r>
@@ -6263,7 +6072,7 @@
       <w:pPr>
         <w:pStyle w:val="Cmsor2"/>
       </w:pPr>
-      <w:bookmarkStart w:id="20" w:name="_Toc223072417"/>
+      <w:bookmarkStart w:id="20" w:name="_Toc227746286"/>
       <w:r>
         <w:lastRenderedPageBreak/>
         <w:t>Várt eredmény</w:t>
@@ -6285,15 +6094,7 @@
         <w:t xml:space="preserve">Sikeres </w:t>
       </w:r>
       <w:r>
-        <w:t>regisztráció a megadott adatokkal, bejelentkezés az újonnan létrejött fiókkal és az új cég adatainak megnyitása a /</w:t>
-      </w:r>
-      <w:proofErr w:type="spellStart"/>
-      <w:r>
-        <w:t>ceginfo</w:t>
-      </w:r>
-      <w:proofErr w:type="spellEnd"/>
-      <w:r>
-        <w:t xml:space="preserve"> oldalon</w:t>
+        <w:t>regisztráció a megadott adatokkal, bejelentkezés az újonnan létrejött fiókkal és az új cég adatainak megnyitása a /ceginfo oldalon</w:t>
       </w:r>
     </w:p>
     <w:p>
@@ -6324,7 +6125,7 @@
       <w:pPr>
         <w:pStyle w:val="Cmsor2"/>
       </w:pPr>
-      <w:bookmarkStart w:id="21" w:name="_Toc223072418"/>
+      <w:bookmarkStart w:id="21" w:name="_Toc227746287"/>
       <w:r>
         <w:t>Tesztlépések</w:t>
       </w:r>
@@ -6359,21 +6160,7 @@
         <w:rPr>
           <w:lang w:eastAsia="hu-HU"/>
         </w:rPr>
-        <w:t>1. /</w:t>
-      </w:r>
-      <w:proofErr w:type="spellStart"/>
-      <w:r>
-        <w:rPr>
-          <w:lang w:eastAsia="hu-HU"/>
-        </w:rPr>
-        <w:t>bejelentkezes</w:t>
-      </w:r>
-      <w:proofErr w:type="spellEnd"/>
-      <w:r>
-        <w:rPr>
-          <w:lang w:eastAsia="hu-HU"/>
-        </w:rPr>
-        <w:t xml:space="preserve"> oldal megnyitása</w:t>
+        <w:t>1. /bejelentkezes oldal megnyitása</w:t>
       </w:r>
     </w:p>
     <w:p>
@@ -6398,21 +6185,7 @@
         <w:rPr>
           <w:lang w:eastAsia="hu-HU"/>
         </w:rPr>
-        <w:t>/</w:t>
-      </w:r>
-      <w:proofErr w:type="spellStart"/>
-      <w:r>
-        <w:rPr>
-          <w:lang w:eastAsia="hu-HU"/>
-        </w:rPr>
-        <w:t>regisztracio</w:t>
-      </w:r>
-      <w:proofErr w:type="spellEnd"/>
-      <w:r>
-        <w:rPr>
-          <w:lang w:eastAsia="hu-HU"/>
-        </w:rPr>
-        <w:t xml:space="preserve"> oldal megnyitása a </w:t>
+        <w:t xml:space="preserve">/regisztracio oldal megnyitása a </w:t>
       </w:r>
       <w:r>
         <w:rPr>
@@ -6488,21 +6261,7 @@
         <w:rPr>
           <w:lang w:eastAsia="hu-HU"/>
         </w:rPr>
-        <w:t>6. /</w:t>
-      </w:r>
-      <w:proofErr w:type="spellStart"/>
-      <w:r>
-        <w:rPr>
-          <w:lang w:eastAsia="hu-HU"/>
-        </w:rPr>
-        <w:t>ceginfo</w:t>
-      </w:r>
-      <w:proofErr w:type="spellEnd"/>
-      <w:r>
-        <w:rPr>
-          <w:lang w:eastAsia="hu-HU"/>
-        </w:rPr>
-        <w:t xml:space="preserve"> megnyitása az oldalsávról a ’Cégem’ nevű menüponttal (mobil felület esetén előtte a hamburger menü kinyitása)</w:t>
+        <w:t>6. /ceginfo megnyitása az oldalsávról a ’Cégem’ nevű menüponttal (mobil felület esetén előtte a hamburger menü kinyitása)</w:t>
       </w:r>
     </w:p>
     <w:p>
@@ -6541,48 +6300,20 @@
         <w:rPr>
           <w:lang w:eastAsia="hu-HU"/>
         </w:rPr>
-        <w:t>1. /</w:t>
-      </w:r>
-      <w:proofErr w:type="spellStart"/>
-      <w:r>
-        <w:rPr>
-          <w:lang w:eastAsia="hu-HU"/>
-        </w:rPr>
-        <w:t>bejelentkezes</w:t>
-      </w:r>
-      <w:proofErr w:type="spellEnd"/>
-      <w:r>
-        <w:rPr>
-          <w:lang w:eastAsia="hu-HU"/>
-        </w:rPr>
-        <w:t xml:space="preserve"> oldal megnyitása</w:t>
-      </w:r>
-    </w:p>
-    <w:p>
-      <w:pPr>
-        <w:rPr>
-          <w:lang w:eastAsia="hu-HU"/>
-        </w:rPr>
-      </w:pPr>
-      <w:r>
-        <w:rPr>
-          <w:lang w:eastAsia="hu-HU"/>
-        </w:rPr>
-        <w:t>2. /</w:t>
-      </w:r>
-      <w:proofErr w:type="spellStart"/>
-      <w:r>
-        <w:rPr>
-          <w:lang w:eastAsia="hu-HU"/>
-        </w:rPr>
-        <w:t>regisztracio</w:t>
-      </w:r>
-      <w:proofErr w:type="spellEnd"/>
-      <w:r>
-        <w:rPr>
-          <w:lang w:eastAsia="hu-HU"/>
-        </w:rPr>
-        <w:t xml:space="preserve"> oldal megnyitása a </w:t>
+        <w:t>1. /bejelentkezes oldal megnyitása</w:t>
+      </w:r>
+    </w:p>
+    <w:p>
+      <w:pPr>
+        <w:rPr>
+          <w:lang w:eastAsia="hu-HU"/>
+        </w:rPr>
+      </w:pPr>
+      <w:r>
+        <w:rPr>
+          <w:lang w:eastAsia="hu-HU"/>
+        </w:rPr>
+        <w:t xml:space="preserve">2. /regisztracio oldal megnyitása a </w:t>
       </w:r>
       <w:r>
         <w:rPr>
@@ -6640,7 +6371,7 @@
       <w:pPr>
         <w:pStyle w:val="Cmsor2"/>
       </w:pPr>
-      <w:bookmarkStart w:id="22" w:name="_Toc223072419"/>
+      <w:bookmarkStart w:id="22" w:name="_Toc227746288"/>
       <w:r>
         <w:t>Teszteket tartalmazó fájl útvonala</w:t>
       </w:r>
@@ -6652,13 +6383,8 @@
           <w:lang w:eastAsia="hu-HU"/>
         </w:rPr>
       </w:pPr>
-      <w:proofErr w:type="spellStart"/>
-      <w:r>
-        <w:t>tests</w:t>
-      </w:r>
-      <w:proofErr w:type="spellEnd"/>
-      <w:r>
-        <w:t>/e2e/register.test.js</w:t>
+      <w:r>
+        <w:t>tests/e2e/register.test.js</w:t>
       </w:r>
     </w:p>
     <w:p>
@@ -6676,7 +6402,7 @@
         <w:lastRenderedPageBreak/>
         <w:t xml:space="preserve"> </w:t>
       </w:r>
-      <w:bookmarkStart w:id="23" w:name="_Toc223072420"/>
+      <w:bookmarkStart w:id="23" w:name="_Toc227746289"/>
       <w:r>
         <w:t>Oldalsáv és profilmenü</w:t>
       </w:r>
@@ -6686,7 +6412,7 @@
       <w:pPr>
         <w:pStyle w:val="Cmsor2"/>
       </w:pPr>
-      <w:bookmarkStart w:id="24" w:name="_Toc223072421"/>
+      <w:bookmarkStart w:id="24" w:name="_Toc227746290"/>
       <w:r>
         <w:t>Tesztesetek</w:t>
       </w:r>
@@ -6732,7 +6458,7 @@
       <w:pPr>
         <w:pStyle w:val="Cmsor2"/>
       </w:pPr>
-      <w:bookmarkStart w:id="25" w:name="_Toc223072422"/>
+      <w:bookmarkStart w:id="25" w:name="_Toc227746291"/>
       <w:r>
         <w:t>Tesztek célja</w:t>
       </w:r>
@@ -6747,7 +6473,7 @@
       <w:pPr>
         <w:pStyle w:val="Cmsor2"/>
       </w:pPr>
-      <w:bookmarkStart w:id="26" w:name="_Toc223072423"/>
+      <w:bookmarkStart w:id="26" w:name="_Toc227746292"/>
       <w:r>
         <w:t>Előfeltételek</w:t>
       </w:r>
@@ -6785,7 +6511,7 @@
       <w:pPr>
         <w:pStyle w:val="Cmsor2"/>
       </w:pPr>
-      <w:bookmarkStart w:id="27" w:name="_Toc223072424"/>
+      <w:bookmarkStart w:id="27" w:name="_Toc227746293"/>
       <w:r>
         <w:t>Bevitt adatok</w:t>
       </w:r>
@@ -7036,7 +6762,7 @@
       <w:pPr>
         <w:pStyle w:val="Cmsor2"/>
       </w:pPr>
-      <w:bookmarkStart w:id="28" w:name="_Toc223072425"/>
+      <w:bookmarkStart w:id="28" w:name="_Toc227746294"/>
       <w:r>
         <w:t>Várt eredmény</w:t>
       </w:r>
@@ -7083,7 +6809,7 @@
       <w:pPr>
         <w:pStyle w:val="Cmsor2"/>
       </w:pPr>
-      <w:bookmarkStart w:id="29" w:name="_Toc223072426"/>
+      <w:bookmarkStart w:id="29" w:name="_Toc227746295"/>
       <w:r>
         <w:t>Tesztlépések</w:t>
       </w:r>
@@ -7233,7 +6959,7 @@
       <w:pPr>
         <w:pStyle w:val="Cmsor2"/>
       </w:pPr>
-      <w:bookmarkStart w:id="30" w:name="_Toc223072427"/>
+      <w:bookmarkStart w:id="30" w:name="_Toc227746296"/>
       <w:r>
         <w:t>Teszteket tartalmazó fájl útvonala</w:t>
       </w:r>
@@ -7245,13 +6971,8 @@
           <w:lang w:eastAsia="hu-HU"/>
         </w:rPr>
       </w:pPr>
-      <w:proofErr w:type="spellStart"/>
-      <w:r>
-        <w:t>tests</w:t>
-      </w:r>
-      <w:proofErr w:type="spellEnd"/>
-      <w:r>
-        <w:t>/e2e/</w:t>
+      <w:r>
+        <w:t>tests/e2e/</w:t>
       </w:r>
       <w:r>
         <w:t>sbmenus</w:t>
@@ -7268,7 +6989,7 @@
         <w:lastRenderedPageBreak/>
         <w:t xml:space="preserve"> </w:t>
       </w:r>
-      <w:bookmarkStart w:id="31" w:name="_Toc223072428"/>
+      <w:bookmarkStart w:id="31" w:name="_Toc227746297"/>
       <w:r>
         <w:t>Új termék felvétele</w:t>
       </w:r>
@@ -7278,7 +6999,7 @@
       <w:pPr>
         <w:pStyle w:val="Cmsor2"/>
       </w:pPr>
-      <w:bookmarkStart w:id="32" w:name="_Toc223072429"/>
+      <w:bookmarkStart w:id="32" w:name="_Toc227746298"/>
       <w:r>
         <w:t>Tesztesetek</w:t>
       </w:r>
@@ -7356,7 +7077,7 @@
       <w:pPr>
         <w:pStyle w:val="Cmsor2"/>
       </w:pPr>
-      <w:bookmarkStart w:id="33" w:name="_Toc223072430"/>
+      <w:bookmarkStart w:id="33" w:name="_Toc227746299"/>
       <w:r>
         <w:t>Tesztek célja</w:t>
       </w:r>
@@ -7371,7 +7092,7 @@
       <w:pPr>
         <w:pStyle w:val="Cmsor2"/>
       </w:pPr>
-      <w:bookmarkStart w:id="34" w:name="_Toc223072431"/>
+      <w:bookmarkStart w:id="34" w:name="_Toc227746300"/>
       <w:r>
         <w:t>Előfeltételek</w:t>
       </w:r>
@@ -7409,15 +7130,7 @@
         <w:pStyle w:val="Listaszerbekezds"/>
       </w:pPr>
       <w:r>
-        <w:t xml:space="preserve">WAREHOUSE-2 tesztesetnél a fióknak rendelkeznie kell a megfelelő jogosultságokkal, de a </w:t>
-      </w:r>
-      <w:proofErr w:type="spellStart"/>
-      <w:r>
-        <w:t>cége</w:t>
-      </w:r>
-      <w:proofErr w:type="spellEnd"/>
-      <w:r>
-        <w:t xml:space="preserve"> nem rendelkezhet előfizetéssel.</w:t>
+        <w:t>WAREHOUSE-2 tesztesetnél a fióknak rendelkeznie kell a megfelelő jogosultságokkal, de a cége nem rendelkezhet előfizetéssel.</w:t>
       </w:r>
     </w:p>
     <w:p>
@@ -7440,7 +7153,7 @@
       <w:pPr>
         <w:pStyle w:val="Cmsor2"/>
       </w:pPr>
-      <w:bookmarkStart w:id="35" w:name="_Toc223072432"/>
+      <w:bookmarkStart w:id="35" w:name="_Toc227746301"/>
       <w:r>
         <w:t>Bevitt adatok</w:t>
       </w:r>
@@ -8126,14 +7839,12 @@
                 <w:lang w:eastAsia="hu-HU"/>
               </w:rPr>
             </w:pPr>
-            <w:proofErr w:type="spellStart"/>
             <w:r>
               <w:rPr>
                 <w:lang w:eastAsia="hu-HU"/>
               </w:rPr>
               <w:t>osszeallit</w:t>
             </w:r>
-            <w:proofErr w:type="spellEnd"/>
           </w:p>
         </w:tc>
       </w:tr>
@@ -8312,7 +8023,7 @@
       <w:pPr>
         <w:pStyle w:val="Cmsor2"/>
       </w:pPr>
-      <w:bookmarkStart w:id="36" w:name="_Toc223072433"/>
+      <w:bookmarkStart w:id="36" w:name="_Toc227746302"/>
       <w:r>
         <w:t>Várt eredmény</w:t>
       </w:r>
@@ -8393,7 +8104,7 @@
       <w:pPr>
         <w:pStyle w:val="Cmsor2"/>
       </w:pPr>
-      <w:bookmarkStart w:id="37" w:name="_Toc223072434"/>
+      <w:bookmarkStart w:id="37" w:name="_Toc227746303"/>
       <w:r>
         <w:t>Tesztlépések</w:t>
       </w:r>
@@ -8447,27 +8158,13 @@
         <w:rPr>
           <w:lang w:eastAsia="hu-HU"/>
         </w:rPr>
-        <w:t>2. /</w:t>
-      </w:r>
-      <w:proofErr w:type="spellStart"/>
-      <w:r>
-        <w:rPr>
-          <w:lang w:eastAsia="hu-HU"/>
-        </w:rPr>
-        <w:t>r</w:t>
-      </w:r>
-      <w:r>
-        <w:rPr>
-          <w:lang w:eastAsia="hu-HU"/>
-        </w:rPr>
-        <w:t>aktar</w:t>
-      </w:r>
-      <w:proofErr w:type="spellEnd"/>
-      <w:r>
-        <w:rPr>
-          <w:lang w:eastAsia="hu-HU"/>
-        </w:rPr>
-        <w:t xml:space="preserve"> oldal megnyitása az oldalsávon található menüponttal</w:t>
+        <w:t>2. /r</w:t>
+      </w:r>
+      <w:r>
+        <w:rPr>
+          <w:lang w:eastAsia="hu-HU"/>
+        </w:rPr>
+        <w:t>aktar oldal megnyitása az oldalsávon található menüponttal</w:t>
       </w:r>
       <w:r>
         <w:rPr>
@@ -8566,21 +8263,7 @@
         <w:rPr>
           <w:lang w:eastAsia="hu-HU"/>
         </w:rPr>
-        <w:t xml:space="preserve">termékfelvétel esetén az oldal </w:t>
-      </w:r>
-      <w:proofErr w:type="spellStart"/>
-      <w:r>
-        <w:rPr>
-          <w:lang w:eastAsia="hu-HU"/>
-        </w:rPr>
-        <w:t>újratölt</w:t>
-      </w:r>
-      <w:proofErr w:type="spellEnd"/>
-      <w:r>
-        <w:rPr>
-          <w:lang w:eastAsia="hu-HU"/>
-        </w:rPr>
-        <w:t xml:space="preserve"> és a teszteset ellenőrzi, hogy az új termék megtalálható-e a raktártáblázatban</w:t>
+        <w:t>termékfelvétel esetén az oldal újratölt és a teszteset ellenőrzi, hogy az új termék megtalálható-e a raktártáblázatban</w:t>
       </w:r>
     </w:p>
     <w:p>
@@ -8632,21 +8315,7 @@
         <w:rPr>
           <w:lang w:eastAsia="hu-HU"/>
         </w:rPr>
-        <w:t>2. /</w:t>
-      </w:r>
-      <w:proofErr w:type="spellStart"/>
-      <w:r>
-        <w:rPr>
-          <w:lang w:eastAsia="hu-HU"/>
-        </w:rPr>
-        <w:t>raktar</w:t>
-      </w:r>
-      <w:proofErr w:type="spellEnd"/>
-      <w:r>
-        <w:rPr>
-          <w:lang w:eastAsia="hu-HU"/>
-        </w:rPr>
-        <w:t xml:space="preserve"> oldal megnyitása az oldalsávon található menüponttal</w:t>
+        <w:t>2. /raktar oldal megnyitása az oldalsávon található menüponttal</w:t>
       </w:r>
       <w:r>
         <w:rPr>
@@ -8735,21 +8404,7 @@
         <w:rPr>
           <w:lang w:eastAsia="hu-HU"/>
         </w:rPr>
-        <w:t>2. /</w:t>
-      </w:r>
-      <w:proofErr w:type="spellStart"/>
-      <w:r>
-        <w:rPr>
-          <w:lang w:eastAsia="hu-HU"/>
-        </w:rPr>
-        <w:t>raktar</w:t>
-      </w:r>
-      <w:proofErr w:type="spellEnd"/>
-      <w:r>
-        <w:rPr>
-          <w:lang w:eastAsia="hu-HU"/>
-        </w:rPr>
-        <w:t xml:space="preserve"> oldal megnyitása az oldalsávon található menüponttal</w:t>
+        <w:t>2. /raktar oldal megnyitása az oldalsávon található menüponttal</w:t>
       </w:r>
       <w:r>
         <w:rPr>
@@ -8864,7 +8519,7 @@
       <w:pPr>
         <w:pStyle w:val="Cmsor2"/>
       </w:pPr>
-      <w:bookmarkStart w:id="38" w:name="_Toc223072435"/>
+      <w:bookmarkStart w:id="38" w:name="_Toc227746304"/>
       <w:r>
         <w:t>Teszteket tartalmazó fájl útvonala</w:t>
       </w:r>
@@ -8876,13 +8531,8 @@
           <w:lang w:eastAsia="hu-HU"/>
         </w:rPr>
       </w:pPr>
-      <w:proofErr w:type="spellStart"/>
-      <w:r>
-        <w:t>tests</w:t>
-      </w:r>
-      <w:proofErr w:type="spellEnd"/>
-      <w:r>
-        <w:t>/e2e/</w:t>
+      <w:r>
+        <w:t>tests/e2e/</w:t>
       </w:r>
       <w:r>
         <w:t>warehouse</w:t>
@@ -9028,7 +8678,7 @@
             <w:bCs/>
             <w:color w:val="00635D" w:themeColor="accent1" w:themeShade="80"/>
           </w:rPr>
-          <w:t>2</w:t>
+          <w:t>1</w:t>
         </w:r>
         <w:r>
           <w:rPr>
@@ -9265,7 +8915,7 @@
         <v:path o:extrusionok="f" gradientshapeok="t" o:connecttype="rect"/>
         <o:lock v:ext="edit" aspectratio="t"/>
       </v:shapetype>
-      <v:shape id="_x0000_i1055" type="#_x0000_t75" style="width:159.75pt;height:173.25pt" o:bullet="t">
+      <v:shape id="_x0000_i1066" type="#_x0000_t75" style="width:159.75pt;height:173.25pt" o:bullet="t">
         <v:imagedata r:id="rId1" o:title="reka_symbol_alt"/>
       </v:shape>
     </w:pict>
@@ -13624,6 +13274,7 @@
     <w:rsid w:val="005A218E"/>
     <w:rsid w:val="006325D8"/>
     <w:rsid w:val="006A63ED"/>
+    <w:rsid w:val="008071BA"/>
     <w:rsid w:val="00E40A63"/>
     <w:rsid w:val="00F03330"/>
     <w:rsid w:val="00FA1495"/>

--- a/szerkesztendo_dokumentumok/frontendTeszt_REKA.docx
+++ b/szerkesztendo_dokumentumok/frontendTeszt_REKA.docx
@@ -509,7 +509,7 @@
           <w:r>
             <w:fldChar w:fldCharType="separate"/>
           </w:r>
-          <w:hyperlink w:anchor="_Toc227746267" w:history="1">
+          <w:hyperlink w:anchor="_Toc227757770" w:history="1">
             <w:r>
               <w:rPr>
                 <w:rStyle w:val="Hiperhivatkozs"/>
@@ -551,7 +551,7 @@
                 <w:noProof/>
                 <w:webHidden/>
               </w:rPr>
-              <w:instrText xml:space="preserve"> PAGEREF _Toc227746267 \h </w:instrText>
+              <w:instrText xml:space="preserve"> PAGEREF _Toc227757770 \h </w:instrText>
             </w:r>
             <w:r>
               <w:rPr>
@@ -591,7 +591,7 @@
               <w:lang w:eastAsia="hu-HU"/>
             </w:rPr>
           </w:pPr>
-          <w:hyperlink w:anchor="_Toc227746268" w:history="1">
+          <w:hyperlink w:anchor="_Toc227757771" w:history="1">
             <w:r>
               <w:rPr>
                 <w:rStyle w:val="Hiperhivatkozs"/>
@@ -639,7 +639,7 @@
                 <w:noProof/>
                 <w:webHidden/>
               </w:rPr>
-              <w:instrText xml:space="preserve"> PAGEREF _Toc227746268 \h </w:instrText>
+              <w:instrText xml:space="preserve"> PAGEREF _Toc227757771 \h </w:instrText>
             </w:r>
             <w:r>
               <w:rPr>
@@ -679,7 +679,7 @@
               <w:lang w:eastAsia="hu-HU"/>
             </w:rPr>
           </w:pPr>
-          <w:hyperlink w:anchor="_Toc227746269" w:history="1">
+          <w:hyperlink w:anchor="_Toc227757772" w:history="1">
             <w:r>
               <w:rPr>
                 <w:rStyle w:val="Hiperhivatkozs"/>
@@ -727,7 +727,7 @@
                 <w:noProof/>
                 <w:webHidden/>
               </w:rPr>
-              <w:instrText xml:space="preserve"> PAGEREF _Toc227746269 \h </w:instrText>
+              <w:instrText xml:space="preserve"> PAGEREF _Toc227757772 \h </w:instrText>
             </w:r>
             <w:r>
               <w:rPr>
@@ -767,7 +767,7 @@
               <w:lang w:eastAsia="hu-HU"/>
             </w:rPr>
           </w:pPr>
-          <w:hyperlink w:anchor="_Toc227746270" w:history="1">
+          <w:hyperlink w:anchor="_Toc227757773" w:history="1">
             <w:r>
               <w:rPr>
                 <w:rStyle w:val="Hiperhivatkozs"/>
@@ -815,7 +815,7 @@
                 <w:noProof/>
                 <w:webHidden/>
               </w:rPr>
-              <w:instrText xml:space="preserve"> PAGEREF _Toc227746270 \h </w:instrText>
+              <w:instrText xml:space="preserve"> PAGEREF _Toc227757773 \h </w:instrText>
             </w:r>
             <w:r>
               <w:rPr>
@@ -855,7 +855,7 @@
               <w:lang w:eastAsia="hu-HU"/>
             </w:rPr>
           </w:pPr>
-          <w:hyperlink w:anchor="_Toc227746271" w:history="1">
+          <w:hyperlink w:anchor="_Toc227757774" w:history="1">
             <w:r>
               <w:rPr>
                 <w:rStyle w:val="Hiperhivatkozs"/>
@@ -903,7 +903,7 @@
                 <w:noProof/>
                 <w:webHidden/>
               </w:rPr>
-              <w:instrText xml:space="preserve"> PAGEREF _Toc227746271 \h </w:instrText>
+              <w:instrText xml:space="preserve"> PAGEREF _Toc227757774 \h </w:instrText>
             </w:r>
             <w:r>
               <w:rPr>
@@ -943,7 +943,7 @@
               <w:lang w:eastAsia="hu-HU"/>
             </w:rPr>
           </w:pPr>
-          <w:hyperlink w:anchor="_Toc227746272" w:history="1">
+          <w:hyperlink w:anchor="_Toc227757775" w:history="1">
             <w:r>
               <w:rPr>
                 <w:rStyle w:val="Hiperhivatkozs"/>
@@ -991,7 +991,7 @@
                 <w:noProof/>
                 <w:webHidden/>
               </w:rPr>
-              <w:instrText xml:space="preserve"> PAGEREF _Toc227746272 \h </w:instrText>
+              <w:instrText xml:space="preserve"> PAGEREF _Toc227757775 \h </w:instrText>
             </w:r>
             <w:r>
               <w:rPr>
@@ -1012,87 +1012,6 @@
                 <w:webHidden/>
               </w:rPr>
               <w:t>3</w:t>
-            </w:r>
-            <w:r>
-              <w:rPr>
-                <w:noProof/>
-                <w:webHidden/>
-              </w:rPr>
-              <w:fldChar w:fldCharType="end"/>
-            </w:r>
-          </w:hyperlink>
-        </w:p>
-        <w:p>
-          <w:pPr>
-            <w:pStyle w:val="TJ1"/>
-            <w:rPr>
-              <w:rFonts w:cstheme="minorBidi"/>
-              <w:noProof/>
-            </w:rPr>
-          </w:pPr>
-          <w:hyperlink w:anchor="_Toc227746273" w:history="1">
-            <w:r>
-              <w:rPr>
-                <w:rStyle w:val="Hiperhivatkozs"/>
-                <w:rFonts w:cstheme="majorHAnsi"/>
-                <w:noProof/>
-              </w:rPr>
-              <w:t>2.</w:t>
-            </w:r>
-            <w:r>
-              <w:rPr>
-                <w:rFonts w:cstheme="minorBidi"/>
-                <w:noProof/>
-              </w:rPr>
-              <w:tab/>
-            </w:r>
-            <w:r>
-              <w:rPr>
-                <w:rStyle w:val="Hiperhivatkozs"/>
-                <w:noProof/>
-              </w:rPr>
-              <w:t>Bejelentkezés</w:t>
-            </w:r>
-            <w:r>
-              <w:rPr>
-                <w:noProof/>
-                <w:webHidden/>
-              </w:rPr>
-              <w:tab/>
-            </w:r>
-            <w:r>
-              <w:rPr>
-                <w:noProof/>
-                <w:webHidden/>
-              </w:rPr>
-              <w:fldChar w:fldCharType="begin"/>
-            </w:r>
-            <w:r>
-              <w:rPr>
-                <w:noProof/>
-                <w:webHidden/>
-              </w:rPr>
-              <w:instrText xml:space="preserve"> PAGEREF _Toc227746273 \h </w:instrText>
-            </w:r>
-            <w:r>
-              <w:rPr>
-                <w:noProof/>
-                <w:webHidden/>
-              </w:rPr>
-            </w:r>
-            <w:r>
-              <w:rPr>
-                <w:noProof/>
-                <w:webHidden/>
-              </w:rPr>
-              <w:fldChar w:fldCharType="separate"/>
-            </w:r>
-            <w:r>
-              <w:rPr>
-                <w:noProof/>
-                <w:webHidden/>
-              </w:rPr>
-              <w:t>4</w:t>
             </w:r>
             <w:r>
               <w:rPr>
@@ -1112,7 +1031,7 @@
               <w:lang w:eastAsia="hu-HU"/>
             </w:rPr>
           </w:pPr>
-          <w:hyperlink w:anchor="_Toc227746274" w:history="1">
+          <w:hyperlink w:anchor="_Toc227757776" w:history="1">
             <w:r>
               <w:rPr>
                 <w:rStyle w:val="Hiperhivatkozs"/>
@@ -1124,7 +1043,7 @@
                   </w14:lightRig>
                 </w14:scene3d>
               </w:rPr>
-              <w:t>2.1.</w:t>
+              <w:t>1.6.</w:t>
             </w:r>
             <w:r>
               <w:rPr>
@@ -1139,7 +1058,7 @@
                 <w:rStyle w:val="Hiperhivatkozs"/>
                 <w:noProof/>
               </w:rPr>
-              <w:t>Tesztesetek</w:t>
+              <w:t>Tesztek indítása</w:t>
             </w:r>
             <w:r>
               <w:rPr>
@@ -1160,7 +1079,88 @@
                 <w:noProof/>
                 <w:webHidden/>
               </w:rPr>
-              <w:instrText xml:space="preserve"> PAGEREF _Toc227746274 \h </w:instrText>
+              <w:instrText xml:space="preserve"> PAGEREF _Toc227757776 \h </w:instrText>
+            </w:r>
+            <w:r>
+              <w:rPr>
+                <w:noProof/>
+                <w:webHidden/>
+              </w:rPr>
+            </w:r>
+            <w:r>
+              <w:rPr>
+                <w:noProof/>
+                <w:webHidden/>
+              </w:rPr>
+              <w:fldChar w:fldCharType="separate"/>
+            </w:r>
+            <w:r>
+              <w:rPr>
+                <w:noProof/>
+                <w:webHidden/>
+              </w:rPr>
+              <w:t>3</w:t>
+            </w:r>
+            <w:r>
+              <w:rPr>
+                <w:noProof/>
+                <w:webHidden/>
+              </w:rPr>
+              <w:fldChar w:fldCharType="end"/>
+            </w:r>
+          </w:hyperlink>
+        </w:p>
+        <w:p>
+          <w:pPr>
+            <w:pStyle w:val="TJ1"/>
+            <w:rPr>
+              <w:rFonts w:cstheme="minorBidi"/>
+              <w:noProof/>
+            </w:rPr>
+          </w:pPr>
+          <w:hyperlink w:anchor="_Toc227757777" w:history="1">
+            <w:r>
+              <w:rPr>
+                <w:rStyle w:val="Hiperhivatkozs"/>
+                <w:rFonts w:cstheme="majorHAnsi"/>
+                <w:noProof/>
+              </w:rPr>
+              <w:t>2.</w:t>
+            </w:r>
+            <w:r>
+              <w:rPr>
+                <w:rFonts w:cstheme="minorBidi"/>
+                <w:noProof/>
+              </w:rPr>
+              <w:tab/>
+            </w:r>
+            <w:r>
+              <w:rPr>
+                <w:rStyle w:val="Hiperhivatkozs"/>
+                <w:noProof/>
+              </w:rPr>
+              <w:t>Bejelentkezés</w:t>
+            </w:r>
+            <w:r>
+              <w:rPr>
+                <w:noProof/>
+                <w:webHidden/>
+              </w:rPr>
+              <w:tab/>
+            </w:r>
+            <w:r>
+              <w:rPr>
+                <w:noProof/>
+                <w:webHidden/>
+              </w:rPr>
+              <w:fldChar w:fldCharType="begin"/>
+            </w:r>
+            <w:r>
+              <w:rPr>
+                <w:noProof/>
+                <w:webHidden/>
+              </w:rPr>
+              <w:instrText xml:space="preserve"> PAGEREF _Toc227757777 \h </w:instrText>
             </w:r>
             <w:r>
               <w:rPr>
@@ -1200,7 +1200,7 @@
               <w:lang w:eastAsia="hu-HU"/>
             </w:rPr>
           </w:pPr>
-          <w:hyperlink w:anchor="_Toc227746275" w:history="1">
+          <w:hyperlink w:anchor="_Toc227757778" w:history="1">
             <w:r>
               <w:rPr>
                 <w:rStyle w:val="Hiperhivatkozs"/>
@@ -1212,7 +1212,7 @@
                   </w14:lightRig>
                 </w14:scene3d>
               </w:rPr>
-              <w:t>2.2.</w:t>
+              <w:t>2.1.</w:t>
             </w:r>
             <w:r>
               <w:rPr>
@@ -1227,7 +1227,7 @@
                 <w:rStyle w:val="Hiperhivatkozs"/>
                 <w:noProof/>
               </w:rPr>
-              <w:t>Tesztek célja</w:t>
+              <w:t>Tesztesetek</w:t>
             </w:r>
             <w:r>
               <w:rPr>
@@ -1248,7 +1248,7 @@
                 <w:noProof/>
                 <w:webHidden/>
               </w:rPr>
-              <w:instrText xml:space="preserve"> PAGEREF _Toc227746275 \h </w:instrText>
+              <w:instrText xml:space="preserve"> PAGEREF _Toc227757778 \h </w:instrText>
             </w:r>
             <w:r>
               <w:rPr>
@@ -1288,7 +1288,7 @@
               <w:lang w:eastAsia="hu-HU"/>
             </w:rPr>
           </w:pPr>
-          <w:hyperlink w:anchor="_Toc227746276" w:history="1">
+          <w:hyperlink w:anchor="_Toc227757779" w:history="1">
             <w:r>
               <w:rPr>
                 <w:rStyle w:val="Hiperhivatkozs"/>
@@ -1300,7 +1300,7 @@
                   </w14:lightRig>
                 </w14:scene3d>
               </w:rPr>
-              <w:t>2.3.</w:t>
+              <w:t>2.2.</w:t>
             </w:r>
             <w:r>
               <w:rPr>
@@ -1315,7 +1315,7 @@
                 <w:rStyle w:val="Hiperhivatkozs"/>
                 <w:noProof/>
               </w:rPr>
-              <w:t>Előfeltételek</w:t>
+              <w:t>Tesztek célja</w:t>
             </w:r>
             <w:r>
               <w:rPr>
@@ -1336,7 +1336,7 @@
                 <w:noProof/>
                 <w:webHidden/>
               </w:rPr>
-              <w:instrText xml:space="preserve"> PAGEREF _Toc227746276 \h </w:instrText>
+              <w:instrText xml:space="preserve"> PAGEREF _Toc227757779 \h </w:instrText>
             </w:r>
             <w:r>
               <w:rPr>
@@ -1376,7 +1376,7 @@
               <w:lang w:eastAsia="hu-HU"/>
             </w:rPr>
           </w:pPr>
-          <w:hyperlink w:anchor="_Toc227746277" w:history="1">
+          <w:hyperlink w:anchor="_Toc227757780" w:history="1">
             <w:r>
               <w:rPr>
                 <w:rStyle w:val="Hiperhivatkozs"/>
@@ -1388,7 +1388,7 @@
                   </w14:lightRig>
                 </w14:scene3d>
               </w:rPr>
-              <w:t>2.4.</w:t>
+              <w:t>2.3.</w:t>
             </w:r>
             <w:r>
               <w:rPr>
@@ -1403,7 +1403,7 @@
                 <w:rStyle w:val="Hiperhivatkozs"/>
                 <w:noProof/>
               </w:rPr>
-              <w:t>Bevitt adatok</w:t>
+              <w:t>Előfeltételek</w:t>
             </w:r>
             <w:r>
               <w:rPr>
@@ -1424,7 +1424,7 @@
                 <w:noProof/>
                 <w:webHidden/>
               </w:rPr>
-              <w:instrText xml:space="preserve"> PAGEREF _Toc227746277 \h </w:instrText>
+              <w:instrText xml:space="preserve"> PAGEREF _Toc227757780 \h </w:instrText>
             </w:r>
             <w:r>
               <w:rPr>
@@ -1464,7 +1464,7 @@
               <w:lang w:eastAsia="hu-HU"/>
             </w:rPr>
           </w:pPr>
-          <w:hyperlink w:anchor="_Toc227746278" w:history="1">
+          <w:hyperlink w:anchor="_Toc227757781" w:history="1">
             <w:r>
               <w:rPr>
                 <w:rStyle w:val="Hiperhivatkozs"/>
@@ -1476,7 +1476,7 @@
                   </w14:lightRig>
                 </w14:scene3d>
               </w:rPr>
-              <w:t>2.5.</w:t>
+              <w:t>2.4.</w:t>
             </w:r>
             <w:r>
               <w:rPr>
@@ -1491,7 +1491,7 @@
                 <w:rStyle w:val="Hiperhivatkozs"/>
                 <w:noProof/>
               </w:rPr>
-              <w:t>Várt eredmény</w:t>
+              <w:t>Bevitt adatok</w:t>
             </w:r>
             <w:r>
               <w:rPr>
@@ -1512,7 +1512,7 @@
                 <w:noProof/>
                 <w:webHidden/>
               </w:rPr>
-              <w:instrText xml:space="preserve"> PAGEREF _Toc227746278 \h </w:instrText>
+              <w:instrText xml:space="preserve"> PAGEREF _Toc227757781 \h </w:instrText>
             </w:r>
             <w:r>
               <w:rPr>
@@ -1552,7 +1552,7 @@
               <w:lang w:eastAsia="hu-HU"/>
             </w:rPr>
           </w:pPr>
-          <w:hyperlink w:anchor="_Toc227746279" w:history="1">
+          <w:hyperlink w:anchor="_Toc227757782" w:history="1">
             <w:r>
               <w:rPr>
                 <w:rStyle w:val="Hiperhivatkozs"/>
@@ -1564,7 +1564,7 @@
                   </w14:lightRig>
                 </w14:scene3d>
               </w:rPr>
-              <w:t>2.6.</w:t>
+              <w:t>2.5.</w:t>
             </w:r>
             <w:r>
               <w:rPr>
@@ -1579,7 +1579,7 @@
                 <w:rStyle w:val="Hiperhivatkozs"/>
                 <w:noProof/>
               </w:rPr>
-              <w:t>Tesztlépések</w:t>
+              <w:t>Várt eredmény</w:t>
             </w:r>
             <w:r>
               <w:rPr>
@@ -1600,7 +1600,7 @@
                 <w:noProof/>
                 <w:webHidden/>
               </w:rPr>
-              <w:instrText xml:space="preserve"> PAGEREF _Toc227746279 \h </w:instrText>
+              <w:instrText xml:space="preserve"> PAGEREF _Toc227757782 \h </w:instrText>
             </w:r>
             <w:r>
               <w:rPr>
@@ -1640,7 +1640,7 @@
               <w:lang w:eastAsia="hu-HU"/>
             </w:rPr>
           </w:pPr>
-          <w:hyperlink w:anchor="_Toc227746280" w:history="1">
+          <w:hyperlink w:anchor="_Toc227757783" w:history="1">
             <w:r>
               <w:rPr>
                 <w:rStyle w:val="Hiperhivatkozs"/>
@@ -1652,7 +1652,7 @@
                   </w14:lightRig>
                 </w14:scene3d>
               </w:rPr>
-              <w:t>2.7.</w:t>
+              <w:t>2.6.</w:t>
             </w:r>
             <w:r>
               <w:rPr>
@@ -1667,7 +1667,7 @@
                 <w:rStyle w:val="Hiperhivatkozs"/>
                 <w:noProof/>
               </w:rPr>
-              <w:t>Teszteket tartalmazó fájl útvonala</w:t>
+              <w:t>Tesztlépések</w:t>
             </w:r>
             <w:r>
               <w:rPr>
@@ -1688,7 +1688,7 @@
                 <w:noProof/>
                 <w:webHidden/>
               </w:rPr>
-              <w:instrText xml:space="preserve"> PAGEREF _Toc227746280 \h </w:instrText>
+              <w:instrText xml:space="preserve"> PAGEREF _Toc227757783 \h </w:instrText>
             </w:r>
             <w:r>
               <w:rPr>
@@ -1708,88 +1708,7 @@
                 <w:noProof/>
                 <w:webHidden/>
               </w:rPr>
-              <w:t>5</w:t>
-            </w:r>
-            <w:r>
-              <w:rPr>
-                <w:noProof/>
-                <w:webHidden/>
-              </w:rPr>
-              <w:fldChar w:fldCharType="end"/>
-            </w:r>
-          </w:hyperlink>
-        </w:p>
-        <w:p>
-          <w:pPr>
-            <w:pStyle w:val="TJ1"/>
-            <w:rPr>
-              <w:rFonts w:cstheme="minorBidi"/>
-              <w:noProof/>
-            </w:rPr>
-          </w:pPr>
-          <w:hyperlink w:anchor="_Toc227746281" w:history="1">
-            <w:r>
-              <w:rPr>
-                <w:rStyle w:val="Hiperhivatkozs"/>
-                <w:rFonts w:cstheme="majorHAnsi"/>
-                <w:noProof/>
-              </w:rPr>
-              <w:t>3.</w:t>
-            </w:r>
-            <w:r>
-              <w:rPr>
-                <w:rFonts w:cstheme="minorBidi"/>
-                <w:noProof/>
-              </w:rPr>
-              <w:tab/>
-            </w:r>
-            <w:r>
-              <w:rPr>
-                <w:rStyle w:val="Hiperhivatkozs"/>
-                <w:noProof/>
-              </w:rPr>
-              <w:t>Regisztráció</w:t>
-            </w:r>
-            <w:r>
-              <w:rPr>
-                <w:noProof/>
-                <w:webHidden/>
-              </w:rPr>
-              <w:tab/>
-            </w:r>
-            <w:r>
-              <w:rPr>
-                <w:noProof/>
-                <w:webHidden/>
-              </w:rPr>
-              <w:fldChar w:fldCharType="begin"/>
-            </w:r>
-            <w:r>
-              <w:rPr>
-                <w:noProof/>
-                <w:webHidden/>
-              </w:rPr>
-              <w:instrText xml:space="preserve"> PAGEREF _Toc227746281 \h </w:instrText>
-            </w:r>
-            <w:r>
-              <w:rPr>
-                <w:noProof/>
-                <w:webHidden/>
-              </w:rPr>
-            </w:r>
-            <w:r>
-              <w:rPr>
-                <w:noProof/>
-                <w:webHidden/>
-              </w:rPr>
-              <w:fldChar w:fldCharType="separate"/>
-            </w:r>
-            <w:r>
-              <w:rPr>
-                <w:noProof/>
-                <w:webHidden/>
-              </w:rPr>
-              <w:t>6</w:t>
+              <w:t>4</w:t>
             </w:r>
             <w:r>
               <w:rPr>
@@ -1809,7 +1728,7 @@
               <w:lang w:eastAsia="hu-HU"/>
             </w:rPr>
           </w:pPr>
-          <w:hyperlink w:anchor="_Toc227746282" w:history="1">
+          <w:hyperlink w:anchor="_Toc227757784" w:history="1">
             <w:r>
               <w:rPr>
                 <w:rStyle w:val="Hiperhivatkozs"/>
@@ -1821,7 +1740,7 @@
                   </w14:lightRig>
                 </w14:scene3d>
               </w:rPr>
-              <w:t>3.1.</w:t>
+              <w:t>2.7.</w:t>
             </w:r>
             <w:r>
               <w:rPr>
@@ -1836,7 +1755,7 @@
                 <w:rStyle w:val="Hiperhivatkozs"/>
                 <w:noProof/>
               </w:rPr>
-              <w:t>Tesztesetek</w:t>
+              <w:t>Teszteket tartalmazó fájl útvonala</w:t>
             </w:r>
             <w:r>
               <w:rPr>
@@ -1857,7 +1776,88 @@
                 <w:noProof/>
                 <w:webHidden/>
               </w:rPr>
-              <w:instrText xml:space="preserve"> PAGEREF _Toc227746282 \h </w:instrText>
+              <w:instrText xml:space="preserve"> PAGEREF _Toc227757784 \h </w:instrText>
+            </w:r>
+            <w:r>
+              <w:rPr>
+                <w:noProof/>
+                <w:webHidden/>
+              </w:rPr>
+            </w:r>
+            <w:r>
+              <w:rPr>
+                <w:noProof/>
+                <w:webHidden/>
+              </w:rPr>
+              <w:fldChar w:fldCharType="separate"/>
+            </w:r>
+            <w:r>
+              <w:rPr>
+                <w:noProof/>
+                <w:webHidden/>
+              </w:rPr>
+              <w:t>5</w:t>
+            </w:r>
+            <w:r>
+              <w:rPr>
+                <w:noProof/>
+                <w:webHidden/>
+              </w:rPr>
+              <w:fldChar w:fldCharType="end"/>
+            </w:r>
+          </w:hyperlink>
+        </w:p>
+        <w:p>
+          <w:pPr>
+            <w:pStyle w:val="TJ1"/>
+            <w:rPr>
+              <w:rFonts w:cstheme="minorBidi"/>
+              <w:noProof/>
+            </w:rPr>
+          </w:pPr>
+          <w:hyperlink w:anchor="_Toc227757785" w:history="1">
+            <w:r>
+              <w:rPr>
+                <w:rStyle w:val="Hiperhivatkozs"/>
+                <w:rFonts w:cstheme="majorHAnsi"/>
+                <w:noProof/>
+              </w:rPr>
+              <w:t>3.</w:t>
+            </w:r>
+            <w:r>
+              <w:rPr>
+                <w:rFonts w:cstheme="minorBidi"/>
+                <w:noProof/>
+              </w:rPr>
+              <w:tab/>
+            </w:r>
+            <w:r>
+              <w:rPr>
+                <w:rStyle w:val="Hiperhivatkozs"/>
+                <w:noProof/>
+              </w:rPr>
+              <w:t>Regisztráció</w:t>
+            </w:r>
+            <w:r>
+              <w:rPr>
+                <w:noProof/>
+                <w:webHidden/>
+              </w:rPr>
+              <w:tab/>
+            </w:r>
+            <w:r>
+              <w:rPr>
+                <w:noProof/>
+                <w:webHidden/>
+              </w:rPr>
+              <w:fldChar w:fldCharType="begin"/>
+            </w:r>
+            <w:r>
+              <w:rPr>
+                <w:noProof/>
+                <w:webHidden/>
+              </w:rPr>
+              <w:instrText xml:space="preserve"> PAGEREF _Toc227757785 \h </w:instrText>
             </w:r>
             <w:r>
               <w:rPr>
@@ -1897,7 +1897,7 @@
               <w:lang w:eastAsia="hu-HU"/>
             </w:rPr>
           </w:pPr>
-          <w:hyperlink w:anchor="_Toc227746283" w:history="1">
+          <w:hyperlink w:anchor="_Toc227757786" w:history="1">
             <w:r>
               <w:rPr>
                 <w:rStyle w:val="Hiperhivatkozs"/>
@@ -1909,7 +1909,7 @@
                   </w14:lightRig>
                 </w14:scene3d>
               </w:rPr>
-              <w:t>3.2.</w:t>
+              <w:t>3.1.</w:t>
             </w:r>
             <w:r>
               <w:rPr>
@@ -1924,7 +1924,7 @@
                 <w:rStyle w:val="Hiperhivatkozs"/>
                 <w:noProof/>
               </w:rPr>
-              <w:t>Tesztek célja</w:t>
+              <w:t>Tesztesetek</w:t>
             </w:r>
             <w:r>
               <w:rPr>
@@ -1945,7 +1945,7 @@
                 <w:noProof/>
                 <w:webHidden/>
               </w:rPr>
-              <w:instrText xml:space="preserve"> PAGEREF _Toc227746283 \h </w:instrText>
+              <w:instrText xml:space="preserve"> PAGEREF _Toc227757786 \h </w:instrText>
             </w:r>
             <w:r>
               <w:rPr>
@@ -1985,7 +1985,7 @@
               <w:lang w:eastAsia="hu-HU"/>
             </w:rPr>
           </w:pPr>
-          <w:hyperlink w:anchor="_Toc227746284" w:history="1">
+          <w:hyperlink w:anchor="_Toc227757787" w:history="1">
             <w:r>
               <w:rPr>
                 <w:rStyle w:val="Hiperhivatkozs"/>
@@ -1997,7 +1997,7 @@
                   </w14:lightRig>
                 </w14:scene3d>
               </w:rPr>
-              <w:t>3.3.</w:t>
+              <w:t>3.2.</w:t>
             </w:r>
             <w:r>
               <w:rPr>
@@ -2012,7 +2012,7 @@
                 <w:rStyle w:val="Hiperhivatkozs"/>
                 <w:noProof/>
               </w:rPr>
-              <w:t>Előfeltételek</w:t>
+              <w:t>Tesztek célja</w:t>
             </w:r>
             <w:r>
               <w:rPr>
@@ -2033,7 +2033,7 @@
                 <w:noProof/>
                 <w:webHidden/>
               </w:rPr>
-              <w:instrText xml:space="preserve"> PAGEREF _Toc227746284 \h </w:instrText>
+              <w:instrText xml:space="preserve"> PAGEREF _Toc227757787 \h </w:instrText>
             </w:r>
             <w:r>
               <w:rPr>
@@ -2073,7 +2073,7 @@
               <w:lang w:eastAsia="hu-HU"/>
             </w:rPr>
           </w:pPr>
-          <w:hyperlink w:anchor="_Toc227746285" w:history="1">
+          <w:hyperlink w:anchor="_Toc227757788" w:history="1">
             <w:r>
               <w:rPr>
                 <w:rStyle w:val="Hiperhivatkozs"/>
@@ -2085,7 +2085,7 @@
                   </w14:lightRig>
                 </w14:scene3d>
               </w:rPr>
-              <w:t>3.4.</w:t>
+              <w:t>3.3.</w:t>
             </w:r>
             <w:r>
               <w:rPr>
@@ -2100,7 +2100,7 @@
                 <w:rStyle w:val="Hiperhivatkozs"/>
                 <w:noProof/>
               </w:rPr>
-              <w:t>Bevitt adatok</w:t>
+              <w:t>Előfeltételek</w:t>
             </w:r>
             <w:r>
               <w:rPr>
@@ -2121,7 +2121,7 @@
                 <w:noProof/>
                 <w:webHidden/>
               </w:rPr>
-              <w:instrText xml:space="preserve"> PAGEREF _Toc227746285 \h </w:instrText>
+              <w:instrText xml:space="preserve"> PAGEREF _Toc227757788 \h </w:instrText>
             </w:r>
             <w:r>
               <w:rPr>
@@ -2161,7 +2161,7 @@
               <w:lang w:eastAsia="hu-HU"/>
             </w:rPr>
           </w:pPr>
-          <w:hyperlink w:anchor="_Toc227746286" w:history="1">
+          <w:hyperlink w:anchor="_Toc227757789" w:history="1">
             <w:r>
               <w:rPr>
                 <w:rStyle w:val="Hiperhivatkozs"/>
@@ -2173,7 +2173,7 @@
                   </w14:lightRig>
                 </w14:scene3d>
               </w:rPr>
-              <w:t>3.5.</w:t>
+              <w:t>3.4.</w:t>
             </w:r>
             <w:r>
               <w:rPr>
@@ -2188,7 +2188,7 @@
                 <w:rStyle w:val="Hiperhivatkozs"/>
                 <w:noProof/>
               </w:rPr>
-              <w:t>Várt eredmény</w:t>
+              <w:t>Bevitt adatok</w:t>
             </w:r>
             <w:r>
               <w:rPr>
@@ -2209,7 +2209,7 @@
                 <w:noProof/>
                 <w:webHidden/>
               </w:rPr>
-              <w:instrText xml:space="preserve"> PAGEREF _Toc227746286 \h </w:instrText>
+              <w:instrText xml:space="preserve"> PAGEREF _Toc227757789 \h </w:instrText>
             </w:r>
             <w:r>
               <w:rPr>
@@ -2229,7 +2229,7 @@
                 <w:noProof/>
                 <w:webHidden/>
               </w:rPr>
-              <w:t>7</w:t>
+              <w:t>6</w:t>
             </w:r>
             <w:r>
               <w:rPr>
@@ -2249,7 +2249,7 @@
               <w:lang w:eastAsia="hu-HU"/>
             </w:rPr>
           </w:pPr>
-          <w:hyperlink w:anchor="_Toc227746287" w:history="1">
+          <w:hyperlink w:anchor="_Toc227757790" w:history="1">
             <w:r>
               <w:rPr>
                 <w:rStyle w:val="Hiperhivatkozs"/>
@@ -2261,7 +2261,7 @@
                   </w14:lightRig>
                 </w14:scene3d>
               </w:rPr>
-              <w:t>3.6.</w:t>
+              <w:t>3.5.</w:t>
             </w:r>
             <w:r>
               <w:rPr>
@@ -2276,7 +2276,7 @@
                 <w:rStyle w:val="Hiperhivatkozs"/>
                 <w:noProof/>
               </w:rPr>
-              <w:t>Tesztlépések</w:t>
+              <w:t>Várt eredmény</w:t>
             </w:r>
             <w:r>
               <w:rPr>
@@ -2297,7 +2297,7 @@
                 <w:noProof/>
                 <w:webHidden/>
               </w:rPr>
-              <w:instrText xml:space="preserve"> PAGEREF _Toc227746287 \h </w:instrText>
+              <w:instrText xml:space="preserve"> PAGEREF _Toc227757790 \h </w:instrText>
             </w:r>
             <w:r>
               <w:rPr>
@@ -2337,7 +2337,7 @@
               <w:lang w:eastAsia="hu-HU"/>
             </w:rPr>
           </w:pPr>
-          <w:hyperlink w:anchor="_Toc227746288" w:history="1">
+          <w:hyperlink w:anchor="_Toc227757791" w:history="1">
             <w:r>
               <w:rPr>
                 <w:rStyle w:val="Hiperhivatkozs"/>
@@ -2349,7 +2349,7 @@
                   </w14:lightRig>
                 </w14:scene3d>
               </w:rPr>
-              <w:t>3.7.</w:t>
+              <w:t>3.6.</w:t>
             </w:r>
             <w:r>
               <w:rPr>
@@ -2364,7 +2364,7 @@
                 <w:rStyle w:val="Hiperhivatkozs"/>
                 <w:noProof/>
               </w:rPr>
-              <w:t>Teszteket tartalmazó fájl útvonala</w:t>
+              <w:t>Tesztlépések</w:t>
             </w:r>
             <w:r>
               <w:rPr>
@@ -2385,7 +2385,7 @@
                 <w:noProof/>
                 <w:webHidden/>
               </w:rPr>
-              <w:instrText xml:space="preserve"> PAGEREF _Toc227746288 \h </w:instrText>
+              <w:instrText xml:space="preserve"> PAGEREF _Toc227757791 \h </w:instrText>
             </w:r>
             <w:r>
               <w:rPr>
@@ -2406,87 +2406,6 @@
                 <w:webHidden/>
               </w:rPr>
               <w:t>7</w:t>
-            </w:r>
-            <w:r>
-              <w:rPr>
-                <w:noProof/>
-                <w:webHidden/>
-              </w:rPr>
-              <w:fldChar w:fldCharType="end"/>
-            </w:r>
-          </w:hyperlink>
-        </w:p>
-        <w:p>
-          <w:pPr>
-            <w:pStyle w:val="TJ1"/>
-            <w:rPr>
-              <w:rFonts w:cstheme="minorBidi"/>
-              <w:noProof/>
-            </w:rPr>
-          </w:pPr>
-          <w:hyperlink w:anchor="_Toc227746289" w:history="1">
-            <w:r>
-              <w:rPr>
-                <w:rStyle w:val="Hiperhivatkozs"/>
-                <w:rFonts w:cstheme="majorHAnsi"/>
-                <w:noProof/>
-              </w:rPr>
-              <w:t>4.</w:t>
-            </w:r>
-            <w:r>
-              <w:rPr>
-                <w:rFonts w:cstheme="minorBidi"/>
-                <w:noProof/>
-              </w:rPr>
-              <w:tab/>
-            </w:r>
-            <w:r>
-              <w:rPr>
-                <w:rStyle w:val="Hiperhivatkozs"/>
-                <w:noProof/>
-              </w:rPr>
-              <w:t>Oldalsáv és profilmenü</w:t>
-            </w:r>
-            <w:r>
-              <w:rPr>
-                <w:noProof/>
-                <w:webHidden/>
-              </w:rPr>
-              <w:tab/>
-            </w:r>
-            <w:r>
-              <w:rPr>
-                <w:noProof/>
-                <w:webHidden/>
-              </w:rPr>
-              <w:fldChar w:fldCharType="begin"/>
-            </w:r>
-            <w:r>
-              <w:rPr>
-                <w:noProof/>
-                <w:webHidden/>
-              </w:rPr>
-              <w:instrText xml:space="preserve"> PAGEREF _Toc227746289 \h </w:instrText>
-            </w:r>
-            <w:r>
-              <w:rPr>
-                <w:noProof/>
-                <w:webHidden/>
-              </w:rPr>
-            </w:r>
-            <w:r>
-              <w:rPr>
-                <w:noProof/>
-                <w:webHidden/>
-              </w:rPr>
-              <w:fldChar w:fldCharType="separate"/>
-            </w:r>
-            <w:r>
-              <w:rPr>
-                <w:noProof/>
-                <w:webHidden/>
-              </w:rPr>
-              <w:t>8</w:t>
             </w:r>
             <w:r>
               <w:rPr>
@@ -2506,7 +2425,7 @@
               <w:lang w:eastAsia="hu-HU"/>
             </w:rPr>
           </w:pPr>
-          <w:hyperlink w:anchor="_Toc227746290" w:history="1">
+          <w:hyperlink w:anchor="_Toc227757792" w:history="1">
             <w:r>
               <w:rPr>
                 <w:rStyle w:val="Hiperhivatkozs"/>
@@ -2518,7 +2437,7 @@
                   </w14:lightRig>
                 </w14:scene3d>
               </w:rPr>
-              <w:t>4.1.</w:t>
+              <w:t>3.7.</w:t>
             </w:r>
             <w:r>
               <w:rPr>
@@ -2533,7 +2452,7 @@
                 <w:rStyle w:val="Hiperhivatkozs"/>
                 <w:noProof/>
               </w:rPr>
-              <w:t>Tesztesetek</w:t>
+              <w:t>Teszteket tartalmazó fájl útvonala</w:t>
             </w:r>
             <w:r>
               <w:rPr>
@@ -2554,7 +2473,88 @@
                 <w:noProof/>
                 <w:webHidden/>
               </w:rPr>
-              <w:instrText xml:space="preserve"> PAGEREF _Toc227746290 \h </w:instrText>
+              <w:instrText xml:space="preserve"> PAGEREF _Toc227757792 \h </w:instrText>
+            </w:r>
+            <w:r>
+              <w:rPr>
+                <w:noProof/>
+                <w:webHidden/>
+              </w:rPr>
+            </w:r>
+            <w:r>
+              <w:rPr>
+                <w:noProof/>
+                <w:webHidden/>
+              </w:rPr>
+              <w:fldChar w:fldCharType="separate"/>
+            </w:r>
+            <w:r>
+              <w:rPr>
+                <w:noProof/>
+                <w:webHidden/>
+              </w:rPr>
+              <w:t>7</w:t>
+            </w:r>
+            <w:r>
+              <w:rPr>
+                <w:noProof/>
+                <w:webHidden/>
+              </w:rPr>
+              <w:fldChar w:fldCharType="end"/>
+            </w:r>
+          </w:hyperlink>
+        </w:p>
+        <w:p>
+          <w:pPr>
+            <w:pStyle w:val="TJ1"/>
+            <w:rPr>
+              <w:rFonts w:cstheme="minorBidi"/>
+              <w:noProof/>
+            </w:rPr>
+          </w:pPr>
+          <w:hyperlink w:anchor="_Toc227757793" w:history="1">
+            <w:r>
+              <w:rPr>
+                <w:rStyle w:val="Hiperhivatkozs"/>
+                <w:rFonts w:cstheme="majorHAnsi"/>
+                <w:noProof/>
+              </w:rPr>
+              <w:t>4.</w:t>
+            </w:r>
+            <w:r>
+              <w:rPr>
+                <w:rFonts w:cstheme="minorBidi"/>
+                <w:noProof/>
+              </w:rPr>
+              <w:tab/>
+            </w:r>
+            <w:r>
+              <w:rPr>
+                <w:rStyle w:val="Hiperhivatkozs"/>
+                <w:noProof/>
+              </w:rPr>
+              <w:t>Oldalsáv és profilmenü</w:t>
+            </w:r>
+            <w:r>
+              <w:rPr>
+                <w:noProof/>
+                <w:webHidden/>
+              </w:rPr>
+              <w:tab/>
+            </w:r>
+            <w:r>
+              <w:rPr>
+                <w:noProof/>
+                <w:webHidden/>
+              </w:rPr>
+              <w:fldChar w:fldCharType="begin"/>
+            </w:r>
+            <w:r>
+              <w:rPr>
+                <w:noProof/>
+                <w:webHidden/>
+              </w:rPr>
+              <w:instrText xml:space="preserve"> PAGEREF _Toc227757793 \h </w:instrText>
             </w:r>
             <w:r>
               <w:rPr>
@@ -2594,7 +2594,7 @@
               <w:lang w:eastAsia="hu-HU"/>
             </w:rPr>
           </w:pPr>
-          <w:hyperlink w:anchor="_Toc227746291" w:history="1">
+          <w:hyperlink w:anchor="_Toc227757794" w:history="1">
             <w:r>
               <w:rPr>
                 <w:rStyle w:val="Hiperhivatkozs"/>
@@ -2606,7 +2606,7 @@
                   </w14:lightRig>
                 </w14:scene3d>
               </w:rPr>
-              <w:t>4.2.</w:t>
+              <w:t>4.1.</w:t>
             </w:r>
             <w:r>
               <w:rPr>
@@ -2621,7 +2621,7 @@
                 <w:rStyle w:val="Hiperhivatkozs"/>
                 <w:noProof/>
               </w:rPr>
-              <w:t>Tesztek célja</w:t>
+              <w:t>Tesztesetek</w:t>
             </w:r>
             <w:r>
               <w:rPr>
@@ -2642,7 +2642,7 @@
                 <w:noProof/>
                 <w:webHidden/>
               </w:rPr>
-              <w:instrText xml:space="preserve"> PAGEREF _Toc227746291 \h </w:instrText>
+              <w:instrText xml:space="preserve"> PAGEREF _Toc227757794 \h </w:instrText>
             </w:r>
             <w:r>
               <w:rPr>
@@ -2682,7 +2682,7 @@
               <w:lang w:eastAsia="hu-HU"/>
             </w:rPr>
           </w:pPr>
-          <w:hyperlink w:anchor="_Toc227746292" w:history="1">
+          <w:hyperlink w:anchor="_Toc227757795" w:history="1">
             <w:r>
               <w:rPr>
                 <w:rStyle w:val="Hiperhivatkozs"/>
@@ -2694,7 +2694,7 @@
                   </w14:lightRig>
                 </w14:scene3d>
               </w:rPr>
-              <w:t>4.3.</w:t>
+              <w:t>4.2.</w:t>
             </w:r>
             <w:r>
               <w:rPr>
@@ -2709,7 +2709,7 @@
                 <w:rStyle w:val="Hiperhivatkozs"/>
                 <w:noProof/>
               </w:rPr>
-              <w:t>Előfeltételek</w:t>
+              <w:t>Tesztek célja</w:t>
             </w:r>
             <w:r>
               <w:rPr>
@@ -2730,7 +2730,7 @@
                 <w:noProof/>
                 <w:webHidden/>
               </w:rPr>
-              <w:instrText xml:space="preserve"> PAGEREF _Toc227746292 \h </w:instrText>
+              <w:instrText xml:space="preserve"> PAGEREF _Toc227757795 \h </w:instrText>
             </w:r>
             <w:r>
               <w:rPr>
@@ -2770,7 +2770,7 @@
               <w:lang w:eastAsia="hu-HU"/>
             </w:rPr>
           </w:pPr>
-          <w:hyperlink w:anchor="_Toc227746293" w:history="1">
+          <w:hyperlink w:anchor="_Toc227757796" w:history="1">
             <w:r>
               <w:rPr>
                 <w:rStyle w:val="Hiperhivatkozs"/>
@@ -2782,7 +2782,7 @@
                   </w14:lightRig>
                 </w14:scene3d>
               </w:rPr>
-              <w:t>4.4.</w:t>
+              <w:t>4.3.</w:t>
             </w:r>
             <w:r>
               <w:rPr>
@@ -2797,7 +2797,7 @@
                 <w:rStyle w:val="Hiperhivatkozs"/>
                 <w:noProof/>
               </w:rPr>
-              <w:t>Bevitt adatok</w:t>
+              <w:t>Előfeltételek</w:t>
             </w:r>
             <w:r>
               <w:rPr>
@@ -2818,7 +2818,7 @@
                 <w:noProof/>
                 <w:webHidden/>
               </w:rPr>
-              <w:instrText xml:space="preserve"> PAGEREF _Toc227746293 \h </w:instrText>
+              <w:instrText xml:space="preserve"> PAGEREF _Toc227757796 \h </w:instrText>
             </w:r>
             <w:r>
               <w:rPr>
@@ -2858,7 +2858,7 @@
               <w:lang w:eastAsia="hu-HU"/>
             </w:rPr>
           </w:pPr>
-          <w:hyperlink w:anchor="_Toc227746294" w:history="1">
+          <w:hyperlink w:anchor="_Toc227757797" w:history="1">
             <w:r>
               <w:rPr>
                 <w:rStyle w:val="Hiperhivatkozs"/>
@@ -2870,7 +2870,7 @@
                   </w14:lightRig>
                 </w14:scene3d>
               </w:rPr>
-              <w:t>4.5.</w:t>
+              <w:t>4.4.</w:t>
             </w:r>
             <w:r>
               <w:rPr>
@@ -2885,7 +2885,7 @@
                 <w:rStyle w:val="Hiperhivatkozs"/>
                 <w:noProof/>
               </w:rPr>
-              <w:t>Várt eredmény</w:t>
+              <w:t>Bevitt adatok</w:t>
             </w:r>
             <w:r>
               <w:rPr>
@@ -2906,7 +2906,7 @@
                 <w:noProof/>
                 <w:webHidden/>
               </w:rPr>
-              <w:instrText xml:space="preserve"> PAGEREF _Toc227746294 \h </w:instrText>
+              <w:instrText xml:space="preserve"> PAGEREF _Toc227757797 \h </w:instrText>
             </w:r>
             <w:r>
               <w:rPr>
@@ -2946,7 +2946,7 @@
               <w:lang w:eastAsia="hu-HU"/>
             </w:rPr>
           </w:pPr>
-          <w:hyperlink w:anchor="_Toc227746295" w:history="1">
+          <w:hyperlink w:anchor="_Toc227757798" w:history="1">
             <w:r>
               <w:rPr>
                 <w:rStyle w:val="Hiperhivatkozs"/>
@@ -2958,7 +2958,7 @@
                   </w14:lightRig>
                 </w14:scene3d>
               </w:rPr>
-              <w:t>4.6.</w:t>
+              <w:t>4.5.</w:t>
             </w:r>
             <w:r>
               <w:rPr>
@@ -2973,7 +2973,7 @@
                 <w:rStyle w:val="Hiperhivatkozs"/>
                 <w:noProof/>
               </w:rPr>
-              <w:t>Tesztlépések</w:t>
+              <w:t>Várt eredmény</w:t>
             </w:r>
             <w:r>
               <w:rPr>
@@ -2994,7 +2994,7 @@
                 <w:noProof/>
                 <w:webHidden/>
               </w:rPr>
-              <w:instrText xml:space="preserve"> PAGEREF _Toc227746295 \h </w:instrText>
+              <w:instrText xml:space="preserve"> PAGEREF _Toc227757798 \h </w:instrText>
             </w:r>
             <w:r>
               <w:rPr>
@@ -3034,7 +3034,7 @@
               <w:lang w:eastAsia="hu-HU"/>
             </w:rPr>
           </w:pPr>
-          <w:hyperlink w:anchor="_Toc227746296" w:history="1">
+          <w:hyperlink w:anchor="_Toc227757799" w:history="1">
             <w:r>
               <w:rPr>
                 <w:rStyle w:val="Hiperhivatkozs"/>
@@ -3046,7 +3046,7 @@
                   </w14:lightRig>
                 </w14:scene3d>
               </w:rPr>
-              <w:t>4.7.</w:t>
+              <w:t>4.6.</w:t>
             </w:r>
             <w:r>
               <w:rPr>
@@ -3061,7 +3061,7 @@
                 <w:rStyle w:val="Hiperhivatkozs"/>
                 <w:noProof/>
               </w:rPr>
-              <w:t>Teszteket tartalmazó fájl útvonala</w:t>
+              <w:t>Tesztlépések</w:t>
             </w:r>
             <w:r>
               <w:rPr>
@@ -3082,7 +3082,7 @@
                 <w:noProof/>
                 <w:webHidden/>
               </w:rPr>
-              <w:instrText xml:space="preserve"> PAGEREF _Toc227746296 \h </w:instrText>
+              <w:instrText xml:space="preserve"> PAGEREF _Toc227757799 \h </w:instrText>
             </w:r>
             <w:r>
               <w:rPr>
@@ -3103,87 +3103,6 @@
                 <w:webHidden/>
               </w:rPr>
               <w:t>8</w:t>
-            </w:r>
-            <w:r>
-              <w:rPr>
-                <w:noProof/>
-                <w:webHidden/>
-              </w:rPr>
-              <w:fldChar w:fldCharType="end"/>
-            </w:r>
-          </w:hyperlink>
-        </w:p>
-        <w:p>
-          <w:pPr>
-            <w:pStyle w:val="TJ1"/>
-            <w:rPr>
-              <w:rFonts w:cstheme="minorBidi"/>
-              <w:noProof/>
-            </w:rPr>
-          </w:pPr>
-          <w:hyperlink w:anchor="_Toc227746297" w:history="1">
-            <w:r>
-              <w:rPr>
-                <w:rStyle w:val="Hiperhivatkozs"/>
-                <w:rFonts w:cstheme="majorHAnsi"/>
-                <w:noProof/>
-              </w:rPr>
-              <w:t>5.</w:t>
-            </w:r>
-            <w:r>
-              <w:rPr>
-                <w:rFonts w:cstheme="minorBidi"/>
-                <w:noProof/>
-              </w:rPr>
-              <w:tab/>
-            </w:r>
-            <w:r>
-              <w:rPr>
-                <w:rStyle w:val="Hiperhivatkozs"/>
-                <w:noProof/>
-              </w:rPr>
-              <w:t>Új termék felvétele</w:t>
-            </w:r>
-            <w:r>
-              <w:rPr>
-                <w:noProof/>
-                <w:webHidden/>
-              </w:rPr>
-              <w:tab/>
-            </w:r>
-            <w:r>
-              <w:rPr>
-                <w:noProof/>
-                <w:webHidden/>
-              </w:rPr>
-              <w:fldChar w:fldCharType="begin"/>
-            </w:r>
-            <w:r>
-              <w:rPr>
-                <w:noProof/>
-                <w:webHidden/>
-              </w:rPr>
-              <w:instrText xml:space="preserve"> PAGEREF _Toc227746297 \h </w:instrText>
-            </w:r>
-            <w:r>
-              <w:rPr>
-                <w:noProof/>
-                <w:webHidden/>
-              </w:rPr>
-            </w:r>
-            <w:r>
-              <w:rPr>
-                <w:noProof/>
-                <w:webHidden/>
-              </w:rPr>
-              <w:fldChar w:fldCharType="separate"/>
-            </w:r>
-            <w:r>
-              <w:rPr>
-                <w:noProof/>
-                <w:webHidden/>
-              </w:rPr>
-              <w:t>9</w:t>
             </w:r>
             <w:r>
               <w:rPr>
@@ -3203,7 +3122,7 @@
               <w:lang w:eastAsia="hu-HU"/>
             </w:rPr>
           </w:pPr>
-          <w:hyperlink w:anchor="_Toc227746298" w:history="1">
+          <w:hyperlink w:anchor="_Toc227757800" w:history="1">
             <w:r>
               <w:rPr>
                 <w:rStyle w:val="Hiperhivatkozs"/>
@@ -3215,7 +3134,7 @@
                   </w14:lightRig>
                 </w14:scene3d>
               </w:rPr>
-              <w:t>5.1.</w:t>
+              <w:t>4.7.</w:t>
             </w:r>
             <w:r>
               <w:rPr>
@@ -3230,7 +3149,7 @@
                 <w:rStyle w:val="Hiperhivatkozs"/>
                 <w:noProof/>
               </w:rPr>
-              <w:t>Tesztesetek</w:t>
+              <w:t>Teszteket tartalmazó fájl útvonala</w:t>
             </w:r>
             <w:r>
               <w:rPr>
@@ -3251,7 +3170,88 @@
                 <w:noProof/>
                 <w:webHidden/>
               </w:rPr>
-              <w:instrText xml:space="preserve"> PAGEREF _Toc227746298 \h </w:instrText>
+              <w:instrText xml:space="preserve"> PAGEREF _Toc227757800 \h </w:instrText>
+            </w:r>
+            <w:r>
+              <w:rPr>
+                <w:noProof/>
+                <w:webHidden/>
+              </w:rPr>
+            </w:r>
+            <w:r>
+              <w:rPr>
+                <w:noProof/>
+                <w:webHidden/>
+              </w:rPr>
+              <w:fldChar w:fldCharType="separate"/>
+            </w:r>
+            <w:r>
+              <w:rPr>
+                <w:noProof/>
+                <w:webHidden/>
+              </w:rPr>
+              <w:t>8</w:t>
+            </w:r>
+            <w:r>
+              <w:rPr>
+                <w:noProof/>
+                <w:webHidden/>
+              </w:rPr>
+              <w:fldChar w:fldCharType="end"/>
+            </w:r>
+          </w:hyperlink>
+        </w:p>
+        <w:p>
+          <w:pPr>
+            <w:pStyle w:val="TJ1"/>
+            <w:rPr>
+              <w:rFonts w:cstheme="minorBidi"/>
+              <w:noProof/>
+            </w:rPr>
+          </w:pPr>
+          <w:hyperlink w:anchor="_Toc227757801" w:history="1">
+            <w:r>
+              <w:rPr>
+                <w:rStyle w:val="Hiperhivatkozs"/>
+                <w:rFonts w:cstheme="majorHAnsi"/>
+                <w:noProof/>
+              </w:rPr>
+              <w:t>5.</w:t>
+            </w:r>
+            <w:r>
+              <w:rPr>
+                <w:rFonts w:cstheme="minorBidi"/>
+                <w:noProof/>
+              </w:rPr>
+              <w:tab/>
+            </w:r>
+            <w:r>
+              <w:rPr>
+                <w:rStyle w:val="Hiperhivatkozs"/>
+                <w:noProof/>
+              </w:rPr>
+              <w:t>Új termék felvétele</w:t>
+            </w:r>
+            <w:r>
+              <w:rPr>
+                <w:noProof/>
+                <w:webHidden/>
+              </w:rPr>
+              <w:tab/>
+            </w:r>
+            <w:r>
+              <w:rPr>
+                <w:noProof/>
+                <w:webHidden/>
+              </w:rPr>
+              <w:fldChar w:fldCharType="begin"/>
+            </w:r>
+            <w:r>
+              <w:rPr>
+                <w:noProof/>
+                <w:webHidden/>
+              </w:rPr>
+              <w:instrText xml:space="preserve"> PAGEREF _Toc227757801 \h </w:instrText>
             </w:r>
             <w:r>
               <w:rPr>
@@ -3291,7 +3291,7 @@
               <w:lang w:eastAsia="hu-HU"/>
             </w:rPr>
           </w:pPr>
-          <w:hyperlink w:anchor="_Toc227746299" w:history="1">
+          <w:hyperlink w:anchor="_Toc227757802" w:history="1">
             <w:r>
               <w:rPr>
                 <w:rStyle w:val="Hiperhivatkozs"/>
@@ -3303,7 +3303,7 @@
                   </w14:lightRig>
                 </w14:scene3d>
               </w:rPr>
-              <w:t>5.2.</w:t>
+              <w:t>5.1.</w:t>
             </w:r>
             <w:r>
               <w:rPr>
@@ -3318,7 +3318,7 @@
                 <w:rStyle w:val="Hiperhivatkozs"/>
                 <w:noProof/>
               </w:rPr>
-              <w:t>Tesztek célja</w:t>
+              <w:t>Tesztesetek</w:t>
             </w:r>
             <w:r>
               <w:rPr>
@@ -3339,7 +3339,7 @@
                 <w:noProof/>
                 <w:webHidden/>
               </w:rPr>
-              <w:instrText xml:space="preserve"> PAGEREF _Toc227746299 \h </w:instrText>
+              <w:instrText xml:space="preserve"> PAGEREF _Toc227757802 \h </w:instrText>
             </w:r>
             <w:r>
               <w:rPr>
@@ -3379,7 +3379,7 @@
               <w:lang w:eastAsia="hu-HU"/>
             </w:rPr>
           </w:pPr>
-          <w:hyperlink w:anchor="_Toc227746300" w:history="1">
+          <w:hyperlink w:anchor="_Toc227757803" w:history="1">
             <w:r>
               <w:rPr>
                 <w:rStyle w:val="Hiperhivatkozs"/>
@@ -3391,7 +3391,7 @@
                   </w14:lightRig>
                 </w14:scene3d>
               </w:rPr>
-              <w:t>5.3.</w:t>
+              <w:t>5.2.</w:t>
             </w:r>
             <w:r>
               <w:rPr>
@@ -3406,7 +3406,7 @@
                 <w:rStyle w:val="Hiperhivatkozs"/>
                 <w:noProof/>
               </w:rPr>
-              <w:t>Előfeltételek</w:t>
+              <w:t>Tesztek célja</w:t>
             </w:r>
             <w:r>
               <w:rPr>
@@ -3427,7 +3427,7 @@
                 <w:noProof/>
                 <w:webHidden/>
               </w:rPr>
-              <w:instrText xml:space="preserve"> PAGEREF _Toc227746300 \h </w:instrText>
+              <w:instrText xml:space="preserve"> PAGEREF _Toc227757803 \h </w:instrText>
             </w:r>
             <w:r>
               <w:rPr>
@@ -3467,7 +3467,7 @@
               <w:lang w:eastAsia="hu-HU"/>
             </w:rPr>
           </w:pPr>
-          <w:hyperlink w:anchor="_Toc227746301" w:history="1">
+          <w:hyperlink w:anchor="_Toc227757804" w:history="1">
             <w:r>
               <w:rPr>
                 <w:rStyle w:val="Hiperhivatkozs"/>
@@ -3479,7 +3479,7 @@
                   </w14:lightRig>
                 </w14:scene3d>
               </w:rPr>
-              <w:t>5.4.</w:t>
+              <w:t>5.3.</w:t>
             </w:r>
             <w:r>
               <w:rPr>
@@ -3494,7 +3494,7 @@
                 <w:rStyle w:val="Hiperhivatkozs"/>
                 <w:noProof/>
               </w:rPr>
-              <w:t>Bevitt adatok</w:t>
+              <w:t>Előfeltételek</w:t>
             </w:r>
             <w:r>
               <w:rPr>
@@ -3515,7 +3515,7 @@
                 <w:noProof/>
                 <w:webHidden/>
               </w:rPr>
-              <w:instrText xml:space="preserve"> PAGEREF _Toc227746301 \h </w:instrText>
+              <w:instrText xml:space="preserve"> PAGEREF _Toc227757804 \h </w:instrText>
             </w:r>
             <w:r>
               <w:rPr>
@@ -3555,7 +3555,7 @@
               <w:lang w:eastAsia="hu-HU"/>
             </w:rPr>
           </w:pPr>
-          <w:hyperlink w:anchor="_Toc227746302" w:history="1">
+          <w:hyperlink w:anchor="_Toc227757805" w:history="1">
             <w:r>
               <w:rPr>
                 <w:rStyle w:val="Hiperhivatkozs"/>
@@ -3567,7 +3567,7 @@
                   </w14:lightRig>
                 </w14:scene3d>
               </w:rPr>
-              <w:t>5.5.</w:t>
+              <w:t>5.4.</w:t>
             </w:r>
             <w:r>
               <w:rPr>
@@ -3582,7 +3582,7 @@
                 <w:rStyle w:val="Hiperhivatkozs"/>
                 <w:noProof/>
               </w:rPr>
-              <w:t>Várt eredmény</w:t>
+              <w:t>Bevitt adatok</w:t>
             </w:r>
             <w:r>
               <w:rPr>
@@ -3603,7 +3603,7 @@
                 <w:noProof/>
                 <w:webHidden/>
               </w:rPr>
-              <w:instrText xml:space="preserve"> PAGEREF _Toc227746302 \h </w:instrText>
+              <w:instrText xml:space="preserve"> PAGEREF _Toc227757805 \h </w:instrText>
             </w:r>
             <w:r>
               <w:rPr>
@@ -3623,7 +3623,7 @@
                 <w:noProof/>
                 <w:webHidden/>
               </w:rPr>
-              <w:t>10</w:t>
+              <w:t>9</w:t>
             </w:r>
             <w:r>
               <w:rPr>
@@ -3643,7 +3643,7 @@
               <w:lang w:eastAsia="hu-HU"/>
             </w:rPr>
           </w:pPr>
-          <w:hyperlink w:anchor="_Toc227746303" w:history="1">
+          <w:hyperlink w:anchor="_Toc227757806" w:history="1">
             <w:r>
               <w:rPr>
                 <w:rStyle w:val="Hiperhivatkozs"/>
@@ -3655,7 +3655,7 @@
                   </w14:lightRig>
                 </w14:scene3d>
               </w:rPr>
-              <w:t>5.6.</w:t>
+              <w:t>5.5.</w:t>
             </w:r>
             <w:r>
               <w:rPr>
@@ -3670,7 +3670,7 @@
                 <w:rStyle w:val="Hiperhivatkozs"/>
                 <w:noProof/>
               </w:rPr>
-              <w:t>Tesztlépések</w:t>
+              <w:t>Várt eredmény</w:t>
             </w:r>
             <w:r>
               <w:rPr>
@@ -3691,7 +3691,7 @@
                 <w:noProof/>
                 <w:webHidden/>
               </w:rPr>
-              <w:instrText xml:space="preserve"> PAGEREF _Toc227746303 \h </w:instrText>
+              <w:instrText xml:space="preserve"> PAGEREF _Toc227757806 \h </w:instrText>
             </w:r>
             <w:r>
               <w:rPr>
@@ -3731,7 +3731,7 @@
               <w:lang w:eastAsia="hu-HU"/>
             </w:rPr>
           </w:pPr>
-          <w:hyperlink w:anchor="_Toc227746304" w:history="1">
+          <w:hyperlink w:anchor="_Toc227757807" w:history="1">
             <w:r>
               <w:rPr>
                 <w:rStyle w:val="Hiperhivatkozs"/>
@@ -3743,6 +3743,94 @@
                   </w14:lightRig>
                 </w14:scene3d>
               </w:rPr>
+              <w:t>5.6.</w:t>
+            </w:r>
+            <w:r>
+              <w:rPr>
+                <w:rFonts w:eastAsiaTheme="minorEastAsia"/>
+                <w:noProof/>
+                <w:lang w:eastAsia="hu-HU"/>
+              </w:rPr>
+              <w:tab/>
+            </w:r>
+            <w:r>
+              <w:rPr>
+                <w:rStyle w:val="Hiperhivatkozs"/>
+                <w:noProof/>
+              </w:rPr>
+              <w:t>Tesztlépések</w:t>
+            </w:r>
+            <w:r>
+              <w:rPr>
+                <w:noProof/>
+                <w:webHidden/>
+              </w:rPr>
+              <w:tab/>
+            </w:r>
+            <w:r>
+              <w:rPr>
+                <w:noProof/>
+                <w:webHidden/>
+              </w:rPr>
+              <w:fldChar w:fldCharType="begin"/>
+            </w:r>
+            <w:r>
+              <w:rPr>
+                <w:noProof/>
+                <w:webHidden/>
+              </w:rPr>
+              <w:instrText xml:space="preserve"> PAGEREF _Toc227757807 \h </w:instrText>
+            </w:r>
+            <w:r>
+              <w:rPr>
+                <w:noProof/>
+                <w:webHidden/>
+              </w:rPr>
+            </w:r>
+            <w:r>
+              <w:rPr>
+                <w:noProof/>
+                <w:webHidden/>
+              </w:rPr>
+              <w:fldChar w:fldCharType="separate"/>
+            </w:r>
+            <w:r>
+              <w:rPr>
+                <w:noProof/>
+                <w:webHidden/>
+              </w:rPr>
+              <w:t>10</w:t>
+            </w:r>
+            <w:r>
+              <w:rPr>
+                <w:noProof/>
+                <w:webHidden/>
+              </w:rPr>
+              <w:fldChar w:fldCharType="end"/>
+            </w:r>
+          </w:hyperlink>
+        </w:p>
+        <w:p>
+          <w:pPr>
+            <w:pStyle w:val="TJ2"/>
+            <w:rPr>
+              <w:rFonts w:eastAsiaTheme="minorEastAsia"/>
+              <w:noProof/>
+              <w:lang w:eastAsia="hu-HU"/>
+            </w:rPr>
+          </w:pPr>
+          <w:hyperlink w:anchor="_Toc227757808" w:history="1">
+            <w:r>
+              <w:rPr>
+                <w:rStyle w:val="Hiperhivatkozs"/>
+                <w:noProof/>
+                <w14:scene3d>
+                  <w14:camera w14:prst="orthographicFront"/>
+                  <w14:lightRig w14:rig="threePt" w14:dir="t">
+                    <w14:rot w14:lat="0" w14:lon="0" w14:rev="0"/>
+                  </w14:lightRig>
+                </w14:scene3d>
+              </w:rPr>
               <w:t>5.7.</w:t>
             </w:r>
             <w:r>
@@ -3779,7 +3867,7 @@
                 <w:noProof/>
                 <w:webHidden/>
               </w:rPr>
-              <w:instrText xml:space="preserve"> PAGEREF _Toc227746304 \h </w:instrText>
+              <w:instrText xml:space="preserve"> PAGEREF _Toc227757808 \h </w:instrText>
             </w:r>
             <w:r>
               <w:rPr>
@@ -3848,7 +3936,7 @@
       <w:pPr>
         <w:pStyle w:val="Cmsor1"/>
       </w:pPr>
-      <w:bookmarkStart w:id="1" w:name="_Toc227746267"/>
+      <w:bookmarkStart w:id="1" w:name="_Toc227757770"/>
       <w:r>
         <w:lastRenderedPageBreak/>
         <w:t>Frontend tesztelés</w:t>
@@ -3862,7 +3950,7 @@
       <w:pPr>
         <w:pStyle w:val="Cmsor2"/>
       </w:pPr>
-      <w:bookmarkStart w:id="2" w:name="_Toc227746268"/>
+      <w:bookmarkStart w:id="2" w:name="_Toc227757771"/>
       <w:r>
         <w:t>Tesztelés során használt eszközök</w:t>
       </w:r>
@@ -3932,7 +4020,7 @@
       <w:pPr>
         <w:pStyle w:val="Cmsor2"/>
       </w:pPr>
-      <w:bookmarkStart w:id="3" w:name="_Toc227746269"/>
+      <w:bookmarkStart w:id="3" w:name="_Toc227757772"/>
       <w:r>
         <w:t>Tesztelés előfeltételei</w:t>
       </w:r>
@@ -4032,7 +4120,7 @@
       <w:pPr>
         <w:pStyle w:val="Cmsor2"/>
       </w:pPr>
-      <w:bookmarkStart w:id="4" w:name="_Toc227746270"/>
+      <w:bookmarkStart w:id="4" w:name="_Toc227757773"/>
       <w:r>
         <w:t>Bejelentkezés a projektbe</w:t>
       </w:r>
@@ -4067,7 +4155,7 @@
       <w:pPr>
         <w:pStyle w:val="Cmsor2"/>
       </w:pPr>
-      <w:bookmarkStart w:id="5" w:name="_Toc227746271"/>
+      <w:bookmarkStart w:id="5" w:name="_Toc227757774"/>
       <w:r>
         <w:t>Frontend URL-je</w:t>
       </w:r>
@@ -4102,7 +4190,7 @@
       <w:pPr>
         <w:pStyle w:val="Cmsor2"/>
       </w:pPr>
-      <w:bookmarkStart w:id="6" w:name="_Toc227746272"/>
+      <w:bookmarkStart w:id="6" w:name="_Toc227757775"/>
       <w:r>
         <w:t>Böngésző</w:t>
       </w:r>
@@ -4130,6 +4218,87 @@
         <w:t>Ezért a tesztek futtatásához szükséges a Firefox böngésző megléte a számítógépen.</w:t>
       </w:r>
     </w:p>
+    <w:p>
+      <w:pPr>
+        <w:pStyle w:val="Cmsor2"/>
+      </w:pPr>
+      <w:bookmarkStart w:id="7" w:name="_Toc227757776"/>
+      <w:r>
+        <w:t>Tesztek indítása</w:t>
+      </w:r>
+      <w:bookmarkEnd w:id="7"/>
+    </w:p>
+    <w:p>
+      <w:pPr>
+        <w:pStyle w:val="Listaszerbekezds"/>
+        <w:rPr>
+          <w:lang w:eastAsia="hu-HU"/>
+        </w:rPr>
+      </w:pPr>
+      <w:r>
+        <w:rPr>
+          <w:lang w:eastAsia="hu-HU"/>
+        </w:rPr>
+        <w:t>npm run test – Összes teszteset elindítása</w:t>
+      </w:r>
+    </w:p>
+    <w:p>
+      <w:pPr>
+        <w:pStyle w:val="Listaszerbekezds"/>
+        <w:rPr>
+          <w:lang w:eastAsia="hu-HU"/>
+        </w:rPr>
+      </w:pPr>
+      <w:r>
+        <w:rPr>
+          <w:lang w:eastAsia="hu-HU"/>
+        </w:rPr>
+        <w:t>npm run test:login – Bejelentkezési tesztek indítása</w:t>
+      </w:r>
+    </w:p>
+    <w:p>
+      <w:pPr>
+        <w:pStyle w:val="Listaszerbekezds"/>
+        <w:rPr>
+          <w:lang w:eastAsia="hu-HU"/>
+        </w:rPr>
+      </w:pPr>
+      <w:r>
+        <w:rPr>
+          <w:lang w:eastAsia="hu-HU"/>
+        </w:rPr>
+        <w:t>npm run test:register – Regisztrációs tesztek indítása</w:t>
+      </w:r>
+    </w:p>
+    <w:p>
+      <w:pPr>
+        <w:pStyle w:val="Listaszerbekezds"/>
+        <w:rPr>
+          <w:lang w:eastAsia="hu-HU"/>
+        </w:rPr>
+      </w:pPr>
+      <w:r>
+        <w:rPr>
+          <w:lang w:eastAsia="hu-HU"/>
+        </w:rPr>
+        <w:t>npm run test:sbmenus – Oldalsáv menü tesztek indítása</w:t>
+      </w:r>
+    </w:p>
+    <w:p>
+      <w:pPr>
+        <w:pStyle w:val="Listaszerbekezds"/>
+        <w:rPr>
+          <w:lang w:eastAsia="hu-HU"/>
+        </w:rPr>
+      </w:pPr>
+      <w:r>
+        <w:rPr>
+          <w:lang w:eastAsia="hu-HU"/>
+        </w:rPr>
+        <w:t>npm run test:warehouse – Raktár oldal tesztek indítása</w:t>
+      </w:r>
+    </w:p>
+    <w:p/>
     <w:p>
       <w:pPr>
         <w:pStyle w:val="Cmsor1"/>
@@ -4138,17 +4307,17 @@
         <w:lastRenderedPageBreak/>
         <w:t xml:space="preserve"> </w:t>
       </w:r>
-      <w:bookmarkStart w:id="7" w:name="_Toc227746273"/>
+      <w:bookmarkStart w:id="8" w:name="_Toc227757777"/>
       <w:r>
         <w:t>Bejelentkezés</w:t>
       </w:r>
-      <w:bookmarkEnd w:id="7"/>
+      <w:bookmarkEnd w:id="8"/>
     </w:p>
     <w:p>
       <w:pPr>
         <w:pStyle w:val="Cmsor2"/>
       </w:pPr>
-      <w:bookmarkStart w:id="8" w:name="_Toc227746274"/>
+      <w:bookmarkStart w:id="9" w:name="_Toc227757778"/>
       <w:r>
         <w:t>Teszt</w:t>
       </w:r>
@@ -4158,7 +4327,7 @@
       <w:r>
         <w:t>setek</w:t>
       </w:r>
-      <w:bookmarkEnd w:id="8"/>
+      <w:bookmarkEnd w:id="9"/>
     </w:p>
     <w:p>
       <w:pPr>
@@ -4233,7 +4402,7 @@
       <w:pPr>
         <w:pStyle w:val="Cmsor2"/>
       </w:pPr>
-      <w:bookmarkStart w:id="9" w:name="_Toc227746275"/>
+      <w:bookmarkStart w:id="10" w:name="_Toc227757779"/>
       <w:r>
         <w:t>Teszt</w:t>
       </w:r>
@@ -4243,7 +4412,7 @@
       <w:r>
         <w:t xml:space="preserve"> célja</w:t>
       </w:r>
-      <w:bookmarkEnd w:id="9"/>
+      <w:bookmarkEnd w:id="10"/>
     </w:p>
     <w:p>
       <w:r>
@@ -4260,11 +4429,11 @@
       <w:pPr>
         <w:pStyle w:val="Cmsor2"/>
       </w:pPr>
-      <w:bookmarkStart w:id="10" w:name="_Toc227746276"/>
+      <w:bookmarkStart w:id="11" w:name="_Toc227757780"/>
       <w:r>
         <w:t>Előfeltételek</w:t>
       </w:r>
-      <w:bookmarkEnd w:id="10"/>
+      <w:bookmarkEnd w:id="11"/>
     </w:p>
     <w:p>
       <w:pPr>
@@ -4304,11 +4473,11 @@
       <w:pPr>
         <w:pStyle w:val="Cmsor2"/>
       </w:pPr>
-      <w:bookmarkStart w:id="11" w:name="_Toc227746277"/>
+      <w:bookmarkStart w:id="12" w:name="_Toc227757781"/>
       <w:r>
         <w:t>Bevitt adatok</w:t>
       </w:r>
-      <w:bookmarkEnd w:id="11"/>
+      <w:bookmarkEnd w:id="12"/>
     </w:p>
     <w:tbl>
       <w:tblPr>
@@ -4687,11 +4856,11 @@
       <w:pPr>
         <w:pStyle w:val="Cmsor2"/>
       </w:pPr>
-      <w:bookmarkStart w:id="12" w:name="_Toc227746278"/>
+      <w:bookmarkStart w:id="13" w:name="_Toc227757782"/>
       <w:r>
         <w:t>Várt eredmény</w:t>
       </w:r>
-      <w:bookmarkEnd w:id="12"/>
+      <w:bookmarkEnd w:id="13"/>
     </w:p>
     <w:p>
       <w:pPr>
@@ -4733,11 +4902,11 @@
       <w:pPr>
         <w:pStyle w:val="Cmsor2"/>
       </w:pPr>
-      <w:bookmarkStart w:id="13" w:name="_Toc227746279"/>
+      <w:bookmarkStart w:id="14" w:name="_Toc227757783"/>
       <w:r>
         <w:t>Tesztlépések</w:t>
       </w:r>
-      <w:bookmarkEnd w:id="13"/>
+      <w:bookmarkEnd w:id="14"/>
     </w:p>
     <w:p>
       <w:pPr>
@@ -4940,11 +5109,11 @@
       <w:pPr>
         <w:pStyle w:val="Cmsor2"/>
       </w:pPr>
-      <w:bookmarkStart w:id="14" w:name="_Toc227746280"/>
+      <w:bookmarkStart w:id="15" w:name="_Toc227757784"/>
       <w:r>
         <w:t>Teszteket tartalmazó fájl útvonala</w:t>
       </w:r>
-      <w:bookmarkEnd w:id="14"/>
+      <w:bookmarkEnd w:id="15"/>
     </w:p>
     <w:p>
       <w:pPr>
@@ -4972,21 +5141,21 @@
         <w:lastRenderedPageBreak/>
         <w:t xml:space="preserve"> </w:t>
       </w:r>
-      <w:bookmarkStart w:id="15" w:name="_Toc227746281"/>
+      <w:bookmarkStart w:id="16" w:name="_Toc227757785"/>
       <w:r>
         <w:t>Regisztráció</w:t>
       </w:r>
-      <w:bookmarkEnd w:id="15"/>
+      <w:bookmarkEnd w:id="16"/>
     </w:p>
     <w:p>
       <w:pPr>
         <w:pStyle w:val="Cmsor2"/>
       </w:pPr>
-      <w:bookmarkStart w:id="16" w:name="_Toc227746282"/>
+      <w:bookmarkStart w:id="17" w:name="_Toc227757786"/>
       <w:r>
         <w:t>Tesztesetek</w:t>
       </w:r>
-      <w:bookmarkEnd w:id="16"/>
+      <w:bookmarkEnd w:id="17"/>
     </w:p>
     <w:p>
       <w:pPr>
@@ -5040,11 +5209,11 @@
       <w:pPr>
         <w:pStyle w:val="Cmsor2"/>
       </w:pPr>
-      <w:bookmarkStart w:id="17" w:name="_Toc227746283"/>
+      <w:bookmarkStart w:id="18" w:name="_Toc227757787"/>
       <w:r>
         <w:t>Tesztek célja</w:t>
       </w:r>
-      <w:bookmarkEnd w:id="17"/>
+      <w:bookmarkEnd w:id="18"/>
     </w:p>
     <w:p>
       <w:r>
@@ -5058,11 +5227,11 @@
       <w:pPr>
         <w:pStyle w:val="Cmsor2"/>
       </w:pPr>
-      <w:bookmarkStart w:id="18" w:name="_Toc227746284"/>
+      <w:bookmarkStart w:id="19" w:name="_Toc227757788"/>
       <w:r>
         <w:t>Előfeltételek</w:t>
       </w:r>
-      <w:bookmarkEnd w:id="18"/>
+      <w:bookmarkEnd w:id="19"/>
     </w:p>
     <w:p>
       <w:pPr>
@@ -5087,11 +5256,11 @@
       <w:pPr>
         <w:pStyle w:val="Cmsor2"/>
       </w:pPr>
-      <w:bookmarkStart w:id="19" w:name="_Toc227746285"/>
+      <w:bookmarkStart w:id="20" w:name="_Toc227757789"/>
       <w:r>
         <w:t>Bevitt adatok</w:t>
       </w:r>
-      <w:bookmarkEnd w:id="19"/>
+      <w:bookmarkEnd w:id="20"/>
     </w:p>
     <w:tbl>
       <w:tblPr>
@@ -6072,12 +6241,12 @@
       <w:pPr>
         <w:pStyle w:val="Cmsor2"/>
       </w:pPr>
-      <w:bookmarkStart w:id="20" w:name="_Toc227746286"/>
+      <w:bookmarkStart w:id="21" w:name="_Toc227757790"/>
       <w:r>
         <w:lastRenderedPageBreak/>
         <w:t>Várt eredmény</w:t>
       </w:r>
-      <w:bookmarkEnd w:id="20"/>
+      <w:bookmarkEnd w:id="21"/>
     </w:p>
     <w:p>
       <w:pPr>
@@ -6125,11 +6294,11 @@
       <w:pPr>
         <w:pStyle w:val="Cmsor2"/>
       </w:pPr>
-      <w:bookmarkStart w:id="21" w:name="_Toc227746287"/>
+      <w:bookmarkStart w:id="22" w:name="_Toc227757791"/>
       <w:r>
         <w:t>Tesztlépések</w:t>
       </w:r>
-      <w:bookmarkEnd w:id="21"/>
+      <w:bookmarkEnd w:id="22"/>
     </w:p>
     <w:p>
       <w:pPr>
@@ -6371,11 +6540,11 @@
       <w:pPr>
         <w:pStyle w:val="Cmsor2"/>
       </w:pPr>
-      <w:bookmarkStart w:id="22" w:name="_Toc227746288"/>
+      <w:bookmarkStart w:id="23" w:name="_Toc227757792"/>
       <w:r>
         <w:t>Teszteket tartalmazó fájl útvonala</w:t>
       </w:r>
-      <w:bookmarkEnd w:id="22"/>
+      <w:bookmarkEnd w:id="23"/>
     </w:p>
     <w:p>
       <w:pPr>
@@ -6402,21 +6571,21 @@
         <w:lastRenderedPageBreak/>
         <w:t xml:space="preserve"> </w:t>
       </w:r>
-      <w:bookmarkStart w:id="23" w:name="_Toc227746289"/>
+      <w:bookmarkStart w:id="24" w:name="_Toc227757793"/>
       <w:r>
         <w:t>Oldalsáv és profilmenü</w:t>
       </w:r>
-      <w:bookmarkEnd w:id="23"/>
+      <w:bookmarkEnd w:id="24"/>
     </w:p>
     <w:p>
       <w:pPr>
         <w:pStyle w:val="Cmsor2"/>
       </w:pPr>
-      <w:bookmarkStart w:id="24" w:name="_Toc227746290"/>
+      <w:bookmarkStart w:id="25" w:name="_Toc227757794"/>
       <w:r>
         <w:t>Tesztesetek</w:t>
       </w:r>
-      <w:bookmarkEnd w:id="24"/>
+      <w:bookmarkEnd w:id="25"/>
     </w:p>
     <w:p>
       <w:pPr>
@@ -6458,11 +6627,11 @@
       <w:pPr>
         <w:pStyle w:val="Cmsor2"/>
       </w:pPr>
-      <w:bookmarkStart w:id="25" w:name="_Toc227746291"/>
+      <w:bookmarkStart w:id="26" w:name="_Toc227757795"/>
       <w:r>
         <w:t>Tesztek célja</w:t>
       </w:r>
-      <w:bookmarkEnd w:id="25"/>
+      <w:bookmarkEnd w:id="26"/>
     </w:p>
     <w:p>
       <w:r>
@@ -6473,11 +6642,11 @@
       <w:pPr>
         <w:pStyle w:val="Cmsor2"/>
       </w:pPr>
-      <w:bookmarkStart w:id="26" w:name="_Toc227746292"/>
+      <w:bookmarkStart w:id="27" w:name="_Toc227757796"/>
       <w:r>
         <w:t>Előfeltételek</w:t>
       </w:r>
-      <w:bookmarkEnd w:id="26"/>
+      <w:bookmarkEnd w:id="27"/>
     </w:p>
     <w:p>
       <w:pPr>
@@ -6511,11 +6680,11 @@
       <w:pPr>
         <w:pStyle w:val="Cmsor2"/>
       </w:pPr>
-      <w:bookmarkStart w:id="27" w:name="_Toc227746293"/>
+      <w:bookmarkStart w:id="28" w:name="_Toc227757797"/>
       <w:r>
         <w:t>Bevitt adatok</w:t>
       </w:r>
-      <w:bookmarkEnd w:id="27"/>
+      <w:bookmarkEnd w:id="28"/>
     </w:p>
     <w:tbl>
       <w:tblPr>
@@ -6762,11 +6931,11 @@
       <w:pPr>
         <w:pStyle w:val="Cmsor2"/>
       </w:pPr>
-      <w:bookmarkStart w:id="28" w:name="_Toc227746294"/>
+      <w:bookmarkStart w:id="29" w:name="_Toc227757798"/>
       <w:r>
         <w:t>Várt eredmény</w:t>
       </w:r>
-      <w:bookmarkEnd w:id="28"/>
+      <w:bookmarkEnd w:id="29"/>
     </w:p>
     <w:p>
       <w:pPr>
@@ -6809,11 +6978,11 @@
       <w:pPr>
         <w:pStyle w:val="Cmsor2"/>
       </w:pPr>
-      <w:bookmarkStart w:id="29" w:name="_Toc227746295"/>
+      <w:bookmarkStart w:id="30" w:name="_Toc227757799"/>
       <w:r>
         <w:t>Tesztlépések</w:t>
       </w:r>
-      <w:bookmarkEnd w:id="29"/>
+      <w:bookmarkEnd w:id="30"/>
     </w:p>
     <w:p>
       <w:pPr>
@@ -6959,11 +7128,11 @@
       <w:pPr>
         <w:pStyle w:val="Cmsor2"/>
       </w:pPr>
-      <w:bookmarkStart w:id="30" w:name="_Toc227746296"/>
+      <w:bookmarkStart w:id="31" w:name="_Toc227757800"/>
       <w:r>
         <w:t>Teszteket tartalmazó fájl útvonala</w:t>
       </w:r>
-      <w:bookmarkEnd w:id="30"/>
+      <w:bookmarkEnd w:id="31"/>
     </w:p>
     <w:p>
       <w:pPr>
@@ -6989,21 +7158,21 @@
         <w:lastRenderedPageBreak/>
         <w:t xml:space="preserve"> </w:t>
       </w:r>
-      <w:bookmarkStart w:id="31" w:name="_Toc227746297"/>
+      <w:bookmarkStart w:id="32" w:name="_Toc227757801"/>
       <w:r>
         <w:t>Új termék felvétele</w:t>
       </w:r>
-      <w:bookmarkEnd w:id="31"/>
+      <w:bookmarkEnd w:id="32"/>
     </w:p>
     <w:p>
       <w:pPr>
         <w:pStyle w:val="Cmsor2"/>
       </w:pPr>
-      <w:bookmarkStart w:id="32" w:name="_Toc227746298"/>
+      <w:bookmarkStart w:id="33" w:name="_Toc227757802"/>
       <w:r>
         <w:t>Tesztesetek</w:t>
       </w:r>
-      <w:bookmarkEnd w:id="32"/>
+      <w:bookmarkEnd w:id="33"/>
     </w:p>
     <w:p>
       <w:pPr>
@@ -7077,11 +7246,11 @@
       <w:pPr>
         <w:pStyle w:val="Cmsor2"/>
       </w:pPr>
-      <w:bookmarkStart w:id="33" w:name="_Toc227746299"/>
+      <w:bookmarkStart w:id="34" w:name="_Toc227757803"/>
       <w:r>
         <w:t>Tesztek célja</w:t>
       </w:r>
-      <w:bookmarkEnd w:id="33"/>
+      <w:bookmarkEnd w:id="34"/>
     </w:p>
     <w:p>
       <w:r>
@@ -7092,11 +7261,11 @@
       <w:pPr>
         <w:pStyle w:val="Cmsor2"/>
       </w:pPr>
-      <w:bookmarkStart w:id="34" w:name="_Toc227746300"/>
+      <w:bookmarkStart w:id="35" w:name="_Toc227757804"/>
       <w:r>
         <w:t>Előfeltételek</w:t>
       </w:r>
-      <w:bookmarkEnd w:id="34"/>
+      <w:bookmarkEnd w:id="35"/>
     </w:p>
     <w:p>
       <w:pPr>
@@ -7153,11 +7322,11 @@
       <w:pPr>
         <w:pStyle w:val="Cmsor2"/>
       </w:pPr>
-      <w:bookmarkStart w:id="35" w:name="_Toc227746301"/>
+      <w:bookmarkStart w:id="36" w:name="_Toc227757805"/>
       <w:r>
         <w:t>Bevitt adatok</w:t>
       </w:r>
-      <w:bookmarkEnd w:id="35"/>
+      <w:bookmarkEnd w:id="36"/>
     </w:p>
     <w:tbl>
       <w:tblPr>
@@ -8023,11 +8192,11 @@
       <w:pPr>
         <w:pStyle w:val="Cmsor2"/>
       </w:pPr>
-      <w:bookmarkStart w:id="36" w:name="_Toc227746302"/>
+      <w:bookmarkStart w:id="37" w:name="_Toc227757806"/>
       <w:r>
         <w:t>Várt eredmény</w:t>
       </w:r>
-      <w:bookmarkEnd w:id="36"/>
+      <w:bookmarkEnd w:id="37"/>
     </w:p>
     <w:p>
       <w:pPr>
@@ -8104,11 +8273,11 @@
       <w:pPr>
         <w:pStyle w:val="Cmsor2"/>
       </w:pPr>
-      <w:bookmarkStart w:id="37" w:name="_Toc227746303"/>
+      <w:bookmarkStart w:id="38" w:name="_Toc227757807"/>
       <w:r>
         <w:t>Tesztlépések</w:t>
       </w:r>
-      <w:bookmarkEnd w:id="37"/>
+      <w:bookmarkEnd w:id="38"/>
     </w:p>
     <w:p>
       <w:pPr>
@@ -8519,11 +8688,11 @@
       <w:pPr>
         <w:pStyle w:val="Cmsor2"/>
       </w:pPr>
-      <w:bookmarkStart w:id="38" w:name="_Toc227746304"/>
+      <w:bookmarkStart w:id="39" w:name="_Toc227757808"/>
       <w:r>
         <w:t>Teszteket tartalmazó fájl útvonala</w:t>
       </w:r>
-      <w:bookmarkEnd w:id="38"/>
+      <w:bookmarkEnd w:id="39"/>
     </w:p>
     <w:p>
       <w:pPr>
@@ -8915,7 +9084,7 @@
         <v:path o:extrusionok="f" gradientshapeok="t" o:connecttype="rect"/>
         <o:lock v:ext="edit" aspectratio="t"/>
       </v:shapetype>
-      <v:shape id="_x0000_i1066" type="#_x0000_t75" style="width:159.75pt;height:173.25pt" o:bullet="t">
+      <v:shape id="_x0000_i1053" type="#_x0000_t75" style="width:159.75pt;height:173.25pt" o:bullet="t">
         <v:imagedata r:id="rId1" o:title="reka_symbol_alt"/>
       </v:shape>
     </w:pict>
@@ -13273,8 +13442,10 @@
     <w:rsid w:val="0057602C"/>
     <w:rsid w:val="005A218E"/>
     <w:rsid w:val="006325D8"/>
+    <w:rsid w:val="0066045B"/>
     <w:rsid w:val="006A63ED"/>
     <w:rsid w:val="008071BA"/>
+    <w:rsid w:val="00B62C3A"/>
     <w:rsid w:val="00E40A63"/>
     <w:rsid w:val="00F03330"/>
     <w:rsid w:val="00FA1495"/>
